--- a/docs/Life_Pilot_開發者技術文件.docx
+++ b/docs/Life_Pilot_開發者技術文件.docx
@@ -46,7 +46,7 @@
         <w:rPr>
           <w:lang w:eastAsia="zh-TW"/>
         </w:rPr>
-        <w:t>文件版本：2026-09-08</w:t>
+        <w:t>文件版本：2026-09-14</w:t>
       </w:r>
       <w:r>
         <w:rPr>
@@ -5637,6 +5637,256 @@
       <w:r>
         <w:t>新增 calendarSharingUpdated、scrollThisArea、calendarSelectEventRequired 四語系資源，並由 flutter gen-l10n 產生存取類別。</w:t>
       </w:r>
+      <w:r>
+        <w:br w:type="page"/>
+      </w:r>
+    </w:p>
+    <w:p>
+      <w:pPr>
+        <w:pStyle w:val="1"/>
+      </w:pPr>
+      <w:r>
+        <w:t>2026 年 9 月 14 日首頁回憶與資料同步修正</w:t>
+      </w:r>
+    </w:p>
+    <w:p>
+      <w:pPr>
+        <w:pStyle w:val="21"/>
+      </w:pPr>
+      <w:r>
+        <w:t>首頁行程寫入回憶</w:t>
+      </w:r>
+    </w:p>
+    <w:p>
+      <w:r>
+        <w:t>CalendarEvent 新增 country 欄位，fromJson 透過 EventCountry.normalize 將國家名稱或代碼正規化為兩碼國家代碼，缺值預設 TW；toJson 同步輸出 country。</w:t>
+      </w:r>
+    </w:p>
+    <w:p>
+      <w:pPr>
+        <w:pStyle w:val="a0"/>
+      </w:pPr>
+      <w:r>
+        <w:t>CalendarService.addCalendarEventToMemory 將 EventFields.country 寫入 memory_trace。</w:t>
+      </w:r>
+    </w:p>
+    <w:p>
+      <w:pPr>
+        <w:pStyle w:val="a0"/>
+      </w:pPr>
+      <w:r>
+        <w:t>雲端與 LocalDataStore 共用同一份 data map，避免兩種儲存模式欄位不一致。</w:t>
+      </w:r>
+    </w:p>
+    <w:p>
+      <w:pPr>
+        <w:pStyle w:val="a0"/>
+      </w:pPr>
+      <w:r>
+        <w:t>新增 calendar_event_country_test.dart，驗證缺少國家時為 TW，以及 Japan 正規化為 JP。</w:t>
+      </w:r>
+    </w:p>
+    <w:p>
+      <w:pPr>
+        <w:pStyle w:val="21"/>
+      </w:pPr>
+      <w:r>
+        <w:t>個人資料快取版本</w:t>
+      </w:r>
+    </w:p>
+    <w:p>
+      <w:r>
+        <w:t>ControllerAuth 新增 personalDataRevision。切換雲端或本機，以及完成資料清理時均遞增版本。ControllerAccountingList 與 ControllerPointRecordList 的快取範圍鍵改為登入帳號、儲存位置、個人資料版本三者組合，不再只比較電子郵件。</w:t>
+      </w:r>
+    </w:p>
+    <w:p>
+      <w:pPr>
+        <w:pStyle w:val="a0"/>
+      </w:pPr>
+      <w:r>
+        <w:t>refreshAfterPersonalDataCleanup 先重抓訂閱用量，再清除 Dashboard 與 Calendar 快取並通知 Provider。</w:t>
+      </w:r>
+    </w:p>
+    <w:p>
+      <w:pPr>
+        <w:pStyle w:val="a0"/>
+      </w:pPr>
+      <w:r>
+        <w:t>重新載入首頁城市、推薦摘要、今日資料與本月行事曆；非同步錯誤會記錄但不回復已刪除資料。</w:t>
+      </w:r>
+    </w:p>
+    <w:p>
+      <w:pPr>
+        <w:pStyle w:val="a0"/>
+      </w:pPr>
+      <w:r>
+        <w:t>同一帳號由本機切回雲端時，記帳與積分控制器也會清空舊帳戶，不再沿用相同 email 的快取。</w:t>
+      </w:r>
+    </w:p>
+    <w:p>
+      <w:pPr>
+        <w:pStyle w:val="21"/>
+      </w:pPr>
+      <w:r>
+        <w:t>共用行事曆單層捲動</w:t>
+      </w:r>
+    </w:p>
+    <w:p>
+      <w:pPr>
+        <w:pStyle w:val="a0"/>
+      </w:pPr>
+      <w:r>
+        <w:t>CalendarSharingDialog 移除三個內層 ScrollController 與固定高度 ListView，只保留 dialog 外層 ScrollController。</w:t>
+      </w:r>
+    </w:p>
+    <w:p>
+      <w:pPr>
+        <w:pStyle w:val="a0"/>
+      </w:pPr>
+      <w:r>
+        <w:t>新增 _expandableSection，利用 ExpansionTile 呈現可分享事件、已送出與已收到區塊。</w:t>
+      </w:r>
+    </w:p>
+    <w:p>
+      <w:pPr>
+        <w:pStyle w:val="a0"/>
+      </w:pPr>
+      <w:r>
+        <w:t>分享事件與邀請內容改用外層 Column 子項目，個別已送出邀請仍以箭頭展開事件明細，但不建立第二層捲動。</w:t>
+      </w:r>
+    </w:p>
+    <w:p>
+      <w:pPr>
+        <w:pStyle w:val="a0"/>
+      </w:pPr>
+      <w:r>
+        <w:t>declined 與 revoked 邀請改用一般 ListTile，不提供展開箭頭。</w:t>
+      </w:r>
+    </w:p>
+    <w:p>
+      <w:pPr>
+        <w:pStyle w:val="21"/>
+      </w:pPr>
+      <w:r>
+        <w:t>拒絕邀請後的資料一致性</w:t>
+      </w:r>
+    </w:p>
+    <w:p>
+      <w:r>
+        <w:t>ServiceCalendarSharing.load 只保留 pending 或 accepted 的已送出邀請明細。Migration 20260914100000_clear_declined_calendar_share_details.sql 重建 respond_calendar_invitation；p_accept=false 時，在更新邀請狀態後刪除 calendar_share_events 中相同 invitation_id 的資料。</w:t>
+      </w:r>
+    </w:p>
+    <w:p>
+      <w:pPr>
+        <w:pStyle w:val="a0"/>
+      </w:pPr>
+      <w:r>
+        <w:t>函式維持 SECURITY DEFINER 與空 search_path。</w:t>
+      </w:r>
+    </w:p>
+    <w:p>
+      <w:pPr>
+        <w:pStyle w:val="a0"/>
+      </w:pPr>
+      <w:r>
+        <w:t>只有受邀帳號能回覆；pending 可接受或拒絕，accepted 只能改為拒絕或停止接收。</w:t>
+      </w:r>
+    </w:p>
+    <w:p>
+      <w:pPr>
+        <w:pStyle w:val="a0"/>
+      </w:pPr>
+      <w:r>
+        <w:t>撤銷或拒絕後，RLS 查詢與前端狀態均不再暴露舊明細。</w:t>
+      </w:r>
+    </w:p>
+    <w:p>
+      <w:pPr>
+        <w:pStyle w:val="a0"/>
+      </w:pPr>
+      <w:r>
+        <w:t>部署時必須在 Supabase 執行新增 migration，否則前端雖隱藏明細，資料庫舊明細仍會保留。</w:t>
+      </w:r>
+    </w:p>
+    <w:p>
+      <w:pPr>
+        <w:pStyle w:val="21"/>
+      </w:pPr>
+      <w:r>
+        <w:t>訂閱多國語系</w:t>
+      </w:r>
+    </w:p>
+    <w:p>
+      <w:pPr>
+        <w:pStyle w:val="a0"/>
+      </w:pPr>
+      <w:r>
+        <w:t>四個 ARB 新增 subscriptionCloudVersionName、subscriptionLocalVersionName、subscriptionNextCloudVersionName 與 subscriptionNextLocalVersionName。</w:t>
+      </w:r>
+    </w:p>
+    <w:p>
+      <w:pPr>
+        <w:pStyle w:val="a0"/>
+      </w:pPr>
+      <w:r>
+        <w:t>PageSubscriptionPlans 依最新定價版本動態產生雲端或本機方案名稱。</w:t>
+      </w:r>
+    </w:p>
+    <w:p>
+      <w:pPr>
+        <w:pStyle w:val="a0"/>
+      </w:pPr>
+      <w:r>
+        <w:t>免費帳戶提醒的顯示條件改為 currentPeriodEnd 為空且 subscription.isPlus 為 false。</w:t>
+      </w:r>
+    </w:p>
+    <w:p>
+      <w:pPr>
+        <w:pStyle w:val="21"/>
+      </w:pPr>
+      <w:r>
+        <w:t>共用行事曆區塊順序與關鍵字搜尋</w:t>
+      </w:r>
+    </w:p>
+    <w:p>
+      <w:pPr>
+        <w:pStyle w:val="a0"/>
+      </w:pPr>
+      <w:r>
+        <w:t>CalendarSharingDialog 新增 sent、received、event 三個 TextEditingController，並在 dispose 釋放。</w:t>
+      </w:r>
+    </w:p>
+    <w:p>
+      <w:pPr>
+        <w:pStyle w:val="a0"/>
+      </w:pPr>
+      <w:r>
+        <w:t>FutureBuilder 取得 CalendarSharingState 後先建立 filtered sent、received 與 shareableEvents，再交由 ExpansionTile 顯示。</w:t>
+      </w:r>
+    </w:p>
+    <w:p>
+      <w:pPr>
+        <w:pStyle w:val="a0"/>
+      </w:pPr>
+      <w:r>
+        <w:t>帳號搜尋採 trim、lowercase 與 contains；事件搜尋同時比對名稱、本地化短日期、yyyy-MM-dd 與 yyyy/M/d。</w:t>
+      </w:r>
+    </w:p>
+    <w:p>
+      <w:pPr>
+        <w:pStyle w:val="a0"/>
+      </w:pPr>
+      <w:r>
+        <w:t>區塊順序固定為 calendarSentInvitations、calendarReceivedInvitations、calendarShareEvents；initiallyExpanded 維持 false。</w:t>
+      </w:r>
+    </w:p>
+    <w:p>
+      <w:pPr>
+        <w:pStyle w:val="a0"/>
+      </w:pPr>
+      <w:r>
+        <w:t>篩選狀態下的全選會 addAll 或 removeAll 目前 shareableEvents，不會清空被篩選隱藏的既有選取。</w:t>
+      </w:r>
     </w:p>
     <w:sectPr>
       <w:footerReference w:type="default" r:id="rId8"/>

--- a/docs/Life_Pilot_開發者技術文件.docx
+++ b/docs/Life_Pilot_開發者技術文件.docx
@@ -5888,6 +5888,99 @@
         <w:t>篩選狀態下的全選會 addAll 或 removeAll 目前 shareableEvents，不會清空被篩選隱藏的既有選取。</w:t>
       </w:r>
     </w:p>
+    <w:p>
+      <w:pPr>
+        <w:pStyle w:val="21"/>
+      </w:pPr>
+      <w:r>
+        <w:t>行事曆事件記帳帳戶關聯</w:t>
+      </w:r>
+    </w:p>
+    <w:p>
+      <w:r>
+        <w:t>AccountingPreview 新增 nullable eventId。由首頁完成事件或行事曆 Coin 流程建立記帳預覽時，將 CalendarEvent.id 傳入 PageAccountingDetail，並由批次新增流程寫入 accounting_detail.event_id。</w:t>
+      </w:r>
+    </w:p>
+    <w:p>
+      <w:pPr>
+        <w:pStyle w:val="a0"/>
+      </w:pPr>
+      <w:r>
+        <w:t>ServiceAccounting.insertRecordsBatch 將 event_id 放入 RPC records JSON；本機 LocalDataStore 以相同欄位保存，不需額外 schema migration。</w:t>
+      </w:r>
+    </w:p>
+    <w:p>
+      <w:pPr>
+        <w:pStyle w:val="a0"/>
+      </w:pPr>
+      <w:r>
+        <w:t>ServiceAccounting.findAccountByEventId 先保留舊版事件專用帳戶相容查詢，再依 accounting_detail.event_id 尋找最近一筆明細的 account_id。</w:t>
+      </w:r>
+    </w:p>
+    <w:p>
+      <w:pPr>
+        <w:pStyle w:val="a0"/>
+      </w:pPr>
+      <w:r>
+        <w:t>同一事件連到多個帳戶時，以 date 由新到舊排序並取第一筆；帳戶必須仍屬目前使用者且為有效狀態。</w:t>
+      </w:r>
+    </w:p>
+    <w:p>
+      <w:pPr>
+        <w:pStyle w:val="a0"/>
+      </w:pPr>
+      <w:r>
+        <w:t>雲端需部署 migration 20260914110000_link_accounting_details_to_calendar_events.sql；內容包含 event_id 欄位、局部索引及 add_accountings_batch2 RPC 更新。</w:t>
+      </w:r>
+    </w:p>
+    <w:p>
+      <w:pPr>
+        <w:pStyle w:val="a0"/>
+      </w:pPr>
+      <w:r>
+        <w:t>既有明細未保存 event_id 時無法可靠反推事件；查不到關聯時回到帳戶選擇流程，避免誤開其他帳戶。</w:t>
+      </w:r>
+    </w:p>
+    <w:p>
+      <w:pPr>
+        <w:pStyle w:val="a0"/>
+      </w:pPr>
+      <w:r>
+        <w:t>首頁推薦活動與推薦景點卡片在首次加入行事曆前顯示確認對話框，取消後立即 return，不再繼續新增或統計操作。</w:t>
+      </w:r>
+    </w:p>
+    <w:p>
+      <w:pPr>
+        <w:pStyle w:val="21"/>
+      </w:pPr>
+      <w:r>
+        <w:t>首頁帳戶選單響應式版面</w:t>
+      </w:r>
+    </w:p>
+    <w:p>
+      <w:pPr>
+        <w:pStyle w:val="a0"/>
+      </w:pPr>
+      <w:r>
+        <w:t>DashboardCardHeader 以 LayoutBuilder、TextPainter 與目前文字縮放比例計算標題所需寬度，再與 trailingWidth 比較可用寬度。</w:t>
+      </w:r>
+    </w:p>
+    <w:p>
+      <w:pPr>
+        <w:pStyle w:val="a0"/>
+      </w:pPr>
+      <w:r>
+        <w:t>標題與操作元件合計放得下時使用同一列；空間不足時改為上下排列。判斷不依平台或固定手機斷點，因此手機與 Web 使用一致規則。</w:t>
+      </w:r>
+    </w:p>
+    <w:p>
+      <w:pPr>
+        <w:pStyle w:val="a0"/>
+      </w:pPr>
+      <w:r>
+        <w:t>記帳與積分操作區保留 236 logical pixels，供新增按鈕、間距及帳戶選單使用；推薦活動與景點的城市操作區保留 160 logical pixels。標題允許自然換行並完整顯示，帳戶名稱與城市名稱維持單行省略保護。</w:t>
+      </w:r>
+    </w:p>
     <w:sectPr>
       <w:footerReference w:type="default" r:id="rId8"/>
       <w:pgSz w:w="12240" w:h="15840"/>

--- a/docs/Life_Pilot_開發者技術文件.docx
+++ b/docs/Life_Pilot_開發者技術文件.docx
@@ -5980,6 +5980,586 @@
       <w:r>
         <w:t>記帳與積分操作區保留 236 logical pixels，供新增按鈕、間距及帳戶選單使用；推薦活動與景點的城市操作區保留 160 logical pixels。標題允許自然換行並完整顯示，帳戶名稱與城市名稱維持單行省略保護。</w:t>
       </w:r>
+      <w:r>
+        <w:br w:type="page"/>
+      </w:r>
+    </w:p>
+    <w:p>
+      <w:pPr>
+        <w:pStyle w:val="1"/>
+      </w:pPr>
+      <w:r>
+        <w:t>2026 年 9 月推薦內容與行程串接更新</w:t>
+      </w:r>
+    </w:p>
+    <w:p>
+      <w:pPr>
+        <w:spacing w:after="160"/>
+      </w:pPr>
+      <w:r>
+        <w:t>本章記錄推薦內容轉行事曆、首頁快取更新與完成行程延伸資料的實作契約，供後續維護與回歸測試使用。</w:t>
+      </w:r>
+    </w:p>
+    <w:p>
+      <w:pPr>
+        <w:pStyle w:val="21"/>
+      </w:pPr>
+      <w:r>
+        <w:t>推薦內容轉單日行程</w:t>
+      </w:r>
+    </w:p>
+    <w:p>
+      <w:pPr>
+        <w:pStyle w:val="a0"/>
+        <w:spacing w:after="80"/>
+      </w:pPr>
+      <w:r>
+        <w:t>首頁與完整推薦頁共用日期時間確認元件。呼叫端必須等待使用者確認；回傳 null 時立即結束，不得寫入行事曆。</w:t>
+      </w:r>
+    </w:p>
+    <w:p>
+      <w:pPr>
+        <w:pStyle w:val="a0"/>
+        <w:spacing w:after="80"/>
+      </w:pPr>
+      <w:r>
+        <w:t>推薦活動與推薦景點寫入 CalendarEvent 時，start_date 與 start_time 採確認視窗回傳值，end_date 固定為 null，避免來源活動的跨日區間直接複製成個人行程。</w:t>
+      </w:r>
+    </w:p>
+    <w:p>
+      <w:pPr>
+        <w:pStyle w:val="a0"/>
+        <w:spacing w:after="80"/>
+      </w:pPr>
+      <w:r>
+        <w:t>重複資料檢查仍在建立前執行；重複提示使用中性文案，避免推薦活動與景點頁出現不一致的欄位名稱。</w:t>
+      </w:r>
+    </w:p>
+    <w:p>
+      <w:pPr>
+        <w:pStyle w:val="a0"/>
+        <w:spacing w:after="80"/>
+      </w:pPr>
+      <w:r>
+        <w:t>寫入成功後必須使受影響月份的行事曆快取失效。首頁另外將新事件日期轉為裝置本地時區，再判斷是否位於今天起三天內。</w:t>
+      </w:r>
+    </w:p>
+    <w:p>
+      <w:pPr>
+        <w:pStyle w:val="21"/>
+      </w:pPr>
+      <w:r>
+        <w:t>完成行程資料流</w:t>
+      </w:r>
+    </w:p>
+    <w:tbl>
+      <w:tblPr>
+        <w:tblStyle w:val="aff2"/>
+        <w:tblW w:type="auto" w:w="0"/>
+        <w:tblLayout w:type="autofit"/>
+        <w:tblLook w:firstColumn="1" w:firstRow="1" w:lastColumn="0" w:lastRow="0" w:noHBand="0" w:noVBand="1" w:val="04A0"/>
+      </w:tblPr>
+      <w:tblGrid>
+        <w:gridCol w:w="2493"/>
+        <w:gridCol w:w="2493"/>
+        <w:gridCol w:w="2493"/>
+        <w:gridCol w:w="2493"/>
+      </w:tblGrid>
+      <w:tr>
+        <w:trPr>
+          <w:tblHeader w:val="true"/>
+        </w:trPr>
+        <w:tc>
+          <w:tcPr>
+            <w:tcW w:type="dxa" w:w="2493"/>
+            <w:vAlign w:val="center"/>
+            <w:tcMar>
+              <w:top w:w="90" w:type="dxa"/>
+              <w:left w:w="110" w:type="dxa"/>
+              <w:bottom w:w="90" w:type="dxa"/>
+              <w:right w:w="110" w:type="dxa"/>
+            </w:tcMar>
+            <w:shd w:fill="D9EAF7"/>
+          </w:tcPr>
+          <w:p>
+            <w:pPr>
+              <w:spacing w:after="40" w:line="259" w:lineRule="auto"/>
+            </w:pPr>
+            <w:r>
+              <w:rPr>
+                <w:b/>
+                <w:sz w:val="21"/>
+              </w:rPr>
+              <w:t>資料</w:t>
+            </w:r>
+          </w:p>
+        </w:tc>
+        <w:tc>
+          <w:tcPr>
+            <w:tcW w:type="dxa" w:w="2493"/>
+            <w:vAlign w:val="center"/>
+            <w:tcMar>
+              <w:top w:w="90" w:type="dxa"/>
+              <w:left w:w="110" w:type="dxa"/>
+              <w:bottom w:w="90" w:type="dxa"/>
+              <w:right w:w="110" w:type="dxa"/>
+            </w:tcMar>
+            <w:shd w:fill="D9EAF7"/>
+          </w:tcPr>
+          <w:p>
+            <w:pPr>
+              <w:spacing w:after="40" w:line="259" w:lineRule="auto"/>
+            </w:pPr>
+            <w:r>
+              <w:rPr>
+                <w:b/>
+                <w:sz w:val="21"/>
+              </w:rPr>
+              <w:t>必要輸入</w:t>
+            </w:r>
+          </w:p>
+        </w:tc>
+        <w:tc>
+          <w:tcPr>
+            <w:tcW w:type="dxa" w:w="2493"/>
+            <w:vAlign w:val="center"/>
+            <w:tcMar>
+              <w:top w:w="90" w:type="dxa"/>
+              <w:left w:w="110" w:type="dxa"/>
+              <w:bottom w:w="90" w:type="dxa"/>
+              <w:right w:w="110" w:type="dxa"/>
+            </w:tcMar>
+            <w:shd w:fill="D9EAF7"/>
+          </w:tcPr>
+          <w:p>
+            <w:pPr>
+              <w:spacing w:after="40" w:line="259" w:lineRule="auto"/>
+            </w:pPr>
+            <w:r>
+              <w:rPr>
+                <w:b/>
+                <w:sz w:val="21"/>
+              </w:rPr>
+              <w:t>日期時間來源</w:t>
+            </w:r>
+          </w:p>
+        </w:tc>
+        <w:tc>
+          <w:tcPr>
+            <w:tcW w:type="dxa" w:w="2493"/>
+            <w:vAlign w:val="center"/>
+            <w:tcMar>
+              <w:top w:w="90" w:type="dxa"/>
+              <w:left w:w="110" w:type="dxa"/>
+              <w:bottom w:w="90" w:type="dxa"/>
+              <w:right w:w="110" w:type="dxa"/>
+            </w:tcMar>
+            <w:shd w:fill="D9EAF7"/>
+          </w:tcPr>
+          <w:p>
+            <w:pPr>
+              <w:spacing w:after="40" w:line="259" w:lineRule="auto"/>
+            </w:pPr>
+            <w:r>
+              <w:rPr>
+                <w:b/>
+                <w:sz w:val="21"/>
+              </w:rPr>
+              <w:t>儲存後處理</w:t>
+            </w:r>
+          </w:p>
+        </w:tc>
+      </w:tr>
+      <w:tr>
+        <w:tc>
+          <w:tcPr>
+            <w:tcW w:type="dxa" w:w="2493"/>
+            <w:vAlign w:val="center"/>
+            <w:tcMar>
+              <w:top w:w="90" w:type="dxa"/>
+              <w:left w:w="110" w:type="dxa"/>
+              <w:bottom w:w="90" w:type="dxa"/>
+              <w:right w:w="110" w:type="dxa"/>
+            </w:tcMar>
+          </w:tcPr>
+          <w:p>
+            <w:pPr>
+              <w:spacing w:after="40" w:line="259" w:lineRule="auto"/>
+            </w:pPr>
+            <w:r>
+              <w:rPr>
+                <w:sz w:val="21"/>
+              </w:rPr>
+              <w:t>回憶</w:t>
+            </w:r>
+          </w:p>
+        </w:tc>
+        <w:tc>
+          <w:tcPr>
+            <w:tcW w:type="dxa" w:w="2493"/>
+            <w:vAlign w:val="center"/>
+            <w:tcMar>
+              <w:top w:w="90" w:type="dxa"/>
+              <w:left w:w="110" w:type="dxa"/>
+              <w:bottom w:w="90" w:type="dxa"/>
+              <w:right w:w="110" w:type="dxa"/>
+            </w:tcMar>
+          </w:tcPr>
+          <w:p>
+            <w:pPr>
+              <w:spacing w:after="40" w:line="259" w:lineRule="auto"/>
+            </w:pPr>
+            <w:r>
+              <w:rPr>
+                <w:sz w:val="21"/>
+              </w:rPr>
+              <w:t>事件與使用者選填內容</w:t>
+            </w:r>
+          </w:p>
+        </w:tc>
+        <w:tc>
+          <w:tcPr>
+            <w:tcW w:type="dxa" w:w="2493"/>
+            <w:vAlign w:val="center"/>
+            <w:tcMar>
+              <w:top w:w="90" w:type="dxa"/>
+              <w:left w:w="110" w:type="dxa"/>
+              <w:bottom w:w="90" w:type="dxa"/>
+              <w:right w:w="110" w:type="dxa"/>
+            </w:tcMar>
+          </w:tcPr>
+          <w:p>
+            <w:pPr>
+              <w:spacing w:after="40" w:line="259" w:lineRule="auto"/>
+            </w:pPr>
+            <w:r>
+              <w:rPr>
+                <w:sz w:val="21"/>
+              </w:rPr>
+              <w:t>完成流程選定時間</w:t>
+            </w:r>
+          </w:p>
+        </w:tc>
+        <w:tc>
+          <w:tcPr>
+            <w:tcW w:type="dxa" w:w="2493"/>
+            <w:vAlign w:val="center"/>
+            <w:tcMar>
+              <w:top w:w="90" w:type="dxa"/>
+              <w:left w:w="110" w:type="dxa"/>
+              <w:bottom w:w="90" w:type="dxa"/>
+              <w:right w:w="110" w:type="dxa"/>
+            </w:tcMar>
+          </w:tcPr>
+          <w:p>
+            <w:pPr>
+              <w:spacing w:after="40" w:line="259" w:lineRule="auto"/>
+            </w:pPr>
+            <w:r>
+              <w:rPr>
+                <w:sz w:val="21"/>
+              </w:rPr>
+              <w:t>重新整理回憶額度與相關清單。</w:t>
+            </w:r>
+          </w:p>
+        </w:tc>
+      </w:tr>
+      <w:tr>
+        <w:tc>
+          <w:tcPr>
+            <w:tcW w:type="dxa" w:w="2493"/>
+            <w:vAlign w:val="center"/>
+            <w:tcMar>
+              <w:top w:w="90" w:type="dxa"/>
+              <w:left w:w="110" w:type="dxa"/>
+              <w:bottom w:w="90" w:type="dxa"/>
+              <w:right w:w="110" w:type="dxa"/>
+            </w:tcMar>
+            <w:shd w:fill="F7FAFC"/>
+          </w:tcPr>
+          <w:p>
+            <w:pPr>
+              <w:spacing w:after="40" w:line="259" w:lineRule="auto"/>
+            </w:pPr>
+            <w:r>
+              <w:rPr>
+                <w:sz w:val="21"/>
+              </w:rPr>
+              <w:t>收支</w:t>
+            </w:r>
+          </w:p>
+        </w:tc>
+        <w:tc>
+          <w:tcPr>
+            <w:tcW w:type="dxa" w:w="2493"/>
+            <w:vAlign w:val="center"/>
+            <w:tcMar>
+              <w:top w:w="90" w:type="dxa"/>
+              <w:left w:w="110" w:type="dxa"/>
+              <w:bottom w:w="90" w:type="dxa"/>
+              <w:right w:w="110" w:type="dxa"/>
+            </w:tcMar>
+            <w:shd w:fill="F7FAFC"/>
+          </w:tcPr>
+          <w:p>
+            <w:pPr>
+              <w:spacing w:after="40" w:line="259" w:lineRule="auto"/>
+            </w:pPr>
+            <w:r>
+              <w:rPr>
+                <w:sz w:val="21"/>
+              </w:rPr>
+              <w:t>帳戶、收支別、金額、分類</w:t>
+            </w:r>
+          </w:p>
+        </w:tc>
+        <w:tc>
+          <w:tcPr>
+            <w:tcW w:type="dxa" w:w="2493"/>
+            <w:vAlign w:val="center"/>
+            <w:tcMar>
+              <w:top w:w="90" w:type="dxa"/>
+              <w:left w:w="110" w:type="dxa"/>
+              <w:bottom w:w="90" w:type="dxa"/>
+              <w:right w:w="110" w:type="dxa"/>
+            </w:tcMar>
+            <w:shd w:fill="F7FAFC"/>
+          </w:tcPr>
+          <w:p>
+            <w:pPr>
+              <w:spacing w:after="40" w:line="259" w:lineRule="auto"/>
+            </w:pPr>
+            <w:r>
+              <w:rPr>
+                <w:sz w:val="21"/>
+              </w:rPr>
+              <w:t>完成流程共用日期時間</w:t>
+            </w:r>
+          </w:p>
+        </w:tc>
+        <w:tc>
+          <w:tcPr>
+            <w:tcW w:type="dxa" w:w="2493"/>
+            <w:vAlign w:val="center"/>
+            <w:tcMar>
+              <w:top w:w="90" w:type="dxa"/>
+              <w:left w:w="110" w:type="dxa"/>
+              <w:bottom w:w="90" w:type="dxa"/>
+              <w:right w:w="110" w:type="dxa"/>
+            </w:tcMar>
+            <w:shd w:fill="F7FAFC"/>
+          </w:tcPr>
+          <w:p>
+            <w:pPr>
+              <w:spacing w:after="40" w:line="259" w:lineRule="auto"/>
+            </w:pPr>
+            <w:r>
+              <w:rPr>
+                <w:sz w:val="21"/>
+              </w:rPr>
+              <w:t>寫入 event_id，供日後由事件直接開啟原帳戶。</w:t>
+            </w:r>
+          </w:p>
+        </w:tc>
+      </w:tr>
+      <w:tr>
+        <w:tc>
+          <w:tcPr>
+            <w:tcW w:type="dxa" w:w="2493"/>
+            <w:vAlign w:val="center"/>
+            <w:tcMar>
+              <w:top w:w="90" w:type="dxa"/>
+              <w:left w:w="110" w:type="dxa"/>
+              <w:bottom w:w="90" w:type="dxa"/>
+              <w:right w:w="110" w:type="dxa"/>
+            </w:tcMar>
+          </w:tcPr>
+          <w:p>
+            <w:pPr>
+              <w:spacing w:after="40" w:line="259" w:lineRule="auto"/>
+            </w:pPr>
+            <w:r>
+              <w:rPr>
+                <w:sz w:val="21"/>
+              </w:rPr>
+              <w:t>積分</w:t>
+            </w:r>
+          </w:p>
+        </w:tc>
+        <w:tc>
+          <w:tcPr>
+            <w:tcW w:type="dxa" w:w="2493"/>
+            <w:vAlign w:val="center"/>
+            <w:tcMar>
+              <w:top w:w="90" w:type="dxa"/>
+              <w:left w:w="110" w:type="dxa"/>
+              <w:bottom w:w="90" w:type="dxa"/>
+              <w:right w:w="110" w:type="dxa"/>
+            </w:tcMar>
+          </w:tcPr>
+          <w:p>
+            <w:pPr>
+              <w:spacing w:after="40" w:line="259" w:lineRule="auto"/>
+            </w:pPr>
+            <w:r>
+              <w:rPr>
+                <w:sz w:val="21"/>
+              </w:rPr>
+              <w:t>帳戶、加減分、分數、分類</w:t>
+            </w:r>
+          </w:p>
+        </w:tc>
+        <w:tc>
+          <w:tcPr>
+            <w:tcW w:type="dxa" w:w="2493"/>
+            <w:vAlign w:val="center"/>
+            <w:tcMar>
+              <w:top w:w="90" w:type="dxa"/>
+              <w:left w:w="110" w:type="dxa"/>
+              <w:bottom w:w="90" w:type="dxa"/>
+              <w:right w:w="110" w:type="dxa"/>
+            </w:tcMar>
+          </w:tcPr>
+          <w:p>
+            <w:pPr>
+              <w:spacing w:after="40" w:line="259" w:lineRule="auto"/>
+            </w:pPr>
+            <w:r>
+              <w:rPr>
+                <w:sz w:val="21"/>
+              </w:rPr>
+              <w:t>完成流程共用日期時間</w:t>
+            </w:r>
+          </w:p>
+        </w:tc>
+        <w:tc>
+          <w:tcPr>
+            <w:tcW w:type="dxa" w:w="2493"/>
+            <w:vAlign w:val="center"/>
+            <w:tcMar>
+              <w:top w:w="90" w:type="dxa"/>
+              <w:left w:w="110" w:type="dxa"/>
+              <w:bottom w:w="90" w:type="dxa"/>
+              <w:right w:w="110" w:type="dxa"/>
+            </w:tcMar>
+          </w:tcPr>
+          <w:p>
+            <w:pPr>
+              <w:spacing w:after="40" w:line="259" w:lineRule="auto"/>
+            </w:pPr>
+            <w:r>
+              <w:rPr>
+                <w:sz w:val="21"/>
+              </w:rPr>
+              <w:t>保留與事件一致的時間以利追蹤。</w:t>
+            </w:r>
+          </w:p>
+        </w:tc>
+      </w:tr>
+    </w:tbl>
+    <w:p>
+      <w:pPr>
+        <w:pStyle w:val="21"/>
+      </w:pPr>
+      <w:r>
+        <w:t>日期時間與相容性</w:t>
+      </w:r>
+    </w:p>
+    <w:p>
+      <w:pPr>
+        <w:pStyle w:val="a0"/>
+        <w:spacing w:after="80"/>
+      </w:pPr>
+      <w:r>
+        <w:t>日期與時間應先組合成單一 DateTime，再由既有資料服務轉成資料庫所需格式。不得分別套用不同的現在時間。</w:t>
+      </w:r>
+    </w:p>
+    <w:p>
+      <w:pPr>
+        <w:pStyle w:val="a0"/>
+        <w:spacing w:after="80"/>
+      </w:pPr>
+      <w:r>
+        <w:t>首頁即時更新使用 DateTimeParser.parseDate 後轉為本地時區，避免 UTC 午夜造成事件被判定為前一天。</w:t>
+      </w:r>
+    </w:p>
+    <w:p>
+      <w:pPr>
+        <w:pStyle w:val="a0"/>
+        <w:spacing w:after="80"/>
+      </w:pPr>
+      <w:r>
+        <w:t>確認視窗的多國語系涵蓋繁體中文、英文、日文與韓文；新增欄位不得直接硬編碼畫面文字。</w:t>
+      </w:r>
+    </w:p>
+    <w:p>
+      <w:pPr>
+        <w:pStyle w:val="a0"/>
+        <w:spacing w:after="80"/>
+      </w:pPr>
+      <w:r>
+        <w:t>這一輪只修改 Flutter 程式與測試，不需要新增 Supabase migration。</w:t>
+      </w:r>
+      <w:r>
+        <w:br w:type="page"/>
+      </w:r>
+    </w:p>
+    <w:p>
+      <w:pPr>
+        <w:pStyle w:val="1"/>
+      </w:pPr>
+      <w:r>
+        <w:t>2026 年 9 月首頁資訊收合更新</w:t>
+      </w:r>
+    </w:p>
+    <w:p>
+      <w:r>
+        <w:t>首頁收合狀態由 PageHome 管理，摘要卡片只接收狀態與切換回呼，避免各卡片自行保存不一致的狀態。</w:t>
+      </w:r>
+    </w:p>
+    <w:p>
+      <w:pPr>
+        <w:pStyle w:val="21"/>
+      </w:pPr>
+      <w:r>
+        <w:t>狀態與元件契約</w:t>
+      </w:r>
+    </w:p>
+    <w:p>
+      <w:pPr>
+        <w:pStyle w:val="a0"/>
+        <w:spacing w:after="80"/>
+      </w:pPr>
+      <w:r>
+        <w:t>PageHome 為推薦活動、推薦景點、記帳與積分各保存一個初始為 false 的展開狀態。</w:t>
+      </w:r>
+    </w:p>
+    <w:p>
+      <w:pPr>
+        <w:pStyle w:val="a0"/>
+        <w:spacing w:after="80"/>
+      </w:pPr>
+      <w:r>
+        <w:t>四張摘要卡新增 isExpanded 與 onExpansionChanged；標頭永遠建立，內容使用條件式 widget list，只在展開時建立。</w:t>
+      </w:r>
+    </w:p>
+    <w:p>
+      <w:pPr>
+        <w:pStyle w:val="a0"/>
+        <w:spacing w:after="80"/>
+      </w:pPr>
+      <w:r>
+        <w:t>收合時隱藏城市選單、帳戶選單與快速新增按鈕，保留完整標題與箭頭；展開時以 AnimatedRotation 顯示方向變化。</w:t>
+      </w:r>
+    </w:p>
+    <w:p>
+      <w:pPr>
+        <w:pStyle w:val="a0"/>
+        <w:spacing w:after="80"/>
+      </w:pPr>
+      <w:r>
+        <w:t>ModelDashboard 的資料生命週期與 TodayScheduleCard 完成行程流程未綁定展開狀態，因此收合不會阻止回憶、收支或積分寫入。</w:t>
+      </w:r>
     </w:p>
     <w:sectPr>
       <w:footerReference w:type="default" r:id="rId8"/>

--- a/docs/Life_Pilot_開發者技術文件.docx
+++ b/docs/Life_Pilot_開發者技術文件.docx
@@ -2,22 +2,12 @@
 <file path=word/document.xml><?xml version="1.0" encoding="utf-8"?>
 <w:document xmlns:wpc="http://schemas.microsoft.com/office/word/2010/wordprocessingCanvas" xmlns:mo="http://schemas.microsoft.com/office/mac/office/2008/main" xmlns:mc="http://schemas.openxmlformats.org/markup-compatibility/2006" xmlns:mv="urn:schemas-microsoft-com:mac:vml" xmlns:o="urn:schemas-microsoft-com:office:office" xmlns:r="http://schemas.openxmlformats.org/officeDocument/2006/relationships" xmlns:m="http://schemas.openxmlformats.org/officeDocument/2006/math" xmlns:v="urn:schemas-microsoft-com:vml" xmlns:wp14="http://schemas.microsoft.com/office/word/2010/wordprocessingDrawing" xmlns:wp="http://schemas.openxmlformats.org/drawingml/2006/wordprocessingDrawing" xmlns:w10="urn:schemas-microsoft-com:office:word" xmlns:w="http://schemas.openxmlformats.org/wordprocessingml/2006/main" xmlns:w14="http://schemas.microsoft.com/office/word/2010/wordml" xmlns:wpg="http://schemas.microsoft.com/office/word/2010/wordprocessingGroup" xmlns:wpi="http://schemas.microsoft.com/office/word/2010/wordprocessingInk" xmlns:wne="http://schemas.microsoft.com/office/word/2006/wordml" xmlns:wps="http://schemas.microsoft.com/office/word/2010/wordprocessingShape" mc:Ignorable="w14 wp14">
   <w:body>
-    <w:p/>
-    <w:p/>
-    <w:p/>
-    <w:p/>
     <w:p>
       <w:pPr>
         <w:pStyle w:val="Title"/>
       </w:pPr>
       <w:r>
-        <w:rPr>
-          <w:rFonts w:ascii="Noto Sans CJK TC" w:hAnsi="Noto Sans CJK TC" w:eastAsia="Noto Sans CJK TC"/>
-          <w:b/>
-          <w:color w:val="000000"/>
-          <w:sz w:val="50"/>
-        </w:rPr>
-        <w:t>Life Pilot 開發者技術文件</w:t>
+        <w:t>LIFE PILOT</w:t>
       </w:r>
     </w:p>
     <w:p>
@@ -26,25 +16,12 @@
       </w:pPr>
       <w:r>
         <w:rPr>
-          <w:rFonts w:ascii="Noto Sans CJK TC" w:hAnsi="Noto Sans CJK TC" w:eastAsia="Noto Sans CJK TC"/>
-          <w:b w:val="0"/>
-          <w:color w:val="373737"/>
-          <w:sz w:val="26"/>
+          <w:rFonts w:ascii="Microsoft JhengHei" w:hAnsi="Microsoft JhengHei" w:eastAsia="Microsoft JhengHei"/>
+          <w:b/>
+          <w:color w:val="24496B"/>
+          <w:sz w:val="44"/>
         </w:rPr>
-        <w:t>架構 資料模型 權限 效能 維運與發行</w:t>
-      </w:r>
-    </w:p>
-    <w:p/>
-    <w:p>
-      <w:pPr>
-        <w:jc w:val="center"/>
-      </w:pPr>
-      <w:r>
-        <w:rPr>
-          <w:rFonts w:ascii="Noto Sans CJK TC" w:hAnsi="Noto Sans CJK TC" w:eastAsia="Noto Sans CJK TC"/>
-          <w:sz w:val="21"/>
-        </w:rPr>
-        <w:t>適用對象  開發者 維運人員與技術審查者</w:t>
+        <w:t>開發者技術文件</w:t>
       </w:r>
     </w:p>
     <w:p>
@@ -53,12 +30,132 @@
       </w:pPr>
       <w:r>
         <w:rPr>
-          <w:rFonts w:ascii="Noto Sans CJK TC" w:hAnsi="Noto Sans CJK TC" w:eastAsia="Noto Sans CJK TC"/>
-          <w:sz w:val="21"/>
+          <w:rFonts w:ascii="Microsoft JhengHei" w:hAnsi="Microsoft JhengHei" w:eastAsia="Microsoft JhengHei"/>
+          <w:b w:val="0"/>
+          <w:color w:val="505050"/>
+          <w:sz w:val="24"/>
         </w:rPr>
-        <w:t>內容基準日  2026 年 9 月 22 日</w:t>
+        <w:t>Flutter、Supabase、本機儲存、權限與資料生命週期</w:t>
       </w:r>
     </w:p>
+    <w:p/>
+    <w:tbl>
+      <w:tblPr>
+        <w:tblStyle w:val="TableGrid"/>
+        <w:tblW w:type="auto" w:w="0"/>
+        <w:jc w:val="center"/>
+        <w:tblLook w:firstColumn="1" w:firstRow="1" w:lastColumn="0" w:lastRow="0" w:noHBand="0" w:noVBand="1" w:val="04A0"/>
+      </w:tblPr>
+      <w:tblGrid>
+        <w:gridCol w:w="4917"/>
+        <w:gridCol w:w="4917"/>
+      </w:tblGrid>
+      <w:tr>
+        <w:tc>
+          <w:tcPr>
+            <w:tcW w:type="dxa" w:w="4917"/>
+            <w:tcMar>
+              <w:top w:w="100" w:type="dxa"/>
+              <w:left w:w="100" w:type="dxa"/>
+              <w:bottom w:w="100" w:type="dxa"/>
+              <w:right w:w="100" w:type="dxa"/>
+            </w:tcMar>
+            <w:shd w:fill="EAF2F8"/>
+          </w:tcPr>
+          <w:p>
+            <w:r>
+              <w:t>版本</w:t>
+            </w:r>
+          </w:p>
+        </w:tc>
+        <w:tc>
+          <w:tcPr>
+            <w:tcW w:type="dxa" w:w="4917"/>
+            <w:tcMar>
+              <w:top w:w="100" w:type="dxa"/>
+              <w:left w:w="100" w:type="dxa"/>
+              <w:bottom w:w="100" w:type="dxa"/>
+              <w:right w:w="100" w:type="dxa"/>
+            </w:tcMar>
+          </w:tcPr>
+          <w:p>
+            <w:r>
+              <w:t>1.0</w:t>
+            </w:r>
+          </w:p>
+        </w:tc>
+      </w:tr>
+      <w:tr>
+        <w:tc>
+          <w:tcPr>
+            <w:tcW w:type="dxa" w:w="4917"/>
+            <w:tcMar>
+              <w:top w:w="100" w:type="dxa"/>
+              <w:left w:w="100" w:type="dxa"/>
+              <w:bottom w:w="100" w:type="dxa"/>
+              <w:right w:w="100" w:type="dxa"/>
+            </w:tcMar>
+            <w:shd w:fill="EAF2F8"/>
+          </w:tcPr>
+          <w:p>
+            <w:r>
+              <w:t>更新日期</w:t>
+            </w:r>
+          </w:p>
+        </w:tc>
+        <w:tc>
+          <w:tcPr>
+            <w:tcW w:type="dxa" w:w="4917"/>
+            <w:tcMar>
+              <w:top w:w="100" w:type="dxa"/>
+              <w:left w:w="100" w:type="dxa"/>
+              <w:bottom w:w="100" w:type="dxa"/>
+              <w:right w:w="100" w:type="dxa"/>
+            </w:tcMar>
+          </w:tcPr>
+          <w:p>
+            <w:r>
+              <w:t>2026 年 9 月 29 日</w:t>
+            </w:r>
+          </w:p>
+        </w:tc>
+      </w:tr>
+      <w:tr>
+        <w:tc>
+          <w:tcPr>
+            <w:tcW w:type="dxa" w:w="4917"/>
+            <w:tcMar>
+              <w:top w:w="100" w:type="dxa"/>
+              <w:left w:w="100" w:type="dxa"/>
+              <w:bottom w:w="100" w:type="dxa"/>
+              <w:right w:w="100" w:type="dxa"/>
+            </w:tcMar>
+            <w:shd w:fill="EAF2F8"/>
+          </w:tcPr>
+          <w:p>
+            <w:r>
+              <w:t>適用平台</w:t>
+            </w:r>
+          </w:p>
+        </w:tc>
+        <w:tc>
+          <w:tcPr>
+            <w:tcW w:type="dxa" w:w="4917"/>
+            <w:tcMar>
+              <w:top w:w="100" w:type="dxa"/>
+              <w:left w:w="100" w:type="dxa"/>
+              <w:bottom w:w="100" w:type="dxa"/>
+              <w:right w:w="100" w:type="dxa"/>
+            </w:tcMar>
+          </w:tcPr>
+          <w:p>
+            <w:r>
+              <w:t>Android、iOS、Web、Windows、macOS</w:t>
+            </w:r>
+          </w:p>
+        </w:tc>
+      </w:tr>
+    </w:tbl>
     <w:p>
       <w:r>
         <w:br w:type="page"/>
@@ -74,10 +171,80 @@
     </w:p>
     <w:p>
       <w:r>
-        <w:rPr>
-          <w:rFonts w:ascii="Noto Sans CJK TC" w:hAnsi="Noto Sans CJK TC" w:eastAsia="Noto Sans CJK TC"/>
-        </w:rPr>
-        <w:t>本頁列出主要章節與使用方式。可依目前工作直接跳到相關章節，不必依序閱讀。</w:t>
+        <w:t>1. 系統總覽</w:t>
+      </w:r>
+    </w:p>
+    <w:p>
+      <w:r>
+        <w:t>2. 專案結構</w:t>
+      </w:r>
+    </w:p>
+    <w:p>
+      <w:r>
+        <w:t>3. 身分與模組授權</w:t>
+      </w:r>
+    </w:p>
+    <w:p>
+      <w:r>
+        <w:t>4. 本機與雲端資料</w:t>
+      </w:r>
+    </w:p>
+    <w:p>
+      <w:r>
+        <w:t>5. 行事曆與提醒</w:t>
+      </w:r>
+    </w:p>
+    <w:p>
+      <w:r>
+        <w:t>6. 推薦與地理資料</w:t>
+      </w:r>
+    </w:p>
+    <w:p>
+      <w:r>
+        <w:t>7. 記帳積分遊戲</w:t>
+      </w:r>
+    </w:p>
+    <w:p>
+      <w:r>
+        <w:t>8. 訂閱額度</w:t>
+      </w:r>
+    </w:p>
+    <w:p>
+      <w:r>
+        <w:t>9. 效能與生命週期</w:t>
+      </w:r>
+    </w:p>
+    <w:p>
+      <w:r>
+        <w:t>10. 多國語系</w:t>
+      </w:r>
+    </w:p>
+    <w:p>
+      <w:r>
+        <w:t>11. Supabase</w:t>
+      </w:r>
+    </w:p>
+    <w:p>
+      <w:r>
+        <w:t>12. 建置與發布</w:t>
+      </w:r>
+    </w:p>
+    <w:p>
+      <w:r>
+        <w:t>13. 維運檢查</w:t>
+      </w:r>
+    </w:p>
+    <w:p>
+      <w:r>
+        <w:br w:type="page"/>
+      </w:r>
+    </w:p>
+    <w:p>
+      <w:pPr>
+        <w:pStyle w:val="Heading1"/>
+      </w:pPr>
+      <w:r>
+        <w:t>1. 系統總覽</w:t>
       </w:r>
     </w:p>
     <w:tbl>
@@ -85,12 +252,12 @@
         <w:tblStyle w:val="TableGrid"/>
         <w:tblW w:type="auto" w:w="0"/>
         <w:jc w:val="center"/>
-        <w:tblLayout w:type="fixed"/>
         <w:tblLook w:firstColumn="1" w:firstRow="1" w:lastColumn="0" w:lastRow="0" w:noHBand="0" w:noVBand="1" w:val="04A0"/>
       </w:tblPr>
       <w:tblGrid>
-        <w:gridCol w:w="4997"/>
-        <w:gridCol w:w="4997"/>
+        <w:gridCol w:w="3278"/>
+        <w:gridCol w:w="3278"/>
+        <w:gridCol w:w="3278"/>
       </w:tblGrid>
       <w:tr>
         <w:trPr>
@@ -98,321 +265,462 @@
         </w:trPr>
         <w:tc>
           <w:tcPr>
-            <w:tcW w:type="dxa" w:w="2520"/>
+            <w:tcW w:type="dxa" w:w="3278"/>
             <w:shd w:fill="24496B"/>
+            <w:vAlign w:val="center"/>
             <w:tcMar>
-              <w:top w:w="110" w:type="dxa"/>
-              <w:left w:w="120" w:type="dxa"/>
-              <w:bottom w:w="110" w:type="dxa"/>
-              <w:right w:w="120" w:type="dxa"/>
+              <w:top w:w="100" w:type="dxa"/>
+              <w:left w:w="100" w:type="dxa"/>
+              <w:bottom w:w="100" w:type="dxa"/>
+              <w:right w:w="100" w:type="dxa"/>
             </w:tcMar>
-            <w:vAlign w:val="center"/>
           </w:tcPr>
           <w:p>
-            <w:pPr>
-              <w:jc w:val="center"/>
-            </w:pPr>
-            <w:r/>
             <w:r>
               <w:rPr>
-                <w:rFonts w:ascii="Noto Sans CJK TC" w:hAnsi="Noto Sans CJK TC" w:eastAsia="Noto Sans CJK TC"/>
+                <w:rFonts w:ascii="Microsoft JhengHei" w:hAnsi="Microsoft JhengHei" w:eastAsia="Microsoft JhengHei"/>
                 <w:b/>
                 <w:color w:val="FFFFFF"/>
                 <w:sz w:val="19"/>
               </w:rPr>
-              <w:t>章節</w:t>
+              <w:t>層次</w:t>
             </w:r>
           </w:p>
         </w:tc>
         <w:tc>
           <w:tcPr>
-            <w:tcW w:type="dxa" w:w="7200"/>
+            <w:tcW w:type="dxa" w:w="3278"/>
             <w:shd w:fill="24496B"/>
+            <w:vAlign w:val="center"/>
             <w:tcMar>
-              <w:top w:w="110" w:type="dxa"/>
-              <w:left w:w="120" w:type="dxa"/>
-              <w:bottom w:w="110" w:type="dxa"/>
-              <w:right w:w="120" w:type="dxa"/>
+              <w:top w:w="100" w:type="dxa"/>
+              <w:left w:w="100" w:type="dxa"/>
+              <w:bottom w:w="100" w:type="dxa"/>
+              <w:right w:w="100" w:type="dxa"/>
             </w:tcMar>
-            <w:vAlign w:val="center"/>
           </w:tcPr>
           <w:p>
-            <w:pPr>
-              <w:jc w:val="center"/>
-            </w:pPr>
-            <w:r/>
             <w:r>
               <w:rPr>
-                <w:rFonts w:ascii="Noto Sans CJK TC" w:hAnsi="Noto Sans CJK TC" w:eastAsia="Noto Sans CJK TC"/>
+                <w:rFonts w:ascii="Microsoft JhengHei" w:hAnsi="Microsoft JhengHei" w:eastAsia="Microsoft JhengHei"/>
                 <w:b/>
                 <w:color w:val="FFFFFF"/>
                 <w:sz w:val="19"/>
               </w:rPr>
-              <w:t>內容</w:t>
+              <w:t>技術</w:t>
+            </w:r>
+          </w:p>
+        </w:tc>
+        <w:tc>
+          <w:tcPr>
+            <w:tcW w:type="dxa" w:w="3278"/>
+            <w:shd w:fill="24496B"/>
+            <w:vAlign w:val="center"/>
+            <w:tcMar>
+              <w:top w:w="100" w:type="dxa"/>
+              <w:left w:w="100" w:type="dxa"/>
+              <w:bottom w:w="100" w:type="dxa"/>
+              <w:right w:w="100" w:type="dxa"/>
+            </w:tcMar>
+          </w:tcPr>
+          <w:p>
+            <w:r>
+              <w:rPr>
+                <w:rFonts w:ascii="Microsoft JhengHei" w:hAnsi="Microsoft JhengHei" w:eastAsia="Microsoft JhengHei"/>
+                <w:b/>
+                <w:color w:val="FFFFFF"/>
+                <w:sz w:val="19"/>
+              </w:rPr>
+              <w:t>責任</w:t>
             </w:r>
           </w:p>
         </w:tc>
       </w:tr>
       <w:tr>
+        <w:trPr>
+          <w:cantSplit w:val="true"/>
+        </w:trPr>
         <w:tc>
           <w:tcPr>
-            <w:tcW w:type="dxa" w:w="2520"/>
+            <w:tcW w:type="dxa" w:w="3278"/>
+            <w:vAlign w:val="top"/>
             <w:tcMar>
-              <w:top w:w="110" w:type="dxa"/>
-              <w:left w:w="120" w:type="dxa"/>
-              <w:bottom w:w="110" w:type="dxa"/>
-              <w:right w:w="120" w:type="dxa"/>
+              <w:top w:w="100" w:type="dxa"/>
+              <w:left w:w="100" w:type="dxa"/>
+              <w:bottom w:w="100" w:type="dxa"/>
+              <w:right w:w="100" w:type="dxa"/>
             </w:tcMar>
-            <w:vAlign w:val="center"/>
           </w:tcPr>
           <w:p>
-            <w:pPr>
-              <w:jc w:val="left"/>
-            </w:pPr>
-            <w:r/>
             <w:r>
               <w:rPr>
-                <w:rFonts w:ascii="Noto Sans CJK TC" w:hAnsi="Noto Sans CJK TC" w:eastAsia="Noto Sans CJK TC"/>
+                <w:rFonts w:ascii="Microsoft JhengHei" w:hAnsi="Microsoft JhengHei" w:eastAsia="Microsoft JhengHei"/>
                 <w:sz w:val="18"/>
               </w:rPr>
-              <w:t>架構</w:t>
+              <w:t>UI</w:t>
             </w:r>
           </w:p>
         </w:tc>
         <w:tc>
           <w:tcPr>
-            <w:tcW w:type="dxa" w:w="7200"/>
+            <w:tcW w:type="dxa" w:w="3278"/>
+            <w:vAlign w:val="top"/>
             <w:tcMar>
-              <w:top w:w="110" w:type="dxa"/>
-              <w:left w:w="120" w:type="dxa"/>
-              <w:bottom w:w="110" w:type="dxa"/>
-              <w:right w:w="120" w:type="dxa"/>
+              <w:top w:w="100" w:type="dxa"/>
+              <w:left w:w="100" w:type="dxa"/>
+              <w:bottom w:w="100" w:type="dxa"/>
+              <w:right w:w="100" w:type="dxa"/>
             </w:tcMar>
-            <w:vAlign w:val="center"/>
           </w:tcPr>
           <w:p>
-            <w:pPr>
-              <w:jc w:val="left"/>
-            </w:pPr>
-            <w:r/>
             <w:r>
               <w:rPr>
-                <w:rFonts w:ascii="Noto Sans CJK TC" w:hAnsi="Noto Sans CJK TC" w:eastAsia="Noto Sans CJK TC"/>
+                <w:rFonts w:ascii="Microsoft JhengHei" w:hAnsi="Microsoft JhengHei" w:eastAsia="Microsoft JhengHei"/>
                 <w:sz w:val="18"/>
               </w:rPr>
-              <w:t>Flutter Supabase FastAPI 與本機儲存的責任邊界</w:t>
+              <w:t>Flutter / Material</w:t>
+            </w:r>
+          </w:p>
+        </w:tc>
+        <w:tc>
+          <w:tcPr>
+            <w:tcW w:type="dxa" w:w="3278"/>
+            <w:vAlign w:val="top"/>
+            <w:tcMar>
+              <w:top w:w="100" w:type="dxa"/>
+              <w:left w:w="100" w:type="dxa"/>
+              <w:bottom w:w="100" w:type="dxa"/>
+              <w:right w:w="100" w:type="dxa"/>
+            </w:tcMar>
+          </w:tcPr>
+          <w:p>
+            <w:r>
+              <w:rPr>
+                <w:rFonts w:ascii="Microsoft JhengHei" w:hAnsi="Microsoft JhengHei" w:eastAsia="Microsoft JhengHei"/>
+                <w:sz w:val="18"/>
+              </w:rPr>
+              <w:t>響應式頁面、四語系、Android／iOS／Web／Desktop</w:t>
             </w:r>
           </w:p>
         </w:tc>
       </w:tr>
       <w:tr>
+        <w:trPr>
+          <w:cantSplit w:val="true"/>
+        </w:trPr>
         <w:tc>
           <w:tcPr>
-            <w:tcW w:type="dxa" w:w="2520"/>
+            <w:tcW w:type="dxa" w:w="3278"/>
+            <w:vAlign w:val="top"/>
             <w:tcMar>
-              <w:top w:w="110" w:type="dxa"/>
-              <w:left w:w="120" w:type="dxa"/>
-              <w:bottom w:w="110" w:type="dxa"/>
-              <w:right w:w="120" w:type="dxa"/>
+              <w:top w:w="100" w:type="dxa"/>
+              <w:left w:w="100" w:type="dxa"/>
+              <w:bottom w:w="100" w:type="dxa"/>
+              <w:right w:w="100" w:type="dxa"/>
             </w:tcMar>
-            <w:vAlign w:val="center"/>
-            <w:shd w:fill="EAF2F8"/>
+            <w:shd w:fill="F2F4F6"/>
           </w:tcPr>
           <w:p>
-            <w:pPr>
-              <w:jc w:val="left"/>
-            </w:pPr>
-            <w:r/>
             <w:r>
               <w:rPr>
-                <w:rFonts w:ascii="Noto Sans CJK TC" w:hAnsi="Noto Sans CJK TC" w:eastAsia="Noto Sans CJK TC"/>
+                <w:rFonts w:ascii="Microsoft JhengHei" w:hAnsi="Microsoft JhengHei" w:eastAsia="Microsoft JhengHei"/>
                 <w:sz w:val="18"/>
               </w:rPr>
-              <w:t>資料</w:t>
+              <w:t>狀態</w:t>
             </w:r>
           </w:p>
         </w:tc>
         <w:tc>
           <w:tcPr>
-            <w:tcW w:type="dxa" w:w="7200"/>
+            <w:tcW w:type="dxa" w:w="3278"/>
+            <w:vAlign w:val="top"/>
             <w:tcMar>
-              <w:top w:w="110" w:type="dxa"/>
-              <w:left w:w="120" w:type="dxa"/>
-              <w:bottom w:w="110" w:type="dxa"/>
-              <w:right w:w="120" w:type="dxa"/>
+              <w:top w:w="100" w:type="dxa"/>
+              <w:left w:w="100" w:type="dxa"/>
+              <w:bottom w:w="100" w:type="dxa"/>
+              <w:right w:w="100" w:type="dxa"/>
             </w:tcMar>
-            <w:vAlign w:val="center"/>
-            <w:shd w:fill="EAF2F8"/>
+            <w:shd w:fill="F2F4F6"/>
           </w:tcPr>
           <w:p>
-            <w:pPr>
-              <w:jc w:val="left"/>
-            </w:pPr>
-            <w:r/>
             <w:r>
               <w:rPr>
-                <w:rFonts w:ascii="Noto Sans CJK TC" w:hAnsi="Noto Sans CJK TC" w:eastAsia="Noto Sans CJK TC"/>
+                <w:rFonts w:ascii="Microsoft JhengHei" w:hAnsi="Microsoft JhengHei" w:eastAsia="Microsoft JhengHei"/>
                 <w:sz w:val="18"/>
               </w:rPr>
-              <w:t>雲端與本機模式、搬移、額度與清理</w:t>
+              <w:t>Provider / ChangeNotifier</w:t>
+            </w:r>
+          </w:p>
+        </w:tc>
+        <w:tc>
+          <w:tcPr>
+            <w:tcW w:type="dxa" w:w="3278"/>
+            <w:vAlign w:val="top"/>
+            <w:tcMar>
+              <w:top w:w="100" w:type="dxa"/>
+              <w:left w:w="100" w:type="dxa"/>
+              <w:bottom w:w="100" w:type="dxa"/>
+              <w:right w:w="100" w:type="dxa"/>
+            </w:tcMar>
+            <w:shd w:fill="F2F4F6"/>
+          </w:tcPr>
+          <w:p>
+            <w:r>
+              <w:rPr>
+                <w:rFonts w:ascii="Microsoft JhengHei" w:hAnsi="Microsoft JhengHei" w:eastAsia="Microsoft JhengHei"/>
+                <w:sz w:val="18"/>
+              </w:rPr>
+              <w:t>帳號隔離、請求世代、防止 dispose 後通知</w:t>
             </w:r>
           </w:p>
         </w:tc>
       </w:tr>
       <w:tr>
+        <w:trPr>
+          <w:cantSplit w:val="true"/>
+        </w:trPr>
         <w:tc>
           <w:tcPr>
-            <w:tcW w:type="dxa" w:w="2520"/>
+            <w:tcW w:type="dxa" w:w="3278"/>
+            <w:vAlign w:val="top"/>
             <w:tcMar>
-              <w:top w:w="110" w:type="dxa"/>
-              <w:left w:w="120" w:type="dxa"/>
-              <w:bottom w:w="110" w:type="dxa"/>
-              <w:right w:w="120" w:type="dxa"/>
+              <w:top w:w="100" w:type="dxa"/>
+              <w:left w:w="100" w:type="dxa"/>
+              <w:bottom w:w="100" w:type="dxa"/>
+              <w:right w:w="100" w:type="dxa"/>
             </w:tcMar>
-            <w:vAlign w:val="center"/>
           </w:tcPr>
           <w:p>
-            <w:pPr>
-              <w:jc w:val="left"/>
-            </w:pPr>
-            <w:r/>
             <w:r>
               <w:rPr>
-                <w:rFonts w:ascii="Noto Sans CJK TC" w:hAnsi="Noto Sans CJK TC" w:eastAsia="Noto Sans CJK TC"/>
+                <w:rFonts w:ascii="Microsoft JhengHei" w:hAnsi="Microsoft JhengHei" w:eastAsia="Microsoft JhengHei"/>
                 <w:sz w:val="18"/>
               </w:rPr>
-              <w:t>功能</w:t>
+              <w:t>雲端</w:t>
             </w:r>
           </w:p>
         </w:tc>
         <w:tc>
           <w:tcPr>
-            <w:tcW w:type="dxa" w:w="7200"/>
+            <w:tcW w:type="dxa" w:w="3278"/>
+            <w:vAlign w:val="top"/>
             <w:tcMar>
-              <w:top w:w="110" w:type="dxa"/>
-              <w:left w:w="120" w:type="dxa"/>
-              <w:bottom w:w="110" w:type="dxa"/>
-              <w:right w:w="120" w:type="dxa"/>
+              <w:top w:w="100" w:type="dxa"/>
+              <w:left w:w="100" w:type="dxa"/>
+              <w:bottom w:w="100" w:type="dxa"/>
+              <w:right w:w="100" w:type="dxa"/>
             </w:tcMar>
-            <w:vAlign w:val="center"/>
           </w:tcPr>
           <w:p>
-            <w:pPr>
-              <w:jc w:val="left"/>
-            </w:pPr>
-            <w:r/>
             <w:r>
               <w:rPr>
-                <w:rFonts w:ascii="Noto Sans CJK TC" w:hAnsi="Noto Sans CJK TC" w:eastAsia="Noto Sans CJK TC"/>
+                <w:rFonts w:ascii="Microsoft JhengHei" w:hAnsi="Microsoft JhengHei" w:eastAsia="Microsoft JhengHei"/>
                 <w:sz w:val="18"/>
               </w:rPr>
-              <w:t>行事曆、推薦、遊戲、記帳與積分的重要流程</w:t>
+              <w:t>Supabase Auth / Postgres / RPC / RLS</w:t>
+            </w:r>
+          </w:p>
+        </w:tc>
+        <w:tc>
+          <w:tcPr>
+            <w:tcW w:type="dxa" w:w="3278"/>
+            <w:vAlign w:val="top"/>
+            <w:tcMar>
+              <w:top w:w="100" w:type="dxa"/>
+              <w:left w:w="100" w:type="dxa"/>
+              <w:bottom w:w="100" w:type="dxa"/>
+              <w:right w:w="100" w:type="dxa"/>
+            </w:tcMar>
+          </w:tcPr>
+          <w:p>
+            <w:r>
+              <w:rPr>
+                <w:rFonts w:ascii="Microsoft JhengHei" w:hAnsi="Microsoft JhengHei" w:eastAsia="Microsoft JhengHei"/>
+                <w:sz w:val="18"/>
+              </w:rPr>
+              <w:t>登入、共用資料、配額、管理功能</w:t>
             </w:r>
           </w:p>
         </w:tc>
       </w:tr>
       <w:tr>
+        <w:trPr>
+          <w:cantSplit w:val="true"/>
+        </w:trPr>
         <w:tc>
           <w:tcPr>
-            <w:tcW w:type="dxa" w:w="2520"/>
+            <w:tcW w:type="dxa" w:w="3278"/>
+            <w:vAlign w:val="top"/>
             <w:tcMar>
-              <w:top w:w="110" w:type="dxa"/>
-              <w:left w:w="120" w:type="dxa"/>
-              <w:bottom w:w="110" w:type="dxa"/>
-              <w:right w:w="120" w:type="dxa"/>
+              <w:top w:w="100" w:type="dxa"/>
+              <w:left w:w="100" w:type="dxa"/>
+              <w:bottom w:w="100" w:type="dxa"/>
+              <w:right w:w="100" w:type="dxa"/>
             </w:tcMar>
-            <w:vAlign w:val="center"/>
-            <w:shd w:fill="EAF2F8"/>
+            <w:shd w:fill="F2F4F6"/>
           </w:tcPr>
           <w:p>
-            <w:pPr>
-              <w:jc w:val="left"/>
-            </w:pPr>
-            <w:r/>
             <w:r>
               <w:rPr>
-                <w:rFonts w:ascii="Noto Sans CJK TC" w:hAnsi="Noto Sans CJK TC" w:eastAsia="Noto Sans CJK TC"/>
+                <w:rFonts w:ascii="Microsoft JhengHei" w:hAnsi="Microsoft JhengHei" w:eastAsia="Microsoft JhengHei"/>
                 <w:sz w:val="18"/>
               </w:rPr>
-              <w:t>品質</w:t>
+              <w:t>本機</w:t>
             </w:r>
           </w:p>
         </w:tc>
         <w:tc>
           <w:tcPr>
-            <w:tcW w:type="dxa" w:w="7200"/>
+            <w:tcW w:type="dxa" w:w="3278"/>
+            <w:vAlign w:val="top"/>
             <w:tcMar>
-              <w:top w:w="110" w:type="dxa"/>
-              <w:left w:w="120" w:type="dxa"/>
-              <w:bottom w:w="110" w:type="dxa"/>
-              <w:right w:w="120" w:type="dxa"/>
+              <w:top w:w="100" w:type="dxa"/>
+              <w:left w:w="100" w:type="dxa"/>
+              <w:bottom w:w="100" w:type="dxa"/>
+              <w:right w:w="100" w:type="dxa"/>
             </w:tcMar>
-            <w:vAlign w:val="center"/>
-            <w:shd w:fill="EAF2F8"/>
+            <w:shd w:fill="F2F4F6"/>
           </w:tcPr>
           <w:p>
-            <w:pPr>
-              <w:jc w:val="left"/>
-            </w:pPr>
-            <w:r/>
             <w:r>
               <w:rPr>
-                <w:rFonts w:ascii="Noto Sans CJK TC" w:hAnsi="Noto Sans CJK TC" w:eastAsia="Noto Sans CJK TC"/>
+                <w:rFonts w:ascii="Microsoft JhengHei" w:hAnsi="Microsoft JhengHei" w:eastAsia="Microsoft JhengHei"/>
                 <w:sz w:val="18"/>
               </w:rPr>
-              <w:t>效能、生命週期、多國語系、測試與安全</w:t>
+              <w:t>IndexedDB / Sembast 相容層</w:t>
+            </w:r>
+          </w:p>
+        </w:tc>
+        <w:tc>
+          <w:tcPr>
+            <w:tcW w:type="dxa" w:w="3278"/>
+            <w:vAlign w:val="top"/>
+            <w:tcMar>
+              <w:top w:w="100" w:type="dxa"/>
+              <w:left w:w="100" w:type="dxa"/>
+              <w:bottom w:w="100" w:type="dxa"/>
+              <w:right w:w="100" w:type="dxa"/>
+            </w:tcMar>
+            <w:shd w:fill="F2F4F6"/>
+          </w:tcPr>
+          <w:p>
+            <w:r>
+              <w:rPr>
+                <w:rFonts w:ascii="Microsoft JhengHei" w:hAnsi="Microsoft JhengHei" w:eastAsia="Microsoft JhengHei"/>
+                <w:sz w:val="18"/>
+              </w:rPr>
+              <w:t>裝置模式資料、離線持久化、搬移暫存</w:t>
             </w:r>
           </w:p>
         </w:tc>
       </w:tr>
       <w:tr>
+        <w:trPr>
+          <w:cantSplit w:val="true"/>
+        </w:trPr>
         <w:tc>
           <w:tcPr>
-            <w:tcW w:type="dxa" w:w="2520"/>
+            <w:tcW w:type="dxa" w:w="3278"/>
+            <w:vAlign w:val="top"/>
             <w:tcMar>
-              <w:top w:w="110" w:type="dxa"/>
-              <w:left w:w="120" w:type="dxa"/>
-              <w:bottom w:w="110" w:type="dxa"/>
-              <w:right w:w="120" w:type="dxa"/>
+              <w:top w:w="100" w:type="dxa"/>
+              <w:left w:w="100" w:type="dxa"/>
+              <w:bottom w:w="100" w:type="dxa"/>
+              <w:right w:w="100" w:type="dxa"/>
             </w:tcMar>
-            <w:vAlign w:val="center"/>
           </w:tcPr>
           <w:p>
-            <w:pPr>
-              <w:jc w:val="left"/>
-            </w:pPr>
-            <w:r/>
             <w:r>
               <w:rPr>
-                <w:rFonts w:ascii="Noto Sans CJK TC" w:hAnsi="Noto Sans CJK TC" w:eastAsia="Noto Sans CJK TC"/>
+                <w:rFonts w:ascii="Microsoft JhengHei" w:hAnsi="Microsoft JhengHei" w:eastAsia="Microsoft JhengHei"/>
                 <w:sz w:val="18"/>
               </w:rPr>
-              <w:t>發行</w:t>
+              <w:t>外部服務</w:t>
             </w:r>
           </w:p>
         </w:tc>
         <w:tc>
           <w:tcPr>
-            <w:tcW w:type="dxa" w:w="7200"/>
+            <w:tcW w:type="dxa" w:w="3278"/>
+            <w:vAlign w:val="top"/>
             <w:tcMar>
-              <w:top w:w="110" w:type="dxa"/>
-              <w:left w:w="120" w:type="dxa"/>
-              <w:bottom w:w="110" w:type="dxa"/>
-              <w:right w:w="120" w:type="dxa"/>
+              <w:top w:w="100" w:type="dxa"/>
+              <w:left w:w="100" w:type="dxa"/>
+              <w:bottom w:w="100" w:type="dxa"/>
+              <w:right w:w="100" w:type="dxa"/>
             </w:tcMar>
-            <w:vAlign w:val="center"/>
           </w:tcPr>
           <w:p>
-            <w:pPr>
-              <w:jc w:val="left"/>
-            </w:pPr>
-            <w:r/>
             <w:r>
               <w:rPr>
-                <w:rFonts w:ascii="Noto Sans CJK TC" w:hAnsi="Noto Sans CJK TC" w:eastAsia="Noto Sans CJK TC"/>
+                <w:rFonts w:ascii="Microsoft JhengHei" w:hAnsi="Microsoft JhengHei" w:eastAsia="Microsoft JhengHei"/>
                 <w:sz w:val="18"/>
               </w:rPr>
-              <w:t>Migration、Web、Android、iOS 與 FastAPI 部署</w:t>
+              <w:t>Python API / OpenWeather / 爬蟲</w:t>
+            </w:r>
+          </w:p>
+        </w:tc>
+        <w:tc>
+          <w:tcPr>
+            <w:tcW w:type="dxa" w:w="3278"/>
+            <w:vAlign w:val="top"/>
+            <w:tcMar>
+              <w:top w:w="100" w:type="dxa"/>
+              <w:left w:w="100" w:type="dxa"/>
+              <w:bottom w:w="100" w:type="dxa"/>
+              <w:right w:w="100" w:type="dxa"/>
+            </w:tcMar>
+          </w:tcPr>
+          <w:p>
+            <w:r>
+              <w:rPr>
+                <w:rFonts w:ascii="Microsoft JhengHei" w:hAnsi="Microsoft JhengHei" w:eastAsia="Microsoft JhengHei"/>
+                <w:sz w:val="18"/>
+              </w:rPr>
+              <w:t>股票、地理編碼、天氣、推薦內容</w:t>
+            </w:r>
+          </w:p>
+        </w:tc>
+      </w:tr>
+    </w:tbl>
+    <w:p/>
+    <w:tbl>
+      <w:tblPr>
+        <w:tblStyle w:val="TableGrid"/>
+        <w:tblW w:type="auto" w:w="0"/>
+        <w:tblLook w:firstColumn="1" w:firstRow="1" w:lastColumn="0" w:lastRow="0" w:noHBand="0" w:noVBand="1" w:val="04A0"/>
+      </w:tblPr>
+      <w:tblGrid>
+        <w:gridCol w:w="9835"/>
+      </w:tblGrid>
+      <w:tr>
+        <w:tc>
+          <w:tcPr>
+            <w:tcW w:type="dxa" w:w="9835"/>
+            <w:shd w:fill="EAF2F8"/>
+            <w:tcMar>
+              <w:top w:w="100" w:type="dxa"/>
+              <w:left w:w="100" w:type="dxa"/>
+              <w:bottom w:w="100" w:type="dxa"/>
+              <w:right w:w="100" w:type="dxa"/>
+            </w:tcMar>
+          </w:tcPr>
+          <w:p>
+            <w:r>
+              <w:rPr>
+                <w:rFonts w:ascii="Microsoft JhengHei" w:hAnsi="Microsoft JhengHei" w:eastAsia="Microsoft JhengHei"/>
+                <w:b/>
+                <w:color w:val="24496B"/>
+                <w:sz w:val="20"/>
+              </w:rPr>
+              <w:t>核心原則｜</w:t>
+            </w:r>
+            <w:r>
+              <w:rPr>
+                <w:rFonts w:ascii="Microsoft JhengHei" w:hAnsi="Microsoft JhengHei" w:eastAsia="Microsoft JhengHei"/>
+                <w:sz w:val="20"/>
+              </w:rPr>
+              <w:t>所有讀寫都必須同時考慮帳號、儲存模式、模組授權、訂閱狀態與元件生命週期。</w:t>
             </w:r>
           </w:p>
         </w:tc>
@@ -424,15 +732,7 @@
         <w:pStyle w:val="Heading1"/>
       </w:pPr>
       <w:r>
-        <w:t>1 系統架構</w:t>
-      </w:r>
-    </w:p>
-    <w:p>
-      <w:r>
-        <w:rPr>
-          <w:rFonts w:ascii="Noto Sans CJK TC" w:hAnsi="Noto Sans CJK TC" w:eastAsia="Noto Sans CJK TC"/>
-        </w:rPr>
-        <w:t>Life Pilot 是 Flutter 多平台應用程式。Supabase 提供身分驗證、PostgreSQL、RLS 與 RPC；FastAPI 代理推薦活動、天氣、地理編碼與股票等外部服務；LocalDataStore 在 Web 使用 IndexedDB，在其他平台使用 Sembast。資料模式由 ControllerAuth 統一判斷，業務 Service 不應自行猜測資料來源。</w:t>
+        <w:t>2. 專案結構</w:t>
       </w:r>
     </w:p>
     <w:tbl>
@@ -440,13 +740,11 @@
         <w:tblStyle w:val="TableGrid"/>
         <w:tblW w:type="auto" w:w="0"/>
         <w:jc w:val="center"/>
-        <w:tblLayout w:type="fixed"/>
         <w:tblLook w:firstColumn="1" w:firstRow="1" w:lastColumn="0" w:lastRow="0" w:noHBand="0" w:noVBand="1" w:val="04A0"/>
       </w:tblPr>
       <w:tblGrid>
-        <w:gridCol w:w="3331"/>
-        <w:gridCol w:w="3331"/>
-        <w:gridCol w:w="3331"/>
+        <w:gridCol w:w="4917"/>
+        <w:gridCol w:w="4917"/>
       </w:tblGrid>
       <w:tr>
         <w:trPr>
@@ -454,476 +752,529 @@
         </w:trPr>
         <w:tc>
           <w:tcPr>
-            <w:tcW w:type="dxa" w:w="1728"/>
+            <w:tcW w:type="dxa" w:w="4917"/>
             <w:shd w:fill="24496B"/>
+            <w:vAlign w:val="center"/>
             <w:tcMar>
-              <w:top w:w="110" w:type="dxa"/>
-              <w:left w:w="120" w:type="dxa"/>
-              <w:bottom w:w="110" w:type="dxa"/>
-              <w:right w:w="120" w:type="dxa"/>
+              <w:top w:w="100" w:type="dxa"/>
+              <w:left w:w="100" w:type="dxa"/>
+              <w:bottom w:w="100" w:type="dxa"/>
+              <w:right w:w="100" w:type="dxa"/>
             </w:tcMar>
-            <w:vAlign w:val="center"/>
           </w:tcPr>
           <w:p>
-            <w:pPr>
-              <w:jc w:val="center"/>
-            </w:pPr>
-            <w:r/>
             <w:r>
               <w:rPr>
-                <w:rFonts w:ascii="Noto Sans CJK TC" w:hAnsi="Noto Sans CJK TC" w:eastAsia="Noto Sans CJK TC"/>
+                <w:rFonts w:ascii="Microsoft JhengHei" w:hAnsi="Microsoft JhengHei" w:eastAsia="Microsoft JhengHei"/>
                 <w:b/>
                 <w:color w:val="FFFFFF"/>
                 <w:sz w:val="19"/>
               </w:rPr>
-              <w:t>層級</w:t>
+              <w:t>路徑</w:t>
             </w:r>
           </w:p>
         </w:tc>
         <w:tc>
           <w:tcPr>
-            <w:tcW w:type="dxa" w:w="4320"/>
+            <w:tcW w:type="dxa" w:w="4917"/>
             <w:shd w:fill="24496B"/>
+            <w:vAlign w:val="center"/>
             <w:tcMar>
-              <w:top w:w="110" w:type="dxa"/>
-              <w:left w:w="120" w:type="dxa"/>
-              <w:bottom w:w="110" w:type="dxa"/>
-              <w:right w:w="120" w:type="dxa"/>
+              <w:top w:w="100" w:type="dxa"/>
+              <w:left w:w="100" w:type="dxa"/>
+              <w:bottom w:w="100" w:type="dxa"/>
+              <w:right w:w="100" w:type="dxa"/>
             </w:tcMar>
-            <w:vAlign w:val="center"/>
           </w:tcPr>
           <w:p>
-            <w:pPr>
-              <w:jc w:val="center"/>
-            </w:pPr>
-            <w:r/>
             <w:r>
               <w:rPr>
-                <w:rFonts w:ascii="Noto Sans CJK TC" w:hAnsi="Noto Sans CJK TC" w:eastAsia="Noto Sans CJK TC"/>
+                <w:rFonts w:ascii="Microsoft JhengHei" w:hAnsi="Microsoft JhengHei" w:eastAsia="Microsoft JhengHei"/>
                 <w:b/>
                 <w:color w:val="FFFFFF"/>
                 <w:sz w:val="19"/>
               </w:rPr>
-              <w:t>主要責任</w:t>
+              <w:t>內容</w:t>
+            </w:r>
+          </w:p>
+        </w:tc>
+      </w:tr>
+      <w:tr>
+        <w:trPr>
+          <w:cantSplit w:val="true"/>
+        </w:trPr>
+        <w:tc>
+          <w:tcPr>
+            <w:tcW w:type="dxa" w:w="4917"/>
+            <w:vAlign w:val="top"/>
+            <w:tcMar>
+              <w:top w:w="100" w:type="dxa"/>
+              <w:left w:w="100" w:type="dxa"/>
+              <w:bottom w:w="100" w:type="dxa"/>
+              <w:right w:w="100" w:type="dxa"/>
+            </w:tcMar>
+          </w:tcPr>
+          <w:p>
+            <w:r>
+              <w:rPr>
+                <w:rFonts w:ascii="Microsoft JhengHei" w:hAnsi="Microsoft JhengHei" w:eastAsia="Microsoft JhengHei"/>
+                <w:sz w:val="18"/>
+              </w:rPr>
+              <w:t>lib/apps</w:t>
             </w:r>
           </w:p>
         </w:tc>
         <w:tc>
           <w:tcPr>
-            <w:tcW w:type="dxa" w:w="3672"/>
-            <w:shd w:fill="24496B"/>
+            <w:tcW w:type="dxa" w:w="4917"/>
+            <w:vAlign w:val="top"/>
             <w:tcMar>
-              <w:top w:w="110" w:type="dxa"/>
-              <w:left w:w="120" w:type="dxa"/>
-              <w:bottom w:w="110" w:type="dxa"/>
-              <w:right w:w="120" w:type="dxa"/>
+              <w:top w:w="100" w:type="dxa"/>
+              <w:left w:w="100" w:type="dxa"/>
+              <w:bottom w:w="100" w:type="dxa"/>
+              <w:right w:w="100" w:type="dxa"/>
             </w:tcMar>
-            <w:vAlign w:val="center"/>
           </w:tcPr>
           <w:p>
-            <w:pPr>
-              <w:jc w:val="center"/>
-            </w:pPr>
-            <w:r/>
             <w:r>
               <w:rPr>
-                <w:rFonts w:ascii="Noto Sans CJK TC" w:hAnsi="Noto Sans CJK TC" w:eastAsia="Noto Sans CJK TC"/>
-                <w:b/>
-                <w:color w:val="FFFFFF"/>
-                <w:sz w:val="19"/>
+                <w:rFonts w:ascii="Microsoft JhengHei" w:hAnsi="Microsoft JhengHei" w:eastAsia="Microsoft JhengHei"/>
+                <w:sz w:val="18"/>
               </w:rPr>
-              <w:t>禁止事項</w:t>
+              <w:t>主頁控制器、功能選單、設定、模組授權</w:t>
             </w:r>
           </w:p>
         </w:tc>
       </w:tr>
       <w:tr>
+        <w:trPr>
+          <w:cantSplit w:val="true"/>
+        </w:trPr>
         <w:tc>
           <w:tcPr>
-            <w:tcW w:type="dxa" w:w="1728"/>
+            <w:tcW w:type="dxa" w:w="4917"/>
+            <w:vAlign w:val="top"/>
             <w:tcMar>
-              <w:top w:w="110" w:type="dxa"/>
-              <w:left w:w="120" w:type="dxa"/>
-              <w:bottom w:w="110" w:type="dxa"/>
-              <w:right w:w="120" w:type="dxa"/>
+              <w:top w:w="100" w:type="dxa"/>
+              <w:left w:w="100" w:type="dxa"/>
+              <w:bottom w:w="100" w:type="dxa"/>
+              <w:right w:w="100" w:type="dxa"/>
             </w:tcMar>
-            <w:vAlign w:val="center"/>
+            <w:shd w:fill="F2F4F6"/>
           </w:tcPr>
           <w:p>
-            <w:pPr>
-              <w:jc w:val="left"/>
-            </w:pPr>
-            <w:r/>
             <w:r>
               <w:rPr>
-                <w:rFonts w:ascii="Noto Sans CJK TC" w:hAnsi="Noto Sans CJK TC" w:eastAsia="Noto Sans CJK TC"/>
+                <w:rFonts w:ascii="Microsoft JhengHei" w:hAnsi="Microsoft JhengHei" w:eastAsia="Microsoft JhengHei"/>
                 <w:sz w:val="18"/>
               </w:rPr>
-              <w:t>Widget Page</w:t>
+              <w:t>lib/auth</w:t>
             </w:r>
           </w:p>
         </w:tc>
         <w:tc>
           <w:tcPr>
-            <w:tcW w:type="dxa" w:w="4320"/>
+            <w:tcW w:type="dxa" w:w="4917"/>
+            <w:vAlign w:val="top"/>
             <w:tcMar>
-              <w:top w:w="110" w:type="dxa"/>
-              <w:left w:w="120" w:type="dxa"/>
-              <w:bottom w:w="110" w:type="dxa"/>
-              <w:right w:w="120" w:type="dxa"/>
+              <w:top w:w="100" w:type="dxa"/>
+              <w:left w:w="100" w:type="dxa"/>
+              <w:bottom w:w="100" w:type="dxa"/>
+              <w:right w:w="100" w:type="dxa"/>
             </w:tcMar>
-            <w:vAlign w:val="center"/>
+            <w:shd w:fill="F2F4F6"/>
           </w:tcPr>
           <w:p>
-            <w:pPr>
-              <w:jc w:val="left"/>
-            </w:pPr>
-            <w:r/>
             <w:r>
               <w:rPr>
-                <w:rFonts w:ascii="Noto Sans CJK TC" w:hAnsi="Noto Sans CJK TC" w:eastAsia="Noto Sans CJK TC"/>
+                <w:rFonts w:ascii="Microsoft JhengHei" w:hAnsi="Microsoft JhengHei" w:eastAsia="Microsoft JhengHei"/>
                 <w:sz w:val="18"/>
               </w:rPr>
-              <w:t>畫面狀態、輸入、導覽、載入與錯誤呈現</w:t>
+              <w:t>登入、註冊、Recovery URL、訂閱與儲存模式狀態</w:t>
+            </w:r>
+          </w:p>
+        </w:tc>
+      </w:tr>
+      <w:tr>
+        <w:trPr>
+          <w:cantSplit w:val="true"/>
+        </w:trPr>
+        <w:tc>
+          <w:tcPr>
+            <w:tcW w:type="dxa" w:w="4917"/>
+            <w:vAlign w:val="top"/>
+            <w:tcMar>
+              <w:top w:w="100" w:type="dxa"/>
+              <w:left w:w="100" w:type="dxa"/>
+              <w:bottom w:w="100" w:type="dxa"/>
+              <w:right w:w="100" w:type="dxa"/>
+            </w:tcMar>
+          </w:tcPr>
+          <w:p>
+            <w:r>
+              <w:rPr>
+                <w:rFonts w:ascii="Microsoft JhengHei" w:hAnsi="Microsoft JhengHei" w:eastAsia="Microsoft JhengHei"/>
+                <w:sz w:val="18"/>
+              </w:rPr>
+              <w:t>lib/calendar</w:t>
             </w:r>
           </w:p>
         </w:tc>
         <w:tc>
           <w:tcPr>
-            <w:tcW w:type="dxa" w:w="3672"/>
+            <w:tcW w:type="dxa" w:w="4917"/>
+            <w:vAlign w:val="top"/>
             <w:tcMar>
-              <w:top w:w="110" w:type="dxa"/>
-              <w:left w:w="120" w:type="dxa"/>
-              <w:bottom w:w="110" w:type="dxa"/>
-              <w:right w:w="120" w:type="dxa"/>
+              <w:top w:w="100" w:type="dxa"/>
+              <w:left w:w="100" w:type="dxa"/>
+              <w:bottom w:w="100" w:type="dxa"/>
+              <w:right w:w="100" w:type="dxa"/>
             </w:tcMar>
-            <w:vAlign w:val="center"/>
           </w:tcPr>
           <w:p>
-            <w:pPr>
-              <w:jc w:val="left"/>
-            </w:pPr>
-            <w:r/>
             <w:r>
               <w:rPr>
-                <w:rFonts w:ascii="Noto Sans CJK TC" w:hAnsi="Noto Sans CJK TC" w:eastAsia="Noto Sans CJK TC"/>
+                <w:rFonts w:ascii="Microsoft JhengHei" w:hAnsi="Microsoft JhengHei" w:eastAsia="Microsoft JhengHei"/>
                 <w:sz w:val="18"/>
               </w:rPr>
-              <w:t>直接拼接複雜 SQL 或跨多個資料來源</w:t>
+              <w:t>月曆、共用行事曆、通知排程</w:t>
             </w:r>
           </w:p>
         </w:tc>
       </w:tr>
       <w:tr>
+        <w:trPr>
+          <w:cantSplit w:val="true"/>
+        </w:trPr>
         <w:tc>
           <w:tcPr>
-            <w:tcW w:type="dxa" w:w="1728"/>
+            <w:tcW w:type="dxa" w:w="4917"/>
+            <w:vAlign w:val="top"/>
             <w:tcMar>
-              <w:top w:w="110" w:type="dxa"/>
-              <w:left w:w="120" w:type="dxa"/>
-              <w:bottom w:w="110" w:type="dxa"/>
-              <w:right w:w="120" w:type="dxa"/>
+              <w:top w:w="100" w:type="dxa"/>
+              <w:left w:w="100" w:type="dxa"/>
+              <w:bottom w:w="100" w:type="dxa"/>
+              <w:right w:w="100" w:type="dxa"/>
             </w:tcMar>
-            <w:vAlign w:val="center"/>
-            <w:shd w:fill="EAF2F8"/>
+            <w:shd w:fill="F2F4F6"/>
           </w:tcPr>
           <w:p>
-            <w:pPr>
-              <w:jc w:val="left"/>
-            </w:pPr>
-            <w:r/>
             <w:r>
               <w:rPr>
-                <w:rFonts w:ascii="Noto Sans CJK TC" w:hAnsi="Noto Sans CJK TC" w:eastAsia="Noto Sans CJK TC"/>
+                <w:rFonts w:ascii="Microsoft JhengHei" w:hAnsi="Microsoft JhengHei" w:eastAsia="Microsoft JhengHei"/>
                 <w:sz w:val="18"/>
               </w:rPr>
-              <w:t>Controller</w:t>
+              <w:t>lib/pages/home</w:t>
             </w:r>
           </w:p>
         </w:tc>
         <w:tc>
           <w:tcPr>
-            <w:tcW w:type="dxa" w:w="4320"/>
+            <w:tcW w:type="dxa" w:w="4917"/>
+            <w:vAlign w:val="top"/>
             <w:tcMar>
-              <w:top w:w="110" w:type="dxa"/>
-              <w:left w:w="120" w:type="dxa"/>
-              <w:bottom w:w="110" w:type="dxa"/>
-              <w:right w:w="120" w:type="dxa"/>
+              <w:top w:w="100" w:type="dxa"/>
+              <w:left w:w="100" w:type="dxa"/>
+              <w:bottom w:w="100" w:type="dxa"/>
+              <w:right w:w="100" w:type="dxa"/>
             </w:tcMar>
-            <w:vAlign w:val="center"/>
-            <w:shd w:fill="EAF2F8"/>
+            <w:shd w:fill="F2F4F6"/>
           </w:tcPr>
           <w:p>
-            <w:pPr>
-              <w:jc w:val="left"/>
-            </w:pPr>
-            <w:r/>
             <w:r>
               <w:rPr>
-                <w:rFonts w:ascii="Noto Sans CJK TC" w:hAnsi="Noto Sans CJK TC" w:eastAsia="Noto Sans CJK TC"/>
+                <w:rFonts w:ascii="Microsoft JhengHei" w:hAnsi="Microsoft JhengHei" w:eastAsia="Microsoft JhengHei"/>
                 <w:sz w:val="18"/>
               </w:rPr>
-              <w:t>畫面所需狀態、快取失效、非同步生命週期</w:t>
+              <w:t>首頁聚合查詢、快取、推薦卡、完成行程工作流</w:t>
+            </w:r>
+          </w:p>
+        </w:tc>
+      </w:tr>
+      <w:tr>
+        <w:trPr>
+          <w:cantSplit w:val="true"/>
+        </w:trPr>
+        <w:tc>
+          <w:tcPr>
+            <w:tcW w:type="dxa" w:w="4917"/>
+            <w:vAlign w:val="top"/>
+            <w:tcMar>
+              <w:top w:w="100" w:type="dxa"/>
+              <w:left w:w="100" w:type="dxa"/>
+              <w:bottom w:w="100" w:type="dxa"/>
+              <w:right w:w="100" w:type="dxa"/>
+            </w:tcMar>
+          </w:tcPr>
+          <w:p>
+            <w:r>
+              <w:rPr>
+                <w:rFonts w:ascii="Microsoft JhengHei" w:hAnsi="Microsoft JhengHei" w:eastAsia="Microsoft JhengHei"/>
+                <w:sz w:val="18"/>
+              </w:rPr>
+              <w:t>lib/event / memory_trace</w:t>
             </w:r>
           </w:p>
         </w:tc>
         <w:tc>
           <w:tcPr>
-            <w:tcW w:type="dxa" w:w="3672"/>
+            <w:tcW w:type="dxa" w:w="4917"/>
+            <w:vAlign w:val="top"/>
             <w:tcMar>
-              <w:top w:w="110" w:type="dxa"/>
-              <w:left w:w="120" w:type="dxa"/>
-              <w:bottom w:w="110" w:type="dxa"/>
-              <w:right w:w="120" w:type="dxa"/>
+              <w:top w:w="100" w:type="dxa"/>
+              <w:left w:w="100" w:type="dxa"/>
+              <w:bottom w:w="100" w:type="dxa"/>
+              <w:right w:w="100" w:type="dxa"/>
             </w:tcMar>
-            <w:vAlign w:val="center"/>
-            <w:shd w:fill="EAF2F8"/>
           </w:tcPr>
           <w:p>
-            <w:pPr>
-              <w:jc w:val="left"/>
-            </w:pPr>
-            <w:r/>
             <w:r>
               <w:rPr>
-                <w:rFonts w:ascii="Noto Sans CJK TC" w:hAnsi="Noto Sans CJK TC" w:eastAsia="Noto Sans CJK TC"/>
+                <w:rFonts w:ascii="Microsoft JhengHei" w:hAnsi="Microsoft JhengHei" w:eastAsia="Microsoft JhengHei"/>
                 <w:sz w:val="18"/>
               </w:rPr>
-              <w:t>dispose 後 notifyListeners 或保留前一帳號資料</w:t>
+              <w:t>推薦活動、景點、回憶、地圖統計</w:t>
             </w:r>
           </w:p>
         </w:tc>
       </w:tr>
       <w:tr>
+        <w:trPr>
+          <w:cantSplit w:val="true"/>
+        </w:trPr>
         <w:tc>
           <w:tcPr>
-            <w:tcW w:type="dxa" w:w="1728"/>
+            <w:tcW w:type="dxa" w:w="4917"/>
+            <w:vAlign w:val="top"/>
             <w:tcMar>
-              <w:top w:w="110" w:type="dxa"/>
-              <w:left w:w="120" w:type="dxa"/>
-              <w:bottom w:w="110" w:type="dxa"/>
-              <w:right w:w="120" w:type="dxa"/>
+              <w:top w:w="100" w:type="dxa"/>
+              <w:left w:w="100" w:type="dxa"/>
+              <w:bottom w:w="100" w:type="dxa"/>
+              <w:right w:w="100" w:type="dxa"/>
             </w:tcMar>
-            <w:vAlign w:val="center"/>
+            <w:shd w:fill="F2F4F6"/>
           </w:tcPr>
           <w:p>
-            <w:pPr>
-              <w:jc w:val="left"/>
-            </w:pPr>
-            <w:r/>
             <w:r>
               <w:rPr>
-                <w:rFonts w:ascii="Noto Sans CJK TC" w:hAnsi="Noto Sans CJK TC" w:eastAsia="Noto Sans CJK TC"/>
+                <w:rFonts w:ascii="Microsoft JhengHei" w:hAnsi="Microsoft JhengHei" w:eastAsia="Microsoft JhengHei"/>
                 <w:sz w:val="18"/>
               </w:rPr>
-              <w:t>Service</w:t>
+              <w:t>lib/accounting / point_record</w:t>
             </w:r>
           </w:p>
         </w:tc>
         <w:tc>
           <w:tcPr>
-            <w:tcW w:type="dxa" w:w="4320"/>
+            <w:tcW w:type="dxa" w:w="4917"/>
+            <w:vAlign w:val="top"/>
             <w:tcMar>
-              <w:top w:w="110" w:type="dxa"/>
-              <w:left w:w="120" w:type="dxa"/>
-              <w:bottom w:w="110" w:type="dxa"/>
-              <w:right w:w="120" w:type="dxa"/>
+              <w:top w:w="100" w:type="dxa"/>
+              <w:left w:w="100" w:type="dxa"/>
+              <w:bottom w:w="100" w:type="dxa"/>
+              <w:right w:w="100" w:type="dxa"/>
             </w:tcMar>
-            <w:vAlign w:val="center"/>
+            <w:shd w:fill="F2F4F6"/>
           </w:tcPr>
           <w:p>
-            <w:pPr>
-              <w:jc w:val="left"/>
-            </w:pPr>
-            <w:r/>
             <w:r>
               <w:rPr>
-                <w:rFonts w:ascii="Noto Sans CJK TC" w:hAnsi="Noto Sans CJK TC" w:eastAsia="Noto Sans CJK TC"/>
+                <w:rFonts w:ascii="Microsoft JhengHei" w:hAnsi="Microsoft JhengHei" w:eastAsia="Microsoft JhengHei"/>
                 <w:sz w:val="18"/>
               </w:rPr>
-              <w:t>Supabase、FastAPI、本機儲存及錯誤轉譯</w:t>
+              <w:t>帳戶、明細、分類、分頁</w:t>
+            </w:r>
+          </w:p>
+        </w:tc>
+      </w:tr>
+      <w:tr>
+        <w:trPr>
+          <w:cantSplit w:val="true"/>
+        </w:trPr>
+        <w:tc>
+          <w:tcPr>
+            <w:tcW w:type="dxa" w:w="4917"/>
+            <w:vAlign w:val="top"/>
+            <w:tcMar>
+              <w:top w:w="100" w:type="dxa"/>
+              <w:left w:w="100" w:type="dxa"/>
+              <w:bottom w:w="100" w:type="dxa"/>
+              <w:right w:w="100" w:type="dxa"/>
+            </w:tcMar>
+          </w:tcPr>
+          <w:p>
+            <w:r>
+              <w:rPr>
+                <w:rFonts w:ascii="Microsoft JhengHei" w:hAnsi="Microsoft JhengHei" w:eastAsia="Microsoft JhengHei"/>
+                <w:sz w:val="18"/>
+              </w:rPr>
+              <w:t>lib/game</w:t>
             </w:r>
           </w:p>
         </w:tc>
         <w:tc>
           <w:tcPr>
-            <w:tcW w:type="dxa" w:w="3672"/>
+            <w:tcW w:type="dxa" w:w="4917"/>
+            <w:vAlign w:val="top"/>
             <w:tcMar>
-              <w:top w:w="110" w:type="dxa"/>
-              <w:left w:w="120" w:type="dxa"/>
-              <w:bottom w:w="110" w:type="dxa"/>
-              <w:right w:w="120" w:type="dxa"/>
+              <w:top w:w="100" w:type="dxa"/>
+              <w:left w:w="100" w:type="dxa"/>
+              <w:bottom w:w="100" w:type="dxa"/>
+              <w:right w:w="100" w:type="dxa"/>
             </w:tcMar>
-            <w:vAlign w:val="center"/>
           </w:tcPr>
           <w:p>
-            <w:pPr>
-              <w:jc w:val="left"/>
-            </w:pPr>
-            <w:r/>
             <w:r>
               <w:rPr>
-                <w:rFonts w:ascii="Noto Sans CJK TC" w:hAnsi="Noto Sans CJK TC" w:eastAsia="Noto Sans CJK TC"/>
+                <w:rFonts w:ascii="Microsoft JhengHei" w:hAnsi="Microsoft JhengHei" w:eastAsia="Microsoft JhengHei"/>
                 <w:sz w:val="18"/>
               </w:rPr>
-              <w:t>由 UI 傳入可偽造的 owner 而不核對 auth</w:t>
+              <w:t>題庫、答題紀錄、可玩性檢查</w:t>
             </w:r>
           </w:p>
         </w:tc>
       </w:tr>
       <w:tr>
+        <w:trPr>
+          <w:cantSplit w:val="true"/>
+        </w:trPr>
         <w:tc>
           <w:tcPr>
-            <w:tcW w:type="dxa" w:w="1728"/>
+            <w:tcW w:type="dxa" w:w="4917"/>
+            <w:vAlign w:val="top"/>
             <w:tcMar>
-              <w:top w:w="110" w:type="dxa"/>
-              <w:left w:w="120" w:type="dxa"/>
-              <w:bottom w:w="110" w:type="dxa"/>
-              <w:right w:w="120" w:type="dxa"/>
+              <w:top w:w="100" w:type="dxa"/>
+              <w:left w:w="100" w:type="dxa"/>
+              <w:bottom w:w="100" w:type="dxa"/>
+              <w:right w:w="100" w:type="dxa"/>
             </w:tcMar>
-            <w:vAlign w:val="center"/>
-            <w:shd w:fill="EAF2F8"/>
+            <w:shd w:fill="F2F4F6"/>
           </w:tcPr>
           <w:p>
-            <w:pPr>
-              <w:jc w:val="left"/>
-            </w:pPr>
-            <w:r/>
             <w:r>
               <w:rPr>
-                <w:rFonts w:ascii="Noto Sans CJK TC" w:hAnsi="Noto Sans CJK TC" w:eastAsia="Noto Sans CJK TC"/>
+                <w:rFonts w:ascii="Microsoft JhengHei" w:hAnsi="Microsoft JhengHei" w:eastAsia="Microsoft JhengHei"/>
                 <w:sz w:val="18"/>
               </w:rPr>
-              <w:t>Supabase</w:t>
+              <w:t>lib/local_storage</w:t>
             </w:r>
           </w:p>
         </w:tc>
         <w:tc>
           <w:tcPr>
-            <w:tcW w:type="dxa" w:w="4320"/>
+            <w:tcW w:type="dxa" w:w="4917"/>
+            <w:vAlign w:val="top"/>
             <w:tcMar>
-              <w:top w:w="110" w:type="dxa"/>
-              <w:left w:w="120" w:type="dxa"/>
-              <w:bottom w:w="110" w:type="dxa"/>
-              <w:right w:w="120" w:type="dxa"/>
+              <w:top w:w="100" w:type="dxa"/>
+              <w:left w:w="100" w:type="dxa"/>
+              <w:bottom w:w="100" w:type="dxa"/>
+              <w:right w:w="100" w:type="dxa"/>
             </w:tcMar>
-            <w:vAlign w:val="center"/>
-            <w:shd w:fill="EAF2F8"/>
+            <w:shd w:fill="F2F4F6"/>
           </w:tcPr>
           <w:p>
-            <w:pPr>
-              <w:jc w:val="left"/>
-            </w:pPr>
-            <w:r/>
             <w:r>
               <w:rPr>
-                <w:rFonts w:ascii="Noto Sans CJK TC" w:hAnsi="Noto Sans CJK TC" w:eastAsia="Noto Sans CJK TC"/>
+                <w:rFonts w:ascii="Microsoft JhengHei" w:hAnsi="Microsoft JhengHei" w:eastAsia="Microsoft JhengHei"/>
                 <w:sz w:val="18"/>
               </w:rPr>
-              <w:t>資料完整性、RLS、額度、共享與交易式操作</w:t>
+              <w:t>本機資料、搬移、清除與 Web 相容處理</w:t>
+            </w:r>
+          </w:p>
+        </w:tc>
+      </w:tr>
+      <w:tr>
+        <w:trPr>
+          <w:cantSplit w:val="true"/>
+        </w:trPr>
+        <w:tc>
+          <w:tcPr>
+            <w:tcW w:type="dxa" w:w="4917"/>
+            <w:vAlign w:val="top"/>
+            <w:tcMar>
+              <w:top w:w="100" w:type="dxa"/>
+              <w:left w:w="100" w:type="dxa"/>
+              <w:bottom w:w="100" w:type="dxa"/>
+              <w:right w:w="100" w:type="dxa"/>
+            </w:tcMar>
+          </w:tcPr>
+          <w:p>
+            <w:r>
+              <w:rPr>
+                <w:rFonts w:ascii="Microsoft JhengHei" w:hAnsi="Microsoft JhengHei" w:eastAsia="Microsoft JhengHei"/>
+                <w:sz w:val="18"/>
+              </w:rPr>
+              <w:t>lib/subscription</w:t>
             </w:r>
           </w:p>
         </w:tc>
         <w:tc>
           <w:tcPr>
-            <w:tcW w:type="dxa" w:w="3672"/>
+            <w:tcW w:type="dxa" w:w="4917"/>
+            <w:vAlign w:val="top"/>
             <w:tcMar>
-              <w:top w:w="110" w:type="dxa"/>
-              <w:left w:w="120" w:type="dxa"/>
-              <w:bottom w:w="110" w:type="dxa"/>
-              <w:right w:w="120" w:type="dxa"/>
+              <w:top w:w="100" w:type="dxa"/>
+              <w:left w:w="100" w:type="dxa"/>
+              <w:bottom w:w="100" w:type="dxa"/>
+              <w:right w:w="100" w:type="dxa"/>
             </w:tcMar>
-            <w:vAlign w:val="center"/>
-            <w:shd w:fill="EAF2F8"/>
           </w:tcPr>
           <w:p>
-            <w:pPr>
-              <w:jc w:val="left"/>
-            </w:pPr>
-            <w:r/>
             <w:r>
               <w:rPr>
-                <w:rFonts w:ascii="Noto Sans CJK TC" w:hAnsi="Noto Sans CJK TC" w:eastAsia="Noto Sans CJK TC"/>
+                <w:rFonts w:ascii="Microsoft JhengHei" w:hAnsi="Microsoft JhengHei" w:eastAsia="Microsoft JhengHei"/>
                 <w:sz w:val="18"/>
               </w:rPr>
-              <w:t>把 service role 暴露給客戶端</w:t>
+              <w:t>版本、額度、管理者調整、清理</w:t>
             </w:r>
           </w:p>
         </w:tc>
       </w:tr>
       <w:tr>
+        <w:trPr>
+          <w:cantSplit w:val="true"/>
+        </w:trPr>
         <w:tc>
           <w:tcPr>
-            <w:tcW w:type="dxa" w:w="1728"/>
+            <w:tcW w:type="dxa" w:w="4917"/>
+            <w:vAlign w:val="top"/>
             <w:tcMar>
-              <w:top w:w="110" w:type="dxa"/>
-              <w:left w:w="120" w:type="dxa"/>
-              <w:bottom w:w="110" w:type="dxa"/>
-              <w:right w:w="120" w:type="dxa"/>
+              <w:top w:w="100" w:type="dxa"/>
+              <w:left w:w="100" w:type="dxa"/>
+              <w:bottom w:w="100" w:type="dxa"/>
+              <w:right w:w="100" w:type="dxa"/>
             </w:tcMar>
-            <w:vAlign w:val="center"/>
+            <w:shd w:fill="F2F4F6"/>
           </w:tcPr>
           <w:p>
-            <w:pPr>
-              <w:jc w:val="left"/>
-            </w:pPr>
-            <w:r/>
             <w:r>
               <w:rPr>
-                <w:rFonts w:ascii="Noto Sans CJK TC" w:hAnsi="Noto Sans CJK TC" w:eastAsia="Noto Sans CJK TC"/>
+                <w:rFonts w:ascii="Microsoft JhengHei" w:hAnsi="Microsoft JhengHei" w:eastAsia="Microsoft JhengHei"/>
                 <w:sz w:val="18"/>
               </w:rPr>
-              <w:t>FastAPI</w:t>
+              <w:t>tool</w:t>
             </w:r>
           </w:p>
         </w:tc>
         <w:tc>
           <w:tcPr>
-            <w:tcW w:type="dxa" w:w="4320"/>
+            <w:tcW w:type="dxa" w:w="4917"/>
+            <w:vAlign w:val="top"/>
             <w:tcMar>
-              <w:top w:w="110" w:type="dxa"/>
-              <w:left w:w="120" w:type="dxa"/>
-              <w:bottom w:w="110" w:type="dxa"/>
-              <w:right w:w="120" w:type="dxa"/>
+              <w:top w:w="100" w:type="dxa"/>
+              <w:left w:w="100" w:type="dxa"/>
+              <w:bottom w:w="100" w:type="dxa"/>
+              <w:right w:w="100" w:type="dxa"/>
             </w:tcMar>
-            <w:vAlign w:val="center"/>
+            <w:shd w:fill="F2F4F6"/>
           </w:tcPr>
           <w:p>
-            <w:pPr>
-              <w:jc w:val="left"/>
-            </w:pPr>
-            <w:r/>
             <w:r>
               <w:rPr>
-                <w:rFonts w:ascii="Noto Sans CJK TC" w:hAnsi="Noto Sans CJK TC" w:eastAsia="Noto Sans CJK TC"/>
+                <w:rFonts w:ascii="Microsoft JhengHei" w:hAnsi="Microsoft JhengHei" w:eastAsia="Microsoft JhengHei"/>
                 <w:sz w:val="18"/>
               </w:rPr>
-              <w:t>外部網站、批次工作、service role 寫入</w:t>
-            </w:r>
-          </w:p>
-        </w:tc>
-        <w:tc>
-          <w:tcPr>
-            <w:tcW w:type="dxa" w:w="3672"/>
-            <w:tcMar>
-              <w:top w:w="110" w:type="dxa"/>
-              <w:left w:w="120" w:type="dxa"/>
-              <w:bottom w:w="110" w:type="dxa"/>
-              <w:right w:w="120" w:type="dxa"/>
-            </w:tcMar>
-            <w:vAlign w:val="center"/>
-          </w:tcPr>
-          <w:p>
-            <w:pPr>
-              <w:jc w:val="left"/>
-            </w:pPr>
-            <w:r/>
-            <w:r>
-              <w:rPr>
-                <w:rFonts w:ascii="Noto Sans CJK TC" w:hAnsi="Noto Sans CJK TC" w:eastAsia="Noto Sans CJK TC"/>
-                <w:sz w:val="18"/>
-              </w:rPr>
-              <w:t>信任未驗證的客戶端帳號欄位</w:t>
+              <w:t>文件產生與需手動執行的 Supabase SQL</w:t>
             </w:r>
           </w:p>
         </w:tc>
@@ -935,7 +1286,15 @@
         <w:pStyle w:val="Heading1"/>
       </w:pPr>
       <w:r>
-        <w:t>2 專案結構與開發指令</w:t>
+        <w:t>3. 身分與模組授權</w:t>
+      </w:r>
+    </w:p>
+    <w:p>
+      <w:pPr>
+        <w:pStyle w:val="Heading2"/>
+      </w:pPr>
+      <w:r>
+        <w:t>3.1 權限模型</w:t>
       </w:r>
     </w:p>
     <w:tbl>
@@ -943,12 +1302,12 @@
         <w:tblStyle w:val="TableGrid"/>
         <w:tblW w:type="auto" w:w="0"/>
         <w:jc w:val="center"/>
-        <w:tblLayout w:type="fixed"/>
         <w:tblLook w:firstColumn="1" w:firstRow="1" w:lastColumn="0" w:lastRow="0" w:noHBand="0" w:noVBand="1" w:val="04A0"/>
       </w:tblPr>
       <w:tblGrid>
-        <w:gridCol w:w="4997"/>
-        <w:gridCol w:w="4997"/>
+        <w:gridCol w:w="3278"/>
+        <w:gridCol w:w="3278"/>
+        <w:gridCol w:w="3278"/>
       </w:tblGrid>
       <w:tr>
         <w:trPr>
@@ -956,1215 +1315,280 @@
         </w:trPr>
         <w:tc>
           <w:tcPr>
-            <w:tcW w:type="dxa" w:w="3240"/>
+            <w:tcW w:type="dxa" w:w="3278"/>
             <w:shd w:fill="24496B"/>
+            <w:vAlign w:val="center"/>
             <w:tcMar>
-              <w:top w:w="110" w:type="dxa"/>
-              <w:left w:w="120" w:type="dxa"/>
-              <w:bottom w:w="110" w:type="dxa"/>
-              <w:right w:w="120" w:type="dxa"/>
+              <w:top w:w="100" w:type="dxa"/>
+              <w:left w:w="100" w:type="dxa"/>
+              <w:bottom w:w="100" w:type="dxa"/>
+              <w:right w:w="100" w:type="dxa"/>
             </w:tcMar>
-            <w:vAlign w:val="center"/>
           </w:tcPr>
           <w:p>
-            <w:pPr>
-              <w:jc w:val="center"/>
-            </w:pPr>
-            <w:r/>
             <w:r>
               <w:rPr>
-                <w:rFonts w:ascii="Noto Sans CJK TC" w:hAnsi="Noto Sans CJK TC" w:eastAsia="Noto Sans CJK TC"/>
+                <w:rFonts w:ascii="Microsoft JhengHei" w:hAnsi="Microsoft JhengHei" w:eastAsia="Microsoft JhengHei"/>
                 <w:b/>
                 <w:color w:val="FFFFFF"/>
                 <w:sz w:val="19"/>
               </w:rPr>
-              <w:t>路徑</w:t>
+              <w:t>層級</w:t>
             </w:r>
           </w:p>
         </w:tc>
         <w:tc>
           <w:tcPr>
-            <w:tcW w:type="dxa" w:w="6480"/>
+            <w:tcW w:type="dxa" w:w="3278"/>
             <w:shd w:fill="24496B"/>
+            <w:vAlign w:val="center"/>
             <w:tcMar>
-              <w:top w:w="110" w:type="dxa"/>
-              <w:left w:w="120" w:type="dxa"/>
-              <w:bottom w:w="110" w:type="dxa"/>
-              <w:right w:w="120" w:type="dxa"/>
+              <w:top w:w="100" w:type="dxa"/>
+              <w:left w:w="100" w:type="dxa"/>
+              <w:bottom w:w="100" w:type="dxa"/>
+              <w:right w:w="100" w:type="dxa"/>
             </w:tcMar>
-            <w:vAlign w:val="center"/>
           </w:tcPr>
           <w:p>
-            <w:pPr>
-              <w:jc w:val="center"/>
-            </w:pPr>
-            <w:r/>
             <w:r>
               <w:rPr>
-                <w:rFonts w:ascii="Noto Sans CJK TC" w:hAnsi="Noto Sans CJK TC" w:eastAsia="Noto Sans CJK TC"/>
+                <w:rFonts w:ascii="Microsoft JhengHei" w:hAnsi="Microsoft JhengHei" w:eastAsia="Microsoft JhengHei"/>
                 <w:b/>
                 <w:color w:val="FFFFFF"/>
                 <w:sz w:val="19"/>
               </w:rPr>
-              <w:t>用途</w:t>
+              <w:t>PageType</w:t>
+            </w:r>
+          </w:p>
+        </w:tc>
+        <w:tc>
+          <w:tcPr>
+            <w:tcW w:type="dxa" w:w="3278"/>
+            <w:shd w:fill="24496B"/>
+            <w:vAlign w:val="center"/>
+            <w:tcMar>
+              <w:top w:w="100" w:type="dxa"/>
+              <w:left w:w="100" w:type="dxa"/>
+              <w:bottom w:w="100" w:type="dxa"/>
+              <w:right w:w="100" w:type="dxa"/>
+            </w:tcMar>
+          </w:tcPr>
+          <w:p>
+            <w:r>
+              <w:rPr>
+                <w:rFonts w:ascii="Microsoft JhengHei" w:hAnsi="Microsoft JhengHei" w:eastAsia="Microsoft JhengHei"/>
+                <w:b/>
+                <w:color w:val="FFFFFF"/>
+                <w:sz w:val="19"/>
+              </w:rPr>
+              <w:t>規則</w:t>
             </w:r>
           </w:p>
         </w:tc>
       </w:tr>
       <w:tr>
+        <w:trPr>
+          <w:cantSplit w:val="true"/>
+        </w:trPr>
         <w:tc>
           <w:tcPr>
-            <w:tcW w:type="dxa" w:w="3240"/>
+            <w:tcW w:type="dxa" w:w="3278"/>
+            <w:vAlign w:val="top"/>
             <w:tcMar>
-              <w:top w:w="110" w:type="dxa"/>
-              <w:left w:w="120" w:type="dxa"/>
-              <w:bottom w:w="110" w:type="dxa"/>
-              <w:right w:w="120" w:type="dxa"/>
+              <w:top w:w="100" w:type="dxa"/>
+              <w:left w:w="100" w:type="dxa"/>
+              <w:bottom w:w="100" w:type="dxa"/>
+              <w:right w:w="100" w:type="dxa"/>
             </w:tcMar>
-            <w:vAlign w:val="center"/>
           </w:tcPr>
           <w:p>
-            <w:pPr>
-              <w:jc w:val="left"/>
-            </w:pPr>
-            <w:r/>
             <w:r>
               <w:rPr>
-                <w:rFonts w:ascii="Noto Sans CJK TC" w:hAnsi="Noto Sans CJK TC" w:eastAsia="Noto Sans CJK TC"/>
+                <w:rFonts w:ascii="Microsoft JhengHei" w:hAnsi="Microsoft JhengHei" w:eastAsia="Microsoft JhengHei"/>
                 <w:sz w:val="18"/>
               </w:rPr>
-              <w:t>lib/auth</w:t>
+              <w:t>基本</w:t>
             </w:r>
           </w:p>
         </w:tc>
         <w:tc>
           <w:tcPr>
-            <w:tcW w:type="dxa" w:w="6480"/>
+            <w:tcW w:type="dxa" w:w="3278"/>
+            <w:vAlign w:val="top"/>
             <w:tcMar>
-              <w:top w:w="110" w:type="dxa"/>
-              <w:left w:w="120" w:type="dxa"/>
-              <w:bottom w:w="110" w:type="dxa"/>
-              <w:right w:w="120" w:type="dxa"/>
+              <w:top w:w="100" w:type="dxa"/>
+              <w:left w:w="100" w:type="dxa"/>
+              <w:bottom w:w="100" w:type="dxa"/>
+              <w:right w:w="100" w:type="dxa"/>
             </w:tcMar>
-            <w:vAlign w:val="center"/>
           </w:tcPr>
           <w:p>
-            <w:pPr>
-              <w:jc w:val="left"/>
-            </w:pPr>
-            <w:r/>
             <w:r>
               <w:rPr>
-                <w:rFonts w:ascii="Noto Sans CJK TC" w:hAnsi="Noto Sans CJK TC" w:eastAsia="Noto Sans CJK TC"/>
+                <w:rFonts w:ascii="Microsoft JhengHei" w:hAnsi="Microsoft JhengHei" w:eastAsia="Microsoft JhengHei"/>
                 <w:sz w:val="18"/>
               </w:rPr>
-              <w:t>登入、註冊、Recovery、角色、訂閱快照與帳號切換清理</w:t>
+              <w:t>home、personalEvent、recommendEvent、recommendPlaces、memoryTrace、accountRecords</w:t>
+            </w:r>
+          </w:p>
+        </w:tc>
+        <w:tc>
+          <w:tcPr>
+            <w:tcW w:type="dxa" w:w="3278"/>
+            <w:vAlign w:val="top"/>
+            <w:tcMar>
+              <w:top w:w="100" w:type="dxa"/>
+              <w:left w:w="100" w:type="dxa"/>
+              <w:bottom w:w="100" w:type="dxa"/>
+              <w:right w:w="100" w:type="dxa"/>
+            </w:tcMar>
+          </w:tcPr>
+          <w:p>
+            <w:r>
+              <w:rPr>
+                <w:rFonts w:ascii="Microsoft JhengHei" w:hAnsi="Microsoft JhengHei" w:eastAsia="Microsoft JhengHei"/>
+                <w:sz w:val="18"/>
+              </w:rPr>
+              <w:t>所有已登入使用者</w:t>
             </w:r>
           </w:p>
         </w:tc>
       </w:tr>
       <w:tr>
+        <w:trPr>
+          <w:cantSplit w:val="true"/>
+        </w:trPr>
         <w:tc>
           <w:tcPr>
-            <w:tcW w:type="dxa" w:w="3240"/>
+            <w:tcW w:type="dxa" w:w="3278"/>
+            <w:vAlign w:val="top"/>
             <w:tcMar>
-              <w:top w:w="110" w:type="dxa"/>
-              <w:left w:w="120" w:type="dxa"/>
-              <w:bottom w:w="110" w:type="dxa"/>
-              <w:right w:w="120" w:type="dxa"/>
+              <w:top w:w="100" w:type="dxa"/>
+              <w:left w:w="100" w:type="dxa"/>
+              <w:bottom w:w="100" w:type="dxa"/>
+              <w:right w:w="100" w:type="dxa"/>
             </w:tcMar>
-            <w:vAlign w:val="center"/>
-            <w:shd w:fill="EAF2F8"/>
+            <w:shd w:fill="F2F4F6"/>
           </w:tcPr>
           <w:p>
-            <w:pPr>
-              <w:jc w:val="left"/>
-            </w:pPr>
-            <w:r/>
             <w:r>
               <w:rPr>
-                <w:rFonts w:ascii="Noto Sans CJK TC" w:hAnsi="Noto Sans CJK TC" w:eastAsia="Noto Sans CJK TC"/>
+                <w:rFonts w:ascii="Microsoft JhengHei" w:hAnsi="Microsoft JhengHei" w:eastAsia="Microsoft JhengHei"/>
                 <w:sz w:val="18"/>
               </w:rPr>
-              <w:t>lib/calendar</w:t>
+              <w:t>可授權</w:t>
             </w:r>
           </w:p>
         </w:tc>
         <w:tc>
           <w:tcPr>
-            <w:tcW w:type="dxa" w:w="6480"/>
+            <w:tcW w:type="dxa" w:w="3278"/>
+            <w:vAlign w:val="top"/>
             <w:tcMar>
-              <w:top w:w="110" w:type="dxa"/>
-              <w:left w:w="120" w:type="dxa"/>
-              <w:bottom w:w="110" w:type="dxa"/>
-              <w:right w:w="120" w:type="dxa"/>
+              <w:top w:w="100" w:type="dxa"/>
+              <w:left w:w="100" w:type="dxa"/>
+              <w:bottom w:w="100" w:type="dxa"/>
+              <w:right w:w="100" w:type="dxa"/>
             </w:tcMar>
-            <w:vAlign w:val="center"/>
-            <w:shd w:fill="EAF2F8"/>
+            <w:shd w:fill="F2F4F6"/>
           </w:tcPr>
           <w:p>
-            <w:pPr>
-              <w:jc w:val="left"/>
-            </w:pPr>
-            <w:r/>
             <w:r>
               <w:rPr>
-                <w:rFonts w:ascii="Noto Sans CJK TC" w:hAnsi="Noto Sans CJK TC" w:eastAsia="Noto Sans CJK TC"/>
+                <w:rFonts w:ascii="Microsoft JhengHei" w:hAnsi="Microsoft JhengHei" w:eastAsia="Microsoft JhengHei"/>
                 <w:sz w:val="18"/>
               </w:rPr>
-              <w:t>事件 CRUD、月快取、提醒、分享與完成狀態</w:t>
+              <w:t>pointsRecord、game、ai、stock、businessPlan、feedbackAdmin</w:t>
+            </w:r>
+          </w:p>
+        </w:tc>
+        <w:tc>
+          <w:tcPr>
+            <w:tcW w:type="dxa" w:w="3278"/>
+            <w:vAlign w:val="top"/>
+            <w:tcMar>
+              <w:top w:w="100" w:type="dxa"/>
+              <w:left w:w="100" w:type="dxa"/>
+              <w:bottom w:w="100" w:type="dxa"/>
+              <w:right w:w="100" w:type="dxa"/>
+            </w:tcMar>
+            <w:shd w:fill="F2F4F6"/>
+          </w:tcPr>
+          <w:p>
+            <w:r>
+              <w:rPr>
+                <w:rFonts w:ascii="Microsoft JhengHei" w:hAnsi="Microsoft JhengHei" w:eastAsia="Microsoft JhengHei"/>
+                <w:sz w:val="18"/>
+              </w:rPr>
+              <w:t>管理者預設全開；一般使用者需 user_module 有效紀錄</w:t>
             </w:r>
           </w:p>
         </w:tc>
       </w:tr>
       <w:tr>
+        <w:trPr>
+          <w:cantSplit w:val="true"/>
+        </w:trPr>
         <w:tc>
           <w:tcPr>
-            <w:tcW w:type="dxa" w:w="3240"/>
+            <w:tcW w:type="dxa" w:w="3278"/>
+            <w:vAlign w:val="top"/>
             <w:tcMar>
-              <w:top w:w="110" w:type="dxa"/>
-              <w:left w:w="120" w:type="dxa"/>
-              <w:bottom w:w="110" w:type="dxa"/>
-              <w:right w:w="120" w:type="dxa"/>
+              <w:top w:w="100" w:type="dxa"/>
+              <w:left w:w="100" w:type="dxa"/>
+              <w:bottom w:w="100" w:type="dxa"/>
+              <w:right w:w="100" w:type="dxa"/>
             </w:tcMar>
-            <w:vAlign w:val="center"/>
           </w:tcPr>
           <w:p>
-            <w:pPr>
-              <w:jc w:val="left"/>
-            </w:pPr>
-            <w:r/>
             <w:r>
               <w:rPr>
-                <w:rFonts w:ascii="Noto Sans CJK TC" w:hAnsi="Noto Sans CJK TC" w:eastAsia="Noto Sans CJK TC"/>
+                <w:rFonts w:ascii="Microsoft JhengHei" w:hAnsi="Microsoft JhengHei" w:eastAsia="Microsoft JhengHei"/>
                 <w:sz w:val="18"/>
               </w:rPr>
-              <w:t>lib/accounting  lib/point_record</w:t>
+              <w:t>管理專用</w:t>
             </w:r>
           </w:p>
         </w:tc>
         <w:tc>
           <w:tcPr>
-            <w:tcW w:type="dxa" w:w="6480"/>
+            <w:tcW w:type="dxa" w:w="3278"/>
+            <w:vAlign w:val="top"/>
             <w:tcMar>
-              <w:top w:w="110" w:type="dxa"/>
-              <w:left w:w="120" w:type="dxa"/>
-              <w:bottom w:w="110" w:type="dxa"/>
-              <w:right w:w="120" w:type="dxa"/>
+              <w:top w:w="100" w:type="dxa"/>
+              <w:left w:w="100" w:type="dxa"/>
+              <w:bottom w:w="100" w:type="dxa"/>
+              <w:right w:w="100" w:type="dxa"/>
             </w:tcMar>
-            <w:vAlign w:val="center"/>
           </w:tcPr>
           <w:p>
-            <w:pPr>
-              <w:jc w:val="left"/>
-            </w:pPr>
-            <w:r/>
             <w:r>
               <w:rPr>
-                <w:rFonts w:ascii="Noto Sans CJK TC" w:hAnsi="Noto Sans CJK TC" w:eastAsia="Noto Sans CJK TC"/>
+                <w:rFonts w:ascii="Microsoft JhengHei" w:hAnsi="Microsoft JhengHei" w:eastAsia="Microsoft JhengHei"/>
                 <w:sz w:val="18"/>
               </w:rPr>
-              <w:t>帳戶、明細、分類、日期時間、小數與總計</w:t>
-            </w:r>
-          </w:p>
-        </w:tc>
-      </w:tr>
-      <w:tr>
-        <w:tc>
-          <w:tcPr>
-            <w:tcW w:type="dxa" w:w="3240"/>
-            <w:tcMar>
-              <w:top w:w="110" w:type="dxa"/>
-              <w:left w:w="120" w:type="dxa"/>
-              <w:bottom w:w="110" w:type="dxa"/>
-              <w:right w:w="120" w:type="dxa"/>
-            </w:tcMar>
-            <w:vAlign w:val="center"/>
-            <w:shd w:fill="EAF2F8"/>
-          </w:tcPr>
-          <w:p>
-            <w:pPr>
-              <w:jc w:val="left"/>
-            </w:pPr>
-            <w:r/>
-            <w:r>
-              <w:rPr>
-                <w:rFonts w:ascii="Noto Sans CJK TC" w:hAnsi="Noto Sans CJK TC" w:eastAsia="Noto Sans CJK TC"/>
-                <w:sz w:val="18"/>
-              </w:rPr>
-              <w:t>lib/event  lib/memory_trace</w:t>
+              <w:t>moduleAuthorization</w:t>
             </w:r>
           </w:p>
         </w:tc>
         <w:tc>
           <w:tcPr>
-            <w:tcW w:type="dxa" w:w="6480"/>
+            <w:tcW w:type="dxa" w:w="3278"/>
+            <w:vAlign w:val="top"/>
             <w:tcMar>
-              <w:top w:w="110" w:type="dxa"/>
-              <w:left w:w="120" w:type="dxa"/>
-              <w:bottom w:w="110" w:type="dxa"/>
-              <w:right w:w="120" w:type="dxa"/>
+              <w:top w:w="100" w:type="dxa"/>
+              <w:left w:w="100" w:type="dxa"/>
+              <w:bottom w:w="100" w:type="dxa"/>
+              <w:right w:w="100" w:type="dxa"/>
             </w:tcMar>
-            <w:vAlign w:val="center"/>
-            <w:shd w:fill="EAF2F8"/>
           </w:tcPr>
           <w:p>
-            <w:pPr>
-              <w:jc w:val="left"/>
-            </w:pPr>
-            <w:r/>
             <w:r>
               <w:rPr>
-                <w:rFonts w:ascii="Noto Sans CJK TC" w:hAnsi="Noto Sans CJK TC" w:eastAsia="Noto Sans CJK TC"/>
+                <w:rFonts w:ascii="Microsoft JhengHei" w:hAnsi="Microsoft JhengHei" w:eastAsia="Microsoft JhengHei"/>
                 <w:sz w:val="18"/>
               </w:rPr>
-              <w:t>推薦、地圖、天氣、圖片、匯入與回憶</w:t>
-            </w:r>
-          </w:p>
-        </w:tc>
-      </w:tr>
-      <w:tr>
-        <w:tc>
-          <w:tcPr>
-            <w:tcW w:type="dxa" w:w="3240"/>
-            <w:tcMar>
-              <w:top w:w="110" w:type="dxa"/>
-              <w:left w:w="120" w:type="dxa"/>
-              <w:bottom w:w="110" w:type="dxa"/>
-              <w:right w:w="120" w:type="dxa"/>
-            </w:tcMar>
-            <w:vAlign w:val="center"/>
-          </w:tcPr>
-          <w:p>
-            <w:pPr>
-              <w:jc w:val="left"/>
-            </w:pPr>
-            <w:r/>
-            <w:r>
-              <w:rPr>
-                <w:rFonts w:ascii="Noto Sans CJK TC" w:hAnsi="Noto Sans CJK TC" w:eastAsia="Noto Sans CJK TC"/>
-                <w:sz w:val="18"/>
-              </w:rPr>
-              <w:t>lib/game</w:t>
-            </w:r>
-          </w:p>
-        </w:tc>
-        <w:tc>
-          <w:tcPr>
-            <w:tcW w:type="dxa" w:w="6480"/>
-            <w:tcMar>
-              <w:top w:w="110" w:type="dxa"/>
-              <w:left w:w="120" w:type="dxa"/>
-              <w:bottom w:w="110" w:type="dxa"/>
-              <w:right w:w="120" w:type="dxa"/>
-            </w:tcMar>
-            <w:vAlign w:val="center"/>
-          </w:tcPr>
-          <w:p>
-            <w:pPr>
-              <w:jc w:val="left"/>
-            </w:pPr>
-            <w:r/>
-            <w:r>
-              <w:rPr>
-                <w:rFonts w:ascii="Noto Sans CJK TC" w:hAnsi="Noto Sans CJK TC" w:eastAsia="Noto Sans CJK TC"/>
-                <w:sz w:val="18"/>
-              </w:rPr>
-              <w:t>題庫、遊戲、進度、題數可用性與本機題庫</w:t>
-            </w:r>
-          </w:p>
-        </w:tc>
-      </w:tr>
-      <w:tr>
-        <w:tc>
-          <w:tcPr>
-            <w:tcW w:type="dxa" w:w="3240"/>
-            <w:tcMar>
-              <w:top w:w="110" w:type="dxa"/>
-              <w:left w:w="120" w:type="dxa"/>
-              <w:bottom w:w="110" w:type="dxa"/>
-              <w:right w:w="120" w:type="dxa"/>
-            </w:tcMar>
-            <w:vAlign w:val="center"/>
-            <w:shd w:fill="EAF2F8"/>
-          </w:tcPr>
-          <w:p>
-            <w:pPr>
-              <w:jc w:val="left"/>
-            </w:pPr>
-            <w:r/>
-            <w:r>
-              <w:rPr>
-                <w:rFonts w:ascii="Noto Sans CJK TC" w:hAnsi="Noto Sans CJK TC" w:eastAsia="Noto Sans CJK TC"/>
-                <w:sz w:val="18"/>
-              </w:rPr>
-              <w:t>lib/local_storage</w:t>
-            </w:r>
-          </w:p>
-        </w:tc>
-        <w:tc>
-          <w:tcPr>
-            <w:tcW w:type="dxa" w:w="6480"/>
-            <w:tcMar>
-              <w:top w:w="110" w:type="dxa"/>
-              <w:left w:w="120" w:type="dxa"/>
-              <w:bottom w:w="110" w:type="dxa"/>
-              <w:right w:w="120" w:type="dxa"/>
-            </w:tcMar>
-            <w:vAlign w:val="center"/>
-            <w:shd w:fill="EAF2F8"/>
-          </w:tcPr>
-          <w:p>
-            <w:pPr>
-              <w:jc w:val="left"/>
-            </w:pPr>
-            <w:r/>
-            <w:r>
-              <w:rPr>
-                <w:rFonts w:ascii="Noto Sans CJK TC" w:hAnsi="Noto Sans CJK TC" w:eastAsia="Noto Sans CJK TC"/>
-                <w:sz w:val="18"/>
-              </w:rPr>
-              <w:t>IndexedDB 或 Sembast、資料模式與搬移</w:t>
-            </w:r>
-          </w:p>
-        </w:tc>
-      </w:tr>
-      <w:tr>
-        <w:tc>
-          <w:tcPr>
-            <w:tcW w:type="dxa" w:w="3240"/>
-            <w:tcMar>
-              <w:top w:w="110" w:type="dxa"/>
-              <w:left w:w="120" w:type="dxa"/>
-              <w:bottom w:w="110" w:type="dxa"/>
-              <w:right w:w="120" w:type="dxa"/>
-            </w:tcMar>
-            <w:vAlign w:val="center"/>
-          </w:tcPr>
-          <w:p>
-            <w:pPr>
-              <w:jc w:val="left"/>
-            </w:pPr>
-            <w:r/>
-            <w:r>
-              <w:rPr>
-                <w:rFonts w:ascii="Noto Sans CJK TC" w:hAnsi="Noto Sans CJK TC" w:eastAsia="Noto Sans CJK TC"/>
-                <w:sz w:val="18"/>
-              </w:rPr>
-              <w:t>lib/subscription</w:t>
-            </w:r>
-          </w:p>
-        </w:tc>
-        <w:tc>
-          <w:tcPr>
-            <w:tcW w:type="dxa" w:w="6480"/>
-            <w:tcMar>
-              <w:top w:w="110" w:type="dxa"/>
-              <w:left w:w="120" w:type="dxa"/>
-              <w:bottom w:w="110" w:type="dxa"/>
-              <w:right w:w="120" w:type="dxa"/>
-            </w:tcMar>
-            <w:vAlign w:val="center"/>
-          </w:tcPr>
-          <w:p>
-            <w:pPr>
-              <w:jc w:val="left"/>
-            </w:pPr>
-            <w:r/>
-            <w:r>
-              <w:rPr>
-                <w:rFonts w:ascii="Noto Sans CJK TC" w:hAnsi="Noto Sans CJK TC" w:eastAsia="Noto Sans CJK TC"/>
-                <w:sz w:val="18"/>
-              </w:rPr>
-              <w:t>方案、版本化額度、管理者工具與資料清理</w:t>
-            </w:r>
-          </w:p>
-        </w:tc>
-      </w:tr>
-      <w:tr>
-        <w:tc>
-          <w:tcPr>
-            <w:tcW w:type="dxa" w:w="3240"/>
-            <w:tcMar>
-              <w:top w:w="110" w:type="dxa"/>
-              <w:left w:w="120" w:type="dxa"/>
-              <w:bottom w:w="110" w:type="dxa"/>
-              <w:right w:w="120" w:type="dxa"/>
-            </w:tcMar>
-            <w:vAlign w:val="center"/>
-            <w:shd w:fill="EAF2F8"/>
-          </w:tcPr>
-          <w:p>
-            <w:pPr>
-              <w:jc w:val="left"/>
-            </w:pPr>
-            <w:r/>
-            <w:r>
-              <w:rPr>
-                <w:rFonts w:ascii="Noto Sans CJK TC" w:hAnsi="Noto Sans CJK TC" w:eastAsia="Noto Sans CJK TC"/>
-                <w:sz w:val="18"/>
-              </w:rPr>
-              <w:t>supabase/migrations</w:t>
-            </w:r>
-          </w:p>
-        </w:tc>
-        <w:tc>
-          <w:tcPr>
-            <w:tcW w:type="dxa" w:w="6480"/>
-            <w:tcMar>
-              <w:top w:w="110" w:type="dxa"/>
-              <w:left w:w="120" w:type="dxa"/>
-              <w:bottom w:w="110" w:type="dxa"/>
-              <w:right w:w="120" w:type="dxa"/>
-            </w:tcMar>
-            <w:vAlign w:val="center"/>
-            <w:shd w:fill="EAF2F8"/>
-          </w:tcPr>
-          <w:p>
-            <w:pPr>
-              <w:jc w:val="left"/>
-            </w:pPr>
-            <w:r/>
-            <w:r>
-              <w:rPr>
-                <w:rFonts w:ascii="Noto Sans CJK TC" w:hAnsi="Noto Sans CJK TC" w:eastAsia="Noto Sans CJK TC"/>
-                <w:sz w:val="18"/>
-              </w:rPr>
-              <w:t>資料表、RLS、RPC、觸發器與可稽核變更</w:t>
-            </w:r>
-          </w:p>
-        </w:tc>
-      </w:tr>
-      <w:tr>
-        <w:tc>
-          <w:tcPr>
-            <w:tcW w:type="dxa" w:w="3240"/>
-            <w:tcMar>
-              <w:top w:w="110" w:type="dxa"/>
-              <w:left w:w="120" w:type="dxa"/>
-              <w:bottom w:w="110" w:type="dxa"/>
-              <w:right w:w="120" w:type="dxa"/>
-            </w:tcMar>
-            <w:vAlign w:val="center"/>
-          </w:tcPr>
-          <w:p>
-            <w:pPr>
-              <w:jc w:val="left"/>
-            </w:pPr>
-            <w:r/>
-            <w:r>
-              <w:rPr>
-                <w:rFonts w:ascii="Noto Sans CJK TC" w:hAnsi="Noto Sans CJK TC" w:eastAsia="Noto Sans CJK TC"/>
-                <w:sz w:val="18"/>
-              </w:rPr>
-              <w:t>python_ai_service</w:t>
-            </w:r>
-          </w:p>
-        </w:tc>
-        <w:tc>
-          <w:tcPr>
-            <w:tcW w:type="dxa" w:w="6480"/>
-            <w:tcMar>
-              <w:top w:w="110" w:type="dxa"/>
-              <w:left w:w="120" w:type="dxa"/>
-              <w:bottom w:w="110" w:type="dxa"/>
-              <w:right w:w="120" w:type="dxa"/>
-            </w:tcMar>
-            <w:vAlign w:val="center"/>
-          </w:tcPr>
-          <w:p>
-            <w:pPr>
-              <w:jc w:val="left"/>
-            </w:pPr>
-            <w:r/>
-            <w:r>
-              <w:rPr>
-                <w:rFonts w:ascii="Noto Sans CJK TC" w:hAnsi="Noto Sans CJK TC" w:eastAsia="Noto Sans CJK TC"/>
-                <w:sz w:val="18"/>
-              </w:rPr>
-              <w:t>FastAPI、外部資料來源與後端排程</w:t>
-            </w:r>
-          </w:p>
-        </w:tc>
-      </w:tr>
-      <w:tr>
-        <w:tc>
-          <w:tcPr>
-            <w:tcW w:type="dxa" w:w="3240"/>
-            <w:tcMar>
-              <w:top w:w="110" w:type="dxa"/>
-              <w:left w:w="120" w:type="dxa"/>
-              <w:bottom w:w="110" w:type="dxa"/>
-              <w:right w:w="120" w:type="dxa"/>
-            </w:tcMar>
-            <w:vAlign w:val="center"/>
-            <w:shd w:fill="EAF2F8"/>
-          </w:tcPr>
-          <w:p>
-            <w:pPr>
-              <w:jc w:val="left"/>
-            </w:pPr>
-            <w:r/>
-            <w:r>
-              <w:rPr>
-                <w:rFonts w:ascii="Noto Sans CJK TC" w:hAnsi="Noto Sans CJK TC" w:eastAsia="Noto Sans CJK TC"/>
-                <w:sz w:val="18"/>
-              </w:rPr>
-              <w:t>test</w:t>
-            </w:r>
-          </w:p>
-        </w:tc>
-        <w:tc>
-          <w:tcPr>
-            <w:tcW w:type="dxa" w:w="6480"/>
-            <w:tcMar>
-              <w:top w:w="110" w:type="dxa"/>
-              <w:left w:w="120" w:type="dxa"/>
-              <w:bottom w:w="110" w:type="dxa"/>
-              <w:right w:w="120" w:type="dxa"/>
-            </w:tcMar>
-            <w:vAlign w:val="center"/>
-            <w:shd w:fill="EAF2F8"/>
-          </w:tcPr>
-          <w:p>
-            <w:pPr>
-              <w:jc w:val="left"/>
-            </w:pPr>
-            <w:r/>
-            <w:r>
-              <w:rPr>
-                <w:rFonts w:ascii="Noto Sans CJK TC" w:hAnsi="Noto Sans CJK TC" w:eastAsia="Noto Sans CJK TC"/>
-                <w:sz w:val="18"/>
-              </w:rPr>
-              <w:t>Flutter unit 與 widget tests</w:t>
-            </w:r>
-          </w:p>
-        </w:tc>
-      </w:tr>
-    </w:tbl>
-    <w:p/>
-    <w:p>
-      <w:r>
-        <w:rPr>
-          <w:rFonts w:ascii="Noto Sans CJK TC" w:hAnsi="Noto Sans CJK TC" w:eastAsia="Noto Sans CJK TC"/>
-        </w:rPr>
-        <w:t>常用 Flutter 指令：</w:t>
-      </w:r>
-    </w:p>
-    <w:p>
-      <w:pPr>
-        <w:pStyle w:val="ListBullet"/>
-      </w:pPr>
-      <w:r>
-        <w:rPr>
-          <w:rFonts w:ascii="Noto Sans CJK TC" w:hAnsi="Noto Sans CJK TC" w:eastAsia="Noto Sans CJK TC"/>
-        </w:rPr>
-        <w:t>flutter pub get</w:t>
-      </w:r>
-    </w:p>
-    <w:p>
-      <w:pPr>
-        <w:pStyle w:val="ListBullet"/>
-      </w:pPr>
-      <w:r>
-        <w:rPr>
-          <w:rFonts w:ascii="Noto Sans CJK TC" w:hAnsi="Noto Sans CJK TC" w:eastAsia="Noto Sans CJK TC"/>
-        </w:rPr>
-        <w:t>flutter gen-l10n</w:t>
-      </w:r>
-    </w:p>
-    <w:p>
-      <w:pPr>
-        <w:pStyle w:val="ListBullet"/>
-      </w:pPr>
-      <w:r>
-        <w:rPr>
-          <w:rFonts w:ascii="Noto Sans CJK TC" w:hAnsi="Noto Sans CJK TC" w:eastAsia="Noto Sans CJK TC"/>
-        </w:rPr>
-        <w:t>flutter analyze</w:t>
-      </w:r>
-    </w:p>
-    <w:p>
-      <w:pPr>
-        <w:pStyle w:val="ListBullet"/>
-      </w:pPr>
-      <w:r>
-        <w:rPr>
-          <w:rFonts w:ascii="Noto Sans CJK TC" w:hAnsi="Noto Sans CJK TC" w:eastAsia="Noto Sans CJK TC"/>
-        </w:rPr>
-        <w:t>flutter test</w:t>
-      </w:r>
-    </w:p>
-    <w:p>
-      <w:pPr>
-        <w:pStyle w:val="ListBullet"/>
-      </w:pPr>
-      <w:r>
-        <w:rPr>
-          <w:rFonts w:ascii="Noto Sans CJK TC" w:hAnsi="Noto Sans CJK TC" w:eastAsia="Noto Sans CJK TC"/>
-        </w:rPr>
-        <w:t>flutter run --dart-define=API_BASE_URL=http://127.0.0.1:8000</w:t>
-      </w:r>
-    </w:p>
-    <w:p>
-      <w:r>
-        <w:rPr>
-          <w:rFonts w:ascii="Noto Sans CJK TC" w:hAnsi="Noto Sans CJK TC" w:eastAsia="Noto Sans CJK TC"/>
-        </w:rPr>
-        <w:t>FastAPI 使用 requirements 安裝依賴，以 uvicorn 啟動，並用 unittest discover 執行測試。機密環境變數不得提交至 Git。</w:t>
-      </w:r>
-    </w:p>
-    <w:p>
-      <w:pPr>
-        <w:pStyle w:val="Heading1"/>
-      </w:pPr>
-      <w:r>
-        <w:t>3 啟動 驗證與帳號切換</w:t>
-      </w:r>
-    </w:p>
-    <w:p>
-      <w:pPr>
-        <w:pStyle w:val="ListBullet"/>
-      </w:pPr>
-      <w:r>
-        <w:rPr>
-          <w:rFonts w:ascii="Noto Sans CJK TC" w:hAnsi="Noto Sans CJK TC" w:eastAsia="Noto Sans CJK TC"/>
-        </w:rPr>
-        <w:t>main 啟動先初始化 Flutter binding 與 Supabase，再顯示依賴登入狀態的畫面。SharedPreferences 等 plugin 必須在原生 plugin 註冊完成後使用。</w:t>
-      </w:r>
-    </w:p>
-    <w:p>
-      <w:pPr>
-        <w:pStyle w:val="ListBullet"/>
-      </w:pPr>
-      <w:r>
-        <w:rPr>
-          <w:rFonts w:ascii="Noto Sans CJK TC" w:hAnsi="Noto Sans CJK TC" w:eastAsia="Noto Sans CJK TC"/>
-        </w:rPr>
-        <w:t>Web Recovery 只解析目前 URL；Android 與 iOS 才監聽 app_links 串流，並於 dispose 取消訂閱。</w:t>
-      </w:r>
-    </w:p>
-    <w:p>
-      <w:pPr>
-        <w:pStyle w:val="ListBullet"/>
-      </w:pPr>
-      <w:r>
-        <w:rPr>
-          <w:rFonts w:ascii="Noto Sans CJK TC" w:hAnsi="Noto Sans CJK TC" w:eastAsia="Noto Sans CJK TC"/>
-        </w:rPr>
-        <w:t>帳號變更時以使用者 ID 或 Email 建立 session generation。所有帳戶、首頁、行事曆、回憶、遊戲與本機快取必須清除後再載入。</w:t>
-      </w:r>
-    </w:p>
-    <w:p>
-      <w:pPr>
-        <w:pStyle w:val="ListBullet"/>
-      </w:pPr>
-      <w:r>
-        <w:rPr>
-          <w:rFonts w:ascii="Noto Sans CJK TC" w:hAnsi="Noto Sans CJK TC" w:eastAsia="Noto Sans CJK TC"/>
-        </w:rPr>
-        <w:t>同帳號 token 更新不應清除資料；只有實際帳號識別變更才重設。</w:t>
-      </w:r>
-    </w:p>
-    <w:p>
-      <w:pPr>
-        <w:pStyle w:val="ListBullet"/>
-      </w:pPr>
-      <w:r>
-        <w:rPr>
-          <w:rFonts w:ascii="Noto Sans CJK TC" w:hAnsi="Noto Sans CJK TC" w:eastAsia="Noto Sans CJK TC"/>
-        </w:rPr>
-        <w:t>非同步工作完成前檢查 mounted、disposed 或 requestId，舊請求不得覆蓋新帳號或新篩選結果。</w:t>
-      </w:r>
-    </w:p>
-    <w:p>
-      <w:pPr>
-        <w:pStyle w:val="Heading1"/>
-      </w:pPr>
-      <w:r>
-        <w:t>4 雲端與本機資料模式</w:t>
-      </w:r>
-    </w:p>
-    <w:p>
-      <w:r>
-        <w:rPr>
-          <w:rFonts w:ascii="Noto Sans CJK TC" w:hAnsi="Noto Sans CJK TC" w:eastAsia="Noto Sans CJK TC"/>
-        </w:rPr>
-        <w:t>DataStorageLocation 是個人資料唯一來源選擇。雲端與本機不可同時作為主要來源。Service 進行 CRUD 前必須查詢目前偏好；本機模式不得因 ID 空字串而向 Supabase 發出查詢。</w:t>
-      </w:r>
-    </w:p>
-    <w:p>
-      <w:pPr>
-        <w:pStyle w:val="Heading2"/>
-      </w:pPr>
-      <w:r>
-        <w:t>4.1 搬移交易</w:t>
-      </w:r>
-    </w:p>
-    <w:p>
-      <w:pPr>
-        <w:pStyle w:val="ListBullet"/>
-      </w:pPr>
-      <w:r>
-        <w:rPr>
-          <w:rFonts w:ascii="Noto Sans CJK TC" w:hAnsi="Noto Sans CJK TC" w:eastAsia="Noto Sans CJK TC"/>
-        </w:rPr>
-        <w:t>Cloud to local：RPC 匯出 → 分資源寫入 → 筆數與必要欄位驗證 → 呼叫確認刪除雲端 → 更新 preferredLocation。</w:t>
-      </w:r>
-    </w:p>
-    <w:p>
-      <w:pPr>
-        <w:pStyle w:val="ListBullet"/>
-      </w:pPr>
-      <w:r>
-        <w:rPr>
-          <w:rFonts w:ascii="Noto Sans CJK TC" w:hAnsi="Noto Sans CJK TC" w:eastAsia="Noto Sans CJK TC"/>
-        </w:rPr>
-        <w:t>Local to cloud：本機清單快照 → 方案與額度預檢 → 整批 restore RPC → 雲端驗證 → 清除本機 → 更新 preferredLocation。</w:t>
-      </w:r>
-    </w:p>
-    <w:p>
-      <w:pPr>
-        <w:pStyle w:val="ListBullet"/>
-      </w:pPr>
-      <w:r>
-        <w:rPr>
-          <w:rFonts w:ascii="Noto Sans CJK TC" w:hAnsi="Noto Sans CJK TC" w:eastAsia="Noto Sans CJK TC"/>
-        </w:rPr>
-        <w:t>任一資源失敗時保留來源資料，不更新 preferredLocation。NOT NULL 欄位如 country 必須在轉換時補標準預設值。</w:t>
-      </w:r>
-    </w:p>
-    <w:p>
-      <w:pPr>
-        <w:pStyle w:val="ListBullet"/>
-      </w:pPr>
-      <w:r>
-        <w:rPr>
-          <w:rFonts w:ascii="Noto Sans CJK TC" w:hAnsi="Noto Sans CJK TC" w:eastAsia="Noto Sans CJK TC"/>
-        </w:rPr>
-        <w:t>Web 清理 IndexedDB 時避免混用舊版 idb_shim cursor 或跨分頁 notification 型別；以目前封裝逐資源刪除。</w:t>
-      </w:r>
-    </w:p>
-    <w:p>
-      <w:pPr>
-        <w:pStyle w:val="Heading2"/>
-      </w:pPr>
-      <w:r>
-        <w:t>4.2 本機額度計數</w:t>
-      </w:r>
-    </w:p>
-    <w:p>
-      <w:r>
-        <w:rPr>
-          <w:rFonts w:ascii="Noto Sans CJK TC" w:hAnsi="Noto Sans CJK TC" w:eastAsia="Noto Sans CJK TC"/>
-        </w:rPr>
-        <w:t>本機資料量大時不可每次開畫面逐資源完整掃描。LocalUsageCounter 以增刪異動更新快取計數；搬移、全清與帳號切換後重建。UI 顯示本機不限量，但新增權限仍依本機版本有效期判斷。</w:t>
-      </w:r>
-    </w:p>
-    <w:p>
-      <w:pPr>
-        <w:pStyle w:val="Heading1"/>
-      </w:pPr>
-      <w:r>
-        <w:t>5 Supabase 安全模型</w:t>
-      </w:r>
-    </w:p>
-    <w:p>
-      <w:pPr>
-        <w:pStyle w:val="ListBullet"/>
-      </w:pPr>
-      <w:r>
-        <w:rPr>
-          <w:rFonts w:ascii="Noto Sans CJK TC" w:hAnsi="Noto Sans CJK TC" w:eastAsia="Noto Sans CJK TC"/>
-        </w:rPr>
-        <w:t>所有 public 個人資料表啟用 RLS。owner_id 優先使用 auth.uid()；舊表以正規化 JWT Email 比對。</w:t>
-      </w:r>
-    </w:p>
-    <w:p>
-      <w:pPr>
-        <w:pStyle w:val="ListBullet"/>
-      </w:pPr>
-      <w:r>
-        <w:rPr>
-          <w:rFonts w:ascii="Noto Sans CJK TC" w:hAnsi="Noto Sans CJK TC" w:eastAsia="Noto Sans CJK TC"/>
-        </w:rPr>
-        <w:t>anon 不得執行個人資料 RPC。authenticated 僅取得必要 CRUD；REFERENCES、TRIGGER、TRUNCATE 不提供。</w:t>
-      </w:r>
-    </w:p>
-    <w:p>
-      <w:pPr>
-        <w:pStyle w:val="ListBullet"/>
-      </w:pPr>
-      <w:r>
-        <w:rPr>
-          <w:rFonts w:ascii="Noto Sans CJK TC" w:hAnsi="Noto Sans CJK TC" w:eastAsia="Noto Sans CJK TC"/>
-        </w:rPr>
-        <w:t>SECURITY DEFINER 必須 SET search_path = ''，資料表與函式使用完整 schema 名稱，並在函式內再次驗證 auth.uid 或管理者角色。</w:t>
-      </w:r>
-    </w:p>
-    <w:p>
-      <w:pPr>
-        <w:pStyle w:val="ListBullet"/>
-      </w:pPr>
-      <w:r>
-        <w:rPr>
-          <w:rFonts w:ascii="Noto Sans CJK TC" w:hAnsi="Noto Sans CJK TC" w:eastAsia="Noto Sans CJK TC"/>
-        </w:rPr>
-        <w:t>管理者判斷由 app_metadata.role = admin 提供，不接受使用者可修改的 user_metadata。</w:t>
-      </w:r>
-    </w:p>
-    <w:p>
-      <w:pPr>
-        <w:pStyle w:val="ListBullet"/>
-      </w:pPr>
-      <w:r>
-        <w:rPr>
-          <w:rFonts w:ascii="Noto Sans CJK TC" w:hAnsi="Noto Sans CJK TC" w:eastAsia="Noto Sans CJK TC"/>
-        </w:rPr>
-        <w:t>service_role 僅存在 FastAPI 或安全後端。Flutter、Web bundle、Git、log 與錯誤訊息均不得包含。</w:t>
-      </w:r>
-    </w:p>
-    <w:p>
-      <w:pPr>
-        <w:pStyle w:val="Heading1"/>
-      </w:pPr>
-      <w:r>
-        <w:t>6 訂閱與版本化額度</w:t>
-      </w:r>
-    </w:p>
-    <w:tbl>
-      <w:tblPr>
-        <w:tblStyle w:val="TableGrid"/>
-        <w:tblW w:type="auto" w:w="0"/>
-        <w:jc w:val="center"/>
-        <w:tblLayout w:type="fixed"/>
-        <w:tblLook w:firstColumn="1" w:firstRow="1" w:lastColumn="0" w:lastRow="0" w:noHBand="0" w:noVBand="1" w:val="04A0"/>
-      </w:tblPr>
-      <w:tblGrid>
-        <w:gridCol w:w="4997"/>
-        <w:gridCol w:w="4997"/>
-      </w:tblGrid>
-      <w:tr>
-        <w:trPr>
-          <w:tblHeader w:val="true"/>
-        </w:trPr>
-        <w:tc>
-          <w:tcPr>
-            <w:tcW w:type="dxa" w:w="3528"/>
-            <w:shd w:fill="24496B"/>
-            <w:tcMar>
-              <w:top w:w="110" w:type="dxa"/>
-              <w:left w:w="120" w:type="dxa"/>
-              <w:bottom w:w="110" w:type="dxa"/>
-              <w:right w:w="120" w:type="dxa"/>
-            </w:tcMar>
-            <w:vAlign w:val="center"/>
-          </w:tcPr>
-          <w:p>
-            <w:pPr>
-              <w:jc w:val="center"/>
-            </w:pPr>
-            <w:r/>
-            <w:r>
-              <w:rPr>
-                <w:rFonts w:ascii="Noto Sans CJK TC" w:hAnsi="Noto Sans CJK TC" w:eastAsia="Noto Sans CJK TC"/>
-                <w:b/>
-                <w:color w:val="FFFFFF"/>
-                <w:sz w:val="19"/>
-              </w:rPr>
-              <w:t>資料結構</w:t>
-            </w:r>
-          </w:p>
-        </w:tc>
-        <w:tc>
-          <w:tcPr>
-            <w:tcW w:type="dxa" w:w="6192"/>
-            <w:shd w:fill="24496B"/>
-            <w:tcMar>
-              <w:top w:w="110" w:type="dxa"/>
-              <w:left w:w="120" w:type="dxa"/>
-              <w:bottom w:w="110" w:type="dxa"/>
-              <w:right w:w="120" w:type="dxa"/>
-            </w:tcMar>
-            <w:vAlign w:val="center"/>
-          </w:tcPr>
-          <w:p>
-            <w:pPr>
-              <w:jc w:val="center"/>
-            </w:pPr>
-            <w:r/>
-            <w:r>
-              <w:rPr>
-                <w:rFonts w:ascii="Noto Sans CJK TC" w:hAnsi="Noto Sans CJK TC" w:eastAsia="Noto Sans CJK TC"/>
-                <w:b/>
-                <w:color w:val="FFFFFF"/>
-                <w:sz w:val="19"/>
-              </w:rPr>
-              <w:t>作用</w:t>
-            </w:r>
-          </w:p>
-        </w:tc>
-      </w:tr>
-      <w:tr>
-        <w:tc>
-          <w:tcPr>
-            <w:tcW w:type="dxa" w:w="3528"/>
-            <w:tcMar>
-              <w:top w:w="110" w:type="dxa"/>
-              <w:left w:w="120" w:type="dxa"/>
-              <w:bottom w:w="110" w:type="dxa"/>
-              <w:right w:w="120" w:type="dxa"/>
-            </w:tcMar>
-            <w:vAlign w:val="center"/>
-          </w:tcPr>
-          <w:p>
-            <w:pPr>
-              <w:jc w:val="left"/>
-            </w:pPr>
-            <w:r/>
-            <w:r>
-              <w:rPr>
-                <w:rFonts w:ascii="Noto Sans CJK TC" w:hAnsi="Noto Sans CJK TC" w:eastAsia="Noto Sans CJK TC"/>
-                <w:sz w:val="18"/>
-              </w:rPr>
-              <w:t>subscription_pricing_versions</w:t>
-            </w:r>
-          </w:p>
-        </w:tc>
-        <w:tc>
-          <w:tcPr>
-            <w:tcW w:type="dxa" w:w="6192"/>
-            <w:tcMar>
-              <w:top w:w="110" w:type="dxa"/>
-              <w:left w:w="120" w:type="dxa"/>
-              <w:bottom w:w="110" w:type="dxa"/>
-              <w:right w:w="120" w:type="dxa"/>
-            </w:tcMar>
-            <w:vAlign w:val="center"/>
-          </w:tcPr>
-          <w:p>
-            <w:pPr>
-              <w:jc w:val="left"/>
-            </w:pPr>
-            <w:r/>
-            <w:r>
-              <w:rPr>
-                <w:rFonts w:ascii="Noto Sans CJK TC" w:hAnsi="Noto Sans CJK TC" w:eastAsia="Noto Sans CJK TC"/>
-                <w:sz w:val="18"/>
-              </w:rPr>
-              <w:t>管理者建立雲端或本機價格、額度、生效日與版本名稱</w:t>
-            </w:r>
-          </w:p>
-        </w:tc>
-      </w:tr>
-      <w:tr>
-        <w:tc>
-          <w:tcPr>
-            <w:tcW w:type="dxa" w:w="3528"/>
-            <w:tcMar>
-              <w:top w:w="110" w:type="dxa"/>
-              <w:left w:w="120" w:type="dxa"/>
-              <w:bottom w:w="110" w:type="dxa"/>
-              <w:right w:w="120" w:type="dxa"/>
-            </w:tcMar>
-            <w:vAlign w:val="center"/>
-            <w:shd w:fill="EAF2F8"/>
-          </w:tcPr>
-          <w:p>
-            <w:pPr>
-              <w:jc w:val="left"/>
-            </w:pPr>
-            <w:r/>
-            <w:r>
-              <w:rPr>
-                <w:rFonts w:ascii="Noto Sans CJK TC" w:hAnsi="Noto Sans CJK TC" w:eastAsia="Noto Sans CJK TC"/>
-                <w:sz w:val="18"/>
-              </w:rPr>
-              <w:t>user_subscriptions</w:t>
-            </w:r>
-          </w:p>
-        </w:tc>
-        <w:tc>
-          <w:tcPr>
-            <w:tcW w:type="dxa" w:w="6192"/>
-            <w:tcMar>
-              <w:top w:w="110" w:type="dxa"/>
-              <w:left w:w="120" w:type="dxa"/>
-              <w:bottom w:w="110" w:type="dxa"/>
-              <w:right w:w="120" w:type="dxa"/>
-            </w:tcMar>
-            <w:vAlign w:val="center"/>
-            <w:shd w:fill="EAF2F8"/>
-          </w:tcPr>
-          <w:p>
-            <w:pPr>
-              <w:jc w:val="left"/>
-            </w:pPr>
-            <w:r/>
-            <w:r>
-              <w:rPr>
-                <w:rFonts w:ascii="Noto Sans CJK TC" w:hAnsi="Noto Sans CJK TC" w:eastAsia="Noto Sans CJK TC"/>
-                <w:sz w:val="18"/>
-              </w:rPr>
-              <w:t>使用者目前狀態、主要版本、儲存方案、到期日與管理註記</w:t>
-            </w:r>
-          </w:p>
-        </w:tc>
-      </w:tr>
-      <w:tr>
-        <w:tc>
-          <w:tcPr>
-            <w:tcW w:type="dxa" w:w="3528"/>
-            <w:tcMar>
-              <w:top w:w="110" w:type="dxa"/>
-              <w:left w:w="120" w:type="dxa"/>
-              <w:bottom w:w="110" w:type="dxa"/>
-              <w:right w:w="120" w:type="dxa"/>
-            </w:tcMar>
-            <w:vAlign w:val="center"/>
-          </w:tcPr>
-          <w:p>
-            <w:pPr>
-              <w:jc w:val="left"/>
-            </w:pPr>
-            <w:r/>
-            <w:r>
-              <w:rPr>
-                <w:rFonts w:ascii="Noto Sans CJK TC" w:hAnsi="Noto Sans CJK TC" w:eastAsia="Noto Sans CJK TC"/>
-                <w:sz w:val="18"/>
-              </w:rPr>
-              <w:t>user_subscription_entitlements</w:t>
-            </w:r>
-          </w:p>
-        </w:tc>
-        <w:tc>
-          <w:tcPr>
-            <w:tcW w:type="dxa" w:w="6192"/>
-            <w:tcMar>
-              <w:top w:w="110" w:type="dxa"/>
-              <w:left w:w="120" w:type="dxa"/>
-              <w:bottom w:w="110" w:type="dxa"/>
-              <w:right w:w="120" w:type="dxa"/>
-            </w:tcMar>
-            <w:vAlign w:val="center"/>
-          </w:tcPr>
-          <w:p>
-            <w:pPr>
-              <w:jc w:val="left"/>
-            </w:pPr>
-            <w:r/>
-            <w:r>
-              <w:rPr>
-                <w:rFonts w:ascii="Noto Sans CJK TC" w:hAnsi="Noto Sans CJK TC" w:eastAsia="Noto Sans CJK TC"/>
-                <w:sz w:val="18"/>
-              </w:rPr>
-              <w:t>每次付款凍結的版本快照，可同時存在多筆並加總</w:t>
-            </w:r>
-          </w:p>
-        </w:tc>
-      </w:tr>
-      <w:tr>
-        <w:tc>
-          <w:tcPr>
-            <w:tcW w:type="dxa" w:w="3528"/>
-            <w:tcMar>
-              <w:top w:w="110" w:type="dxa"/>
-              <w:left w:w="120" w:type="dxa"/>
-              <w:bottom w:w="110" w:type="dxa"/>
-              <w:right w:w="120" w:type="dxa"/>
-            </w:tcMar>
-            <w:vAlign w:val="center"/>
-            <w:shd w:fill="EAF2F8"/>
-          </w:tcPr>
-          <w:p>
-            <w:pPr>
-              <w:jc w:val="left"/>
-            </w:pPr>
-            <w:r/>
-            <w:r>
-              <w:rPr>
-                <w:rFonts w:ascii="Noto Sans CJK TC" w:hAnsi="Noto Sans CJK TC" w:eastAsia="Noto Sans CJK TC"/>
-                <w:sz w:val="18"/>
-              </w:rPr>
-              <w:t>subscription_cleanup_audit</w:t>
-            </w:r>
-          </w:p>
-        </w:tc>
-        <w:tc>
-          <w:tcPr>
-            <w:tcW w:type="dxa" w:w="6192"/>
-            <w:tcMar>
-              <w:top w:w="110" w:type="dxa"/>
-              <w:left w:w="120" w:type="dxa"/>
-              <w:bottom w:w="110" w:type="dxa"/>
-              <w:right w:w="120" w:type="dxa"/>
-            </w:tcMar>
-            <w:vAlign w:val="center"/>
-            <w:shd w:fill="EAF2F8"/>
-          </w:tcPr>
-          <w:p>
-            <w:pPr>
-              <w:jc w:val="left"/>
-            </w:pPr>
-            <w:r/>
-            <w:r>
-              <w:rPr>
-                <w:rFonts w:ascii="Noto Sans CJK TC" w:hAnsi="Noto Sans CJK TC" w:eastAsia="Noto Sans CJK TC"/>
-                <w:sz w:val="18"/>
-              </w:rPr>
-              <w:t>自動或手動清理原因與各資源刪除數量</w:t>
-            </w:r>
-          </w:p>
-        </w:tc>
-      </w:tr>
-      <w:tr>
-        <w:tc>
-          <w:tcPr>
-            <w:tcW w:type="dxa" w:w="3528"/>
-            <w:tcMar>
-              <w:top w:w="110" w:type="dxa"/>
-              <w:left w:w="120" w:type="dxa"/>
-              <w:bottom w:w="110" w:type="dxa"/>
-              <w:right w:w="120" w:type="dxa"/>
-            </w:tcMar>
-            <w:vAlign w:val="center"/>
-          </w:tcPr>
-          <w:p>
-            <w:pPr>
-              <w:jc w:val="left"/>
-            </w:pPr>
-            <w:r/>
-            <w:r>
-              <w:rPr>
-                <w:rFonts w:ascii="Noto Sans CJK TC" w:hAnsi="Noto Sans CJK TC" w:eastAsia="Noto Sans CJK TC"/>
-                <w:sz w:val="18"/>
-              </w:rPr>
-              <w:t>subscription_payment_events</w:t>
-            </w:r>
-          </w:p>
-        </w:tc>
-        <w:tc>
-          <w:tcPr>
-            <w:tcW w:type="dxa" w:w="6192"/>
-            <w:tcMar>
-              <w:top w:w="110" w:type="dxa"/>
-              <w:left w:w="120" w:type="dxa"/>
-              <w:bottom w:w="110" w:type="dxa"/>
-              <w:right w:w="120" w:type="dxa"/>
-            </w:tcMar>
-            <w:vAlign w:val="center"/>
-          </w:tcPr>
-          <w:p>
-            <w:pPr>
-              <w:jc w:val="left"/>
-            </w:pPr>
-            <w:r/>
-            <w:r>
-              <w:rPr>
-                <w:rFonts w:ascii="Noto Sans CJK TC" w:hAnsi="Noto Sans CJK TC" w:eastAsia="Noto Sans CJK TC"/>
-                <w:sz w:val="18"/>
-              </w:rPr>
-              <w:t>付款事件與冪等處理依據</w:t>
+              <w:t>僅系統管理者</w:t>
             </w:r>
           </w:p>
         </w:tc>
@@ -2176,10 +1600,7 @@
         <w:pStyle w:val="ListBullet"/>
       </w:pPr>
       <w:r>
-        <w:rPr>
-          <w:rFonts w:ascii="Noto Sans CJK TC" w:hAnsi="Noto Sans CJK TC" w:eastAsia="Noto Sans CJK TC"/>
-        </w:rPr>
-        <w:t>life_pilot_user_cloud_limit 依目前有效 entitlement 加總；無有效權益時使用免費額度。不可將額度硬寫在 Flutter。</w:t>
+        <w:t>ControllerPageMain 是唯一可見頁面來源；changePage 也再次拒絕未授權頁面。</w:t>
       </w:r>
     </w:p>
     <w:p>
@@ -2187,10 +1608,7 @@
         <w:pStyle w:val="ListBullet"/>
       </w:pPr>
       <w:r>
-        <w:rPr>
-          <w:rFonts w:ascii="Noto Sans CJK TC" w:hAnsi="Noto Sans CJK TC" w:eastAsia="Noto Sans CJK TC"/>
-        </w:rPr>
-        <w:t>到期後雲端超額資料進入 30 天寬限；每日排程執行清理函式，只刪目前額度以上的資料。</w:t>
+        <w:t>ServiceModule 查詢 enabled=true 且 stop_at 未到期的模組。</w:t>
       </w:r>
     </w:p>
     <w:p>
@@ -2198,10 +1616,7 @@
         <w:pStyle w:val="ListBullet"/>
       </w:pPr>
       <w:r>
-        <w:rPr>
-          <w:rFonts w:ascii="Noto Sans CJK TC" w:hAnsi="Noto Sans CJK TC" w:eastAsia="Noto Sans CJK TC"/>
-        </w:rPr>
-        <w:t>保留項在記帳與積分清理時優先保留，再以日期由新到舊保留一般明細。</w:t>
+        <w:t>切換帳號時先清空 moduleKeys 與頁面快取，再非同步載入新帳號權限。</w:t>
       </w:r>
     </w:p>
     <w:p>
@@ -2209,10 +1624,7 @@
         <w:pStyle w:val="ListBullet"/>
       </w:pPr>
       <w:r>
-        <w:rPr>
-          <w:rFonts w:ascii="Noto Sans CJK TC" w:hAnsi="Noto Sans CJK TC" w:eastAsia="Noto Sans CJK TC"/>
-        </w:rPr>
-        <w:t>管理者查詢使用者後，admin_get_user_subscription_entitlements 逐筆列出有效額度。</w:t>
+        <w:t>首頁以 canAccess(pointsRecord) 決定是否查詢、顯示與允許寫入積分。</w:t>
       </w:r>
     </w:p>
     <w:p>
@@ -2220,10 +1632,7 @@
         <w:pStyle w:val="ListBullet"/>
       </w:pPr>
       <w:r>
-        <w:rPr>
-          <w:rFonts w:ascii="Noto Sans CJK TC" w:hAnsi="Noto Sans CJK TC" w:eastAsia="Noto Sans CJK TC"/>
-        </w:rPr>
-        <w:t>刪除誤建額度使用 admin_delete_user_subscription_entitlement(uuid)，只能依 entitlement ID 刪一筆；刪除後以剩餘有效額度重算 user_subscriptions。</w:t>
+        <w:t>方案頁用相同判斷過濾 point_record_detail 與 game_questions 額度。</w:t>
       </w:r>
     </w:p>
     <w:p>
@@ -2231,10 +1640,55 @@
         <w:pStyle w:val="ListBullet"/>
       </w:pPr>
       <w:r>
-        <w:rPr>
-          <w:rFonts w:ascii="Noto Sans CJK TC" w:hAnsi="Noto Sans CJK TC" w:eastAsia="Noto Sans CJK TC"/>
-        </w:rPr>
-        <w:t>admin_delete_user_subscription(email) 是明確的全部訂閱設定刪除，不可綁在不具說明的垃圾桶圖示。</w:t>
+        <w:t>PageFeedbackAdmin 自身仍做第二層頁面防護；資料庫再以 RLS／RPC 防護。</w:t>
+      </w:r>
+    </w:p>
+    <w:p>
+      <w:pPr>
+        <w:pStyle w:val="Heading2"/>
+      </w:pPr>
+      <w:r>
+        <w:t>3.2 管理者授權流程</w:t>
+      </w:r>
+    </w:p>
+    <w:p>
+      <w:pPr>
+        <w:ind w:left="346" w:hanging="346"/>
+      </w:pPr>
+      <w:r>
+        <w:t>1. 先在 Supabase 執行 tool/supabase_module_authorization.sql。未執行時，管理頁會明確提示尚未部署，不會只顯示一般讀取失敗。</w:t>
+      </w:r>
+    </w:p>
+    <w:p>
+      <w:pPr>
+        <w:ind w:left="346" w:hanging="346"/>
+      </w:pPr>
+      <w:r>
+        <w:t>2. 管理者進入『模組授權』，以 Email 查詢。</w:t>
+      </w:r>
+    </w:p>
+    <w:p>
+      <w:pPr>
+        <w:ind w:left="346" w:hanging="346"/>
+      </w:pPr>
+      <w:r>
+        <w:t>3. 勾選額外模組並儲存；RPC 會先驗證管理者、使用者與白名單。</w:t>
+      </w:r>
+    </w:p>
+    <w:p>
+      <w:pPr>
+        <w:ind w:left="346" w:hanging="346"/>
+      </w:pPr>
+      <w:r>
+        <w:t>4. 使用者重新登入後 ControllerPageMain 載入 user_module。</w:t>
+      </w:r>
+    </w:p>
+    <w:p>
+      <w:pPr>
+        <w:ind w:left="346" w:hanging="346"/>
+      </w:pPr>
+      <w:r>
+        <w:t>5. 新增可授權模組時，同步更新 PageType、grantablePageKeys、SQL 白名單、頁面自身防護與測試。</w:t>
       </w:r>
     </w:p>
     <w:p>
@@ -2242,7 +1696,7 @@
         <w:pStyle w:val="Heading1"/>
       </w:pPr>
       <w:r>
-        <w:t>7 行事曆 分享 快取與通知</w:t>
+        <w:t>4. 本機與雲端資料</w:t>
       </w:r>
     </w:p>
     <w:p>
@@ -2250,10 +1704,7 @@
         <w:pStyle w:val="ListBullet"/>
       </w:pPr>
       <w:r>
-        <w:rPr>
-          <w:rFonts w:ascii="Noto Sans CJK TC" w:hAnsi="Noto Sans CJK TC" w:eastAsia="Noto Sans CJK TC"/>
-        </w:rPr>
-        <w:t>get_filtered_calendar_events 一次回傳 own 與 accepted selective share 可見事件，以及 is_completed。客戶端不需再查一次完成狀態。</w:t>
+        <w:t>preferredStorage 決定每個 service 走 LocalDataStore 或 Supabase。</w:t>
       </w:r>
     </w:p>
     <w:p>
@@ -2261,10 +1712,7 @@
         <w:pStyle w:val="ListBullet"/>
       </w:pPr>
       <w:r>
-        <w:rPr>
-          <w:rFonts w:ascii="Noto Sans CJK TC" w:hAnsi="Noto Sans CJK TC" w:eastAsia="Noto Sans CJK TC"/>
-        </w:rPr>
-        <w:t>月快取 key 包含帳號、儲存模式與月份。新增、編輯、刪除或完成事件後，依 startDate 到 endDate 涵蓋月份失效；月格跨月列也包含在內。</w:t>
+        <w:t>雲端轉本機：export_my_cloud_data_for_local → 寫入本機 → delete_cloud_records_after_local_copy。</w:t>
       </w:r>
     </w:p>
     <w:p>
@@ -2272,10 +1720,7 @@
         <w:pStyle w:val="ListBullet"/>
       </w:pPr>
       <w:r>
-        <w:rPr>
-          <w:rFonts w:ascii="Noto Sans CJK TC" w:hAnsi="Noto Sans CJK TC" w:eastAsia="Noto Sans CJK TC"/>
-        </w:rPr>
-        <w:t>calendar_share_invitations 保存關係狀態，calendar_share_events 保存指定事件。拒絕、停止查看或撤銷後清理明細並釋放 active share 額度。</w:t>
+        <w:t>本機轉雲端：先整批檢查配額；任何資源超額即整批取消，不刪本機。</w:t>
       </w:r>
     </w:p>
     <w:p>
@@ -2283,10 +1728,7 @@
         <w:pStyle w:val="ListBullet"/>
       </w:pPr>
       <w:r>
-        <w:rPr>
-          <w:rFonts w:ascii="Noto Sans CJK TC" w:hAnsi="Noto Sans CJK TC" w:eastAsia="Noto Sans CJK TC"/>
-        </w:rPr>
-        <w:t>分享視窗採手動輕量重新整理，不使用每八秒輪詢，以免使用者選取事件時清單跳動。</w:t>
+        <w:t>成功切換後清理來源模式資料，並失效首頁、行事曆、帳戶與回憶快取。</w:t>
       </w:r>
     </w:p>
     <w:p>
@@ -2294,10 +1736,15 @@
         <w:pStyle w:val="ListBullet"/>
       </w:pPr>
       <w:r>
-        <w:rPr>
-          <w:rFonts w:ascii="Noto Sans CJK TC" w:hAnsi="Noto Sans CJK TC" w:eastAsia="Noto Sans CJK TC"/>
-        </w:rPr>
-        <w:t>手機通知使用事件 ID 作排程識別。日期時間或完成狀態改變時取消舊通知；App 恢復時以雲端可見事件同步。</w:t>
+        <w:t>Web 使用 IndexedDB；不要依賴舊版 idb_shim 的 notification/cursor 型別事件。</w:t>
+      </w:r>
+    </w:p>
+    <w:p>
+      <w:pPr>
+        <w:pStyle w:val="ListBullet"/>
+      </w:pPr>
+      <w:r>
+        <w:t>本機資料不限筆數，但有效本機方案控制是否可新增；資料不會因到期自動刪除。</w:t>
       </w:r>
     </w:p>
     <w:p>
@@ -2305,7 +1752,7 @@
         <w:pStyle w:val="Heading1"/>
       </w:pPr>
       <w:r>
-        <w:t>8 記帳與積分</w:t>
+        <w:t>5. 行事曆與提醒</w:t>
       </w:r>
     </w:p>
     <w:p>
@@ -2313,10 +1760,7 @@
         <w:pStyle w:val="ListBullet"/>
       </w:pPr>
       <w:r>
-        <w:rPr>
-          <w:rFonts w:ascii="Noto Sans CJK TC" w:hAnsi="Noto Sans CJK TC" w:eastAsia="Noto Sans CJK TC"/>
-        </w:rPr>
-        <w:t>value 與 balance 使用 PostgreSQL numeric，Dart 使用 num 或 double，不可降回 bigint。輸入最多四位小數，多餘小數點或位數採字串修正而非清空整欄。</w:t>
+        <w:t>CalendarEvent 的日期由 timestamptz 轉成本地時間後再做 DateUtils 日期比較。</w:t>
       </w:r>
     </w:p>
     <w:p>
@@ -2324,10 +1768,7 @@
         <w:pStyle w:val="ListBullet"/>
       </w:pPr>
       <w:r>
-        <w:rPr>
-          <w:rFonts w:ascii="Noto Sans CJK TC" w:hAnsi="Noto Sans CJK TC" w:eastAsia="Noto Sans CJK TC"/>
-        </w:rPr>
-        <w:t>日期排序以 date 為準，created_at 只作穩定次序。新增與編輯都能修改日期與時間。</w:t>
+        <w:t>純日期輸入必須先建立本地午夜，再轉 UTC 儲存；禁止先 toUtc 再 dateOnly，否則 UTC+8 會落到前一天。</w:t>
       </w:r>
     </w:p>
     <w:p>
@@ -2335,10 +1776,7 @@
         <w:pStyle w:val="ListBullet"/>
       </w:pPr>
       <w:r>
-        <w:rPr>
-          <w:rFonts w:ascii="Noto Sans CJK TC" w:hAnsi="Noto Sans CJK TC" w:eastAsia="Noto Sans CJK TC"/>
-        </w:rPr>
-        <w:t>primary_category 是固定一級分類碼，group 是使用者二級分類。顯示與匯出時由 localization 對映，不直接輸出資料庫碼。</w:t>
+        <w:t>get_filtered_calendar_events 必須回傳 is_completed，讓跨裝置完成狀態能取消手機提醒。</w:t>
       </w:r>
     </w:p>
     <w:p>
@@ -2346,10 +1784,7 @@
         <w:pStyle w:val="ListBullet"/>
       </w:pPr>
       <w:r>
-        <w:rPr>
-          <w:rFonts w:ascii="Noto Sans CJK TC" w:hAnsi="Noto Sans CJK TC" w:eastAsia="Noto Sans CJK TC"/>
-        </w:rPr>
-        <w:t>刪除明細後在同一流程重算帳戶餘額或點數，再刷新首頁摘要。</w:t>
+        <w:t>事件新增、修改、刪除、完成後都需失效受影響月份；跨月事件需同時失效起訖月份。</w:t>
       </w:r>
     </w:p>
     <w:p>
@@ -2357,10 +1792,15 @@
         <w:pStyle w:val="ListBullet"/>
       </w:pPr>
       <w:r>
-        <w:rPr>
-          <w:rFonts w:ascii="Noto Sans CJK TC" w:hAnsi="Noto Sans CJK TC" w:eastAsia="Noto Sans CJK TC"/>
-        </w:rPr>
-        <w:t>近 30 天查詢與載入更多依目前資料模式走 LocalDataStore 或 Supabase；保留項不受日期限制。</w:t>
+        <w:t>通知排程在 App 關閉時由原生排程觸發；完成或改期時要先取消舊通知再重排。</w:t>
+      </w:r>
+    </w:p>
+    <w:p>
+      <w:pPr>
+        <w:pStyle w:val="ListBullet"/>
+      </w:pPr>
+      <w:r>
+        <w:t>共用事件只能讀取；更新、刪除 RLS 僅允許擁有者。</w:t>
       </w:r>
     </w:p>
     <w:p>
@@ -2368,7 +1808,7 @@
         <w:pStyle w:val="Heading1"/>
       </w:pPr>
       <w:r>
-        <w:t>9 推薦活動 景點 回憶 地圖與天氣</w:t>
+        <w:t>6. 推薦與地理資料</w:t>
       </w:r>
     </w:p>
     <w:p>
@@ -2376,10 +1816,7 @@
         <w:pStyle w:val="ListBullet"/>
       </w:pPr>
       <w:r>
-        <w:rPr>
-          <w:rFonts w:ascii="Noto Sans CJK TC" w:hAnsi="Noto Sans CJK TC" w:eastAsia="Noto Sans CJK TC"/>
-        </w:rPr>
-        <w:t>country 使用 ISO alpha-2；map_lat/map_lng 是地圖專用座標，lat/lng 可保留天氣附近定位。已有專用座標時不重複地理編碼。</w:t>
+        <w:t>事件去重：無時間來源使用名稱＋日期＋城市＋地點；有時間來源再加時間。</w:t>
       </w:r>
     </w:p>
     <w:p>
@@ -2387,10 +1824,7 @@
         <w:pStyle w:val="ListBullet"/>
       </w:pPr>
       <w:r>
-        <w:rPr>
-          <w:rFonts w:ascii="Noto Sans CJK TC" w:hAnsi="Noto Sans CJK TC" w:eastAsia="Noto Sans CJK TC"/>
-        </w:rPr>
-        <w:t>推薦清單使用資料庫端分頁，篩選條件、排序與 like/dislike 在服務端一致實作。喜好更新只更新目標項目，不重新下載整批。</w:t>
+        <w:t>map_lat/map_lng 是專用地圖座標，與天氣附近座標 lat/lng 分離；已有專用座標時不可重抓。</w:t>
       </w:r>
     </w:p>
     <w:p>
@@ -2398,10 +1832,7 @@
         <w:pStyle w:val="ListBullet"/>
       </w:pPr>
       <w:r>
-        <w:rPr>
-          <w:rFonts w:ascii="Noto Sans CJK TC" w:hAnsi="Noto Sans CJK TC" w:eastAsia="Noto Sans CJK TC"/>
-        </w:rPr>
-        <w:t>活動去重：匯入資料無時間時，以名稱、日期、城市、地點判定；有時間時再加入開始時間。master_url 不作主要去重鍵。</w:t>
+        <w:t>地理編碼使用國家 ISO 代碼、城市、地點與名稱；回填限管理者並分批執行。</w:t>
       </w:r>
     </w:p>
     <w:p>
@@ -2409,10 +1840,7 @@
         <w:pStyle w:val="ListBullet"/>
       </w:pPr>
       <w:r>
-        <w:rPr>
-          <w:rFonts w:ascii="Noto Sans CJK TC" w:hAnsi="Noto Sans CJK TC" w:eastAsia="Noto Sans CJK TC"/>
-        </w:rPr>
-        <w:t>recommended_events_deleted 保存 tombstone，避免畫面刪除後被爬蟲重新匯入；過期清理同時處理 end_date 為空而 start_date 已過期。</w:t>
+        <w:t>天氣只載入畫面可見且八天內資料；已抓快取重用，不因每次重建重抓。</w:t>
       </w:r>
     </w:p>
     <w:p>
@@ -2420,10 +1848,7 @@
         <w:pStyle w:val="ListBullet"/>
       </w:pPr>
       <w:r>
-        <w:rPr>
-          <w:rFonts w:ascii="Noto Sans CJK TC" w:hAnsi="Noto Sans CJK TC" w:eastAsia="Noto Sans CJK TC"/>
-        </w:rPr>
-        <w:t>天氣只對可見且八天內項目載入，滑動時增量取得。HTTP client 的擁有者與關閉時機必須一致，避免 Client is already closed。</w:t>
+        <w:t>推薦清單先依喜歡狀態，再按有效開始日、時間、結束日、國家、城市、地點排序。</w:t>
       </w:r>
     </w:p>
     <w:p>
@@ -2431,10 +1856,7 @@
         <w:pStyle w:val="ListBullet"/>
       </w:pPr>
       <w:r>
-        <w:rPr>
-          <w:rFonts w:ascii="Noto Sans CJK TC" w:hAnsi="Noto Sans CJK TC" w:eastAsia="Noto Sans CJK TC"/>
-        </w:rPr>
-        <w:t>回憶查詢包含未來資料，預設 30 天並分批往前；圖片延遲解碼，無圖片不保留空白區域。</w:t>
+        <w:t>客戶端預覽只在 subEvents 非空時開啟；大資料量應使用資料庫分頁。</w:t>
       </w:r>
     </w:p>
     <w:p>
@@ -2442,7 +1864,313 @@
         <w:pStyle w:val="Heading1"/>
       </w:pPr>
       <w:r>
-        <w:t>10 遊戲與題庫效能</w:t>
+        <w:t>7. 記帳、積分與遊戲</w:t>
+      </w:r>
+    </w:p>
+    <w:tbl>
+      <w:tblPr>
+        <w:tblStyle w:val="TableGrid"/>
+        <w:tblW w:type="auto" w:w="0"/>
+        <w:jc w:val="center"/>
+        <w:tblLook w:firstColumn="1" w:firstRow="1" w:lastColumn="0" w:lastRow="0" w:noHBand="0" w:noVBand="1" w:val="04A0"/>
+      </w:tblPr>
+      <w:tblGrid>
+        <w:gridCol w:w="3278"/>
+        <w:gridCol w:w="3278"/>
+        <w:gridCol w:w="3278"/>
+      </w:tblGrid>
+      <w:tr>
+        <w:trPr>
+          <w:tblHeader w:val="true"/>
+        </w:trPr>
+        <w:tc>
+          <w:tcPr>
+            <w:tcW w:type="dxa" w:w="3278"/>
+            <w:shd w:fill="24496B"/>
+            <w:vAlign w:val="center"/>
+            <w:tcMar>
+              <w:top w:w="100" w:type="dxa"/>
+              <w:left w:w="100" w:type="dxa"/>
+              <w:bottom w:w="100" w:type="dxa"/>
+              <w:right w:w="100" w:type="dxa"/>
+            </w:tcMar>
+          </w:tcPr>
+          <w:p>
+            <w:r>
+              <w:rPr>
+                <w:rFonts w:ascii="Microsoft JhengHei" w:hAnsi="Microsoft JhengHei" w:eastAsia="Microsoft JhengHei"/>
+                <w:b/>
+                <w:color w:val="FFFFFF"/>
+                <w:sz w:val="19"/>
+              </w:rPr>
+              <w:t>模組</w:t>
+            </w:r>
+          </w:p>
+        </w:tc>
+        <w:tc>
+          <w:tcPr>
+            <w:tcW w:type="dxa" w:w="3278"/>
+            <w:shd w:fill="24496B"/>
+            <w:vAlign w:val="center"/>
+            <w:tcMar>
+              <w:top w:w="100" w:type="dxa"/>
+              <w:left w:w="100" w:type="dxa"/>
+              <w:bottom w:w="100" w:type="dxa"/>
+              <w:right w:w="100" w:type="dxa"/>
+            </w:tcMar>
+          </w:tcPr>
+          <w:p>
+            <w:r>
+              <w:rPr>
+                <w:rFonts w:ascii="Microsoft JhengHei" w:hAnsi="Microsoft JhengHei" w:eastAsia="Microsoft JhengHei"/>
+                <w:b/>
+                <w:color w:val="FFFFFF"/>
+                <w:sz w:val="19"/>
+              </w:rPr>
+              <w:t>資料原則</w:t>
+            </w:r>
+          </w:p>
+        </w:tc>
+        <w:tc>
+          <w:tcPr>
+            <w:tcW w:type="dxa" w:w="3278"/>
+            <w:shd w:fill="24496B"/>
+            <w:vAlign w:val="center"/>
+            <w:tcMar>
+              <w:top w:w="100" w:type="dxa"/>
+              <w:left w:w="100" w:type="dxa"/>
+              <w:bottom w:w="100" w:type="dxa"/>
+              <w:right w:w="100" w:type="dxa"/>
+            </w:tcMar>
+          </w:tcPr>
+          <w:p>
+            <w:r>
+              <w:rPr>
+                <w:rFonts w:ascii="Microsoft JhengHei" w:hAnsi="Microsoft JhengHei" w:eastAsia="Microsoft JhengHei"/>
+                <w:b/>
+                <w:color w:val="FFFFFF"/>
+                <w:sz w:val="19"/>
+              </w:rPr>
+              <w:t>關鍵規則</w:t>
+            </w:r>
+          </w:p>
+        </w:tc>
+      </w:tr>
+      <w:tr>
+        <w:trPr>
+          <w:cantSplit w:val="true"/>
+        </w:trPr>
+        <w:tc>
+          <w:tcPr>
+            <w:tcW w:type="dxa" w:w="3278"/>
+            <w:vAlign w:val="top"/>
+            <w:tcMar>
+              <w:top w:w="100" w:type="dxa"/>
+              <w:left w:w="100" w:type="dxa"/>
+              <w:bottom w:w="100" w:type="dxa"/>
+              <w:right w:w="100" w:type="dxa"/>
+            </w:tcMar>
+          </w:tcPr>
+          <w:p>
+            <w:r>
+              <w:rPr>
+                <w:rFonts w:ascii="Microsoft JhengHei" w:hAnsi="Microsoft JhengHei" w:eastAsia="Microsoft JhengHei"/>
+                <w:sz w:val="18"/>
+              </w:rPr>
+              <w:t>記帳</w:t>
+            </w:r>
+          </w:p>
+        </w:tc>
+        <w:tc>
+          <w:tcPr>
+            <w:tcW w:type="dxa" w:w="3278"/>
+            <w:vAlign w:val="top"/>
+            <w:tcMar>
+              <w:top w:w="100" w:type="dxa"/>
+              <w:left w:w="100" w:type="dxa"/>
+              <w:bottom w:w="100" w:type="dxa"/>
+              <w:right w:w="100" w:type="dxa"/>
+            </w:tcMar>
+          </w:tcPr>
+          <w:p>
+            <w:r>
+              <w:rPr>
+                <w:rFonts w:ascii="Microsoft JhengHei" w:hAnsi="Microsoft JhengHei" w:eastAsia="Microsoft JhengHei"/>
+                <w:sz w:val="18"/>
+              </w:rPr>
+              <w:t>numeric，最多 4 位小數</w:t>
+            </w:r>
+          </w:p>
+        </w:tc>
+        <w:tc>
+          <w:tcPr>
+            <w:tcW w:type="dxa" w:w="3278"/>
+            <w:vAlign w:val="top"/>
+            <w:tcMar>
+              <w:top w:w="100" w:type="dxa"/>
+              <w:left w:w="100" w:type="dxa"/>
+              <w:bottom w:w="100" w:type="dxa"/>
+              <w:right w:w="100" w:type="dxa"/>
+            </w:tcMar>
+          </w:tcPr>
+          <w:p>
+            <w:r>
+              <w:rPr>
+                <w:rFonts w:ascii="Microsoft JhengHei" w:hAnsi="Microsoft JhengHei" w:eastAsia="Microsoft JhengHei"/>
+                <w:sz w:val="18"/>
+              </w:rPr>
+              <w:t>date 排序；primary_category 與 group 分開；保留項不受日期窗影響</w:t>
+            </w:r>
+          </w:p>
+        </w:tc>
+      </w:tr>
+      <w:tr>
+        <w:trPr>
+          <w:cantSplit w:val="true"/>
+        </w:trPr>
+        <w:tc>
+          <w:tcPr>
+            <w:tcW w:type="dxa" w:w="3278"/>
+            <w:vAlign w:val="top"/>
+            <w:tcMar>
+              <w:top w:w="100" w:type="dxa"/>
+              <w:left w:w="100" w:type="dxa"/>
+              <w:bottom w:w="100" w:type="dxa"/>
+              <w:right w:w="100" w:type="dxa"/>
+            </w:tcMar>
+            <w:shd w:fill="F2F4F6"/>
+          </w:tcPr>
+          <w:p>
+            <w:r>
+              <w:rPr>
+                <w:rFonts w:ascii="Microsoft JhengHei" w:hAnsi="Microsoft JhengHei" w:eastAsia="Microsoft JhengHei"/>
+                <w:sz w:val="18"/>
+              </w:rPr>
+              <w:t>積分</w:t>
+            </w:r>
+          </w:p>
+        </w:tc>
+        <w:tc>
+          <w:tcPr>
+            <w:tcW w:type="dxa" w:w="3278"/>
+            <w:vAlign w:val="top"/>
+            <w:tcMar>
+              <w:top w:w="100" w:type="dxa"/>
+              <w:left w:w="100" w:type="dxa"/>
+              <w:bottom w:w="100" w:type="dxa"/>
+              <w:right w:w="100" w:type="dxa"/>
+            </w:tcMar>
+            <w:shd w:fill="F2F4F6"/>
+          </w:tcPr>
+          <w:p>
+            <w:r>
+              <w:rPr>
+                <w:rFonts w:ascii="Microsoft JhengHei" w:hAnsi="Microsoft JhengHei" w:eastAsia="Microsoft JhengHei"/>
+                <w:sz w:val="18"/>
+              </w:rPr>
+              <w:t>整數點數</w:t>
+            </w:r>
+          </w:p>
+        </w:tc>
+        <w:tc>
+          <w:tcPr>
+            <w:tcW w:type="dxa" w:w="3278"/>
+            <w:vAlign w:val="top"/>
+            <w:tcMar>
+              <w:top w:w="100" w:type="dxa"/>
+              <w:left w:w="100" w:type="dxa"/>
+              <w:bottom w:w="100" w:type="dxa"/>
+              <w:right w:w="100" w:type="dxa"/>
+            </w:tcMar>
+            <w:shd w:fill="F2F4F6"/>
+          </w:tcPr>
+          <w:p>
+            <w:r>
+              <w:rPr>
+                <w:rFonts w:ascii="Microsoft JhengHei" w:hAnsi="Microsoft JhengHei" w:eastAsia="Microsoft JhengHei"/>
+                <w:sz w:val="18"/>
+              </w:rPr>
+              <w:t>德智體群美分類；近 30 天；保留項不受日期窗影響</w:t>
+            </w:r>
+          </w:p>
+        </w:tc>
+      </w:tr>
+      <w:tr>
+        <w:trPr>
+          <w:cantSplit w:val="true"/>
+        </w:trPr>
+        <w:tc>
+          <w:tcPr>
+            <w:tcW w:type="dxa" w:w="3278"/>
+            <w:vAlign w:val="top"/>
+            <w:tcMar>
+              <w:top w:w="100" w:type="dxa"/>
+              <w:left w:w="100" w:type="dxa"/>
+              <w:bottom w:w="100" w:type="dxa"/>
+              <w:right w:w="100" w:type="dxa"/>
+            </w:tcMar>
+          </w:tcPr>
+          <w:p>
+            <w:r>
+              <w:rPr>
+                <w:rFonts w:ascii="Microsoft JhengHei" w:hAnsi="Microsoft JhengHei" w:eastAsia="Microsoft JhengHei"/>
+                <w:sz w:val="18"/>
+              </w:rPr>
+              <w:t>遊戲</w:t>
+            </w:r>
+          </w:p>
+        </w:tc>
+        <w:tc>
+          <w:tcPr>
+            <w:tcW w:type="dxa" w:w="3278"/>
+            <w:vAlign w:val="top"/>
+            <w:tcMar>
+              <w:top w:w="100" w:type="dxa"/>
+              <w:left w:w="100" w:type="dxa"/>
+              <w:bottom w:w="100" w:type="dxa"/>
+              <w:right w:w="100" w:type="dxa"/>
+            </w:tcMar>
+          </w:tcPr>
+          <w:p>
+            <w:r>
+              <w:rPr>
+                <w:rFonts w:ascii="Microsoft JhengHei" w:hAnsi="Microsoft JhengHei" w:eastAsia="Microsoft JhengHei"/>
+                <w:sz w:val="18"/>
+              </w:rPr>
+              <w:t>雲端或本機題庫</w:t>
+            </w:r>
+          </w:p>
+        </w:tc>
+        <w:tc>
+          <w:tcPr>
+            <w:tcW w:type="dxa" w:w="3278"/>
+            <w:vAlign w:val="top"/>
+            <w:tcMar>
+              <w:top w:w="100" w:type="dxa"/>
+              <w:left w:w="100" w:type="dxa"/>
+              <w:bottom w:w="100" w:type="dxa"/>
+              <w:right w:w="100" w:type="dxa"/>
+            </w:tcMar>
+          </w:tcPr>
+          <w:p>
+            <w:r>
+              <w:rPr>
+                <w:rFonts w:ascii="Microsoft JhengHei" w:hAnsi="Microsoft JhengHei" w:eastAsia="Microsoft JhengHei"/>
+                <w:sz w:val="18"/>
+              </w:rPr>
+              <w:t>可用題目總數達遊戲門檻才可開始；本機模式不得讀管理者題庫</w:t>
+            </w:r>
+          </w:p>
+        </w:tc>
+      </w:tr>
+    </w:tbl>
+    <w:p/>
+    <w:p>
+      <w:pPr>
+        <w:pStyle w:val="ListBullet"/>
+      </w:pPr>
+      <w:r>
+        <w:t>所有金額 TextInputFormatter 應修正多餘小數點與超過四位的小數，不可清空整欄。</w:t>
       </w:r>
     </w:p>
     <w:p>
@@ -2450,10 +2178,7 @@
         <w:pStyle w:val="ListBullet"/>
       </w:pPr>
       <w:r>
-        <w:rPr>
-          <w:rFonts w:ascii="Noto Sans CJK TC" w:hAnsi="Noto Sans CJK TC" w:eastAsia="Noto Sans CJK TC"/>
-        </w:rPr>
-        <w:t>題庫來源由 GameQuestionBankVisibility 與 ServiceGame 統一決定。local 模式禁止 admin 題庫查詢。</w:t>
+        <w:t>明細新增與編輯皆傳完整 timestamp；畫面分離顯示日期與時間。</w:t>
       </w:r>
     </w:p>
     <w:p>
@@ -2461,10 +2186,7 @@
         <w:pStyle w:val="ListBullet"/>
       </w:pPr>
       <w:r>
-        <w:rPr>
-          <w:rFonts w:ascii="Noto Sans CJK TC" w:hAnsi="Noto Sans CJK TC" w:eastAsia="Noto Sans CJK TC"/>
-        </w:rPr>
-        <w:t>開始遊戲前呼叫可用性查詢。需要選項的遊戲以目前關卡可用題目合計至少三題；Social 需至少一個啟用情境且三個 choices。</w:t>
+        <w:t>事件完成工作流可同時建立收入、支出、積分與回憶，共用同一 recordedAt。</w:t>
       </w:r>
     </w:p>
     <w:p>
@@ -2472,10 +2194,15 @@
         <w:pStyle w:val="ListBullet"/>
       </w:pPr>
       <w:r>
-        <w:rPr>
-          <w:rFonts w:ascii="Noto Sans CJK TC" w:hAnsi="Noto Sans CJK TC" w:eastAsia="Noto Sans CJK TC"/>
-        </w:rPr>
-        <w:t>遊戲清單先載入 game_list，再平行查最高通關摘要、近 30 天紀錄與更早資料存在性。</w:t>
+        <w:t>題庫新增前做本機／雲端重複檢查；刪除後立即刷新配額。</w:t>
+      </w:r>
+    </w:p>
+    <w:p>
+      <w:pPr>
+        <w:pStyle w:val="Heading1"/>
+      </w:pPr>
+      <w:r>
+        <w:t>8. 訂閱與額度</w:t>
       </w:r>
     </w:p>
     <w:p>
@@ -2483,10 +2210,7 @@
         <w:pStyle w:val="ListBullet"/>
       </w:pPr>
       <w:r>
-        <w:rPr>
-          <w:rFonts w:ascii="Noto Sans CJK TC" w:hAnsi="Noto Sans CJK TC" w:eastAsia="Noto Sans CJK TC"/>
-        </w:rPr>
-        <w:t>get_user_game_highest_passed_level 只回傳 max(level)，不再透過 fetch_user_progress 下載完整歷程。</w:t>
+        <w:t>額度取決於使用者當次付款綁定的 pricing version、倍數與管理者 override，不可只讀最新版本。</w:t>
       </w:r>
     </w:p>
     <w:p>
@@ -2494,10 +2218,7 @@
         <w:pStyle w:val="ListBullet"/>
       </w:pPr>
       <w:r>
-        <w:rPr>
-          <w:rFonts w:ascii="Noto Sans CJK TC" w:hAnsi="Noto Sans CJK TC" w:eastAsia="Noto Sans CJK TC"/>
-        </w:rPr>
-        <w:t>本機 _localProgressRequests 讓同一輪的摘要、列表與 hasMore 共用一次 IndexedDB 掃描；每次重新載入前失效，避免看不到新成績。</w:t>
+        <w:t>unlimited quota 在 UI 顯示 ∞，不要顯示 bigint 最大值。</w:t>
       </w:r>
     </w:p>
     <w:p>
@@ -2505,10 +2226,36 @@
         <w:pStyle w:val="ListBullet"/>
       </w:pPr>
       <w:r>
-        <w:rPr>
-          <w:rFonts w:ascii="Noto Sans CJK TC" w:hAnsi="Noto Sans CJK TC" w:eastAsia="Noto Sans CJK TC"/>
-        </w:rPr>
-        <w:t>Migration 尚未部署時針對 42883 或 PGRST202 暫時 fallback 舊查詢，部署完成後走摘要 RPC。</w:t>
+        <w:t>雲端 Plus 到期後唯讀；30 天內可續訂或搬本機；排程只刪超額部分並優先保留最新與保留項。</w:t>
+      </w:r>
+    </w:p>
+    <w:p>
+      <w:pPr>
+        <w:pStyle w:val="ListBullet"/>
+      </w:pPr>
+      <w:r>
+        <w:t>本機方案到期不刪資料，只禁止新增。</w:t>
+      </w:r>
+    </w:p>
+    <w:p>
+      <w:pPr>
+        <w:pStyle w:val="ListBullet"/>
+      </w:pPr>
+      <w:r>
+        <w:t>清理函式必須由 service_role／postgres 每日執行，authenticated 與 anon 不可 execute。</w:t>
+      </w:r>
+    </w:p>
+    <w:p>
+      <w:pPr>
+        <w:pStyle w:val="ListBullet"/>
+      </w:pPr>
+      <w:r>
+        <w:t>方案頁依模組授權過濾積分與遊戲說明，避免顯示使用者無權使用的額度。</w:t>
+      </w:r>
+    </w:p>
+    <w:p>
+      <w:r>
+        <w:br w:type="page"/>
       </w:r>
     </w:p>
     <w:p>
@@ -2516,133 +2263,7 @@
         <w:pStyle w:val="Heading1"/>
       </w:pPr>
       <w:r>
-        <w:t>11 多國語系 UI 與生命週期</w:t>
-      </w:r>
-    </w:p>
-    <w:p>
-      <w:pPr>
-        <w:pStyle w:val="ListBullet"/>
-      </w:pPr>
-      <w:r>
-        <w:rPr>
-          <w:rFonts w:ascii="Noto Sans CJK TC" w:hAnsi="Noto Sans CJK TC" w:eastAsia="Noto Sans CJK TC"/>
-        </w:rPr>
-        <w:t>所有使用者可見字串放在 zh、en、ja、ko ARB，修改後執行 flutter gen-l10n。資料庫分類碼透過 loc 對映。</w:t>
-      </w:r>
-    </w:p>
-    <w:p>
-      <w:pPr>
-        <w:pStyle w:val="ListBullet"/>
-      </w:pPr>
-      <w:r>
-        <w:rPr>
-          <w:rFonts w:ascii="Noto Sans CJK TC" w:hAnsi="Noto Sans CJK TC" w:eastAsia="Noto Sans CJK TC"/>
-        </w:rPr>
-        <w:t>手機與 Web 使用 LayoutBuilder、Wrap、Expanded 與約束寬度避免 RenderFlex overflow。標題必須完整顯示，控制項不足時換行。</w:t>
-      </w:r>
-    </w:p>
-    <w:p>
-      <w:pPr>
-        <w:pStyle w:val="ListBullet"/>
-      </w:pPr>
-      <w:r>
-        <w:rPr>
-          <w:rFonts w:ascii="Noto Sans CJK TC" w:hAnsi="Noto Sans CJK TC" w:eastAsia="Noto Sans CJK TC"/>
-        </w:rPr>
-        <w:t>清單使用 builder、itemExtent 或 prototypeItem、cacheExtent 與圖片尺寸快取。多圖片對話框只在可見時解碼。</w:t>
-      </w:r>
-    </w:p>
-    <w:p>
-      <w:pPr>
-        <w:pStyle w:val="ListBullet"/>
-      </w:pPr>
-      <w:r>
-        <w:rPr>
-          <w:rFonts w:ascii="Noto Sans CJK TC" w:hAnsi="Noto Sans CJK TC" w:eastAsia="Noto Sans CJK TC"/>
-        </w:rPr>
-        <w:t>任何 timer、stream、HTTP、Future 回呼都必須在 dispose 後停止；setState callback 不可標記 async。</w:t>
-      </w:r>
-    </w:p>
-    <w:p>
-      <w:pPr>
-        <w:pStyle w:val="ListBullet"/>
-      </w:pPr>
-      <w:r>
-        <w:rPr>
-          <w:rFonts w:ascii="Noto Sans CJK TC" w:hAnsi="Noto Sans CJK TC" w:eastAsia="Noto Sans CJK TC"/>
-        </w:rPr>
-        <w:t>文字 formatter 回傳的新 TextEditingValue 必須讓 selection 和 composing range 位於新字串長度內。</w:t>
-      </w:r>
-    </w:p>
-    <w:p>
-      <w:pPr>
-        <w:pStyle w:val="Heading1"/>
-      </w:pPr>
-      <w:r>
-        <w:t>12 Migration 與部署</w:t>
-      </w:r>
-    </w:p>
-    <w:p>
-      <w:pPr>
-        <w:pStyle w:val="ListBullet"/>
-      </w:pPr>
-      <w:r>
-        <w:rPr>
-          <w:rFonts w:ascii="Noto Sans CJK TC" w:hAnsi="Noto Sans CJK TC" w:eastAsia="Noto Sans CJK TC"/>
-        </w:rPr>
-        <w:t>Migration 檔名採 UTC 時序前綴，使用 transaction。變更 RETURNS TABLE 時先以完整 signature DROP 再 CREATE。</w:t>
-      </w:r>
-    </w:p>
-    <w:p>
-      <w:pPr>
-        <w:pStyle w:val="ListBullet"/>
-      </w:pPr>
-      <w:r>
-        <w:rPr>
-          <w:rFonts w:ascii="Noto Sans CJK TC" w:hAnsi="Noto Sans CJK TC" w:eastAsia="Noto Sans CJK TC"/>
-        </w:rPr>
-        <w:t>部署順序：資料庫 migration → RPC 權限查核 → FastAPI → Flutter Web 或 App。客戶端先上線而 RPC 未部署時，只允許有明確 fallback 的功能。</w:t>
-      </w:r>
-    </w:p>
-    <w:p>
-      <w:pPr>
-        <w:pStyle w:val="ListBullet"/>
-      </w:pPr>
-      <w:r>
-        <w:rPr>
-          <w:rFonts w:ascii="Noto Sans CJK TC" w:hAnsi="Noto Sans CJK TC" w:eastAsia="Noto Sans CJK TC"/>
-        </w:rPr>
-        <w:t>Web CI 執行 pub get、gen-l10n、analyze、test 與 build web。pub.dev authorization failure 應先檢查 CI token 或移除錯誤的私有 token。</w:t>
-      </w:r>
-    </w:p>
-    <w:p>
-      <w:pPr>
-        <w:pStyle w:val="ListBullet"/>
-      </w:pPr>
-      <w:r>
-        <w:rPr>
-          <w:rFonts w:ascii="Noto Sans CJK TC" w:hAnsi="Noto Sans CJK TC" w:eastAsia="Noto Sans CJK TC"/>
-        </w:rPr>
-        <w:t>Android Gradle wrapper 必須符合目前 Flutter 最低版本；bundle ID 與 iOS identifier 均為 com.minavi.life_pilot。</w:t>
-      </w:r>
-    </w:p>
-    <w:p>
-      <w:pPr>
-        <w:pStyle w:val="ListBullet"/>
-      </w:pPr>
-      <w:r>
-        <w:rPr>
-          <w:rFonts w:ascii="Noto Sans CJK TC" w:hAnsi="Noto Sans CJK TC" w:eastAsia="Noto Sans CJK TC"/>
-        </w:rPr>
-        <w:t>Android release key、key.properties、Apple signing certificate 與 service role 均由安全環境管理。</w:t>
-      </w:r>
-    </w:p>
-    <w:p>
-      <w:pPr>
-        <w:pStyle w:val="Heading1"/>
-      </w:pPr>
-      <w:r>
-        <w:t>13 最新 Migration</w:t>
+        <w:t>9. 效能與生命週期</w:t>
       </w:r>
     </w:p>
     <w:tbl>
@@ -2650,13 +2271,11 @@
         <w:tblStyle w:val="TableGrid"/>
         <w:tblW w:type="auto" w:w="0"/>
         <w:jc w:val="center"/>
-        <w:tblLayout w:type="fixed"/>
         <w:tblLook w:firstColumn="1" w:firstRow="1" w:lastColumn="0" w:lastRow="0" w:noHBand="0" w:noVBand="1" w:val="04A0"/>
       </w:tblPr>
       <w:tblGrid>
-        <w:gridCol w:w="3331"/>
-        <w:gridCol w:w="3331"/>
-        <w:gridCol w:w="3331"/>
+        <w:gridCol w:w="4917"/>
+        <w:gridCol w:w="4917"/>
       </w:tblGrid>
       <w:tr>
         <w:trPr>
@@ -2664,242 +2283,337 @@
         </w:trPr>
         <w:tc>
           <w:tcPr>
-            <w:tcW w:type="dxa" w:w="3888"/>
+            <w:tcW w:type="dxa" w:w="4917"/>
             <w:shd w:fill="24496B"/>
+            <w:vAlign w:val="center"/>
             <w:tcMar>
-              <w:top w:w="110" w:type="dxa"/>
-              <w:left w:w="120" w:type="dxa"/>
-              <w:bottom w:w="110" w:type="dxa"/>
-              <w:right w:w="120" w:type="dxa"/>
+              <w:top w:w="100" w:type="dxa"/>
+              <w:left w:w="100" w:type="dxa"/>
+              <w:bottom w:w="100" w:type="dxa"/>
+              <w:right w:w="100" w:type="dxa"/>
             </w:tcMar>
-            <w:vAlign w:val="center"/>
           </w:tcPr>
           <w:p>
-            <w:pPr>
-              <w:jc w:val="center"/>
-            </w:pPr>
-            <w:r/>
             <w:r>
               <w:rPr>
-                <w:rFonts w:ascii="Noto Sans CJK TC" w:hAnsi="Noto Sans CJK TC" w:eastAsia="Noto Sans CJK TC"/>
+                <w:rFonts w:ascii="Microsoft JhengHei" w:hAnsi="Microsoft JhengHei" w:eastAsia="Microsoft JhengHei"/>
                 <w:b/>
                 <w:color w:val="FFFFFF"/>
                 <w:sz w:val="19"/>
               </w:rPr>
-              <w:t>檔案</w:t>
+              <w:t>問題</w:t>
             </w:r>
           </w:p>
         </w:tc>
         <w:tc>
           <w:tcPr>
-            <w:tcW w:type="dxa" w:w="4104"/>
+            <w:tcW w:type="dxa" w:w="4917"/>
             <w:shd w:fill="24496B"/>
+            <w:vAlign w:val="center"/>
             <w:tcMar>
-              <w:top w:w="110" w:type="dxa"/>
-              <w:left w:w="120" w:type="dxa"/>
-              <w:bottom w:w="110" w:type="dxa"/>
-              <w:right w:w="120" w:type="dxa"/>
+              <w:top w:w="100" w:type="dxa"/>
+              <w:left w:w="100" w:type="dxa"/>
+              <w:bottom w:w="100" w:type="dxa"/>
+              <w:right w:w="100" w:type="dxa"/>
             </w:tcMar>
-            <w:vAlign w:val="center"/>
           </w:tcPr>
           <w:p>
-            <w:pPr>
-              <w:jc w:val="center"/>
-            </w:pPr>
-            <w:r/>
             <w:r>
               <w:rPr>
-                <w:rFonts w:ascii="Noto Sans CJK TC" w:hAnsi="Noto Sans CJK TC" w:eastAsia="Noto Sans CJK TC"/>
+                <w:rFonts w:ascii="Microsoft JhengHei" w:hAnsi="Microsoft JhengHei" w:eastAsia="Microsoft JhengHei"/>
                 <w:b/>
                 <w:color w:val="FFFFFF"/>
                 <w:sz w:val="19"/>
               </w:rPr>
-              <w:t>內容</w:t>
+              <w:t>實作策略</w:t>
+            </w:r>
+          </w:p>
+        </w:tc>
+      </w:tr>
+      <w:tr>
+        <w:trPr>
+          <w:cantSplit w:val="true"/>
+        </w:trPr>
+        <w:tc>
+          <w:tcPr>
+            <w:tcW w:type="dxa" w:w="4917"/>
+            <w:vAlign w:val="top"/>
+            <w:tcMar>
+              <w:top w:w="100" w:type="dxa"/>
+              <w:left w:w="100" w:type="dxa"/>
+              <w:bottom w:w="100" w:type="dxa"/>
+              <w:right w:w="100" w:type="dxa"/>
+            </w:tcMar>
+          </w:tcPr>
+          <w:p>
+            <w:r>
+              <w:rPr>
+                <w:rFonts w:ascii="Microsoft JhengHei" w:hAnsi="Microsoft JhengHei" w:eastAsia="Microsoft JhengHei"/>
+                <w:sz w:val="18"/>
+              </w:rPr>
+              <w:t>帳號殘留</w:t>
             </w:r>
           </w:p>
         </w:tc>
         <w:tc>
           <w:tcPr>
-            <w:tcW w:type="dxa" w:w="1728"/>
-            <w:shd w:fill="24496B"/>
+            <w:tcW w:type="dxa" w:w="4917"/>
+            <w:vAlign w:val="top"/>
             <w:tcMar>
-              <w:top w:w="110" w:type="dxa"/>
-              <w:left w:w="120" w:type="dxa"/>
-              <w:bottom w:w="110" w:type="dxa"/>
-              <w:right w:w="120" w:type="dxa"/>
+              <w:top w:w="100" w:type="dxa"/>
+              <w:left w:w="100" w:type="dxa"/>
+              <w:bottom w:w="100" w:type="dxa"/>
+              <w:right w:w="100" w:type="dxa"/>
             </w:tcMar>
-            <w:vAlign w:val="center"/>
           </w:tcPr>
           <w:p>
-            <w:pPr>
-              <w:jc w:val="center"/>
-            </w:pPr>
-            <w:r/>
             <w:r>
               <w:rPr>
-                <w:rFonts w:ascii="Noto Sans CJK TC" w:hAnsi="Noto Sans CJK TC" w:eastAsia="Noto Sans CJK TC"/>
-                <w:b/>
-                <w:color w:val="FFFFFF"/>
-                <w:sz w:val="19"/>
+                <w:rFonts w:ascii="Microsoft JhengHei" w:hAnsi="Microsoft JhengHei" w:eastAsia="Microsoft JhengHei"/>
+                <w:sz w:val="18"/>
               </w:rPr>
-              <w:t>App 依賴</w:t>
+              <w:t>請求帶 account generation；完成時比對帳號；切換時清空 state/cache</w:t>
             </w:r>
           </w:p>
         </w:tc>
       </w:tr>
       <w:tr>
+        <w:trPr>
+          <w:cantSplit w:val="true"/>
+        </w:trPr>
         <w:tc>
           <w:tcPr>
-            <w:tcW w:type="dxa" w:w="3888"/>
+            <w:tcW w:type="dxa" w:w="4917"/>
+            <w:vAlign w:val="top"/>
             <w:tcMar>
-              <w:top w:w="110" w:type="dxa"/>
-              <w:left w:w="120" w:type="dxa"/>
-              <w:bottom w:w="110" w:type="dxa"/>
-              <w:right w:w="120" w:type="dxa"/>
+              <w:top w:w="100" w:type="dxa"/>
+              <w:left w:w="100" w:type="dxa"/>
+              <w:bottom w:w="100" w:type="dxa"/>
+              <w:right w:w="100" w:type="dxa"/>
             </w:tcMar>
-            <w:vAlign w:val="center"/>
+            <w:shd w:fill="F2F4F6"/>
           </w:tcPr>
           <w:p>
-            <w:pPr>
-              <w:jc w:val="left"/>
-            </w:pPr>
-            <w:r/>
             <w:r>
               <w:rPr>
-                <w:rFonts w:ascii="Noto Sans CJK TC" w:hAnsi="Noto Sans CJK TC" w:eastAsia="Noto Sans CJK TC"/>
+                <w:rFonts w:ascii="Microsoft JhengHei" w:hAnsi="Microsoft JhengHei" w:eastAsia="Microsoft JhengHei"/>
                 <w:sz w:val="18"/>
               </w:rPr>
-              <w:t>20260922100000_add_game_progress_summary.sql</w:t>
+              <w:t>dispose 後通知</w:t>
             </w:r>
           </w:p>
         </w:tc>
         <w:tc>
           <w:tcPr>
-            <w:tcW w:type="dxa" w:w="4104"/>
+            <w:tcW w:type="dxa" w:w="4917"/>
+            <w:vAlign w:val="top"/>
             <w:tcMar>
-              <w:top w:w="110" w:type="dxa"/>
-              <w:left w:w="120" w:type="dxa"/>
-              <w:bottom w:w="110" w:type="dxa"/>
-              <w:right w:w="120" w:type="dxa"/>
+              <w:top w:w="100" w:type="dxa"/>
+              <w:left w:w="100" w:type="dxa"/>
+              <w:bottom w:w="100" w:type="dxa"/>
+              <w:right w:w="100" w:type="dxa"/>
             </w:tcMar>
-            <w:vAlign w:val="center"/>
+            <w:shd w:fill="F2F4F6"/>
           </w:tcPr>
           <w:p>
-            <w:pPr>
-              <w:jc w:val="left"/>
-            </w:pPr>
-            <w:r/>
             <w:r>
               <w:rPr>
-                <w:rFonts w:ascii="Noto Sans CJK TC" w:hAnsi="Noto Sans CJK TC" w:eastAsia="Noto Sans CJK TC"/>
+                <w:rFonts w:ascii="Microsoft JhengHei" w:hAnsi="Microsoft JhengHei" w:eastAsia="Microsoft JhengHei"/>
                 <w:sz w:val="18"/>
               </w:rPr>
-              <w:t>新增最高通關關卡摘要 RPC 與 authenticated 權限</w:t>
+              <w:t>SafeChangeNotifier、mounted、request token；取消 stream/timer</w:t>
+            </w:r>
+          </w:p>
+        </w:tc>
+      </w:tr>
+      <w:tr>
+        <w:trPr>
+          <w:cantSplit w:val="true"/>
+        </w:trPr>
+        <w:tc>
+          <w:tcPr>
+            <w:tcW w:type="dxa" w:w="4917"/>
+            <w:vAlign w:val="top"/>
+            <w:tcMar>
+              <w:top w:w="100" w:type="dxa"/>
+              <w:left w:w="100" w:type="dxa"/>
+              <w:bottom w:w="100" w:type="dxa"/>
+              <w:right w:w="100" w:type="dxa"/>
+            </w:tcMar>
+          </w:tcPr>
+          <w:p>
+            <w:r>
+              <w:rPr>
+                <w:rFonts w:ascii="Microsoft JhengHei" w:hAnsi="Microsoft JhengHei" w:eastAsia="Microsoft JhengHei"/>
+                <w:sz w:val="18"/>
+              </w:rPr>
+              <w:t>首頁載入</w:t>
             </w:r>
           </w:p>
         </w:tc>
         <w:tc>
           <w:tcPr>
-            <w:tcW w:type="dxa" w:w="1728"/>
+            <w:tcW w:type="dxa" w:w="4917"/>
+            <w:vAlign w:val="top"/>
             <w:tcMar>
-              <w:top w:w="110" w:type="dxa"/>
-              <w:left w:w="120" w:type="dxa"/>
-              <w:bottom w:w="110" w:type="dxa"/>
-              <w:right w:w="120" w:type="dxa"/>
+              <w:top w:w="100" w:type="dxa"/>
+              <w:left w:w="100" w:type="dxa"/>
+              <w:bottom w:w="100" w:type="dxa"/>
+              <w:right w:w="100" w:type="dxa"/>
             </w:tcMar>
-            <w:vAlign w:val="center"/>
           </w:tcPr>
           <w:p>
-            <w:pPr>
-              <w:jc w:val="left"/>
-            </w:pPr>
-            <w:r/>
             <w:r>
               <w:rPr>
-                <w:rFonts w:ascii="Noto Sans CJK TC" w:hAnsi="Noto Sans CJK TC" w:eastAsia="Noto Sans CJK TC"/>
+                <w:rFonts w:ascii="Microsoft JhengHei" w:hAnsi="Microsoft JhengHei" w:eastAsia="Microsoft JhengHei"/>
                 <w:sz w:val="18"/>
               </w:rPr>
-              <w:t>遊戲頁載入效能</w:t>
+              <w:t>core 與推薦延遲載入；積分未授權時不發 request</w:t>
             </w:r>
           </w:p>
         </w:tc>
       </w:tr>
       <w:tr>
+        <w:trPr>
+          <w:cantSplit w:val="true"/>
+        </w:trPr>
         <w:tc>
           <w:tcPr>
-            <w:tcW w:type="dxa" w:w="3888"/>
+            <w:tcW w:type="dxa" w:w="4917"/>
+            <w:vAlign w:val="top"/>
             <w:tcMar>
-              <w:top w:w="110" w:type="dxa"/>
-              <w:left w:w="120" w:type="dxa"/>
-              <w:bottom w:w="110" w:type="dxa"/>
-              <w:right w:w="120" w:type="dxa"/>
+              <w:top w:w="100" w:type="dxa"/>
+              <w:left w:w="100" w:type="dxa"/>
+              <w:bottom w:w="100" w:type="dxa"/>
+              <w:right w:w="100" w:type="dxa"/>
             </w:tcMar>
-            <w:vAlign w:val="center"/>
-            <w:shd w:fill="EAF2F8"/>
+            <w:shd w:fill="F2F4F6"/>
           </w:tcPr>
           <w:p>
-            <w:pPr>
-              <w:jc w:val="left"/>
-            </w:pPr>
-            <w:r/>
             <w:r>
               <w:rPr>
-                <w:rFonts w:ascii="Noto Sans CJK TC" w:hAnsi="Noto Sans CJK TC" w:eastAsia="Noto Sans CJK TC"/>
+                <w:rFonts w:ascii="Microsoft JhengHei" w:hAnsi="Microsoft JhengHei" w:eastAsia="Microsoft JhengHei"/>
                 <w:sz w:val="18"/>
               </w:rPr>
-              <w:t>20260922110000_admin_manage_individual_entitlements.sql</w:t>
+              <w:t>圖片卡頓</w:t>
             </w:r>
           </w:p>
         </w:tc>
         <w:tc>
           <w:tcPr>
-            <w:tcW w:type="dxa" w:w="4104"/>
+            <w:tcW w:type="dxa" w:w="4917"/>
+            <w:vAlign w:val="top"/>
             <w:tcMar>
-              <w:top w:w="110" w:type="dxa"/>
-              <w:left w:w="120" w:type="dxa"/>
-              <w:bottom w:w="110" w:type="dxa"/>
-              <w:right w:w="120" w:type="dxa"/>
+              <w:top w:w="100" w:type="dxa"/>
+              <w:left w:w="100" w:type="dxa"/>
+              <w:bottom w:w="100" w:type="dxa"/>
+              <w:right w:w="100" w:type="dxa"/>
             </w:tcMar>
-            <w:vAlign w:val="center"/>
-            <w:shd w:fill="EAF2F8"/>
+            <w:shd w:fill="F2F4F6"/>
           </w:tcPr>
           <w:p>
-            <w:pPr>
-              <w:jc w:val="left"/>
-            </w:pPr>
-            <w:r/>
             <w:r>
               <w:rPr>
-                <w:rFonts w:ascii="Noto Sans CJK TC" w:hAnsi="Noto Sans CJK TC" w:eastAsia="Noto Sans CJK TC"/>
+                <w:rFonts w:ascii="Microsoft JhengHei" w:hAnsi="Microsoft JhengHei" w:eastAsia="Microsoft JhengHei"/>
                 <w:sz w:val="18"/>
               </w:rPr>
-              <w:t>新增管理者額度清單與依 ID 刪除單筆額度</w:t>
+              <w:t>縮圖尺寸限制、RepaintBoundary、可見時才解碼</w:t>
+            </w:r>
+          </w:p>
+        </w:tc>
+      </w:tr>
+      <w:tr>
+        <w:trPr>
+          <w:cantSplit w:val="true"/>
+        </w:trPr>
+        <w:tc>
+          <w:tcPr>
+            <w:tcW w:type="dxa" w:w="4917"/>
+            <w:vAlign w:val="top"/>
+            <w:tcMar>
+              <w:top w:w="100" w:type="dxa"/>
+              <w:left w:w="100" w:type="dxa"/>
+              <w:bottom w:w="100" w:type="dxa"/>
+              <w:right w:w="100" w:type="dxa"/>
+            </w:tcMar>
+          </w:tcPr>
+          <w:p>
+            <w:r>
+              <w:rPr>
+                <w:rFonts w:ascii="Microsoft JhengHei" w:hAnsi="Microsoft JhengHei" w:eastAsia="Microsoft JhengHei"/>
+                <w:sz w:val="18"/>
+              </w:rPr>
+              <w:t>長清單</w:t>
             </w:r>
           </w:p>
         </w:tc>
         <w:tc>
           <w:tcPr>
-            <w:tcW w:type="dxa" w:w="1728"/>
+            <w:tcW w:type="dxa" w:w="4917"/>
+            <w:vAlign w:val="top"/>
             <w:tcMar>
-              <w:top w:w="110" w:type="dxa"/>
-              <w:left w:w="120" w:type="dxa"/>
-              <w:bottom w:w="110" w:type="dxa"/>
-              <w:right w:w="120" w:type="dxa"/>
+              <w:top w:w="100" w:type="dxa"/>
+              <w:left w:w="100" w:type="dxa"/>
+              <w:bottom w:w="100" w:type="dxa"/>
+              <w:right w:w="100" w:type="dxa"/>
             </w:tcMar>
-            <w:vAlign w:val="center"/>
-            <w:shd w:fill="EAF2F8"/>
           </w:tcPr>
           <w:p>
-            <w:pPr>
-              <w:jc w:val="left"/>
-            </w:pPr>
-            <w:r/>
             <w:r>
               <w:rPr>
-                <w:rFonts w:ascii="Noto Sans CJK TC" w:hAnsi="Noto Sans CJK TC" w:eastAsia="Noto Sans CJK TC"/>
+                <w:rFonts w:ascii="Microsoft JhengHei" w:hAnsi="Microsoft JhengHei" w:eastAsia="Microsoft JhengHei"/>
                 <w:sz w:val="18"/>
               </w:rPr>
-              <w:t>管理使用者訂閱</w:t>
+              <w:t>分頁、ListView builder、載入更多空結果一次即停</w:t>
+            </w:r>
+          </w:p>
+        </w:tc>
+      </w:tr>
+      <w:tr>
+        <w:trPr>
+          <w:cantSplit w:val="true"/>
+        </w:trPr>
+        <w:tc>
+          <w:tcPr>
+            <w:tcW w:type="dxa" w:w="4917"/>
+            <w:vAlign w:val="top"/>
+            <w:tcMar>
+              <w:top w:w="100" w:type="dxa"/>
+              <w:left w:w="100" w:type="dxa"/>
+              <w:bottom w:w="100" w:type="dxa"/>
+              <w:right w:w="100" w:type="dxa"/>
+            </w:tcMar>
+            <w:shd w:fill="F2F4F6"/>
+          </w:tcPr>
+          <w:p>
+            <w:r>
+              <w:rPr>
+                <w:rFonts w:ascii="Microsoft JhengHei" w:hAnsi="Microsoft JhengHei" w:eastAsia="Microsoft JhengHei"/>
+                <w:sz w:val="18"/>
+              </w:rPr>
+              <w:t>行事曆</w:t>
+            </w:r>
+          </w:p>
+        </w:tc>
+        <w:tc>
+          <w:tcPr>
+            <w:tcW w:type="dxa" w:w="4917"/>
+            <w:vAlign w:val="top"/>
+            <w:tcMar>
+              <w:top w:w="100" w:type="dxa"/>
+              <w:left w:w="100" w:type="dxa"/>
+              <w:bottom w:w="100" w:type="dxa"/>
+              <w:right w:w="100" w:type="dxa"/>
+            </w:tcMar>
+            <w:shd w:fill="F2F4F6"/>
+          </w:tcPr>
+          <w:p>
+            <w:r>
+              <w:rPr>
+                <w:rFonts w:ascii="Microsoft JhengHei" w:hAnsi="Microsoft JhengHei" w:eastAsia="Microsoft JhengHei"/>
+                <w:sz w:val="18"/>
+              </w:rPr>
+              <w:t>依月份快取；新增／修改後精準失效，不全量重抓</w:t>
             </w:r>
           </w:p>
         </w:tc>
@@ -2911,7 +2625,7 @@
         <w:pStyle w:val="Heading1"/>
       </w:pPr>
       <w:r>
-        <w:t>14 維運檢查</w:t>
+        <w:t>10. 多國語系</w:t>
       </w:r>
     </w:p>
     <w:p>
@@ -2919,10 +2633,7 @@
         <w:pStyle w:val="ListBullet"/>
       </w:pPr>
       <w:r>
-        <w:rPr>
-          <w:rFonts w:ascii="Noto Sans CJK TC" w:hAnsi="Noto Sans CJK TC" w:eastAsia="Noto Sans CJK TC"/>
-        </w:rPr>
-        <w:t>每日檢查推薦活動更新摘要、失敗來源、候選數與寫入數。</w:t>
+        <w:t>來源檔：lib/l10n/app_zh.arb、app_en.arb、app_ja.arb、app_ko.arb。</w:t>
       </w:r>
     </w:p>
     <w:p>
@@ -2930,10 +2641,7 @@
         <w:pStyle w:val="ListBullet"/>
       </w:pPr>
       <w:r>
-        <w:rPr>
-          <w:rFonts w:ascii="Noto Sans CJK TC" w:hAnsi="Noto Sans CJK TC" w:eastAsia="Noto Sans CJK TC"/>
-        </w:rPr>
-        <w:t>每日排程 subscription overage cleanup 與 game answer history cleanup，確認 service_role only。</w:t>
+        <w:t>修改 ARB 後執行 flutter gen-l10n；不可直接只改 generated dart。</w:t>
       </w:r>
     </w:p>
     <w:p>
@@ -2941,10 +2649,7 @@
         <w:pStyle w:val="ListBullet"/>
       </w:pPr>
       <w:r>
-        <w:rPr>
-          <w:rFonts w:ascii="Noto Sans CJK TC" w:hAnsi="Noto Sans CJK TC" w:eastAsia="Noto Sans CJK TC"/>
-        </w:rPr>
-        <w:t>定期稽核 anon grants、SECURITY DEFINER search_path、RLS policy 與 orphan records。</w:t>
+        <w:t>placeholder 必須在訊息 metadata 定義且型別一致。</w:t>
       </w:r>
     </w:p>
     <w:p>
@@ -2952,10 +2657,7 @@
         <w:pStyle w:val="ListBullet"/>
       </w:pPr>
       <w:r>
-        <w:rPr>
-          <w:rFonts w:ascii="Noto Sans CJK TC" w:hAnsi="Noto Sans CJK TC" w:eastAsia="Noto Sans CJK TC"/>
-        </w:rPr>
-        <w:t>監控 Supabase 資料量、圖片容量、RPC 延遲、FastAPI 5xx、Web 首屏與遊戲頁載入時間。</w:t>
+        <w:t>UI 不得硬編碼簡體中文或英文；資料分類輸出 Excel 時也需轉為當時語系。</w:t>
       </w:r>
     </w:p>
     <w:p>
@@ -2963,17 +2665,451 @@
         <w:pStyle w:val="ListBullet"/>
       </w:pPr>
       <w:r>
-        <w:rPr>
-          <w:rFonts w:ascii="Noto Sans CJK TC" w:hAnsi="Noto Sans CJK TC" w:eastAsia="Noto Sans CJK TC"/>
-        </w:rPr>
-        <w:t>發布前執行完整測試文件的 Gate，不以 analyze 通過取代跨裝置手動驗收。</w:t>
+        <w:t>長文字需以 Wrap、Flexible、LayoutBuilder 驗證手機、平板與 Web。</w:t>
       </w:r>
     </w:p>
+    <w:p>
+      <w:pPr>
+        <w:pStyle w:val="Heading1"/>
+      </w:pPr>
+      <w:r>
+        <w:t>11. Supabase</w:t>
+      </w:r>
+    </w:p>
+    <w:p>
+      <w:pPr>
+        <w:pStyle w:val="ListBullet"/>
+      </w:pPr>
+      <w:r>
+        <w:t>RLS 是最後防線；隱藏按鈕不能取代政策。</w:t>
+      </w:r>
+    </w:p>
+    <w:p>
+      <w:pPr>
+        <w:pStyle w:val="ListBullet"/>
+      </w:pPr>
+      <w:r>
+        <w:t>SECURITY DEFINER 必須 SET search_path TO '' 並使用完整 schema 名稱。</w:t>
+      </w:r>
+    </w:p>
+    <w:p>
+      <w:pPr>
+        <w:pStyle w:val="ListBullet"/>
+      </w:pPr>
+      <w:r>
+        <w:t>RPC 預設撤銷 public/anon，再只授權 authenticated 或 service_role。</w:t>
+      </w:r>
+    </w:p>
+    <w:p>
+      <w:pPr>
+        <w:pStyle w:val="ListBullet"/>
+      </w:pPr>
+      <w:r>
+        <w:t>模組授權 SQL 建立 admin_get_user_modules、admin_set_user_modules、life_pilot_can_use_module。</w:t>
+      </w:r>
+    </w:p>
+    <w:p>
+      <w:pPr>
+        <w:pStyle w:val="ListBullet"/>
+      </w:pPr>
+      <w:r>
+        <w:t>部署 SQL 後查 pg_proc、proconfig、has_function_privilege 與 pg_policies 驗證。</w:t>
+      </w:r>
+    </w:p>
+    <w:p>
+      <w:pPr>
+        <w:pStyle w:val="ListBullet"/>
+      </w:pPr>
+      <w:r>
+        <w:t>資料庫函式回傳欄位變更時先 DROP 舊簽名再 CREATE，避免 42P13。</w:t>
+      </w:r>
+    </w:p>
+    <w:p>
+      <w:pPr>
+        <w:pStyle w:val="Heading1"/>
+      </w:pPr>
+      <w:r>
+        <w:t>12. 建置與發布</w:t>
+      </w:r>
+    </w:p>
+    <w:p>
+      <w:pPr>
+        <w:ind w:left="346" w:hanging="346"/>
+      </w:pPr>
+      <w:r>
+        <w:t>1. flutter pub get</w:t>
+      </w:r>
+    </w:p>
+    <w:p>
+      <w:pPr>
+        <w:ind w:left="346" w:hanging="346"/>
+      </w:pPr>
+      <w:r>
+        <w:t>2. flutter gen-l10n</w:t>
+      </w:r>
+    </w:p>
+    <w:p>
+      <w:pPr>
+        <w:ind w:left="346" w:hanging="346"/>
+      </w:pPr>
+      <w:r>
+        <w:t>3. dart format lib test</w:t>
+      </w:r>
+    </w:p>
+    <w:p>
+      <w:pPr>
+        <w:ind w:left="346" w:hanging="346"/>
+      </w:pPr>
+      <w:r>
+        <w:t>4. flutter analyze</w:t>
+      </w:r>
+    </w:p>
+    <w:p>
+      <w:pPr>
+        <w:ind w:left="346" w:hanging="346"/>
+      </w:pPr>
+      <w:r>
+        <w:t>5. flutter test</w:t>
+      </w:r>
+    </w:p>
+    <w:p>
+      <w:pPr>
+        <w:ind w:left="346" w:hanging="346"/>
+      </w:pPr>
+      <w:r>
+        <w:t>6. Android：確認 applicationId com.minavi.life_pilot、簽章、Gradle／AGP 相容後建置 AAB。</w:t>
+      </w:r>
+    </w:p>
+    <w:p>
+      <w:pPr>
+        <w:ind w:left="346" w:hanging="346"/>
+      </w:pPr>
+      <w:r>
+        <w:t>7. iOS：確認 Bundle ID com.minavi.life_pilot、Signing Team、Associated Domains、通知權限後 Archive。</w:t>
+      </w:r>
+    </w:p>
+    <w:p>
+      <w:pPr>
+        <w:ind w:left="346" w:hanging="346"/>
+      </w:pPr>
+      <w:r>
+        <w:t>8. Web：驗證 Recovery URL、IndexedDB、本機／雲端搬移與下載 Excel。</w:t>
+      </w:r>
+    </w:p>
+    <w:tbl>
+      <w:tblPr>
+        <w:tblStyle w:val="TableGrid"/>
+        <w:tblW w:type="auto" w:w="0"/>
+        <w:tblLook w:firstColumn="1" w:firstRow="1" w:lastColumn="0" w:lastRow="0" w:noHBand="0" w:noVBand="1" w:val="04A0"/>
+      </w:tblPr>
+      <w:tblGrid>
+        <w:gridCol w:w="9835"/>
+      </w:tblGrid>
+      <w:tr>
+        <w:tc>
+          <w:tcPr>
+            <w:tcW w:type="dxa" w:w="9835"/>
+            <w:shd w:fill="EAF2F8"/>
+            <w:tcMar>
+              <w:top w:w="100" w:type="dxa"/>
+              <w:left w:w="100" w:type="dxa"/>
+              <w:bottom w:w="100" w:type="dxa"/>
+              <w:right w:w="100" w:type="dxa"/>
+            </w:tcMar>
+          </w:tcPr>
+          <w:p>
+            <w:r>
+              <w:rPr>
+                <w:rFonts w:ascii="Microsoft JhengHei" w:hAnsi="Microsoft JhengHei" w:eastAsia="Microsoft JhengHei"/>
+                <w:b/>
+                <w:color w:val="24496B"/>
+                <w:sz w:val="20"/>
+              </w:rPr>
+              <w:t>Gradle｜</w:t>
+            </w:r>
+            <w:r>
+              <w:rPr>
+                <w:rFonts w:ascii="Microsoft JhengHei" w:hAnsi="Microsoft JhengHei" w:eastAsia="Microsoft JhengHei"/>
+                <w:sz w:val="20"/>
+              </w:rPr>
+              <w:t>目前 Flutter 需要 Gradle 8.14 以上；不要將 wrapper 降回 8.11.1。</w:t>
+            </w:r>
+          </w:p>
+        </w:tc>
+      </w:tr>
+    </w:tbl>
+    <w:p/>
+    <w:p>
+      <w:pPr>
+        <w:pStyle w:val="Heading1"/>
+      </w:pPr>
+      <w:r>
+        <w:t>13. 維運檢查</w:t>
+      </w:r>
+    </w:p>
+    <w:tbl>
+      <w:tblPr>
+        <w:tblStyle w:val="TableGrid"/>
+        <w:tblW w:type="auto" w:w="0"/>
+        <w:jc w:val="center"/>
+        <w:tblLook w:firstColumn="1" w:firstRow="1" w:lastColumn="0" w:lastRow="0" w:noHBand="0" w:noVBand="1" w:val="04A0"/>
+      </w:tblPr>
+      <w:tblGrid>
+        <w:gridCol w:w="4917"/>
+        <w:gridCol w:w="4917"/>
+      </w:tblGrid>
+      <w:tr>
+        <w:trPr>
+          <w:tblHeader w:val="true"/>
+        </w:trPr>
+        <w:tc>
+          <w:tcPr>
+            <w:tcW w:type="dxa" w:w="4917"/>
+            <w:shd w:fill="24496B"/>
+            <w:vAlign w:val="center"/>
+            <w:tcMar>
+              <w:top w:w="100" w:type="dxa"/>
+              <w:left w:w="100" w:type="dxa"/>
+              <w:bottom w:w="100" w:type="dxa"/>
+              <w:right w:w="100" w:type="dxa"/>
+            </w:tcMar>
+          </w:tcPr>
+          <w:p>
+            <w:r>
+              <w:rPr>
+                <w:rFonts w:ascii="Microsoft JhengHei" w:hAnsi="Microsoft JhengHei" w:eastAsia="Microsoft JhengHei"/>
+                <w:b/>
+                <w:color w:val="FFFFFF"/>
+                <w:sz w:val="19"/>
+              </w:rPr>
+              <w:t>頻率</w:t>
+            </w:r>
+          </w:p>
+        </w:tc>
+        <w:tc>
+          <w:tcPr>
+            <w:tcW w:type="dxa" w:w="4917"/>
+            <w:shd w:fill="24496B"/>
+            <w:vAlign w:val="center"/>
+            <w:tcMar>
+              <w:top w:w="100" w:type="dxa"/>
+              <w:left w:w="100" w:type="dxa"/>
+              <w:bottom w:w="100" w:type="dxa"/>
+              <w:right w:w="100" w:type="dxa"/>
+            </w:tcMar>
+          </w:tcPr>
+          <w:p>
+            <w:r>
+              <w:rPr>
+                <w:rFonts w:ascii="Microsoft JhengHei" w:hAnsi="Microsoft JhengHei" w:eastAsia="Microsoft JhengHei"/>
+                <w:b/>
+                <w:color w:val="FFFFFF"/>
+                <w:sz w:val="19"/>
+              </w:rPr>
+              <w:t>檢查</w:t>
+            </w:r>
+          </w:p>
+        </w:tc>
+      </w:tr>
+      <w:tr>
+        <w:trPr>
+          <w:cantSplit w:val="true"/>
+        </w:trPr>
+        <w:tc>
+          <w:tcPr>
+            <w:tcW w:type="dxa" w:w="4917"/>
+            <w:vAlign w:val="top"/>
+            <w:tcMar>
+              <w:top w:w="100" w:type="dxa"/>
+              <w:left w:w="100" w:type="dxa"/>
+              <w:bottom w:w="100" w:type="dxa"/>
+              <w:right w:w="100" w:type="dxa"/>
+            </w:tcMar>
+          </w:tcPr>
+          <w:p>
+            <w:r>
+              <w:rPr>
+                <w:rFonts w:ascii="Microsoft JhengHei" w:hAnsi="Microsoft JhengHei" w:eastAsia="Microsoft JhengHei"/>
+                <w:sz w:val="18"/>
+              </w:rPr>
+              <w:t>每日</w:t>
+            </w:r>
+          </w:p>
+        </w:tc>
+        <w:tc>
+          <w:tcPr>
+            <w:tcW w:type="dxa" w:w="4917"/>
+            <w:vAlign w:val="top"/>
+            <w:tcMar>
+              <w:top w:w="100" w:type="dxa"/>
+              <w:left w:w="100" w:type="dxa"/>
+              <w:bottom w:w="100" w:type="dxa"/>
+              <w:right w:w="100" w:type="dxa"/>
+            </w:tcMar>
+          </w:tcPr>
+          <w:p>
+            <w:r>
+              <w:rPr>
+                <w:rFonts w:ascii="Microsoft JhengHei" w:hAnsi="Microsoft JhengHei" w:eastAsia="Microsoft JhengHei"/>
+                <w:sz w:val="18"/>
+              </w:rPr>
+              <w:t>訂閱超額清理、答題紀錄清理、推薦活動抓取 marker、錯誤率</w:t>
+            </w:r>
+          </w:p>
+        </w:tc>
+      </w:tr>
+      <w:tr>
+        <w:trPr>
+          <w:cantSplit w:val="true"/>
+        </w:trPr>
+        <w:tc>
+          <w:tcPr>
+            <w:tcW w:type="dxa" w:w="4917"/>
+            <w:vAlign w:val="top"/>
+            <w:tcMar>
+              <w:top w:w="100" w:type="dxa"/>
+              <w:left w:w="100" w:type="dxa"/>
+              <w:bottom w:w="100" w:type="dxa"/>
+              <w:right w:w="100" w:type="dxa"/>
+            </w:tcMar>
+            <w:shd w:fill="F2F4F6"/>
+          </w:tcPr>
+          <w:p>
+            <w:r>
+              <w:rPr>
+                <w:rFonts w:ascii="Microsoft JhengHei" w:hAnsi="Microsoft JhengHei" w:eastAsia="Microsoft JhengHei"/>
+                <w:sz w:val="18"/>
+              </w:rPr>
+              <w:t>每週</w:t>
+            </w:r>
+          </w:p>
+        </w:tc>
+        <w:tc>
+          <w:tcPr>
+            <w:tcW w:type="dxa" w:w="4917"/>
+            <w:vAlign w:val="top"/>
+            <w:tcMar>
+              <w:top w:w="100" w:type="dxa"/>
+              <w:left w:w="100" w:type="dxa"/>
+              <w:bottom w:w="100" w:type="dxa"/>
+              <w:right w:w="100" w:type="dxa"/>
+            </w:tcMar>
+            <w:shd w:fill="F2F4F6"/>
+          </w:tcPr>
+          <w:p>
+            <w:r>
+              <w:rPr>
+                <w:rFonts w:ascii="Microsoft JhengHei" w:hAnsi="Microsoft JhengHei" w:eastAsia="Microsoft JhengHei"/>
+                <w:sz w:val="18"/>
+              </w:rPr>
+              <w:t>RLS／RPC 權限掃描、匿名 grants、孤兒收藏、爬蟲去重率</w:t>
+            </w:r>
+          </w:p>
+        </w:tc>
+      </w:tr>
+      <w:tr>
+        <w:trPr>
+          <w:cantSplit w:val="true"/>
+        </w:trPr>
+        <w:tc>
+          <w:tcPr>
+            <w:tcW w:type="dxa" w:w="4917"/>
+            <w:vAlign w:val="top"/>
+            <w:tcMar>
+              <w:top w:w="100" w:type="dxa"/>
+              <w:left w:w="100" w:type="dxa"/>
+              <w:bottom w:w="100" w:type="dxa"/>
+              <w:right w:w="100" w:type="dxa"/>
+            </w:tcMar>
+          </w:tcPr>
+          <w:p>
+            <w:r>
+              <w:rPr>
+                <w:rFonts w:ascii="Microsoft JhengHei" w:hAnsi="Microsoft JhengHei" w:eastAsia="Microsoft JhengHei"/>
+                <w:sz w:val="18"/>
+              </w:rPr>
+              <w:t>每版</w:t>
+            </w:r>
+          </w:p>
+        </w:tc>
+        <w:tc>
+          <w:tcPr>
+            <w:tcW w:type="dxa" w:w="4917"/>
+            <w:vAlign w:val="top"/>
+            <w:tcMar>
+              <w:top w:w="100" w:type="dxa"/>
+              <w:left w:w="100" w:type="dxa"/>
+              <w:bottom w:w="100" w:type="dxa"/>
+              <w:right w:w="100" w:type="dxa"/>
+            </w:tcMar>
+          </w:tcPr>
+          <w:p>
+            <w:r>
+              <w:rPr>
+                <w:rFonts w:ascii="Microsoft JhengHei" w:hAnsi="Microsoft JhengHei" w:eastAsia="Microsoft JhengHei"/>
+                <w:sz w:val="18"/>
+              </w:rPr>
+              <w:t>四語系、手機／平板／Web overflow、帳號切換、背景通知、資料搬移</w:t>
+            </w:r>
+          </w:p>
+        </w:tc>
+      </w:tr>
+      <w:tr>
+        <w:trPr>
+          <w:cantSplit w:val="true"/>
+        </w:trPr>
+        <w:tc>
+          <w:tcPr>
+            <w:tcW w:type="dxa" w:w="4917"/>
+            <w:vAlign w:val="top"/>
+            <w:tcMar>
+              <w:top w:w="100" w:type="dxa"/>
+              <w:left w:w="100" w:type="dxa"/>
+              <w:bottom w:w="100" w:type="dxa"/>
+              <w:right w:w="100" w:type="dxa"/>
+            </w:tcMar>
+            <w:shd w:fill="F2F4F6"/>
+          </w:tcPr>
+          <w:p>
+            <w:r>
+              <w:rPr>
+                <w:rFonts w:ascii="Microsoft JhengHei" w:hAnsi="Microsoft JhengHei" w:eastAsia="Microsoft JhengHei"/>
+                <w:sz w:val="18"/>
+              </w:rPr>
+              <w:t>重大變更</w:t>
+            </w:r>
+          </w:p>
+        </w:tc>
+        <w:tc>
+          <w:tcPr>
+            <w:tcW w:type="dxa" w:w="4917"/>
+            <w:vAlign w:val="top"/>
+            <w:tcMar>
+              <w:top w:w="100" w:type="dxa"/>
+              <w:left w:w="100" w:type="dxa"/>
+              <w:bottom w:w="100" w:type="dxa"/>
+              <w:right w:w="100" w:type="dxa"/>
+            </w:tcMar>
+            <w:shd w:fill="F2F4F6"/>
+          </w:tcPr>
+          <w:p>
+            <w:r>
+              <w:rPr>
+                <w:rFonts w:ascii="Microsoft JhengHei" w:hAnsi="Microsoft JhengHei" w:eastAsia="Microsoft JhengHei"/>
+                <w:sz w:val="18"/>
+              </w:rPr>
+              <w:t>先在測試專案驗證 SQL；保留可重跑檢查；記錄函式簽名與政策差異</w:t>
+            </w:r>
+          </w:p>
+        </w:tc>
+      </w:tr>
+    </w:tbl>
+    <w:p/>
     <w:sectPr>
       <w:headerReference w:type="default" r:id="rId9"/>
       <w:footerReference w:type="default" r:id="rId10"/>
-      <w:pgSz w:w="12240" w:h="15840"/>
-      <w:pgMar w:top="1037" w:right="1123" w:bottom="979" w:left="1123" w:header="720" w:footer="720" w:gutter="0"/>
+      <w:pgSz w:w="11909" w:h="16834"/>
+      <w:pgMar w:top="936" w:right="1037" w:bottom="936" w:left="1037" w:header="720" w:footer="720" w:gutter="0"/>
       <w:cols w:space="720"/>
       <w:docGrid w:linePitch="360"/>
     </w:sectPr>
@@ -2990,7 +3126,7 @@
     </w:pPr>
     <w:r>
       <w:rPr>
-        <w:rFonts w:ascii="Noto Sans CJK TC" w:hAnsi="Noto Sans CJK TC" w:eastAsia="Noto Sans CJK TC"/>
+        <w:rFonts w:ascii="Microsoft JhengHei" w:hAnsi="Microsoft JhengHei" w:eastAsia="Microsoft JhengHei"/>
         <w:sz w:val="18"/>
       </w:rPr>
       <w:t xml:space="preserve">第 </w:t>
@@ -3002,7 +3138,7 @@
     </w:r>
     <w:r>
       <w:rPr>
-        <w:rFonts w:ascii="Noto Sans CJK TC" w:hAnsi="Noto Sans CJK TC" w:eastAsia="Noto Sans CJK TC"/>
+        <w:rFonts w:ascii="Microsoft JhengHei" w:hAnsi="Microsoft JhengHei" w:eastAsia="Microsoft JhengHei"/>
         <w:sz w:val="18"/>
       </w:rPr>
       <w:t xml:space="preserve"> 頁</w:t>
@@ -3020,7 +3156,7 @@
     </w:pPr>
     <w:r>
       <w:rPr>
-        <w:rFonts w:ascii="Noto Sans CJK TC" w:hAnsi="Noto Sans CJK TC" w:eastAsia="Noto Sans CJK TC"/>
+        <w:rFonts w:ascii="Microsoft JhengHei" w:hAnsi="Microsoft JhengHei" w:eastAsia="Microsoft JhengHei"/>
         <w:color w:val="5A5A5A"/>
         <w:sz w:val="17"/>
       </w:rPr>
@@ -3394,10 +3530,10 @@
     <w:qFormat/>
     <w:rsid w:val="00FC693F"/>
     <w:pPr>
-      <w:spacing w:after="100" w:line="283" w:lineRule="auto"/>
+      <w:spacing w:after="100" w:line="276" w:lineRule="auto"/>
     </w:pPr>
     <w:rPr>
-      <w:rFonts w:ascii="Noto Sans CJK TC" w:hAnsi="Noto Sans CJK TC" w:eastAsia="Noto Sans CJK TC"/>
+      <w:rFonts w:ascii="Microsoft JhengHei" w:hAnsi="Microsoft JhengHei" w:eastAsia="Microsoft JhengHei"/>
       <w:sz w:val="21"/>
     </w:rPr>
   </w:style>
@@ -3456,14 +3592,14 @@
     <w:pPr>
       <w:keepNext/>
       <w:keepLines/>
-      <w:spacing w:before="200" w:after="100"/>
+      <w:spacing w:before="480" w:after="100" w:line="276" w:lineRule="auto"/>
       <w:outlineLvl w:val="0"/>
     </w:pPr>
     <w:rPr>
-      <w:rFonts w:asciiTheme="majorHAnsi" w:eastAsiaTheme="majorEastAsia" w:hAnsiTheme="majorHAnsi" w:cstheme="majorBidi" w:ascii="Noto Sans CJK TC" w:hAnsi="Noto Sans CJK TC" w:eastAsia="Noto Sans CJK TC"/>
+      <w:rFonts w:asciiTheme="majorHAnsi" w:eastAsiaTheme="majorEastAsia" w:hAnsiTheme="majorHAnsi" w:cstheme="majorBidi" w:ascii="Microsoft JhengHei" w:hAnsi="Microsoft JhengHei" w:eastAsia="Microsoft JhengHei"/>
       <w:b/>
       <w:bCs/>
-      <w:color w:val="000000"/>
+      <w:color w:val="24496B"/>
       <w:sz w:val="34"/>
       <w:szCs w:val="28"/>
     </w:rPr>
@@ -3480,14 +3616,14 @@
     <w:pPr>
       <w:keepNext/>
       <w:keepLines/>
-      <w:spacing w:before="200" w:after="100"/>
+      <w:spacing w:before="200" w:after="100" w:line="276" w:lineRule="auto"/>
       <w:outlineLvl w:val="1"/>
     </w:pPr>
     <w:rPr>
-      <w:rFonts w:asciiTheme="majorHAnsi" w:eastAsiaTheme="majorEastAsia" w:hAnsiTheme="majorHAnsi" w:cstheme="majorBidi" w:ascii="Noto Sans CJK TC" w:hAnsi="Noto Sans CJK TC" w:eastAsia="Noto Sans CJK TC"/>
+      <w:rFonts w:asciiTheme="majorHAnsi" w:eastAsiaTheme="majorEastAsia" w:hAnsiTheme="majorHAnsi" w:cstheme="majorBidi" w:ascii="Microsoft JhengHei" w:hAnsi="Microsoft JhengHei" w:eastAsia="Microsoft JhengHei"/>
       <w:b/>
       <w:bCs/>
-      <w:color w:val="000000"/>
+      <w:color w:val="24496B"/>
       <w:sz w:val="27"/>
       <w:szCs w:val="26"/>
     </w:rPr>
@@ -3504,14 +3640,14 @@
     <w:pPr>
       <w:keepNext/>
       <w:keepLines/>
-      <w:spacing w:before="200" w:after="100"/>
+      <w:spacing w:before="200" w:after="100" w:line="276" w:lineRule="auto"/>
       <w:outlineLvl w:val="2"/>
     </w:pPr>
     <w:rPr>
-      <w:rFonts w:asciiTheme="majorHAnsi" w:eastAsiaTheme="majorEastAsia" w:hAnsiTheme="majorHAnsi" w:cstheme="majorBidi" w:ascii="Noto Sans CJK TC" w:hAnsi="Noto Sans CJK TC" w:eastAsia="Noto Sans CJK TC"/>
+      <w:rFonts w:asciiTheme="majorHAnsi" w:eastAsiaTheme="majorEastAsia" w:hAnsiTheme="majorHAnsi" w:cstheme="majorBidi" w:ascii="Microsoft JhengHei" w:hAnsi="Microsoft JhengHei" w:eastAsia="Microsoft JhengHei"/>
       <w:b/>
       <w:bCs/>
-      <w:color w:val="000000"/>
+      <w:color w:val="24496B"/>
       <w:sz w:val="23"/>
     </w:rPr>
   </w:style>
@@ -3747,14 +3883,13 @@
       <w:pBdr>
         <w:bottom w:val="single" w:sz="8" w:space="4" w:color="4F81BD" w:themeColor="accent1"/>
       </w:pBdr>
-      <w:spacing w:after="100" w:line="240" w:lineRule="auto" w:before="0"/>
+      <w:spacing w:after="100" w:line="276" w:lineRule="auto"/>
       <w:contextualSpacing/>
-      <w:jc w:val="center"/>
     </w:pPr>
     <w:rPr>
-      <w:rFonts w:asciiTheme="majorHAnsi" w:eastAsiaTheme="majorEastAsia" w:hAnsiTheme="majorHAnsi" w:cstheme="majorBidi" w:ascii="Noto Sans CJK TC" w:hAnsi="Noto Sans CJK TC" w:eastAsia="Noto Sans CJK TC"/>
+      <w:rFonts w:asciiTheme="majorHAnsi" w:eastAsiaTheme="majorEastAsia" w:hAnsiTheme="majorHAnsi" w:cstheme="majorBidi" w:ascii="Microsoft JhengHei" w:hAnsi="Microsoft JhengHei" w:eastAsia="Microsoft JhengHei"/>
       <w:b/>
-      <w:color w:val="000000"/>
+      <w:color w:val="24496B"/>
       <w:spacing w:val="5"/>
       <w:kern w:val="28"/>
       <w:sz w:val="50"/>

--- a/docs/Life_Pilot_開發者技術文件.docx
+++ b/docs/Life_Pilot_開發者技術文件.docx
@@ -2,12 +2,49 @@
 <file path=word/document.xml><?xml version="1.0" encoding="utf-8"?>
 <w:document xmlns:wpc="http://schemas.microsoft.com/office/word/2010/wordprocessingCanvas" xmlns:mo="http://schemas.microsoft.com/office/mac/office/2008/main" xmlns:mc="http://schemas.openxmlformats.org/markup-compatibility/2006" xmlns:mv="urn:schemas-microsoft-com:mac:vml" xmlns:o="urn:schemas-microsoft-com:office:office" xmlns:r="http://schemas.openxmlformats.org/officeDocument/2006/relationships" xmlns:m="http://schemas.openxmlformats.org/officeDocument/2006/math" xmlns:v="urn:schemas-microsoft-com:vml" xmlns:wp14="http://schemas.microsoft.com/office/word/2010/wordprocessingDrawing" xmlns:wp="http://schemas.openxmlformats.org/drawingml/2006/wordprocessingDrawing" xmlns:w10="urn:schemas-microsoft-com:office:word" xmlns:w="http://schemas.openxmlformats.org/wordprocessingml/2006/main" xmlns:w14="http://schemas.microsoft.com/office/word/2010/wordml" xmlns:wpg="http://schemas.microsoft.com/office/word/2010/wordprocessingGroup" xmlns:wpi="http://schemas.microsoft.com/office/word/2010/wordprocessingInk" xmlns:wne="http://schemas.microsoft.com/office/word/2006/wordml" xmlns:wps="http://schemas.microsoft.com/office/word/2010/wordprocessingShape" mc:Ignorable="w14 wp14">
   <w:body>
+    <w:p/>
     <w:p>
       <w:pPr>
         <w:pStyle w:val="Title"/>
+        <w:jc w:val="center"/>
       </w:pPr>
       <w:r>
-        <w:t>LIFE PILOT</w:t>
+        <w:rPr>
+          <w:rFonts w:ascii="Arial" w:hAnsi="Arial" w:eastAsia="Microsoft JhengHei"/>
+          <w:b/>
+          <w:color w:val="000000"/>
+          <w:sz w:val="50"/>
+        </w:rPr>
+        <w:t>Life Pilot 開發者技術文件</w:t>
+      </w:r>
+    </w:p>
+    <w:p>
+      <w:pPr>
+        <w:pStyle w:val="Subtitle"/>
+        <w:jc w:val="center"/>
+      </w:pPr>
+      <w:r>
+        <w:rPr>
+          <w:rFonts w:ascii="Arial" w:hAnsi="Arial" w:eastAsia="Microsoft JhengHei"/>
+          <w:color w:val="000000"/>
+          <w:sz w:val="24"/>
+        </w:rPr>
+        <w:t>架構、資料安全、部署與維運基準</w:t>
+      </w:r>
+    </w:p>
+    <w:p/>
+    <w:p>
+      <w:pPr>
+        <w:jc w:val="center"/>
+      </w:pPr>
+      <w:r>
+        <w:rPr>
+          <w:rFonts w:ascii="Arial" w:hAnsi="Arial" w:eastAsia="Microsoft JhengHei"/>
+          <w:b w:val="0"/>
+          <w:color w:val="000000"/>
+          <w:sz w:val="21"/>
+        </w:rPr>
+        <w:t>適用對象　Flutter、Supabase 與 FastAPI 維護人員</w:t>
       </w:r>
     </w:p>
     <w:p>
@@ -16,12 +53,12 @@
       </w:pPr>
       <w:r>
         <w:rPr>
-          <w:rFonts w:ascii="Microsoft JhengHei" w:hAnsi="Microsoft JhengHei" w:eastAsia="Microsoft JhengHei"/>
+          <w:rFonts w:ascii="Arial" w:hAnsi="Arial" w:eastAsia="Microsoft JhengHei"/>
           <w:b/>
-          <w:color w:val="24496B"/>
-          <w:sz w:val="44"/>
+          <w:color w:val="000000"/>
+          <w:sz w:val="21"/>
         </w:rPr>
-        <w:t>開發者技術文件</w:t>
+        <w:t>文件版本　2026.10 完整重寫版</w:t>
       </w:r>
     </w:p>
     <w:p>
@@ -30,132 +67,28 @@
       </w:pPr>
       <w:r>
         <w:rPr>
-          <w:rFonts w:ascii="Microsoft JhengHei" w:hAnsi="Microsoft JhengHei" w:eastAsia="Microsoft JhengHei"/>
+          <w:rFonts w:ascii="Arial" w:hAnsi="Arial" w:eastAsia="Microsoft JhengHei"/>
           <w:b w:val="0"/>
-          <w:color w:val="505050"/>
-          <w:sz w:val="24"/>
+          <w:color w:val="000000"/>
+          <w:sz w:val="21"/>
         </w:rPr>
-        <w:t>Flutter、Supabase、本機儲存、權限與資料生命週期</w:t>
+        <w:t>更新日期　2026年10月1日</w:t>
       </w:r>
     </w:p>
     <w:p/>
-    <w:tbl>
-      <w:tblPr>
-        <w:tblStyle w:val="TableGrid"/>
-        <w:tblW w:type="auto" w:w="0"/>
-        <w:jc w:val="center"/>
-        <w:tblLook w:firstColumn="1" w:firstRow="1" w:lastColumn="0" w:lastRow="0" w:noHBand="0" w:noVBand="1" w:val="04A0"/>
-      </w:tblPr>
-      <w:tblGrid>
-        <w:gridCol w:w="4917"/>
-        <w:gridCol w:w="4917"/>
-      </w:tblGrid>
-      <w:tr>
-        <w:tc>
-          <w:tcPr>
-            <w:tcW w:type="dxa" w:w="4917"/>
-            <w:tcMar>
-              <w:top w:w="100" w:type="dxa"/>
-              <w:left w:w="100" w:type="dxa"/>
-              <w:bottom w:w="100" w:type="dxa"/>
-              <w:right w:w="100" w:type="dxa"/>
-            </w:tcMar>
-            <w:shd w:fill="EAF2F8"/>
-          </w:tcPr>
-          <w:p>
-            <w:r>
-              <w:t>版本</w:t>
-            </w:r>
-          </w:p>
-        </w:tc>
-        <w:tc>
-          <w:tcPr>
-            <w:tcW w:type="dxa" w:w="4917"/>
-            <w:tcMar>
-              <w:top w:w="100" w:type="dxa"/>
-              <w:left w:w="100" w:type="dxa"/>
-              <w:bottom w:w="100" w:type="dxa"/>
-              <w:right w:w="100" w:type="dxa"/>
-            </w:tcMar>
-          </w:tcPr>
-          <w:p>
-            <w:r>
-              <w:t>1.0</w:t>
-            </w:r>
-          </w:p>
-        </w:tc>
-      </w:tr>
-      <w:tr>
-        <w:tc>
-          <w:tcPr>
-            <w:tcW w:type="dxa" w:w="4917"/>
-            <w:tcMar>
-              <w:top w:w="100" w:type="dxa"/>
-              <w:left w:w="100" w:type="dxa"/>
-              <w:bottom w:w="100" w:type="dxa"/>
-              <w:right w:w="100" w:type="dxa"/>
-            </w:tcMar>
-            <w:shd w:fill="EAF2F8"/>
-          </w:tcPr>
-          <w:p>
-            <w:r>
-              <w:t>更新日期</w:t>
-            </w:r>
-          </w:p>
-        </w:tc>
-        <w:tc>
-          <w:tcPr>
-            <w:tcW w:type="dxa" w:w="4917"/>
-            <w:tcMar>
-              <w:top w:w="100" w:type="dxa"/>
-              <w:left w:w="100" w:type="dxa"/>
-              <w:bottom w:w="100" w:type="dxa"/>
-              <w:right w:w="100" w:type="dxa"/>
-            </w:tcMar>
-          </w:tcPr>
-          <w:p>
-            <w:r>
-              <w:t>2026 年 9 月 29 日</w:t>
-            </w:r>
-          </w:p>
-        </w:tc>
-      </w:tr>
-      <w:tr>
-        <w:tc>
-          <w:tcPr>
-            <w:tcW w:type="dxa" w:w="4917"/>
-            <w:tcMar>
-              <w:top w:w="100" w:type="dxa"/>
-              <w:left w:w="100" w:type="dxa"/>
-              <w:bottom w:w="100" w:type="dxa"/>
-              <w:right w:w="100" w:type="dxa"/>
-            </w:tcMar>
-            <w:shd w:fill="EAF2F8"/>
-          </w:tcPr>
-          <w:p>
-            <w:r>
-              <w:t>適用平台</w:t>
-            </w:r>
-          </w:p>
-        </w:tc>
-        <w:tc>
-          <w:tcPr>
-            <w:tcW w:type="dxa" w:w="4917"/>
-            <w:tcMar>
-              <w:top w:w="100" w:type="dxa"/>
-              <w:left w:w="100" w:type="dxa"/>
-              <w:bottom w:w="100" w:type="dxa"/>
-              <w:right w:w="100" w:type="dxa"/>
-            </w:tcMar>
-          </w:tcPr>
-          <w:p>
-            <w:r>
-              <w:t>Android、iOS、Web、Windows、macOS</w:t>
-            </w:r>
-          </w:p>
-        </w:tc>
-      </w:tr>
-    </w:tbl>
+    <w:p>
+      <w:pPr>
+        <w:jc w:val="both"/>
+      </w:pPr>
+      <w:r>
+        <w:rPr>
+          <w:rFonts w:ascii="Arial" w:hAnsi="Arial" w:eastAsia="Microsoft JhengHei"/>
+          <w:color w:val="000000"/>
+          <w:sz w:val="22"/>
+        </w:rPr>
+        <w:t>本文件依目前 Life Pilot 程式、Supabase 權限與管理流程重新編寫，內容以實際操作及可驗證行為為準。</w:t>
+      </w:r>
+    </w:p>
     <w:p>
       <w:r>
         <w:br w:type="page"/>
@@ -169,70 +102,490 @@
         <w:t>文件導覽</w:t>
       </w:r>
     </w:p>
+    <w:tbl>
+      <w:tblPr>
+        <w:tblW w:type="auto" w:w="0"/>
+        <w:jc w:val="center"/>
+        <w:tblLayout w:type="fixed"/>
+        <w:tblLook w:firstColumn="1" w:firstRow="1" w:lastColumn="0" w:lastRow="0" w:noHBand="0" w:noVBand="1" w:val="04A0"/>
+      </w:tblPr>
+      <w:tblGrid>
+        <w:gridCol w:w="4997"/>
+        <w:gridCol w:w="4997"/>
+      </w:tblGrid>
+      <w:tr>
+        <w:trPr>
+          <w:tblHeader w:val="true"/>
+        </w:trPr>
+        <w:tc>
+          <w:tcPr>
+            <w:tcW w:type="dxa" w:w="936"/>
+            <w:shd w:fill="1F4E78"/>
+            <w:tcBorders>
+              <w:top w:val="single" w:sz="4" w:color="D9D9D9"/>
+              <w:left w:val="single" w:sz="4" w:color="D9D9D9"/>
+              <w:bottom w:val="single" w:sz="4" w:color="D9D9D9"/>
+              <w:right w:val="single" w:sz="4" w:color="D9D9D9"/>
+              <w:insideH w:val="single" w:sz="4" w:color="D9D9D9"/>
+              <w:insideV w:val="single" w:sz="4" w:color="D9D9D9"/>
+            </w:tcBorders>
+            <w:vAlign w:val="center"/>
+          </w:tcPr>
+          <w:p>
+            <w:pPr>
+              <w:jc w:val="center"/>
+            </w:pPr>
+            <w:r>
+              <w:rPr>
+                <w:rFonts w:ascii="Arial" w:hAnsi="Arial" w:eastAsia="Microsoft JhengHei"/>
+                <w:b/>
+                <w:color w:val="FFFFFF"/>
+                <w:sz w:val="18"/>
+              </w:rPr>
+              <w:t>章節</w:t>
+            </w:r>
+          </w:p>
+        </w:tc>
+        <w:tc>
+          <w:tcPr>
+            <w:tcW w:type="dxa" w:w="8568"/>
+            <w:shd w:fill="1F4E78"/>
+            <w:tcBorders>
+              <w:top w:val="single" w:sz="4" w:color="D9D9D9"/>
+              <w:left w:val="single" w:sz="4" w:color="D9D9D9"/>
+              <w:bottom w:val="single" w:sz="4" w:color="D9D9D9"/>
+              <w:right w:val="single" w:sz="4" w:color="D9D9D9"/>
+              <w:insideH w:val="single" w:sz="4" w:color="D9D9D9"/>
+              <w:insideV w:val="single" w:sz="4" w:color="D9D9D9"/>
+            </w:tcBorders>
+            <w:vAlign w:val="center"/>
+          </w:tcPr>
+          <w:p>
+            <w:pPr>
+              <w:jc w:val="center"/>
+            </w:pPr>
+            <w:r>
+              <w:rPr>
+                <w:rFonts w:ascii="Arial" w:hAnsi="Arial" w:eastAsia="Microsoft JhengHei"/>
+                <w:b/>
+                <w:color w:val="FFFFFF"/>
+                <w:sz w:val="18"/>
+              </w:rPr>
+              <w:t>重點</w:t>
+            </w:r>
+          </w:p>
+        </w:tc>
+      </w:tr>
+      <w:tr>
+        <w:tc>
+          <w:tcPr>
+            <w:tcW w:type="dxa" w:w="936"/>
+            <w:vAlign w:val="center"/>
+            <w:tcBorders>
+              <w:top w:val="single" w:sz="4" w:color="D9D9D9"/>
+              <w:left w:val="single" w:sz="4" w:color="D9D9D9"/>
+              <w:bottom w:val="single" w:sz="4" w:color="D9D9D9"/>
+              <w:right w:val="single" w:sz="4" w:color="D9D9D9"/>
+              <w:insideH w:val="single" w:sz="4" w:color="D9D9D9"/>
+              <w:insideV w:val="single" w:sz="4" w:color="D9D9D9"/>
+            </w:tcBorders>
+          </w:tcPr>
+          <w:p>
+            <w:pPr>
+              <w:spacing w:after="40" w:line="252" w:lineRule="auto"/>
+              <w:jc w:val="center"/>
+            </w:pPr>
+            <w:r>
+              <w:rPr>
+                <w:rFonts w:ascii="Arial" w:hAnsi="Arial" w:eastAsia="Microsoft JhengHei"/>
+                <w:color w:val="000000"/>
+                <w:sz w:val="18"/>
+              </w:rPr>
+              <w:t>1</w:t>
+            </w:r>
+          </w:p>
+        </w:tc>
+        <w:tc>
+          <w:tcPr>
+            <w:tcW w:type="dxa" w:w="8568"/>
+            <w:vAlign w:val="center"/>
+            <w:tcBorders>
+              <w:top w:val="single" w:sz="4" w:color="D9D9D9"/>
+              <w:left w:val="single" w:sz="4" w:color="D9D9D9"/>
+              <w:bottom w:val="single" w:sz="4" w:color="D9D9D9"/>
+              <w:right w:val="single" w:sz="4" w:color="D9D9D9"/>
+              <w:insideH w:val="single" w:sz="4" w:color="D9D9D9"/>
+              <w:insideV w:val="single" w:sz="4" w:color="D9D9D9"/>
+            </w:tcBorders>
+          </w:tcPr>
+          <w:p>
+            <w:pPr>
+              <w:spacing w:after="40" w:line="252" w:lineRule="auto"/>
+            </w:pPr>
+            <w:r>
+              <w:rPr>
+                <w:rFonts w:ascii="Arial" w:hAnsi="Arial" w:eastAsia="Microsoft JhengHei"/>
+                <w:color w:val="000000"/>
+                <w:sz w:val="18"/>
+              </w:rPr>
+              <w:t>系統架構與程式結構</w:t>
+            </w:r>
+          </w:p>
+        </w:tc>
+      </w:tr>
+      <w:tr>
+        <w:tc>
+          <w:tcPr>
+            <w:tcW w:type="dxa" w:w="936"/>
+            <w:shd w:fill="F5F7F9"/>
+            <w:vAlign w:val="center"/>
+            <w:tcBorders>
+              <w:top w:val="single" w:sz="4" w:color="D9D9D9"/>
+              <w:left w:val="single" w:sz="4" w:color="D9D9D9"/>
+              <w:bottom w:val="single" w:sz="4" w:color="D9D9D9"/>
+              <w:right w:val="single" w:sz="4" w:color="D9D9D9"/>
+              <w:insideH w:val="single" w:sz="4" w:color="D9D9D9"/>
+              <w:insideV w:val="single" w:sz="4" w:color="D9D9D9"/>
+            </w:tcBorders>
+          </w:tcPr>
+          <w:p>
+            <w:pPr>
+              <w:spacing w:after="40" w:line="252" w:lineRule="auto"/>
+              <w:jc w:val="center"/>
+            </w:pPr>
+            <w:r>
+              <w:rPr>
+                <w:rFonts w:ascii="Arial" w:hAnsi="Arial" w:eastAsia="Microsoft JhengHei"/>
+                <w:color w:val="000000"/>
+                <w:sz w:val="18"/>
+              </w:rPr>
+              <w:t>2</w:t>
+            </w:r>
+          </w:p>
+        </w:tc>
+        <w:tc>
+          <w:tcPr>
+            <w:tcW w:type="dxa" w:w="8568"/>
+            <w:shd w:fill="F5F7F9"/>
+            <w:vAlign w:val="center"/>
+            <w:tcBorders>
+              <w:top w:val="single" w:sz="4" w:color="D9D9D9"/>
+              <w:left w:val="single" w:sz="4" w:color="D9D9D9"/>
+              <w:bottom w:val="single" w:sz="4" w:color="D9D9D9"/>
+              <w:right w:val="single" w:sz="4" w:color="D9D9D9"/>
+              <w:insideH w:val="single" w:sz="4" w:color="D9D9D9"/>
+              <w:insideV w:val="single" w:sz="4" w:color="D9D9D9"/>
+            </w:tcBorders>
+          </w:tcPr>
+          <w:p>
+            <w:pPr>
+              <w:spacing w:after="40" w:line="252" w:lineRule="auto"/>
+            </w:pPr>
+            <w:r>
+              <w:rPr>
+                <w:rFonts w:ascii="Arial" w:hAnsi="Arial" w:eastAsia="Microsoft JhengHei"/>
+                <w:color w:val="000000"/>
+                <w:sz w:val="18"/>
+              </w:rPr>
+              <w:t>啟動、身分與生命週期</w:t>
+            </w:r>
+          </w:p>
+        </w:tc>
+      </w:tr>
+      <w:tr>
+        <w:tc>
+          <w:tcPr>
+            <w:tcW w:type="dxa" w:w="936"/>
+            <w:vAlign w:val="center"/>
+            <w:tcBorders>
+              <w:top w:val="single" w:sz="4" w:color="D9D9D9"/>
+              <w:left w:val="single" w:sz="4" w:color="D9D9D9"/>
+              <w:bottom w:val="single" w:sz="4" w:color="D9D9D9"/>
+              <w:right w:val="single" w:sz="4" w:color="D9D9D9"/>
+              <w:insideH w:val="single" w:sz="4" w:color="D9D9D9"/>
+              <w:insideV w:val="single" w:sz="4" w:color="D9D9D9"/>
+            </w:tcBorders>
+          </w:tcPr>
+          <w:p>
+            <w:pPr>
+              <w:spacing w:after="40" w:line="252" w:lineRule="auto"/>
+              <w:jc w:val="center"/>
+            </w:pPr>
+            <w:r>
+              <w:rPr>
+                <w:rFonts w:ascii="Arial" w:hAnsi="Arial" w:eastAsia="Microsoft JhengHei"/>
+                <w:color w:val="000000"/>
+                <w:sz w:val="18"/>
+              </w:rPr>
+              <w:t>3</w:t>
+            </w:r>
+          </w:p>
+        </w:tc>
+        <w:tc>
+          <w:tcPr>
+            <w:tcW w:type="dxa" w:w="8568"/>
+            <w:vAlign w:val="center"/>
+            <w:tcBorders>
+              <w:top w:val="single" w:sz="4" w:color="D9D9D9"/>
+              <w:left w:val="single" w:sz="4" w:color="D9D9D9"/>
+              <w:bottom w:val="single" w:sz="4" w:color="D9D9D9"/>
+              <w:right w:val="single" w:sz="4" w:color="D9D9D9"/>
+              <w:insideH w:val="single" w:sz="4" w:color="D9D9D9"/>
+              <w:insideV w:val="single" w:sz="4" w:color="D9D9D9"/>
+            </w:tcBorders>
+          </w:tcPr>
+          <w:p>
+            <w:pPr>
+              <w:spacing w:after="40" w:line="252" w:lineRule="auto"/>
+            </w:pPr>
+            <w:r>
+              <w:rPr>
+                <w:rFonts w:ascii="Arial" w:hAnsi="Arial" w:eastAsia="Microsoft JhengHei"/>
+                <w:color w:val="000000"/>
+                <w:sz w:val="18"/>
+              </w:rPr>
+              <w:t>雲端與本機資料層</w:t>
+            </w:r>
+          </w:p>
+        </w:tc>
+      </w:tr>
+      <w:tr>
+        <w:tc>
+          <w:tcPr>
+            <w:tcW w:type="dxa" w:w="936"/>
+            <w:shd w:fill="F5F7F9"/>
+            <w:vAlign w:val="center"/>
+            <w:tcBorders>
+              <w:top w:val="single" w:sz="4" w:color="D9D9D9"/>
+              <w:left w:val="single" w:sz="4" w:color="D9D9D9"/>
+              <w:bottom w:val="single" w:sz="4" w:color="D9D9D9"/>
+              <w:right w:val="single" w:sz="4" w:color="D9D9D9"/>
+              <w:insideH w:val="single" w:sz="4" w:color="D9D9D9"/>
+              <w:insideV w:val="single" w:sz="4" w:color="D9D9D9"/>
+            </w:tcBorders>
+          </w:tcPr>
+          <w:p>
+            <w:pPr>
+              <w:spacing w:after="40" w:line="252" w:lineRule="auto"/>
+              <w:jc w:val="center"/>
+            </w:pPr>
+            <w:r>
+              <w:rPr>
+                <w:rFonts w:ascii="Arial" w:hAnsi="Arial" w:eastAsia="Microsoft JhengHei"/>
+                <w:color w:val="000000"/>
+                <w:sz w:val="18"/>
+              </w:rPr>
+              <w:t>4</w:t>
+            </w:r>
+          </w:p>
+        </w:tc>
+        <w:tc>
+          <w:tcPr>
+            <w:tcW w:type="dxa" w:w="8568"/>
+            <w:shd w:fill="F5F7F9"/>
+            <w:vAlign w:val="center"/>
+            <w:tcBorders>
+              <w:top w:val="single" w:sz="4" w:color="D9D9D9"/>
+              <w:left w:val="single" w:sz="4" w:color="D9D9D9"/>
+              <w:bottom w:val="single" w:sz="4" w:color="D9D9D9"/>
+              <w:right w:val="single" w:sz="4" w:color="D9D9D9"/>
+              <w:insideH w:val="single" w:sz="4" w:color="D9D9D9"/>
+              <w:insideV w:val="single" w:sz="4" w:color="D9D9D9"/>
+            </w:tcBorders>
+          </w:tcPr>
+          <w:p>
+            <w:pPr>
+              <w:spacing w:after="40" w:line="252" w:lineRule="auto"/>
+            </w:pPr>
+            <w:r>
+              <w:rPr>
+                <w:rFonts w:ascii="Arial" w:hAnsi="Arial" w:eastAsia="Microsoft JhengHei"/>
+                <w:color w:val="000000"/>
+                <w:sz w:val="18"/>
+              </w:rPr>
+              <w:t>Supabase 安全及訂閱</w:t>
+            </w:r>
+          </w:p>
+        </w:tc>
+      </w:tr>
+      <w:tr>
+        <w:tc>
+          <w:tcPr>
+            <w:tcW w:type="dxa" w:w="936"/>
+            <w:vAlign w:val="center"/>
+            <w:tcBorders>
+              <w:top w:val="single" w:sz="4" w:color="D9D9D9"/>
+              <w:left w:val="single" w:sz="4" w:color="D9D9D9"/>
+              <w:bottom w:val="single" w:sz="4" w:color="D9D9D9"/>
+              <w:right w:val="single" w:sz="4" w:color="D9D9D9"/>
+              <w:insideH w:val="single" w:sz="4" w:color="D9D9D9"/>
+              <w:insideV w:val="single" w:sz="4" w:color="D9D9D9"/>
+            </w:tcBorders>
+          </w:tcPr>
+          <w:p>
+            <w:pPr>
+              <w:spacing w:after="40" w:line="252" w:lineRule="auto"/>
+              <w:jc w:val="center"/>
+            </w:pPr>
+            <w:r>
+              <w:rPr>
+                <w:rFonts w:ascii="Arial" w:hAnsi="Arial" w:eastAsia="Microsoft JhengHei"/>
+                <w:color w:val="000000"/>
+                <w:sz w:val="18"/>
+              </w:rPr>
+              <w:t>5</w:t>
+            </w:r>
+          </w:p>
+        </w:tc>
+        <w:tc>
+          <w:tcPr>
+            <w:tcW w:type="dxa" w:w="8568"/>
+            <w:vAlign w:val="center"/>
+            <w:tcBorders>
+              <w:top w:val="single" w:sz="4" w:color="D9D9D9"/>
+              <w:left w:val="single" w:sz="4" w:color="D9D9D9"/>
+              <w:bottom w:val="single" w:sz="4" w:color="D9D9D9"/>
+              <w:right w:val="single" w:sz="4" w:color="D9D9D9"/>
+              <w:insideH w:val="single" w:sz="4" w:color="D9D9D9"/>
+              <w:insideV w:val="single" w:sz="4" w:color="D9D9D9"/>
+            </w:tcBorders>
+          </w:tcPr>
+          <w:p>
+            <w:pPr>
+              <w:spacing w:after="40" w:line="252" w:lineRule="auto"/>
+            </w:pPr>
+            <w:r>
+              <w:rPr>
+                <w:rFonts w:ascii="Arial" w:hAnsi="Arial" w:eastAsia="Microsoft JhengHei"/>
+                <w:color w:val="000000"/>
+                <w:sz w:val="18"/>
+              </w:rPr>
+              <w:t>核心模組實作</w:t>
+            </w:r>
+          </w:p>
+        </w:tc>
+      </w:tr>
+      <w:tr>
+        <w:tc>
+          <w:tcPr>
+            <w:tcW w:type="dxa" w:w="936"/>
+            <w:shd w:fill="F5F7F9"/>
+            <w:vAlign w:val="center"/>
+            <w:tcBorders>
+              <w:top w:val="single" w:sz="4" w:color="D9D9D9"/>
+              <w:left w:val="single" w:sz="4" w:color="D9D9D9"/>
+              <w:bottom w:val="single" w:sz="4" w:color="D9D9D9"/>
+              <w:right w:val="single" w:sz="4" w:color="D9D9D9"/>
+              <w:insideH w:val="single" w:sz="4" w:color="D9D9D9"/>
+              <w:insideV w:val="single" w:sz="4" w:color="D9D9D9"/>
+            </w:tcBorders>
+          </w:tcPr>
+          <w:p>
+            <w:pPr>
+              <w:spacing w:after="40" w:line="252" w:lineRule="auto"/>
+              <w:jc w:val="center"/>
+            </w:pPr>
+            <w:r>
+              <w:rPr>
+                <w:rFonts w:ascii="Arial" w:hAnsi="Arial" w:eastAsia="Microsoft JhengHei"/>
+                <w:color w:val="000000"/>
+                <w:sz w:val="18"/>
+              </w:rPr>
+              <w:t>6</w:t>
+            </w:r>
+          </w:p>
+        </w:tc>
+        <w:tc>
+          <w:tcPr>
+            <w:tcW w:type="dxa" w:w="8568"/>
+            <w:shd w:fill="F5F7F9"/>
+            <w:vAlign w:val="center"/>
+            <w:tcBorders>
+              <w:top w:val="single" w:sz="4" w:color="D9D9D9"/>
+              <w:left w:val="single" w:sz="4" w:color="D9D9D9"/>
+              <w:bottom w:val="single" w:sz="4" w:color="D9D9D9"/>
+              <w:right w:val="single" w:sz="4" w:color="D9D9D9"/>
+              <w:insideH w:val="single" w:sz="4" w:color="D9D9D9"/>
+              <w:insideV w:val="single" w:sz="4" w:color="D9D9D9"/>
+            </w:tcBorders>
+          </w:tcPr>
+          <w:p>
+            <w:pPr>
+              <w:spacing w:after="40" w:line="252" w:lineRule="auto"/>
+            </w:pPr>
+            <w:r>
+              <w:rPr>
+                <w:rFonts w:ascii="Arial" w:hAnsi="Arial" w:eastAsia="Microsoft JhengHei"/>
+                <w:color w:val="000000"/>
+                <w:sz w:val="18"/>
+              </w:rPr>
+              <w:t>多國語系與效能</w:t>
+            </w:r>
+          </w:p>
+        </w:tc>
+      </w:tr>
+      <w:tr>
+        <w:tc>
+          <w:tcPr>
+            <w:tcW w:type="dxa" w:w="936"/>
+            <w:vAlign w:val="center"/>
+            <w:tcBorders>
+              <w:top w:val="single" w:sz="4" w:color="D9D9D9"/>
+              <w:left w:val="single" w:sz="4" w:color="D9D9D9"/>
+              <w:bottom w:val="single" w:sz="4" w:color="D9D9D9"/>
+              <w:right w:val="single" w:sz="4" w:color="D9D9D9"/>
+              <w:insideH w:val="single" w:sz="4" w:color="D9D9D9"/>
+              <w:insideV w:val="single" w:sz="4" w:color="D9D9D9"/>
+            </w:tcBorders>
+          </w:tcPr>
+          <w:p>
+            <w:pPr>
+              <w:spacing w:after="40" w:line="252" w:lineRule="auto"/>
+              <w:jc w:val="center"/>
+            </w:pPr>
+            <w:r>
+              <w:rPr>
+                <w:rFonts w:ascii="Arial" w:hAnsi="Arial" w:eastAsia="Microsoft JhengHei"/>
+                <w:color w:val="000000"/>
+                <w:sz w:val="18"/>
+              </w:rPr>
+              <w:t>7</w:t>
+            </w:r>
+          </w:p>
+        </w:tc>
+        <w:tc>
+          <w:tcPr>
+            <w:tcW w:type="dxa" w:w="8568"/>
+            <w:vAlign w:val="center"/>
+            <w:tcBorders>
+              <w:top w:val="single" w:sz="4" w:color="D9D9D9"/>
+              <w:left w:val="single" w:sz="4" w:color="D9D9D9"/>
+              <w:bottom w:val="single" w:sz="4" w:color="D9D9D9"/>
+              <w:right w:val="single" w:sz="4" w:color="D9D9D9"/>
+              <w:insideH w:val="single" w:sz="4" w:color="D9D9D9"/>
+              <w:insideV w:val="single" w:sz="4" w:color="D9D9D9"/>
+            </w:tcBorders>
+          </w:tcPr>
+          <w:p>
+            <w:pPr>
+              <w:spacing w:after="40" w:line="252" w:lineRule="auto"/>
+            </w:pPr>
+            <w:r>
+              <w:rPr>
+                <w:rFonts w:ascii="Arial" w:hAnsi="Arial" w:eastAsia="Microsoft JhengHei"/>
+                <w:color w:val="000000"/>
+                <w:sz w:val="18"/>
+              </w:rPr>
+              <w:t>建置部署與維運</w:t>
+            </w:r>
+          </w:p>
+        </w:tc>
+      </w:tr>
+    </w:tbl>
     <w:p>
-      <w:r>
-        <w:t>1. 系統總覽</w:t>
-      </w:r>
-    </w:p>
-    <w:p>
-      <w:r>
-        <w:t>2. 專案結構</w:t>
-      </w:r>
-    </w:p>
-    <w:p>
-      <w:r>
-        <w:t>3. 身分與模組授權</w:t>
-      </w:r>
-    </w:p>
-    <w:p>
-      <w:r>
-        <w:t>4. 本機與雲端資料</w:t>
-      </w:r>
-    </w:p>
-    <w:p>
-      <w:r>
-        <w:t>5. 行事曆與提醒</w:t>
-      </w:r>
-    </w:p>
-    <w:p>
-      <w:r>
-        <w:t>6. 推薦與地理資料</w:t>
-      </w:r>
-    </w:p>
-    <w:p>
-      <w:r>
-        <w:t>7. 記帳積分遊戲</w:t>
-      </w:r>
-    </w:p>
-    <w:p>
-      <w:r>
-        <w:t>8. 訂閱額度</w:t>
-      </w:r>
-    </w:p>
-    <w:p>
-      <w:r>
-        <w:t>9. 效能與生命週期</w:t>
-      </w:r>
-    </w:p>
-    <w:p>
-      <w:r>
-        <w:t>10. 多國語系</w:t>
-      </w:r>
-    </w:p>
-    <w:p>
-      <w:r>
-        <w:t>11. Supabase</w:t>
-      </w:r>
-    </w:p>
-    <w:p>
-      <w:r>
-        <w:t>12. 建置與發布</w:t>
-      </w:r>
-    </w:p>
-    <w:p>
-      <w:r>
-        <w:t>13. 維運檢查</w:t>
-      </w:r>
+      <w:pPr>
+        <w:spacing w:after="20"/>
+      </w:pPr>
     </w:p>
     <w:p>
       <w:r>
@@ -244,20 +597,29 @@
         <w:pStyle w:val="Heading1"/>
       </w:pPr>
       <w:r>
-        <w:t>1. 系統總覽</w:t>
+        <w:t>1 系統架構與程式結構</w:t>
+      </w:r>
+    </w:p>
+    <w:p>
+      <w:r>
+        <w:rPr>
+          <w:rFonts w:ascii="Arial" w:hAnsi="Arial" w:eastAsia="Microsoft JhengHei"/>
+          <w:color w:val="000000"/>
+        </w:rPr>
+        <w:t>Life Pilot 是 Flutter 多平台應用，使用 Supabase 提供 Authentication、PostgreSQL、RPC 與 RLS；FastAPI 部署於 Render，負責公開活動爬取、地理編碼、天氣與需要後端憑證的管理工作；本機資料以 Web IndexedDB 或其他平台 Sembast 儲存。</w:t>
       </w:r>
     </w:p>
     <w:tbl>
       <w:tblPr>
-        <w:tblStyle w:val="TableGrid"/>
         <w:tblW w:type="auto" w:w="0"/>
         <w:jc w:val="center"/>
+        <w:tblLayout w:type="fixed"/>
         <w:tblLook w:firstColumn="1" w:firstRow="1" w:lastColumn="0" w:lastRow="0" w:noHBand="0" w:noVBand="1" w:val="04A0"/>
       </w:tblPr>
       <w:tblGrid>
-        <w:gridCol w:w="3278"/>
-        <w:gridCol w:w="3278"/>
-        <w:gridCol w:w="3278"/>
+        <w:gridCol w:w="3331"/>
+        <w:gridCol w:w="3331"/>
+        <w:gridCol w:w="3331"/>
       </w:tblGrid>
       <w:tr>
         <w:trPr>
@@ -265,47 +627,57 @@
         </w:trPr>
         <w:tc>
           <w:tcPr>
-            <w:tcW w:type="dxa" w:w="3278"/>
-            <w:shd w:fill="24496B"/>
+            <w:tcW w:type="dxa" w:w="1440"/>
+            <w:shd w:fill="1F4E78"/>
+            <w:tcBorders>
+              <w:top w:val="single" w:sz="4" w:color="D9D9D9"/>
+              <w:left w:val="single" w:sz="4" w:color="D9D9D9"/>
+              <w:bottom w:val="single" w:sz="4" w:color="D9D9D9"/>
+              <w:right w:val="single" w:sz="4" w:color="D9D9D9"/>
+              <w:insideH w:val="single" w:sz="4" w:color="D9D9D9"/>
+              <w:insideV w:val="single" w:sz="4" w:color="D9D9D9"/>
+            </w:tcBorders>
             <w:vAlign w:val="center"/>
-            <w:tcMar>
-              <w:top w:w="100" w:type="dxa"/>
-              <w:left w:w="100" w:type="dxa"/>
-              <w:bottom w:w="100" w:type="dxa"/>
-              <w:right w:w="100" w:type="dxa"/>
-            </w:tcMar>
           </w:tcPr>
           <w:p>
+            <w:pPr>
+              <w:jc w:val="center"/>
+            </w:pPr>
             <w:r>
               <w:rPr>
-                <w:rFonts w:ascii="Microsoft JhengHei" w:hAnsi="Microsoft JhengHei" w:eastAsia="Microsoft JhengHei"/>
+                <w:rFonts w:ascii="Arial" w:hAnsi="Arial" w:eastAsia="Microsoft JhengHei"/>
                 <w:b/>
                 <w:color w:val="FFFFFF"/>
-                <w:sz w:val="19"/>
+                <w:sz w:val="18"/>
               </w:rPr>
-              <w:t>層次</w:t>
+              <w:t>層級</w:t>
             </w:r>
           </w:p>
         </w:tc>
         <w:tc>
           <w:tcPr>
-            <w:tcW w:type="dxa" w:w="3278"/>
-            <w:shd w:fill="24496B"/>
+            <w:tcW w:type="dxa" w:w="2592"/>
+            <w:shd w:fill="1F4E78"/>
+            <w:tcBorders>
+              <w:top w:val="single" w:sz="4" w:color="D9D9D9"/>
+              <w:left w:val="single" w:sz="4" w:color="D9D9D9"/>
+              <w:bottom w:val="single" w:sz="4" w:color="D9D9D9"/>
+              <w:right w:val="single" w:sz="4" w:color="D9D9D9"/>
+              <w:insideH w:val="single" w:sz="4" w:color="D9D9D9"/>
+              <w:insideV w:val="single" w:sz="4" w:color="D9D9D9"/>
+            </w:tcBorders>
             <w:vAlign w:val="center"/>
-            <w:tcMar>
-              <w:top w:w="100" w:type="dxa"/>
-              <w:left w:w="100" w:type="dxa"/>
-              <w:bottom w:w="100" w:type="dxa"/>
-              <w:right w:w="100" w:type="dxa"/>
-            </w:tcMar>
           </w:tcPr>
           <w:p>
+            <w:pPr>
+              <w:jc w:val="center"/>
+            </w:pPr>
             <w:r>
               <w:rPr>
-                <w:rFonts w:ascii="Microsoft JhengHei" w:hAnsi="Microsoft JhengHei" w:eastAsia="Microsoft JhengHei"/>
+                <w:rFonts w:ascii="Arial" w:hAnsi="Arial" w:eastAsia="Microsoft JhengHei"/>
                 <w:b/>
                 <w:color w:val="FFFFFF"/>
-                <w:sz w:val="19"/>
+                <w:sz w:val="18"/>
               </w:rPr>
               <w:t>技術</w:t>
             </w:r>
@@ -313,23 +685,28 @@
         </w:tc>
         <w:tc>
           <w:tcPr>
-            <w:tcW w:type="dxa" w:w="3278"/>
-            <w:shd w:fill="24496B"/>
+            <w:tcW w:type="dxa" w:w="5472"/>
+            <w:shd w:fill="1F4E78"/>
+            <w:tcBorders>
+              <w:top w:val="single" w:sz="4" w:color="D9D9D9"/>
+              <w:left w:val="single" w:sz="4" w:color="D9D9D9"/>
+              <w:bottom w:val="single" w:sz="4" w:color="D9D9D9"/>
+              <w:right w:val="single" w:sz="4" w:color="D9D9D9"/>
+              <w:insideH w:val="single" w:sz="4" w:color="D9D9D9"/>
+              <w:insideV w:val="single" w:sz="4" w:color="D9D9D9"/>
+            </w:tcBorders>
             <w:vAlign w:val="center"/>
-            <w:tcMar>
-              <w:top w:w="100" w:type="dxa"/>
-              <w:left w:w="100" w:type="dxa"/>
-              <w:bottom w:w="100" w:type="dxa"/>
-              <w:right w:w="100" w:type="dxa"/>
-            </w:tcMar>
           </w:tcPr>
           <w:p>
+            <w:pPr>
+              <w:jc w:val="center"/>
+            </w:pPr>
             <w:r>
               <w:rPr>
-                <w:rFonts w:ascii="Microsoft JhengHei" w:hAnsi="Microsoft JhengHei" w:eastAsia="Microsoft JhengHei"/>
+                <w:rFonts w:ascii="Arial" w:hAnsi="Arial" w:eastAsia="Microsoft JhengHei"/>
                 <w:b/>
                 <w:color w:val="FFFFFF"/>
-                <w:sz w:val="19"/>
+                <w:sz w:val="18"/>
               </w:rPr>
               <w:t>責任</w:t>
             </w:r>
@@ -337,93 +714,114 @@
         </w:tc>
       </w:tr>
       <w:tr>
-        <w:trPr>
-          <w:cantSplit w:val="true"/>
-        </w:trPr>
         <w:tc>
           <w:tcPr>
-            <w:tcW w:type="dxa" w:w="3278"/>
-            <w:vAlign w:val="top"/>
-            <w:tcMar>
-              <w:top w:w="100" w:type="dxa"/>
-              <w:left w:w="100" w:type="dxa"/>
-              <w:bottom w:w="100" w:type="dxa"/>
-              <w:right w:w="100" w:type="dxa"/>
-            </w:tcMar>
+            <w:tcW w:type="dxa" w:w="1440"/>
+            <w:vAlign w:val="center"/>
+            <w:tcBorders>
+              <w:top w:val="single" w:sz="4" w:color="D9D9D9"/>
+              <w:left w:val="single" w:sz="4" w:color="D9D9D9"/>
+              <w:bottom w:val="single" w:sz="4" w:color="D9D9D9"/>
+              <w:right w:val="single" w:sz="4" w:color="D9D9D9"/>
+              <w:insideH w:val="single" w:sz="4" w:color="D9D9D9"/>
+              <w:insideV w:val="single" w:sz="4" w:color="D9D9D9"/>
+            </w:tcBorders>
           </w:tcPr>
           <w:p>
+            <w:pPr>
+              <w:spacing w:after="40" w:line="252" w:lineRule="auto"/>
+              <w:jc w:val="center"/>
+            </w:pPr>
             <w:r>
               <w:rPr>
-                <w:rFonts w:ascii="Microsoft JhengHei" w:hAnsi="Microsoft JhengHei" w:eastAsia="Microsoft JhengHei"/>
+                <w:rFonts w:ascii="Arial" w:hAnsi="Arial" w:eastAsia="Microsoft JhengHei"/>
+                <w:color w:val="000000"/>
                 <w:sz w:val="18"/>
               </w:rPr>
-              <w:t>UI</w:t>
+              <w:t>介面</w:t>
             </w:r>
           </w:p>
         </w:tc>
         <w:tc>
           <w:tcPr>
-            <w:tcW w:type="dxa" w:w="3278"/>
-            <w:vAlign w:val="top"/>
-            <w:tcMar>
-              <w:top w:w="100" w:type="dxa"/>
-              <w:left w:w="100" w:type="dxa"/>
-              <w:bottom w:w="100" w:type="dxa"/>
-              <w:right w:w="100" w:type="dxa"/>
-            </w:tcMar>
+            <w:tcW w:type="dxa" w:w="2592"/>
+            <w:vAlign w:val="center"/>
+            <w:tcBorders>
+              <w:top w:val="single" w:sz="4" w:color="D9D9D9"/>
+              <w:left w:val="single" w:sz="4" w:color="D9D9D9"/>
+              <w:bottom w:val="single" w:sz="4" w:color="D9D9D9"/>
+              <w:right w:val="single" w:sz="4" w:color="D9D9D9"/>
+              <w:insideH w:val="single" w:sz="4" w:color="D9D9D9"/>
+              <w:insideV w:val="single" w:sz="4" w:color="D9D9D9"/>
+            </w:tcBorders>
           </w:tcPr>
           <w:p>
+            <w:pPr>
+              <w:spacing w:after="40" w:line="252" w:lineRule="auto"/>
+              <w:jc w:val="center"/>
+            </w:pPr>
             <w:r>
               <w:rPr>
-                <w:rFonts w:ascii="Microsoft JhengHei" w:hAnsi="Microsoft JhengHei" w:eastAsia="Microsoft JhengHei"/>
+                <w:rFonts w:ascii="Arial" w:hAnsi="Arial" w:eastAsia="Microsoft JhengHei"/>
+                <w:color w:val="000000"/>
                 <w:sz w:val="18"/>
               </w:rPr>
-              <w:t>Flutter / Material</w:t>
+              <w:t>Flutter Material</w:t>
             </w:r>
           </w:p>
         </w:tc>
         <w:tc>
           <w:tcPr>
-            <w:tcW w:type="dxa" w:w="3278"/>
-            <w:vAlign w:val="top"/>
-            <w:tcMar>
-              <w:top w:w="100" w:type="dxa"/>
-              <w:left w:w="100" w:type="dxa"/>
-              <w:bottom w:w="100" w:type="dxa"/>
-              <w:right w:w="100" w:type="dxa"/>
-            </w:tcMar>
+            <w:tcW w:type="dxa" w:w="5472"/>
+            <w:vAlign w:val="center"/>
+            <w:tcBorders>
+              <w:top w:val="single" w:sz="4" w:color="D9D9D9"/>
+              <w:left w:val="single" w:sz="4" w:color="D9D9D9"/>
+              <w:bottom w:val="single" w:sz="4" w:color="D9D9D9"/>
+              <w:right w:val="single" w:sz="4" w:color="D9D9D9"/>
+              <w:insideH w:val="single" w:sz="4" w:color="D9D9D9"/>
+              <w:insideV w:val="single" w:sz="4" w:color="D9D9D9"/>
+            </w:tcBorders>
           </w:tcPr>
           <w:p>
+            <w:pPr>
+              <w:spacing w:after="40" w:line="252" w:lineRule="auto"/>
+            </w:pPr>
             <w:r>
               <w:rPr>
-                <w:rFonts w:ascii="Microsoft JhengHei" w:hAnsi="Microsoft JhengHei" w:eastAsia="Microsoft JhengHei"/>
+                <w:rFonts w:ascii="Arial" w:hAnsi="Arial" w:eastAsia="Microsoft JhengHei"/>
+                <w:color w:val="000000"/>
                 <w:sz w:val="18"/>
               </w:rPr>
-              <w:t>響應式頁面、四語系、Android／iOS／Web／Desktop</w:t>
+              <w:t>Web、Android、iOS 響應式 UI 與多國語系</w:t>
             </w:r>
           </w:p>
         </w:tc>
       </w:tr>
       <w:tr>
-        <w:trPr>
-          <w:cantSplit w:val="true"/>
-        </w:trPr>
         <w:tc>
           <w:tcPr>
-            <w:tcW w:type="dxa" w:w="3278"/>
-            <w:vAlign w:val="top"/>
-            <w:tcMar>
-              <w:top w:w="100" w:type="dxa"/>
-              <w:left w:w="100" w:type="dxa"/>
-              <w:bottom w:w="100" w:type="dxa"/>
-              <w:right w:w="100" w:type="dxa"/>
-            </w:tcMar>
-            <w:shd w:fill="F2F4F6"/>
+            <w:tcW w:type="dxa" w:w="1440"/>
+            <w:shd w:fill="F5F7F9"/>
+            <w:vAlign w:val="center"/>
+            <w:tcBorders>
+              <w:top w:val="single" w:sz="4" w:color="D9D9D9"/>
+              <w:left w:val="single" w:sz="4" w:color="D9D9D9"/>
+              <w:bottom w:val="single" w:sz="4" w:color="D9D9D9"/>
+              <w:right w:val="single" w:sz="4" w:color="D9D9D9"/>
+              <w:insideH w:val="single" w:sz="4" w:color="D9D9D9"/>
+              <w:insideV w:val="single" w:sz="4" w:color="D9D9D9"/>
+            </w:tcBorders>
           </w:tcPr>
           <w:p>
+            <w:pPr>
+              <w:spacing w:after="40" w:line="252" w:lineRule="auto"/>
+              <w:jc w:val="center"/>
+            </w:pPr>
             <w:r>
               <w:rPr>
-                <w:rFonts w:ascii="Microsoft JhengHei" w:hAnsi="Microsoft JhengHei" w:eastAsia="Microsoft JhengHei"/>
+                <w:rFonts w:ascii="Arial" w:hAnsi="Arial" w:eastAsia="Microsoft JhengHei"/>
+                <w:color w:val="000000"/>
                 <w:sz w:val="18"/>
               </w:rPr>
               <w:t>狀態</w:t>
@@ -432,68 +830,169 @@
         </w:tc>
         <w:tc>
           <w:tcPr>
-            <w:tcW w:type="dxa" w:w="3278"/>
-            <w:vAlign w:val="top"/>
-            <w:tcMar>
-              <w:top w:w="100" w:type="dxa"/>
-              <w:left w:w="100" w:type="dxa"/>
-              <w:bottom w:w="100" w:type="dxa"/>
-              <w:right w:w="100" w:type="dxa"/>
-            </w:tcMar>
-            <w:shd w:fill="F2F4F6"/>
+            <w:tcW w:type="dxa" w:w="2592"/>
+            <w:shd w:fill="F5F7F9"/>
+            <w:vAlign w:val="center"/>
+            <w:tcBorders>
+              <w:top w:val="single" w:sz="4" w:color="D9D9D9"/>
+              <w:left w:val="single" w:sz="4" w:color="D9D9D9"/>
+              <w:bottom w:val="single" w:sz="4" w:color="D9D9D9"/>
+              <w:right w:val="single" w:sz="4" w:color="D9D9D9"/>
+              <w:insideH w:val="single" w:sz="4" w:color="D9D9D9"/>
+              <w:insideV w:val="single" w:sz="4" w:color="D9D9D9"/>
+            </w:tcBorders>
           </w:tcPr>
           <w:p>
+            <w:pPr>
+              <w:spacing w:after="40" w:line="252" w:lineRule="auto"/>
+            </w:pPr>
             <w:r>
               <w:rPr>
-                <w:rFonts w:ascii="Microsoft JhengHei" w:hAnsi="Microsoft JhengHei" w:eastAsia="Microsoft JhengHei"/>
+                <w:rFonts w:ascii="Arial" w:hAnsi="Arial" w:eastAsia="Microsoft JhengHei"/>
+                <w:color w:val="000000"/>
                 <w:sz w:val="18"/>
               </w:rPr>
-              <w:t>Provider / ChangeNotifier</w:t>
+              <w:t>Provider／ChangeNotifier</w:t>
             </w:r>
           </w:p>
         </w:tc>
         <w:tc>
           <w:tcPr>
-            <w:tcW w:type="dxa" w:w="3278"/>
-            <w:vAlign w:val="top"/>
-            <w:tcMar>
-              <w:top w:w="100" w:type="dxa"/>
-              <w:left w:w="100" w:type="dxa"/>
-              <w:bottom w:w="100" w:type="dxa"/>
-              <w:right w:w="100" w:type="dxa"/>
-            </w:tcMar>
-            <w:shd w:fill="F2F4F6"/>
+            <w:tcW w:type="dxa" w:w="5472"/>
+            <w:shd w:fill="F5F7F9"/>
+            <w:vAlign w:val="center"/>
+            <w:tcBorders>
+              <w:top w:val="single" w:sz="4" w:color="D9D9D9"/>
+              <w:left w:val="single" w:sz="4" w:color="D9D9D9"/>
+              <w:bottom w:val="single" w:sz="4" w:color="D9D9D9"/>
+              <w:right w:val="single" w:sz="4" w:color="D9D9D9"/>
+              <w:insideH w:val="single" w:sz="4" w:color="D9D9D9"/>
+              <w:insideV w:val="single" w:sz="4" w:color="D9D9D9"/>
+            </w:tcBorders>
           </w:tcPr>
           <w:p>
+            <w:pPr>
+              <w:spacing w:after="40" w:line="252" w:lineRule="auto"/>
+            </w:pPr>
             <w:r>
               <w:rPr>
-                <w:rFonts w:ascii="Microsoft JhengHei" w:hAnsi="Microsoft JhengHei" w:eastAsia="Microsoft JhengHei"/>
+                <w:rFonts w:ascii="Arial" w:hAnsi="Arial" w:eastAsia="Microsoft JhengHei"/>
+                <w:color w:val="000000"/>
                 <w:sz w:val="18"/>
               </w:rPr>
-              <w:t>帳號隔離、請求世代、防止 dispose 後通知</w:t>
+              <w:t>頁面狀態、快取、載入與生命週期</w:t>
             </w:r>
           </w:p>
         </w:tc>
       </w:tr>
       <w:tr>
-        <w:trPr>
-          <w:cantSplit w:val="true"/>
-        </w:trPr>
         <w:tc>
           <w:tcPr>
-            <w:tcW w:type="dxa" w:w="3278"/>
-            <w:vAlign w:val="top"/>
-            <w:tcMar>
-              <w:top w:w="100" w:type="dxa"/>
-              <w:left w:w="100" w:type="dxa"/>
-              <w:bottom w:w="100" w:type="dxa"/>
-              <w:right w:w="100" w:type="dxa"/>
-            </w:tcMar>
+            <w:tcW w:type="dxa" w:w="1440"/>
+            <w:vAlign w:val="center"/>
+            <w:tcBorders>
+              <w:top w:val="single" w:sz="4" w:color="D9D9D9"/>
+              <w:left w:val="single" w:sz="4" w:color="D9D9D9"/>
+              <w:bottom w:val="single" w:sz="4" w:color="D9D9D9"/>
+              <w:right w:val="single" w:sz="4" w:color="D9D9D9"/>
+              <w:insideH w:val="single" w:sz="4" w:color="D9D9D9"/>
+              <w:insideV w:val="single" w:sz="4" w:color="D9D9D9"/>
+            </w:tcBorders>
           </w:tcPr>
           <w:p>
+            <w:pPr>
+              <w:spacing w:after="40" w:line="252" w:lineRule="auto"/>
+              <w:jc w:val="center"/>
+            </w:pPr>
             <w:r>
               <w:rPr>
-                <w:rFonts w:ascii="Microsoft JhengHei" w:hAnsi="Microsoft JhengHei" w:eastAsia="Microsoft JhengHei"/>
+                <w:rFonts w:ascii="Arial" w:hAnsi="Arial" w:eastAsia="Microsoft JhengHei"/>
+                <w:color w:val="000000"/>
+                <w:sz w:val="18"/>
+              </w:rPr>
+              <w:t>資料</w:t>
+            </w:r>
+          </w:p>
+        </w:tc>
+        <w:tc>
+          <w:tcPr>
+            <w:tcW w:type="dxa" w:w="2592"/>
+            <w:vAlign w:val="center"/>
+            <w:tcBorders>
+              <w:top w:val="single" w:sz="4" w:color="D9D9D9"/>
+              <w:left w:val="single" w:sz="4" w:color="D9D9D9"/>
+              <w:bottom w:val="single" w:sz="4" w:color="D9D9D9"/>
+              <w:right w:val="single" w:sz="4" w:color="D9D9D9"/>
+              <w:insideH w:val="single" w:sz="4" w:color="D9D9D9"/>
+              <w:insideV w:val="single" w:sz="4" w:color="D9D9D9"/>
+            </w:tcBorders>
+          </w:tcPr>
+          <w:p>
+            <w:pPr>
+              <w:spacing w:after="40" w:line="252" w:lineRule="auto"/>
+            </w:pPr>
+            <w:r>
+              <w:rPr>
+                <w:rFonts w:ascii="Arial" w:hAnsi="Arial" w:eastAsia="Microsoft JhengHei"/>
+                <w:color w:val="000000"/>
+                <w:sz w:val="18"/>
+              </w:rPr>
+              <w:t>Service／Repository</w:t>
+            </w:r>
+          </w:p>
+        </w:tc>
+        <w:tc>
+          <w:tcPr>
+            <w:tcW w:type="dxa" w:w="5472"/>
+            <w:vAlign w:val="center"/>
+            <w:tcBorders>
+              <w:top w:val="single" w:sz="4" w:color="D9D9D9"/>
+              <w:left w:val="single" w:sz="4" w:color="D9D9D9"/>
+              <w:bottom w:val="single" w:sz="4" w:color="D9D9D9"/>
+              <w:right w:val="single" w:sz="4" w:color="D9D9D9"/>
+              <w:insideH w:val="single" w:sz="4" w:color="D9D9D9"/>
+              <w:insideV w:val="single" w:sz="4" w:color="D9D9D9"/>
+            </w:tcBorders>
+          </w:tcPr>
+          <w:p>
+            <w:pPr>
+              <w:spacing w:after="40" w:line="252" w:lineRule="auto"/>
+            </w:pPr>
+            <w:r>
+              <w:rPr>
+                <w:rFonts w:ascii="Arial" w:hAnsi="Arial" w:eastAsia="Microsoft JhengHei"/>
+                <w:color w:val="000000"/>
+                <w:sz w:val="18"/>
+              </w:rPr>
+              <w:t>Supabase、FastAPI、本機資料來源切換</w:t>
+            </w:r>
+          </w:p>
+        </w:tc>
+      </w:tr>
+      <w:tr>
+        <w:tc>
+          <w:tcPr>
+            <w:tcW w:type="dxa" w:w="1440"/>
+            <w:shd w:fill="F5F7F9"/>
+            <w:vAlign w:val="center"/>
+            <w:tcBorders>
+              <w:top w:val="single" w:sz="4" w:color="D9D9D9"/>
+              <w:left w:val="single" w:sz="4" w:color="D9D9D9"/>
+              <w:bottom w:val="single" w:sz="4" w:color="D9D9D9"/>
+              <w:right w:val="single" w:sz="4" w:color="D9D9D9"/>
+              <w:insideH w:val="single" w:sz="4" w:color="D9D9D9"/>
+              <w:insideV w:val="single" w:sz="4" w:color="D9D9D9"/>
+            </w:tcBorders>
+          </w:tcPr>
+          <w:p>
+            <w:pPr>
+              <w:spacing w:after="40" w:line="252" w:lineRule="auto"/>
+              <w:jc w:val="center"/>
+            </w:pPr>
+            <w:r>
+              <w:rPr>
+                <w:rFonts w:ascii="Arial" w:hAnsi="Arial" w:eastAsia="Microsoft JhengHei"/>
+                <w:color w:val="000000"/>
                 <w:sz w:val="18"/>
               </w:rPr>
               <w:t>雲端</w:t>
@@ -502,67 +1001,170 @@
         </w:tc>
         <w:tc>
           <w:tcPr>
-            <w:tcW w:type="dxa" w:w="3278"/>
-            <w:vAlign w:val="top"/>
-            <w:tcMar>
-              <w:top w:w="100" w:type="dxa"/>
-              <w:left w:w="100" w:type="dxa"/>
-              <w:bottom w:w="100" w:type="dxa"/>
-              <w:right w:w="100" w:type="dxa"/>
-            </w:tcMar>
+            <w:tcW w:type="dxa" w:w="2592"/>
+            <w:shd w:fill="F5F7F9"/>
+            <w:vAlign w:val="center"/>
+            <w:tcBorders>
+              <w:top w:val="single" w:sz="4" w:color="D9D9D9"/>
+              <w:left w:val="single" w:sz="4" w:color="D9D9D9"/>
+              <w:bottom w:val="single" w:sz="4" w:color="D9D9D9"/>
+              <w:right w:val="single" w:sz="4" w:color="D9D9D9"/>
+              <w:insideH w:val="single" w:sz="4" w:color="D9D9D9"/>
+              <w:insideV w:val="single" w:sz="4" w:color="D9D9D9"/>
+            </w:tcBorders>
           </w:tcPr>
           <w:p>
+            <w:pPr>
+              <w:spacing w:after="40" w:line="252" w:lineRule="auto"/>
+              <w:jc w:val="center"/>
+            </w:pPr>
             <w:r>
               <w:rPr>
-                <w:rFonts w:ascii="Microsoft JhengHei" w:hAnsi="Microsoft JhengHei" w:eastAsia="Microsoft JhengHei"/>
+                <w:rFonts w:ascii="Arial" w:hAnsi="Arial" w:eastAsia="Microsoft JhengHei"/>
+                <w:color w:val="000000"/>
                 <w:sz w:val="18"/>
               </w:rPr>
-              <w:t>Supabase Auth / Postgres / RPC / RLS</w:t>
+              <w:t>Supabase</w:t>
             </w:r>
           </w:p>
         </w:tc>
         <w:tc>
           <w:tcPr>
-            <w:tcW w:type="dxa" w:w="3278"/>
-            <w:vAlign w:val="top"/>
-            <w:tcMar>
-              <w:top w:w="100" w:type="dxa"/>
-              <w:left w:w="100" w:type="dxa"/>
-              <w:bottom w:w="100" w:type="dxa"/>
-              <w:right w:w="100" w:type="dxa"/>
-            </w:tcMar>
+            <w:tcW w:type="dxa" w:w="5472"/>
+            <w:shd w:fill="F5F7F9"/>
+            <w:vAlign w:val="center"/>
+            <w:tcBorders>
+              <w:top w:val="single" w:sz="4" w:color="D9D9D9"/>
+              <w:left w:val="single" w:sz="4" w:color="D9D9D9"/>
+              <w:bottom w:val="single" w:sz="4" w:color="D9D9D9"/>
+              <w:right w:val="single" w:sz="4" w:color="D9D9D9"/>
+              <w:insideH w:val="single" w:sz="4" w:color="D9D9D9"/>
+              <w:insideV w:val="single" w:sz="4" w:color="D9D9D9"/>
+            </w:tcBorders>
           </w:tcPr>
           <w:p>
+            <w:pPr>
+              <w:spacing w:after="40" w:line="252" w:lineRule="auto"/>
+            </w:pPr>
             <w:r>
               <w:rPr>
-                <w:rFonts w:ascii="Microsoft JhengHei" w:hAnsi="Microsoft JhengHei" w:eastAsia="Microsoft JhengHei"/>
+                <w:rFonts w:ascii="Arial" w:hAnsi="Arial" w:eastAsia="Microsoft JhengHei"/>
+                <w:color w:val="000000"/>
                 <w:sz w:val="18"/>
               </w:rPr>
-              <w:t>登入、共用資料、配額、管理功能</w:t>
+              <w:t>Auth、資料、RPC、RLS、訂閱與排程函式</w:t>
             </w:r>
           </w:p>
         </w:tc>
       </w:tr>
       <w:tr>
-        <w:trPr>
-          <w:cantSplit w:val="true"/>
-        </w:trPr>
         <w:tc>
           <w:tcPr>
-            <w:tcW w:type="dxa" w:w="3278"/>
-            <w:vAlign w:val="top"/>
-            <w:tcMar>
-              <w:top w:w="100" w:type="dxa"/>
-              <w:left w:w="100" w:type="dxa"/>
-              <w:bottom w:w="100" w:type="dxa"/>
-              <w:right w:w="100" w:type="dxa"/>
-            </w:tcMar>
-            <w:shd w:fill="F2F4F6"/>
+            <w:tcW w:type="dxa" w:w="1440"/>
+            <w:vAlign w:val="center"/>
+            <w:tcBorders>
+              <w:top w:val="single" w:sz="4" w:color="D9D9D9"/>
+              <w:left w:val="single" w:sz="4" w:color="D9D9D9"/>
+              <w:bottom w:val="single" w:sz="4" w:color="D9D9D9"/>
+              <w:right w:val="single" w:sz="4" w:color="D9D9D9"/>
+              <w:insideH w:val="single" w:sz="4" w:color="D9D9D9"/>
+              <w:insideV w:val="single" w:sz="4" w:color="D9D9D9"/>
+            </w:tcBorders>
           </w:tcPr>
           <w:p>
+            <w:pPr>
+              <w:spacing w:after="40" w:line="252" w:lineRule="auto"/>
+              <w:jc w:val="center"/>
+            </w:pPr>
             <w:r>
               <w:rPr>
-                <w:rFonts w:ascii="Microsoft JhengHei" w:hAnsi="Microsoft JhengHei" w:eastAsia="Microsoft JhengHei"/>
+                <w:rFonts w:ascii="Arial" w:hAnsi="Arial" w:eastAsia="Microsoft JhengHei"/>
+                <w:color w:val="000000"/>
+                <w:sz w:val="18"/>
+              </w:rPr>
+              <w:t>後端</w:t>
+            </w:r>
+          </w:p>
+        </w:tc>
+        <w:tc>
+          <w:tcPr>
+            <w:tcW w:type="dxa" w:w="2592"/>
+            <w:vAlign w:val="center"/>
+            <w:tcBorders>
+              <w:top w:val="single" w:sz="4" w:color="D9D9D9"/>
+              <w:left w:val="single" w:sz="4" w:color="D9D9D9"/>
+              <w:bottom w:val="single" w:sz="4" w:color="D9D9D9"/>
+              <w:right w:val="single" w:sz="4" w:color="D9D9D9"/>
+              <w:insideH w:val="single" w:sz="4" w:color="D9D9D9"/>
+              <w:insideV w:val="single" w:sz="4" w:color="D9D9D9"/>
+            </w:tcBorders>
+          </w:tcPr>
+          <w:p>
+            <w:pPr>
+              <w:spacing w:after="40" w:line="252" w:lineRule="auto"/>
+            </w:pPr>
+            <w:r>
+              <w:rPr>
+                <w:rFonts w:ascii="Arial" w:hAnsi="Arial" w:eastAsia="Microsoft JhengHei"/>
+                <w:color w:val="000000"/>
+                <w:sz w:val="18"/>
+              </w:rPr>
+              <w:t>FastAPI／SQLAlchemy</w:t>
+            </w:r>
+          </w:p>
+        </w:tc>
+        <w:tc>
+          <w:tcPr>
+            <w:tcW w:type="dxa" w:w="5472"/>
+            <w:vAlign w:val="center"/>
+            <w:tcBorders>
+              <w:top w:val="single" w:sz="4" w:color="D9D9D9"/>
+              <w:left w:val="single" w:sz="4" w:color="D9D9D9"/>
+              <w:bottom w:val="single" w:sz="4" w:color="D9D9D9"/>
+              <w:right w:val="single" w:sz="4" w:color="D9D9D9"/>
+              <w:insideH w:val="single" w:sz="4" w:color="D9D9D9"/>
+              <w:insideV w:val="single" w:sz="4" w:color="D9D9D9"/>
+            </w:tcBorders>
+          </w:tcPr>
+          <w:p>
+            <w:pPr>
+              <w:spacing w:after="40" w:line="252" w:lineRule="auto"/>
+            </w:pPr>
+            <w:r>
+              <w:rPr>
+                <w:rFonts w:ascii="Arial" w:hAnsi="Arial" w:eastAsia="Microsoft JhengHei"/>
+                <w:color w:val="000000"/>
+                <w:sz w:val="18"/>
+              </w:rPr>
+              <w:t>爬蟲、天氣、地理編碼、管理員服務</w:t>
+            </w:r>
+          </w:p>
+        </w:tc>
+      </w:tr>
+      <w:tr>
+        <w:tc>
+          <w:tcPr>
+            <w:tcW w:type="dxa" w:w="1440"/>
+            <w:shd w:fill="F5F7F9"/>
+            <w:vAlign w:val="center"/>
+            <w:tcBorders>
+              <w:top w:val="single" w:sz="4" w:color="D9D9D9"/>
+              <w:left w:val="single" w:sz="4" w:color="D9D9D9"/>
+              <w:bottom w:val="single" w:sz="4" w:color="D9D9D9"/>
+              <w:right w:val="single" w:sz="4" w:color="D9D9D9"/>
+              <w:insideH w:val="single" w:sz="4" w:color="D9D9D9"/>
+              <w:insideV w:val="single" w:sz="4" w:color="D9D9D9"/>
+            </w:tcBorders>
+          </w:tcPr>
+          <w:p>
+            <w:pPr>
+              <w:spacing w:after="40" w:line="252" w:lineRule="auto"/>
+              <w:jc w:val="center"/>
+            </w:pPr>
+            <w:r>
+              <w:rPr>
+                <w:rFonts w:ascii="Arial" w:hAnsi="Arial" w:eastAsia="Microsoft JhengHei"/>
+                <w:color w:val="000000"/>
                 <w:sz w:val="18"/>
               </w:rPr>
               <w:t>本機</w:t>
@@ -571,180 +1173,86 @@
         </w:tc>
         <w:tc>
           <w:tcPr>
-            <w:tcW w:type="dxa" w:w="3278"/>
-            <w:vAlign w:val="top"/>
-            <w:tcMar>
-              <w:top w:w="100" w:type="dxa"/>
-              <w:left w:w="100" w:type="dxa"/>
-              <w:bottom w:w="100" w:type="dxa"/>
-              <w:right w:w="100" w:type="dxa"/>
-            </w:tcMar>
-            <w:shd w:fill="F2F4F6"/>
+            <w:tcW w:type="dxa" w:w="2592"/>
+            <w:shd w:fill="F5F7F9"/>
+            <w:vAlign w:val="center"/>
+            <w:tcBorders>
+              <w:top w:val="single" w:sz="4" w:color="D9D9D9"/>
+              <w:left w:val="single" w:sz="4" w:color="D9D9D9"/>
+              <w:bottom w:val="single" w:sz="4" w:color="D9D9D9"/>
+              <w:right w:val="single" w:sz="4" w:color="D9D9D9"/>
+              <w:insideH w:val="single" w:sz="4" w:color="D9D9D9"/>
+              <w:insideV w:val="single" w:sz="4" w:color="D9D9D9"/>
+            </w:tcBorders>
           </w:tcPr>
           <w:p>
+            <w:pPr>
+              <w:spacing w:after="40" w:line="252" w:lineRule="auto"/>
+              <w:jc w:val="center"/>
+            </w:pPr>
             <w:r>
               <w:rPr>
-                <w:rFonts w:ascii="Microsoft JhengHei" w:hAnsi="Microsoft JhengHei" w:eastAsia="Microsoft JhengHei"/>
+                <w:rFonts w:ascii="Arial" w:hAnsi="Arial" w:eastAsia="Microsoft JhengHei"/>
+                <w:color w:val="000000"/>
                 <w:sz w:val="18"/>
               </w:rPr>
-              <w:t>IndexedDB / Sembast 相容層</w:t>
+              <w:t>Sembast／idb_shim</w:t>
             </w:r>
           </w:p>
         </w:tc>
         <w:tc>
           <w:tcPr>
-            <w:tcW w:type="dxa" w:w="3278"/>
-            <w:vAlign w:val="top"/>
-            <w:tcMar>
-              <w:top w:w="100" w:type="dxa"/>
-              <w:left w:w="100" w:type="dxa"/>
-              <w:bottom w:w="100" w:type="dxa"/>
-              <w:right w:w="100" w:type="dxa"/>
-            </w:tcMar>
-            <w:shd w:fill="F2F4F6"/>
+            <w:tcW w:type="dxa" w:w="5472"/>
+            <w:shd w:fill="F5F7F9"/>
+            <w:vAlign w:val="center"/>
+            <w:tcBorders>
+              <w:top w:val="single" w:sz="4" w:color="D9D9D9"/>
+              <w:left w:val="single" w:sz="4" w:color="D9D9D9"/>
+              <w:bottom w:val="single" w:sz="4" w:color="D9D9D9"/>
+              <w:right w:val="single" w:sz="4" w:color="D9D9D9"/>
+              <w:insideH w:val="single" w:sz="4" w:color="D9D9D9"/>
+              <w:insideV w:val="single" w:sz="4" w:color="D9D9D9"/>
+            </w:tcBorders>
           </w:tcPr>
           <w:p>
+            <w:pPr>
+              <w:spacing w:after="40" w:line="252" w:lineRule="auto"/>
+            </w:pPr>
             <w:r>
               <w:rPr>
-                <w:rFonts w:ascii="Microsoft JhengHei" w:hAnsi="Microsoft JhengHei" w:eastAsia="Microsoft JhengHei"/>
+                <w:rFonts w:ascii="Arial" w:hAnsi="Arial" w:eastAsia="Microsoft JhengHei"/>
+                <w:color w:val="000000"/>
                 <w:sz w:val="18"/>
               </w:rPr>
-              <w:t>裝置模式資料、離線持久化、搬移暫存</w:t>
-            </w:r>
-          </w:p>
-        </w:tc>
-      </w:tr>
-      <w:tr>
-        <w:trPr>
-          <w:cantSplit w:val="true"/>
-        </w:trPr>
-        <w:tc>
-          <w:tcPr>
-            <w:tcW w:type="dxa" w:w="3278"/>
-            <w:vAlign w:val="top"/>
-            <w:tcMar>
-              <w:top w:w="100" w:type="dxa"/>
-              <w:left w:w="100" w:type="dxa"/>
-              <w:bottom w:w="100" w:type="dxa"/>
-              <w:right w:w="100" w:type="dxa"/>
-            </w:tcMar>
-          </w:tcPr>
-          <w:p>
-            <w:r>
-              <w:rPr>
-                <w:rFonts w:ascii="Microsoft JhengHei" w:hAnsi="Microsoft JhengHei" w:eastAsia="Microsoft JhengHei"/>
-                <w:sz w:val="18"/>
-              </w:rPr>
-              <w:t>外部服務</w:t>
-            </w:r>
-          </w:p>
-        </w:tc>
-        <w:tc>
-          <w:tcPr>
-            <w:tcW w:type="dxa" w:w="3278"/>
-            <w:vAlign w:val="top"/>
-            <w:tcMar>
-              <w:top w:w="100" w:type="dxa"/>
-              <w:left w:w="100" w:type="dxa"/>
-              <w:bottom w:w="100" w:type="dxa"/>
-              <w:right w:w="100" w:type="dxa"/>
-            </w:tcMar>
-          </w:tcPr>
-          <w:p>
-            <w:r>
-              <w:rPr>
-                <w:rFonts w:ascii="Microsoft JhengHei" w:hAnsi="Microsoft JhengHei" w:eastAsia="Microsoft JhengHei"/>
-                <w:sz w:val="18"/>
-              </w:rPr>
-              <w:t>Python API / OpenWeather / 爬蟲</w:t>
-            </w:r>
-          </w:p>
-        </w:tc>
-        <w:tc>
-          <w:tcPr>
-            <w:tcW w:type="dxa" w:w="3278"/>
-            <w:vAlign w:val="top"/>
-            <w:tcMar>
-              <w:top w:w="100" w:type="dxa"/>
-              <w:left w:w="100" w:type="dxa"/>
-              <w:bottom w:w="100" w:type="dxa"/>
-              <w:right w:w="100" w:type="dxa"/>
-            </w:tcMar>
-          </w:tcPr>
-          <w:p>
-            <w:r>
-              <w:rPr>
-                <w:rFonts w:ascii="Microsoft JhengHei" w:hAnsi="Microsoft JhengHei" w:eastAsia="Microsoft JhengHei"/>
-                <w:sz w:val="18"/>
-              </w:rPr>
-              <w:t>股票、地理編碼、天氣、推薦內容</w:t>
+              <w:t>裝置資料、搬移暫存與離線讀寫</w:t>
             </w:r>
           </w:p>
         </w:tc>
       </w:tr>
     </w:tbl>
-    <w:p/>
-    <w:tbl>
-      <w:tblPr>
-        <w:tblStyle w:val="TableGrid"/>
-        <w:tblW w:type="auto" w:w="0"/>
-        <w:tblLook w:firstColumn="1" w:firstRow="1" w:lastColumn="0" w:lastRow="0" w:noHBand="0" w:noVBand="1" w:val="04A0"/>
-      </w:tblPr>
-      <w:tblGrid>
-        <w:gridCol w:w="9835"/>
-      </w:tblGrid>
-      <w:tr>
-        <w:tc>
-          <w:tcPr>
-            <w:tcW w:type="dxa" w:w="9835"/>
-            <w:shd w:fill="EAF2F8"/>
-            <w:tcMar>
-              <w:top w:w="100" w:type="dxa"/>
-              <w:left w:w="100" w:type="dxa"/>
-              <w:bottom w:w="100" w:type="dxa"/>
-              <w:right w:w="100" w:type="dxa"/>
-            </w:tcMar>
-          </w:tcPr>
-          <w:p>
-            <w:r>
-              <w:rPr>
-                <w:rFonts w:ascii="Microsoft JhengHei" w:hAnsi="Microsoft JhengHei" w:eastAsia="Microsoft JhengHei"/>
-                <w:b/>
-                <w:color w:val="24496B"/>
-                <w:sz w:val="20"/>
-              </w:rPr>
-              <w:t>核心原則｜</w:t>
-            </w:r>
-            <w:r>
-              <w:rPr>
-                <w:rFonts w:ascii="Microsoft JhengHei" w:hAnsi="Microsoft JhengHei" w:eastAsia="Microsoft JhengHei"/>
-                <w:sz w:val="20"/>
-              </w:rPr>
-              <w:t>所有讀寫都必須同時考慮帳號、儲存模式、模組授權、訂閱狀態與元件生命週期。</w:t>
-            </w:r>
-          </w:p>
-        </w:tc>
-      </w:tr>
-    </w:tbl>
-    <w:p/>
     <w:p>
       <w:pPr>
-        <w:pStyle w:val="Heading1"/>
+        <w:spacing w:after="20"/>
+      </w:pPr>
+    </w:p>
+    <w:p>
+      <w:pPr>
+        <w:pStyle w:val="Heading2"/>
       </w:pPr>
       <w:r>
-        <w:t>2. 專案結構</w:t>
+        <w:t>1.1 目錄</w:t>
       </w:r>
     </w:p>
     <w:tbl>
       <w:tblPr>
-        <w:tblStyle w:val="TableGrid"/>
         <w:tblW w:type="auto" w:w="0"/>
         <w:jc w:val="center"/>
+        <w:tblLayout w:type="fixed"/>
         <w:tblLook w:firstColumn="1" w:firstRow="1" w:lastColumn="0" w:lastRow="0" w:noHBand="0" w:noVBand="1" w:val="04A0"/>
       </w:tblPr>
       <w:tblGrid>
-        <w:gridCol w:w="4917"/>
-        <w:gridCol w:w="4917"/>
+        <w:gridCol w:w="4997"/>
+        <w:gridCol w:w="4997"/>
       </w:tblGrid>
       <w:tr>
         <w:trPr>
@@ -752,23 +1260,28 @@
         </w:trPr>
         <w:tc>
           <w:tcPr>
-            <w:tcW w:type="dxa" w:w="4917"/>
-            <w:shd w:fill="24496B"/>
+            <w:tcW w:type="dxa" w:w="2880"/>
+            <w:shd w:fill="1F4E78"/>
+            <w:tcBorders>
+              <w:top w:val="single" w:sz="4" w:color="D9D9D9"/>
+              <w:left w:val="single" w:sz="4" w:color="D9D9D9"/>
+              <w:bottom w:val="single" w:sz="4" w:color="D9D9D9"/>
+              <w:right w:val="single" w:sz="4" w:color="D9D9D9"/>
+              <w:insideH w:val="single" w:sz="4" w:color="D9D9D9"/>
+              <w:insideV w:val="single" w:sz="4" w:color="D9D9D9"/>
+            </w:tcBorders>
             <w:vAlign w:val="center"/>
-            <w:tcMar>
-              <w:top w:w="100" w:type="dxa"/>
-              <w:left w:w="100" w:type="dxa"/>
-              <w:bottom w:w="100" w:type="dxa"/>
-              <w:right w:w="100" w:type="dxa"/>
-            </w:tcMar>
           </w:tcPr>
           <w:p>
+            <w:pPr>
+              <w:jc w:val="center"/>
+            </w:pPr>
             <w:r>
               <w:rPr>
-                <w:rFonts w:ascii="Microsoft JhengHei" w:hAnsi="Microsoft JhengHei" w:eastAsia="Microsoft JhengHei"/>
+                <w:rFonts w:ascii="Arial" w:hAnsi="Arial" w:eastAsia="Microsoft JhengHei"/>
                 <w:b/>
                 <w:color w:val="FFFFFF"/>
-                <w:sz w:val="19"/>
+                <w:sz w:val="18"/>
               </w:rPr>
               <w:t>路徑</w:t>
             </w:r>
@@ -776,23 +1289,28 @@
         </w:tc>
         <w:tc>
           <w:tcPr>
-            <w:tcW w:type="dxa" w:w="4917"/>
-            <w:shd w:fill="24496B"/>
+            <w:tcW w:type="dxa" w:w="6624"/>
+            <w:shd w:fill="1F4E78"/>
+            <w:tcBorders>
+              <w:top w:val="single" w:sz="4" w:color="D9D9D9"/>
+              <w:left w:val="single" w:sz="4" w:color="D9D9D9"/>
+              <w:bottom w:val="single" w:sz="4" w:color="D9D9D9"/>
+              <w:right w:val="single" w:sz="4" w:color="D9D9D9"/>
+              <w:insideH w:val="single" w:sz="4" w:color="D9D9D9"/>
+              <w:insideV w:val="single" w:sz="4" w:color="D9D9D9"/>
+            </w:tcBorders>
             <w:vAlign w:val="center"/>
-            <w:tcMar>
-              <w:top w:w="100" w:type="dxa"/>
-              <w:left w:w="100" w:type="dxa"/>
-              <w:bottom w:w="100" w:type="dxa"/>
-              <w:right w:w="100" w:type="dxa"/>
-            </w:tcMar>
           </w:tcPr>
           <w:p>
+            <w:pPr>
+              <w:jc w:val="center"/>
+            </w:pPr>
             <w:r>
               <w:rPr>
-                <w:rFonts w:ascii="Microsoft JhengHei" w:hAnsi="Microsoft JhengHei" w:eastAsia="Microsoft JhengHei"/>
+                <w:rFonts w:ascii="Arial" w:hAnsi="Arial" w:eastAsia="Microsoft JhengHei"/>
                 <w:b/>
                 <w:color w:val="FFFFFF"/>
-                <w:sz w:val="19"/>
+                <w:sz w:val="18"/>
               </w:rPr>
               <w:t>內容</w:t>
             </w:r>
@@ -800,72 +1318,28 @@
         </w:tc>
       </w:tr>
       <w:tr>
-        <w:trPr>
-          <w:cantSplit w:val="true"/>
-        </w:trPr>
         <w:tc>
           <w:tcPr>
-            <w:tcW w:type="dxa" w:w="4917"/>
-            <w:vAlign w:val="top"/>
-            <w:tcMar>
-              <w:top w:w="100" w:type="dxa"/>
-              <w:left w:w="100" w:type="dxa"/>
-              <w:bottom w:w="100" w:type="dxa"/>
-              <w:right w:w="100" w:type="dxa"/>
-            </w:tcMar>
+            <w:tcW w:type="dxa" w:w="2880"/>
+            <w:vAlign w:val="center"/>
+            <w:tcBorders>
+              <w:top w:val="single" w:sz="4" w:color="D9D9D9"/>
+              <w:left w:val="single" w:sz="4" w:color="D9D9D9"/>
+              <w:bottom w:val="single" w:sz="4" w:color="D9D9D9"/>
+              <w:right w:val="single" w:sz="4" w:color="D9D9D9"/>
+              <w:insideH w:val="single" w:sz="4" w:color="D9D9D9"/>
+              <w:insideV w:val="single" w:sz="4" w:color="D9D9D9"/>
+            </w:tcBorders>
           </w:tcPr>
           <w:p>
+            <w:pPr>
+              <w:spacing w:after="40" w:line="252" w:lineRule="auto"/>
+              <w:jc w:val="center"/>
+            </w:pPr>
             <w:r>
               <w:rPr>
-                <w:rFonts w:ascii="Microsoft JhengHei" w:hAnsi="Microsoft JhengHei" w:eastAsia="Microsoft JhengHei"/>
-                <w:sz w:val="18"/>
-              </w:rPr>
-              <w:t>lib/apps</w:t>
-            </w:r>
-          </w:p>
-        </w:tc>
-        <w:tc>
-          <w:tcPr>
-            <w:tcW w:type="dxa" w:w="4917"/>
-            <w:vAlign w:val="top"/>
-            <w:tcMar>
-              <w:top w:w="100" w:type="dxa"/>
-              <w:left w:w="100" w:type="dxa"/>
-              <w:bottom w:w="100" w:type="dxa"/>
-              <w:right w:w="100" w:type="dxa"/>
-            </w:tcMar>
-          </w:tcPr>
-          <w:p>
-            <w:r>
-              <w:rPr>
-                <w:rFonts w:ascii="Microsoft JhengHei" w:hAnsi="Microsoft JhengHei" w:eastAsia="Microsoft JhengHei"/>
-                <w:sz w:val="18"/>
-              </w:rPr>
-              <w:t>主頁控制器、功能選單、設定、模組授權</w:t>
-            </w:r>
-          </w:p>
-        </w:tc>
-      </w:tr>
-      <w:tr>
-        <w:trPr>
-          <w:cantSplit w:val="true"/>
-        </w:trPr>
-        <w:tc>
-          <w:tcPr>
-            <w:tcW w:type="dxa" w:w="4917"/>
-            <w:vAlign w:val="top"/>
-            <w:tcMar>
-              <w:top w:w="100" w:type="dxa"/>
-              <w:left w:w="100" w:type="dxa"/>
-              <w:bottom w:w="100" w:type="dxa"/>
-              <w:right w:w="100" w:type="dxa"/>
-            </w:tcMar>
-            <w:shd w:fill="F2F4F6"/>
-          </w:tcPr>
-          <w:p>
-            <w:r>
-              <w:rPr>
-                <w:rFonts w:ascii="Microsoft JhengHei" w:hAnsi="Microsoft JhengHei" w:eastAsia="Microsoft JhengHei"/>
+                <w:rFonts w:ascii="Arial" w:hAnsi="Arial" w:eastAsia="Microsoft JhengHei"/>
+                <w:color w:val="000000"/>
                 <w:sz w:val="18"/>
               </w:rPr>
               <w:t>lib/auth</w:t>
@@ -874,46 +1348,114 @@
         </w:tc>
         <w:tc>
           <w:tcPr>
-            <w:tcW w:type="dxa" w:w="4917"/>
-            <w:vAlign w:val="top"/>
-            <w:tcMar>
-              <w:top w:w="100" w:type="dxa"/>
-              <w:left w:w="100" w:type="dxa"/>
-              <w:bottom w:w="100" w:type="dxa"/>
-              <w:right w:w="100" w:type="dxa"/>
-            </w:tcMar>
-            <w:shd w:fill="F2F4F6"/>
+            <w:tcW w:type="dxa" w:w="6624"/>
+            <w:vAlign w:val="center"/>
+            <w:tcBorders>
+              <w:top w:val="single" w:sz="4" w:color="D9D9D9"/>
+              <w:left w:val="single" w:sz="4" w:color="D9D9D9"/>
+              <w:bottom w:val="single" w:sz="4" w:color="D9D9D9"/>
+              <w:right w:val="single" w:sz="4" w:color="D9D9D9"/>
+              <w:insideH w:val="single" w:sz="4" w:color="D9D9D9"/>
+              <w:insideV w:val="single" w:sz="4" w:color="D9D9D9"/>
+            </w:tcBorders>
           </w:tcPr>
           <w:p>
+            <w:pPr>
+              <w:spacing w:after="40" w:line="252" w:lineRule="auto"/>
+            </w:pPr>
             <w:r>
               <w:rPr>
-                <w:rFonts w:ascii="Microsoft JhengHei" w:hAnsi="Microsoft JhengHei" w:eastAsia="Microsoft JhengHei"/>
+                <w:rFonts w:ascii="Arial" w:hAnsi="Arial" w:eastAsia="Microsoft JhengHei"/>
+                <w:color w:val="000000"/>
                 <w:sz w:val="18"/>
               </w:rPr>
-              <w:t>登入、註冊、Recovery URL、訂閱與儲存模式狀態</w:t>
+              <w:t>登入、註冊、密碼、帳號切換與權限</w:t>
             </w:r>
           </w:p>
         </w:tc>
       </w:tr>
       <w:tr>
-        <w:trPr>
-          <w:cantSplit w:val="true"/>
-        </w:trPr>
         <w:tc>
           <w:tcPr>
-            <w:tcW w:type="dxa" w:w="4917"/>
-            <w:vAlign w:val="top"/>
-            <w:tcMar>
-              <w:top w:w="100" w:type="dxa"/>
-              <w:left w:w="100" w:type="dxa"/>
-              <w:bottom w:w="100" w:type="dxa"/>
-              <w:right w:w="100" w:type="dxa"/>
-            </w:tcMar>
+            <w:tcW w:type="dxa" w:w="2880"/>
+            <w:shd w:fill="F5F7F9"/>
+            <w:vAlign w:val="center"/>
+            <w:tcBorders>
+              <w:top w:val="single" w:sz="4" w:color="D9D9D9"/>
+              <w:left w:val="single" w:sz="4" w:color="D9D9D9"/>
+              <w:bottom w:val="single" w:sz="4" w:color="D9D9D9"/>
+              <w:right w:val="single" w:sz="4" w:color="D9D9D9"/>
+              <w:insideH w:val="single" w:sz="4" w:color="D9D9D9"/>
+              <w:insideV w:val="single" w:sz="4" w:color="D9D9D9"/>
+            </w:tcBorders>
           </w:tcPr>
           <w:p>
+            <w:pPr>
+              <w:spacing w:after="40" w:line="252" w:lineRule="auto"/>
+              <w:jc w:val="center"/>
+            </w:pPr>
             <w:r>
               <w:rPr>
-                <w:rFonts w:ascii="Microsoft JhengHei" w:hAnsi="Microsoft JhengHei" w:eastAsia="Microsoft JhengHei"/>
+                <w:rFonts w:ascii="Arial" w:hAnsi="Arial" w:eastAsia="Microsoft JhengHei"/>
+                <w:color w:val="000000"/>
+                <w:sz w:val="18"/>
+              </w:rPr>
+              <w:t>lib/pages/home</w:t>
+            </w:r>
+          </w:p>
+        </w:tc>
+        <w:tc>
+          <w:tcPr>
+            <w:tcW w:type="dxa" w:w="6624"/>
+            <w:shd w:fill="F5F7F9"/>
+            <w:vAlign w:val="center"/>
+            <w:tcBorders>
+              <w:top w:val="single" w:sz="4" w:color="D9D9D9"/>
+              <w:left w:val="single" w:sz="4" w:color="D9D9D9"/>
+              <w:bottom w:val="single" w:sz="4" w:color="D9D9D9"/>
+              <w:right w:val="single" w:sz="4" w:color="D9D9D9"/>
+              <w:insideH w:val="single" w:sz="4" w:color="D9D9D9"/>
+              <w:insideV w:val="single" w:sz="4" w:color="D9D9D9"/>
+            </w:tcBorders>
+          </w:tcPr>
+          <w:p>
+            <w:pPr>
+              <w:spacing w:after="40" w:line="252" w:lineRule="auto"/>
+            </w:pPr>
+            <w:r>
+              <w:rPr>
+                <w:rFonts w:ascii="Arial" w:hAnsi="Arial" w:eastAsia="Microsoft JhengHei"/>
+                <w:color w:val="000000"/>
+                <w:sz w:val="18"/>
+              </w:rPr>
+              <w:t>首頁總覽、近日行程、快速記帳與積分</w:t>
+            </w:r>
+          </w:p>
+        </w:tc>
+      </w:tr>
+      <w:tr>
+        <w:tc>
+          <w:tcPr>
+            <w:tcW w:type="dxa" w:w="2880"/>
+            <w:vAlign w:val="center"/>
+            <w:tcBorders>
+              <w:top w:val="single" w:sz="4" w:color="D9D9D9"/>
+              <w:left w:val="single" w:sz="4" w:color="D9D9D9"/>
+              <w:bottom w:val="single" w:sz="4" w:color="D9D9D9"/>
+              <w:right w:val="single" w:sz="4" w:color="D9D9D9"/>
+              <w:insideH w:val="single" w:sz="4" w:color="D9D9D9"/>
+              <w:insideV w:val="single" w:sz="4" w:color="D9D9D9"/>
+            </w:tcBorders>
+          </w:tcPr>
+          <w:p>
+            <w:pPr>
+              <w:spacing w:after="40" w:line="252" w:lineRule="auto"/>
+              <w:jc w:val="center"/>
+            </w:pPr>
+            <w:r>
+              <w:rPr>
+                <w:rFonts w:ascii="Arial" w:hAnsi="Arial" w:eastAsia="Microsoft JhengHei"/>
+                <w:color w:val="000000"/>
                 <w:sz w:val="18"/>
               </w:rPr>
               <w:t>lib/calendar</w:t>
@@ -922,190 +1464,229 @@
         </w:tc>
         <w:tc>
           <w:tcPr>
-            <w:tcW w:type="dxa" w:w="4917"/>
-            <w:vAlign w:val="top"/>
-            <w:tcMar>
-              <w:top w:w="100" w:type="dxa"/>
-              <w:left w:w="100" w:type="dxa"/>
-              <w:bottom w:w="100" w:type="dxa"/>
-              <w:right w:w="100" w:type="dxa"/>
-            </w:tcMar>
+            <w:tcW w:type="dxa" w:w="6624"/>
+            <w:vAlign w:val="center"/>
+            <w:tcBorders>
+              <w:top w:val="single" w:sz="4" w:color="D9D9D9"/>
+              <w:left w:val="single" w:sz="4" w:color="D9D9D9"/>
+              <w:bottom w:val="single" w:sz="4" w:color="D9D9D9"/>
+              <w:right w:val="single" w:sz="4" w:color="D9D9D9"/>
+              <w:insideH w:val="single" w:sz="4" w:color="D9D9D9"/>
+              <w:insideV w:val="single" w:sz="4" w:color="D9D9D9"/>
+            </w:tcBorders>
           </w:tcPr>
           <w:p>
+            <w:pPr>
+              <w:spacing w:after="40" w:line="252" w:lineRule="auto"/>
+            </w:pPr>
             <w:r>
               <w:rPr>
-                <w:rFonts w:ascii="Microsoft JhengHei" w:hAnsi="Microsoft JhengHei" w:eastAsia="Microsoft JhengHei"/>
+                <w:rFonts w:ascii="Arial" w:hAnsi="Arial" w:eastAsia="Microsoft JhengHei"/>
+                <w:color w:val="000000"/>
                 <w:sz w:val="18"/>
               </w:rPr>
-              <w:t>月曆、共用行事曆、通知排程</w:t>
+              <w:t>事件 CRUD、分享、通知與月份快取</w:t>
             </w:r>
           </w:p>
         </w:tc>
       </w:tr>
       <w:tr>
-        <w:trPr>
-          <w:cantSplit w:val="true"/>
-        </w:trPr>
         <w:tc>
           <w:tcPr>
-            <w:tcW w:type="dxa" w:w="4917"/>
-            <w:vAlign w:val="top"/>
-            <w:tcMar>
-              <w:top w:w="100" w:type="dxa"/>
-              <w:left w:w="100" w:type="dxa"/>
-              <w:bottom w:w="100" w:type="dxa"/>
-              <w:right w:w="100" w:type="dxa"/>
-            </w:tcMar>
-            <w:shd w:fill="F2F4F6"/>
+            <w:tcW w:type="dxa" w:w="2880"/>
+            <w:shd w:fill="F5F7F9"/>
+            <w:vAlign w:val="center"/>
+            <w:tcBorders>
+              <w:top w:val="single" w:sz="4" w:color="D9D9D9"/>
+              <w:left w:val="single" w:sz="4" w:color="D9D9D9"/>
+              <w:bottom w:val="single" w:sz="4" w:color="D9D9D9"/>
+              <w:right w:val="single" w:sz="4" w:color="D9D9D9"/>
+              <w:insideH w:val="single" w:sz="4" w:color="D9D9D9"/>
+              <w:insideV w:val="single" w:sz="4" w:color="D9D9D9"/>
+            </w:tcBorders>
           </w:tcPr>
           <w:p>
+            <w:pPr>
+              <w:spacing w:after="40" w:line="252" w:lineRule="auto"/>
+              <w:jc w:val="center"/>
+            </w:pPr>
             <w:r>
               <w:rPr>
-                <w:rFonts w:ascii="Microsoft JhengHei" w:hAnsi="Microsoft JhengHei" w:eastAsia="Microsoft JhengHei"/>
+                <w:rFonts w:ascii="Arial" w:hAnsi="Arial" w:eastAsia="Microsoft JhengHei"/>
+                <w:color w:val="000000"/>
                 <w:sz w:val="18"/>
               </w:rPr>
-              <w:t>lib/pages/home</w:t>
+              <w:t>lib/event</w:t>
             </w:r>
           </w:p>
         </w:tc>
         <w:tc>
           <w:tcPr>
-            <w:tcW w:type="dxa" w:w="4917"/>
-            <w:vAlign w:val="top"/>
-            <w:tcMar>
-              <w:top w:w="100" w:type="dxa"/>
-              <w:left w:w="100" w:type="dxa"/>
-              <w:bottom w:w="100" w:type="dxa"/>
-              <w:right w:w="100" w:type="dxa"/>
-            </w:tcMar>
-            <w:shd w:fill="F2F4F6"/>
+            <w:tcW w:type="dxa" w:w="6624"/>
+            <w:shd w:fill="F5F7F9"/>
+            <w:vAlign w:val="center"/>
+            <w:tcBorders>
+              <w:top w:val="single" w:sz="4" w:color="D9D9D9"/>
+              <w:left w:val="single" w:sz="4" w:color="D9D9D9"/>
+              <w:bottom w:val="single" w:sz="4" w:color="D9D9D9"/>
+              <w:right w:val="single" w:sz="4" w:color="D9D9D9"/>
+              <w:insideH w:val="single" w:sz="4" w:color="D9D9D9"/>
+              <w:insideV w:val="single" w:sz="4" w:color="D9D9D9"/>
+            </w:tcBorders>
           </w:tcPr>
           <w:p>
+            <w:pPr>
+              <w:spacing w:after="40" w:line="252" w:lineRule="auto"/>
+            </w:pPr>
             <w:r>
               <w:rPr>
-                <w:rFonts w:ascii="Microsoft JhengHei" w:hAnsi="Microsoft JhengHei" w:eastAsia="Microsoft JhengHei"/>
+                <w:rFonts w:ascii="Arial" w:hAnsi="Arial" w:eastAsia="Microsoft JhengHei"/>
+                <w:color w:val="000000"/>
                 <w:sz w:val="18"/>
               </w:rPr>
-              <w:t>首頁聚合查詢、快取、推薦卡、完成行程工作流</w:t>
+              <w:t>推薦活動、景點、地圖、天氣與投稿</w:t>
             </w:r>
           </w:p>
         </w:tc>
       </w:tr>
       <w:tr>
-        <w:trPr>
-          <w:cantSplit w:val="true"/>
-        </w:trPr>
         <w:tc>
           <w:tcPr>
-            <w:tcW w:type="dxa" w:w="4917"/>
-            <w:vAlign w:val="top"/>
-            <w:tcMar>
-              <w:top w:w="100" w:type="dxa"/>
-              <w:left w:w="100" w:type="dxa"/>
-              <w:bottom w:w="100" w:type="dxa"/>
-              <w:right w:w="100" w:type="dxa"/>
-            </w:tcMar>
+            <w:tcW w:type="dxa" w:w="2880"/>
+            <w:vAlign w:val="center"/>
+            <w:tcBorders>
+              <w:top w:val="single" w:sz="4" w:color="D9D9D9"/>
+              <w:left w:val="single" w:sz="4" w:color="D9D9D9"/>
+              <w:bottom w:val="single" w:sz="4" w:color="D9D9D9"/>
+              <w:right w:val="single" w:sz="4" w:color="D9D9D9"/>
+              <w:insideH w:val="single" w:sz="4" w:color="D9D9D9"/>
+              <w:insideV w:val="single" w:sz="4" w:color="D9D9D9"/>
+            </w:tcBorders>
           </w:tcPr>
           <w:p>
+            <w:pPr>
+              <w:spacing w:after="40" w:line="252" w:lineRule="auto"/>
+              <w:jc w:val="center"/>
+            </w:pPr>
             <w:r>
               <w:rPr>
-                <w:rFonts w:ascii="Microsoft JhengHei" w:hAnsi="Microsoft JhengHei" w:eastAsia="Microsoft JhengHei"/>
+                <w:rFonts w:ascii="Arial" w:hAnsi="Arial" w:eastAsia="Microsoft JhengHei"/>
+                <w:color w:val="000000"/>
                 <w:sz w:val="18"/>
               </w:rPr>
-              <w:t>lib/event / memory_trace</w:t>
+              <w:t>lib/memory_trace</w:t>
             </w:r>
           </w:p>
         </w:tc>
         <w:tc>
           <w:tcPr>
-            <w:tcW w:type="dxa" w:w="4917"/>
-            <w:vAlign w:val="top"/>
-            <w:tcMar>
-              <w:top w:w="100" w:type="dxa"/>
-              <w:left w:w="100" w:type="dxa"/>
-              <w:bottom w:w="100" w:type="dxa"/>
-              <w:right w:w="100" w:type="dxa"/>
-            </w:tcMar>
+            <w:tcW w:type="dxa" w:w="6624"/>
+            <w:vAlign w:val="center"/>
+            <w:tcBorders>
+              <w:top w:val="single" w:sz="4" w:color="D9D9D9"/>
+              <w:left w:val="single" w:sz="4" w:color="D9D9D9"/>
+              <w:bottom w:val="single" w:sz="4" w:color="D9D9D9"/>
+              <w:right w:val="single" w:sz="4" w:color="D9D9D9"/>
+              <w:insideH w:val="single" w:sz="4" w:color="D9D9D9"/>
+              <w:insideV w:val="single" w:sz="4" w:color="D9D9D9"/>
+            </w:tcBorders>
           </w:tcPr>
           <w:p>
+            <w:pPr>
+              <w:spacing w:after="40" w:line="252" w:lineRule="auto"/>
+            </w:pPr>
             <w:r>
               <w:rPr>
-                <w:rFonts w:ascii="Microsoft JhengHei" w:hAnsi="Microsoft JhengHei" w:eastAsia="Microsoft JhengHei"/>
+                <w:rFonts w:ascii="Arial" w:hAnsi="Arial" w:eastAsia="Microsoft JhengHei"/>
+                <w:color w:val="000000"/>
                 <w:sz w:val="18"/>
               </w:rPr>
-              <w:t>推薦活動、景點、回憶、地圖統計</w:t>
+              <w:t>回憶走廊、預覽、圖片與關聯入口</w:t>
             </w:r>
           </w:p>
         </w:tc>
       </w:tr>
       <w:tr>
-        <w:trPr>
-          <w:cantSplit w:val="true"/>
-        </w:trPr>
         <w:tc>
           <w:tcPr>
-            <w:tcW w:type="dxa" w:w="4917"/>
-            <w:vAlign w:val="top"/>
-            <w:tcMar>
-              <w:top w:w="100" w:type="dxa"/>
-              <w:left w:w="100" w:type="dxa"/>
-              <w:bottom w:w="100" w:type="dxa"/>
-              <w:right w:w="100" w:type="dxa"/>
-            </w:tcMar>
-            <w:shd w:fill="F2F4F6"/>
+            <w:tcW w:type="dxa" w:w="2880"/>
+            <w:shd w:fill="F5F7F9"/>
+            <w:vAlign w:val="center"/>
+            <w:tcBorders>
+              <w:top w:val="single" w:sz="4" w:color="D9D9D9"/>
+              <w:left w:val="single" w:sz="4" w:color="D9D9D9"/>
+              <w:bottom w:val="single" w:sz="4" w:color="D9D9D9"/>
+              <w:right w:val="single" w:sz="4" w:color="D9D9D9"/>
+              <w:insideH w:val="single" w:sz="4" w:color="D9D9D9"/>
+              <w:insideV w:val="single" w:sz="4" w:color="D9D9D9"/>
+            </w:tcBorders>
           </w:tcPr>
           <w:p>
+            <w:pPr>
+              <w:spacing w:after="40" w:line="252" w:lineRule="auto"/>
+            </w:pPr>
             <w:r>
               <w:rPr>
-                <w:rFonts w:ascii="Microsoft JhengHei" w:hAnsi="Microsoft JhengHei" w:eastAsia="Microsoft JhengHei"/>
+                <w:rFonts w:ascii="Arial" w:hAnsi="Arial" w:eastAsia="Microsoft JhengHei"/>
+                <w:color w:val="000000"/>
                 <w:sz w:val="18"/>
               </w:rPr>
-              <w:t>lib/accounting / point_record</w:t>
+              <w:t>lib/accounting／point_record</w:t>
             </w:r>
           </w:p>
         </w:tc>
         <w:tc>
           <w:tcPr>
-            <w:tcW w:type="dxa" w:w="4917"/>
-            <w:vAlign w:val="top"/>
-            <w:tcMar>
-              <w:top w:w="100" w:type="dxa"/>
-              <w:left w:w="100" w:type="dxa"/>
-              <w:bottom w:w="100" w:type="dxa"/>
-              <w:right w:w="100" w:type="dxa"/>
-            </w:tcMar>
-            <w:shd w:fill="F2F4F6"/>
+            <w:tcW w:type="dxa" w:w="6624"/>
+            <w:shd w:fill="F5F7F9"/>
+            <w:vAlign w:val="center"/>
+            <w:tcBorders>
+              <w:top w:val="single" w:sz="4" w:color="D9D9D9"/>
+              <w:left w:val="single" w:sz="4" w:color="D9D9D9"/>
+              <w:bottom w:val="single" w:sz="4" w:color="D9D9D9"/>
+              <w:right w:val="single" w:sz="4" w:color="D9D9D9"/>
+              <w:insideH w:val="single" w:sz="4" w:color="D9D9D9"/>
+              <w:insideV w:val="single" w:sz="4" w:color="D9D9D9"/>
+            </w:tcBorders>
           </w:tcPr>
           <w:p>
+            <w:pPr>
+              <w:spacing w:after="40" w:line="252" w:lineRule="auto"/>
+            </w:pPr>
             <w:r>
               <w:rPr>
-                <w:rFonts w:ascii="Microsoft JhengHei" w:hAnsi="Microsoft JhengHei" w:eastAsia="Microsoft JhengHei"/>
+                <w:rFonts w:ascii="Arial" w:hAnsi="Arial" w:eastAsia="Microsoft JhengHei"/>
+                <w:color w:val="000000"/>
                 <w:sz w:val="18"/>
               </w:rPr>
-              <w:t>帳戶、明細、分類、分頁</w:t>
+              <w:t>帳戶、明細、分類、語音與手動輸入</w:t>
             </w:r>
           </w:p>
         </w:tc>
       </w:tr>
       <w:tr>
-        <w:trPr>
-          <w:cantSplit w:val="true"/>
-        </w:trPr>
         <w:tc>
           <w:tcPr>
-            <w:tcW w:type="dxa" w:w="4917"/>
-            <w:vAlign w:val="top"/>
-            <w:tcMar>
-              <w:top w:w="100" w:type="dxa"/>
-              <w:left w:w="100" w:type="dxa"/>
-              <w:bottom w:w="100" w:type="dxa"/>
-              <w:right w:w="100" w:type="dxa"/>
-            </w:tcMar>
+            <w:tcW w:type="dxa" w:w="2880"/>
+            <w:vAlign w:val="center"/>
+            <w:tcBorders>
+              <w:top w:val="single" w:sz="4" w:color="D9D9D9"/>
+              <w:left w:val="single" w:sz="4" w:color="D9D9D9"/>
+              <w:bottom w:val="single" w:sz="4" w:color="D9D9D9"/>
+              <w:right w:val="single" w:sz="4" w:color="D9D9D9"/>
+              <w:insideH w:val="single" w:sz="4" w:color="D9D9D9"/>
+              <w:insideV w:val="single" w:sz="4" w:color="D9D9D9"/>
+            </w:tcBorders>
           </w:tcPr>
           <w:p>
+            <w:pPr>
+              <w:spacing w:after="40" w:line="252" w:lineRule="auto"/>
+              <w:jc w:val="center"/>
+            </w:pPr>
             <w:r>
               <w:rPr>
-                <w:rFonts w:ascii="Microsoft JhengHei" w:hAnsi="Microsoft JhengHei" w:eastAsia="Microsoft JhengHei"/>
+                <w:rFonts w:ascii="Arial" w:hAnsi="Arial" w:eastAsia="Microsoft JhengHei"/>
+                <w:color w:val="000000"/>
                 <w:sz w:val="18"/>
               </w:rPr>
               <w:t>lib/game</w:t>
@@ -1114,46 +1695,113 @@
         </w:tc>
         <w:tc>
           <w:tcPr>
-            <w:tcW w:type="dxa" w:w="4917"/>
-            <w:vAlign w:val="top"/>
-            <w:tcMar>
-              <w:top w:w="100" w:type="dxa"/>
-              <w:left w:w="100" w:type="dxa"/>
-              <w:bottom w:w="100" w:type="dxa"/>
-              <w:right w:w="100" w:type="dxa"/>
-            </w:tcMar>
+            <w:tcW w:type="dxa" w:w="6624"/>
+            <w:vAlign w:val="center"/>
+            <w:tcBorders>
+              <w:top w:val="single" w:sz="4" w:color="D9D9D9"/>
+              <w:left w:val="single" w:sz="4" w:color="D9D9D9"/>
+              <w:bottom w:val="single" w:sz="4" w:color="D9D9D9"/>
+              <w:right w:val="single" w:sz="4" w:color="D9D9D9"/>
+              <w:insideH w:val="single" w:sz="4" w:color="D9D9D9"/>
+              <w:insideV w:val="single" w:sz="4" w:color="D9D9D9"/>
+            </w:tcBorders>
           </w:tcPr>
           <w:p>
+            <w:pPr>
+              <w:spacing w:after="40" w:line="252" w:lineRule="auto"/>
+            </w:pPr>
             <w:r>
               <w:rPr>
-                <w:rFonts w:ascii="Microsoft JhengHei" w:hAnsi="Microsoft JhengHei" w:eastAsia="Microsoft JhengHei"/>
+                <w:rFonts w:ascii="Arial" w:hAnsi="Arial" w:eastAsia="Microsoft JhengHei"/>
+                <w:color w:val="000000"/>
                 <w:sz w:val="18"/>
               </w:rPr>
-              <w:t>題庫、答題紀錄、可玩性檢查</w:t>
+              <w:t>遊戲、題庫、進度與答題紀錄</w:t>
             </w:r>
           </w:p>
         </w:tc>
       </w:tr>
       <w:tr>
-        <w:trPr>
-          <w:cantSplit w:val="true"/>
-        </w:trPr>
         <w:tc>
           <w:tcPr>
-            <w:tcW w:type="dxa" w:w="4917"/>
-            <w:vAlign w:val="top"/>
-            <w:tcMar>
-              <w:top w:w="100" w:type="dxa"/>
-              <w:left w:w="100" w:type="dxa"/>
-              <w:bottom w:w="100" w:type="dxa"/>
-              <w:right w:w="100" w:type="dxa"/>
-            </w:tcMar>
-            <w:shd w:fill="F2F4F6"/>
+            <w:tcW w:type="dxa" w:w="2880"/>
+            <w:shd w:fill="F5F7F9"/>
+            <w:vAlign w:val="center"/>
+            <w:tcBorders>
+              <w:top w:val="single" w:sz="4" w:color="D9D9D9"/>
+              <w:left w:val="single" w:sz="4" w:color="D9D9D9"/>
+              <w:bottom w:val="single" w:sz="4" w:color="D9D9D9"/>
+              <w:right w:val="single" w:sz="4" w:color="D9D9D9"/>
+              <w:insideH w:val="single" w:sz="4" w:color="D9D9D9"/>
+              <w:insideV w:val="single" w:sz="4" w:color="D9D9D9"/>
+            </w:tcBorders>
           </w:tcPr>
           <w:p>
+            <w:pPr>
+              <w:spacing w:after="40" w:line="252" w:lineRule="auto"/>
+            </w:pPr>
             <w:r>
               <w:rPr>
-                <w:rFonts w:ascii="Microsoft JhengHei" w:hAnsi="Microsoft JhengHei" w:eastAsia="Microsoft JhengHei"/>
+                <w:rFonts w:ascii="Arial" w:hAnsi="Arial" w:eastAsia="Microsoft JhengHei"/>
+                <w:color w:val="000000"/>
+                <w:sz w:val="18"/>
+              </w:rPr>
+              <w:t>lib/subscription／vendor</w:t>
+            </w:r>
+          </w:p>
+        </w:tc>
+        <w:tc>
+          <w:tcPr>
+            <w:tcW w:type="dxa" w:w="6624"/>
+            <w:shd w:fill="F5F7F9"/>
+            <w:vAlign w:val="center"/>
+            <w:tcBorders>
+              <w:top w:val="single" w:sz="4" w:color="D9D9D9"/>
+              <w:left w:val="single" w:sz="4" w:color="D9D9D9"/>
+              <w:bottom w:val="single" w:sz="4" w:color="D9D9D9"/>
+              <w:right w:val="single" w:sz="4" w:color="D9D9D9"/>
+              <w:insideH w:val="single" w:sz="4" w:color="D9D9D9"/>
+              <w:insideV w:val="single" w:sz="4" w:color="D9D9D9"/>
+            </w:tcBorders>
+          </w:tcPr>
+          <w:p>
+            <w:pPr>
+              <w:spacing w:after="40" w:line="252" w:lineRule="auto"/>
+            </w:pPr>
+            <w:r>
+              <w:rPr>
+                <w:rFonts w:ascii="Arial" w:hAnsi="Arial" w:eastAsia="Microsoft JhengHei"/>
+                <w:color w:val="000000"/>
+                <w:sz w:val="18"/>
+              </w:rPr>
+              <w:t>方案版本、額度、廠商與管理畫面</w:t>
+            </w:r>
+          </w:p>
+        </w:tc>
+      </w:tr>
+      <w:tr>
+        <w:tc>
+          <w:tcPr>
+            <w:tcW w:type="dxa" w:w="2880"/>
+            <w:vAlign w:val="center"/>
+            <w:tcBorders>
+              <w:top w:val="single" w:sz="4" w:color="D9D9D9"/>
+              <w:left w:val="single" w:sz="4" w:color="D9D9D9"/>
+              <w:bottom w:val="single" w:sz="4" w:color="D9D9D9"/>
+              <w:right w:val="single" w:sz="4" w:color="D9D9D9"/>
+              <w:insideH w:val="single" w:sz="4" w:color="D9D9D9"/>
+              <w:insideV w:val="single" w:sz="4" w:color="D9D9D9"/>
+            </w:tcBorders>
+          </w:tcPr>
+          <w:p>
+            <w:pPr>
+              <w:spacing w:after="40" w:line="252" w:lineRule="auto"/>
+              <w:jc w:val="center"/>
+            </w:pPr>
+            <w:r>
+              <w:rPr>
+                <w:rFonts w:ascii="Arial" w:hAnsi="Arial" w:eastAsia="Microsoft JhengHei"/>
+                <w:color w:val="000000"/>
                 <w:sz w:val="18"/>
               </w:rPr>
               <w:t>lib/local_storage</w:t>
@@ -1162,94 +1810,114 @@
         </w:tc>
         <w:tc>
           <w:tcPr>
-            <w:tcW w:type="dxa" w:w="4917"/>
-            <w:vAlign w:val="top"/>
-            <w:tcMar>
-              <w:top w:w="100" w:type="dxa"/>
-              <w:left w:w="100" w:type="dxa"/>
-              <w:bottom w:w="100" w:type="dxa"/>
-              <w:right w:w="100" w:type="dxa"/>
-            </w:tcMar>
-            <w:shd w:fill="F2F4F6"/>
+            <w:tcW w:type="dxa" w:w="6624"/>
+            <w:vAlign w:val="center"/>
+            <w:tcBorders>
+              <w:top w:val="single" w:sz="4" w:color="D9D9D9"/>
+              <w:left w:val="single" w:sz="4" w:color="D9D9D9"/>
+              <w:bottom w:val="single" w:sz="4" w:color="D9D9D9"/>
+              <w:right w:val="single" w:sz="4" w:color="D9D9D9"/>
+              <w:insideH w:val="single" w:sz="4" w:color="D9D9D9"/>
+              <w:insideV w:val="single" w:sz="4" w:color="D9D9D9"/>
+            </w:tcBorders>
           </w:tcPr>
           <w:p>
+            <w:pPr>
+              <w:spacing w:after="40" w:line="252" w:lineRule="auto"/>
+            </w:pPr>
             <w:r>
               <w:rPr>
-                <w:rFonts w:ascii="Microsoft JhengHei" w:hAnsi="Microsoft JhengHei" w:eastAsia="Microsoft JhengHei"/>
+                <w:rFonts w:ascii="Arial" w:hAnsi="Arial" w:eastAsia="Microsoft JhengHei"/>
+                <w:color w:val="000000"/>
                 <w:sz w:val="18"/>
               </w:rPr>
-              <w:t>本機資料、搬移、清除與 Web 相容處理</w:t>
+              <w:t>本機資料、轉移、清理與計數快取</w:t>
             </w:r>
           </w:p>
         </w:tc>
       </w:tr>
       <w:tr>
-        <w:trPr>
-          <w:cantSplit w:val="true"/>
-        </w:trPr>
         <w:tc>
           <w:tcPr>
-            <w:tcW w:type="dxa" w:w="4917"/>
-            <w:vAlign w:val="top"/>
-            <w:tcMar>
-              <w:top w:w="100" w:type="dxa"/>
-              <w:left w:w="100" w:type="dxa"/>
-              <w:bottom w:w="100" w:type="dxa"/>
-              <w:right w:w="100" w:type="dxa"/>
-            </w:tcMar>
+            <w:tcW w:type="dxa" w:w="2880"/>
+            <w:shd w:fill="F5F7F9"/>
+            <w:vAlign w:val="center"/>
+            <w:tcBorders>
+              <w:top w:val="single" w:sz="4" w:color="D9D9D9"/>
+              <w:left w:val="single" w:sz="4" w:color="D9D9D9"/>
+              <w:bottom w:val="single" w:sz="4" w:color="D9D9D9"/>
+              <w:right w:val="single" w:sz="4" w:color="D9D9D9"/>
+              <w:insideH w:val="single" w:sz="4" w:color="D9D9D9"/>
+              <w:insideV w:val="single" w:sz="4" w:color="D9D9D9"/>
+            </w:tcBorders>
           </w:tcPr>
           <w:p>
+            <w:pPr>
+              <w:spacing w:after="40" w:line="252" w:lineRule="auto"/>
+              <w:jc w:val="center"/>
+            </w:pPr>
             <w:r>
               <w:rPr>
-                <w:rFonts w:ascii="Microsoft JhengHei" w:hAnsi="Microsoft JhengHei" w:eastAsia="Microsoft JhengHei"/>
+                <w:rFonts w:ascii="Arial" w:hAnsi="Arial" w:eastAsia="Microsoft JhengHei"/>
+                <w:color w:val="000000"/>
                 <w:sz w:val="18"/>
               </w:rPr>
-              <w:t>lib/subscription</w:t>
+              <w:t>python_ai_service</w:t>
             </w:r>
           </w:p>
         </w:tc>
         <w:tc>
           <w:tcPr>
-            <w:tcW w:type="dxa" w:w="4917"/>
-            <w:vAlign w:val="top"/>
-            <w:tcMar>
-              <w:top w:w="100" w:type="dxa"/>
-              <w:left w:w="100" w:type="dxa"/>
-              <w:bottom w:w="100" w:type="dxa"/>
-              <w:right w:w="100" w:type="dxa"/>
-            </w:tcMar>
+            <w:tcW w:type="dxa" w:w="6624"/>
+            <w:shd w:fill="F5F7F9"/>
+            <w:vAlign w:val="center"/>
+            <w:tcBorders>
+              <w:top w:val="single" w:sz="4" w:color="D9D9D9"/>
+              <w:left w:val="single" w:sz="4" w:color="D9D9D9"/>
+              <w:bottom w:val="single" w:sz="4" w:color="D9D9D9"/>
+              <w:right w:val="single" w:sz="4" w:color="D9D9D9"/>
+              <w:insideH w:val="single" w:sz="4" w:color="D9D9D9"/>
+              <w:insideV w:val="single" w:sz="4" w:color="D9D9D9"/>
+            </w:tcBorders>
           </w:tcPr>
           <w:p>
+            <w:pPr>
+              <w:spacing w:after="40" w:line="252" w:lineRule="auto"/>
+            </w:pPr>
             <w:r>
               <w:rPr>
-                <w:rFonts w:ascii="Microsoft JhengHei" w:hAnsi="Microsoft JhengHei" w:eastAsia="Microsoft JhengHei"/>
+                <w:rFonts w:ascii="Arial" w:hAnsi="Arial" w:eastAsia="Microsoft JhengHei"/>
+                <w:color w:val="000000"/>
                 <w:sz w:val="18"/>
               </w:rPr>
-              <w:t>版本、額度、管理者調整、清理</w:t>
+              <w:t>FastAPI 與外部資料服務</w:t>
             </w:r>
           </w:p>
         </w:tc>
       </w:tr>
       <w:tr>
-        <w:trPr>
-          <w:cantSplit w:val="true"/>
-        </w:trPr>
         <w:tc>
           <w:tcPr>
-            <w:tcW w:type="dxa" w:w="4917"/>
-            <w:vAlign w:val="top"/>
-            <w:tcMar>
-              <w:top w:w="100" w:type="dxa"/>
-              <w:left w:w="100" w:type="dxa"/>
-              <w:bottom w:w="100" w:type="dxa"/>
-              <w:right w:w="100" w:type="dxa"/>
-            </w:tcMar>
-            <w:shd w:fill="F2F4F6"/>
+            <w:tcW w:type="dxa" w:w="2880"/>
+            <w:vAlign w:val="center"/>
+            <w:tcBorders>
+              <w:top w:val="single" w:sz="4" w:color="D9D9D9"/>
+              <w:left w:val="single" w:sz="4" w:color="D9D9D9"/>
+              <w:bottom w:val="single" w:sz="4" w:color="D9D9D9"/>
+              <w:right w:val="single" w:sz="4" w:color="D9D9D9"/>
+              <w:insideH w:val="single" w:sz="4" w:color="D9D9D9"/>
+              <w:insideV w:val="single" w:sz="4" w:color="D9D9D9"/>
+            </w:tcBorders>
           </w:tcPr>
           <w:p>
+            <w:pPr>
+              <w:spacing w:after="40" w:line="252" w:lineRule="auto"/>
+              <w:jc w:val="center"/>
+            </w:pPr>
             <w:r>
               <w:rPr>
-                <w:rFonts w:ascii="Microsoft JhengHei" w:hAnsi="Microsoft JhengHei" w:eastAsia="Microsoft JhengHei"/>
+                <w:rFonts w:ascii="Arial" w:hAnsi="Arial" w:eastAsia="Microsoft JhengHei"/>
+                <w:color w:val="000000"/>
                 <w:sz w:val="18"/>
               </w:rPr>
               <w:t>tool</w:t>
@@ -1258,35 +1926,44 @@
         </w:tc>
         <w:tc>
           <w:tcPr>
-            <w:tcW w:type="dxa" w:w="4917"/>
-            <w:vAlign w:val="top"/>
-            <w:tcMar>
-              <w:top w:w="100" w:type="dxa"/>
-              <w:left w:w="100" w:type="dxa"/>
-              <w:bottom w:w="100" w:type="dxa"/>
-              <w:right w:w="100" w:type="dxa"/>
-            </w:tcMar>
-            <w:shd w:fill="F2F4F6"/>
+            <w:tcW w:type="dxa" w:w="6624"/>
+            <w:vAlign w:val="center"/>
+            <w:tcBorders>
+              <w:top w:val="single" w:sz="4" w:color="D9D9D9"/>
+              <w:left w:val="single" w:sz="4" w:color="D9D9D9"/>
+              <w:bottom w:val="single" w:sz="4" w:color="D9D9D9"/>
+              <w:right w:val="single" w:sz="4" w:color="D9D9D9"/>
+              <w:insideH w:val="single" w:sz="4" w:color="D9D9D9"/>
+              <w:insideV w:val="single" w:sz="4" w:color="D9D9D9"/>
+            </w:tcBorders>
           </w:tcPr>
           <w:p>
+            <w:pPr>
+              <w:spacing w:after="40" w:line="252" w:lineRule="auto"/>
+            </w:pPr>
             <w:r>
               <w:rPr>
-                <w:rFonts w:ascii="Microsoft JhengHei" w:hAnsi="Microsoft JhengHei" w:eastAsia="Microsoft JhengHei"/>
+                <w:rFonts w:ascii="Arial" w:hAnsi="Arial" w:eastAsia="Microsoft JhengHei"/>
+                <w:color w:val="000000"/>
                 <w:sz w:val="18"/>
               </w:rPr>
-              <w:t>文件產生與需手動執行的 Supabase SQL</w:t>
+              <w:t>需人工在 Supabase 執行的 SQL</w:t>
             </w:r>
           </w:p>
         </w:tc>
       </w:tr>
     </w:tbl>
-    <w:p/>
+    <w:p>
+      <w:pPr>
+        <w:spacing w:after="20"/>
+      </w:pPr>
+    </w:p>
     <w:p>
       <w:pPr>
         <w:pStyle w:val="Heading1"/>
       </w:pPr>
       <w:r>
-        <w:t>3. 身分與模組授權</w:t>
+        <w:t>2 啟動、身分與生命週期</w:t>
       </w:r>
     </w:p>
     <w:p>
@@ -1294,20 +1971,413 @@
         <w:pStyle w:val="Heading2"/>
       </w:pPr>
       <w:r>
-        <w:t>3.1 權限模型</w:t>
+        <w:t>2.1 App 啟動</w:t>
+      </w:r>
+    </w:p>
+    <w:p>
+      <w:pPr>
+        <w:pStyle w:val="ListBullet"/>
+      </w:pPr>
+      <w:r>
+        <w:rPr>
+          <w:rFonts w:ascii="Arial" w:hAnsi="Arial" w:eastAsia="Microsoft JhengHei"/>
+          <w:color w:val="000000"/>
+        </w:rPr>
+        <w:t>WidgetsFlutterBinding.ensureInitialized 後先完成 Supabase 與必要平台服務，再顯示登入或首頁。SharedPreferences 等外掛不可在註冊前呼叫。</w:t>
+      </w:r>
+    </w:p>
+    <w:p>
+      <w:pPr>
+        <w:pStyle w:val="ListBullet"/>
+      </w:pPr>
+      <w:r>
+        <w:rPr>
+          <w:rFonts w:ascii="Arial" w:hAnsi="Arial" w:eastAsia="Microsoft JhengHei"/>
+          <w:color w:val="000000"/>
+        </w:rPr>
+        <w:t>Web 只解析目前 Recovery URL；Android／iOS 才監聽 app_links 串流，頁面銷毀時取消訂閱。</w:t>
+      </w:r>
+    </w:p>
+    <w:p>
+      <w:pPr>
+        <w:pStyle w:val="ListBullet"/>
+      </w:pPr>
+      <w:r>
+        <w:rPr>
+          <w:rFonts w:ascii="Arial" w:hAnsi="Arial" w:eastAsia="Microsoft JhengHei"/>
+          <w:color w:val="000000"/>
+        </w:rPr>
+        <w:t>通知、時區與非關鍵服務可延後初始化，但必須捕捉錯誤，不能阻塞首頁首屏。</w:t>
+      </w:r>
+    </w:p>
+    <w:p>
+      <w:pPr>
+        <w:pStyle w:val="Heading2"/>
+      </w:pPr>
+      <w:r>
+        <w:t>2.2 帳號切換</w:t>
+      </w:r>
+    </w:p>
+    <w:p>
+      <w:pPr>
+        <w:pStyle w:val="ListBullet"/>
+      </w:pPr>
+      <w:r>
+        <w:rPr>
+          <w:rFonts w:ascii="Arial" w:hAnsi="Arial" w:eastAsia="Microsoft JhengHei"/>
+          <w:color w:val="000000"/>
+        </w:rPr>
+        <w:t>以 user id 或正規化 email 作為快取範圍。Auth 狀態變更時清除前一帳號的 controller、月份快取、首頁帳戶選擇、推薦與本機計數。</w:t>
+      </w:r>
+    </w:p>
+    <w:p>
+      <w:pPr>
+        <w:pStyle w:val="ListBullet"/>
+      </w:pPr>
+      <w:r>
+        <w:rPr>
+          <w:rFonts w:ascii="Arial" w:hAnsi="Arial" w:eastAsia="Microsoft JhengHei"/>
+          <w:color w:val="000000"/>
+        </w:rPr>
+        <w:t>同一帳號重新登入仍可重新載入，但不能把另一帳號的畫面狀態沿用。</w:t>
+      </w:r>
+    </w:p>
+    <w:p>
+      <w:pPr>
+        <w:pStyle w:val="ListBullet"/>
+      </w:pPr>
+      <w:r>
+        <w:rPr>
+          <w:rFonts w:ascii="Arial" w:hAnsi="Arial" w:eastAsia="Microsoft JhengHei"/>
+          <w:color w:val="000000"/>
+        </w:rPr>
+        <w:t>任何非同步回呼在 notifyListeners 或 setState 前檢查 mounted／disposed；setState closure 必須同步。</w:t>
+      </w:r>
+    </w:p>
+    <w:p>
+      <w:pPr>
+        <w:pStyle w:val="Heading2"/>
+      </w:pPr>
+      <w:r>
+        <w:t>2.3 模組授權</w:t>
+      </w:r>
+    </w:p>
+    <w:p>
+      <w:r>
+        <w:rPr>
+          <w:rFonts w:ascii="Arial" w:hAnsi="Arial" w:eastAsia="Microsoft JhengHei"/>
+          <w:color w:val="000000"/>
+        </w:rPr>
+        <w:t>使用者可見功能由帳號身分、管理員 module authorization 與方案共同決定。路由入口、選單、首頁卡片、快捷操作及背景查詢都必須重複驗證，不可只隱藏按鈕。管理員固定為 minavi@alumni.nccu.edu.tw，且所有資源不限額度；其他帳號不得保留 admin metadata。</w:t>
+      </w:r>
+    </w:p>
+    <w:p>
+      <w:pPr>
+        <w:pStyle w:val="Heading1"/>
+      </w:pPr>
+      <w:r>
+        <w:t>3 雲端與本機資料層</w:t>
+      </w:r>
+    </w:p>
+    <w:p>
+      <w:pPr>
+        <w:pStyle w:val="Heading2"/>
+      </w:pPr>
+      <w:r>
+        <w:t>3.1 儲存位置</w:t>
+      </w:r>
+    </w:p>
+    <w:p>
+      <w:pPr>
+        <w:pStyle w:val="ListBullet"/>
+      </w:pPr>
+      <w:r>
+        <w:rPr>
+          <w:rFonts w:ascii="Arial" w:hAnsi="Arial" w:eastAsia="Microsoft JhengHei"/>
+          <w:color w:val="000000"/>
+        </w:rPr>
+        <w:t>DataStorageLocation.cloud 與 local 為互斥主要來源。每個 Service 先解析目前登入帳號與儲存位置，再選 Supabase 或 LocalDataStore。</w:t>
+      </w:r>
+    </w:p>
+    <w:p>
+      <w:pPr>
+        <w:pStyle w:val="ListBullet"/>
+      </w:pPr>
+      <w:r>
+        <w:rPr>
+          <w:rFonts w:ascii="Arial" w:hAnsi="Arial" w:eastAsia="Microsoft JhengHei"/>
+          <w:color w:val="000000"/>
+        </w:rPr>
+        <w:t>Web 使用 IndexedDB；原生平台使用 Sembast。idb_shim 版本必須符合 CI 的 Dart SDK。</w:t>
+      </w:r>
+    </w:p>
+    <w:p>
+      <w:pPr>
+        <w:pStyle w:val="ListBullet"/>
+      </w:pPr>
+      <w:r>
+        <w:rPr>
+          <w:rFonts w:ascii="Arial" w:hAnsi="Arial" w:eastAsia="Microsoft JhengHei"/>
+          <w:color w:val="000000"/>
+        </w:rPr>
+        <w:t>本機模式不可建立空 id 查詢到 Supabase；dashboard_setting、accounting_account 及 point_record_account 等寫入都須避免誤走雲端。</w:t>
+      </w:r>
+    </w:p>
+    <w:p>
+      <w:pPr>
+        <w:pStyle w:val="Heading2"/>
+      </w:pPr>
+      <w:r>
+        <w:t>3.2 搬移交易</w:t>
+      </w:r>
+    </w:p>
+    <w:p>
+      <w:pPr>
+        <w:pStyle w:val="ListBullet"/>
+      </w:pPr>
+      <w:r>
+        <w:rPr>
+          <w:rFonts w:ascii="Arial" w:hAnsi="Arial" w:eastAsia="Microsoft JhengHei"/>
+          <w:color w:val="000000"/>
+        </w:rPr>
+        <w:t>Cloud to local：export_my_cloud_data_for_local → 本機批次寫入與驗證 → delete_cloud_records_after_local_copy。任何資源失敗都不得刪除來源。</w:t>
+      </w:r>
+    </w:p>
+    <w:p>
+      <w:pPr>
+        <w:pStyle w:val="ListBullet"/>
+      </w:pPr>
+      <w:r>
+        <w:rPr>
+          <w:rFonts w:ascii="Arial" w:hAnsi="Arial" w:eastAsia="Microsoft JhengHei"/>
+          <w:color w:val="000000"/>
+        </w:rPr>
+        <w:t>Local to cloud：先以實際 entitlement 計算 incoming + used；超額整批拒絕。上傳成功並核對筆數後才清除來源。管理員可使用 restore_local_personal_records_admin。</w:t>
+      </w:r>
+    </w:p>
+    <w:p>
+      <w:pPr>
+        <w:pStyle w:val="ListBullet"/>
+      </w:pPr>
+      <w:r>
+        <w:rPr>
+          <w:rFonts w:ascii="Arial" w:hAnsi="Arial" w:eastAsia="Microsoft JhengHei"/>
+          <w:color w:val="000000"/>
+        </w:rPr>
+        <w:t>記帳、積分、行事曆、回憶、題庫、答題紀錄、帳戶設定與圖片識別都要納入；切換後使計數快取失效。</w:t>
+      </w:r>
+    </w:p>
+    <w:p>
+      <w:pPr>
+        <w:pStyle w:val="Heading2"/>
+      </w:pPr>
+      <w:r>
+        <w:t>3.3 本機限制</w:t>
+      </w:r>
+    </w:p>
+    <w:p>
+      <w:r>
+        <w:rPr>
+          <w:rFonts w:ascii="Arial" w:hAnsi="Arial" w:eastAsia="Microsoft JhengHei"/>
+          <w:color w:val="000000"/>
+        </w:rPr>
+        <w:t>本機資料不跨裝置。清除瀏覽器網站資料、移除 App 或遺失裝置都可能失去資料。本機 Plus 到期只禁止新增，不主動刪除既有資料。本機模式不提供行事曆分享、管理者題庫或雲端答題保留政策。</w:t>
+      </w:r>
+    </w:p>
+    <w:p>
+      <w:pPr>
+        <w:pStyle w:val="Heading1"/>
+      </w:pPr>
+      <w:r>
+        <w:t>4 Supabase 安全、訂閱與資料治理</w:t>
+      </w:r>
+    </w:p>
+    <w:p>
+      <w:pPr>
+        <w:pStyle w:val="Heading2"/>
+      </w:pPr>
+      <w:r>
+        <w:t>4.1 RLS 與 RPC</w:t>
+      </w:r>
+    </w:p>
+    <w:p>
+      <w:pPr>
+        <w:pStyle w:val="ListBullet"/>
+      </w:pPr>
+      <w:r>
+        <w:rPr>
+          <w:rFonts w:ascii="Arial" w:hAnsi="Arial" w:eastAsia="Microsoft JhengHei"/>
+          <w:color w:val="000000"/>
+        </w:rPr>
+        <w:t>public tables 啟用 RLS；authenticated 只取得實際需要的 SELECT／INSERT／UPDATE／DELETE，anon 不得存取個人資料。</w:t>
+      </w:r>
+    </w:p>
+    <w:p>
+      <w:pPr>
+        <w:pStyle w:val="ListBullet"/>
+      </w:pPr>
+      <w:r>
+        <w:rPr>
+          <w:rFonts w:ascii="Arial" w:hAnsi="Arial" w:eastAsia="Microsoft JhengHei"/>
+          <w:color w:val="000000"/>
+        </w:rPr>
+        <w:t>SECURITY DEFINER 函式固定 SET search_path = ''，表及函式使用完整 schema 名稱，並明確 revoke public／anon 再 grant。</w:t>
+      </w:r>
+    </w:p>
+    <w:p>
+      <w:pPr>
+        <w:pStyle w:val="ListBullet"/>
+      </w:pPr>
+      <w:r>
+        <w:rPr>
+          <w:rFonts w:ascii="Arial" w:hAnsi="Arial" w:eastAsia="Microsoft JhengHei"/>
+          <w:color w:val="000000"/>
+        </w:rPr>
+        <w:t>service_role 只存在 Render 或受管排程環境，不能放入 Flutter、Git、公開 log 或瀏覽器。</w:t>
+      </w:r>
+    </w:p>
+    <w:p>
+      <w:pPr>
+        <w:pStyle w:val="ListBullet"/>
+      </w:pPr>
+      <w:r>
+        <w:rPr>
+          <w:rFonts w:ascii="Arial" w:hAnsi="Arial" w:eastAsia="Microsoft JhengHei"/>
+          <w:color w:val="000000"/>
+        </w:rPr>
+        <w:t>共享行事曆只授予 SELECT；受邀者不能更新或刪除他人事件。公開推薦內容依 is_approved 與作者 RLS 顯示。</w:t>
+      </w:r>
+    </w:p>
+    <w:p>
+      <w:pPr>
+        <w:pStyle w:val="Heading2"/>
+      </w:pPr>
+      <w:r>
+        <w:t>4.2 方案版本與額度</w:t>
+      </w:r>
+    </w:p>
+    <w:p>
+      <w:pPr>
+        <w:pStyle w:val="ListBullet"/>
+      </w:pPr>
+      <w:r>
+        <w:rPr>
+          <w:rFonts w:ascii="Arial" w:hAnsi="Arial" w:eastAsia="Microsoft JhengHei"/>
+          <w:color w:val="000000"/>
+        </w:rPr>
+        <w:t>subscription_pricing_versions 與 vendor_pricing_versions 為版本來源；UI、quota trigger 及 cleanup 都讀資料庫，不寫死免費或付費數字。</w:t>
+      </w:r>
+    </w:p>
+    <w:p>
+      <w:pPr>
+        <w:pStyle w:val="ListBullet"/>
+      </w:pPr>
+      <w:r>
+        <w:rPr>
+          <w:rFonts w:ascii="Arial" w:hAnsi="Arial" w:eastAsia="Microsoft JhengHei"/>
+          <w:color w:val="000000"/>
+        </w:rPr>
+        <w:t>使用者付款時把版本、倍數與額度 snapshot 寫入 entitlement。舊權益未到期時加購新版，兩筆 entitlement 同時存在並加總。</w:t>
+      </w:r>
+    </w:p>
+    <w:p>
+      <w:pPr>
+        <w:pStyle w:val="ListBullet"/>
+      </w:pPr>
+      <w:r>
+        <w:rPr>
+          <w:rFonts w:ascii="Arial" w:hAnsi="Arial" w:eastAsia="Microsoft JhengHei"/>
+          <w:color w:val="000000"/>
+        </w:rPr>
+        <w:t>管理員可設定有效期、倍數、個別 override、unlimited_quota 及備註；版本被使用時不可刪除，名稱相同更新原版本、不同名稱建立新版本。</w:t>
+      </w:r>
+    </w:p>
+    <w:p>
+      <w:pPr>
+        <w:pStyle w:val="ListBullet"/>
+      </w:pPr>
+      <w:r>
+        <w:rPr>
+          <w:rFonts w:ascii="Arial" w:hAnsi="Arial" w:eastAsia="Microsoft JhengHei"/>
+          <w:color w:val="000000"/>
+        </w:rPr>
+        <w:t>quota_free_period_settings 可有多個區間；trigger 先判斷 life_pilot_is_quota_free_period，再決定是否限制新增。</w:t>
+      </w:r>
+    </w:p>
+    <w:p>
+      <w:pPr>
+        <w:pStyle w:val="Heading2"/>
+      </w:pPr>
+      <w:r>
+        <w:t>4.3 到期與清理</w:t>
+      </w:r>
+    </w:p>
+    <w:p>
+      <w:pPr>
+        <w:pStyle w:val="ListBullet"/>
+      </w:pPr>
+      <w:r>
+        <w:rPr>
+          <w:rFonts w:ascii="Arial" w:hAnsi="Arial" w:eastAsia="Microsoft JhengHei"/>
+          <w:color w:val="000000"/>
+        </w:rPr>
+        <w:t>雲端 Plus 到期後降為免費並唯讀；未超額可直接使用免費額度，超額時顯示 30 天截止日與項目。</w:t>
+      </w:r>
+    </w:p>
+    <w:p>
+      <w:pPr>
+        <w:pStyle w:val="ListBullet"/>
+      </w:pPr>
+      <w:r>
+        <w:rPr>
+          <w:rFonts w:ascii="Arial" w:hAnsi="Arial" w:eastAsia="Microsoft JhengHei"/>
+          <w:color w:val="000000"/>
+        </w:rPr>
+        <w:t>cleanup_expired_subscription_overages 由 service_role／postgres 每日執行，刪除超額部分而非全部，先保留最新資料及 primary_category=reserved 的保留項。</w:t>
+      </w:r>
+    </w:p>
+    <w:p>
+      <w:pPr>
+        <w:pStyle w:val="ListBullet"/>
+      </w:pPr>
+      <w:r>
+        <w:rPr>
+          <w:rFonts w:ascii="Arial" w:hAnsi="Arial" w:eastAsia="Microsoft JhengHei"/>
+          <w:color w:val="000000"/>
+        </w:rPr>
+        <w:t>cleanup_expired_game_answer_history 只清雲端答題紀錄：免費 30 天、付費 1 年；本機不套用。</w:t>
+      </w:r>
+    </w:p>
+    <w:p>
+      <w:pPr>
+        <w:pStyle w:val="ListBullet"/>
+      </w:pPr>
+      <w:r>
+        <w:rPr>
+          <w:rFonts w:ascii="Arial" w:hAnsi="Arial" w:eastAsia="Microsoft JhengHei"/>
+          <w:color w:val="000000"/>
+        </w:rPr>
+        <w:t>帳號刪除由使用者建立 request，管理員確認後呼叫後端 service_role 刪除 Auth 與關聯資料；取消申請需保留可稽核狀態。</w:t>
+      </w:r>
+    </w:p>
+    <w:p>
+      <w:pPr>
+        <w:pStyle w:val="Heading2"/>
+      </w:pPr>
+      <w:r>
+        <w:t>4.4 需部署的 SQL</w:t>
       </w:r>
     </w:p>
     <w:tbl>
       <w:tblPr>
-        <w:tblStyle w:val="TableGrid"/>
         <w:tblW w:type="auto" w:w="0"/>
         <w:jc w:val="center"/>
+        <w:tblLayout w:type="fixed"/>
         <w:tblLook w:firstColumn="1" w:firstRow="1" w:lastColumn="0" w:lastRow="0" w:noHBand="0" w:noVBand="1" w:val="04A0"/>
       </w:tblPr>
       <w:tblGrid>
-        <w:gridCol w:w="3278"/>
-        <w:gridCol w:w="3278"/>
-        <w:gridCol w:w="3278"/>
+        <w:gridCol w:w="4997"/>
+        <w:gridCol w:w="4997"/>
       </w:tblGrid>
       <w:tr>
         <w:trPr>
@@ -1315,292 +2385,604 @@
         </w:trPr>
         <w:tc>
           <w:tcPr>
-            <w:tcW w:type="dxa" w:w="3278"/>
-            <w:shd w:fill="24496B"/>
+            <w:tcW w:type="dxa" w:w="4032"/>
+            <w:shd w:fill="1F4E78"/>
+            <w:tcBorders>
+              <w:top w:val="single" w:sz="4" w:color="D9D9D9"/>
+              <w:left w:val="single" w:sz="4" w:color="D9D9D9"/>
+              <w:bottom w:val="single" w:sz="4" w:color="D9D9D9"/>
+              <w:right w:val="single" w:sz="4" w:color="D9D9D9"/>
+              <w:insideH w:val="single" w:sz="4" w:color="D9D9D9"/>
+              <w:insideV w:val="single" w:sz="4" w:color="D9D9D9"/>
+            </w:tcBorders>
             <w:vAlign w:val="center"/>
-            <w:tcMar>
-              <w:top w:w="100" w:type="dxa"/>
-              <w:left w:w="100" w:type="dxa"/>
-              <w:bottom w:w="100" w:type="dxa"/>
-              <w:right w:w="100" w:type="dxa"/>
-            </w:tcMar>
           </w:tcPr>
           <w:p>
+            <w:pPr>
+              <w:jc w:val="center"/>
+            </w:pPr>
             <w:r>
               <w:rPr>
-                <w:rFonts w:ascii="Microsoft JhengHei" w:hAnsi="Microsoft JhengHei" w:eastAsia="Microsoft JhengHei"/>
+                <w:rFonts w:ascii="Arial" w:hAnsi="Arial" w:eastAsia="Microsoft JhengHei"/>
                 <w:b/>
                 <w:color w:val="FFFFFF"/>
-                <w:sz w:val="19"/>
+                <w:sz w:val="18"/>
               </w:rPr>
-              <w:t>層級</w:t>
+              <w:t>檔案</w:t>
             </w:r>
           </w:p>
         </w:tc>
         <w:tc>
           <w:tcPr>
-            <w:tcW w:type="dxa" w:w="3278"/>
-            <w:shd w:fill="24496B"/>
+            <w:tcW w:type="dxa" w:w="5472"/>
+            <w:shd w:fill="1F4E78"/>
+            <w:tcBorders>
+              <w:top w:val="single" w:sz="4" w:color="D9D9D9"/>
+              <w:left w:val="single" w:sz="4" w:color="D9D9D9"/>
+              <w:bottom w:val="single" w:sz="4" w:color="D9D9D9"/>
+              <w:right w:val="single" w:sz="4" w:color="D9D9D9"/>
+              <w:insideH w:val="single" w:sz="4" w:color="D9D9D9"/>
+              <w:insideV w:val="single" w:sz="4" w:color="D9D9D9"/>
+            </w:tcBorders>
             <w:vAlign w:val="center"/>
-            <w:tcMar>
-              <w:top w:w="100" w:type="dxa"/>
-              <w:left w:w="100" w:type="dxa"/>
-              <w:bottom w:w="100" w:type="dxa"/>
-              <w:right w:w="100" w:type="dxa"/>
-            </w:tcMar>
           </w:tcPr>
           <w:p>
+            <w:pPr>
+              <w:jc w:val="center"/>
+            </w:pPr>
             <w:r>
               <w:rPr>
-                <w:rFonts w:ascii="Microsoft JhengHei" w:hAnsi="Microsoft JhengHei" w:eastAsia="Microsoft JhengHei"/>
+                <w:rFonts w:ascii="Arial" w:hAnsi="Arial" w:eastAsia="Microsoft JhengHei"/>
                 <w:b/>
                 <w:color w:val="FFFFFF"/>
-                <w:sz w:val="19"/>
+                <w:sz w:val="18"/>
               </w:rPr>
-              <w:t>PageType</w:t>
+              <w:t>用途</w:t>
+            </w:r>
+          </w:p>
+        </w:tc>
+      </w:tr>
+      <w:tr>
+        <w:tc>
+          <w:tcPr>
+            <w:tcW w:type="dxa" w:w="4032"/>
+            <w:vAlign w:val="center"/>
+            <w:tcBorders>
+              <w:top w:val="single" w:sz="4" w:color="D9D9D9"/>
+              <w:left w:val="single" w:sz="4" w:color="D9D9D9"/>
+              <w:bottom w:val="single" w:sz="4" w:color="D9D9D9"/>
+              <w:right w:val="single" w:sz="4" w:color="D9D9D9"/>
+              <w:insideH w:val="single" w:sz="4" w:color="D9D9D9"/>
+              <w:insideV w:val="single" w:sz="4" w:color="D9D9D9"/>
+            </w:tcBorders>
+          </w:tcPr>
+          <w:p>
+            <w:pPr>
+              <w:spacing w:after="40" w:line="252" w:lineRule="auto"/>
+            </w:pPr>
+            <w:r>
+              <w:rPr>
+                <w:rFonts w:ascii="Arial" w:hAnsi="Arial" w:eastAsia="Microsoft JhengHei"/>
+                <w:color w:val="000000"/>
+                <w:sz w:val="18"/>
+              </w:rPr>
+              <w:t>supabase_module_authorization.sql</w:t>
             </w:r>
           </w:p>
         </w:tc>
         <w:tc>
           <w:tcPr>
-            <w:tcW w:type="dxa" w:w="3278"/>
-            <w:shd w:fill="24496B"/>
+            <w:tcW w:type="dxa" w:w="5472"/>
             <w:vAlign w:val="center"/>
-            <w:tcMar>
-              <w:top w:w="100" w:type="dxa"/>
-              <w:left w:w="100" w:type="dxa"/>
-              <w:bottom w:w="100" w:type="dxa"/>
-              <w:right w:w="100" w:type="dxa"/>
-            </w:tcMar>
+            <w:tcBorders>
+              <w:top w:val="single" w:sz="4" w:color="D9D9D9"/>
+              <w:left w:val="single" w:sz="4" w:color="D9D9D9"/>
+              <w:bottom w:val="single" w:sz="4" w:color="D9D9D9"/>
+              <w:right w:val="single" w:sz="4" w:color="D9D9D9"/>
+              <w:insideH w:val="single" w:sz="4" w:color="D9D9D9"/>
+              <w:insideV w:val="single" w:sz="4" w:color="D9D9D9"/>
+            </w:tcBorders>
           </w:tcPr>
           <w:p>
+            <w:pPr>
+              <w:spacing w:after="40" w:line="252" w:lineRule="auto"/>
+            </w:pPr>
             <w:r>
               <w:rPr>
-                <w:rFonts w:ascii="Microsoft JhengHei" w:hAnsi="Microsoft JhengHei" w:eastAsia="Microsoft JhengHei"/>
-                <w:b/>
-                <w:color w:val="FFFFFF"/>
-                <w:sz w:val="19"/>
+                <w:rFonts w:ascii="Arial" w:hAnsi="Arial" w:eastAsia="Microsoft JhengHei"/>
+                <w:color w:val="000000"/>
+                <w:sz w:val="18"/>
               </w:rPr>
-              <w:t>規則</w:t>
+              <w:t>模組授權與管理查詢</w:t>
             </w:r>
           </w:p>
         </w:tc>
       </w:tr>
       <w:tr>
-        <w:trPr>
-          <w:cantSplit w:val="true"/>
-        </w:trPr>
         <w:tc>
           <w:tcPr>
-            <w:tcW w:type="dxa" w:w="3278"/>
-            <w:vAlign w:val="top"/>
-            <w:tcMar>
-              <w:top w:w="100" w:type="dxa"/>
-              <w:left w:w="100" w:type="dxa"/>
-              <w:bottom w:w="100" w:type="dxa"/>
-              <w:right w:w="100" w:type="dxa"/>
-            </w:tcMar>
+            <w:tcW w:type="dxa" w:w="4032"/>
+            <w:shd w:fill="F5F7F9"/>
+            <w:vAlign w:val="center"/>
+            <w:tcBorders>
+              <w:top w:val="single" w:sz="4" w:color="D9D9D9"/>
+              <w:left w:val="single" w:sz="4" w:color="D9D9D9"/>
+              <w:bottom w:val="single" w:sz="4" w:color="D9D9D9"/>
+              <w:right w:val="single" w:sz="4" w:color="D9D9D9"/>
+              <w:insideH w:val="single" w:sz="4" w:color="D9D9D9"/>
+              <w:insideV w:val="single" w:sz="4" w:color="D9D9D9"/>
+            </w:tcBorders>
           </w:tcPr>
           <w:p>
+            <w:pPr>
+              <w:spacing w:after="40" w:line="252" w:lineRule="auto"/>
+            </w:pPr>
             <w:r>
               <w:rPr>
-                <w:rFonts w:ascii="Microsoft JhengHei" w:hAnsi="Microsoft JhengHei" w:eastAsia="Microsoft JhengHei"/>
+                <w:rFonts w:ascii="Arial" w:hAnsi="Arial" w:eastAsia="Microsoft JhengHei"/>
+                <w:color w:val="000000"/>
                 <w:sz w:val="18"/>
               </w:rPr>
-              <w:t>基本</w:t>
+              <w:t>supabase_quota_free_period.sql</w:t>
             </w:r>
           </w:p>
         </w:tc>
         <w:tc>
           <w:tcPr>
-            <w:tcW w:type="dxa" w:w="3278"/>
-            <w:vAlign w:val="top"/>
-            <w:tcMar>
-              <w:top w:w="100" w:type="dxa"/>
-              <w:left w:w="100" w:type="dxa"/>
-              <w:bottom w:w="100" w:type="dxa"/>
-              <w:right w:w="100" w:type="dxa"/>
-            </w:tcMar>
+            <w:tcW w:type="dxa" w:w="5472"/>
+            <w:shd w:fill="F5F7F9"/>
+            <w:vAlign w:val="center"/>
+            <w:tcBorders>
+              <w:top w:val="single" w:sz="4" w:color="D9D9D9"/>
+              <w:left w:val="single" w:sz="4" w:color="D9D9D9"/>
+              <w:bottom w:val="single" w:sz="4" w:color="D9D9D9"/>
+              <w:right w:val="single" w:sz="4" w:color="D9D9D9"/>
+              <w:insideH w:val="single" w:sz="4" w:color="D9D9D9"/>
+              <w:insideV w:val="single" w:sz="4" w:color="D9D9D9"/>
+            </w:tcBorders>
           </w:tcPr>
           <w:p>
+            <w:pPr>
+              <w:spacing w:after="40" w:line="252" w:lineRule="auto"/>
+            </w:pPr>
             <w:r>
               <w:rPr>
-                <w:rFonts w:ascii="Microsoft JhengHei" w:hAnsi="Microsoft JhengHei" w:eastAsia="Microsoft JhengHei"/>
+                <w:rFonts w:ascii="Arial" w:hAnsi="Arial" w:eastAsia="Microsoft JhengHei"/>
+                <w:color w:val="000000"/>
                 <w:sz w:val="18"/>
               </w:rPr>
-              <w:t>home、personalEvent、recommendEvent、recommendPlaces、memoryTrace、accountRecords</w:t>
+              <w:t>不限額期間與額度 trigger guard</w:t>
+            </w:r>
+          </w:p>
+        </w:tc>
+      </w:tr>
+      <w:tr>
+        <w:tc>
+          <w:tcPr>
+            <w:tcW w:type="dxa" w:w="4032"/>
+            <w:vAlign w:val="center"/>
+            <w:tcBorders>
+              <w:top w:val="single" w:sz="4" w:color="D9D9D9"/>
+              <w:left w:val="single" w:sz="4" w:color="D9D9D9"/>
+              <w:bottom w:val="single" w:sz="4" w:color="D9D9D9"/>
+              <w:right w:val="single" w:sz="4" w:color="D9D9D9"/>
+              <w:insideH w:val="single" w:sz="4" w:color="D9D9D9"/>
+              <w:insideV w:val="single" w:sz="4" w:color="D9D9D9"/>
+            </w:tcBorders>
+          </w:tcPr>
+          <w:p>
+            <w:pPr>
+              <w:spacing w:after="40" w:line="252" w:lineRule="auto"/>
+            </w:pPr>
+            <w:r>
+              <w:rPr>
+                <w:rFonts w:ascii="Arial" w:hAnsi="Arial" w:eastAsia="Microsoft JhengHei"/>
+                <w:color w:val="000000"/>
+                <w:sz w:val="18"/>
+              </w:rPr>
+              <w:t>supabase_recommendation_plan_quotas.sql</w:t>
             </w:r>
           </w:p>
         </w:tc>
         <w:tc>
           <w:tcPr>
-            <w:tcW w:type="dxa" w:w="3278"/>
-            <w:vAlign w:val="top"/>
-            <w:tcMar>
-              <w:top w:w="100" w:type="dxa"/>
-              <w:left w:w="100" w:type="dxa"/>
-              <w:bottom w:w="100" w:type="dxa"/>
-              <w:right w:w="100" w:type="dxa"/>
-            </w:tcMar>
+            <w:tcW w:type="dxa" w:w="5472"/>
+            <w:vAlign w:val="center"/>
+            <w:tcBorders>
+              <w:top w:val="single" w:sz="4" w:color="D9D9D9"/>
+              <w:left w:val="single" w:sz="4" w:color="D9D9D9"/>
+              <w:bottom w:val="single" w:sz="4" w:color="D9D9D9"/>
+              <w:right w:val="single" w:sz="4" w:color="D9D9D9"/>
+              <w:insideH w:val="single" w:sz="4" w:color="D9D9D9"/>
+              <w:insideV w:val="single" w:sz="4" w:color="D9D9D9"/>
+            </w:tcBorders>
           </w:tcPr>
           <w:p>
+            <w:pPr>
+              <w:spacing w:after="40" w:line="252" w:lineRule="auto"/>
+            </w:pPr>
             <w:r>
               <w:rPr>
-                <w:rFonts w:ascii="Microsoft JhengHei" w:hAnsi="Microsoft JhengHei" w:eastAsia="Microsoft JhengHei"/>
+                <w:rFonts w:ascii="Arial" w:hAnsi="Arial" w:eastAsia="Microsoft JhengHei"/>
+                <w:color w:val="000000"/>
                 <w:sz w:val="18"/>
               </w:rPr>
-              <w:t>所有已登入使用者</w:t>
+              <w:t>個人活動、景點及圖片額度</w:t>
             </w:r>
           </w:p>
         </w:tc>
       </w:tr>
       <w:tr>
-        <w:trPr>
-          <w:cantSplit w:val="true"/>
-        </w:trPr>
         <w:tc>
           <w:tcPr>
-            <w:tcW w:type="dxa" w:w="3278"/>
-            <w:vAlign w:val="top"/>
-            <w:tcMar>
-              <w:top w:w="100" w:type="dxa"/>
-              <w:left w:w="100" w:type="dxa"/>
-              <w:bottom w:w="100" w:type="dxa"/>
-              <w:right w:w="100" w:type="dxa"/>
-            </w:tcMar>
-            <w:shd w:fill="F2F4F6"/>
+            <w:tcW w:type="dxa" w:w="4032"/>
+            <w:shd w:fill="F5F7F9"/>
+            <w:vAlign w:val="center"/>
+            <w:tcBorders>
+              <w:top w:val="single" w:sz="4" w:color="D9D9D9"/>
+              <w:left w:val="single" w:sz="4" w:color="D9D9D9"/>
+              <w:bottom w:val="single" w:sz="4" w:color="D9D9D9"/>
+              <w:right w:val="single" w:sz="4" w:color="D9D9D9"/>
+              <w:insideH w:val="single" w:sz="4" w:color="D9D9D9"/>
+              <w:insideV w:val="single" w:sz="4" w:color="D9D9D9"/>
+            </w:tcBorders>
           </w:tcPr>
           <w:p>
+            <w:pPr>
+              <w:spacing w:after="40" w:line="252" w:lineRule="auto"/>
+            </w:pPr>
             <w:r>
               <w:rPr>
-                <w:rFonts w:ascii="Microsoft JhengHei" w:hAnsi="Microsoft JhengHei" w:eastAsia="Microsoft JhengHei"/>
+                <w:rFonts w:ascii="Arial" w:hAnsi="Arial" w:eastAsia="Microsoft JhengHei"/>
+                <w:color w:val="000000"/>
                 <w:sz w:val="18"/>
               </w:rPr>
-              <w:t>可授權</w:t>
+              <w:t>supabase_vendor_accounts_and_pricing.sql</w:t>
             </w:r>
           </w:p>
         </w:tc>
         <w:tc>
           <w:tcPr>
-            <w:tcW w:type="dxa" w:w="3278"/>
-            <w:vAlign w:val="top"/>
-            <w:tcMar>
-              <w:top w:w="100" w:type="dxa"/>
-              <w:left w:w="100" w:type="dxa"/>
-              <w:bottom w:w="100" w:type="dxa"/>
-              <w:right w:w="100" w:type="dxa"/>
-            </w:tcMar>
-            <w:shd w:fill="F2F4F6"/>
+            <w:tcW w:type="dxa" w:w="5472"/>
+            <w:shd w:fill="F5F7F9"/>
+            <w:vAlign w:val="center"/>
+            <w:tcBorders>
+              <w:top w:val="single" w:sz="4" w:color="D9D9D9"/>
+              <w:left w:val="single" w:sz="4" w:color="D9D9D9"/>
+              <w:bottom w:val="single" w:sz="4" w:color="D9D9D9"/>
+              <w:right w:val="single" w:sz="4" w:color="D9D9D9"/>
+              <w:insideH w:val="single" w:sz="4" w:color="D9D9D9"/>
+              <w:insideV w:val="single" w:sz="4" w:color="D9D9D9"/>
+            </w:tcBorders>
           </w:tcPr>
           <w:p>
+            <w:pPr>
+              <w:spacing w:after="40" w:line="252" w:lineRule="auto"/>
+            </w:pPr>
             <w:r>
               <w:rPr>
-                <w:rFonts w:ascii="Microsoft JhengHei" w:hAnsi="Microsoft JhengHei" w:eastAsia="Microsoft JhengHei"/>
+                <w:rFonts w:ascii="Arial" w:hAnsi="Arial" w:eastAsia="Microsoft JhengHei"/>
+                <w:color w:val="000000"/>
                 <w:sz w:val="18"/>
               </w:rPr>
-              <w:t>pointsRecord、game、ai、stock、businessPlan、feedbackAdmin</w:t>
+              <w:t>廠商身分、方案及額度</w:t>
+            </w:r>
+          </w:p>
+        </w:tc>
+      </w:tr>
+      <w:tr>
+        <w:tc>
+          <w:tcPr>
+            <w:tcW w:type="dxa" w:w="4032"/>
+            <w:vAlign w:val="center"/>
+            <w:tcBorders>
+              <w:top w:val="single" w:sz="4" w:color="D9D9D9"/>
+              <w:left w:val="single" w:sz="4" w:color="D9D9D9"/>
+              <w:bottom w:val="single" w:sz="4" w:color="D9D9D9"/>
+              <w:right w:val="single" w:sz="4" w:color="D9D9D9"/>
+              <w:insideH w:val="single" w:sz="4" w:color="D9D9D9"/>
+              <w:insideV w:val="single" w:sz="4" w:color="D9D9D9"/>
+            </w:tcBorders>
+          </w:tcPr>
+          <w:p>
+            <w:pPr>
+              <w:spacing w:after="40" w:line="252" w:lineRule="auto"/>
+            </w:pPr>
+            <w:r>
+              <w:rPr>
+                <w:rFonts w:ascii="Arial" w:hAnsi="Arial" w:eastAsia="Microsoft JhengHei"/>
+                <w:color w:val="000000"/>
+                <w:sz w:val="18"/>
+              </w:rPr>
+              <w:t>supabase_vendor_analytics_and_review_deletion.sql</w:t>
             </w:r>
           </w:p>
         </w:tc>
         <w:tc>
           <w:tcPr>
-            <w:tcW w:type="dxa" w:w="3278"/>
-            <w:vAlign w:val="top"/>
-            <w:tcMar>
-              <w:top w:w="100" w:type="dxa"/>
-              <w:left w:w="100" w:type="dxa"/>
-              <w:bottom w:w="100" w:type="dxa"/>
-              <w:right w:w="100" w:type="dxa"/>
-            </w:tcMar>
-            <w:shd w:fill="F2F4F6"/>
+            <w:tcW w:type="dxa" w:w="5472"/>
+            <w:vAlign w:val="center"/>
+            <w:tcBorders>
+              <w:top w:val="single" w:sz="4" w:color="D9D9D9"/>
+              <w:left w:val="single" w:sz="4" w:color="D9D9D9"/>
+              <w:bottom w:val="single" w:sz="4" w:color="D9D9D9"/>
+              <w:right w:val="single" w:sz="4" w:color="D9D9D9"/>
+              <w:insideH w:val="single" w:sz="4" w:color="D9D9D9"/>
+              <w:insideV w:val="single" w:sz="4" w:color="D9D9D9"/>
+            </w:tcBorders>
           </w:tcPr>
           <w:p>
+            <w:pPr>
+              <w:spacing w:after="40" w:line="252" w:lineRule="auto"/>
+            </w:pPr>
             <w:r>
               <w:rPr>
-                <w:rFonts w:ascii="Microsoft JhengHei" w:hAnsi="Microsoft JhengHei" w:eastAsia="Microsoft JhengHei"/>
+                <w:rFonts w:ascii="Arial" w:hAnsi="Arial" w:eastAsia="Microsoft JhengHei"/>
+                <w:color w:val="000000"/>
                 <w:sz w:val="18"/>
               </w:rPr>
-              <w:t>管理者預設全開；一般使用者需 user_module 有效紀錄</w:t>
+              <w:t>成效、版本更新與刪除</w:t>
             </w:r>
           </w:p>
         </w:tc>
       </w:tr>
       <w:tr>
-        <w:trPr>
-          <w:cantSplit w:val="true"/>
-        </w:trPr>
         <w:tc>
           <w:tcPr>
-            <w:tcW w:type="dxa" w:w="3278"/>
-            <w:vAlign w:val="top"/>
-            <w:tcMar>
-              <w:top w:w="100" w:type="dxa"/>
-              <w:left w:w="100" w:type="dxa"/>
-              <w:bottom w:w="100" w:type="dxa"/>
-              <w:right w:w="100" w:type="dxa"/>
-            </w:tcMar>
+            <w:tcW w:type="dxa" w:w="4032"/>
+            <w:shd w:fill="F5F7F9"/>
+            <w:vAlign w:val="center"/>
+            <w:tcBorders>
+              <w:top w:val="single" w:sz="4" w:color="D9D9D9"/>
+              <w:left w:val="single" w:sz="4" w:color="D9D9D9"/>
+              <w:bottom w:val="single" w:sz="4" w:color="D9D9D9"/>
+              <w:right w:val="single" w:sz="4" w:color="D9D9D9"/>
+              <w:insideH w:val="single" w:sz="4" w:color="D9D9D9"/>
+              <w:insideV w:val="single" w:sz="4" w:color="D9D9D9"/>
+            </w:tcBorders>
           </w:tcPr>
           <w:p>
+            <w:pPr>
+              <w:spacing w:after="40" w:line="252" w:lineRule="auto"/>
+            </w:pPr>
             <w:r>
               <w:rPr>
-                <w:rFonts w:ascii="Microsoft JhengHei" w:hAnsi="Microsoft JhengHei" w:eastAsia="Microsoft JhengHei"/>
+                <w:rFonts w:ascii="Arial" w:hAnsi="Arial" w:eastAsia="Microsoft JhengHei"/>
+                <w:color w:val="000000"/>
                 <w:sz w:val="18"/>
               </w:rPr>
-              <w:t>管理專用</w:t>
+              <w:t>supabase_recommended_content_review.sql</w:t>
             </w:r>
           </w:p>
         </w:tc>
         <w:tc>
           <w:tcPr>
-            <w:tcW w:type="dxa" w:w="3278"/>
-            <w:vAlign w:val="top"/>
-            <w:tcMar>
-              <w:top w:w="100" w:type="dxa"/>
-              <w:left w:w="100" w:type="dxa"/>
-              <w:bottom w:w="100" w:type="dxa"/>
-              <w:right w:w="100" w:type="dxa"/>
-            </w:tcMar>
+            <w:tcW w:type="dxa" w:w="5472"/>
+            <w:shd w:fill="F5F7F9"/>
+            <w:vAlign w:val="center"/>
+            <w:tcBorders>
+              <w:top w:val="single" w:sz="4" w:color="D9D9D9"/>
+              <w:left w:val="single" w:sz="4" w:color="D9D9D9"/>
+              <w:bottom w:val="single" w:sz="4" w:color="D9D9D9"/>
+              <w:right w:val="single" w:sz="4" w:color="D9D9D9"/>
+              <w:insideH w:val="single" w:sz="4" w:color="D9D9D9"/>
+              <w:insideV w:val="single" w:sz="4" w:color="D9D9D9"/>
+            </w:tcBorders>
           </w:tcPr>
           <w:p>
+            <w:pPr>
+              <w:spacing w:after="40" w:line="252" w:lineRule="auto"/>
+            </w:pPr>
             <w:r>
               <w:rPr>
-                <w:rFonts w:ascii="Microsoft JhengHei" w:hAnsi="Microsoft JhengHei" w:eastAsia="Microsoft JhengHei"/>
+                <w:rFonts w:ascii="Arial" w:hAnsi="Arial" w:eastAsia="Microsoft JhengHei"/>
+                <w:color w:val="000000"/>
                 <w:sz w:val="18"/>
               </w:rPr>
-              <w:t>moduleAuthorization</w:t>
+              <w:t>投稿審核及作者保留</w:t>
+            </w:r>
+          </w:p>
+        </w:tc>
+      </w:tr>
+      <w:tr>
+        <w:tc>
+          <w:tcPr>
+            <w:tcW w:type="dxa" w:w="4032"/>
+            <w:vAlign w:val="center"/>
+            <w:tcBorders>
+              <w:top w:val="single" w:sz="4" w:color="D9D9D9"/>
+              <w:left w:val="single" w:sz="4" w:color="D9D9D9"/>
+              <w:bottom w:val="single" w:sz="4" w:color="D9D9D9"/>
+              <w:right w:val="single" w:sz="4" w:color="D9D9D9"/>
+              <w:insideH w:val="single" w:sz="4" w:color="D9D9D9"/>
+              <w:insideV w:val="single" w:sz="4" w:color="D9D9D9"/>
+            </w:tcBorders>
+          </w:tcPr>
+          <w:p>
+            <w:pPr>
+              <w:spacing w:after="40" w:line="252" w:lineRule="auto"/>
+            </w:pPr>
+            <w:r>
+              <w:rPr>
+                <w:rFonts w:ascii="Arial" w:hAnsi="Arial" w:eastAsia="Microsoft JhengHei"/>
+                <w:color w:val="000000"/>
+                <w:sz w:val="18"/>
+              </w:rPr>
+              <w:t>supabase_account_deletion_robust.sql</w:t>
             </w:r>
           </w:p>
         </w:tc>
         <w:tc>
           <w:tcPr>
-            <w:tcW w:type="dxa" w:w="3278"/>
-            <w:vAlign w:val="top"/>
-            <w:tcMar>
-              <w:top w:w="100" w:type="dxa"/>
-              <w:left w:w="100" w:type="dxa"/>
-              <w:bottom w:w="100" w:type="dxa"/>
-              <w:right w:w="100" w:type="dxa"/>
-            </w:tcMar>
+            <w:tcW w:type="dxa" w:w="5472"/>
+            <w:vAlign w:val="center"/>
+            <w:tcBorders>
+              <w:top w:val="single" w:sz="4" w:color="D9D9D9"/>
+              <w:left w:val="single" w:sz="4" w:color="D9D9D9"/>
+              <w:bottom w:val="single" w:sz="4" w:color="D9D9D9"/>
+              <w:right w:val="single" w:sz="4" w:color="D9D9D9"/>
+              <w:insideH w:val="single" w:sz="4" w:color="D9D9D9"/>
+              <w:insideV w:val="single" w:sz="4" w:color="D9D9D9"/>
+            </w:tcBorders>
           </w:tcPr>
           <w:p>
+            <w:pPr>
+              <w:spacing w:after="40" w:line="252" w:lineRule="auto"/>
+            </w:pPr>
             <w:r>
               <w:rPr>
-                <w:rFonts w:ascii="Microsoft JhengHei" w:hAnsi="Microsoft JhengHei" w:eastAsia="Microsoft JhengHei"/>
+                <w:rFonts w:ascii="Arial" w:hAnsi="Arial" w:eastAsia="Microsoft JhengHei"/>
+                <w:color w:val="000000"/>
                 <w:sz w:val="18"/>
               </w:rPr>
-              <w:t>僅系統管理者</w:t>
+              <w:t>帳號刪除流程</w:t>
+            </w:r>
+          </w:p>
+        </w:tc>
+      </w:tr>
+      <w:tr>
+        <w:tc>
+          <w:tcPr>
+            <w:tcW w:type="dxa" w:w="4032"/>
+            <w:shd w:fill="F5F7F9"/>
+            <w:vAlign w:val="center"/>
+            <w:tcBorders>
+              <w:top w:val="single" w:sz="4" w:color="D9D9D9"/>
+              <w:left w:val="single" w:sz="4" w:color="D9D9D9"/>
+              <w:bottom w:val="single" w:sz="4" w:color="D9D9D9"/>
+              <w:right w:val="single" w:sz="4" w:color="D9D9D9"/>
+              <w:insideH w:val="single" w:sz="4" w:color="D9D9D9"/>
+              <w:insideV w:val="single" w:sz="4" w:color="D9D9D9"/>
+            </w:tcBorders>
+          </w:tcPr>
+          <w:p>
+            <w:pPr>
+              <w:spacing w:after="40" w:line="252" w:lineRule="auto"/>
+            </w:pPr>
+            <w:r>
+              <w:rPr>
+                <w:rFonts w:ascii="Arial" w:hAnsi="Arial" w:eastAsia="Microsoft JhengHei"/>
+                <w:color w:val="000000"/>
+                <w:sz w:val="18"/>
+              </w:rPr>
+              <w:t>supabase_single_admin_unlimited.sql</w:t>
+            </w:r>
+          </w:p>
+        </w:tc>
+        <w:tc>
+          <w:tcPr>
+            <w:tcW w:type="dxa" w:w="5472"/>
+            <w:shd w:fill="F5F7F9"/>
+            <w:vAlign w:val="center"/>
+            <w:tcBorders>
+              <w:top w:val="single" w:sz="4" w:color="D9D9D9"/>
+              <w:left w:val="single" w:sz="4" w:color="D9D9D9"/>
+              <w:bottom w:val="single" w:sz="4" w:color="D9D9D9"/>
+              <w:right w:val="single" w:sz="4" w:color="D9D9D9"/>
+              <w:insideH w:val="single" w:sz="4" w:color="D9D9D9"/>
+              <w:insideV w:val="single" w:sz="4" w:color="D9D9D9"/>
+            </w:tcBorders>
+          </w:tcPr>
+          <w:p>
+            <w:pPr>
+              <w:spacing w:after="40" w:line="252" w:lineRule="auto"/>
+            </w:pPr>
+            <w:r>
+              <w:rPr>
+                <w:rFonts w:ascii="Arial" w:hAnsi="Arial" w:eastAsia="Microsoft JhengHei"/>
+                <w:color w:val="000000"/>
+                <w:sz w:val="18"/>
+              </w:rPr>
+              <w:t>唯一管理員與不限額度</w:t>
+            </w:r>
+          </w:p>
+        </w:tc>
+      </w:tr>
+      <w:tr>
+        <w:tc>
+          <w:tcPr>
+            <w:tcW w:type="dxa" w:w="4032"/>
+            <w:vAlign w:val="center"/>
+            <w:tcBorders>
+              <w:top w:val="single" w:sz="4" w:color="D9D9D9"/>
+              <w:left w:val="single" w:sz="4" w:color="D9D9D9"/>
+              <w:bottom w:val="single" w:sz="4" w:color="D9D9D9"/>
+              <w:right w:val="single" w:sz="4" w:color="D9D9D9"/>
+              <w:insideH w:val="single" w:sz="4" w:color="D9D9D9"/>
+              <w:insideV w:val="single" w:sz="4" w:color="D9D9D9"/>
+            </w:tcBorders>
+          </w:tcPr>
+          <w:p>
+            <w:pPr>
+              <w:spacing w:after="40" w:line="252" w:lineRule="auto"/>
+            </w:pPr>
+            <w:r>
+              <w:rPr>
+                <w:rFonts w:ascii="Arial" w:hAnsi="Arial" w:eastAsia="Microsoft JhengHei"/>
+                <w:color w:val="000000"/>
+                <w:sz w:val="18"/>
+              </w:rPr>
+              <w:t>supabase_rename_translation_games.sql</w:t>
+            </w:r>
+          </w:p>
+        </w:tc>
+        <w:tc>
+          <w:tcPr>
+            <w:tcW w:type="dxa" w:w="5472"/>
+            <w:vAlign w:val="center"/>
+            <w:tcBorders>
+              <w:top w:val="single" w:sz="4" w:color="D9D9D9"/>
+              <w:left w:val="single" w:sz="4" w:color="D9D9D9"/>
+              <w:bottom w:val="single" w:sz="4" w:color="D9D9D9"/>
+              <w:right w:val="single" w:sz="4" w:color="D9D9D9"/>
+              <w:insideH w:val="single" w:sz="4" w:color="D9D9D9"/>
+              <w:insideV w:val="single" w:sz="4" w:color="D9D9D9"/>
+            </w:tcBorders>
+          </w:tcPr>
+          <w:p>
+            <w:pPr>
+              <w:spacing w:after="40" w:line="252" w:lineRule="auto"/>
+            </w:pPr>
+            <w:r>
+              <w:rPr>
+                <w:rFonts w:ascii="Arial" w:hAnsi="Arial" w:eastAsia="Microsoft JhengHei"/>
+                <w:color w:val="000000"/>
+                <w:sz w:val="18"/>
+              </w:rPr>
+              <w:t>翻譯遊戲舊名稱直接更新</w:t>
             </w:r>
           </w:p>
         </w:tc>
       </w:tr>
     </w:tbl>
-    <w:p/>
     <w:p>
       <w:pPr>
-        <w:pStyle w:val="ListBullet"/>
+        <w:spacing w:after="20"/>
+      </w:pPr>
+    </w:p>
+    <w:p>
+      <w:r>
+        <w:rPr>
+          <w:rFonts w:ascii="Arial" w:hAnsi="Arial" w:eastAsia="Microsoft JhengHei"/>
+          <w:color w:val="000000"/>
+        </w:rPr>
+        <w:t>執行前先用 Supabase migration history 或資料庫物件查詢確認是否已部署。修改 RETURNS TABLE 時須先 DROP 完整簽名，再 CREATE，避免 42P13。</w:t>
+      </w:r>
+    </w:p>
+    <w:p>
+      <w:pPr>
+        <w:pStyle w:val="Heading1"/>
       </w:pPr>
       <w:r>
-        <w:t>ControllerPageMain 是唯一可見頁面來源；changePage 也再次拒絕未授權頁面。</w:t>
+        <w:t>5 核心模組實作</w:t>
+      </w:r>
+    </w:p>
+    <w:p>
+      <w:pPr>
+        <w:pStyle w:val="Heading2"/>
+      </w:pPr>
+      <w:r>
+        <w:t>5.1 行事曆、提醒與分享</w:t>
       </w:r>
     </w:p>
     <w:p>
@@ -1608,7 +2990,11 @@
         <w:pStyle w:val="ListBullet"/>
       </w:pPr>
       <w:r>
-        <w:t>ServiceModule 查詢 enabled=true 且 stop_at 未到期的模組。</w:t>
+        <w:rPr>
+          <w:rFonts w:ascii="Arial" w:hAnsi="Arial" w:eastAsia="Microsoft JhengHei"/>
+          <w:color w:val="000000"/>
+        </w:rPr>
+        <w:t>get_filtered_calendar_events 必須回傳 is_completed，裝置排程通知時直接使用 RPC 狀態，不再額外查完成狀態。</w:t>
       </w:r>
     </w:p>
     <w:p>
@@ -1616,7 +3002,11 @@
         <w:pStyle w:val="ListBullet"/>
       </w:pPr>
       <w:r>
-        <w:t>切換帳號時先清空 moduleKeys 與頁面快取，再非同步載入新帳號權限。</w:t>
+        <w:rPr>
+          <w:rFonts w:ascii="Arial" w:hAnsi="Arial" w:eastAsia="Microsoft JhengHei"/>
+          <w:color w:val="000000"/>
+        </w:rPr>
+        <w:t>事件新增、修改、刪除及由推薦內容建立後，依日期範圍清除跨月快取；首頁與行事曆共用失效通知。</w:t>
       </w:r>
     </w:p>
     <w:p>
@@ -1624,7 +3014,11 @@
         <w:pStyle w:val="ListBullet"/>
       </w:pPr>
       <w:r>
-        <w:t>首頁以 canAccess(pointsRecord) 決定是否查詢、顯示與允許寫入積分。</w:t>
+        <w:rPr>
+          <w:rFonts w:ascii="Arial" w:hAnsi="Arial" w:eastAsia="Microsoft JhengHei"/>
+          <w:color w:val="000000"/>
+        </w:rPr>
+        <w:t>提醒只排尚未完成事件；日期時間修改後取消舊 notification id 再重建。App 恢復前景時同步跨裝置完成狀態。</w:t>
       </w:r>
     </w:p>
     <w:p>
@@ -1632,7 +3026,19 @@
         <w:pStyle w:val="ListBullet"/>
       </w:pPr>
       <w:r>
-        <w:t>方案頁用相同判斷過濾 point_record_detail 與 game_questions 額度。</w:t>
+        <w:rPr>
+          <w:rFonts w:ascii="Arial" w:hAnsi="Arial" w:eastAsia="Microsoft JhengHei"/>
+          <w:color w:val="000000"/>
+        </w:rPr>
+        <w:t>calendar_share_invitations 與 calendar_share_events 分離邀請及選定事件。拒絕、停止查看、停止分享都不計入額度。</w:t>
+      </w:r>
+    </w:p>
+    <w:p>
+      <w:pPr>
+        <w:pStyle w:val="Heading2"/>
+      </w:pPr>
+      <w:r>
+        <w:t>5.2 推薦活動、景點與回憶</w:t>
       </w:r>
     </w:p>
     <w:p>
@@ -1640,7 +3046,59 @@
         <w:pStyle w:val="ListBullet"/>
       </w:pPr>
       <w:r>
-        <w:t>PageFeedbackAdmin 自身仍做第二層頁面防護；資料庫再以 RLS／RPC 防護。</w:t>
+        <w:rPr>
+          <w:rFonts w:ascii="Arial" w:hAnsi="Arial" w:eastAsia="Microsoft JhengHei"/>
+          <w:color w:val="000000"/>
+        </w:rPr>
+        <w:t>公開內容以 is_approved 控制可見性；審核不可更換 account。作者修改已公開內容後設回未公開並等待重新審核。</w:t>
+      </w:r>
+    </w:p>
+    <w:p>
+      <w:pPr>
+        <w:pStyle w:val="ListBullet"/>
+      </w:pPr>
+      <w:r>
+        <w:rPr>
+          <w:rFonts w:ascii="Arial" w:hAnsi="Arial" w:eastAsia="Microsoft JhengHei"/>
+          <w:color w:val="000000"/>
+        </w:rPr>
+        <w:t>活動去重：匯入資料沒有時間時，以名稱、日期、城市、地點相同判重；有時間時再加入時間。不要使用 master_url 條件。</w:t>
+      </w:r>
+    </w:p>
+    <w:p>
+      <w:pPr>
+        <w:pStyle w:val="ListBullet"/>
+      </w:pPr>
+      <w:r>
+        <w:rPr>
+          <w:rFonts w:ascii="Arial" w:hAnsi="Arial" w:eastAsia="Microsoft JhengHei"/>
+          <w:color w:val="000000"/>
+        </w:rPr>
+        <w:t>recommended_events_deleted 保存 tombstone，避免 UI 刪除後爬蟲再次匯入；cleanup 對 end_date 空值使用 start_date。</w:t>
+      </w:r>
+    </w:p>
+    <w:p>
+      <w:pPr>
+        <w:pStyle w:val="ListBullet"/>
+      </w:pPr>
+      <w:r>
+        <w:rPr>
+          <w:rFonts w:ascii="Arial" w:hAnsi="Arial" w:eastAsia="Microsoft JhengHei"/>
+          <w:color w:val="000000"/>
+        </w:rPr>
+        <w:t>地圖座標使用 country、map_lat、map_lng；原 lat／lng 可作天氣附近定位。Geocode 成功後回填專用座標，避免重複查詢。</w:t>
+      </w:r>
+    </w:p>
+    <w:p>
+      <w:pPr>
+        <w:pStyle w:val="ListBullet"/>
+      </w:pPr>
+      <w:r>
+        <w:rPr>
+          <w:rFonts w:ascii="Arial" w:hAnsi="Arial" w:eastAsia="Microsoft JhengHei"/>
+          <w:color w:val="000000"/>
+        </w:rPr>
+        <w:t>回憶預設 30 天、每次再載 30 天並以 id 去重；未來資料也要顯示。subEvents 僅複製目標日期。</w:t>
       </w:r>
     </w:p>
     <w:p>
@@ -1648,47 +3106,111 @@
         <w:pStyle w:val="Heading2"/>
       </w:pPr>
       <w:r>
-        <w:t>3.2 管理者授權流程</w:t>
+        <w:t>5.3 記帳與積分</w:t>
       </w:r>
     </w:p>
     <w:p>
       <w:pPr>
-        <w:ind w:left="346" w:hanging="346"/>
+        <w:pStyle w:val="ListBullet"/>
       </w:pPr>
       <w:r>
-        <w:t>1. 先在 Supabase 執行 tool/supabase_module_authorization.sql。未執行時，管理頁會明確提示尚未部署，不會只顯示一般讀取失敗。</w:t>
+        <w:rPr>
+          <w:rFonts w:ascii="Arial" w:hAnsi="Arial" w:eastAsia="Microsoft JhengHei"/>
+          <w:color w:val="000000"/>
+        </w:rPr>
+        <w:t>detail.date 為 timestamptz，value 使用 numeric，UI 支援最多四位小數及千分位顯示。不得以 int 解析或截斷。</w:t>
       </w:r>
     </w:p>
     <w:p>
       <w:pPr>
-        <w:ind w:left="346" w:hanging="346"/>
+        <w:pStyle w:val="ListBullet"/>
       </w:pPr>
       <w:r>
-        <w:t>2. 管理者進入『模組授權』，以 Email 查詢。</w:t>
+        <w:rPr>
+          <w:rFonts w:ascii="Arial" w:hAnsi="Arial" w:eastAsia="Microsoft JhengHei"/>
+          <w:color w:val="000000"/>
+        </w:rPr>
+        <w:t>primary_category 存穩定代碼，group 為次分類；顯示時以四語系 label 轉換。reserved 類別永久納入查詢。</w:t>
       </w:r>
     </w:p>
     <w:p>
       <w:pPr>
-        <w:ind w:left="346" w:hanging="346"/>
+        <w:pStyle w:val="ListBullet"/>
       </w:pPr>
       <w:r>
-        <w:t>3. 勾選額外模組並儲存；RPC 會先驗證管理者、使用者與白名單。</w:t>
+        <w:rPr>
+          <w:rFonts w:ascii="Arial" w:hAnsi="Arial" w:eastAsia="Microsoft JhengHei"/>
+          <w:color w:val="000000"/>
+        </w:rPr>
+        <w:t>manual form 與語音／句子解析共用輸入正規化。多餘小數點只移除多出的字元，超過四位只截去超出部分。</w:t>
       </w:r>
     </w:p>
     <w:p>
       <w:pPr>
-        <w:ind w:left="346" w:hanging="346"/>
+        <w:pStyle w:val="ListBullet"/>
       </w:pPr>
       <w:r>
-        <w:t>4. 使用者重新登入後 ControllerPageMain 載入 user_module。</w:t>
+        <w:rPr>
+          <w:rFonts w:ascii="Arial" w:hAnsi="Arial" w:eastAsia="Microsoft JhengHei"/>
+          <w:color w:val="000000"/>
+        </w:rPr>
+        <w:t>最近一筆明細決定新增預設類型及分類；沒有資料時記帳為支出、積分為加分，分類未分類。</w:t>
       </w:r>
     </w:p>
     <w:p>
       <w:pPr>
-        <w:ind w:left="346" w:hanging="346"/>
+        <w:pStyle w:val="Heading2"/>
       </w:pPr>
       <w:r>
-        <w:t>5. 新增可授權模組時，同步更新 PageType、grantablePageKeys、SQL 白名單、頁面自身防護與測試。</w:t>
+        <w:t>5.4 遊戲</w:t>
+      </w:r>
+    </w:p>
+    <w:p>
+      <w:pPr>
+        <w:pStyle w:val="ListBullet"/>
+      </w:pPr>
+      <w:r>
+        <w:rPr>
+          <w:rFonts w:ascii="Arial" w:hAnsi="Arial" w:eastAsia="Microsoft JhengHei"/>
+          <w:color w:val="000000"/>
+        </w:rPr>
+        <w:t>進入遊戲前以 getMyQuestionBankAvailability 檢查目前來源可用題目合計，所有題庫至少三題，個別遊戲可提高限制。</w:t>
+      </w:r>
+    </w:p>
+    <w:p>
+      <w:pPr>
+        <w:pStyle w:val="ListBullet"/>
+      </w:pPr>
+      <w:r>
+        <w:rPr>
+          <w:rFonts w:ascii="Arial" w:hAnsi="Arial" w:eastAsia="Microsoft JhengHei"/>
+          <w:color w:val="000000"/>
+        </w:rPr>
+        <w:t>本機模式不能查管理者題庫；沒有本機題目時阻止進入並顯示可理解訊息。</w:t>
+      </w:r>
+    </w:p>
+    <w:p>
+      <w:pPr>
+        <w:pStyle w:val="ListBullet"/>
+      </w:pPr>
+      <w:r>
+        <w:rPr>
+          <w:rFonts w:ascii="Arial" w:hAnsi="Arial" w:eastAsia="Microsoft JhengHei"/>
+          <w:color w:val="000000"/>
+        </w:rPr>
+        <w:t>Translation、Translation日、Translation韓已改成 Translation (CH-EN)、Translation (CH-JP)、Translation (CH-KR)，程式常數、測試、game_list 與相關資料需一致。</w:t>
+      </w:r>
+    </w:p>
+    <w:p>
+      <w:pPr>
+        <w:pStyle w:val="ListBullet"/>
+      </w:pPr>
+      <w:r>
+        <w:rPr>
+          <w:rFonts w:ascii="Arial" w:hAnsi="Arial" w:eastAsia="Microsoft JhengHei"/>
+          <w:color w:val="000000"/>
+        </w:rPr>
+        <w:t>題目新增、編輯、停用、刪除與搜尋分頁都需尊重 owner、管理員題庫及 local／cloud。</w:t>
       </w:r>
     </w:p>
     <w:p>
@@ -1696,7 +3218,7 @@
         <w:pStyle w:val="Heading1"/>
       </w:pPr>
       <w:r>
-        <w:t>4. 本機與雲端資料</w:t>
+        <w:t>6 多國語系、響應式介面與效能</w:t>
       </w:r>
     </w:p>
     <w:p>
@@ -1704,7 +3226,11 @@
         <w:pStyle w:val="ListBullet"/>
       </w:pPr>
       <w:r>
-        <w:t>preferredStorage 決定每個 service 走 LocalDataStore 或 Supabase。</w:t>
+        <w:rPr>
+          <w:rFonts w:ascii="Arial" w:hAnsi="Arial" w:eastAsia="Microsoft JhengHei"/>
+          <w:color w:val="000000"/>
+        </w:rPr>
+        <w:t>所有使用者可見字串放入 lib/l10n/app_*.arb，支援繁體中文、英文、日文、韓文；修改後執行 flutter gen-l10n。</w:t>
       </w:r>
     </w:p>
     <w:p>
@@ -1712,7 +3238,11 @@
         <w:pStyle w:val="ListBullet"/>
       </w:pPr>
       <w:r>
-        <w:t>雲端轉本機：export_my_cloud_data_for_local → 寫入本機 → delete_cloud_records_after_local_copy。</w:t>
+        <w:rPr>
+          <w:rFonts w:ascii="Arial" w:hAnsi="Arial" w:eastAsia="Microsoft JhengHei"/>
+          <w:color w:val="000000"/>
+        </w:rPr>
+        <w:t>ARB placeholder metadata 必須與訊息中的 count、passed、total、score、price 等完全一致。不得在 Dart 內硬編碼簡體中文。</w:t>
       </w:r>
     </w:p>
     <w:p>
@@ -1720,7 +3250,11 @@
         <w:pStyle w:val="ListBullet"/>
       </w:pPr>
       <w:r>
-        <w:t>本機轉雲端：先整批檢查配額；任何資源超額即整批取消，不刪本機。</w:t>
+        <w:rPr>
+          <w:rFonts w:ascii="Arial" w:hAnsi="Arial" w:eastAsia="Microsoft JhengHei"/>
+          <w:color w:val="000000"/>
+        </w:rPr>
+        <w:t>手機、平板、Web 使用 LayoutBuilder／Wrap／Flexible；標題完整顯示，按鈕與選單空間不足時換行，不以極小字體硬塞。</w:t>
       </w:r>
     </w:p>
     <w:p>
@@ -1728,7 +3262,11 @@
         <w:pStyle w:val="ListBullet"/>
       </w:pPr>
       <w:r>
-        <w:t>成功切換後清理來源模式資料，並失效首頁、行事曆、帳戶與回憶快取。</w:t>
+        <w:rPr>
+          <w:rFonts w:ascii="Arial" w:hAnsi="Arial" w:eastAsia="Microsoft JhengHei"/>
+          <w:color w:val="000000"/>
+        </w:rPr>
+        <w:t>大型清單使用分頁、lazy build 與縮圖尺寸；天氣只預抓可見且八天內項目；Like／Dislike 在本機排序，不重新下載全部。</w:t>
       </w:r>
     </w:p>
     <w:p>
@@ -1736,7 +3274,461 @@
         <w:pStyle w:val="ListBullet"/>
       </w:pPr>
       <w:r>
-        <w:t>Web 使用 IndexedDB；不要依賴舊版 idb_shim 的 notification/cursor 型別事件。</w:t>
+        <w:rPr>
+          <w:rFonts w:ascii="Arial" w:hAnsi="Arial" w:eastAsia="Microsoft JhengHei"/>
+          <w:color w:val="000000"/>
+        </w:rPr>
+        <w:t>每個 controller 對 timer、stream、HTTP、TTS、TextEditingController 做 dispose；非同步完成時確認仍有效。Web IndexedDB 不跨 isolate 傳遞 LegacyJavaScriptObject。</w:t>
+      </w:r>
+    </w:p>
+    <w:p>
+      <w:pPr>
+        <w:pStyle w:val="Heading1"/>
+      </w:pPr>
+      <w:r>
+        <w:t>7 建置、部署與維運</w:t>
+      </w:r>
+    </w:p>
+    <w:p>
+      <w:pPr>
+        <w:pStyle w:val="Heading2"/>
+      </w:pPr>
+      <w:r>
+        <w:t>7.1 開發驗證</w:t>
+      </w:r>
+    </w:p>
+    <w:tbl>
+      <w:tblPr>
+        <w:tblW w:type="auto" w:w="0"/>
+        <w:jc w:val="center"/>
+        <w:tblLayout w:type="fixed"/>
+        <w:tblLook w:firstColumn="1" w:firstRow="1" w:lastColumn="0" w:lastRow="0" w:noHBand="0" w:noVBand="1" w:val="04A0"/>
+      </w:tblPr>
+      <w:tblGrid>
+        <w:gridCol w:w="4997"/>
+        <w:gridCol w:w="4997"/>
+      </w:tblGrid>
+      <w:tr>
+        <w:trPr>
+          <w:tblHeader w:val="true"/>
+        </w:trPr>
+        <w:tc>
+          <w:tcPr>
+            <w:tcW w:type="dxa" w:w="4032"/>
+            <w:shd w:fill="1F4E78"/>
+            <w:tcBorders>
+              <w:top w:val="single" w:sz="4" w:color="D9D9D9"/>
+              <w:left w:val="single" w:sz="4" w:color="D9D9D9"/>
+              <w:bottom w:val="single" w:sz="4" w:color="D9D9D9"/>
+              <w:right w:val="single" w:sz="4" w:color="D9D9D9"/>
+              <w:insideH w:val="single" w:sz="4" w:color="D9D9D9"/>
+              <w:insideV w:val="single" w:sz="4" w:color="D9D9D9"/>
+            </w:tcBorders>
+            <w:vAlign w:val="center"/>
+          </w:tcPr>
+          <w:p>
+            <w:pPr>
+              <w:jc w:val="center"/>
+            </w:pPr>
+            <w:r>
+              <w:rPr>
+                <w:rFonts w:ascii="Arial" w:hAnsi="Arial" w:eastAsia="Microsoft JhengHei"/>
+                <w:b/>
+                <w:color w:val="FFFFFF"/>
+                <w:sz w:val="18"/>
+              </w:rPr>
+              <w:t>命令</w:t>
+            </w:r>
+          </w:p>
+        </w:tc>
+        <w:tc>
+          <w:tcPr>
+            <w:tcW w:type="dxa" w:w="5472"/>
+            <w:shd w:fill="1F4E78"/>
+            <w:tcBorders>
+              <w:top w:val="single" w:sz="4" w:color="D9D9D9"/>
+              <w:left w:val="single" w:sz="4" w:color="D9D9D9"/>
+              <w:bottom w:val="single" w:sz="4" w:color="D9D9D9"/>
+              <w:right w:val="single" w:sz="4" w:color="D9D9D9"/>
+              <w:insideH w:val="single" w:sz="4" w:color="D9D9D9"/>
+              <w:insideV w:val="single" w:sz="4" w:color="D9D9D9"/>
+            </w:tcBorders>
+            <w:vAlign w:val="center"/>
+          </w:tcPr>
+          <w:p>
+            <w:pPr>
+              <w:jc w:val="center"/>
+            </w:pPr>
+            <w:r>
+              <w:rPr>
+                <w:rFonts w:ascii="Arial" w:hAnsi="Arial" w:eastAsia="Microsoft JhengHei"/>
+                <w:b/>
+                <w:color w:val="FFFFFF"/>
+                <w:sz w:val="18"/>
+              </w:rPr>
+              <w:t>目的</w:t>
+            </w:r>
+          </w:p>
+        </w:tc>
+      </w:tr>
+      <w:tr>
+        <w:tc>
+          <w:tcPr>
+            <w:tcW w:type="dxa" w:w="4032"/>
+            <w:vAlign w:val="center"/>
+            <w:tcBorders>
+              <w:top w:val="single" w:sz="4" w:color="D9D9D9"/>
+              <w:left w:val="single" w:sz="4" w:color="D9D9D9"/>
+              <w:bottom w:val="single" w:sz="4" w:color="D9D9D9"/>
+              <w:right w:val="single" w:sz="4" w:color="D9D9D9"/>
+              <w:insideH w:val="single" w:sz="4" w:color="D9D9D9"/>
+              <w:insideV w:val="single" w:sz="4" w:color="D9D9D9"/>
+            </w:tcBorders>
+          </w:tcPr>
+          <w:p>
+            <w:pPr>
+              <w:spacing w:after="40" w:line="252" w:lineRule="auto"/>
+              <w:jc w:val="center"/>
+            </w:pPr>
+            <w:r>
+              <w:rPr>
+                <w:rFonts w:ascii="Arial" w:hAnsi="Arial" w:eastAsia="Microsoft JhengHei"/>
+                <w:color w:val="000000"/>
+                <w:sz w:val="18"/>
+              </w:rPr>
+              <w:t>flutter pub get</w:t>
+            </w:r>
+          </w:p>
+        </w:tc>
+        <w:tc>
+          <w:tcPr>
+            <w:tcW w:type="dxa" w:w="5472"/>
+            <w:vAlign w:val="center"/>
+            <w:tcBorders>
+              <w:top w:val="single" w:sz="4" w:color="D9D9D9"/>
+              <w:left w:val="single" w:sz="4" w:color="D9D9D9"/>
+              <w:bottom w:val="single" w:sz="4" w:color="D9D9D9"/>
+              <w:right w:val="single" w:sz="4" w:color="D9D9D9"/>
+              <w:insideH w:val="single" w:sz="4" w:color="D9D9D9"/>
+              <w:insideV w:val="single" w:sz="4" w:color="D9D9D9"/>
+            </w:tcBorders>
+          </w:tcPr>
+          <w:p>
+            <w:pPr>
+              <w:spacing w:after="40" w:line="252" w:lineRule="auto"/>
+            </w:pPr>
+            <w:r>
+              <w:rPr>
+                <w:rFonts w:ascii="Arial" w:hAnsi="Arial" w:eastAsia="Microsoft JhengHei"/>
+                <w:color w:val="000000"/>
+                <w:sz w:val="18"/>
+              </w:rPr>
+              <w:t>解析套件版本；CI SDK 必須符合 pubspec</w:t>
+            </w:r>
+          </w:p>
+        </w:tc>
+      </w:tr>
+      <w:tr>
+        <w:tc>
+          <w:tcPr>
+            <w:tcW w:type="dxa" w:w="4032"/>
+            <w:shd w:fill="F5F7F9"/>
+            <w:vAlign w:val="center"/>
+            <w:tcBorders>
+              <w:top w:val="single" w:sz="4" w:color="D9D9D9"/>
+              <w:left w:val="single" w:sz="4" w:color="D9D9D9"/>
+              <w:bottom w:val="single" w:sz="4" w:color="D9D9D9"/>
+              <w:right w:val="single" w:sz="4" w:color="D9D9D9"/>
+              <w:insideH w:val="single" w:sz="4" w:color="D9D9D9"/>
+              <w:insideV w:val="single" w:sz="4" w:color="D9D9D9"/>
+            </w:tcBorders>
+          </w:tcPr>
+          <w:p>
+            <w:pPr>
+              <w:spacing w:after="40" w:line="252" w:lineRule="auto"/>
+              <w:jc w:val="center"/>
+            </w:pPr>
+            <w:r>
+              <w:rPr>
+                <w:rFonts w:ascii="Arial" w:hAnsi="Arial" w:eastAsia="Microsoft JhengHei"/>
+                <w:color w:val="000000"/>
+                <w:sz w:val="18"/>
+              </w:rPr>
+              <w:t>flutter gen-l10n</w:t>
+            </w:r>
+          </w:p>
+        </w:tc>
+        <w:tc>
+          <w:tcPr>
+            <w:tcW w:type="dxa" w:w="5472"/>
+            <w:shd w:fill="F5F7F9"/>
+            <w:vAlign w:val="center"/>
+            <w:tcBorders>
+              <w:top w:val="single" w:sz="4" w:color="D9D9D9"/>
+              <w:left w:val="single" w:sz="4" w:color="D9D9D9"/>
+              <w:bottom w:val="single" w:sz="4" w:color="D9D9D9"/>
+              <w:right w:val="single" w:sz="4" w:color="D9D9D9"/>
+              <w:insideH w:val="single" w:sz="4" w:color="D9D9D9"/>
+              <w:insideV w:val="single" w:sz="4" w:color="D9D9D9"/>
+            </w:tcBorders>
+          </w:tcPr>
+          <w:p>
+            <w:pPr>
+              <w:spacing w:after="40" w:line="252" w:lineRule="auto"/>
+            </w:pPr>
+            <w:r>
+              <w:rPr>
+                <w:rFonts w:ascii="Arial" w:hAnsi="Arial" w:eastAsia="Microsoft JhengHei"/>
+                <w:color w:val="000000"/>
+                <w:sz w:val="18"/>
+              </w:rPr>
+              <w:t>產生四語系類別</w:t>
+            </w:r>
+          </w:p>
+        </w:tc>
+      </w:tr>
+      <w:tr>
+        <w:tc>
+          <w:tcPr>
+            <w:tcW w:type="dxa" w:w="4032"/>
+            <w:vAlign w:val="center"/>
+            <w:tcBorders>
+              <w:top w:val="single" w:sz="4" w:color="D9D9D9"/>
+              <w:left w:val="single" w:sz="4" w:color="D9D9D9"/>
+              <w:bottom w:val="single" w:sz="4" w:color="D9D9D9"/>
+              <w:right w:val="single" w:sz="4" w:color="D9D9D9"/>
+              <w:insideH w:val="single" w:sz="4" w:color="D9D9D9"/>
+              <w:insideV w:val="single" w:sz="4" w:color="D9D9D9"/>
+            </w:tcBorders>
+          </w:tcPr>
+          <w:p>
+            <w:pPr>
+              <w:spacing w:after="40" w:line="252" w:lineRule="auto"/>
+              <w:jc w:val="center"/>
+            </w:pPr>
+            <w:r>
+              <w:rPr>
+                <w:rFonts w:ascii="Arial" w:hAnsi="Arial" w:eastAsia="Microsoft JhengHei"/>
+                <w:color w:val="000000"/>
+                <w:sz w:val="18"/>
+              </w:rPr>
+              <w:t>flutter analyze</w:t>
+            </w:r>
+          </w:p>
+        </w:tc>
+        <w:tc>
+          <w:tcPr>
+            <w:tcW w:type="dxa" w:w="5472"/>
+            <w:vAlign w:val="center"/>
+            <w:tcBorders>
+              <w:top w:val="single" w:sz="4" w:color="D9D9D9"/>
+              <w:left w:val="single" w:sz="4" w:color="D9D9D9"/>
+              <w:bottom w:val="single" w:sz="4" w:color="D9D9D9"/>
+              <w:right w:val="single" w:sz="4" w:color="D9D9D9"/>
+              <w:insideH w:val="single" w:sz="4" w:color="D9D9D9"/>
+              <w:insideV w:val="single" w:sz="4" w:color="D9D9D9"/>
+            </w:tcBorders>
+          </w:tcPr>
+          <w:p>
+            <w:pPr>
+              <w:spacing w:after="40" w:line="252" w:lineRule="auto"/>
+            </w:pPr>
+            <w:r>
+              <w:rPr>
+                <w:rFonts w:ascii="Arial" w:hAnsi="Arial" w:eastAsia="Microsoft JhengHei"/>
+                <w:color w:val="000000"/>
+                <w:sz w:val="18"/>
+              </w:rPr>
+              <w:t>靜態分析</w:t>
+            </w:r>
+          </w:p>
+        </w:tc>
+      </w:tr>
+      <w:tr>
+        <w:tc>
+          <w:tcPr>
+            <w:tcW w:type="dxa" w:w="4032"/>
+            <w:shd w:fill="F5F7F9"/>
+            <w:vAlign w:val="center"/>
+            <w:tcBorders>
+              <w:top w:val="single" w:sz="4" w:color="D9D9D9"/>
+              <w:left w:val="single" w:sz="4" w:color="D9D9D9"/>
+              <w:bottom w:val="single" w:sz="4" w:color="D9D9D9"/>
+              <w:right w:val="single" w:sz="4" w:color="D9D9D9"/>
+              <w:insideH w:val="single" w:sz="4" w:color="D9D9D9"/>
+              <w:insideV w:val="single" w:sz="4" w:color="D9D9D9"/>
+            </w:tcBorders>
+          </w:tcPr>
+          <w:p>
+            <w:pPr>
+              <w:spacing w:after="40" w:line="252" w:lineRule="auto"/>
+              <w:jc w:val="center"/>
+            </w:pPr>
+            <w:r>
+              <w:rPr>
+                <w:rFonts w:ascii="Arial" w:hAnsi="Arial" w:eastAsia="Microsoft JhengHei"/>
+                <w:color w:val="000000"/>
+                <w:sz w:val="18"/>
+              </w:rPr>
+              <w:t>flutter test</w:t>
+            </w:r>
+          </w:p>
+        </w:tc>
+        <w:tc>
+          <w:tcPr>
+            <w:tcW w:type="dxa" w:w="5472"/>
+            <w:shd w:fill="F5F7F9"/>
+            <w:vAlign w:val="center"/>
+            <w:tcBorders>
+              <w:top w:val="single" w:sz="4" w:color="D9D9D9"/>
+              <w:left w:val="single" w:sz="4" w:color="D9D9D9"/>
+              <w:bottom w:val="single" w:sz="4" w:color="D9D9D9"/>
+              <w:right w:val="single" w:sz="4" w:color="D9D9D9"/>
+              <w:insideH w:val="single" w:sz="4" w:color="D9D9D9"/>
+              <w:insideV w:val="single" w:sz="4" w:color="D9D9D9"/>
+            </w:tcBorders>
+          </w:tcPr>
+          <w:p>
+            <w:pPr>
+              <w:spacing w:after="40" w:line="252" w:lineRule="auto"/>
+            </w:pPr>
+            <w:r>
+              <w:rPr>
+                <w:rFonts w:ascii="Arial" w:hAnsi="Arial" w:eastAsia="Microsoft JhengHei"/>
+                <w:color w:val="000000"/>
+                <w:sz w:val="18"/>
+              </w:rPr>
+              <w:t>單元與 Widget 測試</w:t>
+            </w:r>
+          </w:p>
+        </w:tc>
+      </w:tr>
+      <w:tr>
+        <w:tc>
+          <w:tcPr>
+            <w:tcW w:type="dxa" w:w="4032"/>
+            <w:vAlign w:val="center"/>
+            <w:tcBorders>
+              <w:top w:val="single" w:sz="4" w:color="D9D9D9"/>
+              <w:left w:val="single" w:sz="4" w:color="D9D9D9"/>
+              <w:bottom w:val="single" w:sz="4" w:color="D9D9D9"/>
+              <w:right w:val="single" w:sz="4" w:color="D9D9D9"/>
+              <w:insideH w:val="single" w:sz="4" w:color="D9D9D9"/>
+              <w:insideV w:val="single" w:sz="4" w:color="D9D9D9"/>
+            </w:tcBorders>
+          </w:tcPr>
+          <w:p>
+            <w:pPr>
+              <w:spacing w:after="40" w:line="252" w:lineRule="auto"/>
+            </w:pPr>
+            <w:r>
+              <w:rPr>
+                <w:rFonts w:ascii="Arial" w:hAnsi="Arial" w:eastAsia="Microsoft JhengHei"/>
+                <w:color w:val="000000"/>
+                <w:sz w:val="18"/>
+              </w:rPr>
+              <w:t>python -m compileall python_ai_service</w:t>
+            </w:r>
+          </w:p>
+        </w:tc>
+        <w:tc>
+          <w:tcPr>
+            <w:tcW w:type="dxa" w:w="5472"/>
+            <w:vAlign w:val="center"/>
+            <w:tcBorders>
+              <w:top w:val="single" w:sz="4" w:color="D9D9D9"/>
+              <w:left w:val="single" w:sz="4" w:color="D9D9D9"/>
+              <w:bottom w:val="single" w:sz="4" w:color="D9D9D9"/>
+              <w:right w:val="single" w:sz="4" w:color="D9D9D9"/>
+              <w:insideH w:val="single" w:sz="4" w:color="D9D9D9"/>
+              <w:insideV w:val="single" w:sz="4" w:color="D9D9D9"/>
+            </w:tcBorders>
+          </w:tcPr>
+          <w:p>
+            <w:pPr>
+              <w:spacing w:after="40" w:line="252" w:lineRule="auto"/>
+            </w:pPr>
+            <w:r>
+              <w:rPr>
+                <w:rFonts w:ascii="Arial" w:hAnsi="Arial" w:eastAsia="Microsoft JhengHei"/>
+                <w:color w:val="000000"/>
+                <w:sz w:val="18"/>
+              </w:rPr>
+              <w:t>後端語法檢查</w:t>
+            </w:r>
+          </w:p>
+        </w:tc>
+      </w:tr>
+      <w:tr>
+        <w:tc>
+          <w:tcPr>
+            <w:tcW w:type="dxa" w:w="4032"/>
+            <w:shd w:fill="F5F7F9"/>
+            <w:vAlign w:val="center"/>
+            <w:tcBorders>
+              <w:top w:val="single" w:sz="4" w:color="D9D9D9"/>
+              <w:left w:val="single" w:sz="4" w:color="D9D9D9"/>
+              <w:bottom w:val="single" w:sz="4" w:color="D9D9D9"/>
+              <w:right w:val="single" w:sz="4" w:color="D9D9D9"/>
+              <w:insideH w:val="single" w:sz="4" w:color="D9D9D9"/>
+              <w:insideV w:val="single" w:sz="4" w:color="D9D9D9"/>
+            </w:tcBorders>
+          </w:tcPr>
+          <w:p>
+            <w:pPr>
+              <w:spacing w:after="40" w:line="252" w:lineRule="auto"/>
+            </w:pPr>
+            <w:r>
+              <w:rPr>
+                <w:rFonts w:ascii="Arial" w:hAnsi="Arial" w:eastAsia="Microsoft JhengHei"/>
+                <w:color w:val="000000"/>
+                <w:sz w:val="18"/>
+              </w:rPr>
+              <w:t>python -m unittest discover -s python_ai_service/tests</w:t>
+            </w:r>
+          </w:p>
+        </w:tc>
+        <w:tc>
+          <w:tcPr>
+            <w:tcW w:type="dxa" w:w="5472"/>
+            <w:shd w:fill="F5F7F9"/>
+            <w:vAlign w:val="center"/>
+            <w:tcBorders>
+              <w:top w:val="single" w:sz="4" w:color="D9D9D9"/>
+              <w:left w:val="single" w:sz="4" w:color="D9D9D9"/>
+              <w:bottom w:val="single" w:sz="4" w:color="D9D9D9"/>
+              <w:right w:val="single" w:sz="4" w:color="D9D9D9"/>
+              <w:insideH w:val="single" w:sz="4" w:color="D9D9D9"/>
+              <w:insideV w:val="single" w:sz="4" w:color="D9D9D9"/>
+            </w:tcBorders>
+          </w:tcPr>
+          <w:p>
+            <w:pPr>
+              <w:spacing w:after="40" w:line="252" w:lineRule="auto"/>
+            </w:pPr>
+            <w:r>
+              <w:rPr>
+                <w:rFonts w:ascii="Arial" w:hAnsi="Arial" w:eastAsia="Microsoft JhengHei"/>
+                <w:color w:val="000000"/>
+                <w:sz w:val="18"/>
+              </w:rPr>
+              <w:t>後端測試</w:t>
+            </w:r>
+          </w:p>
+        </w:tc>
+      </w:tr>
+    </w:tbl>
+    <w:p>
+      <w:pPr>
+        <w:spacing w:after="20"/>
+      </w:pPr>
+    </w:p>
+    <w:p>
+      <w:pPr>
+        <w:pStyle w:val="Heading2"/>
+      </w:pPr>
+      <w:r>
+        <w:t>7.2 Render</w:t>
       </w:r>
     </w:p>
     <w:p>
@@ -1744,15 +3736,11 @@
         <w:pStyle w:val="ListBullet"/>
       </w:pPr>
       <w:r>
-        <w:t>本機資料不限筆數，但有效本機方案控制是否可新增；資料不會因到期自動刪除。</w:t>
-      </w:r>
-    </w:p>
-    <w:p>
-      <w:pPr>
-        <w:pStyle w:val="Heading1"/>
-      </w:pPr>
-      <w:r>
-        <w:t>5. 行事曆與提醒</w:t>
+        <w:rPr>
+          <w:rFonts w:ascii="Arial" w:hAnsi="Arial" w:eastAsia="Microsoft JhengHei"/>
+          <w:color w:val="000000"/>
+        </w:rPr>
+        <w:t>requirements.txt 必須包含 psycopg 相容套件，否則 SQLAlchemy PostgreSQL dialect 會 ModuleNotFoundError。</w:t>
       </w:r>
     </w:p>
     <w:p>
@@ -1760,7 +3748,11 @@
         <w:pStyle w:val="ListBullet"/>
       </w:pPr>
       <w:r>
-        <w:t>CalendarEvent 的日期由 timestamptz 轉成本地時間後再做 DateUtils 日期比較。</w:t>
+        <w:rPr>
+          <w:rFonts w:ascii="Arial" w:hAnsi="Arial" w:eastAsia="Microsoft JhengHei"/>
+          <w:color w:val="000000"/>
+        </w:rPr>
+        <w:t>環境變數至少包含 DB_URL、SUPABASE_URL、SUPABASE_ANON_KEY、SUPABASE_SERVICE_ROLE_KEY、CORS_ALLOWED_ORIGINS。</w:t>
       </w:r>
     </w:p>
     <w:p>
@@ -1768,7 +3760,19 @@
         <w:pStyle w:val="ListBullet"/>
       </w:pPr>
       <w:r>
-        <w:t>純日期輸入必須先建立本地午夜，再轉 UTC 儲存；禁止先 toUtc 再 dateOnly，否則 UTC+8 會落到前一天。</w:t>
+        <w:rPr>
+          <w:rFonts w:ascii="Arial" w:hAnsi="Arial" w:eastAsia="Microsoft JhengHei"/>
+          <w:color w:val="000000"/>
+        </w:rPr>
+        <w:t>服務以 uvicorn app:app --host 0.0.0.0 --port $PORT 啟動，部署後先查 /health，再測需要 service_role 的管理端點。</w:t>
+      </w:r>
+    </w:p>
+    <w:p>
+      <w:pPr>
+        <w:pStyle w:val="Heading2"/>
+      </w:pPr>
+      <w:r>
+        <w:t>7.3 Android、iOS 與 Web</w:t>
       </w:r>
     </w:p>
     <w:p>
@@ -1776,7 +3780,11 @@
         <w:pStyle w:val="ListBullet"/>
       </w:pPr>
       <w:r>
-        <w:t>get_filtered_calendar_events 必須回傳 is_completed，讓跨裝置完成狀態能取消手機提醒。</w:t>
+        <w:rPr>
+          <w:rFonts w:ascii="Arial" w:hAnsi="Arial" w:eastAsia="Microsoft JhengHei"/>
+          <w:color w:val="000000"/>
+        </w:rPr>
+        <w:t>Android 與 iOS bundle id 統一為 com.minavi.life_pilot。Gradle wrapper 必須符合目前 Flutter 最低版本；不要使用 skip validation 作正式修正。</w:t>
       </w:r>
     </w:p>
     <w:p>
@@ -1784,7 +3792,11 @@
         <w:pStyle w:val="ListBullet"/>
       </w:pPr>
       <w:r>
-        <w:t>事件新增、修改、刪除、完成後都需失效受影響月份；跨月事件需同時失效起訖月份。</w:t>
+        <w:rPr>
+          <w:rFonts w:ascii="Arial" w:hAnsi="Arial" w:eastAsia="Microsoft JhengHei"/>
+          <w:color w:val="000000"/>
+        </w:rPr>
+        <w:t>Android release 使用 upload keystore；iOS 使用 Apple Developer Team、Provisioning Profile 與正式簽章。金鑰不得提交 Git。</w:t>
       </w:r>
     </w:p>
     <w:p>
@@ -1792,7 +3804,19 @@
         <w:pStyle w:val="ListBullet"/>
       </w:pPr>
       <w:r>
-        <w:t>通知排程在 App 關閉時由原生排程觸發；完成或改期時要先取消舊通知再重排。</w:t>
+        <w:rPr>
+          <w:rFonts w:ascii="Arial" w:hAnsi="Arial" w:eastAsia="Microsoft JhengHei"/>
+          <w:color w:val="000000"/>
+        </w:rPr>
+        <w:t>Web Recovery URL、CORS、Supabase Redirect URL 及實際網域必須一致。</w:t>
+      </w:r>
+    </w:p>
+    <w:p>
+      <w:pPr>
+        <w:pStyle w:val="Heading2"/>
+      </w:pPr>
+      <w:r>
+        <w:t>7.4 上線 Gate</w:t>
       </w:r>
     </w:p>
     <w:p>
@@ -1800,15 +3824,11 @@
         <w:pStyle w:val="ListBullet"/>
       </w:pPr>
       <w:r>
-        <w:t>共用事件只能讀取；更新、刪除 RLS 僅允許擁有者。</w:t>
-      </w:r>
-    </w:p>
-    <w:p>
-      <w:pPr>
-        <w:pStyle w:val="Heading1"/>
-      </w:pPr>
-      <w:r>
-        <w:t>6. 推薦與地理資料</w:t>
+        <w:rPr>
+          <w:rFonts w:ascii="Arial" w:hAnsi="Arial" w:eastAsia="Microsoft JhengHei"/>
+          <w:color w:val="000000"/>
+        </w:rPr>
+        <w:t>分析、Flutter 測試、Python 測試、三平台 smoke test 全數通過。</w:t>
       </w:r>
     </w:p>
     <w:p>
@@ -1816,7 +3836,11 @@
         <w:pStyle w:val="ListBullet"/>
       </w:pPr>
       <w:r>
-        <w:t>事件去重：無時間來源使用名稱＋日期＋城市＋地點；有時間來源再加時間。</w:t>
+        <w:rPr>
+          <w:rFonts w:ascii="Arial" w:hAnsi="Arial" w:eastAsia="Microsoft JhengHei"/>
+          <w:color w:val="000000"/>
+        </w:rPr>
+        <w:t>tool 內必要 SQL 已部署並完成驗證查詢；RLS、grants、RPC execute 與唯一管理員角色正確。</w:t>
       </w:r>
     </w:p>
     <w:p>
@@ -1824,7 +3848,11 @@
         <w:pStyle w:val="ListBullet"/>
       </w:pPr>
       <w:r>
-        <w:t>map_lat/map_lng 是專用地圖座標，與天氣附近座標 lat/lng 分離；已有專用座標時不可重抓。</w:t>
+        <w:rPr>
+          <w:rFonts w:ascii="Arial" w:hAnsi="Arial" w:eastAsia="Microsoft JhengHei"/>
+          <w:color w:val="000000"/>
+        </w:rPr>
+        <w:t>雲端／本機搬移、超額、到期、行事曆分享、帳號切換、密碼重設及資料刪除均以測試帳號驗證。</w:t>
       </w:r>
     </w:p>
     <w:p>
@@ -1832,1284 +3860,18 @@
         <w:pStyle w:val="ListBullet"/>
       </w:pPr>
       <w:r>
-        <w:t>地理編碼使用國家 ISO 代碼、城市、地點與名稱；回填限管理者並分批執行。</w:t>
+        <w:rPr>
+          <w:rFonts w:ascii="Arial" w:hAnsi="Arial" w:eastAsia="Microsoft JhengHei"/>
+          <w:color w:val="000000"/>
+        </w:rPr>
+        <w:t>服務金鑰、資料庫密碼、簽章密碼及上傳憑證未出現在 App、log、Git 或文件。</w:t>
       </w:r>
     </w:p>
-    <w:p>
-      <w:pPr>
-        <w:pStyle w:val="ListBullet"/>
-      </w:pPr>
-      <w:r>
-        <w:t>天氣只載入畫面可見且八天內資料；已抓快取重用，不因每次重建重抓。</w:t>
-      </w:r>
-    </w:p>
-    <w:p>
-      <w:pPr>
-        <w:pStyle w:val="ListBullet"/>
-      </w:pPr>
-      <w:r>
-        <w:t>推薦清單先依喜歡狀態，再按有效開始日、時間、結束日、國家、城市、地點排序。</w:t>
-      </w:r>
-    </w:p>
-    <w:p>
-      <w:pPr>
-        <w:pStyle w:val="ListBullet"/>
-      </w:pPr>
-      <w:r>
-        <w:t>客戶端預覽只在 subEvents 非空時開啟；大資料量應使用資料庫分頁。</w:t>
-      </w:r>
-    </w:p>
-    <w:p>
-      <w:pPr>
-        <w:pStyle w:val="Heading1"/>
-      </w:pPr>
-      <w:r>
-        <w:t>7. 記帳、積分與遊戲</w:t>
-      </w:r>
-    </w:p>
-    <w:tbl>
-      <w:tblPr>
-        <w:tblStyle w:val="TableGrid"/>
-        <w:tblW w:type="auto" w:w="0"/>
-        <w:jc w:val="center"/>
-        <w:tblLook w:firstColumn="1" w:firstRow="1" w:lastColumn="0" w:lastRow="0" w:noHBand="0" w:noVBand="1" w:val="04A0"/>
-      </w:tblPr>
-      <w:tblGrid>
-        <w:gridCol w:w="3278"/>
-        <w:gridCol w:w="3278"/>
-        <w:gridCol w:w="3278"/>
-      </w:tblGrid>
-      <w:tr>
-        <w:trPr>
-          <w:tblHeader w:val="true"/>
-        </w:trPr>
-        <w:tc>
-          <w:tcPr>
-            <w:tcW w:type="dxa" w:w="3278"/>
-            <w:shd w:fill="24496B"/>
-            <w:vAlign w:val="center"/>
-            <w:tcMar>
-              <w:top w:w="100" w:type="dxa"/>
-              <w:left w:w="100" w:type="dxa"/>
-              <w:bottom w:w="100" w:type="dxa"/>
-              <w:right w:w="100" w:type="dxa"/>
-            </w:tcMar>
-          </w:tcPr>
-          <w:p>
-            <w:r>
-              <w:rPr>
-                <w:rFonts w:ascii="Microsoft JhengHei" w:hAnsi="Microsoft JhengHei" w:eastAsia="Microsoft JhengHei"/>
-                <w:b/>
-                <w:color w:val="FFFFFF"/>
-                <w:sz w:val="19"/>
-              </w:rPr>
-              <w:t>模組</w:t>
-            </w:r>
-          </w:p>
-        </w:tc>
-        <w:tc>
-          <w:tcPr>
-            <w:tcW w:type="dxa" w:w="3278"/>
-            <w:shd w:fill="24496B"/>
-            <w:vAlign w:val="center"/>
-            <w:tcMar>
-              <w:top w:w="100" w:type="dxa"/>
-              <w:left w:w="100" w:type="dxa"/>
-              <w:bottom w:w="100" w:type="dxa"/>
-              <w:right w:w="100" w:type="dxa"/>
-            </w:tcMar>
-          </w:tcPr>
-          <w:p>
-            <w:r>
-              <w:rPr>
-                <w:rFonts w:ascii="Microsoft JhengHei" w:hAnsi="Microsoft JhengHei" w:eastAsia="Microsoft JhengHei"/>
-                <w:b/>
-                <w:color w:val="FFFFFF"/>
-                <w:sz w:val="19"/>
-              </w:rPr>
-              <w:t>資料原則</w:t>
-            </w:r>
-          </w:p>
-        </w:tc>
-        <w:tc>
-          <w:tcPr>
-            <w:tcW w:type="dxa" w:w="3278"/>
-            <w:shd w:fill="24496B"/>
-            <w:vAlign w:val="center"/>
-            <w:tcMar>
-              <w:top w:w="100" w:type="dxa"/>
-              <w:left w:w="100" w:type="dxa"/>
-              <w:bottom w:w="100" w:type="dxa"/>
-              <w:right w:w="100" w:type="dxa"/>
-            </w:tcMar>
-          </w:tcPr>
-          <w:p>
-            <w:r>
-              <w:rPr>
-                <w:rFonts w:ascii="Microsoft JhengHei" w:hAnsi="Microsoft JhengHei" w:eastAsia="Microsoft JhengHei"/>
-                <w:b/>
-                <w:color w:val="FFFFFF"/>
-                <w:sz w:val="19"/>
-              </w:rPr>
-              <w:t>關鍵規則</w:t>
-            </w:r>
-          </w:p>
-        </w:tc>
-      </w:tr>
-      <w:tr>
-        <w:trPr>
-          <w:cantSplit w:val="true"/>
-        </w:trPr>
-        <w:tc>
-          <w:tcPr>
-            <w:tcW w:type="dxa" w:w="3278"/>
-            <w:vAlign w:val="top"/>
-            <w:tcMar>
-              <w:top w:w="100" w:type="dxa"/>
-              <w:left w:w="100" w:type="dxa"/>
-              <w:bottom w:w="100" w:type="dxa"/>
-              <w:right w:w="100" w:type="dxa"/>
-            </w:tcMar>
-          </w:tcPr>
-          <w:p>
-            <w:r>
-              <w:rPr>
-                <w:rFonts w:ascii="Microsoft JhengHei" w:hAnsi="Microsoft JhengHei" w:eastAsia="Microsoft JhengHei"/>
-                <w:sz w:val="18"/>
-              </w:rPr>
-              <w:t>記帳</w:t>
-            </w:r>
-          </w:p>
-        </w:tc>
-        <w:tc>
-          <w:tcPr>
-            <w:tcW w:type="dxa" w:w="3278"/>
-            <w:vAlign w:val="top"/>
-            <w:tcMar>
-              <w:top w:w="100" w:type="dxa"/>
-              <w:left w:w="100" w:type="dxa"/>
-              <w:bottom w:w="100" w:type="dxa"/>
-              <w:right w:w="100" w:type="dxa"/>
-            </w:tcMar>
-          </w:tcPr>
-          <w:p>
-            <w:r>
-              <w:rPr>
-                <w:rFonts w:ascii="Microsoft JhengHei" w:hAnsi="Microsoft JhengHei" w:eastAsia="Microsoft JhengHei"/>
-                <w:sz w:val="18"/>
-              </w:rPr>
-              <w:t>numeric，最多 4 位小數</w:t>
-            </w:r>
-          </w:p>
-        </w:tc>
-        <w:tc>
-          <w:tcPr>
-            <w:tcW w:type="dxa" w:w="3278"/>
-            <w:vAlign w:val="top"/>
-            <w:tcMar>
-              <w:top w:w="100" w:type="dxa"/>
-              <w:left w:w="100" w:type="dxa"/>
-              <w:bottom w:w="100" w:type="dxa"/>
-              <w:right w:w="100" w:type="dxa"/>
-            </w:tcMar>
-          </w:tcPr>
-          <w:p>
-            <w:r>
-              <w:rPr>
-                <w:rFonts w:ascii="Microsoft JhengHei" w:hAnsi="Microsoft JhengHei" w:eastAsia="Microsoft JhengHei"/>
-                <w:sz w:val="18"/>
-              </w:rPr>
-              <w:t>date 排序；primary_category 與 group 分開；保留項不受日期窗影響</w:t>
-            </w:r>
-          </w:p>
-        </w:tc>
-      </w:tr>
-      <w:tr>
-        <w:trPr>
-          <w:cantSplit w:val="true"/>
-        </w:trPr>
-        <w:tc>
-          <w:tcPr>
-            <w:tcW w:type="dxa" w:w="3278"/>
-            <w:vAlign w:val="top"/>
-            <w:tcMar>
-              <w:top w:w="100" w:type="dxa"/>
-              <w:left w:w="100" w:type="dxa"/>
-              <w:bottom w:w="100" w:type="dxa"/>
-              <w:right w:w="100" w:type="dxa"/>
-            </w:tcMar>
-            <w:shd w:fill="F2F4F6"/>
-          </w:tcPr>
-          <w:p>
-            <w:r>
-              <w:rPr>
-                <w:rFonts w:ascii="Microsoft JhengHei" w:hAnsi="Microsoft JhengHei" w:eastAsia="Microsoft JhengHei"/>
-                <w:sz w:val="18"/>
-              </w:rPr>
-              <w:t>積分</w:t>
-            </w:r>
-          </w:p>
-        </w:tc>
-        <w:tc>
-          <w:tcPr>
-            <w:tcW w:type="dxa" w:w="3278"/>
-            <w:vAlign w:val="top"/>
-            <w:tcMar>
-              <w:top w:w="100" w:type="dxa"/>
-              <w:left w:w="100" w:type="dxa"/>
-              <w:bottom w:w="100" w:type="dxa"/>
-              <w:right w:w="100" w:type="dxa"/>
-            </w:tcMar>
-            <w:shd w:fill="F2F4F6"/>
-          </w:tcPr>
-          <w:p>
-            <w:r>
-              <w:rPr>
-                <w:rFonts w:ascii="Microsoft JhengHei" w:hAnsi="Microsoft JhengHei" w:eastAsia="Microsoft JhengHei"/>
-                <w:sz w:val="18"/>
-              </w:rPr>
-              <w:t>整數點數</w:t>
-            </w:r>
-          </w:p>
-        </w:tc>
-        <w:tc>
-          <w:tcPr>
-            <w:tcW w:type="dxa" w:w="3278"/>
-            <w:vAlign w:val="top"/>
-            <w:tcMar>
-              <w:top w:w="100" w:type="dxa"/>
-              <w:left w:w="100" w:type="dxa"/>
-              <w:bottom w:w="100" w:type="dxa"/>
-              <w:right w:w="100" w:type="dxa"/>
-            </w:tcMar>
-            <w:shd w:fill="F2F4F6"/>
-          </w:tcPr>
-          <w:p>
-            <w:r>
-              <w:rPr>
-                <w:rFonts w:ascii="Microsoft JhengHei" w:hAnsi="Microsoft JhengHei" w:eastAsia="Microsoft JhengHei"/>
-                <w:sz w:val="18"/>
-              </w:rPr>
-              <w:t>德智體群美分類；近 30 天；保留項不受日期窗影響</w:t>
-            </w:r>
-          </w:p>
-        </w:tc>
-      </w:tr>
-      <w:tr>
-        <w:trPr>
-          <w:cantSplit w:val="true"/>
-        </w:trPr>
-        <w:tc>
-          <w:tcPr>
-            <w:tcW w:type="dxa" w:w="3278"/>
-            <w:vAlign w:val="top"/>
-            <w:tcMar>
-              <w:top w:w="100" w:type="dxa"/>
-              <w:left w:w="100" w:type="dxa"/>
-              <w:bottom w:w="100" w:type="dxa"/>
-              <w:right w:w="100" w:type="dxa"/>
-            </w:tcMar>
-          </w:tcPr>
-          <w:p>
-            <w:r>
-              <w:rPr>
-                <w:rFonts w:ascii="Microsoft JhengHei" w:hAnsi="Microsoft JhengHei" w:eastAsia="Microsoft JhengHei"/>
-                <w:sz w:val="18"/>
-              </w:rPr>
-              <w:t>遊戲</w:t>
-            </w:r>
-          </w:p>
-        </w:tc>
-        <w:tc>
-          <w:tcPr>
-            <w:tcW w:type="dxa" w:w="3278"/>
-            <w:vAlign w:val="top"/>
-            <w:tcMar>
-              <w:top w:w="100" w:type="dxa"/>
-              <w:left w:w="100" w:type="dxa"/>
-              <w:bottom w:w="100" w:type="dxa"/>
-              <w:right w:w="100" w:type="dxa"/>
-            </w:tcMar>
-          </w:tcPr>
-          <w:p>
-            <w:r>
-              <w:rPr>
-                <w:rFonts w:ascii="Microsoft JhengHei" w:hAnsi="Microsoft JhengHei" w:eastAsia="Microsoft JhengHei"/>
-                <w:sz w:val="18"/>
-              </w:rPr>
-              <w:t>雲端或本機題庫</w:t>
-            </w:r>
-          </w:p>
-        </w:tc>
-        <w:tc>
-          <w:tcPr>
-            <w:tcW w:type="dxa" w:w="3278"/>
-            <w:vAlign w:val="top"/>
-            <w:tcMar>
-              <w:top w:w="100" w:type="dxa"/>
-              <w:left w:w="100" w:type="dxa"/>
-              <w:bottom w:w="100" w:type="dxa"/>
-              <w:right w:w="100" w:type="dxa"/>
-            </w:tcMar>
-          </w:tcPr>
-          <w:p>
-            <w:r>
-              <w:rPr>
-                <w:rFonts w:ascii="Microsoft JhengHei" w:hAnsi="Microsoft JhengHei" w:eastAsia="Microsoft JhengHei"/>
-                <w:sz w:val="18"/>
-              </w:rPr>
-              <w:t>可用題目總數達遊戲門檻才可開始；本機模式不得讀管理者題庫</w:t>
-            </w:r>
-          </w:p>
-        </w:tc>
-      </w:tr>
-    </w:tbl>
-    <w:p/>
-    <w:p>
-      <w:pPr>
-        <w:pStyle w:val="ListBullet"/>
-      </w:pPr>
-      <w:r>
-        <w:t>所有金額 TextInputFormatter 應修正多餘小數點與超過四位的小數，不可清空整欄。</w:t>
-      </w:r>
-    </w:p>
-    <w:p>
-      <w:pPr>
-        <w:pStyle w:val="ListBullet"/>
-      </w:pPr>
-      <w:r>
-        <w:t>明細新增與編輯皆傳完整 timestamp；畫面分離顯示日期與時間。</w:t>
-      </w:r>
-    </w:p>
-    <w:p>
-      <w:pPr>
-        <w:pStyle w:val="ListBullet"/>
-      </w:pPr>
-      <w:r>
-        <w:t>事件完成工作流可同時建立收入、支出、積分與回憶，共用同一 recordedAt。</w:t>
-      </w:r>
-    </w:p>
-    <w:p>
-      <w:pPr>
-        <w:pStyle w:val="ListBullet"/>
-      </w:pPr>
-      <w:r>
-        <w:t>題庫新增前做本機／雲端重複檢查；刪除後立即刷新配額。</w:t>
-      </w:r>
-    </w:p>
-    <w:p>
-      <w:pPr>
-        <w:pStyle w:val="Heading1"/>
-      </w:pPr>
-      <w:r>
-        <w:t>8. 訂閱與額度</w:t>
-      </w:r>
-    </w:p>
-    <w:p>
-      <w:pPr>
-        <w:pStyle w:val="ListBullet"/>
-      </w:pPr>
-      <w:r>
-        <w:t>額度取決於使用者當次付款綁定的 pricing version、倍數與管理者 override，不可只讀最新版本。</w:t>
-      </w:r>
-    </w:p>
-    <w:p>
-      <w:pPr>
-        <w:pStyle w:val="ListBullet"/>
-      </w:pPr>
-      <w:r>
-        <w:t>unlimited quota 在 UI 顯示 ∞，不要顯示 bigint 最大值。</w:t>
-      </w:r>
-    </w:p>
-    <w:p>
-      <w:pPr>
-        <w:pStyle w:val="ListBullet"/>
-      </w:pPr>
-      <w:r>
-        <w:t>雲端 Plus 到期後唯讀；30 天內可續訂或搬本機；排程只刪超額部分並優先保留最新與保留項。</w:t>
-      </w:r>
-    </w:p>
-    <w:p>
-      <w:pPr>
-        <w:pStyle w:val="ListBullet"/>
-      </w:pPr>
-      <w:r>
-        <w:t>本機方案到期不刪資料，只禁止新增。</w:t>
-      </w:r>
-    </w:p>
-    <w:p>
-      <w:pPr>
-        <w:pStyle w:val="ListBullet"/>
-      </w:pPr>
-      <w:r>
-        <w:t>清理函式必須由 service_role／postgres 每日執行，authenticated 與 anon 不可 execute。</w:t>
-      </w:r>
-    </w:p>
-    <w:p>
-      <w:pPr>
-        <w:pStyle w:val="ListBullet"/>
-      </w:pPr>
-      <w:r>
-        <w:t>方案頁依模組授權過濾積分與遊戲說明，避免顯示使用者無權使用的額度。</w:t>
-      </w:r>
-    </w:p>
-    <w:p>
-      <w:r>
-        <w:br w:type="page"/>
-      </w:r>
-    </w:p>
-    <w:p>
-      <w:pPr>
-        <w:pStyle w:val="Heading1"/>
-      </w:pPr>
-      <w:r>
-        <w:t>9. 效能與生命週期</w:t>
-      </w:r>
-    </w:p>
-    <w:tbl>
-      <w:tblPr>
-        <w:tblStyle w:val="TableGrid"/>
-        <w:tblW w:type="auto" w:w="0"/>
-        <w:jc w:val="center"/>
-        <w:tblLook w:firstColumn="1" w:firstRow="1" w:lastColumn="0" w:lastRow="0" w:noHBand="0" w:noVBand="1" w:val="04A0"/>
-      </w:tblPr>
-      <w:tblGrid>
-        <w:gridCol w:w="4917"/>
-        <w:gridCol w:w="4917"/>
-      </w:tblGrid>
-      <w:tr>
-        <w:trPr>
-          <w:tblHeader w:val="true"/>
-        </w:trPr>
-        <w:tc>
-          <w:tcPr>
-            <w:tcW w:type="dxa" w:w="4917"/>
-            <w:shd w:fill="24496B"/>
-            <w:vAlign w:val="center"/>
-            <w:tcMar>
-              <w:top w:w="100" w:type="dxa"/>
-              <w:left w:w="100" w:type="dxa"/>
-              <w:bottom w:w="100" w:type="dxa"/>
-              <w:right w:w="100" w:type="dxa"/>
-            </w:tcMar>
-          </w:tcPr>
-          <w:p>
-            <w:r>
-              <w:rPr>
-                <w:rFonts w:ascii="Microsoft JhengHei" w:hAnsi="Microsoft JhengHei" w:eastAsia="Microsoft JhengHei"/>
-                <w:b/>
-                <w:color w:val="FFFFFF"/>
-                <w:sz w:val="19"/>
-              </w:rPr>
-              <w:t>問題</w:t>
-            </w:r>
-          </w:p>
-        </w:tc>
-        <w:tc>
-          <w:tcPr>
-            <w:tcW w:type="dxa" w:w="4917"/>
-            <w:shd w:fill="24496B"/>
-            <w:vAlign w:val="center"/>
-            <w:tcMar>
-              <w:top w:w="100" w:type="dxa"/>
-              <w:left w:w="100" w:type="dxa"/>
-              <w:bottom w:w="100" w:type="dxa"/>
-              <w:right w:w="100" w:type="dxa"/>
-            </w:tcMar>
-          </w:tcPr>
-          <w:p>
-            <w:r>
-              <w:rPr>
-                <w:rFonts w:ascii="Microsoft JhengHei" w:hAnsi="Microsoft JhengHei" w:eastAsia="Microsoft JhengHei"/>
-                <w:b/>
-                <w:color w:val="FFFFFF"/>
-                <w:sz w:val="19"/>
-              </w:rPr>
-              <w:t>實作策略</w:t>
-            </w:r>
-          </w:p>
-        </w:tc>
-      </w:tr>
-      <w:tr>
-        <w:trPr>
-          <w:cantSplit w:val="true"/>
-        </w:trPr>
-        <w:tc>
-          <w:tcPr>
-            <w:tcW w:type="dxa" w:w="4917"/>
-            <w:vAlign w:val="top"/>
-            <w:tcMar>
-              <w:top w:w="100" w:type="dxa"/>
-              <w:left w:w="100" w:type="dxa"/>
-              <w:bottom w:w="100" w:type="dxa"/>
-              <w:right w:w="100" w:type="dxa"/>
-            </w:tcMar>
-          </w:tcPr>
-          <w:p>
-            <w:r>
-              <w:rPr>
-                <w:rFonts w:ascii="Microsoft JhengHei" w:hAnsi="Microsoft JhengHei" w:eastAsia="Microsoft JhengHei"/>
-                <w:sz w:val="18"/>
-              </w:rPr>
-              <w:t>帳號殘留</w:t>
-            </w:r>
-          </w:p>
-        </w:tc>
-        <w:tc>
-          <w:tcPr>
-            <w:tcW w:type="dxa" w:w="4917"/>
-            <w:vAlign w:val="top"/>
-            <w:tcMar>
-              <w:top w:w="100" w:type="dxa"/>
-              <w:left w:w="100" w:type="dxa"/>
-              <w:bottom w:w="100" w:type="dxa"/>
-              <w:right w:w="100" w:type="dxa"/>
-            </w:tcMar>
-          </w:tcPr>
-          <w:p>
-            <w:r>
-              <w:rPr>
-                <w:rFonts w:ascii="Microsoft JhengHei" w:hAnsi="Microsoft JhengHei" w:eastAsia="Microsoft JhengHei"/>
-                <w:sz w:val="18"/>
-              </w:rPr>
-              <w:t>請求帶 account generation；完成時比對帳號；切換時清空 state/cache</w:t>
-            </w:r>
-          </w:p>
-        </w:tc>
-      </w:tr>
-      <w:tr>
-        <w:trPr>
-          <w:cantSplit w:val="true"/>
-        </w:trPr>
-        <w:tc>
-          <w:tcPr>
-            <w:tcW w:type="dxa" w:w="4917"/>
-            <w:vAlign w:val="top"/>
-            <w:tcMar>
-              <w:top w:w="100" w:type="dxa"/>
-              <w:left w:w="100" w:type="dxa"/>
-              <w:bottom w:w="100" w:type="dxa"/>
-              <w:right w:w="100" w:type="dxa"/>
-            </w:tcMar>
-            <w:shd w:fill="F2F4F6"/>
-          </w:tcPr>
-          <w:p>
-            <w:r>
-              <w:rPr>
-                <w:rFonts w:ascii="Microsoft JhengHei" w:hAnsi="Microsoft JhengHei" w:eastAsia="Microsoft JhengHei"/>
-                <w:sz w:val="18"/>
-              </w:rPr>
-              <w:t>dispose 後通知</w:t>
-            </w:r>
-          </w:p>
-        </w:tc>
-        <w:tc>
-          <w:tcPr>
-            <w:tcW w:type="dxa" w:w="4917"/>
-            <w:vAlign w:val="top"/>
-            <w:tcMar>
-              <w:top w:w="100" w:type="dxa"/>
-              <w:left w:w="100" w:type="dxa"/>
-              <w:bottom w:w="100" w:type="dxa"/>
-              <w:right w:w="100" w:type="dxa"/>
-            </w:tcMar>
-            <w:shd w:fill="F2F4F6"/>
-          </w:tcPr>
-          <w:p>
-            <w:r>
-              <w:rPr>
-                <w:rFonts w:ascii="Microsoft JhengHei" w:hAnsi="Microsoft JhengHei" w:eastAsia="Microsoft JhengHei"/>
-                <w:sz w:val="18"/>
-              </w:rPr>
-              <w:t>SafeChangeNotifier、mounted、request token；取消 stream/timer</w:t>
-            </w:r>
-          </w:p>
-        </w:tc>
-      </w:tr>
-      <w:tr>
-        <w:trPr>
-          <w:cantSplit w:val="true"/>
-        </w:trPr>
-        <w:tc>
-          <w:tcPr>
-            <w:tcW w:type="dxa" w:w="4917"/>
-            <w:vAlign w:val="top"/>
-            <w:tcMar>
-              <w:top w:w="100" w:type="dxa"/>
-              <w:left w:w="100" w:type="dxa"/>
-              <w:bottom w:w="100" w:type="dxa"/>
-              <w:right w:w="100" w:type="dxa"/>
-            </w:tcMar>
-          </w:tcPr>
-          <w:p>
-            <w:r>
-              <w:rPr>
-                <w:rFonts w:ascii="Microsoft JhengHei" w:hAnsi="Microsoft JhengHei" w:eastAsia="Microsoft JhengHei"/>
-                <w:sz w:val="18"/>
-              </w:rPr>
-              <w:t>首頁載入</w:t>
-            </w:r>
-          </w:p>
-        </w:tc>
-        <w:tc>
-          <w:tcPr>
-            <w:tcW w:type="dxa" w:w="4917"/>
-            <w:vAlign w:val="top"/>
-            <w:tcMar>
-              <w:top w:w="100" w:type="dxa"/>
-              <w:left w:w="100" w:type="dxa"/>
-              <w:bottom w:w="100" w:type="dxa"/>
-              <w:right w:w="100" w:type="dxa"/>
-            </w:tcMar>
-          </w:tcPr>
-          <w:p>
-            <w:r>
-              <w:rPr>
-                <w:rFonts w:ascii="Microsoft JhengHei" w:hAnsi="Microsoft JhengHei" w:eastAsia="Microsoft JhengHei"/>
-                <w:sz w:val="18"/>
-              </w:rPr>
-              <w:t>core 與推薦延遲載入；積分未授權時不發 request</w:t>
-            </w:r>
-          </w:p>
-        </w:tc>
-      </w:tr>
-      <w:tr>
-        <w:trPr>
-          <w:cantSplit w:val="true"/>
-        </w:trPr>
-        <w:tc>
-          <w:tcPr>
-            <w:tcW w:type="dxa" w:w="4917"/>
-            <w:vAlign w:val="top"/>
-            <w:tcMar>
-              <w:top w:w="100" w:type="dxa"/>
-              <w:left w:w="100" w:type="dxa"/>
-              <w:bottom w:w="100" w:type="dxa"/>
-              <w:right w:w="100" w:type="dxa"/>
-            </w:tcMar>
-            <w:shd w:fill="F2F4F6"/>
-          </w:tcPr>
-          <w:p>
-            <w:r>
-              <w:rPr>
-                <w:rFonts w:ascii="Microsoft JhengHei" w:hAnsi="Microsoft JhengHei" w:eastAsia="Microsoft JhengHei"/>
-                <w:sz w:val="18"/>
-              </w:rPr>
-              <w:t>圖片卡頓</w:t>
-            </w:r>
-          </w:p>
-        </w:tc>
-        <w:tc>
-          <w:tcPr>
-            <w:tcW w:type="dxa" w:w="4917"/>
-            <w:vAlign w:val="top"/>
-            <w:tcMar>
-              <w:top w:w="100" w:type="dxa"/>
-              <w:left w:w="100" w:type="dxa"/>
-              <w:bottom w:w="100" w:type="dxa"/>
-              <w:right w:w="100" w:type="dxa"/>
-            </w:tcMar>
-            <w:shd w:fill="F2F4F6"/>
-          </w:tcPr>
-          <w:p>
-            <w:r>
-              <w:rPr>
-                <w:rFonts w:ascii="Microsoft JhengHei" w:hAnsi="Microsoft JhengHei" w:eastAsia="Microsoft JhengHei"/>
-                <w:sz w:val="18"/>
-              </w:rPr>
-              <w:t>縮圖尺寸限制、RepaintBoundary、可見時才解碼</w:t>
-            </w:r>
-          </w:p>
-        </w:tc>
-      </w:tr>
-      <w:tr>
-        <w:trPr>
-          <w:cantSplit w:val="true"/>
-        </w:trPr>
-        <w:tc>
-          <w:tcPr>
-            <w:tcW w:type="dxa" w:w="4917"/>
-            <w:vAlign w:val="top"/>
-            <w:tcMar>
-              <w:top w:w="100" w:type="dxa"/>
-              <w:left w:w="100" w:type="dxa"/>
-              <w:bottom w:w="100" w:type="dxa"/>
-              <w:right w:w="100" w:type="dxa"/>
-            </w:tcMar>
-          </w:tcPr>
-          <w:p>
-            <w:r>
-              <w:rPr>
-                <w:rFonts w:ascii="Microsoft JhengHei" w:hAnsi="Microsoft JhengHei" w:eastAsia="Microsoft JhengHei"/>
-                <w:sz w:val="18"/>
-              </w:rPr>
-              <w:t>長清單</w:t>
-            </w:r>
-          </w:p>
-        </w:tc>
-        <w:tc>
-          <w:tcPr>
-            <w:tcW w:type="dxa" w:w="4917"/>
-            <w:vAlign w:val="top"/>
-            <w:tcMar>
-              <w:top w:w="100" w:type="dxa"/>
-              <w:left w:w="100" w:type="dxa"/>
-              <w:bottom w:w="100" w:type="dxa"/>
-              <w:right w:w="100" w:type="dxa"/>
-            </w:tcMar>
-          </w:tcPr>
-          <w:p>
-            <w:r>
-              <w:rPr>
-                <w:rFonts w:ascii="Microsoft JhengHei" w:hAnsi="Microsoft JhengHei" w:eastAsia="Microsoft JhengHei"/>
-                <w:sz w:val="18"/>
-              </w:rPr>
-              <w:t>分頁、ListView builder、載入更多空結果一次即停</w:t>
-            </w:r>
-          </w:p>
-        </w:tc>
-      </w:tr>
-      <w:tr>
-        <w:trPr>
-          <w:cantSplit w:val="true"/>
-        </w:trPr>
-        <w:tc>
-          <w:tcPr>
-            <w:tcW w:type="dxa" w:w="4917"/>
-            <w:vAlign w:val="top"/>
-            <w:tcMar>
-              <w:top w:w="100" w:type="dxa"/>
-              <w:left w:w="100" w:type="dxa"/>
-              <w:bottom w:w="100" w:type="dxa"/>
-              <w:right w:w="100" w:type="dxa"/>
-            </w:tcMar>
-            <w:shd w:fill="F2F4F6"/>
-          </w:tcPr>
-          <w:p>
-            <w:r>
-              <w:rPr>
-                <w:rFonts w:ascii="Microsoft JhengHei" w:hAnsi="Microsoft JhengHei" w:eastAsia="Microsoft JhengHei"/>
-                <w:sz w:val="18"/>
-              </w:rPr>
-              <w:t>行事曆</w:t>
-            </w:r>
-          </w:p>
-        </w:tc>
-        <w:tc>
-          <w:tcPr>
-            <w:tcW w:type="dxa" w:w="4917"/>
-            <w:vAlign w:val="top"/>
-            <w:tcMar>
-              <w:top w:w="100" w:type="dxa"/>
-              <w:left w:w="100" w:type="dxa"/>
-              <w:bottom w:w="100" w:type="dxa"/>
-              <w:right w:w="100" w:type="dxa"/>
-            </w:tcMar>
-            <w:shd w:fill="F2F4F6"/>
-          </w:tcPr>
-          <w:p>
-            <w:r>
-              <w:rPr>
-                <w:rFonts w:ascii="Microsoft JhengHei" w:hAnsi="Microsoft JhengHei" w:eastAsia="Microsoft JhengHei"/>
-                <w:sz w:val="18"/>
-              </w:rPr>
-              <w:t>依月份快取；新增／修改後精準失效，不全量重抓</w:t>
-            </w:r>
-          </w:p>
-        </w:tc>
-      </w:tr>
-    </w:tbl>
-    <w:p/>
-    <w:p>
-      <w:pPr>
-        <w:pStyle w:val="Heading1"/>
-      </w:pPr>
-      <w:r>
-        <w:t>10. 多國語系</w:t>
-      </w:r>
-    </w:p>
-    <w:p>
-      <w:pPr>
-        <w:pStyle w:val="ListBullet"/>
-      </w:pPr>
-      <w:r>
-        <w:t>來源檔：lib/l10n/app_zh.arb、app_en.arb、app_ja.arb、app_ko.arb。</w:t>
-      </w:r>
-    </w:p>
-    <w:p>
-      <w:pPr>
-        <w:pStyle w:val="ListBullet"/>
-      </w:pPr>
-      <w:r>
-        <w:t>修改 ARB 後執行 flutter gen-l10n；不可直接只改 generated dart。</w:t>
-      </w:r>
-    </w:p>
-    <w:p>
-      <w:pPr>
-        <w:pStyle w:val="ListBullet"/>
-      </w:pPr>
-      <w:r>
-        <w:t>placeholder 必須在訊息 metadata 定義且型別一致。</w:t>
-      </w:r>
-    </w:p>
-    <w:p>
-      <w:pPr>
-        <w:pStyle w:val="ListBullet"/>
-      </w:pPr>
-      <w:r>
-        <w:t>UI 不得硬編碼簡體中文或英文；資料分類輸出 Excel 時也需轉為當時語系。</w:t>
-      </w:r>
-    </w:p>
-    <w:p>
-      <w:pPr>
-        <w:pStyle w:val="ListBullet"/>
-      </w:pPr>
-      <w:r>
-        <w:t>長文字需以 Wrap、Flexible、LayoutBuilder 驗證手機、平板與 Web。</w:t>
-      </w:r>
-    </w:p>
-    <w:p>
-      <w:pPr>
-        <w:pStyle w:val="Heading1"/>
-      </w:pPr>
-      <w:r>
-        <w:t>11. Supabase</w:t>
-      </w:r>
-    </w:p>
-    <w:p>
-      <w:pPr>
-        <w:pStyle w:val="ListBullet"/>
-      </w:pPr>
-      <w:r>
-        <w:t>RLS 是最後防線；隱藏按鈕不能取代政策。</w:t>
-      </w:r>
-    </w:p>
-    <w:p>
-      <w:pPr>
-        <w:pStyle w:val="ListBullet"/>
-      </w:pPr>
-      <w:r>
-        <w:t>SECURITY DEFINER 必須 SET search_path TO '' 並使用完整 schema 名稱。</w:t>
-      </w:r>
-    </w:p>
-    <w:p>
-      <w:pPr>
-        <w:pStyle w:val="ListBullet"/>
-      </w:pPr>
-      <w:r>
-        <w:t>RPC 預設撤銷 public/anon，再只授權 authenticated 或 service_role。</w:t>
-      </w:r>
-    </w:p>
-    <w:p>
-      <w:pPr>
-        <w:pStyle w:val="ListBullet"/>
-      </w:pPr>
-      <w:r>
-        <w:t>模組授權 SQL 建立 admin_get_user_modules、admin_set_user_modules、life_pilot_can_use_module。</w:t>
-      </w:r>
-    </w:p>
-    <w:p>
-      <w:pPr>
-        <w:pStyle w:val="ListBullet"/>
-      </w:pPr>
-      <w:r>
-        <w:t>部署 SQL 後查 pg_proc、proconfig、has_function_privilege 與 pg_policies 驗證。</w:t>
-      </w:r>
-    </w:p>
-    <w:p>
-      <w:pPr>
-        <w:pStyle w:val="ListBullet"/>
-      </w:pPr>
-      <w:r>
-        <w:t>資料庫函式回傳欄位變更時先 DROP 舊簽名再 CREATE，避免 42P13。</w:t>
-      </w:r>
-    </w:p>
-    <w:p>
-      <w:pPr>
-        <w:pStyle w:val="Heading1"/>
-      </w:pPr>
-      <w:r>
-        <w:t>12. 建置與發布</w:t>
-      </w:r>
-    </w:p>
-    <w:p>
-      <w:pPr>
-        <w:ind w:left="346" w:hanging="346"/>
-      </w:pPr>
-      <w:r>
-        <w:t>1. flutter pub get</w:t>
-      </w:r>
-    </w:p>
-    <w:p>
-      <w:pPr>
-        <w:ind w:left="346" w:hanging="346"/>
-      </w:pPr>
-      <w:r>
-        <w:t>2. flutter gen-l10n</w:t>
-      </w:r>
-    </w:p>
-    <w:p>
-      <w:pPr>
-        <w:ind w:left="346" w:hanging="346"/>
-      </w:pPr>
-      <w:r>
-        <w:t>3. dart format lib test</w:t>
-      </w:r>
-    </w:p>
-    <w:p>
-      <w:pPr>
-        <w:ind w:left="346" w:hanging="346"/>
-      </w:pPr>
-      <w:r>
-        <w:t>4. flutter analyze</w:t>
-      </w:r>
-    </w:p>
-    <w:p>
-      <w:pPr>
-        <w:ind w:left="346" w:hanging="346"/>
-      </w:pPr>
-      <w:r>
-        <w:t>5. flutter test</w:t>
-      </w:r>
-    </w:p>
-    <w:p>
-      <w:pPr>
-        <w:ind w:left="346" w:hanging="346"/>
-      </w:pPr>
-      <w:r>
-        <w:t>6. Android：確認 applicationId com.minavi.life_pilot、簽章、Gradle／AGP 相容後建置 AAB。</w:t>
-      </w:r>
-    </w:p>
-    <w:p>
-      <w:pPr>
-        <w:ind w:left="346" w:hanging="346"/>
-      </w:pPr>
-      <w:r>
-        <w:t>7. iOS：確認 Bundle ID com.minavi.life_pilot、Signing Team、Associated Domains、通知權限後 Archive。</w:t>
-      </w:r>
-    </w:p>
-    <w:p>
-      <w:pPr>
-        <w:ind w:left="346" w:hanging="346"/>
-      </w:pPr>
-      <w:r>
-        <w:t>8. Web：驗證 Recovery URL、IndexedDB、本機／雲端搬移與下載 Excel。</w:t>
-      </w:r>
-    </w:p>
-    <w:tbl>
-      <w:tblPr>
-        <w:tblStyle w:val="TableGrid"/>
-        <w:tblW w:type="auto" w:w="0"/>
-        <w:tblLook w:firstColumn="1" w:firstRow="1" w:lastColumn="0" w:lastRow="0" w:noHBand="0" w:noVBand="1" w:val="04A0"/>
-      </w:tblPr>
-      <w:tblGrid>
-        <w:gridCol w:w="9835"/>
-      </w:tblGrid>
-      <w:tr>
-        <w:tc>
-          <w:tcPr>
-            <w:tcW w:type="dxa" w:w="9835"/>
-            <w:shd w:fill="EAF2F8"/>
-            <w:tcMar>
-              <w:top w:w="100" w:type="dxa"/>
-              <w:left w:w="100" w:type="dxa"/>
-              <w:bottom w:w="100" w:type="dxa"/>
-              <w:right w:w="100" w:type="dxa"/>
-            </w:tcMar>
-          </w:tcPr>
-          <w:p>
-            <w:r>
-              <w:rPr>
-                <w:rFonts w:ascii="Microsoft JhengHei" w:hAnsi="Microsoft JhengHei" w:eastAsia="Microsoft JhengHei"/>
-                <w:b/>
-                <w:color w:val="24496B"/>
-                <w:sz w:val="20"/>
-              </w:rPr>
-              <w:t>Gradle｜</w:t>
-            </w:r>
-            <w:r>
-              <w:rPr>
-                <w:rFonts w:ascii="Microsoft JhengHei" w:hAnsi="Microsoft JhengHei" w:eastAsia="Microsoft JhengHei"/>
-                <w:sz w:val="20"/>
-              </w:rPr>
-              <w:t>目前 Flutter 需要 Gradle 8.14 以上；不要將 wrapper 降回 8.11.1。</w:t>
-            </w:r>
-          </w:p>
-        </w:tc>
-      </w:tr>
-    </w:tbl>
-    <w:p/>
-    <w:p>
-      <w:pPr>
-        <w:pStyle w:val="Heading1"/>
-      </w:pPr>
-      <w:r>
-        <w:t>13. 維運檢查</w:t>
-      </w:r>
-    </w:p>
-    <w:tbl>
-      <w:tblPr>
-        <w:tblStyle w:val="TableGrid"/>
-        <w:tblW w:type="auto" w:w="0"/>
-        <w:jc w:val="center"/>
-        <w:tblLook w:firstColumn="1" w:firstRow="1" w:lastColumn="0" w:lastRow="0" w:noHBand="0" w:noVBand="1" w:val="04A0"/>
-      </w:tblPr>
-      <w:tblGrid>
-        <w:gridCol w:w="4917"/>
-        <w:gridCol w:w="4917"/>
-      </w:tblGrid>
-      <w:tr>
-        <w:trPr>
-          <w:tblHeader w:val="true"/>
-        </w:trPr>
-        <w:tc>
-          <w:tcPr>
-            <w:tcW w:type="dxa" w:w="4917"/>
-            <w:shd w:fill="24496B"/>
-            <w:vAlign w:val="center"/>
-            <w:tcMar>
-              <w:top w:w="100" w:type="dxa"/>
-              <w:left w:w="100" w:type="dxa"/>
-              <w:bottom w:w="100" w:type="dxa"/>
-              <w:right w:w="100" w:type="dxa"/>
-            </w:tcMar>
-          </w:tcPr>
-          <w:p>
-            <w:r>
-              <w:rPr>
-                <w:rFonts w:ascii="Microsoft JhengHei" w:hAnsi="Microsoft JhengHei" w:eastAsia="Microsoft JhengHei"/>
-                <w:b/>
-                <w:color w:val="FFFFFF"/>
-                <w:sz w:val="19"/>
-              </w:rPr>
-              <w:t>頻率</w:t>
-            </w:r>
-          </w:p>
-        </w:tc>
-        <w:tc>
-          <w:tcPr>
-            <w:tcW w:type="dxa" w:w="4917"/>
-            <w:shd w:fill="24496B"/>
-            <w:vAlign w:val="center"/>
-            <w:tcMar>
-              <w:top w:w="100" w:type="dxa"/>
-              <w:left w:w="100" w:type="dxa"/>
-              <w:bottom w:w="100" w:type="dxa"/>
-              <w:right w:w="100" w:type="dxa"/>
-            </w:tcMar>
-          </w:tcPr>
-          <w:p>
-            <w:r>
-              <w:rPr>
-                <w:rFonts w:ascii="Microsoft JhengHei" w:hAnsi="Microsoft JhengHei" w:eastAsia="Microsoft JhengHei"/>
-                <w:b/>
-                <w:color w:val="FFFFFF"/>
-                <w:sz w:val="19"/>
-              </w:rPr>
-              <w:t>檢查</w:t>
-            </w:r>
-          </w:p>
-        </w:tc>
-      </w:tr>
-      <w:tr>
-        <w:trPr>
-          <w:cantSplit w:val="true"/>
-        </w:trPr>
-        <w:tc>
-          <w:tcPr>
-            <w:tcW w:type="dxa" w:w="4917"/>
-            <w:vAlign w:val="top"/>
-            <w:tcMar>
-              <w:top w:w="100" w:type="dxa"/>
-              <w:left w:w="100" w:type="dxa"/>
-              <w:bottom w:w="100" w:type="dxa"/>
-              <w:right w:w="100" w:type="dxa"/>
-            </w:tcMar>
-          </w:tcPr>
-          <w:p>
-            <w:r>
-              <w:rPr>
-                <w:rFonts w:ascii="Microsoft JhengHei" w:hAnsi="Microsoft JhengHei" w:eastAsia="Microsoft JhengHei"/>
-                <w:sz w:val="18"/>
-              </w:rPr>
-              <w:t>每日</w:t>
-            </w:r>
-          </w:p>
-        </w:tc>
-        <w:tc>
-          <w:tcPr>
-            <w:tcW w:type="dxa" w:w="4917"/>
-            <w:vAlign w:val="top"/>
-            <w:tcMar>
-              <w:top w:w="100" w:type="dxa"/>
-              <w:left w:w="100" w:type="dxa"/>
-              <w:bottom w:w="100" w:type="dxa"/>
-              <w:right w:w="100" w:type="dxa"/>
-            </w:tcMar>
-          </w:tcPr>
-          <w:p>
-            <w:r>
-              <w:rPr>
-                <w:rFonts w:ascii="Microsoft JhengHei" w:hAnsi="Microsoft JhengHei" w:eastAsia="Microsoft JhengHei"/>
-                <w:sz w:val="18"/>
-              </w:rPr>
-              <w:t>訂閱超額清理、答題紀錄清理、推薦活動抓取 marker、錯誤率</w:t>
-            </w:r>
-          </w:p>
-        </w:tc>
-      </w:tr>
-      <w:tr>
-        <w:trPr>
-          <w:cantSplit w:val="true"/>
-        </w:trPr>
-        <w:tc>
-          <w:tcPr>
-            <w:tcW w:type="dxa" w:w="4917"/>
-            <w:vAlign w:val="top"/>
-            <w:tcMar>
-              <w:top w:w="100" w:type="dxa"/>
-              <w:left w:w="100" w:type="dxa"/>
-              <w:bottom w:w="100" w:type="dxa"/>
-              <w:right w:w="100" w:type="dxa"/>
-            </w:tcMar>
-            <w:shd w:fill="F2F4F6"/>
-          </w:tcPr>
-          <w:p>
-            <w:r>
-              <w:rPr>
-                <w:rFonts w:ascii="Microsoft JhengHei" w:hAnsi="Microsoft JhengHei" w:eastAsia="Microsoft JhengHei"/>
-                <w:sz w:val="18"/>
-              </w:rPr>
-              <w:t>每週</w:t>
-            </w:r>
-          </w:p>
-        </w:tc>
-        <w:tc>
-          <w:tcPr>
-            <w:tcW w:type="dxa" w:w="4917"/>
-            <w:vAlign w:val="top"/>
-            <w:tcMar>
-              <w:top w:w="100" w:type="dxa"/>
-              <w:left w:w="100" w:type="dxa"/>
-              <w:bottom w:w="100" w:type="dxa"/>
-              <w:right w:w="100" w:type="dxa"/>
-            </w:tcMar>
-            <w:shd w:fill="F2F4F6"/>
-          </w:tcPr>
-          <w:p>
-            <w:r>
-              <w:rPr>
-                <w:rFonts w:ascii="Microsoft JhengHei" w:hAnsi="Microsoft JhengHei" w:eastAsia="Microsoft JhengHei"/>
-                <w:sz w:val="18"/>
-              </w:rPr>
-              <w:t>RLS／RPC 權限掃描、匿名 grants、孤兒收藏、爬蟲去重率</w:t>
-            </w:r>
-          </w:p>
-        </w:tc>
-      </w:tr>
-      <w:tr>
-        <w:trPr>
-          <w:cantSplit w:val="true"/>
-        </w:trPr>
-        <w:tc>
-          <w:tcPr>
-            <w:tcW w:type="dxa" w:w="4917"/>
-            <w:vAlign w:val="top"/>
-            <w:tcMar>
-              <w:top w:w="100" w:type="dxa"/>
-              <w:left w:w="100" w:type="dxa"/>
-              <w:bottom w:w="100" w:type="dxa"/>
-              <w:right w:w="100" w:type="dxa"/>
-            </w:tcMar>
-          </w:tcPr>
-          <w:p>
-            <w:r>
-              <w:rPr>
-                <w:rFonts w:ascii="Microsoft JhengHei" w:hAnsi="Microsoft JhengHei" w:eastAsia="Microsoft JhengHei"/>
-                <w:sz w:val="18"/>
-              </w:rPr>
-              <w:t>每版</w:t>
-            </w:r>
-          </w:p>
-        </w:tc>
-        <w:tc>
-          <w:tcPr>
-            <w:tcW w:type="dxa" w:w="4917"/>
-            <w:vAlign w:val="top"/>
-            <w:tcMar>
-              <w:top w:w="100" w:type="dxa"/>
-              <w:left w:w="100" w:type="dxa"/>
-              <w:bottom w:w="100" w:type="dxa"/>
-              <w:right w:w="100" w:type="dxa"/>
-            </w:tcMar>
-          </w:tcPr>
-          <w:p>
-            <w:r>
-              <w:rPr>
-                <w:rFonts w:ascii="Microsoft JhengHei" w:hAnsi="Microsoft JhengHei" w:eastAsia="Microsoft JhengHei"/>
-                <w:sz w:val="18"/>
-              </w:rPr>
-              <w:t>四語系、手機／平板／Web overflow、帳號切換、背景通知、資料搬移</w:t>
-            </w:r>
-          </w:p>
-        </w:tc>
-      </w:tr>
-      <w:tr>
-        <w:trPr>
-          <w:cantSplit w:val="true"/>
-        </w:trPr>
-        <w:tc>
-          <w:tcPr>
-            <w:tcW w:type="dxa" w:w="4917"/>
-            <w:vAlign w:val="top"/>
-            <w:tcMar>
-              <w:top w:w="100" w:type="dxa"/>
-              <w:left w:w="100" w:type="dxa"/>
-              <w:bottom w:w="100" w:type="dxa"/>
-              <w:right w:w="100" w:type="dxa"/>
-            </w:tcMar>
-            <w:shd w:fill="F2F4F6"/>
-          </w:tcPr>
-          <w:p>
-            <w:r>
-              <w:rPr>
-                <w:rFonts w:ascii="Microsoft JhengHei" w:hAnsi="Microsoft JhengHei" w:eastAsia="Microsoft JhengHei"/>
-                <w:sz w:val="18"/>
-              </w:rPr>
-              <w:t>重大變更</w:t>
-            </w:r>
-          </w:p>
-        </w:tc>
-        <w:tc>
-          <w:tcPr>
-            <w:tcW w:type="dxa" w:w="4917"/>
-            <w:vAlign w:val="top"/>
-            <w:tcMar>
-              <w:top w:w="100" w:type="dxa"/>
-              <w:left w:w="100" w:type="dxa"/>
-              <w:bottom w:w="100" w:type="dxa"/>
-              <w:right w:w="100" w:type="dxa"/>
-            </w:tcMar>
-            <w:shd w:fill="F2F4F6"/>
-          </w:tcPr>
-          <w:p>
-            <w:r>
-              <w:rPr>
-                <w:rFonts w:ascii="Microsoft JhengHei" w:hAnsi="Microsoft JhengHei" w:eastAsia="Microsoft JhengHei"/>
-                <w:sz w:val="18"/>
-              </w:rPr>
-              <w:t>先在測試專案驗證 SQL；保留可重跑檢查；記錄函式簽名與政策差異</w:t>
-            </w:r>
-          </w:p>
-        </w:tc>
-      </w:tr>
-    </w:tbl>
-    <w:p/>
     <w:sectPr>
       <w:headerReference w:type="default" r:id="rId9"/>
       <w:footerReference w:type="default" r:id="rId10"/>
-      <w:pgSz w:w="11909" w:h="16834"/>
-      <w:pgMar w:top="936" w:right="1037" w:bottom="936" w:left="1037" w:header="720" w:footer="720" w:gutter="0"/>
+      <w:pgSz w:w="12240" w:h="15840"/>
+      <w:pgMar w:top="1037" w:right="1123" w:bottom="936" w:left="1123" w:header="720" w:footer="720" w:gutter="0"/>
       <w:cols w:space="720"/>
       <w:docGrid w:linePitch="360"/>
     </w:sectPr>
@@ -3126,23 +3888,13 @@
     </w:pPr>
     <w:r>
       <w:rPr>
-        <w:rFonts w:ascii="Microsoft JhengHei" w:hAnsi="Microsoft JhengHei" w:eastAsia="Microsoft JhengHei"/>
-        <w:sz w:val="18"/>
-      </w:rPr>
-      <w:t xml:space="preserve">第 </w:t>
-      <w:fldChar w:fldCharType="begin"/>
-      <w:instrText xml:space="preserve"> PAGE </w:instrText>
-      <w:fldChar w:fldCharType="separate"/>
-      <w:t>1</w:t>
-      <w:fldChar w:fldCharType="end"/>
+        <w:rFonts w:ascii="Arial" w:hAnsi="Arial" w:eastAsia="Microsoft JhengHei"/>
+        <w:color w:val="666666"/>
+        <w:sz w:val="17"/>
+      </w:rPr>
+      <w:t xml:space="preserve">Life Pilot  |  </w:t>
     </w:r>
-    <w:r>
-      <w:rPr>
-        <w:rFonts w:ascii="Microsoft JhengHei" w:hAnsi="Microsoft JhengHei" w:eastAsia="Microsoft JhengHei"/>
-        <w:sz w:val="18"/>
-      </w:rPr>
-      <w:t xml:space="preserve"> 頁</w:t>
-    </w:r>
+    <w:fldSimple w:instr="PAGE"/>
   </w:p>
 </w:ftr>
 </file>
@@ -3156,8 +3908,8 @@
     </w:pPr>
     <w:r>
       <w:rPr>
-        <w:rFonts w:ascii="Microsoft JhengHei" w:hAnsi="Microsoft JhengHei" w:eastAsia="Microsoft JhengHei"/>
-        <w:color w:val="5A5A5A"/>
+        <w:rFonts w:ascii="Arial" w:hAnsi="Arial" w:eastAsia="Microsoft JhengHei"/>
+        <w:color w:val="666666"/>
         <w:sz w:val="17"/>
       </w:rPr>
       <w:t>Life Pilot 開發者技術文件</w:t>
@@ -3530,10 +4282,11 @@
     <w:qFormat/>
     <w:rsid w:val="00FC693F"/>
     <w:pPr>
-      <w:spacing w:after="100" w:line="276" w:lineRule="auto"/>
+      <w:spacing w:after="100" w:line="283" w:lineRule="auto"/>
     </w:pPr>
     <w:rPr>
-      <w:rFonts w:ascii="Microsoft JhengHei" w:hAnsi="Microsoft JhengHei" w:eastAsia="Microsoft JhengHei"/>
+      <w:rFonts w:ascii="Arial" w:hAnsi="Arial" w:eastAsia="Microsoft JhengHei"/>
+      <w:color w:val="000000"/>
       <w:sz w:val="21"/>
     </w:rPr>
   </w:style>
@@ -3592,15 +4345,15 @@
     <w:pPr>
       <w:keepNext/>
       <w:keepLines/>
-      <w:spacing w:before="480" w:after="100" w:line="276" w:lineRule="auto"/>
+      <w:spacing w:before="280" w:after="140"/>
       <w:outlineLvl w:val="0"/>
     </w:pPr>
     <w:rPr>
-      <w:rFonts w:asciiTheme="majorHAnsi" w:eastAsiaTheme="majorEastAsia" w:hAnsiTheme="majorHAnsi" w:cstheme="majorBidi" w:ascii="Microsoft JhengHei" w:hAnsi="Microsoft JhengHei" w:eastAsia="Microsoft JhengHei"/>
+      <w:rFonts w:asciiTheme="majorHAnsi" w:eastAsiaTheme="majorEastAsia" w:hAnsiTheme="majorHAnsi" w:cstheme="majorBidi" w:ascii="Arial" w:hAnsi="Arial" w:eastAsia="Microsoft JhengHei"/>
       <w:b/>
       <w:bCs/>
-      <w:color w:val="24496B"/>
-      <w:sz w:val="34"/>
+      <w:color w:val="000000"/>
+      <w:sz w:val="32"/>
       <w:szCs w:val="28"/>
     </w:rPr>
   </w:style>
@@ -3616,15 +4369,15 @@
     <w:pPr>
       <w:keepNext/>
       <w:keepLines/>
-      <w:spacing w:before="200" w:after="100" w:line="276" w:lineRule="auto"/>
+      <w:spacing w:before="220" w:after="100"/>
       <w:outlineLvl w:val="1"/>
     </w:pPr>
     <w:rPr>
-      <w:rFonts w:asciiTheme="majorHAnsi" w:eastAsiaTheme="majorEastAsia" w:hAnsiTheme="majorHAnsi" w:cstheme="majorBidi" w:ascii="Microsoft JhengHei" w:hAnsi="Microsoft JhengHei" w:eastAsia="Microsoft JhengHei"/>
+      <w:rFonts w:asciiTheme="majorHAnsi" w:eastAsiaTheme="majorEastAsia" w:hAnsiTheme="majorHAnsi" w:cstheme="majorBidi" w:ascii="Arial" w:hAnsi="Arial" w:eastAsia="Microsoft JhengHei"/>
       <w:b/>
       <w:bCs/>
-      <w:color w:val="24496B"/>
-      <w:sz w:val="27"/>
+      <w:color w:val="000000"/>
+      <w:sz w:val="26"/>
       <w:szCs w:val="26"/>
     </w:rPr>
   </w:style>
@@ -3640,15 +4393,15 @@
     <w:pPr>
       <w:keepNext/>
       <w:keepLines/>
-      <w:spacing w:before="200" w:after="100" w:line="276" w:lineRule="auto"/>
+      <w:spacing w:before="160" w:after="80"/>
       <w:outlineLvl w:val="2"/>
     </w:pPr>
     <w:rPr>
-      <w:rFonts w:asciiTheme="majorHAnsi" w:eastAsiaTheme="majorEastAsia" w:hAnsiTheme="majorHAnsi" w:cstheme="majorBidi" w:ascii="Microsoft JhengHei" w:hAnsi="Microsoft JhengHei" w:eastAsia="Microsoft JhengHei"/>
+      <w:rFonts w:asciiTheme="majorHAnsi" w:eastAsiaTheme="majorEastAsia" w:hAnsiTheme="majorHAnsi" w:cstheme="majorBidi" w:ascii="Arial" w:hAnsi="Arial" w:eastAsia="Microsoft JhengHei"/>
       <w:b/>
       <w:bCs/>
-      <w:color w:val="24496B"/>
-      <w:sz w:val="23"/>
+      <w:color w:val="000000"/>
+      <w:sz w:val="22"/>
     </w:rPr>
   </w:style>
   <w:style w:type="paragraph" w:styleId="Heading4">
@@ -3883,13 +4636,13 @@
       <w:pBdr>
         <w:bottom w:val="single" w:sz="8" w:space="4" w:color="4F81BD" w:themeColor="accent1"/>
       </w:pBdr>
-      <w:spacing w:after="100" w:line="276" w:lineRule="auto"/>
+      <w:spacing w:after="240" w:line="240" w:lineRule="auto" w:before="0"/>
       <w:contextualSpacing/>
     </w:pPr>
     <w:rPr>
-      <w:rFonts w:asciiTheme="majorHAnsi" w:eastAsiaTheme="majorEastAsia" w:hAnsiTheme="majorHAnsi" w:cstheme="majorBidi" w:ascii="Microsoft JhengHei" w:hAnsi="Microsoft JhengHei" w:eastAsia="Microsoft JhengHei"/>
+      <w:rFonts w:asciiTheme="majorHAnsi" w:eastAsiaTheme="majorEastAsia" w:hAnsiTheme="majorHAnsi" w:cstheme="majorBidi" w:ascii="Arial" w:hAnsi="Arial" w:eastAsia="Microsoft JhengHei"/>
       <w:b/>
-      <w:color w:val="24496B"/>
+      <w:color w:val="000000"/>
       <w:spacing w:val="5"/>
       <w:kern w:val="28"/>
       <w:sz w:val="50"/>
@@ -3920,15 +4673,18 @@
     <w:qFormat/>
     <w:rsid w:val="00FC693F"/>
     <w:pPr>
+      <w:keepNext/>
       <w:numPr>
         <w:ilvl w:val="1"/>
       </w:numPr>
+      <w:spacing w:before="0" w:after="200"/>
     </w:pPr>
     <w:rPr>
-      <w:rFonts w:asciiTheme="majorHAnsi" w:eastAsiaTheme="majorEastAsia" w:hAnsiTheme="majorHAnsi" w:cstheme="majorBidi"/>
+      <w:rFonts w:asciiTheme="majorHAnsi" w:eastAsiaTheme="majorEastAsia" w:hAnsiTheme="majorHAnsi" w:cstheme="majorBidi" w:ascii="Arial" w:hAnsi="Arial" w:eastAsia="Microsoft JhengHei"/>
+      <w:b w:val="0"/>
       <w:i/>
       <w:iCs/>
-      <w:color w:val="4F81BD" w:themeColor="accent1"/>
+      <w:color w:val="000000"/>
       <w:spacing w:val="15"/>
       <w:sz w:val="24"/>
       <w:szCs w:val="24"/>

--- a/docs/Life_Pilot_開發者技術文件.docx
+++ b/docs/Life_Pilot_開發者技術文件.docx
@@ -2,91 +2,208 @@
 <file path=word/document.xml><?xml version="1.0" encoding="utf-8"?>
 <w:document xmlns:wpc="http://schemas.microsoft.com/office/word/2010/wordprocessingCanvas" xmlns:mo="http://schemas.microsoft.com/office/mac/office/2008/main" xmlns:mc="http://schemas.openxmlformats.org/markup-compatibility/2006" xmlns:mv="urn:schemas-microsoft-com:mac:vml" xmlns:o="urn:schemas-microsoft-com:office:office" xmlns:r="http://schemas.openxmlformats.org/officeDocument/2006/relationships" xmlns:m="http://schemas.openxmlformats.org/officeDocument/2006/math" xmlns:v="urn:schemas-microsoft-com:vml" xmlns:wp14="http://schemas.microsoft.com/office/word/2010/wordprocessingDrawing" xmlns:wp="http://schemas.openxmlformats.org/drawingml/2006/wordprocessingDrawing" xmlns:w10="urn:schemas-microsoft-com:office:word" xmlns:w="http://schemas.openxmlformats.org/wordprocessingml/2006/main" xmlns:w14="http://schemas.microsoft.com/office/word/2010/wordml" xmlns:wpg="http://schemas.microsoft.com/office/word/2010/wordprocessingGroup" xmlns:wpi="http://schemas.microsoft.com/office/word/2010/wordprocessingInk" xmlns:wne="http://schemas.microsoft.com/office/word/2006/wordml" xmlns:wps="http://schemas.microsoft.com/office/word/2010/wordprocessingShape" mc:Ignorable="w14 wp14">
   <w:body>
-    <w:p/>
     <w:p>
       <w:pPr>
         <w:pStyle w:val="Title"/>
-        <w:jc w:val="center"/>
+        <w:jc w:val="left"/>
       </w:pPr>
       <w:r>
-        <w:rPr>
-          <w:rFonts w:ascii="Arial" w:hAnsi="Arial" w:eastAsia="Microsoft JhengHei"/>
-          <w:b/>
-          <w:color w:val="000000"/>
-          <w:sz w:val="50"/>
-        </w:rPr>
         <w:t>Life Pilot 開發者技術文件</w:t>
       </w:r>
     </w:p>
     <w:p>
       <w:pPr>
-        <w:pStyle w:val="Subtitle"/>
-        <w:jc w:val="center"/>
+        <w:spacing w:after="360"/>
       </w:pPr>
       <w:r>
         <w:rPr>
-          <w:rFonts w:ascii="Arial" w:hAnsi="Arial" w:eastAsia="Microsoft JhengHei"/>
-          <w:color w:val="000000"/>
+          <w:rFonts w:ascii="Microsoft JhengHei" w:hAnsi="Microsoft JhengHei" w:eastAsia="Microsoft JhengHei"/>
+          <w:color w:val="404040"/>
           <w:sz w:val="24"/>
         </w:rPr>
-        <w:t>架構、資料安全、部署與維運基準</w:t>
+        <w:t>架構 資料流程 權限 訂閱 部署 維護及故障處理</w:t>
       </w:r>
     </w:p>
-    <w:p/>
+    <w:tbl>
+      <w:tblPr>
+        <w:tblW w:type="auto" w:w="0"/>
+        <w:jc w:val="left"/>
+        <w:tblLayout w:type="fixed"/>
+        <w:tblLook w:firstColumn="1" w:firstRow="1" w:lastColumn="0" w:lastRow="0" w:noHBand="0" w:noVBand="1" w:val="04A0"/>
+        <w:tblBorders>
+          <w:top w:val="single" w:sz="4" w:space="0" w:color="D9D9D9"/>
+          <w:left w:val="single" w:sz="4" w:space="0" w:color="D9D9D9"/>
+          <w:bottom w:val="single" w:sz="4" w:space="0" w:color="D9D9D9"/>
+          <w:right w:val="single" w:sz="4" w:space="0" w:color="D9D9D9"/>
+          <w:insideH w:val="single" w:sz="4" w:space="0" w:color="D9D9D9"/>
+          <w:insideV w:val="single" w:sz="4" w:space="0" w:color="D9D9D9"/>
+        </w:tblBorders>
+      </w:tblPr>
+      <w:tblGrid>
+        <w:gridCol w:w="3331"/>
+        <w:gridCol w:w="3331"/>
+        <w:gridCol w:w="3331"/>
+      </w:tblGrid>
+      <w:tr>
+        <w:tc>
+          <w:tcPr>
+            <w:tcW w:type="dxa" w:w="1944"/>
+            <w:shd w:fill="EAF2F8"/>
+            <w:tcMar>
+              <w:top w:w="100" w:type="dxa"/>
+              <w:left w:w="120" w:type="dxa"/>
+              <w:bottom w:w="100" w:type="dxa"/>
+              <w:right w:w="120" w:type="dxa"/>
+            </w:tcMar>
+            <w:vAlign w:val="center"/>
+          </w:tcPr>
+          <w:p>
+            <w:pPr>
+              <w:spacing w:after="0"/>
+            </w:pPr>
+            <w:r>
+              <w:rPr>
+                <w:rFonts w:ascii="Microsoft JhengHei" w:hAnsi="Microsoft JhengHei" w:eastAsia="Microsoft JhengHei"/>
+                <w:b/>
+                <w:sz w:val="19"/>
+              </w:rPr>
+              <w:t>文件版本</w:t>
+            </w:r>
+          </w:p>
+        </w:tc>
+        <w:tc>
+          <w:tcPr>
+            <w:tcW w:type="dxa" w:w="3384"/>
+            <w:tcMar>
+              <w:top w:w="100" w:type="dxa"/>
+              <w:left w:w="120" w:type="dxa"/>
+              <w:bottom w:w="100" w:type="dxa"/>
+              <w:right w:w="120" w:type="dxa"/>
+            </w:tcMar>
+            <w:vAlign w:val="center"/>
+          </w:tcPr>
+          <w:p>
+            <w:pPr>
+              <w:spacing w:after="0"/>
+            </w:pPr>
+            <w:r>
+              <w:rPr>
+                <w:rFonts w:ascii="Microsoft JhengHei" w:hAnsi="Microsoft JhengHei" w:eastAsia="Microsoft JhengHei"/>
+                <w:b w:val="0"/>
+                <w:sz w:val="19"/>
+              </w:rPr>
+              <w:t>2026.10</w:t>
+            </w:r>
+          </w:p>
+        </w:tc>
+        <w:tc>
+          <w:tcPr>
+            <w:tcW w:type="dxa" w:w="4104"/>
+            <w:tcMar>
+              <w:top w:w="100" w:type="dxa"/>
+              <w:left w:w="120" w:type="dxa"/>
+              <w:bottom w:w="100" w:type="dxa"/>
+              <w:right w:w="120" w:type="dxa"/>
+            </w:tcMar>
+            <w:vAlign w:val="center"/>
+          </w:tcPr>
+          <w:p>
+            <w:pPr>
+              <w:spacing w:after="0"/>
+            </w:pPr>
+            <w:r>
+              <w:rPr>
+                <w:rFonts w:ascii="Microsoft JhengHei" w:hAnsi="Microsoft JhengHei" w:eastAsia="Microsoft JhengHei"/>
+                <w:b w:val="0"/>
+                <w:sz w:val="19"/>
+              </w:rPr>
+              <w:t>Life Pilot 1.0.0</w:t>
+            </w:r>
+          </w:p>
+        </w:tc>
+      </w:tr>
+      <w:tr>
+        <w:tc>
+          <w:tcPr>
+            <w:tcW w:type="dxa" w:w="1944"/>
+            <w:shd w:fill="EAF2F8"/>
+            <w:tcMar>
+              <w:top w:w="100" w:type="dxa"/>
+              <w:left w:w="120" w:type="dxa"/>
+              <w:bottom w:w="100" w:type="dxa"/>
+              <w:right w:w="120" w:type="dxa"/>
+            </w:tcMar>
+            <w:vAlign w:val="center"/>
+          </w:tcPr>
+          <w:p>
+            <w:pPr>
+              <w:spacing w:after="0"/>
+            </w:pPr>
+            <w:r>
+              <w:rPr>
+                <w:rFonts w:ascii="Microsoft JhengHei" w:hAnsi="Microsoft JhengHei" w:eastAsia="Microsoft JhengHei"/>
+                <w:b/>
+                <w:sz w:val="19"/>
+              </w:rPr>
+              <w:t>更新日期</w:t>
+            </w:r>
+          </w:p>
+        </w:tc>
+        <w:tc>
+          <w:tcPr>
+            <w:tcW w:type="dxa" w:w="3384"/>
+            <w:tcMar>
+              <w:top w:w="100" w:type="dxa"/>
+              <w:left w:w="120" w:type="dxa"/>
+              <w:bottom w:w="100" w:type="dxa"/>
+              <w:right w:w="120" w:type="dxa"/>
+            </w:tcMar>
+            <w:vAlign w:val="center"/>
+          </w:tcPr>
+          <w:p>
+            <w:pPr>
+              <w:spacing w:after="0"/>
+            </w:pPr>
+            <w:r>
+              <w:rPr>
+                <w:rFonts w:ascii="Microsoft JhengHei" w:hAnsi="Microsoft JhengHei" w:eastAsia="Microsoft JhengHei"/>
+                <w:b w:val="0"/>
+                <w:sz w:val="19"/>
+              </w:rPr>
+              <w:t>2026 年 10 月 7 日</w:t>
+            </w:r>
+          </w:p>
+        </w:tc>
+        <w:tc>
+          <w:tcPr>
+            <w:tcW w:type="dxa" w:w="4104"/>
+            <w:tcMar>
+              <w:top w:w="100" w:type="dxa"/>
+              <w:left w:w="120" w:type="dxa"/>
+              <w:bottom w:w="100" w:type="dxa"/>
+              <w:right w:w="120" w:type="dxa"/>
+            </w:tcMar>
+            <w:vAlign w:val="center"/>
+          </w:tcPr>
+          <w:p>
+            <w:pPr>
+              <w:spacing w:after="0"/>
+            </w:pPr>
+            <w:r>
+              <w:rPr>
+                <w:rFonts w:ascii="Microsoft JhengHei" w:hAnsi="Microsoft JhengHei" w:eastAsia="Microsoft JhengHei"/>
+                <w:b w:val="0"/>
+                <w:sz w:val="19"/>
+              </w:rPr>
+              <w:t>繁體中文版</w:t>
+            </w:r>
+          </w:p>
+        </w:tc>
+      </w:tr>
+    </w:tbl>
     <w:p>
-      <w:pPr>
-        <w:jc w:val="center"/>
-      </w:pPr>
       <w:r>
-        <w:rPr>
-          <w:rFonts w:ascii="Arial" w:hAnsi="Arial" w:eastAsia="Microsoft JhengHei"/>
-          <w:b w:val="0"/>
-          <w:color w:val="000000"/>
-          <w:sz w:val="21"/>
-        </w:rPr>
-        <w:t>適用對象　Flutter、Supabase 與 FastAPI 維護人員</w:t>
-      </w:r>
-    </w:p>
-    <w:p>
-      <w:pPr>
-        <w:jc w:val="center"/>
-      </w:pPr>
-      <w:r>
-        <w:rPr>
-          <w:rFonts w:ascii="Arial" w:hAnsi="Arial" w:eastAsia="Microsoft JhengHei"/>
-          <w:b/>
-          <w:color w:val="000000"/>
-          <w:sz w:val="21"/>
-        </w:rPr>
-        <w:t>文件版本　2026.10 完整重寫版</w:t>
-      </w:r>
-    </w:p>
-    <w:p>
-      <w:pPr>
-        <w:jc w:val="center"/>
-      </w:pPr>
-      <w:r>
-        <w:rPr>
-          <w:rFonts w:ascii="Arial" w:hAnsi="Arial" w:eastAsia="Microsoft JhengHei"/>
-          <w:b w:val="0"/>
-          <w:color w:val="000000"/>
-          <w:sz w:val="21"/>
-        </w:rPr>
-        <w:t>更新日期　2026年10月1日</w:t>
-      </w:r>
-    </w:p>
-    <w:p/>
-    <w:p>
-      <w:pPr>
-        <w:jc w:val="both"/>
-      </w:pPr>
-      <w:r>
-        <w:rPr>
-          <w:rFonts w:ascii="Arial" w:hAnsi="Arial" w:eastAsia="Microsoft JhengHei"/>
-          <w:color w:val="000000"/>
-          <w:sz w:val="22"/>
-        </w:rPr>
-        <w:t>本文件依目前 Life Pilot 程式、Supabase 權限與管理流程重新編寫，內容以實際操作及可驗證行為為準。</w:t>
+        <w:t>本文件依 2026 年 10 月 7 日專案原始碼與目前產品規則重新撰寫。實際上線行為仍以已部署版本、Supabase 設定及後端環境為準。</w:t>
       </w:r>
     </w:p>
     <w:p>
@@ -99,7 +216,23 @@
         <w:pStyle w:val="Heading1"/>
       </w:pPr>
       <w:r>
-        <w:t>文件導覽</w:t>
+        <w:t>文件目的</w:t>
+      </w:r>
+    </w:p>
+    <w:p>
+      <w:r>
+        <w:rPr>
+          <w:rFonts w:ascii="Microsoft JhengHei" w:hAnsi="Microsoft JhengHei" w:eastAsia="Microsoft JhengHei"/>
+        </w:rPr>
+        <w:t>本文件說明 Life Pilot 的程式結構、執行環境、狀態管理、資料儲存、安全邊界、後端服務、測試與部署方式。開發者修改功能時，應同時檢查帳號切換、本機與雲端兩種資料來源、四種語系、手機與 Web 版面，以及 Supabase RPC 與 RLS 是否保持一致。</w:t>
+      </w:r>
+    </w:p>
+    <w:p>
+      <w:pPr>
+        <w:pStyle w:val="Heading1"/>
+      </w:pPr>
+      <w:r>
+        <w:t>系統架構</w:t>
       </w:r>
     </w:p>
     <w:tbl>
@@ -108,513 +241,14 @@
         <w:jc w:val="center"/>
         <w:tblLayout w:type="fixed"/>
         <w:tblLook w:firstColumn="1" w:firstRow="1" w:lastColumn="0" w:lastRow="0" w:noHBand="0" w:noVBand="1" w:val="04A0"/>
-      </w:tblPr>
-      <w:tblGrid>
-        <w:gridCol w:w="4997"/>
-        <w:gridCol w:w="4997"/>
-      </w:tblGrid>
-      <w:tr>
-        <w:trPr>
-          <w:tblHeader w:val="true"/>
-        </w:trPr>
-        <w:tc>
-          <w:tcPr>
-            <w:tcW w:type="dxa" w:w="936"/>
-            <w:shd w:fill="1F4E78"/>
-            <w:tcBorders>
-              <w:top w:val="single" w:sz="4" w:color="D9D9D9"/>
-              <w:left w:val="single" w:sz="4" w:color="D9D9D9"/>
-              <w:bottom w:val="single" w:sz="4" w:color="D9D9D9"/>
-              <w:right w:val="single" w:sz="4" w:color="D9D9D9"/>
-              <w:insideH w:val="single" w:sz="4" w:color="D9D9D9"/>
-              <w:insideV w:val="single" w:sz="4" w:color="D9D9D9"/>
-            </w:tcBorders>
-            <w:vAlign w:val="center"/>
-          </w:tcPr>
-          <w:p>
-            <w:pPr>
-              <w:jc w:val="center"/>
-            </w:pPr>
-            <w:r>
-              <w:rPr>
-                <w:rFonts w:ascii="Arial" w:hAnsi="Arial" w:eastAsia="Microsoft JhengHei"/>
-                <w:b/>
-                <w:color w:val="FFFFFF"/>
-                <w:sz w:val="18"/>
-              </w:rPr>
-              <w:t>章節</w:t>
-            </w:r>
-          </w:p>
-        </w:tc>
-        <w:tc>
-          <w:tcPr>
-            <w:tcW w:type="dxa" w:w="8568"/>
-            <w:shd w:fill="1F4E78"/>
-            <w:tcBorders>
-              <w:top w:val="single" w:sz="4" w:color="D9D9D9"/>
-              <w:left w:val="single" w:sz="4" w:color="D9D9D9"/>
-              <w:bottom w:val="single" w:sz="4" w:color="D9D9D9"/>
-              <w:right w:val="single" w:sz="4" w:color="D9D9D9"/>
-              <w:insideH w:val="single" w:sz="4" w:color="D9D9D9"/>
-              <w:insideV w:val="single" w:sz="4" w:color="D9D9D9"/>
-            </w:tcBorders>
-            <w:vAlign w:val="center"/>
-          </w:tcPr>
-          <w:p>
-            <w:pPr>
-              <w:jc w:val="center"/>
-            </w:pPr>
-            <w:r>
-              <w:rPr>
-                <w:rFonts w:ascii="Arial" w:hAnsi="Arial" w:eastAsia="Microsoft JhengHei"/>
-                <w:b/>
-                <w:color w:val="FFFFFF"/>
-                <w:sz w:val="18"/>
-              </w:rPr>
-              <w:t>重點</w:t>
-            </w:r>
-          </w:p>
-        </w:tc>
-      </w:tr>
-      <w:tr>
-        <w:tc>
-          <w:tcPr>
-            <w:tcW w:type="dxa" w:w="936"/>
-            <w:vAlign w:val="center"/>
-            <w:tcBorders>
-              <w:top w:val="single" w:sz="4" w:color="D9D9D9"/>
-              <w:left w:val="single" w:sz="4" w:color="D9D9D9"/>
-              <w:bottom w:val="single" w:sz="4" w:color="D9D9D9"/>
-              <w:right w:val="single" w:sz="4" w:color="D9D9D9"/>
-              <w:insideH w:val="single" w:sz="4" w:color="D9D9D9"/>
-              <w:insideV w:val="single" w:sz="4" w:color="D9D9D9"/>
-            </w:tcBorders>
-          </w:tcPr>
-          <w:p>
-            <w:pPr>
-              <w:spacing w:after="40" w:line="252" w:lineRule="auto"/>
-              <w:jc w:val="center"/>
-            </w:pPr>
-            <w:r>
-              <w:rPr>
-                <w:rFonts w:ascii="Arial" w:hAnsi="Arial" w:eastAsia="Microsoft JhengHei"/>
-                <w:color w:val="000000"/>
-                <w:sz w:val="18"/>
-              </w:rPr>
-              <w:t>1</w:t>
-            </w:r>
-          </w:p>
-        </w:tc>
-        <w:tc>
-          <w:tcPr>
-            <w:tcW w:type="dxa" w:w="8568"/>
-            <w:vAlign w:val="center"/>
-            <w:tcBorders>
-              <w:top w:val="single" w:sz="4" w:color="D9D9D9"/>
-              <w:left w:val="single" w:sz="4" w:color="D9D9D9"/>
-              <w:bottom w:val="single" w:sz="4" w:color="D9D9D9"/>
-              <w:right w:val="single" w:sz="4" w:color="D9D9D9"/>
-              <w:insideH w:val="single" w:sz="4" w:color="D9D9D9"/>
-              <w:insideV w:val="single" w:sz="4" w:color="D9D9D9"/>
-            </w:tcBorders>
-          </w:tcPr>
-          <w:p>
-            <w:pPr>
-              <w:spacing w:after="40" w:line="252" w:lineRule="auto"/>
-            </w:pPr>
-            <w:r>
-              <w:rPr>
-                <w:rFonts w:ascii="Arial" w:hAnsi="Arial" w:eastAsia="Microsoft JhengHei"/>
-                <w:color w:val="000000"/>
-                <w:sz w:val="18"/>
-              </w:rPr>
-              <w:t>系統架構與程式結構</w:t>
-            </w:r>
-          </w:p>
-        </w:tc>
-      </w:tr>
-      <w:tr>
-        <w:tc>
-          <w:tcPr>
-            <w:tcW w:type="dxa" w:w="936"/>
-            <w:shd w:fill="F5F7F9"/>
-            <w:vAlign w:val="center"/>
-            <w:tcBorders>
-              <w:top w:val="single" w:sz="4" w:color="D9D9D9"/>
-              <w:left w:val="single" w:sz="4" w:color="D9D9D9"/>
-              <w:bottom w:val="single" w:sz="4" w:color="D9D9D9"/>
-              <w:right w:val="single" w:sz="4" w:color="D9D9D9"/>
-              <w:insideH w:val="single" w:sz="4" w:color="D9D9D9"/>
-              <w:insideV w:val="single" w:sz="4" w:color="D9D9D9"/>
-            </w:tcBorders>
-          </w:tcPr>
-          <w:p>
-            <w:pPr>
-              <w:spacing w:after="40" w:line="252" w:lineRule="auto"/>
-              <w:jc w:val="center"/>
-            </w:pPr>
-            <w:r>
-              <w:rPr>
-                <w:rFonts w:ascii="Arial" w:hAnsi="Arial" w:eastAsia="Microsoft JhengHei"/>
-                <w:color w:val="000000"/>
-                <w:sz w:val="18"/>
-              </w:rPr>
-              <w:t>2</w:t>
-            </w:r>
-          </w:p>
-        </w:tc>
-        <w:tc>
-          <w:tcPr>
-            <w:tcW w:type="dxa" w:w="8568"/>
-            <w:shd w:fill="F5F7F9"/>
-            <w:vAlign w:val="center"/>
-            <w:tcBorders>
-              <w:top w:val="single" w:sz="4" w:color="D9D9D9"/>
-              <w:left w:val="single" w:sz="4" w:color="D9D9D9"/>
-              <w:bottom w:val="single" w:sz="4" w:color="D9D9D9"/>
-              <w:right w:val="single" w:sz="4" w:color="D9D9D9"/>
-              <w:insideH w:val="single" w:sz="4" w:color="D9D9D9"/>
-              <w:insideV w:val="single" w:sz="4" w:color="D9D9D9"/>
-            </w:tcBorders>
-          </w:tcPr>
-          <w:p>
-            <w:pPr>
-              <w:spacing w:after="40" w:line="252" w:lineRule="auto"/>
-            </w:pPr>
-            <w:r>
-              <w:rPr>
-                <w:rFonts w:ascii="Arial" w:hAnsi="Arial" w:eastAsia="Microsoft JhengHei"/>
-                <w:color w:val="000000"/>
-                <w:sz w:val="18"/>
-              </w:rPr>
-              <w:t>啟動、身分與生命週期</w:t>
-            </w:r>
-          </w:p>
-        </w:tc>
-      </w:tr>
-      <w:tr>
-        <w:tc>
-          <w:tcPr>
-            <w:tcW w:type="dxa" w:w="936"/>
-            <w:vAlign w:val="center"/>
-            <w:tcBorders>
-              <w:top w:val="single" w:sz="4" w:color="D9D9D9"/>
-              <w:left w:val="single" w:sz="4" w:color="D9D9D9"/>
-              <w:bottom w:val="single" w:sz="4" w:color="D9D9D9"/>
-              <w:right w:val="single" w:sz="4" w:color="D9D9D9"/>
-              <w:insideH w:val="single" w:sz="4" w:color="D9D9D9"/>
-              <w:insideV w:val="single" w:sz="4" w:color="D9D9D9"/>
-            </w:tcBorders>
-          </w:tcPr>
-          <w:p>
-            <w:pPr>
-              <w:spacing w:after="40" w:line="252" w:lineRule="auto"/>
-              <w:jc w:val="center"/>
-            </w:pPr>
-            <w:r>
-              <w:rPr>
-                <w:rFonts w:ascii="Arial" w:hAnsi="Arial" w:eastAsia="Microsoft JhengHei"/>
-                <w:color w:val="000000"/>
-                <w:sz w:val="18"/>
-              </w:rPr>
-              <w:t>3</w:t>
-            </w:r>
-          </w:p>
-        </w:tc>
-        <w:tc>
-          <w:tcPr>
-            <w:tcW w:type="dxa" w:w="8568"/>
-            <w:vAlign w:val="center"/>
-            <w:tcBorders>
-              <w:top w:val="single" w:sz="4" w:color="D9D9D9"/>
-              <w:left w:val="single" w:sz="4" w:color="D9D9D9"/>
-              <w:bottom w:val="single" w:sz="4" w:color="D9D9D9"/>
-              <w:right w:val="single" w:sz="4" w:color="D9D9D9"/>
-              <w:insideH w:val="single" w:sz="4" w:color="D9D9D9"/>
-              <w:insideV w:val="single" w:sz="4" w:color="D9D9D9"/>
-            </w:tcBorders>
-          </w:tcPr>
-          <w:p>
-            <w:pPr>
-              <w:spacing w:after="40" w:line="252" w:lineRule="auto"/>
-            </w:pPr>
-            <w:r>
-              <w:rPr>
-                <w:rFonts w:ascii="Arial" w:hAnsi="Arial" w:eastAsia="Microsoft JhengHei"/>
-                <w:color w:val="000000"/>
-                <w:sz w:val="18"/>
-              </w:rPr>
-              <w:t>雲端與本機資料層</w:t>
-            </w:r>
-          </w:p>
-        </w:tc>
-      </w:tr>
-      <w:tr>
-        <w:tc>
-          <w:tcPr>
-            <w:tcW w:type="dxa" w:w="936"/>
-            <w:shd w:fill="F5F7F9"/>
-            <w:vAlign w:val="center"/>
-            <w:tcBorders>
-              <w:top w:val="single" w:sz="4" w:color="D9D9D9"/>
-              <w:left w:val="single" w:sz="4" w:color="D9D9D9"/>
-              <w:bottom w:val="single" w:sz="4" w:color="D9D9D9"/>
-              <w:right w:val="single" w:sz="4" w:color="D9D9D9"/>
-              <w:insideH w:val="single" w:sz="4" w:color="D9D9D9"/>
-              <w:insideV w:val="single" w:sz="4" w:color="D9D9D9"/>
-            </w:tcBorders>
-          </w:tcPr>
-          <w:p>
-            <w:pPr>
-              <w:spacing w:after="40" w:line="252" w:lineRule="auto"/>
-              <w:jc w:val="center"/>
-            </w:pPr>
-            <w:r>
-              <w:rPr>
-                <w:rFonts w:ascii="Arial" w:hAnsi="Arial" w:eastAsia="Microsoft JhengHei"/>
-                <w:color w:val="000000"/>
-                <w:sz w:val="18"/>
-              </w:rPr>
-              <w:t>4</w:t>
-            </w:r>
-          </w:p>
-        </w:tc>
-        <w:tc>
-          <w:tcPr>
-            <w:tcW w:type="dxa" w:w="8568"/>
-            <w:shd w:fill="F5F7F9"/>
-            <w:vAlign w:val="center"/>
-            <w:tcBorders>
-              <w:top w:val="single" w:sz="4" w:color="D9D9D9"/>
-              <w:left w:val="single" w:sz="4" w:color="D9D9D9"/>
-              <w:bottom w:val="single" w:sz="4" w:color="D9D9D9"/>
-              <w:right w:val="single" w:sz="4" w:color="D9D9D9"/>
-              <w:insideH w:val="single" w:sz="4" w:color="D9D9D9"/>
-              <w:insideV w:val="single" w:sz="4" w:color="D9D9D9"/>
-            </w:tcBorders>
-          </w:tcPr>
-          <w:p>
-            <w:pPr>
-              <w:spacing w:after="40" w:line="252" w:lineRule="auto"/>
-            </w:pPr>
-            <w:r>
-              <w:rPr>
-                <w:rFonts w:ascii="Arial" w:hAnsi="Arial" w:eastAsia="Microsoft JhengHei"/>
-                <w:color w:val="000000"/>
-                <w:sz w:val="18"/>
-              </w:rPr>
-              <w:t>Supabase 安全及訂閱</w:t>
-            </w:r>
-          </w:p>
-        </w:tc>
-      </w:tr>
-      <w:tr>
-        <w:tc>
-          <w:tcPr>
-            <w:tcW w:type="dxa" w:w="936"/>
-            <w:vAlign w:val="center"/>
-            <w:tcBorders>
-              <w:top w:val="single" w:sz="4" w:color="D9D9D9"/>
-              <w:left w:val="single" w:sz="4" w:color="D9D9D9"/>
-              <w:bottom w:val="single" w:sz="4" w:color="D9D9D9"/>
-              <w:right w:val="single" w:sz="4" w:color="D9D9D9"/>
-              <w:insideH w:val="single" w:sz="4" w:color="D9D9D9"/>
-              <w:insideV w:val="single" w:sz="4" w:color="D9D9D9"/>
-            </w:tcBorders>
-          </w:tcPr>
-          <w:p>
-            <w:pPr>
-              <w:spacing w:after="40" w:line="252" w:lineRule="auto"/>
-              <w:jc w:val="center"/>
-            </w:pPr>
-            <w:r>
-              <w:rPr>
-                <w:rFonts w:ascii="Arial" w:hAnsi="Arial" w:eastAsia="Microsoft JhengHei"/>
-                <w:color w:val="000000"/>
-                <w:sz w:val="18"/>
-              </w:rPr>
-              <w:t>5</w:t>
-            </w:r>
-          </w:p>
-        </w:tc>
-        <w:tc>
-          <w:tcPr>
-            <w:tcW w:type="dxa" w:w="8568"/>
-            <w:vAlign w:val="center"/>
-            <w:tcBorders>
-              <w:top w:val="single" w:sz="4" w:color="D9D9D9"/>
-              <w:left w:val="single" w:sz="4" w:color="D9D9D9"/>
-              <w:bottom w:val="single" w:sz="4" w:color="D9D9D9"/>
-              <w:right w:val="single" w:sz="4" w:color="D9D9D9"/>
-              <w:insideH w:val="single" w:sz="4" w:color="D9D9D9"/>
-              <w:insideV w:val="single" w:sz="4" w:color="D9D9D9"/>
-            </w:tcBorders>
-          </w:tcPr>
-          <w:p>
-            <w:pPr>
-              <w:spacing w:after="40" w:line="252" w:lineRule="auto"/>
-            </w:pPr>
-            <w:r>
-              <w:rPr>
-                <w:rFonts w:ascii="Arial" w:hAnsi="Arial" w:eastAsia="Microsoft JhengHei"/>
-                <w:color w:val="000000"/>
-                <w:sz w:val="18"/>
-              </w:rPr>
-              <w:t>核心模組實作</w:t>
-            </w:r>
-          </w:p>
-        </w:tc>
-      </w:tr>
-      <w:tr>
-        <w:tc>
-          <w:tcPr>
-            <w:tcW w:type="dxa" w:w="936"/>
-            <w:shd w:fill="F5F7F9"/>
-            <w:vAlign w:val="center"/>
-            <w:tcBorders>
-              <w:top w:val="single" w:sz="4" w:color="D9D9D9"/>
-              <w:left w:val="single" w:sz="4" w:color="D9D9D9"/>
-              <w:bottom w:val="single" w:sz="4" w:color="D9D9D9"/>
-              <w:right w:val="single" w:sz="4" w:color="D9D9D9"/>
-              <w:insideH w:val="single" w:sz="4" w:color="D9D9D9"/>
-              <w:insideV w:val="single" w:sz="4" w:color="D9D9D9"/>
-            </w:tcBorders>
-          </w:tcPr>
-          <w:p>
-            <w:pPr>
-              <w:spacing w:after="40" w:line="252" w:lineRule="auto"/>
-              <w:jc w:val="center"/>
-            </w:pPr>
-            <w:r>
-              <w:rPr>
-                <w:rFonts w:ascii="Arial" w:hAnsi="Arial" w:eastAsia="Microsoft JhengHei"/>
-                <w:color w:val="000000"/>
-                <w:sz w:val="18"/>
-              </w:rPr>
-              <w:t>6</w:t>
-            </w:r>
-          </w:p>
-        </w:tc>
-        <w:tc>
-          <w:tcPr>
-            <w:tcW w:type="dxa" w:w="8568"/>
-            <w:shd w:fill="F5F7F9"/>
-            <w:vAlign w:val="center"/>
-            <w:tcBorders>
-              <w:top w:val="single" w:sz="4" w:color="D9D9D9"/>
-              <w:left w:val="single" w:sz="4" w:color="D9D9D9"/>
-              <w:bottom w:val="single" w:sz="4" w:color="D9D9D9"/>
-              <w:right w:val="single" w:sz="4" w:color="D9D9D9"/>
-              <w:insideH w:val="single" w:sz="4" w:color="D9D9D9"/>
-              <w:insideV w:val="single" w:sz="4" w:color="D9D9D9"/>
-            </w:tcBorders>
-          </w:tcPr>
-          <w:p>
-            <w:pPr>
-              <w:spacing w:after="40" w:line="252" w:lineRule="auto"/>
-            </w:pPr>
-            <w:r>
-              <w:rPr>
-                <w:rFonts w:ascii="Arial" w:hAnsi="Arial" w:eastAsia="Microsoft JhengHei"/>
-                <w:color w:val="000000"/>
-                <w:sz w:val="18"/>
-              </w:rPr>
-              <w:t>多國語系與效能</w:t>
-            </w:r>
-          </w:p>
-        </w:tc>
-      </w:tr>
-      <w:tr>
-        <w:tc>
-          <w:tcPr>
-            <w:tcW w:type="dxa" w:w="936"/>
-            <w:vAlign w:val="center"/>
-            <w:tcBorders>
-              <w:top w:val="single" w:sz="4" w:color="D9D9D9"/>
-              <w:left w:val="single" w:sz="4" w:color="D9D9D9"/>
-              <w:bottom w:val="single" w:sz="4" w:color="D9D9D9"/>
-              <w:right w:val="single" w:sz="4" w:color="D9D9D9"/>
-              <w:insideH w:val="single" w:sz="4" w:color="D9D9D9"/>
-              <w:insideV w:val="single" w:sz="4" w:color="D9D9D9"/>
-            </w:tcBorders>
-          </w:tcPr>
-          <w:p>
-            <w:pPr>
-              <w:spacing w:after="40" w:line="252" w:lineRule="auto"/>
-              <w:jc w:val="center"/>
-            </w:pPr>
-            <w:r>
-              <w:rPr>
-                <w:rFonts w:ascii="Arial" w:hAnsi="Arial" w:eastAsia="Microsoft JhengHei"/>
-                <w:color w:val="000000"/>
-                <w:sz w:val="18"/>
-              </w:rPr>
-              <w:t>7</w:t>
-            </w:r>
-          </w:p>
-        </w:tc>
-        <w:tc>
-          <w:tcPr>
-            <w:tcW w:type="dxa" w:w="8568"/>
-            <w:vAlign w:val="center"/>
-            <w:tcBorders>
-              <w:top w:val="single" w:sz="4" w:color="D9D9D9"/>
-              <w:left w:val="single" w:sz="4" w:color="D9D9D9"/>
-              <w:bottom w:val="single" w:sz="4" w:color="D9D9D9"/>
-              <w:right w:val="single" w:sz="4" w:color="D9D9D9"/>
-              <w:insideH w:val="single" w:sz="4" w:color="D9D9D9"/>
-              <w:insideV w:val="single" w:sz="4" w:color="D9D9D9"/>
-            </w:tcBorders>
-          </w:tcPr>
-          <w:p>
-            <w:pPr>
-              <w:spacing w:after="40" w:line="252" w:lineRule="auto"/>
-            </w:pPr>
-            <w:r>
-              <w:rPr>
-                <w:rFonts w:ascii="Arial" w:hAnsi="Arial" w:eastAsia="Microsoft JhengHei"/>
-                <w:color w:val="000000"/>
-                <w:sz w:val="18"/>
-              </w:rPr>
-              <w:t>建置部署與維運</w:t>
-            </w:r>
-          </w:p>
-        </w:tc>
-      </w:tr>
-    </w:tbl>
-    <w:p>
-      <w:pPr>
-        <w:spacing w:after="20"/>
-      </w:pPr>
-    </w:p>
-    <w:p>
-      <w:r>
-        <w:br w:type="page"/>
-      </w:r>
-    </w:p>
-    <w:p>
-      <w:pPr>
-        <w:pStyle w:val="Heading1"/>
-      </w:pPr>
-      <w:r>
-        <w:t>1 系統架構與程式結構</w:t>
-      </w:r>
-    </w:p>
-    <w:p>
-      <w:r>
-        <w:rPr>
-          <w:rFonts w:ascii="Arial" w:hAnsi="Arial" w:eastAsia="Microsoft JhengHei"/>
-          <w:color w:val="000000"/>
-        </w:rPr>
-        <w:t>Life Pilot 是 Flutter 多平台應用，使用 Supabase 提供 Authentication、PostgreSQL、RPC 與 RLS；FastAPI 部署於 Render，負責公開活動爬取、地理編碼、天氣與需要後端憑證的管理工作；本機資料以 Web IndexedDB 或其他平台 Sembast 儲存。</w:t>
-      </w:r>
-    </w:p>
-    <w:tbl>
-      <w:tblPr>
-        <w:tblW w:type="auto" w:w="0"/>
-        <w:jc w:val="center"/>
-        <w:tblLayout w:type="fixed"/>
-        <w:tblLook w:firstColumn="1" w:firstRow="1" w:lastColumn="0" w:lastRow="0" w:noHBand="0" w:noVBand="1" w:val="04A0"/>
+        <w:tblBorders>
+          <w:top w:val="single" w:sz="4" w:space="0" w:color="D9D9D9"/>
+          <w:left w:val="single" w:sz="4" w:space="0" w:color="D9D9D9"/>
+          <w:bottom w:val="single" w:sz="4" w:space="0" w:color="D9D9D9"/>
+          <w:right w:val="single" w:sz="4" w:space="0" w:color="D9D9D9"/>
+          <w:insideH w:val="single" w:sz="4" w:space="0" w:color="D9D9D9"/>
+          <w:insideV w:val="single" w:sz="4" w:space="0" w:color="D9D9D9"/>
+        </w:tblBorders>
       </w:tblPr>
       <w:tblGrid>
         <w:gridCol w:w="3331"/>
@@ -624,31 +258,31 @@
       <w:tr>
         <w:trPr>
           <w:tblHeader w:val="true"/>
+          <w:cantSplit/>
         </w:trPr>
         <w:tc>
           <w:tcPr>
-            <w:tcW w:type="dxa" w:w="1440"/>
+            <w:tcW w:type="dxa" w:w="1800"/>
             <w:shd w:fill="1F4E78"/>
-            <w:tcBorders>
-              <w:top w:val="single" w:sz="4" w:color="D9D9D9"/>
-              <w:left w:val="single" w:sz="4" w:color="D9D9D9"/>
-              <w:bottom w:val="single" w:sz="4" w:color="D9D9D9"/>
-              <w:right w:val="single" w:sz="4" w:color="D9D9D9"/>
-              <w:insideH w:val="single" w:sz="4" w:color="D9D9D9"/>
-              <w:insideV w:val="single" w:sz="4" w:color="D9D9D9"/>
-            </w:tcBorders>
+            <w:tcMar>
+              <w:top w:w="115" w:type="dxa"/>
+              <w:left w:w="120" w:type="dxa"/>
+              <w:bottom w:w="115" w:type="dxa"/>
+              <w:right w:w="120" w:type="dxa"/>
+            </w:tcMar>
             <w:vAlign w:val="center"/>
           </w:tcPr>
           <w:p>
             <w:pPr>
+              <w:spacing w:after="0"/>
               <w:jc w:val="center"/>
             </w:pPr>
             <w:r>
               <w:rPr>
-                <w:rFonts w:ascii="Arial" w:hAnsi="Arial" w:eastAsia="Microsoft JhengHei"/>
+                <w:rFonts w:ascii="Microsoft JhengHei" w:hAnsi="Microsoft JhengHei" w:eastAsia="Microsoft JhengHei"/>
                 <w:b/>
                 <w:color w:val="FFFFFF"/>
-                <w:sz w:val="18"/>
+                <w:sz w:val="19"/>
               </w:rPr>
               <w:t>層級</w:t>
             </w:r>
@@ -656,28 +290,27 @@
         </w:tc>
         <w:tc>
           <w:tcPr>
-            <w:tcW w:type="dxa" w:w="2592"/>
+            <w:tcW w:type="dxa" w:w="2951"/>
             <w:shd w:fill="1F4E78"/>
-            <w:tcBorders>
-              <w:top w:val="single" w:sz="4" w:color="D9D9D9"/>
-              <w:left w:val="single" w:sz="4" w:color="D9D9D9"/>
-              <w:bottom w:val="single" w:sz="4" w:color="D9D9D9"/>
-              <w:right w:val="single" w:sz="4" w:color="D9D9D9"/>
-              <w:insideH w:val="single" w:sz="4" w:color="D9D9D9"/>
-              <w:insideV w:val="single" w:sz="4" w:color="D9D9D9"/>
-            </w:tcBorders>
+            <w:tcMar>
+              <w:top w:w="115" w:type="dxa"/>
+              <w:left w:w="120" w:type="dxa"/>
+              <w:bottom w:w="115" w:type="dxa"/>
+              <w:right w:w="120" w:type="dxa"/>
+            </w:tcMar>
             <w:vAlign w:val="center"/>
           </w:tcPr>
           <w:p>
             <w:pPr>
+              <w:spacing w:after="0"/>
               <w:jc w:val="center"/>
             </w:pPr>
             <w:r>
               <w:rPr>
-                <w:rFonts w:ascii="Arial" w:hAnsi="Arial" w:eastAsia="Microsoft JhengHei"/>
+                <w:rFonts w:ascii="Microsoft JhengHei" w:hAnsi="Microsoft JhengHei" w:eastAsia="Microsoft JhengHei"/>
                 <w:b/>
                 <w:color w:val="FFFFFF"/>
-                <w:sz w:val="18"/>
+                <w:sz w:val="19"/>
               </w:rPr>
               <w:t>技術</w:t>
             </w:r>
@@ -685,28 +318,27 @@
         </w:tc>
         <w:tc>
           <w:tcPr>
-            <w:tcW w:type="dxa" w:w="5472"/>
+            <w:tcW w:type="dxa" w:w="4536"/>
             <w:shd w:fill="1F4E78"/>
-            <w:tcBorders>
-              <w:top w:val="single" w:sz="4" w:color="D9D9D9"/>
-              <w:left w:val="single" w:sz="4" w:color="D9D9D9"/>
-              <w:bottom w:val="single" w:sz="4" w:color="D9D9D9"/>
-              <w:right w:val="single" w:sz="4" w:color="D9D9D9"/>
-              <w:insideH w:val="single" w:sz="4" w:color="D9D9D9"/>
-              <w:insideV w:val="single" w:sz="4" w:color="D9D9D9"/>
-            </w:tcBorders>
+            <w:tcMar>
+              <w:top w:w="115" w:type="dxa"/>
+              <w:left w:w="120" w:type="dxa"/>
+              <w:bottom w:w="115" w:type="dxa"/>
+              <w:right w:w="120" w:type="dxa"/>
+            </w:tcMar>
             <w:vAlign w:val="center"/>
           </w:tcPr>
           <w:p>
             <w:pPr>
+              <w:spacing w:after="0"/>
               <w:jc w:val="center"/>
             </w:pPr>
             <w:r>
               <w:rPr>
-                <w:rFonts w:ascii="Arial" w:hAnsi="Arial" w:eastAsia="Microsoft JhengHei"/>
+                <w:rFonts w:ascii="Microsoft JhengHei" w:hAnsi="Microsoft JhengHei" w:eastAsia="Microsoft JhengHei"/>
                 <w:b/>
                 <w:color w:val="FFFFFF"/>
-                <w:sz w:val="18"/>
+                <w:sz w:val="19"/>
               </w:rPr>
               <w:t>責任</w:t>
             </w:r>
@@ -714,314 +346,109 @@
         </w:tc>
       </w:tr>
       <w:tr>
+        <w:trPr>
+          <w:cantSplit/>
+        </w:trPr>
         <w:tc>
           <w:tcPr>
-            <w:tcW w:type="dxa" w:w="1440"/>
+            <w:tcW w:type="dxa" w:w="1800"/>
+            <w:tcMar>
+              <w:top w:w="100" w:type="dxa"/>
+              <w:left w:w="120" w:type="dxa"/>
+              <w:bottom w:w="100" w:type="dxa"/>
+              <w:right w:w="120" w:type="dxa"/>
+            </w:tcMar>
             <w:vAlign w:val="center"/>
-            <w:tcBorders>
-              <w:top w:val="single" w:sz="4" w:color="D9D9D9"/>
-              <w:left w:val="single" w:sz="4" w:color="D9D9D9"/>
-              <w:bottom w:val="single" w:sz="4" w:color="D9D9D9"/>
-              <w:right w:val="single" w:sz="4" w:color="D9D9D9"/>
-              <w:insideH w:val="single" w:sz="4" w:color="D9D9D9"/>
-              <w:insideV w:val="single" w:sz="4" w:color="D9D9D9"/>
-            </w:tcBorders>
           </w:tcPr>
           <w:p>
             <w:pPr>
-              <w:spacing w:after="40" w:line="252" w:lineRule="auto"/>
+              <w:spacing w:after="0"/>
               <w:jc w:val="center"/>
             </w:pPr>
             <w:r>
               <w:rPr>
-                <w:rFonts w:ascii="Arial" w:hAnsi="Arial" w:eastAsia="Microsoft JhengHei"/>
-                <w:color w:val="000000"/>
+                <w:rFonts w:ascii="Microsoft JhengHei" w:hAnsi="Microsoft JhengHei" w:eastAsia="Microsoft JhengHei"/>
                 <w:sz w:val="18"/>
               </w:rPr>
-              <w:t>介面</w:t>
+              <w:t>Flutter 用戶端</w:t>
             </w:r>
           </w:p>
         </w:tc>
         <w:tc>
           <w:tcPr>
-            <w:tcW w:type="dxa" w:w="2592"/>
+            <w:tcW w:type="dxa" w:w="2951"/>
+            <w:tcMar>
+              <w:top w:w="100" w:type="dxa"/>
+              <w:left w:w="120" w:type="dxa"/>
+              <w:bottom w:w="100" w:type="dxa"/>
+              <w:right w:w="120" w:type="dxa"/>
+            </w:tcMar>
             <w:vAlign w:val="center"/>
-            <w:tcBorders>
-              <w:top w:val="single" w:sz="4" w:color="D9D9D9"/>
-              <w:left w:val="single" w:sz="4" w:color="D9D9D9"/>
-              <w:bottom w:val="single" w:sz="4" w:color="D9D9D9"/>
-              <w:right w:val="single" w:sz="4" w:color="D9D9D9"/>
-              <w:insideH w:val="single" w:sz="4" w:color="D9D9D9"/>
-              <w:insideV w:val="single" w:sz="4" w:color="D9D9D9"/>
-            </w:tcBorders>
           </w:tcPr>
           <w:p>
             <w:pPr>
-              <w:spacing w:after="40" w:line="252" w:lineRule="auto"/>
-              <w:jc w:val="center"/>
+              <w:spacing w:after="0"/>
+              <w:jc w:val="left"/>
             </w:pPr>
             <w:r>
               <w:rPr>
-                <w:rFonts w:ascii="Arial" w:hAnsi="Arial" w:eastAsia="Microsoft JhengHei"/>
-                <w:color w:val="000000"/>
+                <w:rFonts w:ascii="Microsoft JhengHei" w:hAnsi="Microsoft JhengHei" w:eastAsia="Microsoft JhengHei"/>
                 <w:sz w:val="18"/>
               </w:rPr>
-              <w:t>Flutter Material</w:t>
+              <w:t>Dart Flutter Provider</w:t>
             </w:r>
           </w:p>
         </w:tc>
         <w:tc>
           <w:tcPr>
-            <w:tcW w:type="dxa" w:w="5472"/>
+            <w:tcW w:type="dxa" w:w="4536"/>
+            <w:tcMar>
+              <w:top w:w="100" w:type="dxa"/>
+              <w:left w:w="120" w:type="dxa"/>
+              <w:bottom w:w="100" w:type="dxa"/>
+              <w:right w:w="120" w:type="dxa"/>
+            </w:tcMar>
             <w:vAlign w:val="center"/>
-            <w:tcBorders>
-              <w:top w:val="single" w:sz="4" w:color="D9D9D9"/>
-              <w:left w:val="single" w:sz="4" w:color="D9D9D9"/>
-              <w:bottom w:val="single" w:sz="4" w:color="D9D9D9"/>
-              <w:right w:val="single" w:sz="4" w:color="D9D9D9"/>
-              <w:insideH w:val="single" w:sz="4" w:color="D9D9D9"/>
-              <w:insideV w:val="single" w:sz="4" w:color="D9D9D9"/>
-            </w:tcBorders>
           </w:tcPr>
           <w:p>
             <w:pPr>
-              <w:spacing w:after="40" w:line="252" w:lineRule="auto"/>
+              <w:spacing w:after="0"/>
+              <w:jc w:val="left"/>
             </w:pPr>
             <w:r>
               <w:rPr>
-                <w:rFonts w:ascii="Arial" w:hAnsi="Arial" w:eastAsia="Microsoft JhengHei"/>
-                <w:color w:val="000000"/>
+                <w:rFonts w:ascii="Microsoft JhengHei" w:hAnsi="Microsoft JhengHei" w:eastAsia="Microsoft JhengHei"/>
                 <w:sz w:val="18"/>
               </w:rPr>
-              <w:t>Web、Android、iOS 響應式 UI 與多國語系</w:t>
+              <w:t>Web、Android、iOS 與桌面 UI、狀態管理、本機資料、通知、匯出</w:t>
             </w:r>
           </w:p>
         </w:tc>
       </w:tr>
       <w:tr>
+        <w:trPr>
+          <w:cantSplit/>
+        </w:trPr>
         <w:tc>
           <w:tcPr>
-            <w:tcW w:type="dxa" w:w="1440"/>
-            <w:shd w:fill="F5F7F9"/>
+            <w:tcW w:type="dxa" w:w="1800"/>
+            <w:shd w:fill="F4F6F7"/>
+            <w:tcMar>
+              <w:top w:w="100" w:type="dxa"/>
+              <w:left w:w="120" w:type="dxa"/>
+              <w:bottom w:w="100" w:type="dxa"/>
+              <w:right w:w="120" w:type="dxa"/>
+            </w:tcMar>
             <w:vAlign w:val="center"/>
-            <w:tcBorders>
-              <w:top w:val="single" w:sz="4" w:color="D9D9D9"/>
-              <w:left w:val="single" w:sz="4" w:color="D9D9D9"/>
-              <w:bottom w:val="single" w:sz="4" w:color="D9D9D9"/>
-              <w:right w:val="single" w:sz="4" w:color="D9D9D9"/>
-              <w:insideH w:val="single" w:sz="4" w:color="D9D9D9"/>
-              <w:insideV w:val="single" w:sz="4" w:color="D9D9D9"/>
-            </w:tcBorders>
           </w:tcPr>
           <w:p>
             <w:pPr>
-              <w:spacing w:after="40" w:line="252" w:lineRule="auto"/>
+              <w:spacing w:after="0"/>
               <w:jc w:val="center"/>
             </w:pPr>
             <w:r>
               <w:rPr>
-                <w:rFonts w:ascii="Arial" w:hAnsi="Arial" w:eastAsia="Microsoft JhengHei"/>
-                <w:color w:val="000000"/>
-                <w:sz w:val="18"/>
-              </w:rPr>
-              <w:t>狀態</w:t>
-            </w:r>
-          </w:p>
-        </w:tc>
-        <w:tc>
-          <w:tcPr>
-            <w:tcW w:type="dxa" w:w="2592"/>
-            <w:shd w:fill="F5F7F9"/>
-            <w:vAlign w:val="center"/>
-            <w:tcBorders>
-              <w:top w:val="single" w:sz="4" w:color="D9D9D9"/>
-              <w:left w:val="single" w:sz="4" w:color="D9D9D9"/>
-              <w:bottom w:val="single" w:sz="4" w:color="D9D9D9"/>
-              <w:right w:val="single" w:sz="4" w:color="D9D9D9"/>
-              <w:insideH w:val="single" w:sz="4" w:color="D9D9D9"/>
-              <w:insideV w:val="single" w:sz="4" w:color="D9D9D9"/>
-            </w:tcBorders>
-          </w:tcPr>
-          <w:p>
-            <w:pPr>
-              <w:spacing w:after="40" w:line="252" w:lineRule="auto"/>
-            </w:pPr>
-            <w:r>
-              <w:rPr>
-                <w:rFonts w:ascii="Arial" w:hAnsi="Arial" w:eastAsia="Microsoft JhengHei"/>
-                <w:color w:val="000000"/>
-                <w:sz w:val="18"/>
-              </w:rPr>
-              <w:t>Provider／ChangeNotifier</w:t>
-            </w:r>
-          </w:p>
-        </w:tc>
-        <w:tc>
-          <w:tcPr>
-            <w:tcW w:type="dxa" w:w="5472"/>
-            <w:shd w:fill="F5F7F9"/>
-            <w:vAlign w:val="center"/>
-            <w:tcBorders>
-              <w:top w:val="single" w:sz="4" w:color="D9D9D9"/>
-              <w:left w:val="single" w:sz="4" w:color="D9D9D9"/>
-              <w:bottom w:val="single" w:sz="4" w:color="D9D9D9"/>
-              <w:right w:val="single" w:sz="4" w:color="D9D9D9"/>
-              <w:insideH w:val="single" w:sz="4" w:color="D9D9D9"/>
-              <w:insideV w:val="single" w:sz="4" w:color="D9D9D9"/>
-            </w:tcBorders>
-          </w:tcPr>
-          <w:p>
-            <w:pPr>
-              <w:spacing w:after="40" w:line="252" w:lineRule="auto"/>
-            </w:pPr>
-            <w:r>
-              <w:rPr>
-                <w:rFonts w:ascii="Arial" w:hAnsi="Arial" w:eastAsia="Microsoft JhengHei"/>
-                <w:color w:val="000000"/>
-                <w:sz w:val="18"/>
-              </w:rPr>
-              <w:t>頁面狀態、快取、載入與生命週期</w:t>
-            </w:r>
-          </w:p>
-        </w:tc>
-      </w:tr>
-      <w:tr>
-        <w:tc>
-          <w:tcPr>
-            <w:tcW w:type="dxa" w:w="1440"/>
-            <w:vAlign w:val="center"/>
-            <w:tcBorders>
-              <w:top w:val="single" w:sz="4" w:color="D9D9D9"/>
-              <w:left w:val="single" w:sz="4" w:color="D9D9D9"/>
-              <w:bottom w:val="single" w:sz="4" w:color="D9D9D9"/>
-              <w:right w:val="single" w:sz="4" w:color="D9D9D9"/>
-              <w:insideH w:val="single" w:sz="4" w:color="D9D9D9"/>
-              <w:insideV w:val="single" w:sz="4" w:color="D9D9D9"/>
-            </w:tcBorders>
-          </w:tcPr>
-          <w:p>
-            <w:pPr>
-              <w:spacing w:after="40" w:line="252" w:lineRule="auto"/>
-              <w:jc w:val="center"/>
-            </w:pPr>
-            <w:r>
-              <w:rPr>
-                <w:rFonts w:ascii="Arial" w:hAnsi="Arial" w:eastAsia="Microsoft JhengHei"/>
-                <w:color w:val="000000"/>
-                <w:sz w:val="18"/>
-              </w:rPr>
-              <w:t>資料</w:t>
-            </w:r>
-          </w:p>
-        </w:tc>
-        <w:tc>
-          <w:tcPr>
-            <w:tcW w:type="dxa" w:w="2592"/>
-            <w:vAlign w:val="center"/>
-            <w:tcBorders>
-              <w:top w:val="single" w:sz="4" w:color="D9D9D9"/>
-              <w:left w:val="single" w:sz="4" w:color="D9D9D9"/>
-              <w:bottom w:val="single" w:sz="4" w:color="D9D9D9"/>
-              <w:right w:val="single" w:sz="4" w:color="D9D9D9"/>
-              <w:insideH w:val="single" w:sz="4" w:color="D9D9D9"/>
-              <w:insideV w:val="single" w:sz="4" w:color="D9D9D9"/>
-            </w:tcBorders>
-          </w:tcPr>
-          <w:p>
-            <w:pPr>
-              <w:spacing w:after="40" w:line="252" w:lineRule="auto"/>
-            </w:pPr>
-            <w:r>
-              <w:rPr>
-                <w:rFonts w:ascii="Arial" w:hAnsi="Arial" w:eastAsia="Microsoft JhengHei"/>
-                <w:color w:val="000000"/>
-                <w:sz w:val="18"/>
-              </w:rPr>
-              <w:t>Service／Repository</w:t>
-            </w:r>
-          </w:p>
-        </w:tc>
-        <w:tc>
-          <w:tcPr>
-            <w:tcW w:type="dxa" w:w="5472"/>
-            <w:vAlign w:val="center"/>
-            <w:tcBorders>
-              <w:top w:val="single" w:sz="4" w:color="D9D9D9"/>
-              <w:left w:val="single" w:sz="4" w:color="D9D9D9"/>
-              <w:bottom w:val="single" w:sz="4" w:color="D9D9D9"/>
-              <w:right w:val="single" w:sz="4" w:color="D9D9D9"/>
-              <w:insideH w:val="single" w:sz="4" w:color="D9D9D9"/>
-              <w:insideV w:val="single" w:sz="4" w:color="D9D9D9"/>
-            </w:tcBorders>
-          </w:tcPr>
-          <w:p>
-            <w:pPr>
-              <w:spacing w:after="40" w:line="252" w:lineRule="auto"/>
-            </w:pPr>
-            <w:r>
-              <w:rPr>
-                <w:rFonts w:ascii="Arial" w:hAnsi="Arial" w:eastAsia="Microsoft JhengHei"/>
-                <w:color w:val="000000"/>
-                <w:sz w:val="18"/>
-              </w:rPr>
-              <w:t>Supabase、FastAPI、本機資料來源切換</w:t>
-            </w:r>
-          </w:p>
-        </w:tc>
-      </w:tr>
-      <w:tr>
-        <w:tc>
-          <w:tcPr>
-            <w:tcW w:type="dxa" w:w="1440"/>
-            <w:shd w:fill="F5F7F9"/>
-            <w:vAlign w:val="center"/>
-            <w:tcBorders>
-              <w:top w:val="single" w:sz="4" w:color="D9D9D9"/>
-              <w:left w:val="single" w:sz="4" w:color="D9D9D9"/>
-              <w:bottom w:val="single" w:sz="4" w:color="D9D9D9"/>
-              <w:right w:val="single" w:sz="4" w:color="D9D9D9"/>
-              <w:insideH w:val="single" w:sz="4" w:color="D9D9D9"/>
-              <w:insideV w:val="single" w:sz="4" w:color="D9D9D9"/>
-            </w:tcBorders>
-          </w:tcPr>
-          <w:p>
-            <w:pPr>
-              <w:spacing w:after="40" w:line="252" w:lineRule="auto"/>
-              <w:jc w:val="center"/>
-            </w:pPr>
-            <w:r>
-              <w:rPr>
-                <w:rFonts w:ascii="Arial" w:hAnsi="Arial" w:eastAsia="Microsoft JhengHei"/>
-                <w:color w:val="000000"/>
-                <w:sz w:val="18"/>
-              </w:rPr>
-              <w:t>雲端</w:t>
-            </w:r>
-          </w:p>
-        </w:tc>
-        <w:tc>
-          <w:tcPr>
-            <w:tcW w:type="dxa" w:w="2592"/>
-            <w:shd w:fill="F5F7F9"/>
-            <w:vAlign w:val="center"/>
-            <w:tcBorders>
-              <w:top w:val="single" w:sz="4" w:color="D9D9D9"/>
-              <w:left w:val="single" w:sz="4" w:color="D9D9D9"/>
-              <w:bottom w:val="single" w:sz="4" w:color="D9D9D9"/>
-              <w:right w:val="single" w:sz="4" w:color="D9D9D9"/>
-              <w:insideH w:val="single" w:sz="4" w:color="D9D9D9"/>
-              <w:insideV w:val="single" w:sz="4" w:color="D9D9D9"/>
-            </w:tcBorders>
-          </w:tcPr>
-          <w:p>
-            <w:pPr>
-              <w:spacing w:after="40" w:line="252" w:lineRule="auto"/>
-              <w:jc w:val="center"/>
-            </w:pPr>
-            <w:r>
-              <w:rPr>
-                <w:rFonts w:ascii="Arial" w:hAnsi="Arial" w:eastAsia="Microsoft JhengHei"/>
-                <w:color w:val="000000"/>
+                <w:rFonts w:ascii="Microsoft JhengHei" w:hAnsi="Microsoft JhengHei" w:eastAsia="Microsoft JhengHei"/>
                 <w:sz w:val="18"/>
               </w:rPr>
               <w:t>Supabase</w:t>
@@ -1030,201 +457,216 @@
         </w:tc>
         <w:tc>
           <w:tcPr>
-            <w:tcW w:type="dxa" w:w="5472"/>
-            <w:shd w:fill="F5F7F9"/>
+            <w:tcW w:type="dxa" w:w="2951"/>
+            <w:shd w:fill="F4F6F7"/>
+            <w:tcMar>
+              <w:top w:w="100" w:type="dxa"/>
+              <w:left w:w="120" w:type="dxa"/>
+              <w:bottom w:w="100" w:type="dxa"/>
+              <w:right w:w="120" w:type="dxa"/>
+            </w:tcMar>
             <w:vAlign w:val="center"/>
-            <w:tcBorders>
-              <w:top w:val="single" w:sz="4" w:color="D9D9D9"/>
-              <w:left w:val="single" w:sz="4" w:color="D9D9D9"/>
-              <w:bottom w:val="single" w:sz="4" w:color="D9D9D9"/>
-              <w:right w:val="single" w:sz="4" w:color="D9D9D9"/>
-              <w:insideH w:val="single" w:sz="4" w:color="D9D9D9"/>
-              <w:insideV w:val="single" w:sz="4" w:color="D9D9D9"/>
-            </w:tcBorders>
           </w:tcPr>
           <w:p>
             <w:pPr>
-              <w:spacing w:after="40" w:line="252" w:lineRule="auto"/>
+              <w:spacing w:after="0"/>
+              <w:jc w:val="left"/>
             </w:pPr>
             <w:r>
               <w:rPr>
-                <w:rFonts w:ascii="Arial" w:hAnsi="Arial" w:eastAsia="Microsoft JhengHei"/>
-                <w:color w:val="000000"/>
+                <w:rFonts w:ascii="Microsoft JhengHei" w:hAnsi="Microsoft JhengHei" w:eastAsia="Microsoft JhengHei"/>
                 <w:sz w:val="18"/>
               </w:rPr>
-              <w:t>Auth、資料、RPC、RLS、訂閱與排程函式</w:t>
+              <w:t>Auth PostgreSQL PostgREST RPC RLS</w:t>
+            </w:r>
+          </w:p>
+        </w:tc>
+        <w:tc>
+          <w:tcPr>
+            <w:tcW w:type="dxa" w:w="4536"/>
+            <w:shd w:fill="F4F6F7"/>
+            <w:tcMar>
+              <w:top w:w="100" w:type="dxa"/>
+              <w:left w:w="120" w:type="dxa"/>
+              <w:bottom w:w="100" w:type="dxa"/>
+              <w:right w:w="120" w:type="dxa"/>
+            </w:tcMar>
+            <w:vAlign w:val="center"/>
+          </w:tcPr>
+          <w:p>
+            <w:pPr>
+              <w:spacing w:after="0"/>
+              <w:jc w:val="left"/>
+            </w:pPr>
+            <w:r>
+              <w:rPr>
+                <w:rFonts w:ascii="Microsoft JhengHei" w:hAnsi="Microsoft JhengHei" w:eastAsia="Microsoft JhengHei"/>
+                <w:sz w:val="18"/>
+              </w:rPr>
+              <w:t>身分驗證、雲端資料、權限、方案、統計與清理函式</w:t>
             </w:r>
           </w:p>
         </w:tc>
       </w:tr>
       <w:tr>
+        <w:trPr>
+          <w:cantSplit/>
+        </w:trPr>
         <w:tc>
           <w:tcPr>
-            <w:tcW w:type="dxa" w:w="1440"/>
+            <w:tcW w:type="dxa" w:w="1800"/>
+            <w:tcMar>
+              <w:top w:w="100" w:type="dxa"/>
+              <w:left w:w="120" w:type="dxa"/>
+              <w:bottom w:w="100" w:type="dxa"/>
+              <w:right w:w="120" w:type="dxa"/>
+            </w:tcMar>
             <w:vAlign w:val="center"/>
-            <w:tcBorders>
-              <w:top w:val="single" w:sz="4" w:color="D9D9D9"/>
-              <w:left w:val="single" w:sz="4" w:color="D9D9D9"/>
-              <w:bottom w:val="single" w:sz="4" w:color="D9D9D9"/>
-              <w:right w:val="single" w:sz="4" w:color="D9D9D9"/>
-              <w:insideH w:val="single" w:sz="4" w:color="D9D9D9"/>
-              <w:insideV w:val="single" w:sz="4" w:color="D9D9D9"/>
-            </w:tcBorders>
           </w:tcPr>
           <w:p>
             <w:pPr>
-              <w:spacing w:after="40" w:line="252" w:lineRule="auto"/>
+              <w:spacing w:after="0"/>
               <w:jc w:val="center"/>
             </w:pPr>
             <w:r>
               <w:rPr>
-                <w:rFonts w:ascii="Arial" w:hAnsi="Arial" w:eastAsia="Microsoft JhengHei"/>
-                <w:color w:val="000000"/>
+                <w:rFonts w:ascii="Microsoft JhengHei" w:hAnsi="Microsoft JhengHei" w:eastAsia="Microsoft JhengHei"/>
                 <w:sz w:val="18"/>
               </w:rPr>
-              <w:t>後端</w:t>
+              <w:t>FastAPI</w:t>
             </w:r>
           </w:p>
         </w:tc>
         <w:tc>
           <w:tcPr>
-            <w:tcW w:type="dxa" w:w="2592"/>
+            <w:tcW w:type="dxa" w:w="2951"/>
+            <w:tcMar>
+              <w:top w:w="100" w:type="dxa"/>
+              <w:left w:w="120" w:type="dxa"/>
+              <w:bottom w:w="100" w:type="dxa"/>
+              <w:right w:w="120" w:type="dxa"/>
+            </w:tcMar>
             <w:vAlign w:val="center"/>
-            <w:tcBorders>
-              <w:top w:val="single" w:sz="4" w:color="D9D9D9"/>
-              <w:left w:val="single" w:sz="4" w:color="D9D9D9"/>
-              <w:bottom w:val="single" w:sz="4" w:color="D9D9D9"/>
-              <w:right w:val="single" w:sz="4" w:color="D9D9D9"/>
-              <w:insideH w:val="single" w:sz="4" w:color="D9D9D9"/>
-              <w:insideV w:val="single" w:sz="4" w:color="D9D9D9"/>
-            </w:tcBorders>
           </w:tcPr>
           <w:p>
             <w:pPr>
-              <w:spacing w:after="40" w:line="252" w:lineRule="auto"/>
+              <w:spacing w:after="0"/>
+              <w:jc w:val="left"/>
             </w:pPr>
             <w:r>
               <w:rPr>
-                <w:rFonts w:ascii="Arial" w:hAnsi="Arial" w:eastAsia="Microsoft JhengHei"/>
-                <w:color w:val="000000"/>
+                <w:rFonts w:ascii="Microsoft JhengHei" w:hAnsi="Microsoft JhengHei" w:eastAsia="Microsoft JhengHei"/>
                 <w:sz w:val="18"/>
               </w:rPr>
-              <w:t>FastAPI／SQLAlchemy</w:t>
+              <w:t>Python 3.11 FastAPI SQLAlchemy</w:t>
             </w:r>
           </w:p>
         </w:tc>
         <w:tc>
           <w:tcPr>
-            <w:tcW w:type="dxa" w:w="5472"/>
+            <w:tcW w:type="dxa" w:w="4536"/>
+            <w:tcMar>
+              <w:top w:w="100" w:type="dxa"/>
+              <w:left w:w="120" w:type="dxa"/>
+              <w:bottom w:w="100" w:type="dxa"/>
+              <w:right w:w="120" w:type="dxa"/>
+            </w:tcMar>
             <w:vAlign w:val="center"/>
-            <w:tcBorders>
-              <w:top w:val="single" w:sz="4" w:color="D9D9D9"/>
-              <w:left w:val="single" w:sz="4" w:color="D9D9D9"/>
-              <w:bottom w:val="single" w:sz="4" w:color="D9D9D9"/>
-              <w:right w:val="single" w:sz="4" w:color="D9D9D9"/>
-              <w:insideH w:val="single" w:sz="4" w:color="D9D9D9"/>
-              <w:insideV w:val="single" w:sz="4" w:color="D9D9D9"/>
-            </w:tcBorders>
           </w:tcPr>
           <w:p>
             <w:pPr>
-              <w:spacing w:after="40" w:line="252" w:lineRule="auto"/>
+              <w:spacing w:after="0"/>
+              <w:jc w:val="left"/>
             </w:pPr>
             <w:r>
               <w:rPr>
-                <w:rFonts w:ascii="Arial" w:hAnsi="Arial" w:eastAsia="Microsoft JhengHei"/>
-                <w:color w:val="000000"/>
+                <w:rFonts w:ascii="Microsoft JhengHei" w:hAnsi="Microsoft JhengHei" w:eastAsia="Microsoft JhengHei"/>
                 <w:sz w:val="18"/>
               </w:rPr>
-              <w:t>爬蟲、天氣、地理編碼、管理員服務</w:t>
+              <w:t>活動來源代理、地理編碼、天氣、假日、股票、管理員密碼重設</w:t>
             </w:r>
           </w:p>
         </w:tc>
       </w:tr>
       <w:tr>
+        <w:trPr>
+          <w:cantSplit/>
+        </w:trPr>
         <w:tc>
           <w:tcPr>
-            <w:tcW w:type="dxa" w:w="1440"/>
-            <w:shd w:fill="F5F7F9"/>
+            <w:tcW w:type="dxa" w:w="1800"/>
+            <w:shd w:fill="F4F6F7"/>
+            <w:tcMar>
+              <w:top w:w="100" w:type="dxa"/>
+              <w:left w:w="120" w:type="dxa"/>
+              <w:bottom w:w="100" w:type="dxa"/>
+              <w:right w:w="120" w:type="dxa"/>
+            </w:tcMar>
             <w:vAlign w:val="center"/>
-            <w:tcBorders>
-              <w:top w:val="single" w:sz="4" w:color="D9D9D9"/>
-              <w:left w:val="single" w:sz="4" w:color="D9D9D9"/>
-              <w:bottom w:val="single" w:sz="4" w:color="D9D9D9"/>
-              <w:right w:val="single" w:sz="4" w:color="D9D9D9"/>
-              <w:insideH w:val="single" w:sz="4" w:color="D9D9D9"/>
-              <w:insideV w:val="single" w:sz="4" w:color="D9D9D9"/>
-            </w:tcBorders>
           </w:tcPr>
           <w:p>
             <w:pPr>
-              <w:spacing w:after="40" w:line="252" w:lineRule="auto"/>
+              <w:spacing w:after="0"/>
               <w:jc w:val="center"/>
             </w:pPr>
             <w:r>
               <w:rPr>
-                <w:rFonts w:ascii="Arial" w:hAnsi="Arial" w:eastAsia="Microsoft JhengHei"/>
-                <w:color w:val="000000"/>
+                <w:rFonts w:ascii="Microsoft JhengHei" w:hAnsi="Microsoft JhengHei" w:eastAsia="Microsoft JhengHei"/>
                 <w:sz w:val="18"/>
               </w:rPr>
-              <w:t>本機</w:t>
+              <w:t>外部服務</w:t>
             </w:r>
           </w:p>
         </w:tc>
         <w:tc>
           <w:tcPr>
-            <w:tcW w:type="dxa" w:w="2592"/>
-            <w:shd w:fill="F5F7F9"/>
+            <w:tcW w:type="dxa" w:w="2951"/>
+            <w:shd w:fill="F4F6F7"/>
+            <w:tcMar>
+              <w:top w:w="100" w:type="dxa"/>
+              <w:left w:w="120" w:type="dxa"/>
+              <w:bottom w:w="100" w:type="dxa"/>
+              <w:right w:w="120" w:type="dxa"/>
+            </w:tcMar>
             <w:vAlign w:val="center"/>
-            <w:tcBorders>
-              <w:top w:val="single" w:sz="4" w:color="D9D9D9"/>
-              <w:left w:val="single" w:sz="4" w:color="D9D9D9"/>
-              <w:bottom w:val="single" w:sz="4" w:color="D9D9D9"/>
-              <w:right w:val="single" w:sz="4" w:color="D9D9D9"/>
-              <w:insideH w:val="single" w:sz="4" w:color="D9D9D9"/>
-              <w:insideV w:val="single" w:sz="4" w:color="D9D9D9"/>
-            </w:tcBorders>
           </w:tcPr>
           <w:p>
             <w:pPr>
-              <w:spacing w:after="40" w:line="252" w:lineRule="auto"/>
-              <w:jc w:val="center"/>
+              <w:spacing w:after="0"/>
+              <w:jc w:val="left"/>
             </w:pPr>
             <w:r>
               <w:rPr>
-                <w:rFonts w:ascii="Arial" w:hAnsi="Arial" w:eastAsia="Microsoft JhengHei"/>
-                <w:color w:val="000000"/>
+                <w:rFonts w:ascii="Microsoft JhengHei" w:hAnsi="Microsoft JhengHei" w:eastAsia="Microsoft JhengHei"/>
                 <w:sz w:val="18"/>
               </w:rPr>
-              <w:t>Sembast／idb_shim</w:t>
+              <w:t>OpenWeather 公開來源 Render</w:t>
             </w:r>
           </w:p>
         </w:tc>
         <w:tc>
           <w:tcPr>
-            <w:tcW w:type="dxa" w:w="5472"/>
-            <w:shd w:fill="F5F7F9"/>
+            <w:tcW w:type="dxa" w:w="4536"/>
+            <w:shd w:fill="F4F6F7"/>
+            <w:tcMar>
+              <w:top w:w="100" w:type="dxa"/>
+              <w:left w:w="120" w:type="dxa"/>
+              <w:bottom w:w="100" w:type="dxa"/>
+              <w:right w:w="120" w:type="dxa"/>
+            </w:tcMar>
             <w:vAlign w:val="center"/>
-            <w:tcBorders>
-              <w:top w:val="single" w:sz="4" w:color="D9D9D9"/>
-              <w:left w:val="single" w:sz="4" w:color="D9D9D9"/>
-              <w:bottom w:val="single" w:sz="4" w:color="D9D9D9"/>
-              <w:right w:val="single" w:sz="4" w:color="D9D9D9"/>
-              <w:insideH w:val="single" w:sz="4" w:color="D9D9D9"/>
-              <w:insideV w:val="single" w:sz="4" w:color="D9D9D9"/>
-            </w:tcBorders>
           </w:tcPr>
           <w:p>
             <w:pPr>
-              <w:spacing w:after="40" w:line="252" w:lineRule="auto"/>
+              <w:spacing w:after="0"/>
+              <w:jc w:val="left"/>
             </w:pPr>
             <w:r>
               <w:rPr>
-                <w:rFonts w:ascii="Arial" w:hAnsi="Arial" w:eastAsia="Microsoft JhengHei"/>
-                <w:color w:val="000000"/>
+                <w:rFonts w:ascii="Microsoft JhengHei" w:hAnsi="Microsoft JhengHei" w:eastAsia="Microsoft JhengHei"/>
                 <w:sz w:val="18"/>
               </w:rPr>
-              <w:t>裝置資料、搬移暫存與離線讀寫</w:t>
+              <w:t>天氣與地理資料、活動來源及 API 託管</w:t>
             </w:r>
           </w:p>
         </w:tc>
@@ -1232,15 +674,15 @@
     </w:tbl>
     <w:p>
       <w:pPr>
-        <w:spacing w:after="20"/>
+        <w:spacing w:after="0"/>
       </w:pPr>
     </w:p>
     <w:p>
       <w:pPr>
-        <w:pStyle w:val="Heading2"/>
+        <w:pStyle w:val="Heading1"/>
       </w:pPr>
       <w:r>
-        <w:t>1.1 目錄</w:t>
+        <w:t>重要目錄</w:t>
       </w:r>
     </w:p>
     <w:tbl>
@@ -1249,6 +691,14 @@
         <w:jc w:val="center"/>
         <w:tblLayout w:type="fixed"/>
         <w:tblLook w:firstColumn="1" w:firstRow="1" w:lastColumn="0" w:lastRow="0" w:noHBand="0" w:noVBand="1" w:val="04A0"/>
+        <w:tblBorders>
+          <w:top w:val="single" w:sz="4" w:space="0" w:color="D9D9D9"/>
+          <w:left w:val="single" w:sz="4" w:space="0" w:color="D9D9D9"/>
+          <w:bottom w:val="single" w:sz="4" w:space="0" w:color="D9D9D9"/>
+          <w:right w:val="single" w:sz="4" w:space="0" w:color="D9D9D9"/>
+          <w:insideH w:val="single" w:sz="4" w:space="0" w:color="D9D9D9"/>
+          <w:insideV w:val="single" w:sz="4" w:space="0" w:color="D9D9D9"/>
+        </w:tblBorders>
       </w:tblPr>
       <w:tblGrid>
         <w:gridCol w:w="4997"/>
@@ -1257,31 +707,31 @@
       <w:tr>
         <w:trPr>
           <w:tblHeader w:val="true"/>
+          <w:cantSplit/>
         </w:trPr>
         <w:tc>
           <w:tcPr>
             <w:tcW w:type="dxa" w:w="2880"/>
             <w:shd w:fill="1F4E78"/>
-            <w:tcBorders>
-              <w:top w:val="single" w:sz="4" w:color="D9D9D9"/>
-              <w:left w:val="single" w:sz="4" w:color="D9D9D9"/>
-              <w:bottom w:val="single" w:sz="4" w:color="D9D9D9"/>
-              <w:right w:val="single" w:sz="4" w:color="D9D9D9"/>
-              <w:insideH w:val="single" w:sz="4" w:color="D9D9D9"/>
-              <w:insideV w:val="single" w:sz="4" w:color="D9D9D9"/>
-            </w:tcBorders>
+            <w:tcMar>
+              <w:top w:w="115" w:type="dxa"/>
+              <w:left w:w="120" w:type="dxa"/>
+              <w:bottom w:w="115" w:type="dxa"/>
+              <w:right w:w="120" w:type="dxa"/>
+            </w:tcMar>
             <w:vAlign w:val="center"/>
           </w:tcPr>
           <w:p>
             <w:pPr>
+              <w:spacing w:after="0"/>
               <w:jc w:val="center"/>
             </w:pPr>
             <w:r>
               <w:rPr>
-                <w:rFonts w:ascii="Arial" w:hAnsi="Arial" w:eastAsia="Microsoft JhengHei"/>
+                <w:rFonts w:ascii="Microsoft JhengHei" w:hAnsi="Microsoft JhengHei" w:eastAsia="Microsoft JhengHei"/>
                 <w:b/>
                 <w:color w:val="FFFFFF"/>
-                <w:sz w:val="18"/>
+                <w:sz w:val="19"/>
               </w:rPr>
               <w:t>路徑</w:t>
             </w:r>
@@ -1289,28 +739,27 @@
         </w:tc>
         <w:tc>
           <w:tcPr>
-            <w:tcW w:type="dxa" w:w="6624"/>
+            <w:tcW w:type="dxa" w:w="6336"/>
             <w:shd w:fill="1F4E78"/>
-            <w:tcBorders>
-              <w:top w:val="single" w:sz="4" w:color="D9D9D9"/>
-              <w:left w:val="single" w:sz="4" w:color="D9D9D9"/>
-              <w:bottom w:val="single" w:sz="4" w:color="D9D9D9"/>
-              <w:right w:val="single" w:sz="4" w:color="D9D9D9"/>
-              <w:insideH w:val="single" w:sz="4" w:color="D9D9D9"/>
-              <w:insideV w:val="single" w:sz="4" w:color="D9D9D9"/>
-            </w:tcBorders>
+            <w:tcMar>
+              <w:top w:w="115" w:type="dxa"/>
+              <w:left w:w="120" w:type="dxa"/>
+              <w:bottom w:w="115" w:type="dxa"/>
+              <w:right w:w="120" w:type="dxa"/>
+            </w:tcMar>
             <w:vAlign w:val="center"/>
           </w:tcPr>
           <w:p>
             <w:pPr>
+              <w:spacing w:after="0"/>
               <w:jc w:val="center"/>
             </w:pPr>
             <w:r>
               <w:rPr>
-                <w:rFonts w:ascii="Arial" w:hAnsi="Arial" w:eastAsia="Microsoft JhengHei"/>
+                <w:rFonts w:ascii="Microsoft JhengHei" w:hAnsi="Microsoft JhengHei" w:eastAsia="Microsoft JhengHei"/>
                 <w:b/>
                 <w:color w:val="FFFFFF"/>
-                <w:sz w:val="18"/>
+                <w:sz w:val="19"/>
               </w:rPr>
               <w:t>內容</w:t>
             </w:r>
@@ -1318,548 +767,420 @@
         </w:tc>
       </w:tr>
       <w:tr>
+        <w:trPr>
+          <w:cantSplit/>
+        </w:trPr>
         <w:tc>
           <w:tcPr>
             <w:tcW w:type="dxa" w:w="2880"/>
+            <w:tcMar>
+              <w:top w:w="100" w:type="dxa"/>
+              <w:left w:w="120" w:type="dxa"/>
+              <w:bottom w:w="100" w:type="dxa"/>
+              <w:right w:w="120" w:type="dxa"/>
+            </w:tcMar>
             <w:vAlign w:val="center"/>
-            <w:tcBorders>
-              <w:top w:val="single" w:sz="4" w:color="D9D9D9"/>
-              <w:left w:val="single" w:sz="4" w:color="D9D9D9"/>
-              <w:bottom w:val="single" w:sz="4" w:color="D9D9D9"/>
-              <w:right w:val="single" w:sz="4" w:color="D9D9D9"/>
-              <w:insideH w:val="single" w:sz="4" w:color="D9D9D9"/>
-              <w:insideV w:val="single" w:sz="4" w:color="D9D9D9"/>
-            </w:tcBorders>
           </w:tcPr>
           <w:p>
             <w:pPr>
-              <w:spacing w:after="40" w:line="252" w:lineRule="auto"/>
-              <w:jc w:val="center"/>
+              <w:spacing w:after="0"/>
+              <w:jc w:val="left"/>
             </w:pPr>
             <w:r>
               <w:rPr>
-                <w:rFonts w:ascii="Arial" w:hAnsi="Arial" w:eastAsia="Microsoft JhengHei"/>
-                <w:color w:val="000000"/>
+                <w:rFonts w:ascii="Microsoft JhengHei" w:hAnsi="Microsoft JhengHei" w:eastAsia="Microsoft JhengHei"/>
                 <w:sz w:val="18"/>
               </w:rPr>
-              <w:t>lib/auth</w:t>
+              <w:t>lib auth</w:t>
             </w:r>
           </w:p>
         </w:tc>
         <w:tc>
           <w:tcPr>
-            <w:tcW w:type="dxa" w:w="6624"/>
+            <w:tcW w:type="dxa" w:w="6336"/>
+            <w:tcMar>
+              <w:top w:w="100" w:type="dxa"/>
+              <w:left w:w="120" w:type="dxa"/>
+              <w:bottom w:w="100" w:type="dxa"/>
+              <w:right w:w="120" w:type="dxa"/>
+            </w:tcMar>
             <w:vAlign w:val="center"/>
-            <w:tcBorders>
-              <w:top w:val="single" w:sz="4" w:color="D9D9D9"/>
-              <w:left w:val="single" w:sz="4" w:color="D9D9D9"/>
-              <w:bottom w:val="single" w:sz="4" w:color="D9D9D9"/>
-              <w:right w:val="single" w:sz="4" w:color="D9D9D9"/>
-              <w:insideH w:val="single" w:sz="4" w:color="D9D9D9"/>
-              <w:insideV w:val="single" w:sz="4" w:color="D9D9D9"/>
-            </w:tcBorders>
           </w:tcPr>
           <w:p>
             <w:pPr>
-              <w:spacing w:after="40" w:line="252" w:lineRule="auto"/>
+              <w:spacing w:after="0"/>
+              <w:jc w:val="left"/>
             </w:pPr>
             <w:r>
               <w:rPr>
-                <w:rFonts w:ascii="Arial" w:hAnsi="Arial" w:eastAsia="Microsoft JhengHei"/>
-                <w:color w:val="000000"/>
+                <w:rFonts w:ascii="Microsoft JhengHei" w:hAnsi="Microsoft JhengHei" w:eastAsia="Microsoft JhengHei"/>
                 <w:sz w:val="18"/>
               </w:rPr>
-              <w:t>登入、註冊、密碼、帳號切換與權限</w:t>
+              <w:t>登入、註冊、Recovery URL、跨分頁 Session、帳號安全與管理員臨時密碼</w:t>
             </w:r>
           </w:p>
         </w:tc>
       </w:tr>
       <w:tr>
+        <w:trPr>
+          <w:cantSplit/>
+        </w:trPr>
         <w:tc>
           <w:tcPr>
             <w:tcW w:type="dxa" w:w="2880"/>
-            <w:shd w:fill="F5F7F9"/>
+            <w:shd w:fill="F4F6F7"/>
+            <w:tcMar>
+              <w:top w:w="100" w:type="dxa"/>
+              <w:left w:w="120" w:type="dxa"/>
+              <w:bottom w:w="100" w:type="dxa"/>
+              <w:right w:w="120" w:type="dxa"/>
+            </w:tcMar>
             <w:vAlign w:val="center"/>
-            <w:tcBorders>
-              <w:top w:val="single" w:sz="4" w:color="D9D9D9"/>
-              <w:left w:val="single" w:sz="4" w:color="D9D9D9"/>
-              <w:bottom w:val="single" w:sz="4" w:color="D9D9D9"/>
-              <w:right w:val="single" w:sz="4" w:color="D9D9D9"/>
-              <w:insideH w:val="single" w:sz="4" w:color="D9D9D9"/>
-              <w:insideV w:val="single" w:sz="4" w:color="D9D9D9"/>
-            </w:tcBorders>
           </w:tcPr>
           <w:p>
             <w:pPr>
-              <w:spacing w:after="40" w:line="252" w:lineRule="auto"/>
-              <w:jc w:val="center"/>
+              <w:spacing w:after="0"/>
+              <w:jc w:val="left"/>
             </w:pPr>
             <w:r>
               <w:rPr>
-                <w:rFonts w:ascii="Arial" w:hAnsi="Arial" w:eastAsia="Microsoft JhengHei"/>
-                <w:color w:val="000000"/>
+                <w:rFonts w:ascii="Microsoft JhengHei" w:hAnsi="Microsoft JhengHei" w:eastAsia="Microsoft JhengHei"/>
                 <w:sz w:val="18"/>
               </w:rPr>
-              <w:t>lib/pages/home</w:t>
+              <w:t>lib apps</w:t>
             </w:r>
           </w:p>
         </w:tc>
         <w:tc>
           <w:tcPr>
-            <w:tcW w:type="dxa" w:w="6624"/>
-            <w:shd w:fill="F5F7F9"/>
+            <w:tcW w:type="dxa" w:w="6336"/>
+            <w:shd w:fill="F4F6F7"/>
+            <w:tcMar>
+              <w:top w:w="100" w:type="dxa"/>
+              <w:left w:w="120" w:type="dxa"/>
+              <w:bottom w:w="100" w:type="dxa"/>
+              <w:right w:w="120" w:type="dxa"/>
+            </w:tcMar>
             <w:vAlign w:val="center"/>
-            <w:tcBorders>
-              <w:top w:val="single" w:sz="4" w:color="D9D9D9"/>
-              <w:left w:val="single" w:sz="4" w:color="D9D9D9"/>
-              <w:bottom w:val="single" w:sz="4" w:color="D9D9D9"/>
-              <w:right w:val="single" w:sz="4" w:color="D9D9D9"/>
-              <w:insideH w:val="single" w:sz="4" w:color="D9D9D9"/>
-              <w:insideV w:val="single" w:sz="4" w:color="D9D9D9"/>
-            </w:tcBorders>
           </w:tcPr>
           <w:p>
             <w:pPr>
-              <w:spacing w:after="40" w:line="252" w:lineRule="auto"/>
+              <w:spacing w:after="0"/>
+              <w:jc w:val="left"/>
             </w:pPr>
             <w:r>
               <w:rPr>
-                <w:rFonts w:ascii="Arial" w:hAnsi="Arial" w:eastAsia="Microsoft JhengHei"/>
-                <w:color w:val="000000"/>
+                <w:rFonts w:ascii="Microsoft JhengHei" w:hAnsi="Microsoft JhengHei" w:eastAsia="Microsoft JhengHei"/>
                 <w:sz w:val="18"/>
               </w:rPr>
-              <w:t>首頁總覽、近日行程、快速記帳與積分</w:t>
+              <w:t>主頁面容器、模組授權、設定與頁面切換</w:t>
             </w:r>
           </w:p>
         </w:tc>
       </w:tr>
       <w:tr>
+        <w:trPr>
+          <w:cantSplit/>
+        </w:trPr>
         <w:tc>
           <w:tcPr>
             <w:tcW w:type="dxa" w:w="2880"/>
+            <w:tcMar>
+              <w:top w:w="100" w:type="dxa"/>
+              <w:left w:w="120" w:type="dxa"/>
+              <w:bottom w:w="100" w:type="dxa"/>
+              <w:right w:w="120" w:type="dxa"/>
+            </w:tcMar>
             <w:vAlign w:val="center"/>
-            <w:tcBorders>
-              <w:top w:val="single" w:sz="4" w:color="D9D9D9"/>
-              <w:left w:val="single" w:sz="4" w:color="D9D9D9"/>
-              <w:bottom w:val="single" w:sz="4" w:color="D9D9D9"/>
-              <w:right w:val="single" w:sz="4" w:color="D9D9D9"/>
-              <w:insideH w:val="single" w:sz="4" w:color="D9D9D9"/>
-              <w:insideV w:val="single" w:sz="4" w:color="D9D9D9"/>
-            </w:tcBorders>
           </w:tcPr>
           <w:p>
             <w:pPr>
-              <w:spacing w:after="40" w:line="252" w:lineRule="auto"/>
-              <w:jc w:val="center"/>
+              <w:spacing w:after="0"/>
+              <w:jc w:val="left"/>
             </w:pPr>
             <w:r>
               <w:rPr>
-                <w:rFonts w:ascii="Arial" w:hAnsi="Arial" w:eastAsia="Microsoft JhengHei"/>
-                <w:color w:val="000000"/>
+                <w:rFonts w:ascii="Microsoft JhengHei" w:hAnsi="Microsoft JhengHei" w:eastAsia="Microsoft JhengHei"/>
                 <w:sz w:val="18"/>
               </w:rPr>
-              <w:t>lib/calendar</w:t>
+              <w:t>lib calendar</w:t>
             </w:r>
           </w:p>
         </w:tc>
         <w:tc>
           <w:tcPr>
-            <w:tcW w:type="dxa" w:w="6624"/>
+            <w:tcW w:type="dxa" w:w="6336"/>
+            <w:tcMar>
+              <w:top w:w="100" w:type="dxa"/>
+              <w:left w:w="120" w:type="dxa"/>
+              <w:bottom w:w="100" w:type="dxa"/>
+              <w:right w:w="120" w:type="dxa"/>
+            </w:tcMar>
             <w:vAlign w:val="center"/>
-            <w:tcBorders>
-              <w:top w:val="single" w:sz="4" w:color="D9D9D9"/>
-              <w:left w:val="single" w:sz="4" w:color="D9D9D9"/>
-              <w:bottom w:val="single" w:sz="4" w:color="D9D9D9"/>
-              <w:right w:val="single" w:sz="4" w:color="D9D9D9"/>
-              <w:insideH w:val="single" w:sz="4" w:color="D9D9D9"/>
-              <w:insideV w:val="single" w:sz="4" w:color="D9D9D9"/>
-            </w:tcBorders>
           </w:tcPr>
           <w:p>
             <w:pPr>
-              <w:spacing w:after="40" w:line="252" w:lineRule="auto"/>
+              <w:spacing w:after="0"/>
+              <w:jc w:val="left"/>
             </w:pPr>
             <w:r>
               <w:rPr>
-                <w:rFonts w:ascii="Arial" w:hAnsi="Arial" w:eastAsia="Microsoft JhengHei"/>
-                <w:color w:val="000000"/>
+                <w:rFonts w:ascii="Microsoft JhengHei" w:hAnsi="Microsoft JhengHei" w:eastAsia="Microsoft JhengHei"/>
                 <w:sz w:val="18"/>
               </w:rPr>
-              <w:t>事件 CRUD、分享、通知與月份快取</w:t>
+              <w:t>行事曆、快取、提醒、完成狀態、分享與新增編輯</w:t>
             </w:r>
           </w:p>
         </w:tc>
       </w:tr>
       <w:tr>
+        <w:trPr>
+          <w:cantSplit/>
+        </w:trPr>
         <w:tc>
           <w:tcPr>
             <w:tcW w:type="dxa" w:w="2880"/>
-            <w:shd w:fill="F5F7F9"/>
+            <w:shd w:fill="F4F6F7"/>
+            <w:tcMar>
+              <w:top w:w="100" w:type="dxa"/>
+              <w:left w:w="120" w:type="dxa"/>
+              <w:bottom w:w="100" w:type="dxa"/>
+              <w:right w:w="120" w:type="dxa"/>
+            </w:tcMar>
             <w:vAlign w:val="center"/>
-            <w:tcBorders>
-              <w:top w:val="single" w:sz="4" w:color="D9D9D9"/>
-              <w:left w:val="single" w:sz="4" w:color="D9D9D9"/>
-              <w:bottom w:val="single" w:sz="4" w:color="D9D9D9"/>
-              <w:right w:val="single" w:sz="4" w:color="D9D9D9"/>
-              <w:insideH w:val="single" w:sz="4" w:color="D9D9D9"/>
-              <w:insideV w:val="single" w:sz="4" w:color="D9D9D9"/>
-            </w:tcBorders>
           </w:tcPr>
           <w:p>
             <w:pPr>
-              <w:spacing w:after="40" w:line="252" w:lineRule="auto"/>
-              <w:jc w:val="center"/>
+              <w:spacing w:after="0"/>
+              <w:jc w:val="left"/>
             </w:pPr>
             <w:r>
               <w:rPr>
-                <w:rFonts w:ascii="Arial" w:hAnsi="Arial" w:eastAsia="Microsoft JhengHei"/>
-                <w:color w:val="000000"/>
+                <w:rFonts w:ascii="Microsoft JhengHei" w:hAnsi="Microsoft JhengHei" w:eastAsia="Microsoft JhengHei"/>
                 <w:sz w:val="18"/>
               </w:rPr>
-              <w:t>lib/event</w:t>
+              <w:t>lib event</w:t>
             </w:r>
           </w:p>
         </w:tc>
         <w:tc>
           <w:tcPr>
-            <w:tcW w:type="dxa" w:w="6624"/>
-            <w:shd w:fill="F5F7F9"/>
+            <w:tcW w:type="dxa" w:w="6336"/>
+            <w:shd w:fill="F4F6F7"/>
+            <w:tcMar>
+              <w:top w:w="100" w:type="dxa"/>
+              <w:left w:w="120" w:type="dxa"/>
+              <w:bottom w:w="100" w:type="dxa"/>
+              <w:right w:w="120" w:type="dxa"/>
+            </w:tcMar>
             <w:vAlign w:val="center"/>
-            <w:tcBorders>
-              <w:top w:val="single" w:sz="4" w:color="D9D9D9"/>
-              <w:left w:val="single" w:sz="4" w:color="D9D9D9"/>
-              <w:bottom w:val="single" w:sz="4" w:color="D9D9D9"/>
-              <w:right w:val="single" w:sz="4" w:color="D9D9D9"/>
-              <w:insideH w:val="single" w:sz="4" w:color="D9D9D9"/>
-              <w:insideV w:val="single" w:sz="4" w:color="D9D9D9"/>
-            </w:tcBorders>
           </w:tcPr>
           <w:p>
             <w:pPr>
-              <w:spacing w:after="40" w:line="252" w:lineRule="auto"/>
+              <w:spacing w:after="0"/>
+              <w:jc w:val="left"/>
             </w:pPr>
             <w:r>
               <w:rPr>
-                <w:rFonts w:ascii="Arial" w:hAnsi="Arial" w:eastAsia="Microsoft JhengHei"/>
-                <w:color w:val="000000"/>
+                <w:rFonts w:ascii="Microsoft JhengHei" w:hAnsi="Microsoft JhengHei" w:eastAsia="Microsoft JhengHei"/>
                 <w:sz w:val="18"/>
               </w:rPr>
-              <w:t>推薦活動、景點、地圖、天氣與投稿</w:t>
+              <w:t>推薦活動、景點、投稿、審核、匯入、去重、地圖、圖片與天氣</w:t>
             </w:r>
           </w:p>
         </w:tc>
       </w:tr>
       <w:tr>
+        <w:trPr>
+          <w:cantSplit/>
+        </w:trPr>
         <w:tc>
           <w:tcPr>
             <w:tcW w:type="dxa" w:w="2880"/>
+            <w:tcMar>
+              <w:top w:w="100" w:type="dxa"/>
+              <w:left w:w="120" w:type="dxa"/>
+              <w:bottom w:w="100" w:type="dxa"/>
+              <w:right w:w="120" w:type="dxa"/>
+            </w:tcMar>
             <w:vAlign w:val="center"/>
-            <w:tcBorders>
-              <w:top w:val="single" w:sz="4" w:color="D9D9D9"/>
-              <w:left w:val="single" w:sz="4" w:color="D9D9D9"/>
-              <w:bottom w:val="single" w:sz="4" w:color="D9D9D9"/>
-              <w:right w:val="single" w:sz="4" w:color="D9D9D9"/>
-              <w:insideH w:val="single" w:sz="4" w:color="D9D9D9"/>
-              <w:insideV w:val="single" w:sz="4" w:color="D9D9D9"/>
-            </w:tcBorders>
           </w:tcPr>
           <w:p>
             <w:pPr>
-              <w:spacing w:after="40" w:line="252" w:lineRule="auto"/>
-              <w:jc w:val="center"/>
+              <w:spacing w:after="0"/>
+              <w:jc w:val="left"/>
             </w:pPr>
             <w:r>
               <w:rPr>
-                <w:rFonts w:ascii="Arial" w:hAnsi="Arial" w:eastAsia="Microsoft JhengHei"/>
-                <w:color w:val="000000"/>
+                <w:rFonts w:ascii="Microsoft JhengHei" w:hAnsi="Microsoft JhengHei" w:eastAsia="Microsoft JhengHei"/>
                 <w:sz w:val="18"/>
               </w:rPr>
-              <w:t>lib/memory_trace</w:t>
+              <w:t>lib local_storage</w:t>
             </w:r>
           </w:p>
         </w:tc>
         <w:tc>
           <w:tcPr>
-            <w:tcW w:type="dxa" w:w="6624"/>
+            <w:tcW w:type="dxa" w:w="6336"/>
+            <w:tcMar>
+              <w:top w:w="100" w:type="dxa"/>
+              <w:left w:w="120" w:type="dxa"/>
+              <w:bottom w:w="100" w:type="dxa"/>
+              <w:right w:w="120" w:type="dxa"/>
+            </w:tcMar>
             <w:vAlign w:val="center"/>
-            <w:tcBorders>
-              <w:top w:val="single" w:sz="4" w:color="D9D9D9"/>
-              <w:left w:val="single" w:sz="4" w:color="D9D9D9"/>
-              <w:bottom w:val="single" w:sz="4" w:color="D9D9D9"/>
-              <w:right w:val="single" w:sz="4" w:color="D9D9D9"/>
-              <w:insideH w:val="single" w:sz="4" w:color="D9D9D9"/>
-              <w:insideV w:val="single" w:sz="4" w:color="D9D9D9"/>
-            </w:tcBorders>
           </w:tcPr>
           <w:p>
             <w:pPr>
-              <w:spacing w:after="40" w:line="252" w:lineRule="auto"/>
+              <w:spacing w:after="0"/>
+              <w:jc w:val="left"/>
             </w:pPr>
             <w:r>
               <w:rPr>
-                <w:rFonts w:ascii="Arial" w:hAnsi="Arial" w:eastAsia="Microsoft JhengHei"/>
-                <w:color w:val="000000"/>
+                <w:rFonts w:ascii="Microsoft JhengHei" w:hAnsi="Microsoft JhengHei" w:eastAsia="Microsoft JhengHei"/>
                 <w:sz w:val="18"/>
               </w:rPr>
-              <w:t>回憶走廊、預覽、圖片與關聯入口</w:t>
+              <w:t>Sembast、IndexedDB、雲端與本機搬移及模式控制</w:t>
             </w:r>
           </w:p>
         </w:tc>
       </w:tr>
       <w:tr>
+        <w:trPr>
+          <w:cantSplit/>
+        </w:trPr>
         <w:tc>
           <w:tcPr>
             <w:tcW w:type="dxa" w:w="2880"/>
-            <w:shd w:fill="F5F7F9"/>
+            <w:shd w:fill="F4F6F7"/>
+            <w:tcMar>
+              <w:top w:w="100" w:type="dxa"/>
+              <w:left w:w="120" w:type="dxa"/>
+              <w:bottom w:w="100" w:type="dxa"/>
+              <w:right w:w="120" w:type="dxa"/>
+            </w:tcMar>
             <w:vAlign w:val="center"/>
-            <w:tcBorders>
-              <w:top w:val="single" w:sz="4" w:color="D9D9D9"/>
-              <w:left w:val="single" w:sz="4" w:color="D9D9D9"/>
-              <w:bottom w:val="single" w:sz="4" w:color="D9D9D9"/>
-              <w:right w:val="single" w:sz="4" w:color="D9D9D9"/>
-              <w:insideH w:val="single" w:sz="4" w:color="D9D9D9"/>
-              <w:insideV w:val="single" w:sz="4" w:color="D9D9D9"/>
-            </w:tcBorders>
           </w:tcPr>
           <w:p>
             <w:pPr>
-              <w:spacing w:after="40" w:line="252" w:lineRule="auto"/>
+              <w:spacing w:after="0"/>
+              <w:jc w:val="left"/>
             </w:pPr>
             <w:r>
               <w:rPr>
-                <w:rFonts w:ascii="Arial" w:hAnsi="Arial" w:eastAsia="Microsoft JhengHei"/>
-                <w:color w:val="000000"/>
+                <w:rFonts w:ascii="Microsoft JhengHei" w:hAnsi="Microsoft JhengHei" w:eastAsia="Microsoft JhengHei"/>
                 <w:sz w:val="18"/>
               </w:rPr>
-              <w:t>lib/accounting／point_record</w:t>
+              <w:t>lib subscription</w:t>
             </w:r>
           </w:p>
         </w:tc>
         <w:tc>
           <w:tcPr>
-            <w:tcW w:type="dxa" w:w="6624"/>
-            <w:shd w:fill="F5F7F9"/>
+            <w:tcW w:type="dxa" w:w="6336"/>
+            <w:shd w:fill="F4F6F7"/>
+            <w:tcMar>
+              <w:top w:w="100" w:type="dxa"/>
+              <w:left w:w="120" w:type="dxa"/>
+              <w:bottom w:w="100" w:type="dxa"/>
+              <w:right w:w="120" w:type="dxa"/>
+            </w:tcMar>
             <w:vAlign w:val="center"/>
-            <w:tcBorders>
-              <w:top w:val="single" w:sz="4" w:color="D9D9D9"/>
-              <w:left w:val="single" w:sz="4" w:color="D9D9D9"/>
-              <w:bottom w:val="single" w:sz="4" w:color="D9D9D9"/>
-              <w:right w:val="single" w:sz="4" w:color="D9D9D9"/>
-              <w:insideH w:val="single" w:sz="4" w:color="D9D9D9"/>
-              <w:insideV w:val="single" w:sz="4" w:color="D9D9D9"/>
-            </w:tcBorders>
           </w:tcPr>
           <w:p>
             <w:pPr>
-              <w:spacing w:after="40" w:line="252" w:lineRule="auto"/>
+              <w:spacing w:after="0"/>
+              <w:jc w:val="left"/>
             </w:pPr>
             <w:r>
               <w:rPr>
-                <w:rFonts w:ascii="Arial" w:hAnsi="Arial" w:eastAsia="Microsoft JhengHei"/>
-                <w:color w:val="000000"/>
+                <w:rFonts w:ascii="Microsoft JhengHei" w:hAnsi="Microsoft JhengHei" w:eastAsia="Microsoft JhengHei"/>
                 <w:sz w:val="18"/>
               </w:rPr>
-              <w:t>帳戶、明細、分類、語音與手動輸入</w:t>
+              <w:t>方案版本、額度、到期、促銷期間、清理及管理員操作</w:t>
             </w:r>
           </w:p>
         </w:tc>
       </w:tr>
       <w:tr>
+        <w:trPr>
+          <w:cantSplit/>
+        </w:trPr>
         <w:tc>
           <w:tcPr>
             <w:tcW w:type="dxa" w:w="2880"/>
+            <w:tcMar>
+              <w:top w:w="100" w:type="dxa"/>
+              <w:left w:w="120" w:type="dxa"/>
+              <w:bottom w:w="100" w:type="dxa"/>
+              <w:right w:w="120" w:type="dxa"/>
+            </w:tcMar>
             <w:vAlign w:val="center"/>
-            <w:tcBorders>
-              <w:top w:val="single" w:sz="4" w:color="D9D9D9"/>
-              <w:left w:val="single" w:sz="4" w:color="D9D9D9"/>
-              <w:bottom w:val="single" w:sz="4" w:color="D9D9D9"/>
-              <w:right w:val="single" w:sz="4" w:color="D9D9D9"/>
-              <w:insideH w:val="single" w:sz="4" w:color="D9D9D9"/>
-              <w:insideV w:val="single" w:sz="4" w:color="D9D9D9"/>
-            </w:tcBorders>
           </w:tcPr>
           <w:p>
             <w:pPr>
-              <w:spacing w:after="40" w:line="252" w:lineRule="auto"/>
-              <w:jc w:val="center"/>
+              <w:spacing w:after="0"/>
+              <w:jc w:val="left"/>
             </w:pPr>
             <w:r>
               <w:rPr>
-                <w:rFonts w:ascii="Arial" w:hAnsi="Arial" w:eastAsia="Microsoft JhengHei"/>
-                <w:color w:val="000000"/>
+                <w:rFonts w:ascii="Microsoft JhengHei" w:hAnsi="Microsoft JhengHei" w:eastAsia="Microsoft JhengHei"/>
                 <w:sz w:val="18"/>
               </w:rPr>
-              <w:t>lib/game</w:t>
+              <w:t>lib pages home</w:t>
             </w:r>
           </w:p>
         </w:tc>
         <w:tc>
           <w:tcPr>
-            <w:tcW w:type="dxa" w:w="6624"/>
+            <w:tcW w:type="dxa" w:w="6336"/>
+            <w:tcMar>
+              <w:top w:w="100" w:type="dxa"/>
+              <w:left w:w="120" w:type="dxa"/>
+              <w:bottom w:w="100" w:type="dxa"/>
+              <w:right w:w="120" w:type="dxa"/>
+            </w:tcMar>
             <w:vAlign w:val="center"/>
-            <w:tcBorders>
-              <w:top w:val="single" w:sz="4" w:color="D9D9D9"/>
-              <w:left w:val="single" w:sz="4" w:color="D9D9D9"/>
-              <w:bottom w:val="single" w:sz="4" w:color="D9D9D9"/>
-              <w:right w:val="single" w:sz="4" w:color="D9D9D9"/>
-              <w:insideH w:val="single" w:sz="4" w:color="D9D9D9"/>
-              <w:insideV w:val="single" w:sz="4" w:color="D9D9D9"/>
-            </w:tcBorders>
           </w:tcPr>
           <w:p>
             <w:pPr>
-              <w:spacing w:after="40" w:line="252" w:lineRule="auto"/>
+              <w:spacing w:after="0"/>
+              <w:jc w:val="left"/>
             </w:pPr>
             <w:r>
               <w:rPr>
-                <w:rFonts w:ascii="Arial" w:hAnsi="Arial" w:eastAsia="Microsoft JhengHei"/>
-                <w:color w:val="000000"/>
+                <w:rFonts w:ascii="Microsoft JhengHei" w:hAnsi="Microsoft JhengHei" w:eastAsia="Microsoft JhengHei"/>
                 <w:sz w:val="18"/>
               </w:rPr>
-              <w:t>遊戲、題庫、進度與答題紀錄</w:t>
+              <w:t>首頁儀表板、快取、快速新增與行程完成工作流</w:t>
             </w:r>
           </w:p>
         </w:tc>
       </w:tr>
       <w:tr>
+        <w:trPr>
+          <w:cantSplit/>
+        </w:trPr>
         <w:tc>
           <w:tcPr>
             <w:tcW w:type="dxa" w:w="2880"/>
-            <w:shd w:fill="F5F7F9"/>
+            <w:shd w:fill="F4F6F7"/>
+            <w:tcMar>
+              <w:top w:w="100" w:type="dxa"/>
+              <w:left w:w="120" w:type="dxa"/>
+              <w:bottom w:w="100" w:type="dxa"/>
+              <w:right w:w="120" w:type="dxa"/>
+            </w:tcMar>
             <w:vAlign w:val="center"/>
-            <w:tcBorders>
-              <w:top w:val="single" w:sz="4" w:color="D9D9D9"/>
-              <w:left w:val="single" w:sz="4" w:color="D9D9D9"/>
-              <w:bottom w:val="single" w:sz="4" w:color="D9D9D9"/>
-              <w:right w:val="single" w:sz="4" w:color="D9D9D9"/>
-              <w:insideH w:val="single" w:sz="4" w:color="D9D9D9"/>
-              <w:insideV w:val="single" w:sz="4" w:color="D9D9D9"/>
-            </w:tcBorders>
           </w:tcPr>
           <w:p>
             <w:pPr>
-              <w:spacing w:after="40" w:line="252" w:lineRule="auto"/>
+              <w:spacing w:after="0"/>
+              <w:jc w:val="left"/>
             </w:pPr>
             <w:r>
               <w:rPr>
-                <w:rFonts w:ascii="Arial" w:hAnsi="Arial" w:eastAsia="Microsoft JhengHei"/>
-                <w:color w:val="000000"/>
-                <w:sz w:val="18"/>
-              </w:rPr>
-              <w:t>lib/subscription／vendor</w:t>
-            </w:r>
-          </w:p>
-        </w:tc>
-        <w:tc>
-          <w:tcPr>
-            <w:tcW w:type="dxa" w:w="6624"/>
-            <w:shd w:fill="F5F7F9"/>
-            <w:vAlign w:val="center"/>
-            <w:tcBorders>
-              <w:top w:val="single" w:sz="4" w:color="D9D9D9"/>
-              <w:left w:val="single" w:sz="4" w:color="D9D9D9"/>
-              <w:bottom w:val="single" w:sz="4" w:color="D9D9D9"/>
-              <w:right w:val="single" w:sz="4" w:color="D9D9D9"/>
-              <w:insideH w:val="single" w:sz="4" w:color="D9D9D9"/>
-              <w:insideV w:val="single" w:sz="4" w:color="D9D9D9"/>
-            </w:tcBorders>
-          </w:tcPr>
-          <w:p>
-            <w:pPr>
-              <w:spacing w:after="40" w:line="252" w:lineRule="auto"/>
-            </w:pPr>
-            <w:r>
-              <w:rPr>
-                <w:rFonts w:ascii="Arial" w:hAnsi="Arial" w:eastAsia="Microsoft JhengHei"/>
-                <w:color w:val="000000"/>
-                <w:sz w:val="18"/>
-              </w:rPr>
-              <w:t>方案版本、額度、廠商與管理畫面</w:t>
-            </w:r>
-          </w:p>
-        </w:tc>
-      </w:tr>
-      <w:tr>
-        <w:tc>
-          <w:tcPr>
-            <w:tcW w:type="dxa" w:w="2880"/>
-            <w:vAlign w:val="center"/>
-            <w:tcBorders>
-              <w:top w:val="single" w:sz="4" w:color="D9D9D9"/>
-              <w:left w:val="single" w:sz="4" w:color="D9D9D9"/>
-              <w:bottom w:val="single" w:sz="4" w:color="D9D9D9"/>
-              <w:right w:val="single" w:sz="4" w:color="D9D9D9"/>
-              <w:insideH w:val="single" w:sz="4" w:color="D9D9D9"/>
-              <w:insideV w:val="single" w:sz="4" w:color="D9D9D9"/>
-            </w:tcBorders>
-          </w:tcPr>
-          <w:p>
-            <w:pPr>
-              <w:spacing w:after="40" w:line="252" w:lineRule="auto"/>
-              <w:jc w:val="center"/>
-            </w:pPr>
-            <w:r>
-              <w:rPr>
-                <w:rFonts w:ascii="Arial" w:hAnsi="Arial" w:eastAsia="Microsoft JhengHei"/>
-                <w:color w:val="000000"/>
-                <w:sz w:val="18"/>
-              </w:rPr>
-              <w:t>lib/local_storage</w:t>
-            </w:r>
-          </w:p>
-        </w:tc>
-        <w:tc>
-          <w:tcPr>
-            <w:tcW w:type="dxa" w:w="6624"/>
-            <w:vAlign w:val="center"/>
-            <w:tcBorders>
-              <w:top w:val="single" w:sz="4" w:color="D9D9D9"/>
-              <w:left w:val="single" w:sz="4" w:color="D9D9D9"/>
-              <w:bottom w:val="single" w:sz="4" w:color="D9D9D9"/>
-              <w:right w:val="single" w:sz="4" w:color="D9D9D9"/>
-              <w:insideH w:val="single" w:sz="4" w:color="D9D9D9"/>
-              <w:insideV w:val="single" w:sz="4" w:color="D9D9D9"/>
-            </w:tcBorders>
-          </w:tcPr>
-          <w:p>
-            <w:pPr>
-              <w:spacing w:after="40" w:line="252" w:lineRule="auto"/>
-            </w:pPr>
-            <w:r>
-              <w:rPr>
-                <w:rFonts w:ascii="Arial" w:hAnsi="Arial" w:eastAsia="Microsoft JhengHei"/>
-                <w:color w:val="000000"/>
-                <w:sz w:val="18"/>
-              </w:rPr>
-              <w:t>本機資料、轉移、清理與計數快取</w:t>
-            </w:r>
-          </w:p>
-        </w:tc>
-      </w:tr>
-      <w:tr>
-        <w:tc>
-          <w:tcPr>
-            <w:tcW w:type="dxa" w:w="2880"/>
-            <w:shd w:fill="F5F7F9"/>
-            <w:vAlign w:val="center"/>
-            <w:tcBorders>
-              <w:top w:val="single" w:sz="4" w:color="D9D9D9"/>
-              <w:left w:val="single" w:sz="4" w:color="D9D9D9"/>
-              <w:bottom w:val="single" w:sz="4" w:color="D9D9D9"/>
-              <w:right w:val="single" w:sz="4" w:color="D9D9D9"/>
-              <w:insideH w:val="single" w:sz="4" w:color="D9D9D9"/>
-              <w:insideV w:val="single" w:sz="4" w:color="D9D9D9"/>
-            </w:tcBorders>
-          </w:tcPr>
-          <w:p>
-            <w:pPr>
-              <w:spacing w:after="40" w:line="252" w:lineRule="auto"/>
-              <w:jc w:val="center"/>
-            </w:pPr>
-            <w:r>
-              <w:rPr>
-                <w:rFonts w:ascii="Arial" w:hAnsi="Arial" w:eastAsia="Microsoft JhengHei"/>
-                <w:color w:val="000000"/>
+                <w:rFonts w:ascii="Microsoft JhengHei" w:hAnsi="Microsoft JhengHei" w:eastAsia="Microsoft JhengHei"/>
                 <w:sz w:val="18"/>
               </w:rPr>
               <w:t>python_ai_service</w:t>
@@ -1868,86 +1189,82 @@
         </w:tc>
         <w:tc>
           <w:tcPr>
-            <w:tcW w:type="dxa" w:w="6624"/>
-            <w:shd w:fill="F5F7F9"/>
+            <w:tcW w:type="dxa" w:w="6336"/>
+            <w:shd w:fill="F4F6F7"/>
+            <w:tcMar>
+              <w:top w:w="100" w:type="dxa"/>
+              <w:left w:w="120" w:type="dxa"/>
+              <w:bottom w:w="100" w:type="dxa"/>
+              <w:right w:w="120" w:type="dxa"/>
+            </w:tcMar>
             <w:vAlign w:val="center"/>
-            <w:tcBorders>
-              <w:top w:val="single" w:sz="4" w:color="D9D9D9"/>
-              <w:left w:val="single" w:sz="4" w:color="D9D9D9"/>
-              <w:bottom w:val="single" w:sz="4" w:color="D9D9D9"/>
-              <w:right w:val="single" w:sz="4" w:color="D9D9D9"/>
-              <w:insideH w:val="single" w:sz="4" w:color="D9D9D9"/>
-              <w:insideV w:val="single" w:sz="4" w:color="D9D9D9"/>
-            </w:tcBorders>
           </w:tcPr>
           <w:p>
             <w:pPr>
-              <w:spacing w:after="40" w:line="252" w:lineRule="auto"/>
+              <w:spacing w:after="0"/>
+              <w:jc w:val="left"/>
             </w:pPr>
             <w:r>
               <w:rPr>
-                <w:rFonts w:ascii="Arial" w:hAnsi="Arial" w:eastAsia="Microsoft JhengHei"/>
-                <w:color w:val="000000"/>
+                <w:rFonts w:ascii="Microsoft JhengHei" w:hAnsi="Microsoft JhengHei" w:eastAsia="Microsoft JhengHei"/>
                 <w:sz w:val="18"/>
               </w:rPr>
-              <w:t>FastAPI 與外部資料服務</w:t>
+              <w:t>FastAPI 路由、認證、速率限制、資料存取與測試</w:t>
             </w:r>
           </w:p>
         </w:tc>
       </w:tr>
       <w:tr>
+        <w:trPr>
+          <w:cantSplit/>
+        </w:trPr>
         <w:tc>
           <w:tcPr>
             <w:tcW w:type="dxa" w:w="2880"/>
+            <w:tcMar>
+              <w:top w:w="100" w:type="dxa"/>
+              <w:left w:w="120" w:type="dxa"/>
+              <w:bottom w:w="100" w:type="dxa"/>
+              <w:right w:w="120" w:type="dxa"/>
+            </w:tcMar>
             <w:vAlign w:val="center"/>
-            <w:tcBorders>
-              <w:top w:val="single" w:sz="4" w:color="D9D9D9"/>
-              <w:left w:val="single" w:sz="4" w:color="D9D9D9"/>
-              <w:bottom w:val="single" w:sz="4" w:color="D9D9D9"/>
-              <w:right w:val="single" w:sz="4" w:color="D9D9D9"/>
-              <w:insideH w:val="single" w:sz="4" w:color="D9D9D9"/>
-              <w:insideV w:val="single" w:sz="4" w:color="D9D9D9"/>
-            </w:tcBorders>
           </w:tcPr>
           <w:p>
             <w:pPr>
-              <w:spacing w:after="40" w:line="252" w:lineRule="auto"/>
-              <w:jc w:val="center"/>
+              <w:spacing w:after="0"/>
+              <w:jc w:val="left"/>
             </w:pPr>
             <w:r>
               <w:rPr>
-                <w:rFonts w:ascii="Arial" w:hAnsi="Arial" w:eastAsia="Microsoft JhengHei"/>
-                <w:color w:val="000000"/>
+                <w:rFonts w:ascii="Microsoft JhengHei" w:hAnsi="Microsoft JhengHei" w:eastAsia="Microsoft JhengHei"/>
                 <w:sz w:val="18"/>
               </w:rPr>
-              <w:t>tool</w:t>
+              <w:t>test</w:t>
             </w:r>
           </w:p>
         </w:tc>
         <w:tc>
           <w:tcPr>
-            <w:tcW w:type="dxa" w:w="6624"/>
+            <w:tcW w:type="dxa" w:w="6336"/>
+            <w:tcMar>
+              <w:top w:w="100" w:type="dxa"/>
+              <w:left w:w="120" w:type="dxa"/>
+              <w:bottom w:w="100" w:type="dxa"/>
+              <w:right w:w="120" w:type="dxa"/>
+            </w:tcMar>
             <w:vAlign w:val="center"/>
-            <w:tcBorders>
-              <w:top w:val="single" w:sz="4" w:color="D9D9D9"/>
-              <w:left w:val="single" w:sz="4" w:color="D9D9D9"/>
-              <w:bottom w:val="single" w:sz="4" w:color="D9D9D9"/>
-              <w:right w:val="single" w:sz="4" w:color="D9D9D9"/>
-              <w:insideH w:val="single" w:sz="4" w:color="D9D9D9"/>
-              <w:insideV w:val="single" w:sz="4" w:color="D9D9D9"/>
-            </w:tcBorders>
           </w:tcPr>
           <w:p>
             <w:pPr>
-              <w:spacing w:after="40" w:line="252" w:lineRule="auto"/>
+              <w:spacing w:after="0"/>
+              <w:jc w:val="left"/>
             </w:pPr>
             <w:r>
               <w:rPr>
-                <w:rFonts w:ascii="Arial" w:hAnsi="Arial" w:eastAsia="Microsoft JhengHei"/>
-                <w:color w:val="000000"/>
+                <w:rFonts w:ascii="Microsoft JhengHei" w:hAnsi="Microsoft JhengHei" w:eastAsia="Microsoft JhengHei"/>
                 <w:sz w:val="18"/>
               </w:rPr>
-              <w:t>需人工在 Supabase 執行的 SQL</w:t>
+              <w:t>Flutter 單元與 Widget 測試</w:t>
             </w:r>
           </w:p>
         </w:tc>
@@ -1955,7 +1272,7 @@
     </w:tbl>
     <w:p>
       <w:pPr>
-        <w:spacing w:after="20"/>
+        <w:spacing w:after="0"/>
       </w:pPr>
     </w:p>
     <w:p>
@@ -1963,7 +1280,7 @@
         <w:pStyle w:val="Heading1"/>
       </w:pPr>
       <w:r>
-        <w:t>2 啟動、身分與生命週期</w:t>
+        <w:t>開發環境</w:t>
       </w:r>
     </w:p>
     <w:p>
@@ -1971,43 +1288,87 @@
         <w:pStyle w:val="Heading2"/>
       </w:pPr>
       <w:r>
-        <w:t>2.1 App 啟動</w:t>
+        <w:t>Flutter</w:t>
+      </w:r>
+    </w:p>
+    <w:p>
+      <w:r>
+        <w:rPr>
+          <w:rFonts w:ascii="Microsoft JhengHei" w:hAnsi="Microsoft JhengHei" w:eastAsia="Microsoft JhengHei"/>
+        </w:rPr>
+        <w:t>pubspec.yaml 目前要求 Dart 3.10 以上。CI、開發機與 Flutter SDK 必須使用相容版本；較舊 Dart 3.9 會因 idb_shim 版本無法解析依賴。</w:t>
       </w:r>
     </w:p>
     <w:p>
       <w:pPr>
         <w:pStyle w:val="ListBullet"/>
+        <w:spacing w:after="60"/>
       </w:pPr>
       <w:r>
         <w:rPr>
-          <w:rFonts w:ascii="Arial" w:hAnsi="Arial" w:eastAsia="Microsoft JhengHei"/>
-          <w:color w:val="000000"/>
+          <w:rFonts w:ascii="Microsoft JhengHei" w:hAnsi="Microsoft JhengHei" w:eastAsia="Microsoft JhengHei"/>
         </w:rPr>
-        <w:t>WidgetsFlutterBinding.ensureInitialized 後先完成 Supabase 與必要平台服務，再顯示登入或首頁。SharedPreferences 等外掛不可在註冊前呼叫。</w:t>
+        <w:t>flutter pub get</w:t>
       </w:r>
     </w:p>
     <w:p>
       <w:pPr>
         <w:pStyle w:val="ListBullet"/>
+        <w:spacing w:after="60"/>
       </w:pPr>
       <w:r>
         <w:rPr>
-          <w:rFonts w:ascii="Arial" w:hAnsi="Arial" w:eastAsia="Microsoft JhengHei"/>
-          <w:color w:val="000000"/>
+          <w:rFonts w:ascii="Microsoft JhengHei" w:hAnsi="Microsoft JhengHei" w:eastAsia="Microsoft JhengHei"/>
         </w:rPr>
-        <w:t>Web 只解析目前 Recovery URL；Android／iOS 才監聽 app_links 串流，頁面銷毀時取消訂閱。</w:t>
+        <w:t>flutter gen-l10n</w:t>
       </w:r>
     </w:p>
     <w:p>
       <w:pPr>
         <w:pStyle w:val="ListBullet"/>
+        <w:spacing w:after="60"/>
       </w:pPr>
       <w:r>
         <w:rPr>
-          <w:rFonts w:ascii="Arial" w:hAnsi="Arial" w:eastAsia="Microsoft JhengHei"/>
-          <w:color w:val="000000"/>
+          <w:rFonts w:ascii="Microsoft JhengHei" w:hAnsi="Microsoft JhengHei" w:eastAsia="Microsoft JhengHei"/>
         </w:rPr>
-        <w:t>通知、時區與非關鍵服務可延後初始化，但必須捕捉錯誤，不能阻塞首頁首屏。</w:t>
+        <w:t>dart format lib test</w:t>
+      </w:r>
+    </w:p>
+    <w:p>
+      <w:pPr>
+        <w:pStyle w:val="ListBullet"/>
+        <w:spacing w:after="60"/>
+      </w:pPr>
+      <w:r>
+        <w:rPr>
+          <w:rFonts w:ascii="Microsoft JhengHei" w:hAnsi="Microsoft JhengHei" w:eastAsia="Microsoft JhengHei"/>
+        </w:rPr>
+        <w:t>flutter analyze --no-fatal-infos</w:t>
+      </w:r>
+    </w:p>
+    <w:p>
+      <w:pPr>
+        <w:pStyle w:val="ListBullet"/>
+        <w:spacing w:after="60"/>
+      </w:pPr>
+      <w:r>
+        <w:rPr>
+          <w:rFonts w:ascii="Microsoft JhengHei" w:hAnsi="Microsoft JhengHei" w:eastAsia="Microsoft JhengHei"/>
+        </w:rPr>
+        <w:t>flutter test</w:t>
+      </w:r>
+    </w:p>
+    <w:p>
+      <w:pPr>
+        <w:pStyle w:val="ListBullet"/>
+        <w:spacing w:after="60"/>
+      </w:pPr>
+      <w:r>
+        <w:rPr>
+          <w:rFonts w:ascii="Microsoft JhengHei" w:hAnsi="Microsoft JhengHei" w:eastAsia="Microsoft JhengHei"/>
+        </w:rPr>
+        <w:t>flutter run --dart-define=API_BASE_URL=http://127.0.0.1:8000</w:t>
       </w:r>
     </w:p>
     <w:p>
@@ -2015,43 +1376,179 @@
         <w:pStyle w:val="Heading2"/>
       </w:pPr>
       <w:r>
-        <w:t>2.2 帳號切換</w:t>
+        <w:t>FastAPI</w:t>
       </w:r>
     </w:p>
     <w:p>
       <w:pPr>
         <w:pStyle w:val="ListBullet"/>
+        <w:spacing w:after="60"/>
       </w:pPr>
       <w:r>
         <w:rPr>
-          <w:rFonts w:ascii="Arial" w:hAnsi="Arial" w:eastAsia="Microsoft JhengHei"/>
-          <w:color w:val="000000"/>
+          <w:rFonts w:ascii="Microsoft JhengHei" w:hAnsi="Microsoft JhengHei" w:eastAsia="Microsoft JhengHei"/>
         </w:rPr>
-        <w:t>以 user id 或正規化 email 作為快取範圍。Auth 狀態變更時清除前一帳號的 controller、月份快取、首頁帳戶選擇、推薦與本機計數。</w:t>
+        <w:t>使用 Python 3.11 建立虛擬環境並安裝 python_ai_service requirements.txt。</w:t>
       </w:r>
     </w:p>
     <w:p>
       <w:pPr>
         <w:pStyle w:val="ListBullet"/>
+        <w:spacing w:after="60"/>
       </w:pPr>
       <w:r>
         <w:rPr>
-          <w:rFonts w:ascii="Arial" w:hAnsi="Arial" w:eastAsia="Microsoft JhengHei"/>
-          <w:color w:val="000000"/>
+          <w:rFonts w:ascii="Microsoft JhengHei" w:hAnsi="Microsoft JhengHei" w:eastAsia="Microsoft JhengHei"/>
         </w:rPr>
-        <w:t>同一帳號重新登入仍可重新載入，但不能把另一帳號的畫面狀態沿用。</w:t>
+        <w:t>啟動命令為 uvicorn app:app --host 0.0.0.0 --port 指定埠號。</w:t>
       </w:r>
     </w:p>
     <w:p>
       <w:pPr>
         <w:pStyle w:val="ListBullet"/>
+        <w:spacing w:after="60"/>
       </w:pPr>
       <w:r>
         <w:rPr>
-          <w:rFonts w:ascii="Arial" w:hAnsi="Arial" w:eastAsia="Microsoft JhengHei"/>
-          <w:color w:val="000000"/>
+          <w:rFonts w:ascii="Microsoft JhengHei" w:hAnsi="Microsoft JhengHei" w:eastAsia="Microsoft JhengHei"/>
         </w:rPr>
-        <w:t>任何非同步回呼在 notifyListeners 或 setState 前檢查 mounted／disposed；setState closure 必須同步。</w:t>
+        <w:t>部署環境至少提供 DB_URL、SUPABASE_URL、SUPABASE_ANON_KEY 與 SUPABASE_SERVICE_ROLE_KEY。</w:t>
+      </w:r>
+    </w:p>
+    <w:p>
+      <w:pPr>
+        <w:pStyle w:val="ListBullet"/>
+        <w:spacing w:after="60"/>
+      </w:pPr>
+      <w:r>
+        <w:rPr>
+          <w:rFonts w:ascii="Microsoft JhengHei" w:hAnsi="Microsoft JhengHei" w:eastAsia="Microsoft JhengHei"/>
+        </w:rPr>
+        <w:t>requirements 必須包含 PostgreSQL 驅動 psycopg，否則 SQLAlchemy 啟動時會出現 ModuleNotFoundError。</w:t>
+      </w:r>
+    </w:p>
+    <w:p>
+      <w:pPr>
+        <w:pStyle w:val="Heading1"/>
+      </w:pPr>
+      <w:r>
+        <w:t>應用程式啟動與驗證</w:t>
+      </w:r>
+    </w:p>
+    <w:p>
+      <w:r>
+        <w:rPr>
+          <w:rFonts w:ascii="Microsoft JhengHei" w:hAnsi="Microsoft JhengHei" w:eastAsia="Microsoft JhengHei"/>
+        </w:rPr>
+        <w:t>app_initializer.dart 負責 Supabase、時區、通知與共用服務初始化。主畫面不可等待非必要服務才顯示登入頁；SharedPreferences 或通知外掛初始化失敗時應捕捉並允許基本登入流程繼續。Web Recovery URL 只解析目前網址，Android 與 iOS 才訂閱 app_links 串流。</w:t>
+      </w:r>
+    </w:p>
+    <w:p>
+      <w:pPr>
+        <w:pStyle w:val="ListBullet"/>
+        <w:spacing w:after="60"/>
+      </w:pPr>
+      <w:r>
+        <w:rPr>
+          <w:rFonts w:ascii="Microsoft JhengHei" w:hAnsi="Microsoft JhengHei" w:eastAsia="Microsoft JhengHei"/>
+        </w:rPr>
+        <w:t>Supabase 必須先完成初始化，AuthGate 才能依 Session 決定登入或主畫面。</w:t>
+      </w:r>
+    </w:p>
+    <w:p>
+      <w:pPr>
+        <w:pStyle w:val="ListBullet"/>
+        <w:spacing w:after="60"/>
+      </w:pPr>
+      <w:r>
+        <w:rPr>
+          <w:rFonts w:ascii="Microsoft JhengHei" w:hAnsi="Microsoft JhengHei" w:eastAsia="Microsoft JhengHei"/>
+        </w:rPr>
+        <w:t>時區用於通知、今日判斷及日期序列化；所有雲端時間以 timestamptz 儲存，畫面轉為裝置時區。</w:t>
+      </w:r>
+    </w:p>
+    <w:p>
+      <w:pPr>
+        <w:pStyle w:val="ListBullet"/>
+        <w:spacing w:after="60"/>
+      </w:pPr>
+      <w:r>
+        <w:rPr>
+          <w:rFonts w:ascii="Microsoft JhengHei" w:hAnsi="Microsoft JhengHei" w:eastAsia="Microsoft JhengHei"/>
+        </w:rPr>
+        <w:t>帳號切換會重設各 Controller、頁面選擇、快取與本機資料庫命名空間，避免前一帳號資料殘留。</w:t>
+      </w:r>
+    </w:p>
+    <w:p>
+      <w:pPr>
+        <w:pStyle w:val="ListBullet"/>
+        <w:spacing w:after="60"/>
+      </w:pPr>
+      <w:r>
+        <w:rPr>
+          <w:rFonts w:ascii="Microsoft JhengHei" w:hAnsi="Microsoft JhengHei" w:eastAsia="Microsoft JhengHei"/>
+        </w:rPr>
+        <w:t>非同步完成前必須檢查 mounted、disposed 或 request token，避免通知已銷毀 Controller。</w:t>
+      </w:r>
+    </w:p>
+    <w:p>
+      <w:pPr>
+        <w:pStyle w:val="Heading1"/>
+      </w:pPr>
+      <w:r>
+        <w:t>角色與模組授權</w:t>
+      </w:r>
+    </w:p>
+    <w:p>
+      <w:r>
+        <w:rPr>
+          <w:rFonts w:ascii="Microsoft JhengHei" w:hAnsi="Microsoft JhengHei" w:eastAsia="Microsoft JhengHei"/>
+        </w:rPr>
+        <w:t>ControllerPageMain 以 basePages、vendorPages 與 grantablePageKeys 建立可見頁面。一般帳號預設頁面為 home、personalEvent、recommendEvent、recommendPlaces、memoryTrace 與 accountRecords；pointsRecord、game、ai、stock、businessPlan 及 feedbackAdmin 由 user_module 啟用。管理員可使用全部授權頁面；合作廠商僅顯示工作台、活動與景點。</w:t>
+      </w:r>
+    </w:p>
+    <w:p>
+      <w:pPr>
+        <w:pStyle w:val="ListBullet"/>
+        <w:spacing w:after="60"/>
+      </w:pPr>
+      <w:r>
+        <w:rPr>
+          <w:rFonts w:ascii="Microsoft JhengHei" w:hAnsi="Microsoft JhengHei" w:eastAsia="Microsoft JhengHei"/>
+        </w:rPr>
+        <w:t>ServiceModule 讀取 user_module，條件為 enabled 等於 true，且 stop_at 為空或晚於目前時間。</w:t>
+      </w:r>
+    </w:p>
+    <w:p>
+      <w:pPr>
+        <w:pStyle w:val="ListBullet"/>
+        <w:spacing w:after="60"/>
+      </w:pPr>
+      <w:r>
+        <w:rPr>
+          <w:rFonts w:ascii="Microsoft JhengHei" w:hAnsi="Microsoft JhengHei" w:eastAsia="Microsoft JhengHei"/>
+        </w:rPr>
+        <w:t>管理員透過 admin_get_user_modules 與 admin_set_user_modules 查詢及更新授權。RPC 必須先驗證管理員身分與目標帳號存在。</w:t>
+      </w:r>
+    </w:p>
+    <w:p>
+      <w:pPr>
+        <w:pStyle w:val="ListBullet"/>
+        <w:spacing w:after="60"/>
+      </w:pPr>
+      <w:r>
+        <w:rPr>
+          <w:rFonts w:ascii="Microsoft JhengHei" w:hAnsi="Microsoft JhengHei" w:eastAsia="Microsoft JhengHei"/>
+        </w:rPr>
+        <w:t>UI 隱藏不是安全邊界。資料表 RLS、RPC 及 FastAPI 路由仍須獨立檢查 JWT、角色與資料擁有者。</w:t>
+      </w:r>
+    </w:p>
+    <w:p>
+      <w:pPr>
+        <w:pStyle w:val="Heading1"/>
+      </w:pPr>
+      <w:r>
+        <w:t>本機與雲端資料</w:t>
       </w:r>
     </w:p>
     <w:p>
@@ -2059,16 +1556,71 @@
         <w:pStyle w:val="Heading2"/>
       </w:pPr>
       <w:r>
-        <w:t>2.3 模組授權</w:t>
+        <w:t>本機資料庫</w:t>
       </w:r>
     </w:p>
     <w:p>
       <w:r>
         <w:rPr>
-          <w:rFonts w:ascii="Arial" w:hAnsi="Arial" w:eastAsia="Microsoft JhengHei"/>
-          <w:color w:val="000000"/>
+          <w:rFonts w:ascii="Microsoft JhengHei" w:hAnsi="Microsoft JhengHei" w:eastAsia="Microsoft JhengHei"/>
         </w:rPr>
-        <w:t>使用者可見功能由帳號身分、管理員 module authorization 與方案共同決定。路由入口、選單、首頁卡片、快捷操作及背景查詢都必須重複驗證，不可只隱藏按鈕。管理員固定為 minavi@alumni.nccu.edu.tw，且所有資源不限額度；其他帳號不得保留 admin metadata。</w:t>
+        <w:t>Web 使用 sembast_web 與 IndexedDB，其他平台使用 Sembast 檔案。LocalDataStore 以帳號及資源隔離資料，任何掃描、計數及匯入都要避免跨帳號。Web 的 BroadcastChannel 或 IndexedDB 物件不可依賴不相容的 JS 型別轉換；跨分頁同步應使用 AuthSessionSync 的平台實作。</w:t>
+      </w:r>
+    </w:p>
+    <w:p>
+      <w:pPr>
+        <w:pStyle w:val="Heading2"/>
+      </w:pPr>
+      <w:r>
+        <w:t>搬移交易</w:t>
+      </w:r>
+    </w:p>
+    <w:p>
+      <w:pPr>
+        <w:pStyle w:val="ListBullet"/>
+        <w:spacing w:after="60"/>
+      </w:pPr>
+      <w:r>
+        <w:rPr>
+          <w:rFonts w:ascii="Microsoft JhengHei" w:hAnsi="Microsoft JhengHei" w:eastAsia="Microsoft JhengHei"/>
+        </w:rPr>
+        <w:t>雲端轉本機：呼叫 export_my_cloud_data_for_local，驗證與寫入本機後，再把實際成功寫入的識別資料傳給 delete_cloud_records_after_local_copy。</w:t>
+      </w:r>
+    </w:p>
+    <w:p>
+      <w:pPr>
+        <w:pStyle w:val="ListBullet"/>
+        <w:spacing w:after="60"/>
+      </w:pPr>
+      <w:r>
+        <w:rPr>
+          <w:rFonts w:ascii="Microsoft JhengHei" w:hAnsi="Microsoft JhengHei" w:eastAsia="Microsoft JhengHei"/>
+        </w:rPr>
+        <w:t>本機轉雲端：先取得方案與額度，計算全部資源數量；任何一類超額時停止整批作業。上傳完成後才清除本機來源。</w:t>
+      </w:r>
+    </w:p>
+    <w:p>
+      <w:pPr>
+        <w:pStyle w:val="ListBullet"/>
+        <w:spacing w:after="60"/>
+      </w:pPr>
+      <w:r>
+        <w:rPr>
+          <w:rFonts w:ascii="Microsoft JhengHei" w:hAnsi="Microsoft JhengHei" w:eastAsia="Microsoft JhengHei"/>
+        </w:rPr>
+        <w:t>restore_local_personal_records_admin 只供允許的管理流程使用，不能把 service role 放入 Flutter。</w:t>
+      </w:r>
+    </w:p>
+    <w:p>
+      <w:pPr>
+        <w:pStyle w:val="ListBullet"/>
+        <w:spacing w:after="60"/>
+      </w:pPr>
+      <w:r>
+        <w:rPr>
+          <w:rFonts w:ascii="Microsoft JhengHei" w:hAnsi="Microsoft JhengHei" w:eastAsia="Microsoft JhengHei"/>
+        </w:rPr>
+        <w:t>切換時要刷新首頁、帳戶、積分、行事曆、回憶、推薦內容、額度與設定狀態。</w:t>
       </w:r>
     </w:p>
     <w:p>
@@ -2076,7 +1628,75 @@
         <w:pStyle w:val="Heading1"/>
       </w:pPr>
       <w:r>
-        <w:t>3 雲端與本機資料層</w:t>
+        <w:t>Supabase 安全與資料庫規則</w:t>
+      </w:r>
+    </w:p>
+    <w:p>
+      <w:pPr>
+        <w:pStyle w:val="ListBullet"/>
+        <w:spacing w:after="60"/>
+      </w:pPr>
+      <w:r>
+        <w:rPr>
+          <w:rFonts w:ascii="Microsoft JhengHei" w:hAnsi="Microsoft JhengHei" w:eastAsia="Microsoft JhengHei"/>
+        </w:rPr>
+        <w:t>life_pilot_user_email 從 JWT email 取得正規化帳號；life_pilot_is_admin 只讀 app_metadata role。</w:t>
+      </w:r>
+    </w:p>
+    <w:p>
+      <w:pPr>
+        <w:pStyle w:val="ListBullet"/>
+        <w:spacing w:after="60"/>
+      </w:pPr>
+      <w:r>
+        <w:rPr>
+          <w:rFonts w:ascii="Microsoft JhengHei" w:hAnsi="Microsoft JhengHei" w:eastAsia="Microsoft JhengHei"/>
+        </w:rPr>
+        <w:t>唯一管理員規則由 Supabase app_metadata 維護。移除其他帳號的 admin 權限時，不可只改 user_metadata。</w:t>
+      </w:r>
+    </w:p>
+    <w:p>
+      <w:pPr>
+        <w:pStyle w:val="ListBullet"/>
+        <w:spacing w:after="60"/>
+      </w:pPr>
+      <w:r>
+        <w:rPr>
+          <w:rFonts w:ascii="Microsoft JhengHei" w:hAnsi="Microsoft JhengHei" w:eastAsia="Microsoft JhengHei"/>
+        </w:rPr>
+        <w:t>資料表開啟 RLS，authenticated 僅取得必要的 SELECT、INSERT、UPDATE、DELETE；anon 不應擁有個人資料表權限。</w:t>
+      </w:r>
+    </w:p>
+    <w:p>
+      <w:pPr>
+        <w:pStyle w:val="ListBullet"/>
+        <w:spacing w:after="60"/>
+      </w:pPr>
+      <w:r>
+        <w:rPr>
+          <w:rFonts w:ascii="Microsoft JhengHei" w:hAnsi="Microsoft JhengHei" w:eastAsia="Microsoft JhengHei"/>
+        </w:rPr>
+        <w:t>SECURITY DEFINER RPC 必須設定 search_path 為空字串或明確 schema，內部物件使用完整 public 前綴，並撤銷不需要角色的 EXECUTE。</w:t>
+      </w:r>
+    </w:p>
+    <w:p>
+      <w:pPr>
+        <w:pStyle w:val="ListBullet"/>
+        <w:spacing w:after="60"/>
+      </w:pPr>
+      <w:r>
+        <w:rPr>
+          <w:rFonts w:ascii="Microsoft JhengHei" w:hAnsi="Microsoft JhengHei" w:eastAsia="Microsoft JhengHei"/>
+        </w:rPr>
+        <w:t>Flutter 不包含 service role。管理員密碼重設與後台清理由 FastAPI 或受控 RPC 執行。</w:t>
+      </w:r>
+    </w:p>
+    <w:p>
+      <w:pPr>
+        <w:pStyle w:val="Heading1"/>
+      </w:pPr>
+      <w:r>
+        <w:t>主要資料流程</w:t>
       </w:r>
     </w:p>
     <w:p>
@@ -2084,43 +1704,15 @@
         <w:pStyle w:val="Heading2"/>
       </w:pPr>
       <w:r>
-        <w:t>3.1 儲存位置</w:t>
+        <w:t>行事曆與快取</w:t>
       </w:r>
     </w:p>
     <w:p>
-      <w:pPr>
-        <w:pStyle w:val="ListBullet"/>
-      </w:pPr>
       <w:r>
         <w:rPr>
-          <w:rFonts w:ascii="Arial" w:hAnsi="Arial" w:eastAsia="Microsoft JhengHei"/>
-          <w:color w:val="000000"/>
+          <w:rFonts w:ascii="Microsoft JhengHei" w:hAnsi="Microsoft JhengHei" w:eastAsia="Microsoft JhengHei"/>
         </w:rPr>
-        <w:t>DataStorageLocation.cloud 與 local 為互斥主要來源。每個 Service 先解析目前登入帳號與儲存位置，再選 Supabase 或 LocalDataStore。</w:t>
-      </w:r>
-    </w:p>
-    <w:p>
-      <w:pPr>
-        <w:pStyle w:val="ListBullet"/>
-      </w:pPr>
-      <w:r>
-        <w:rPr>
-          <w:rFonts w:ascii="Arial" w:hAnsi="Arial" w:eastAsia="Microsoft JhengHei"/>
-          <w:color w:val="000000"/>
-        </w:rPr>
-        <w:t>Web 使用 IndexedDB；原生平台使用 Sembast。idb_shim 版本必須符合 CI 的 Dart SDK。</w:t>
-      </w:r>
-    </w:p>
-    <w:p>
-      <w:pPr>
-        <w:pStyle w:val="ListBullet"/>
-      </w:pPr>
-      <w:r>
-        <w:rPr>
-          <w:rFonts w:ascii="Arial" w:hAnsi="Arial" w:eastAsia="Microsoft JhengHei"/>
-          <w:color w:val="000000"/>
-        </w:rPr>
-        <w:t>本機模式不可建立空 id 查詢到 Supabase；dashboard_setting、accounting_account 及 point_record_account 等寫入都須避免誤走雲端。</w:t>
+        <w:t>ControllerCalendar 依可見月份載入自有與已分享事件。ModelCalendarCache 以帳號與月份快取；新增、編輯、刪除、完成、推薦內容加入行事曆時，必須失效受影響月份。跨月事件或月曆第一列與最後一列可見的相鄰月份也要失效。首頁 CalendarService 與行事曆快取需同步更新。</w:t>
       </w:r>
     </w:p>
     <w:p>
@@ -2128,43 +1720,15 @@
         <w:pStyle w:val="Heading2"/>
       </w:pPr>
       <w:r>
-        <w:t>3.2 搬移交易</w:t>
+        <w:t>通知</w:t>
       </w:r>
     </w:p>
     <w:p>
-      <w:pPr>
-        <w:pStyle w:val="ListBullet"/>
-      </w:pPr>
       <w:r>
         <w:rPr>
-          <w:rFonts w:ascii="Arial" w:hAnsi="Arial" w:eastAsia="Microsoft JhengHei"/>
-          <w:color w:val="000000"/>
+          <w:rFonts w:ascii="Microsoft JhengHei" w:hAnsi="Microsoft JhengHei" w:eastAsia="Microsoft JhengHei"/>
         </w:rPr>
-        <w:t>Cloud to local：export_my_cloud_data_for_local → 本機批次寫入與驗證 → delete_cloud_records_after_local_copy。任何資源失敗都不得刪除來源。</w:t>
-      </w:r>
-    </w:p>
-    <w:p>
-      <w:pPr>
-        <w:pStyle w:val="ListBullet"/>
-      </w:pPr>
-      <w:r>
-        <w:rPr>
-          <w:rFonts w:ascii="Arial" w:hAnsi="Arial" w:eastAsia="Microsoft JhengHei"/>
-          <w:color w:val="000000"/>
-        </w:rPr>
-        <w:t>Local to cloud：先以實際 entitlement 計算 incoming + used；超額整批拒絕。上傳成功並核對筆數後才清除來源。管理員可使用 restore_local_personal_records_admin。</w:t>
-      </w:r>
-    </w:p>
-    <w:p>
-      <w:pPr>
-        <w:pStyle w:val="ListBullet"/>
-      </w:pPr>
-      <w:r>
-        <w:rPr>
-          <w:rFonts w:ascii="Arial" w:hAnsi="Arial" w:eastAsia="Microsoft JhengHei"/>
-          <w:color w:val="000000"/>
-        </w:rPr>
-        <w:t>記帳、積分、行事曆、回憶、題庫、答題紀錄、帳戶設定與圖片識別都要納入；切換後使計數快取失效。</w:t>
+        <w:t>ServiceReminder 只為未完成且仍在有效提醒時間的事件建立排程。日期時間修改後先取消舊通知再重建。雲端 RPC 回傳 is_completed，讓手機同步時直接取消其他裝置已完成事件的提醒，避免額外查詢。</w:t>
       </w:r>
     </w:p>
     <w:p>
@@ -2172,16 +1736,239 @@
         <w:pStyle w:val="Heading2"/>
       </w:pPr>
       <w:r>
-        <w:t>3.3 本機限制</w:t>
+        <w:t>共用行事曆</w:t>
       </w:r>
     </w:p>
     <w:p>
       <w:r>
         <w:rPr>
-          <w:rFonts w:ascii="Arial" w:hAnsi="Arial" w:eastAsia="Microsoft JhengHei"/>
-          <w:color w:val="000000"/>
+          <w:rFonts w:ascii="Microsoft JhengHei" w:hAnsi="Microsoft JhengHei" w:eastAsia="Microsoft JhengHei"/>
         </w:rPr>
-        <w:t>本機資料不跨裝置。清除瀏覽器網站資料、移除 App 或遺失裝置都可能失去資料。本機 Plus 到期只禁止新增，不主動刪除既有資料。本機模式不提供行事曆分享、管理者題庫或雲端答題保留政策。</w:t>
+        <w:t>calendar_share_invitations 儲存分享者、受邀者及狀態，calendar_share_events 保存選定事件。RLS 允許分享者與受邀者讀取邀請，受邀者只讀已接受且被選定的事件。拒絕、停止查看及停止分享必須移除或轉為非有效狀態，額度計算只包含 pending 與 accepted。</w:t>
+      </w:r>
+    </w:p>
+    <w:p>
+      <w:pPr>
+        <w:pStyle w:val="Heading2"/>
+      </w:pPr>
+      <w:r>
+        <w:t>推薦活動與景點</w:t>
+      </w:r>
+    </w:p>
+    <w:p>
+      <w:pPr>
+        <w:pStyle w:val="ListBullet"/>
+        <w:spacing w:after="60"/>
+      </w:pPr>
+      <w:r>
+        <w:rPr>
+          <w:rFonts w:ascii="Microsoft JhengHei" w:hAnsi="Microsoft JhengHei" w:eastAsia="Microsoft JhengHei"/>
+        </w:rPr>
+        <w:t>EventRefreshPolicy 控制每日更新標記、管理員資格與失敗重試；自動更新失敗時不寫成功標記。</w:t>
+      </w:r>
+    </w:p>
+    <w:p>
+      <w:pPr>
+        <w:pStyle w:val="ListBullet"/>
+        <w:spacing w:after="60"/>
+      </w:pPr>
+      <w:r>
+        <w:rPr>
+          <w:rFonts w:ascii="Microsoft JhengHei" w:hAnsi="Microsoft JhengHei" w:eastAsia="Microsoft JhengHei"/>
+        </w:rPr>
+        <w:t>EventDeduplicationKey 規則：新資料沒有時間時，以名稱、日期、城市及地點判定；有時間時再加入時間。不得再用 master_url 作必要條件。</w:t>
+      </w:r>
+    </w:p>
+    <w:p>
+      <w:pPr>
+        <w:pStyle w:val="ListBullet"/>
+        <w:spacing w:after="60"/>
+      </w:pPr>
+      <w:r>
+        <w:rPr>
+          <w:rFonts w:ascii="Microsoft JhengHei" w:hAnsi="Microsoft JhengHei" w:eastAsia="Microsoft JhengHei"/>
+        </w:rPr>
+        <w:t>EventImportValidator 僅在結束日期加一天後仍早於開始日期時拒絕，允許同日與合理跨日資料。</w:t>
+      </w:r>
+    </w:p>
+    <w:p>
+      <w:pPr>
+        <w:pStyle w:val="ListBullet"/>
+        <w:spacing w:after="60"/>
+      </w:pPr>
+      <w:r>
+        <w:rPr>
+          <w:rFonts w:ascii="Microsoft JhengHei" w:hAnsi="Microsoft JhengHei" w:eastAsia="Microsoft JhengHei"/>
+        </w:rPr>
+        <w:t>推薦活動排序依喜歡狀態、max startDate today、startTime、coalesce endDate startDate、country、city、location。Supabase RPC 與 Flutter fallback 必須一致。</w:t>
+      </w:r>
+    </w:p>
+    <w:p>
+      <w:pPr>
+        <w:pStyle w:val="ListBullet"/>
+        <w:spacing w:after="60"/>
+      </w:pPr>
+      <w:r>
+        <w:rPr>
+          <w:rFonts w:ascii="Microsoft JhengHei" w:hAnsi="Microsoft JhengHei" w:eastAsia="Microsoft JhengHei"/>
+        </w:rPr>
+        <w:t>推薦內容加入行事曆一律建立單日事件。RecommendationCalendarActions 集中處理日期時間、重複檢查、保存及快取失效；首頁與列表不得各自複製規則。</w:t>
+      </w:r>
+    </w:p>
+    <w:p>
+      <w:pPr>
+        <w:pStyle w:val="ListBullet"/>
+        <w:spacing w:after="60"/>
+      </w:pPr>
+      <w:r>
+        <w:rPr>
+          <w:rFonts w:ascii="Microsoft JhengHei" w:hAnsi="Microsoft JhengHei" w:eastAsia="Microsoft JhengHei"/>
+        </w:rPr>
+        <w:t>increment_event_counter 應同時支援 recommended_events 與 recommended_attractions，並寫入 recommended_events_stat；只能更新已公開、本人或管理員可見資料。</w:t>
+      </w:r>
+    </w:p>
+    <w:p>
+      <w:pPr>
+        <w:pStyle w:val="Heading2"/>
+      </w:pPr>
+      <w:r>
+        <w:t>記帳與積分</w:t>
+      </w:r>
+    </w:p>
+    <w:p>
+      <w:pPr>
+        <w:pStyle w:val="ListBullet"/>
+        <w:spacing w:after="60"/>
+      </w:pPr>
+      <w:r>
+        <w:rPr>
+          <w:rFonts w:ascii="Microsoft JhengHei" w:hAnsi="Microsoft JhengHei" w:eastAsia="Microsoft JhengHei"/>
+        </w:rPr>
+        <w:t>value 與 balance 使用 PostgreSQL numeric，Flutter 以 num 或 decimal 字串處理，輸入最多四位小數。不可再轉成 bigint。</w:t>
+      </w:r>
+    </w:p>
+    <w:p>
+      <w:pPr>
+        <w:pStyle w:val="ListBullet"/>
+        <w:spacing w:after="60"/>
+      </w:pPr>
+      <w:r>
+        <w:rPr>
+          <w:rFonts w:ascii="Microsoft JhengHei" w:hAnsi="Microsoft JhengHei" w:eastAsia="Microsoft JhengHei"/>
+        </w:rPr>
+        <w:t>accounting_detail primary_category constraint 必須包含目前所有收入與支出分類，包括 salary 對應的薪資分類、育及 reserved。Flutter 傳值與資料庫 constraint 必須使用相同代碼。</w:t>
+      </w:r>
+    </w:p>
+    <w:p>
+      <w:pPr>
+        <w:pStyle w:val="ListBullet"/>
+        <w:spacing w:after="60"/>
+      </w:pPr>
+      <w:r>
+        <w:rPr>
+          <w:rFonts w:ascii="Microsoft JhengHei" w:hAnsi="Microsoft JhengHei" w:eastAsia="Microsoft JhengHei"/>
+        </w:rPr>
+        <w:t>fetch_today_accountings 與 fetch_today_point_records 以 date 排序，reserved 分類不受日期限制，不再使用描述含餘的文字條件。</w:t>
+      </w:r>
+    </w:p>
+    <w:p>
+      <w:pPr>
+        <w:pStyle w:val="ListBullet"/>
+        <w:spacing w:after="60"/>
+      </w:pPr>
+      <w:r>
+        <w:rPr>
+          <w:rFonts w:ascii="Microsoft JhengHei" w:hAnsi="Microsoft JhengHei" w:eastAsia="Microsoft JhengHei"/>
+        </w:rPr>
+        <w:t>刪除明細後要以交易或 RPC 更新帳戶餘額、今日小計與總計。首頁快速新增與詳細頁使用相同 Service。</w:t>
+      </w:r>
+    </w:p>
+    <w:p>
+      <w:pPr>
+        <w:pStyle w:val="ListBullet"/>
+        <w:spacing w:after="60"/>
+      </w:pPr>
+      <w:r>
+        <w:rPr>
+          <w:rFonts w:ascii="Microsoft JhengHei" w:hAnsi="Microsoft JhengHei" w:eastAsia="Microsoft JhengHei"/>
+        </w:rPr>
+        <w:t>本機與雲端的載入更多必須依儲存模式選擇資料源，並以 id 去重。</w:t>
+      </w:r>
+    </w:p>
+    <w:p>
+      <w:pPr>
+        <w:pStyle w:val="Heading2"/>
+      </w:pPr>
+      <w:r>
+        <w:t>方案與額度</w:t>
+      </w:r>
+    </w:p>
+    <w:p>
+      <w:r>
+        <w:rPr>
+          <w:rFonts w:ascii="Microsoft JhengHei" w:hAnsi="Microsoft JhengHei" w:eastAsia="Microsoft JhengHei"/>
+        </w:rPr>
+        <w:t>subscription_pricing_versions 與廠商方案版本是額度唯一來源。免費、付費及本機方案都不可在 Flutter 寫死。每筆訂閱保存對應版本、倍率、到期日及管理員覆寫；同名版本更新既有資料，不同名稱建立新版本，且只有無訂閱引用的版本可刪除。</w:t>
+      </w:r>
+    </w:p>
+    <w:p>
+      <w:pPr>
+        <w:pStyle w:val="ListBullet"/>
+        <w:spacing w:after="60"/>
+      </w:pPr>
+      <w:r>
+        <w:rPr>
+          <w:rFonts w:ascii="Microsoft JhengHei" w:hAnsi="Microsoft JhengHei" w:eastAsia="Microsoft JhengHei"/>
+        </w:rPr>
+        <w:t>get_my_subscription_status 回傳目前儲存模式適用方案、尚未到期權益、下次雲端版本及下次本機版本。</w:t>
+      </w:r>
+    </w:p>
+    <w:p>
+      <w:pPr>
+        <w:pStyle w:val="ListBullet"/>
+        <w:spacing w:after="60"/>
+      </w:pPr>
+      <w:r>
+        <w:rPr>
+          <w:rFonts w:ascii="Microsoft JhengHei" w:hAnsi="Microsoft JhengHei" w:eastAsia="Microsoft JhengHei"/>
+        </w:rPr>
+        <w:t>額度為 0 代表本機方案中的不限量時，UI 應顯示不限量，不可顯示 9223372036854775807。</w:t>
+      </w:r>
+    </w:p>
+    <w:p>
+      <w:pPr>
+        <w:pStyle w:val="ListBullet"/>
+        <w:spacing w:after="60"/>
+      </w:pPr>
+      <w:r>
+        <w:rPr>
+          <w:rFonts w:ascii="Microsoft JhengHei" w:hAnsi="Microsoft JhengHei" w:eastAsia="Microsoft JhengHei"/>
+        </w:rPr>
+        <w:t>管理員固定不限額；一般使用者與廠商仍依資料庫版本。推薦活動、推薦景點與圖片容量也必須使用版本欄位。</w:t>
+      </w:r>
+    </w:p>
+    <w:p>
+      <w:pPr>
+        <w:pStyle w:val="ListBullet"/>
+        <w:spacing w:after="60"/>
+      </w:pPr>
+      <w:r>
+        <w:rPr>
+          <w:rFonts w:ascii="Microsoft JhengHei" w:hAnsi="Microsoft JhengHei" w:eastAsia="Microsoft JhengHei"/>
+        </w:rPr>
+        <w:t>quota_free_periods 可有多筆且可修改刪除；新增時間落在任一有效區間時略過寫入額度限制，區間結束後查詢與後續新增仍按方案。</w:t>
+      </w:r>
+    </w:p>
+    <w:p>
+      <w:pPr>
+        <w:pStyle w:val="ListBullet"/>
+        <w:spacing w:after="60"/>
+      </w:pPr>
+      <w:r>
+        <w:rPr>
+          <w:rFonts w:ascii="Microsoft JhengHei" w:hAnsi="Microsoft JhengHei" w:eastAsia="Microsoft JhengHei"/>
+        </w:rPr>
+        <w:t>cleanup_expired_subscription_overages 每日執行，依當時免費額度保留最新資料與 reserved，刪除超額部分。清理必須寫 audit。</w:t>
       </w:r>
     </w:p>
     <w:p>
@@ -2189,183 +1976,151 @@
         <w:pStyle w:val="Heading1"/>
       </w:pPr>
       <w:r>
-        <w:t>4 Supabase 安全、訂閱與資料治理</w:t>
+        <w:t>遊戲</w:t>
       </w:r>
     </w:p>
     <w:p>
-      <w:pPr>
-        <w:pStyle w:val="Heading2"/>
-      </w:pPr>
       <w:r>
-        <w:t>4.1 RLS 與 RPC</w:t>
+        <w:rPr>
+          <w:rFonts w:ascii="Microsoft JhengHei" w:hAnsi="Microsoft JhengHei" w:eastAsia="Microsoft JhengHei"/>
+        </w:rPr>
+        <w:t>ServiceGame 提供管理員題庫、我的題庫與本機題庫。GameQuestionBankVisibility 統一判斷是否可玩，不以題庫名稱顯示錯誤文字；需要分組的遊戲以可用題目合計至少三題為門檻。登入、模式切換與題庫異動後要清除列表快取。</w:t>
       </w:r>
     </w:p>
     <w:p>
       <w:pPr>
         <w:pStyle w:val="ListBullet"/>
+        <w:spacing w:after="60"/>
       </w:pPr>
       <w:r>
         <w:rPr>
-          <w:rFonts w:ascii="Arial" w:hAnsi="Arial" w:eastAsia="Microsoft JhengHei"/>
-          <w:color w:val="000000"/>
+          <w:rFonts w:ascii="Microsoft JhengHei" w:hAnsi="Microsoft JhengHei" w:eastAsia="Microsoft JhengHei"/>
         </w:rPr>
-        <w:t>public tables 啟用 RLS；authenticated 只取得實際需要的 SELECT／INSERT／UPDATE／DELETE，anon 不得存取個人資料。</w:t>
+        <w:t>題庫重複檢查同時套用本機與雲端。</w:t>
       </w:r>
     </w:p>
     <w:p>
       <w:pPr>
         <w:pStyle w:val="ListBullet"/>
+        <w:spacing w:after="60"/>
       </w:pPr>
       <w:r>
         <w:rPr>
-          <w:rFonts w:ascii="Arial" w:hAnsi="Arial" w:eastAsia="Microsoft JhengHei"/>
-          <w:color w:val="000000"/>
+          <w:rFonts w:ascii="Microsoft JhengHei" w:hAnsi="Microsoft JhengHei" w:eastAsia="Microsoft JhengHei"/>
         </w:rPr>
-        <w:t>SECURITY DEFINER 函式固定 SET search_path = ''，表及函式使用完整 schema 名稱，並明確 revoke public／anon 再 grant。</w:t>
+        <w:t>本機模式禁止管理員題庫路徑，避免看得到選項卻無權讀取。</w:t>
       </w:r>
     </w:p>
     <w:p>
       <w:pPr>
         <w:pStyle w:val="ListBullet"/>
+        <w:spacing w:after="60"/>
       </w:pPr>
       <w:r>
         <w:rPr>
-          <w:rFonts w:ascii="Arial" w:hAnsi="Arial" w:eastAsia="Microsoft JhengHei"/>
-          <w:color w:val="000000"/>
+          <w:rFonts w:ascii="Microsoft JhengHei" w:hAnsi="Microsoft JhengHei" w:eastAsia="Microsoft JhengHei"/>
         </w:rPr>
-        <w:t>service_role 只存在 Render 或受管排程環境，不能放入 Flutter、Git、公開 log 或瀏覽器。</w:t>
+        <w:t>詳細答題歷史的雲端清理依免費 30 天及 Plus 一年；本機不執行此清理。</w:t>
       </w:r>
     </w:p>
     <w:p>
       <w:pPr>
         <w:pStyle w:val="ListBullet"/>
+        <w:spacing w:after="60"/>
       </w:pPr>
       <w:r>
         <w:rPr>
-          <w:rFonts w:ascii="Arial" w:hAnsi="Arial" w:eastAsia="Microsoft JhengHei"/>
-          <w:color w:val="000000"/>
+          <w:rFonts w:ascii="Microsoft JhengHei" w:hAnsi="Microsoft JhengHei" w:eastAsia="Microsoft JhengHei"/>
         </w:rPr>
-        <w:t>共享行事曆只授予 SELECT；受邀者不能更新或刪除他人事件。公開推薦內容依 is_approved 與作者 RLS 顯示。</w:t>
+        <w:t>遊戲 Controller 離開頁面後須取消計時器、音訊、網路請求與 notifyListeners。</w:t>
       </w:r>
     </w:p>
     <w:p>
       <w:pPr>
-        <w:pStyle w:val="Heading2"/>
+        <w:pStyle w:val="Heading1"/>
       </w:pPr>
       <w:r>
-        <w:t>4.2 方案版本與額度</w:t>
+        <w:t>資料匯出與帳號刪除</w:t>
+      </w:r>
+    </w:p>
+    <w:p>
+      <w:r>
+        <w:rPr>
+          <w:rFonts w:ascii="Microsoft JhengHei" w:hAnsi="Microsoft JhengHei" w:eastAsia="Microsoft JhengHei"/>
+        </w:rPr>
+        <w:t>ServicePersonalData 匯出只包含行事曆、回憶、記帳與積分。ServiceExportExcel 依 AppLocalizations 建立工作表與欄位，日期排序不套用 30 天查詢範圍。記帳與積分包含帳戶總表、完整明細、一級與次分類；數值以千分位輸出。</w:t>
+      </w:r>
+    </w:p>
+    <w:p>
+      <w:r>
+        <w:rPr>
+          <w:rFonts w:ascii="Microsoft JhengHei" w:hAnsi="Microsoft JhengHei" w:eastAsia="Microsoft JhengHei"/>
+        </w:rPr>
+        <w:t>帳號刪除採申請流程。使用者只能在雲端模式建立 pending 申請，亦可建立 cancel_pending。管理員確認後由受控後端刪除 auth user 與相依資料；用戶端訊息不可在申請時顯示已刪除完成。</w:t>
+      </w:r>
+    </w:p>
+    <w:p>
+      <w:pPr>
+        <w:pStyle w:val="Heading1"/>
+      </w:pPr>
+      <w:r>
+        <w:t>多國語系與響應式介面</w:t>
       </w:r>
     </w:p>
     <w:p>
       <w:pPr>
         <w:pStyle w:val="ListBullet"/>
+        <w:spacing w:after="60"/>
       </w:pPr>
       <w:r>
         <w:rPr>
-          <w:rFonts w:ascii="Arial" w:hAnsi="Arial" w:eastAsia="Microsoft JhengHei"/>
-          <w:color w:val="000000"/>
+          <w:rFonts w:ascii="Microsoft JhengHei" w:hAnsi="Microsoft JhengHei" w:eastAsia="Microsoft JhengHei"/>
         </w:rPr>
-        <w:t>subscription_pricing_versions 與 vendor_pricing_versions 為版本來源；UI、quota trigger 及 cleanup 都讀資料庫，不寫死免費或付費數字。</w:t>
+        <w:t>來源檔為 lib l10n 下的 app_zh、app_en、app_ja、app_ko ARB，分類與鍵順序保持一致。修改後執行 flutter gen-l10n。</w:t>
       </w:r>
     </w:p>
     <w:p>
       <w:pPr>
         <w:pStyle w:val="ListBullet"/>
+        <w:spacing w:after="60"/>
       </w:pPr>
       <w:r>
         <w:rPr>
-          <w:rFonts w:ascii="Arial" w:hAnsi="Arial" w:eastAsia="Microsoft JhengHei"/>
-          <w:color w:val="000000"/>
+          <w:rFonts w:ascii="Microsoft JhengHei" w:hAnsi="Microsoft JhengHei" w:eastAsia="Microsoft JhengHei"/>
         </w:rPr>
-        <w:t>使用者付款時把版本、倍數與額度 snapshot 寫入 entitlement。舊權益未到期時加購新版，兩筆 entitlement 同時存在並加總。</w:t>
+        <w:t>ARB 訊息與 metadata 的 placeholder 名稱及型別必須完全一致，不可存在只定義但未使用的 placeholder。</w:t>
       </w:r>
     </w:p>
     <w:p>
       <w:pPr>
         <w:pStyle w:val="ListBullet"/>
+        <w:spacing w:after="60"/>
       </w:pPr>
       <w:r>
         <w:rPr>
-          <w:rFonts w:ascii="Arial" w:hAnsi="Arial" w:eastAsia="Microsoft JhengHei"/>
-          <w:color w:val="000000"/>
+          <w:rFonts w:ascii="Microsoft JhengHei" w:hAnsi="Microsoft JhengHei" w:eastAsia="Microsoft JhengHei"/>
         </w:rPr>
-        <w:t>管理員可設定有效期、倍數、個別 override、unlimited_quota 及備註；版本被使用時不可刪除，名稱相同更新原版本、不同名稱建立新版本。</w:t>
+        <w:t>畫面文字不得直接寫入中文、簡體中文或英文；資料值的分類與方案標籤透過對應轉換顯示。</w:t>
       </w:r>
     </w:p>
     <w:p>
       <w:pPr>
         <w:pStyle w:val="ListBullet"/>
+        <w:spacing w:after="60"/>
       </w:pPr>
       <w:r>
         <w:rPr>
-          <w:rFonts w:ascii="Arial" w:hAnsi="Arial" w:eastAsia="Microsoft JhengHei"/>
-          <w:color w:val="000000"/>
+          <w:rFonts w:ascii="Microsoft JhengHei" w:hAnsi="Microsoft JhengHei" w:eastAsia="Microsoft JhengHei"/>
         </w:rPr>
-        <w:t>quota_free_period_settings 可有多個區間；trigger 先判斷 life_pilot_is_quota_free_period，再決定是否限制新增。</w:t>
+        <w:t>AppBar、按鈕列、卡片動作與選單需在窄手機、平板、Web 寬螢幕檢查。長標題完整顯示或提供 tooltip，操作按鈕不可因語系換行重疊。</w:t>
       </w:r>
     </w:p>
     <w:p>
       <w:pPr>
-        <w:pStyle w:val="Heading2"/>
+        <w:pStyle w:val="Heading1"/>
       </w:pPr>
       <w:r>
-        <w:t>4.3 到期與清理</w:t>
-      </w:r>
-    </w:p>
-    <w:p>
-      <w:pPr>
-        <w:pStyle w:val="ListBullet"/>
-      </w:pPr>
-      <w:r>
-        <w:rPr>
-          <w:rFonts w:ascii="Arial" w:hAnsi="Arial" w:eastAsia="Microsoft JhengHei"/>
-          <w:color w:val="000000"/>
-        </w:rPr>
-        <w:t>雲端 Plus 到期後降為免費並唯讀；未超額可直接使用免費額度，超額時顯示 30 天截止日與項目。</w:t>
-      </w:r>
-    </w:p>
-    <w:p>
-      <w:pPr>
-        <w:pStyle w:val="ListBullet"/>
-      </w:pPr>
-      <w:r>
-        <w:rPr>
-          <w:rFonts w:ascii="Arial" w:hAnsi="Arial" w:eastAsia="Microsoft JhengHei"/>
-          <w:color w:val="000000"/>
-        </w:rPr>
-        <w:t>cleanup_expired_subscription_overages 由 service_role／postgres 每日執行，刪除超額部分而非全部，先保留最新資料及 primary_category=reserved 的保留項。</w:t>
-      </w:r>
-    </w:p>
-    <w:p>
-      <w:pPr>
-        <w:pStyle w:val="ListBullet"/>
-      </w:pPr>
-      <w:r>
-        <w:rPr>
-          <w:rFonts w:ascii="Arial" w:hAnsi="Arial" w:eastAsia="Microsoft JhengHei"/>
-          <w:color w:val="000000"/>
-        </w:rPr>
-        <w:t>cleanup_expired_game_answer_history 只清雲端答題紀錄：免費 30 天、付費 1 年；本機不套用。</w:t>
-      </w:r>
-    </w:p>
-    <w:p>
-      <w:pPr>
-        <w:pStyle w:val="ListBullet"/>
-      </w:pPr>
-      <w:r>
-        <w:rPr>
-          <w:rFonts w:ascii="Arial" w:hAnsi="Arial" w:eastAsia="Microsoft JhengHei"/>
-          <w:color w:val="000000"/>
-        </w:rPr>
-        <w:t>帳號刪除由使用者建立 request，管理員確認後呼叫後端 service_role 刪除 Auth 與關聯資料；取消申請需保留可稽核狀態。</w:t>
-      </w:r>
-    </w:p>
-    <w:p>
-      <w:pPr>
-        <w:pStyle w:val="Heading2"/>
-      </w:pPr>
-      <w:r>
-        <w:t>4.4 需部署的 SQL</w:t>
+        <w:t>FastAPI 路由與部署</w:t>
       </w:r>
     </w:p>
     <w:tbl>
@@ -2374,6 +2129,14 @@
         <w:jc w:val="center"/>
         <w:tblLayout w:type="fixed"/>
         <w:tblLook w:firstColumn="1" w:firstRow="1" w:lastColumn="0" w:lastRow="0" w:noHBand="0" w:noVBand="1" w:val="04A0"/>
+        <w:tblBorders>
+          <w:top w:val="single" w:sz="4" w:space="0" w:color="D9D9D9"/>
+          <w:left w:val="single" w:sz="4" w:space="0" w:color="D9D9D9"/>
+          <w:bottom w:val="single" w:sz="4" w:space="0" w:color="D9D9D9"/>
+          <w:right w:val="single" w:sz="4" w:space="0" w:color="D9D9D9"/>
+          <w:insideH w:val="single" w:sz="4" w:space="0" w:color="D9D9D9"/>
+          <w:insideV w:val="single" w:sz="4" w:space="0" w:color="D9D9D9"/>
+        </w:tblBorders>
       </w:tblPr>
       <w:tblGrid>
         <w:gridCol w:w="4997"/>
@@ -2382,574 +2145,285 @@
       <w:tr>
         <w:trPr>
           <w:tblHeader w:val="true"/>
+          <w:cantSplit/>
         </w:trPr>
         <w:tc>
           <w:tcPr>
-            <w:tcW w:type="dxa" w:w="4032"/>
+            <w:tcW w:type="dxa" w:w="1728"/>
             <w:shd w:fill="1F4E78"/>
-            <w:tcBorders>
-              <w:top w:val="single" w:sz="4" w:color="D9D9D9"/>
-              <w:left w:val="single" w:sz="4" w:color="D9D9D9"/>
-              <w:bottom w:val="single" w:sz="4" w:color="D9D9D9"/>
-              <w:right w:val="single" w:sz="4" w:color="D9D9D9"/>
-              <w:insideH w:val="single" w:sz="4" w:color="D9D9D9"/>
-              <w:insideV w:val="single" w:sz="4" w:color="D9D9D9"/>
-            </w:tcBorders>
+            <w:tcMar>
+              <w:top w:w="115" w:type="dxa"/>
+              <w:left w:w="120" w:type="dxa"/>
+              <w:bottom w:w="115" w:type="dxa"/>
+              <w:right w:w="120" w:type="dxa"/>
+            </w:tcMar>
             <w:vAlign w:val="center"/>
           </w:tcPr>
           <w:p>
             <w:pPr>
+              <w:spacing w:after="0"/>
               <w:jc w:val="center"/>
             </w:pPr>
             <w:r>
               <w:rPr>
-                <w:rFonts w:ascii="Arial" w:hAnsi="Arial" w:eastAsia="Microsoft JhengHei"/>
+                <w:rFonts w:ascii="Microsoft JhengHei" w:hAnsi="Microsoft JhengHei" w:eastAsia="Microsoft JhengHei"/>
                 <w:b/>
                 <w:color w:val="FFFFFF"/>
-                <w:sz w:val="18"/>
+                <w:sz w:val="19"/>
               </w:rPr>
-              <w:t>檔案</w:t>
+              <w:t>領域</w:t>
             </w:r>
           </w:p>
         </w:tc>
         <w:tc>
           <w:tcPr>
-            <w:tcW w:type="dxa" w:w="5472"/>
+            <w:tcW w:type="dxa" w:w="7488"/>
             <w:shd w:fill="1F4E78"/>
-            <w:tcBorders>
-              <w:top w:val="single" w:sz="4" w:color="D9D9D9"/>
-              <w:left w:val="single" w:sz="4" w:color="D9D9D9"/>
-              <w:bottom w:val="single" w:sz="4" w:color="D9D9D9"/>
-              <w:right w:val="single" w:sz="4" w:color="D9D9D9"/>
-              <w:insideH w:val="single" w:sz="4" w:color="D9D9D9"/>
-              <w:insideV w:val="single" w:sz="4" w:color="D9D9D9"/>
-            </w:tcBorders>
+            <w:tcMar>
+              <w:top w:w="115" w:type="dxa"/>
+              <w:left w:w="120" w:type="dxa"/>
+              <w:bottom w:w="115" w:type="dxa"/>
+              <w:right w:w="120" w:type="dxa"/>
+            </w:tcMar>
             <w:vAlign w:val="center"/>
           </w:tcPr>
           <w:p>
             <w:pPr>
+              <w:spacing w:after="0"/>
               <w:jc w:val="center"/>
             </w:pPr>
             <w:r>
               <w:rPr>
-                <w:rFonts w:ascii="Arial" w:hAnsi="Arial" w:eastAsia="Microsoft JhengHei"/>
+                <w:rFonts w:ascii="Microsoft JhengHei" w:hAnsi="Microsoft JhengHei" w:eastAsia="Microsoft JhengHei"/>
                 <w:b/>
                 <w:color w:val="FFFFFF"/>
-                <w:sz w:val="18"/>
+                <w:sz w:val="19"/>
               </w:rPr>
-              <w:t>用途</w:t>
+              <w:t>責任與檢查</w:t>
             </w:r>
           </w:p>
         </w:tc>
       </w:tr>
       <w:tr>
+        <w:trPr>
+          <w:cantSplit/>
+        </w:trPr>
         <w:tc>
           <w:tcPr>
-            <w:tcW w:type="dxa" w:w="4032"/>
+            <w:tcW w:type="dxa" w:w="1728"/>
+            <w:tcMar>
+              <w:top w:w="100" w:type="dxa"/>
+              <w:left w:w="120" w:type="dxa"/>
+              <w:bottom w:w="100" w:type="dxa"/>
+              <w:right w:w="120" w:type="dxa"/>
+            </w:tcMar>
             <w:vAlign w:val="center"/>
-            <w:tcBorders>
-              <w:top w:val="single" w:sz="4" w:color="D9D9D9"/>
-              <w:left w:val="single" w:sz="4" w:color="D9D9D9"/>
-              <w:bottom w:val="single" w:sz="4" w:color="D9D9D9"/>
-              <w:right w:val="single" w:sz="4" w:color="D9D9D9"/>
-              <w:insideH w:val="single" w:sz="4" w:color="D9D9D9"/>
-              <w:insideV w:val="single" w:sz="4" w:color="D9D9D9"/>
-            </w:tcBorders>
           </w:tcPr>
           <w:p>
             <w:pPr>
-              <w:spacing w:after="40" w:line="252" w:lineRule="auto"/>
+              <w:spacing w:after="0"/>
+              <w:jc w:val="left"/>
             </w:pPr>
             <w:r>
               <w:rPr>
-                <w:rFonts w:ascii="Arial" w:hAnsi="Arial" w:eastAsia="Microsoft JhengHei"/>
-                <w:color w:val="000000"/>
+                <w:rFonts w:ascii="Microsoft JhengHei" w:hAnsi="Microsoft JhengHei" w:eastAsia="Microsoft JhengHei"/>
                 <w:sz w:val="18"/>
               </w:rPr>
-              <w:t>supabase_module_authorization.sql</w:t>
+              <w:t>event</w:t>
             </w:r>
           </w:p>
         </w:tc>
         <w:tc>
           <w:tcPr>
-            <w:tcW w:type="dxa" w:w="5472"/>
+            <w:tcW w:type="dxa" w:w="7488"/>
+            <w:tcMar>
+              <w:top w:w="100" w:type="dxa"/>
+              <w:left w:w="120" w:type="dxa"/>
+              <w:bottom w:w="100" w:type="dxa"/>
+              <w:right w:w="120" w:type="dxa"/>
+            </w:tcMar>
             <w:vAlign w:val="center"/>
-            <w:tcBorders>
-              <w:top w:val="single" w:sz="4" w:color="D9D9D9"/>
-              <w:left w:val="single" w:sz="4" w:color="D9D9D9"/>
-              <w:bottom w:val="single" w:sz="4" w:color="D9D9D9"/>
-              <w:right w:val="single" w:sz="4" w:color="D9D9D9"/>
-              <w:insideH w:val="single" w:sz="4" w:color="D9D9D9"/>
-              <w:insideV w:val="single" w:sz="4" w:color="D9D9D9"/>
-            </w:tcBorders>
           </w:tcPr>
           <w:p>
             <w:pPr>
-              <w:spacing w:after="40" w:line="252" w:lineRule="auto"/>
+              <w:spacing w:after="0"/>
+              <w:jc w:val="left"/>
             </w:pPr>
             <w:r>
               <w:rPr>
-                <w:rFonts w:ascii="Arial" w:hAnsi="Arial" w:eastAsia="Microsoft JhengHei"/>
-                <w:color w:val="000000"/>
+                <w:rFonts w:ascii="Microsoft JhengHei" w:hAnsi="Microsoft JhengHei" w:eastAsia="Microsoft JhengHei"/>
                 <w:sz w:val="18"/>
               </w:rPr>
-              <w:t>模組授權與管理查詢</w:t>
+              <w:t>代理外部活動來源、傳遞使用者 JWT、限制管理員更新作業</w:t>
             </w:r>
           </w:p>
         </w:tc>
       </w:tr>
       <w:tr>
+        <w:trPr>
+          <w:cantSplit/>
+        </w:trPr>
         <w:tc>
           <w:tcPr>
-            <w:tcW w:type="dxa" w:w="4032"/>
-            <w:shd w:fill="F5F7F9"/>
+            <w:tcW w:type="dxa" w:w="1728"/>
+            <w:shd w:fill="F4F6F7"/>
+            <w:tcMar>
+              <w:top w:w="100" w:type="dxa"/>
+              <w:left w:w="120" w:type="dxa"/>
+              <w:bottom w:w="100" w:type="dxa"/>
+              <w:right w:w="120" w:type="dxa"/>
+            </w:tcMar>
             <w:vAlign w:val="center"/>
-            <w:tcBorders>
-              <w:top w:val="single" w:sz="4" w:color="D9D9D9"/>
-              <w:left w:val="single" w:sz="4" w:color="D9D9D9"/>
-              <w:bottom w:val="single" w:sz="4" w:color="D9D9D9"/>
-              <w:right w:val="single" w:sz="4" w:color="D9D9D9"/>
-              <w:insideH w:val="single" w:sz="4" w:color="D9D9D9"/>
-              <w:insideV w:val="single" w:sz="4" w:color="D9D9D9"/>
-            </w:tcBorders>
           </w:tcPr>
           <w:p>
             <w:pPr>
-              <w:spacing w:after="40" w:line="252" w:lineRule="auto"/>
+              <w:spacing w:after="0"/>
+              <w:jc w:val="left"/>
             </w:pPr>
             <w:r>
               <w:rPr>
-                <w:rFonts w:ascii="Arial" w:hAnsi="Arial" w:eastAsia="Microsoft JhengHei"/>
-                <w:color w:val="000000"/>
+                <w:rFonts w:ascii="Microsoft JhengHei" w:hAnsi="Microsoft JhengHei" w:eastAsia="Microsoft JhengHei"/>
                 <w:sz w:val="18"/>
               </w:rPr>
-              <w:t>supabase_quota_free_period.sql</w:t>
+              <w:t>external</w:t>
             </w:r>
           </w:p>
         </w:tc>
         <w:tc>
           <w:tcPr>
-            <w:tcW w:type="dxa" w:w="5472"/>
-            <w:shd w:fill="F5F7F9"/>
+            <w:tcW w:type="dxa" w:w="7488"/>
+            <w:shd w:fill="F4F6F7"/>
+            <w:tcMar>
+              <w:top w:w="100" w:type="dxa"/>
+              <w:left w:w="120" w:type="dxa"/>
+              <w:bottom w:w="100" w:type="dxa"/>
+              <w:right w:w="120" w:type="dxa"/>
+            </w:tcMar>
             <w:vAlign w:val="center"/>
-            <w:tcBorders>
-              <w:top w:val="single" w:sz="4" w:color="D9D9D9"/>
-              <w:left w:val="single" w:sz="4" w:color="D9D9D9"/>
-              <w:bottom w:val="single" w:sz="4" w:color="D9D9D9"/>
-              <w:right w:val="single" w:sz="4" w:color="D9D9D9"/>
-              <w:insideH w:val="single" w:sz="4" w:color="D9D9D9"/>
-              <w:insideV w:val="single" w:sz="4" w:color="D9D9D9"/>
-            </w:tcBorders>
           </w:tcPr>
           <w:p>
             <w:pPr>
-              <w:spacing w:after="40" w:line="252" w:lineRule="auto"/>
+              <w:spacing w:after="0"/>
+              <w:jc w:val="left"/>
             </w:pPr>
             <w:r>
               <w:rPr>
-                <w:rFonts w:ascii="Arial" w:hAnsi="Arial" w:eastAsia="Microsoft JhengHei"/>
-                <w:color w:val="000000"/>
+                <w:rFonts w:ascii="Microsoft JhengHei" w:hAnsi="Microsoft JhengHei" w:eastAsia="Microsoft JhengHei"/>
                 <w:sz w:val="18"/>
               </w:rPr>
-              <w:t>不限額期間與額度 trigger guard</w:t>
+              <w:t>天氣、假日、地理編碼與快取；地圖專用座標寫入 map_lat 與 map_lng</w:t>
             </w:r>
           </w:p>
         </w:tc>
       </w:tr>
       <w:tr>
+        <w:trPr>
+          <w:cantSplit/>
+        </w:trPr>
         <w:tc>
           <w:tcPr>
-            <w:tcW w:type="dxa" w:w="4032"/>
+            <w:tcW w:type="dxa" w:w="1728"/>
+            <w:tcMar>
+              <w:top w:w="100" w:type="dxa"/>
+              <w:left w:w="120" w:type="dxa"/>
+              <w:bottom w:w="100" w:type="dxa"/>
+              <w:right w:w="120" w:type="dxa"/>
+            </w:tcMar>
             <w:vAlign w:val="center"/>
-            <w:tcBorders>
-              <w:top w:val="single" w:sz="4" w:color="D9D9D9"/>
-              <w:left w:val="single" w:sz="4" w:color="D9D9D9"/>
-              <w:bottom w:val="single" w:sz="4" w:color="D9D9D9"/>
-              <w:right w:val="single" w:sz="4" w:color="D9D9D9"/>
-              <w:insideH w:val="single" w:sz="4" w:color="D9D9D9"/>
-              <w:insideV w:val="single" w:sz="4" w:color="D9D9D9"/>
-            </w:tcBorders>
           </w:tcPr>
           <w:p>
             <w:pPr>
-              <w:spacing w:after="40" w:line="252" w:lineRule="auto"/>
+              <w:spacing w:after="0"/>
+              <w:jc w:val="left"/>
             </w:pPr>
             <w:r>
               <w:rPr>
-                <w:rFonts w:ascii="Arial" w:hAnsi="Arial" w:eastAsia="Microsoft JhengHei"/>
-                <w:color w:val="000000"/>
+                <w:rFonts w:ascii="Microsoft JhengHei" w:hAnsi="Microsoft JhengHei" w:eastAsia="Microsoft JhengHei"/>
                 <w:sz w:val="18"/>
               </w:rPr>
-              <w:t>supabase_recommendation_plan_quotas.sql</w:t>
+              <w:t>stock</w:t>
             </w:r>
           </w:p>
         </w:tc>
         <w:tc>
           <w:tcPr>
-            <w:tcW w:type="dxa" w:w="5472"/>
+            <w:tcW w:type="dxa" w:w="7488"/>
+            <w:tcMar>
+              <w:top w:w="100" w:type="dxa"/>
+              <w:left w:w="120" w:type="dxa"/>
+              <w:bottom w:w="100" w:type="dxa"/>
+              <w:right w:w="120" w:type="dxa"/>
+            </w:tcMar>
             <w:vAlign w:val="center"/>
-            <w:tcBorders>
-              <w:top w:val="single" w:sz="4" w:color="D9D9D9"/>
-              <w:left w:val="single" w:sz="4" w:color="D9D9D9"/>
-              <w:bottom w:val="single" w:sz="4" w:color="D9D9D9"/>
-              <w:right w:val="single" w:sz="4" w:color="D9D9D9"/>
-              <w:insideH w:val="single" w:sz="4" w:color="D9D9D9"/>
-              <w:insideV w:val="single" w:sz="4" w:color="D9D9D9"/>
-            </w:tcBorders>
           </w:tcPr>
           <w:p>
             <w:pPr>
-              <w:spacing w:after="40" w:line="252" w:lineRule="auto"/>
+              <w:spacing w:after="0"/>
+              <w:jc w:val="left"/>
             </w:pPr>
             <w:r>
               <w:rPr>
-                <w:rFonts w:ascii="Arial" w:hAnsi="Arial" w:eastAsia="Microsoft JhengHei"/>
-                <w:color w:val="000000"/>
+                <w:rFonts w:ascii="Microsoft JhengHei" w:hAnsi="Microsoft JhengHei" w:eastAsia="Microsoft JhengHei"/>
                 <w:sz w:val="18"/>
               </w:rPr>
-              <w:t>個人活動、景點及圖片額度</w:t>
+              <w:t>驗證管理員 JWT；私人 Mac API 不可用時由 Flutter 回退 Supabase 已有資料</w:t>
             </w:r>
           </w:p>
         </w:tc>
       </w:tr>
       <w:tr>
+        <w:trPr>
+          <w:cantSplit/>
+        </w:trPr>
         <w:tc>
           <w:tcPr>
-            <w:tcW w:type="dxa" w:w="4032"/>
-            <w:shd w:fill="F5F7F9"/>
+            <w:tcW w:type="dxa" w:w="1728"/>
+            <w:shd w:fill="F4F6F7"/>
+            <w:tcMar>
+              <w:top w:w="100" w:type="dxa"/>
+              <w:left w:w="120" w:type="dxa"/>
+              <w:bottom w:w="100" w:type="dxa"/>
+              <w:right w:w="120" w:type="dxa"/>
+            </w:tcMar>
             <w:vAlign w:val="center"/>
-            <w:tcBorders>
-              <w:top w:val="single" w:sz="4" w:color="D9D9D9"/>
-              <w:left w:val="single" w:sz="4" w:color="D9D9D9"/>
-              <w:bottom w:val="single" w:sz="4" w:color="D9D9D9"/>
-              <w:right w:val="single" w:sz="4" w:color="D9D9D9"/>
-              <w:insideH w:val="single" w:sz="4" w:color="D9D9D9"/>
-              <w:insideV w:val="single" w:sz="4" w:color="D9D9D9"/>
-            </w:tcBorders>
           </w:tcPr>
           <w:p>
             <w:pPr>
-              <w:spacing w:after="40" w:line="252" w:lineRule="auto"/>
+              <w:spacing w:after="0"/>
+              <w:jc w:val="left"/>
             </w:pPr>
             <w:r>
               <w:rPr>
-                <w:rFonts w:ascii="Arial" w:hAnsi="Arial" w:eastAsia="Microsoft JhengHei"/>
-                <w:color w:val="000000"/>
+                <w:rFonts w:ascii="Microsoft JhengHei" w:hAnsi="Microsoft JhengHei" w:eastAsia="Microsoft JhengHei"/>
                 <w:sz w:val="18"/>
               </w:rPr>
-              <w:t>supabase_vendor_accounts_and_pricing.sql</w:t>
+              <w:t>account</w:t>
             </w:r>
           </w:p>
         </w:tc>
         <w:tc>
           <w:tcPr>
-            <w:tcW w:type="dxa" w:w="5472"/>
-            <w:shd w:fill="F5F7F9"/>
+            <w:tcW w:type="dxa" w:w="7488"/>
+            <w:shd w:fill="F4F6F7"/>
+            <w:tcMar>
+              <w:top w:w="100" w:type="dxa"/>
+              <w:left w:w="120" w:type="dxa"/>
+              <w:bottom w:w="100" w:type="dxa"/>
+              <w:right w:w="120" w:type="dxa"/>
+            </w:tcMar>
             <w:vAlign w:val="center"/>
-            <w:tcBorders>
-              <w:top w:val="single" w:sz="4" w:color="D9D9D9"/>
-              <w:left w:val="single" w:sz="4" w:color="D9D9D9"/>
-              <w:bottom w:val="single" w:sz="4" w:color="D9D9D9"/>
-              <w:right w:val="single" w:sz="4" w:color="D9D9D9"/>
-              <w:insideH w:val="single" w:sz="4" w:color="D9D9D9"/>
-              <w:insideV w:val="single" w:sz="4" w:color="D9D9D9"/>
-            </w:tcBorders>
           </w:tcPr>
           <w:p>
             <w:pPr>
-              <w:spacing w:after="40" w:line="252" w:lineRule="auto"/>
+              <w:spacing w:after="0"/>
+              <w:jc w:val="left"/>
             </w:pPr>
             <w:r>
               <w:rPr>
-                <w:rFonts w:ascii="Arial" w:hAnsi="Arial" w:eastAsia="Microsoft JhengHei"/>
-                <w:color w:val="000000"/>
+                <w:rFonts w:ascii="Microsoft JhengHei" w:hAnsi="Microsoft JhengHei" w:eastAsia="Microsoft JhengHei"/>
                 <w:sz w:val="18"/>
               </w:rPr>
-              <w:t>廠商身分、方案及額度</w:t>
-            </w:r>
-          </w:p>
-        </w:tc>
-      </w:tr>
-      <w:tr>
-        <w:tc>
-          <w:tcPr>
-            <w:tcW w:type="dxa" w:w="4032"/>
-            <w:vAlign w:val="center"/>
-            <w:tcBorders>
-              <w:top w:val="single" w:sz="4" w:color="D9D9D9"/>
-              <w:left w:val="single" w:sz="4" w:color="D9D9D9"/>
-              <w:bottom w:val="single" w:sz="4" w:color="D9D9D9"/>
-              <w:right w:val="single" w:sz="4" w:color="D9D9D9"/>
-              <w:insideH w:val="single" w:sz="4" w:color="D9D9D9"/>
-              <w:insideV w:val="single" w:sz="4" w:color="D9D9D9"/>
-            </w:tcBorders>
-          </w:tcPr>
-          <w:p>
-            <w:pPr>
-              <w:spacing w:after="40" w:line="252" w:lineRule="auto"/>
-            </w:pPr>
-            <w:r>
-              <w:rPr>
-                <w:rFonts w:ascii="Arial" w:hAnsi="Arial" w:eastAsia="Microsoft JhengHei"/>
-                <w:color w:val="000000"/>
-                <w:sz w:val="18"/>
-              </w:rPr>
-              <w:t>supabase_vendor_analytics_and_review_deletion.sql</w:t>
-            </w:r>
-          </w:p>
-        </w:tc>
-        <w:tc>
-          <w:tcPr>
-            <w:tcW w:type="dxa" w:w="5472"/>
-            <w:vAlign w:val="center"/>
-            <w:tcBorders>
-              <w:top w:val="single" w:sz="4" w:color="D9D9D9"/>
-              <w:left w:val="single" w:sz="4" w:color="D9D9D9"/>
-              <w:bottom w:val="single" w:sz="4" w:color="D9D9D9"/>
-              <w:right w:val="single" w:sz="4" w:color="D9D9D9"/>
-              <w:insideH w:val="single" w:sz="4" w:color="D9D9D9"/>
-              <w:insideV w:val="single" w:sz="4" w:color="D9D9D9"/>
-            </w:tcBorders>
-          </w:tcPr>
-          <w:p>
-            <w:pPr>
-              <w:spacing w:after="40" w:line="252" w:lineRule="auto"/>
-            </w:pPr>
-            <w:r>
-              <w:rPr>
-                <w:rFonts w:ascii="Arial" w:hAnsi="Arial" w:eastAsia="Microsoft JhengHei"/>
-                <w:color w:val="000000"/>
-                <w:sz w:val="18"/>
-              </w:rPr>
-              <w:t>成效、版本更新與刪除</w:t>
-            </w:r>
-          </w:p>
-        </w:tc>
-      </w:tr>
-      <w:tr>
-        <w:tc>
-          <w:tcPr>
-            <w:tcW w:type="dxa" w:w="4032"/>
-            <w:shd w:fill="F5F7F9"/>
-            <w:vAlign w:val="center"/>
-            <w:tcBorders>
-              <w:top w:val="single" w:sz="4" w:color="D9D9D9"/>
-              <w:left w:val="single" w:sz="4" w:color="D9D9D9"/>
-              <w:bottom w:val="single" w:sz="4" w:color="D9D9D9"/>
-              <w:right w:val="single" w:sz="4" w:color="D9D9D9"/>
-              <w:insideH w:val="single" w:sz="4" w:color="D9D9D9"/>
-              <w:insideV w:val="single" w:sz="4" w:color="D9D9D9"/>
-            </w:tcBorders>
-          </w:tcPr>
-          <w:p>
-            <w:pPr>
-              <w:spacing w:after="40" w:line="252" w:lineRule="auto"/>
-            </w:pPr>
-            <w:r>
-              <w:rPr>
-                <w:rFonts w:ascii="Arial" w:hAnsi="Arial" w:eastAsia="Microsoft JhengHei"/>
-                <w:color w:val="000000"/>
-                <w:sz w:val="18"/>
-              </w:rPr>
-              <w:t>supabase_recommended_content_review.sql</w:t>
-            </w:r>
-          </w:p>
-        </w:tc>
-        <w:tc>
-          <w:tcPr>
-            <w:tcW w:type="dxa" w:w="5472"/>
-            <w:shd w:fill="F5F7F9"/>
-            <w:vAlign w:val="center"/>
-            <w:tcBorders>
-              <w:top w:val="single" w:sz="4" w:color="D9D9D9"/>
-              <w:left w:val="single" w:sz="4" w:color="D9D9D9"/>
-              <w:bottom w:val="single" w:sz="4" w:color="D9D9D9"/>
-              <w:right w:val="single" w:sz="4" w:color="D9D9D9"/>
-              <w:insideH w:val="single" w:sz="4" w:color="D9D9D9"/>
-              <w:insideV w:val="single" w:sz="4" w:color="D9D9D9"/>
-            </w:tcBorders>
-          </w:tcPr>
-          <w:p>
-            <w:pPr>
-              <w:spacing w:after="40" w:line="252" w:lineRule="auto"/>
-            </w:pPr>
-            <w:r>
-              <w:rPr>
-                <w:rFonts w:ascii="Arial" w:hAnsi="Arial" w:eastAsia="Microsoft JhengHei"/>
-                <w:color w:val="000000"/>
-                <w:sz w:val="18"/>
-              </w:rPr>
-              <w:t>投稿審核及作者保留</w:t>
-            </w:r>
-          </w:p>
-        </w:tc>
-      </w:tr>
-      <w:tr>
-        <w:tc>
-          <w:tcPr>
-            <w:tcW w:type="dxa" w:w="4032"/>
-            <w:vAlign w:val="center"/>
-            <w:tcBorders>
-              <w:top w:val="single" w:sz="4" w:color="D9D9D9"/>
-              <w:left w:val="single" w:sz="4" w:color="D9D9D9"/>
-              <w:bottom w:val="single" w:sz="4" w:color="D9D9D9"/>
-              <w:right w:val="single" w:sz="4" w:color="D9D9D9"/>
-              <w:insideH w:val="single" w:sz="4" w:color="D9D9D9"/>
-              <w:insideV w:val="single" w:sz="4" w:color="D9D9D9"/>
-            </w:tcBorders>
-          </w:tcPr>
-          <w:p>
-            <w:pPr>
-              <w:spacing w:after="40" w:line="252" w:lineRule="auto"/>
-            </w:pPr>
-            <w:r>
-              <w:rPr>
-                <w:rFonts w:ascii="Arial" w:hAnsi="Arial" w:eastAsia="Microsoft JhengHei"/>
-                <w:color w:val="000000"/>
-                <w:sz w:val="18"/>
-              </w:rPr>
-              <w:t>supabase_account_deletion_robust.sql</w:t>
-            </w:r>
-          </w:p>
-        </w:tc>
-        <w:tc>
-          <w:tcPr>
-            <w:tcW w:type="dxa" w:w="5472"/>
-            <w:vAlign w:val="center"/>
-            <w:tcBorders>
-              <w:top w:val="single" w:sz="4" w:color="D9D9D9"/>
-              <w:left w:val="single" w:sz="4" w:color="D9D9D9"/>
-              <w:bottom w:val="single" w:sz="4" w:color="D9D9D9"/>
-              <w:right w:val="single" w:sz="4" w:color="D9D9D9"/>
-              <w:insideH w:val="single" w:sz="4" w:color="D9D9D9"/>
-              <w:insideV w:val="single" w:sz="4" w:color="D9D9D9"/>
-            </w:tcBorders>
-          </w:tcPr>
-          <w:p>
-            <w:pPr>
-              <w:spacing w:after="40" w:line="252" w:lineRule="auto"/>
-            </w:pPr>
-            <w:r>
-              <w:rPr>
-                <w:rFonts w:ascii="Arial" w:hAnsi="Arial" w:eastAsia="Microsoft JhengHei"/>
-                <w:color w:val="000000"/>
-                <w:sz w:val="18"/>
-              </w:rPr>
-              <w:t>帳號刪除流程</w:t>
-            </w:r>
-          </w:p>
-        </w:tc>
-      </w:tr>
-      <w:tr>
-        <w:tc>
-          <w:tcPr>
-            <w:tcW w:type="dxa" w:w="4032"/>
-            <w:shd w:fill="F5F7F9"/>
-            <w:vAlign w:val="center"/>
-            <w:tcBorders>
-              <w:top w:val="single" w:sz="4" w:color="D9D9D9"/>
-              <w:left w:val="single" w:sz="4" w:color="D9D9D9"/>
-              <w:bottom w:val="single" w:sz="4" w:color="D9D9D9"/>
-              <w:right w:val="single" w:sz="4" w:color="D9D9D9"/>
-              <w:insideH w:val="single" w:sz="4" w:color="D9D9D9"/>
-              <w:insideV w:val="single" w:sz="4" w:color="D9D9D9"/>
-            </w:tcBorders>
-          </w:tcPr>
-          <w:p>
-            <w:pPr>
-              <w:spacing w:after="40" w:line="252" w:lineRule="auto"/>
-            </w:pPr>
-            <w:r>
-              <w:rPr>
-                <w:rFonts w:ascii="Arial" w:hAnsi="Arial" w:eastAsia="Microsoft JhengHei"/>
-                <w:color w:val="000000"/>
-                <w:sz w:val="18"/>
-              </w:rPr>
-              <w:t>supabase_single_admin_unlimited.sql</w:t>
-            </w:r>
-          </w:p>
-        </w:tc>
-        <w:tc>
-          <w:tcPr>
-            <w:tcW w:type="dxa" w:w="5472"/>
-            <w:shd w:fill="F5F7F9"/>
-            <w:vAlign w:val="center"/>
-            <w:tcBorders>
-              <w:top w:val="single" w:sz="4" w:color="D9D9D9"/>
-              <w:left w:val="single" w:sz="4" w:color="D9D9D9"/>
-              <w:bottom w:val="single" w:sz="4" w:color="D9D9D9"/>
-              <w:right w:val="single" w:sz="4" w:color="D9D9D9"/>
-              <w:insideH w:val="single" w:sz="4" w:color="D9D9D9"/>
-              <w:insideV w:val="single" w:sz="4" w:color="D9D9D9"/>
-            </w:tcBorders>
-          </w:tcPr>
-          <w:p>
-            <w:pPr>
-              <w:spacing w:after="40" w:line="252" w:lineRule="auto"/>
-            </w:pPr>
-            <w:r>
-              <w:rPr>
-                <w:rFonts w:ascii="Arial" w:hAnsi="Arial" w:eastAsia="Microsoft JhengHei"/>
-                <w:color w:val="000000"/>
-                <w:sz w:val="18"/>
-              </w:rPr>
-              <w:t>唯一管理員與不限額度</w:t>
-            </w:r>
-          </w:p>
-        </w:tc>
-      </w:tr>
-      <w:tr>
-        <w:tc>
-          <w:tcPr>
-            <w:tcW w:type="dxa" w:w="4032"/>
-            <w:vAlign w:val="center"/>
-            <w:tcBorders>
-              <w:top w:val="single" w:sz="4" w:color="D9D9D9"/>
-              <w:left w:val="single" w:sz="4" w:color="D9D9D9"/>
-              <w:bottom w:val="single" w:sz="4" w:color="D9D9D9"/>
-              <w:right w:val="single" w:sz="4" w:color="D9D9D9"/>
-              <w:insideH w:val="single" w:sz="4" w:color="D9D9D9"/>
-              <w:insideV w:val="single" w:sz="4" w:color="D9D9D9"/>
-            </w:tcBorders>
-          </w:tcPr>
-          <w:p>
-            <w:pPr>
-              <w:spacing w:after="40" w:line="252" w:lineRule="auto"/>
-            </w:pPr>
-            <w:r>
-              <w:rPr>
-                <w:rFonts w:ascii="Arial" w:hAnsi="Arial" w:eastAsia="Microsoft JhengHei"/>
-                <w:color w:val="000000"/>
-                <w:sz w:val="18"/>
-              </w:rPr>
-              <w:t>supabase_rename_translation_games.sql</w:t>
-            </w:r>
-          </w:p>
-        </w:tc>
-        <w:tc>
-          <w:tcPr>
-            <w:tcW w:type="dxa" w:w="5472"/>
-            <w:vAlign w:val="center"/>
-            <w:tcBorders>
-              <w:top w:val="single" w:sz="4" w:color="D9D9D9"/>
-              <w:left w:val="single" w:sz="4" w:color="D9D9D9"/>
-              <w:bottom w:val="single" w:sz="4" w:color="D9D9D9"/>
-              <w:right w:val="single" w:sz="4" w:color="D9D9D9"/>
-              <w:insideH w:val="single" w:sz="4" w:color="D9D9D9"/>
-              <w:insideV w:val="single" w:sz="4" w:color="D9D9D9"/>
-            </w:tcBorders>
-          </w:tcPr>
-          <w:p>
-            <w:pPr>
-              <w:spacing w:after="40" w:line="252" w:lineRule="auto"/>
-            </w:pPr>
-            <w:r>
-              <w:rPr>
-                <w:rFonts w:ascii="Arial" w:hAnsi="Arial" w:eastAsia="Microsoft JhengHei"/>
-                <w:color w:val="000000"/>
-                <w:sz w:val="18"/>
-              </w:rPr>
-              <w:t>翻譯遊戲舊名稱直接更新</w:t>
+              <w:t>使用 service role 查找 Auth 使用者並設定臨時密碼；不得回傳 service role</w:t>
             </w:r>
           </w:p>
         </w:tc>
@@ -2957,16 +2431,55 @@
     </w:tbl>
     <w:p>
       <w:pPr>
-        <w:spacing w:after="20"/>
+        <w:spacing w:after="0"/>
       </w:pPr>
     </w:p>
     <w:p>
+      <w:pPr>
+        <w:pStyle w:val="ListBullet"/>
+        <w:spacing w:after="60"/>
+      </w:pPr>
       <w:r>
         <w:rPr>
-          <w:rFonts w:ascii="Arial" w:hAnsi="Arial" w:eastAsia="Microsoft JhengHei"/>
-          <w:color w:val="000000"/>
+          <w:rFonts w:ascii="Microsoft JhengHei" w:hAnsi="Microsoft JhengHei" w:eastAsia="Microsoft JhengHei"/>
         </w:rPr>
-        <w:t>執行前先用 Supabase migration history 或資料庫物件查詢確認是否已部署。修改 RETURNS TABLE 時須先 DROP 完整簽名，再 CREATE，避免 42P13。</w:t>
+        <w:t>Render 設定 Root Directory 或啟動工作目錄為 python_ai_service，Build 安裝 requirements，Start 執行 uvicorn。</w:t>
+      </w:r>
+    </w:p>
+    <w:p>
+      <w:pPr>
+        <w:pStyle w:val="ListBullet"/>
+        <w:spacing w:after="60"/>
+      </w:pPr>
+      <w:r>
+        <w:rPr>
+          <w:rFonts w:ascii="Microsoft JhengHei" w:hAnsi="Microsoft JhengHei" w:eastAsia="Microsoft JhengHei"/>
+        </w:rPr>
+        <w:t>CORS_ALLOWED_ORIGINS 明確列出正式 Web 網域與允許的開發來源，不要在正式環境使用任意來源。</w:t>
+      </w:r>
+    </w:p>
+    <w:p>
+      <w:pPr>
+        <w:pStyle w:val="ListBullet"/>
+        <w:spacing w:after="60"/>
+      </w:pPr>
+      <w:r>
+        <w:rPr>
+          <w:rFonts w:ascii="Microsoft JhengHei" w:hAnsi="Microsoft JhengHei" w:eastAsia="Microsoft JhengHei"/>
+        </w:rPr>
+        <w:t>健康檢查使用 health 路由。啟動失敗先檢查環境變數、psycopg、DB_URL 與埠號綁定。</w:t>
+      </w:r>
+    </w:p>
+    <w:p>
+      <w:pPr>
+        <w:pStyle w:val="ListBullet"/>
+        <w:spacing w:after="60"/>
+      </w:pPr>
+      <w:r>
+        <w:rPr>
+          <w:rFonts w:ascii="Microsoft JhengHei" w:hAnsi="Microsoft JhengHei" w:eastAsia="Microsoft JhengHei"/>
+        </w:rPr>
+        <w:t>service role 僅存在 Render Secret。任何 Log 都不得輸出 token、資料庫密碼或臨時密碼。</w:t>
       </w:r>
     </w:p>
     <w:p>
@@ -2974,243 +2487,55 @@
         <w:pStyle w:val="Heading1"/>
       </w:pPr>
       <w:r>
-        <w:t>5 核心模組實作</w:t>
-      </w:r>
-    </w:p>
-    <w:p>
-      <w:pPr>
-        <w:pStyle w:val="Heading2"/>
-      </w:pPr>
-      <w:r>
-        <w:t>5.1 行事曆、提醒與分享</w:t>
+        <w:t>發行與簽章</w:t>
       </w:r>
     </w:p>
     <w:p>
       <w:pPr>
         <w:pStyle w:val="ListBullet"/>
+        <w:spacing w:after="60"/>
       </w:pPr>
       <w:r>
         <w:rPr>
-          <w:rFonts w:ascii="Arial" w:hAnsi="Arial" w:eastAsia="Microsoft JhengHei"/>
-          <w:color w:val="000000"/>
+          <w:rFonts w:ascii="Microsoft JhengHei" w:hAnsi="Microsoft JhengHei" w:eastAsia="Microsoft JhengHei"/>
         </w:rPr>
-        <w:t>get_filtered_calendar_events 必須回傳 is_completed，裝置排程通知時直接使用 RPC 狀態，不再額外查完成狀態。</w:t>
+        <w:t>Android 與 iOS application identifier 為 com.minavi.life_pilot。</w:t>
       </w:r>
     </w:p>
     <w:p>
       <w:pPr>
         <w:pStyle w:val="ListBullet"/>
+        <w:spacing w:after="60"/>
       </w:pPr>
       <w:r>
         <w:rPr>
-          <w:rFonts w:ascii="Arial" w:hAnsi="Arial" w:eastAsia="Microsoft JhengHei"/>
-          <w:color w:val="000000"/>
+          <w:rFonts w:ascii="Microsoft JhengHei" w:hAnsi="Microsoft JhengHei" w:eastAsia="Microsoft JhengHei"/>
         </w:rPr>
-        <w:t>事件新增、修改、刪除及由推薦內容建立後，依日期範圍清除跨月快取；首頁與行事曆共用失效通知。</w:t>
+        <w:t>Android 使用 upload-keystore.jks 與 android key.properties，兩者不進 Git。用 flutter build appbundle --release 建立 AAB。</w:t>
       </w:r>
     </w:p>
     <w:p>
       <w:pPr>
         <w:pStyle w:val="ListBullet"/>
+        <w:spacing w:after="60"/>
       </w:pPr>
       <w:r>
         <w:rPr>
-          <w:rFonts w:ascii="Arial" w:hAnsi="Arial" w:eastAsia="Microsoft JhengHei"/>
-          <w:color w:val="000000"/>
+          <w:rFonts w:ascii="Microsoft JhengHei" w:hAnsi="Microsoft JhengHei" w:eastAsia="Microsoft JhengHei"/>
         </w:rPr>
-        <w:t>提醒只排尚未完成事件；日期時間修改後取消舊 notification id 再重建。App 恢復前景時同步跨裝置完成狀態。</w:t>
+        <w:t>iOS 在 Mac 的 Runner.xcworkspace 選擇 Apple Developer Team，確認 Bundle Identifier，再用 Product Archive。</w:t>
       </w:r>
     </w:p>
     <w:p>
       <w:pPr>
         <w:pStyle w:val="ListBullet"/>
+        <w:spacing w:after="60"/>
       </w:pPr>
       <w:r>
         <w:rPr>
-          <w:rFonts w:ascii="Arial" w:hAnsi="Arial" w:eastAsia="Microsoft JhengHei"/>
-          <w:color w:val="000000"/>
+          <w:rFonts w:ascii="Microsoft JhengHei" w:hAnsi="Microsoft JhengHei" w:eastAsia="Microsoft JhengHei"/>
         </w:rPr>
-        <w:t>calendar_share_invitations 與 calendar_share_events 分離邀請及選定事件。拒絕、停止查看、停止分享都不計入額度。</w:t>
-      </w:r>
-    </w:p>
-    <w:p>
-      <w:pPr>
-        <w:pStyle w:val="Heading2"/>
-      </w:pPr>
-      <w:r>
-        <w:t>5.2 推薦活動、景點與回憶</w:t>
-      </w:r>
-    </w:p>
-    <w:p>
-      <w:pPr>
-        <w:pStyle w:val="ListBullet"/>
-      </w:pPr>
-      <w:r>
-        <w:rPr>
-          <w:rFonts w:ascii="Arial" w:hAnsi="Arial" w:eastAsia="Microsoft JhengHei"/>
-          <w:color w:val="000000"/>
-        </w:rPr>
-        <w:t>公開內容以 is_approved 控制可見性；審核不可更換 account。作者修改已公開內容後設回未公開並等待重新審核。</w:t>
-      </w:r>
-    </w:p>
-    <w:p>
-      <w:pPr>
-        <w:pStyle w:val="ListBullet"/>
-      </w:pPr>
-      <w:r>
-        <w:rPr>
-          <w:rFonts w:ascii="Arial" w:hAnsi="Arial" w:eastAsia="Microsoft JhengHei"/>
-          <w:color w:val="000000"/>
-        </w:rPr>
-        <w:t>活動去重：匯入資料沒有時間時，以名稱、日期、城市、地點相同判重；有時間時再加入時間。不要使用 master_url 條件。</w:t>
-      </w:r>
-    </w:p>
-    <w:p>
-      <w:pPr>
-        <w:pStyle w:val="ListBullet"/>
-      </w:pPr>
-      <w:r>
-        <w:rPr>
-          <w:rFonts w:ascii="Arial" w:hAnsi="Arial" w:eastAsia="Microsoft JhengHei"/>
-          <w:color w:val="000000"/>
-        </w:rPr>
-        <w:t>recommended_events_deleted 保存 tombstone，避免 UI 刪除後爬蟲再次匯入；cleanup 對 end_date 空值使用 start_date。</w:t>
-      </w:r>
-    </w:p>
-    <w:p>
-      <w:pPr>
-        <w:pStyle w:val="ListBullet"/>
-      </w:pPr>
-      <w:r>
-        <w:rPr>
-          <w:rFonts w:ascii="Arial" w:hAnsi="Arial" w:eastAsia="Microsoft JhengHei"/>
-          <w:color w:val="000000"/>
-        </w:rPr>
-        <w:t>地圖座標使用 country、map_lat、map_lng；原 lat／lng 可作天氣附近定位。Geocode 成功後回填專用座標，避免重複查詢。</w:t>
-      </w:r>
-    </w:p>
-    <w:p>
-      <w:pPr>
-        <w:pStyle w:val="ListBullet"/>
-      </w:pPr>
-      <w:r>
-        <w:rPr>
-          <w:rFonts w:ascii="Arial" w:hAnsi="Arial" w:eastAsia="Microsoft JhengHei"/>
-          <w:color w:val="000000"/>
-        </w:rPr>
-        <w:t>回憶預設 30 天、每次再載 30 天並以 id 去重；未來資料也要顯示。subEvents 僅複製目標日期。</w:t>
-      </w:r>
-    </w:p>
-    <w:p>
-      <w:pPr>
-        <w:pStyle w:val="Heading2"/>
-      </w:pPr>
-      <w:r>
-        <w:t>5.3 記帳與積分</w:t>
-      </w:r>
-    </w:p>
-    <w:p>
-      <w:pPr>
-        <w:pStyle w:val="ListBullet"/>
-      </w:pPr>
-      <w:r>
-        <w:rPr>
-          <w:rFonts w:ascii="Arial" w:hAnsi="Arial" w:eastAsia="Microsoft JhengHei"/>
-          <w:color w:val="000000"/>
-        </w:rPr>
-        <w:t>detail.date 為 timestamptz，value 使用 numeric，UI 支援最多四位小數及千分位顯示。不得以 int 解析或截斷。</w:t>
-      </w:r>
-    </w:p>
-    <w:p>
-      <w:pPr>
-        <w:pStyle w:val="ListBullet"/>
-      </w:pPr>
-      <w:r>
-        <w:rPr>
-          <w:rFonts w:ascii="Arial" w:hAnsi="Arial" w:eastAsia="Microsoft JhengHei"/>
-          <w:color w:val="000000"/>
-        </w:rPr>
-        <w:t>primary_category 存穩定代碼，group 為次分類；顯示時以四語系 label 轉換。reserved 類別永久納入查詢。</w:t>
-      </w:r>
-    </w:p>
-    <w:p>
-      <w:pPr>
-        <w:pStyle w:val="ListBullet"/>
-      </w:pPr>
-      <w:r>
-        <w:rPr>
-          <w:rFonts w:ascii="Arial" w:hAnsi="Arial" w:eastAsia="Microsoft JhengHei"/>
-          <w:color w:val="000000"/>
-        </w:rPr>
-        <w:t>manual form 與語音／句子解析共用輸入正規化。多餘小數點只移除多出的字元，超過四位只截去超出部分。</w:t>
-      </w:r>
-    </w:p>
-    <w:p>
-      <w:pPr>
-        <w:pStyle w:val="ListBullet"/>
-      </w:pPr>
-      <w:r>
-        <w:rPr>
-          <w:rFonts w:ascii="Arial" w:hAnsi="Arial" w:eastAsia="Microsoft JhengHei"/>
-          <w:color w:val="000000"/>
-        </w:rPr>
-        <w:t>最近一筆明細決定新增預設類型及分類；沒有資料時記帳為支出、積分為加分，分類未分類。</w:t>
-      </w:r>
-    </w:p>
-    <w:p>
-      <w:pPr>
-        <w:pStyle w:val="Heading2"/>
-      </w:pPr>
-      <w:r>
-        <w:t>5.4 遊戲</w:t>
-      </w:r>
-    </w:p>
-    <w:p>
-      <w:pPr>
-        <w:pStyle w:val="ListBullet"/>
-      </w:pPr>
-      <w:r>
-        <w:rPr>
-          <w:rFonts w:ascii="Arial" w:hAnsi="Arial" w:eastAsia="Microsoft JhengHei"/>
-          <w:color w:val="000000"/>
-        </w:rPr>
-        <w:t>進入遊戲前以 getMyQuestionBankAvailability 檢查目前來源可用題目合計，所有題庫至少三題，個別遊戲可提高限制。</w:t>
-      </w:r>
-    </w:p>
-    <w:p>
-      <w:pPr>
-        <w:pStyle w:val="ListBullet"/>
-      </w:pPr>
-      <w:r>
-        <w:rPr>
-          <w:rFonts w:ascii="Arial" w:hAnsi="Arial" w:eastAsia="Microsoft JhengHei"/>
-          <w:color w:val="000000"/>
-        </w:rPr>
-        <w:t>本機模式不能查管理者題庫；沒有本機題目時阻止進入並顯示可理解訊息。</w:t>
-      </w:r>
-    </w:p>
-    <w:p>
-      <w:pPr>
-        <w:pStyle w:val="ListBullet"/>
-      </w:pPr>
-      <w:r>
-        <w:rPr>
-          <w:rFonts w:ascii="Arial" w:hAnsi="Arial" w:eastAsia="Microsoft JhengHei"/>
-          <w:color w:val="000000"/>
-        </w:rPr>
-        <w:t>Translation、Translation日、Translation韓已改成 Translation (CH-EN)、Translation (CH-JP)、Translation (CH-KR)，程式常數、測試、game_list 與相關資料需一致。</w:t>
-      </w:r>
-    </w:p>
-    <w:p>
-      <w:pPr>
-        <w:pStyle w:val="ListBullet"/>
-      </w:pPr>
-      <w:r>
-        <w:rPr>
-          <w:rFonts w:ascii="Arial" w:hAnsi="Arial" w:eastAsia="Microsoft JhengHei"/>
-          <w:color w:val="000000"/>
-        </w:rPr>
-        <w:t>題目新增、編輯、停用、刪除與搜尋分頁都需尊重 owner、管理員題庫及 local／cloud。</w:t>
+        <w:t>正式訂閱付款尚需 Google Play 與 App Store 商品、收據驗證及恢復購買流程。不得只依用戶端 callback 開放 Plus。</w:t>
       </w:r>
     </w:p>
     <w:p>
@@ -3218,67 +2543,67 @@
         <w:pStyle w:val="Heading1"/>
       </w:pPr>
       <w:r>
-        <w:t>6 多國語系、響應式介面與效能</w:t>
+        <w:t>測試與維護檢查</w:t>
       </w:r>
     </w:p>
     <w:p>
       <w:pPr>
         <w:pStyle w:val="ListBullet"/>
+        <w:spacing w:after="60"/>
       </w:pPr>
       <w:r>
         <w:rPr>
-          <w:rFonts w:ascii="Arial" w:hAnsi="Arial" w:eastAsia="Microsoft JhengHei"/>
-          <w:color w:val="000000"/>
+          <w:rFonts w:ascii="Microsoft JhengHei" w:hAnsi="Microsoft JhengHei" w:eastAsia="Microsoft JhengHei"/>
         </w:rPr>
-        <w:t>所有使用者可見字串放入 lib/l10n/app_*.arb，支援繁體中文、英文、日文、韓文；修改後執行 flutter gen-l10n。</w:t>
+        <w:t>每次提交前執行格式化、analyze、Flutter tests 與 FastAPI unittest。</w:t>
       </w:r>
     </w:p>
     <w:p>
       <w:pPr>
         <w:pStyle w:val="ListBullet"/>
+        <w:spacing w:after="60"/>
       </w:pPr>
       <w:r>
         <w:rPr>
-          <w:rFonts w:ascii="Arial" w:hAnsi="Arial" w:eastAsia="Microsoft JhengHei"/>
-          <w:color w:val="000000"/>
+          <w:rFonts w:ascii="Microsoft JhengHei" w:hAnsi="Microsoft JhengHei" w:eastAsia="Microsoft JhengHei"/>
         </w:rPr>
-        <w:t>ARB placeholder metadata 必須與訊息中的 count、passed、total、score、price 等完全一致。不得在 Dart 內硬編碼簡體中文。</w:t>
+        <w:t>涉及 SQL 時，在測試專案先執行 migration；核對函式簽章、回傳欄位、EXECUTE 權限、RLS 與資料 constraint。</w:t>
       </w:r>
     </w:p>
     <w:p>
       <w:pPr>
         <w:pStyle w:val="ListBullet"/>
+        <w:spacing w:after="60"/>
       </w:pPr>
       <w:r>
         <w:rPr>
-          <w:rFonts w:ascii="Arial" w:hAnsi="Arial" w:eastAsia="Microsoft JhengHei"/>
-          <w:color w:val="000000"/>
+          <w:rFonts w:ascii="Microsoft JhengHei" w:hAnsi="Microsoft JhengHei" w:eastAsia="Microsoft JhengHei"/>
         </w:rPr>
-        <w:t>手機、平板、Web 使用 LayoutBuilder／Wrap／Flexible；標題完整顯示，按鈕與選單空間不足時換行，不以極小字體硬塞。</w:t>
+        <w:t>涉及帳號時測試 A 登出後 B 登入、同帳號重新登入、Web 兩分頁切換、Session 到期及 Recovery URL。</w:t>
       </w:r>
     </w:p>
     <w:p>
       <w:pPr>
         <w:pStyle w:val="ListBullet"/>
+        <w:spacing w:after="60"/>
       </w:pPr>
       <w:r>
         <w:rPr>
-          <w:rFonts w:ascii="Arial" w:hAnsi="Arial" w:eastAsia="Microsoft JhengHei"/>
-          <w:color w:val="000000"/>
+          <w:rFonts w:ascii="Microsoft JhengHei" w:hAnsi="Microsoft JhengHei" w:eastAsia="Microsoft JhengHei"/>
         </w:rPr>
-        <w:t>大型清單使用分頁、lazy build 與縮圖尺寸；天氣只預抓可見且八天內項目；Like／Dislike 在本機排序，不重新下載全部。</w:t>
+        <w:t>涉及資料時同時測本機、雲端、搬移、額度滿、到期唯讀、管理員無限額及清除後即時刷新。</w:t>
       </w:r>
     </w:p>
     <w:p>
       <w:pPr>
         <w:pStyle w:val="ListBullet"/>
+        <w:spacing w:after="60"/>
       </w:pPr>
       <w:r>
         <w:rPr>
-          <w:rFonts w:ascii="Arial" w:hAnsi="Arial" w:eastAsia="Microsoft JhengHei"/>
-          <w:color w:val="000000"/>
+          <w:rFonts w:ascii="Microsoft JhengHei" w:hAnsi="Microsoft JhengHei" w:eastAsia="Microsoft JhengHei"/>
         </w:rPr>
-        <w:t>每個 controller 對 timer、stream、HTTP、TTS、TextEditingController 做 dispose；非同步完成時確認仍有效。Web IndexedDB 不跨 isolate 傳遞 LegacyJavaScriptObject。</w:t>
+        <w:t>涉及畫面時至少測 360 寬手機、橫向平板、Web 1280 寬及四種語系。</w:t>
       </w:r>
     </w:p>
     <w:p>
@@ -3286,15 +2611,7 @@
         <w:pStyle w:val="Heading1"/>
       </w:pPr>
       <w:r>
-        <w:t>7 建置、部署與維運</w:t>
-      </w:r>
-    </w:p>
-    <w:p>
-      <w:pPr>
-        <w:pStyle w:val="Heading2"/>
-      </w:pPr>
-      <w:r>
-        <w:t>7.1 開發驗證</w:t>
+        <w:t>故障處理</w:t>
       </w:r>
     </w:p>
     <w:tbl>
@@ -3303,6 +2620,14 @@
         <w:jc w:val="center"/>
         <w:tblLayout w:type="fixed"/>
         <w:tblLook w:firstColumn="1" w:firstRow="1" w:lastColumn="0" w:lastRow="0" w:noHBand="0" w:noVBand="1" w:val="04A0"/>
+        <w:tblBorders>
+          <w:top w:val="single" w:sz="4" w:space="0" w:color="D9D9D9"/>
+          <w:left w:val="single" w:sz="4" w:space="0" w:color="D9D9D9"/>
+          <w:bottom w:val="single" w:sz="4" w:space="0" w:color="D9D9D9"/>
+          <w:right w:val="single" w:sz="4" w:space="0" w:color="D9D9D9"/>
+          <w:insideH w:val="single" w:sz="4" w:space="0" w:color="D9D9D9"/>
+          <w:insideV w:val="single" w:sz="4" w:space="0" w:color="D9D9D9"/>
+        </w:tblBorders>
       </w:tblPr>
       <w:tblGrid>
         <w:gridCol w:w="4997"/>
@@ -3311,408 +2636,452 @@
       <w:tr>
         <w:trPr>
           <w:tblHeader w:val="true"/>
+          <w:cantSplit/>
         </w:trPr>
         <w:tc>
           <w:tcPr>
-            <w:tcW w:type="dxa" w:w="4032"/>
+            <w:tcW w:type="dxa" w:w="3096"/>
             <w:shd w:fill="1F4E78"/>
-            <w:tcBorders>
-              <w:top w:val="single" w:sz="4" w:color="D9D9D9"/>
-              <w:left w:val="single" w:sz="4" w:color="D9D9D9"/>
-              <w:bottom w:val="single" w:sz="4" w:color="D9D9D9"/>
-              <w:right w:val="single" w:sz="4" w:color="D9D9D9"/>
-              <w:insideH w:val="single" w:sz="4" w:color="D9D9D9"/>
-              <w:insideV w:val="single" w:sz="4" w:color="D9D9D9"/>
-            </w:tcBorders>
+            <w:tcMar>
+              <w:top w:w="115" w:type="dxa"/>
+              <w:left w:w="120" w:type="dxa"/>
+              <w:bottom w:w="115" w:type="dxa"/>
+              <w:right w:w="120" w:type="dxa"/>
+            </w:tcMar>
             <w:vAlign w:val="center"/>
           </w:tcPr>
           <w:p>
             <w:pPr>
+              <w:spacing w:after="0"/>
               <w:jc w:val="center"/>
             </w:pPr>
             <w:r>
               <w:rPr>
-                <w:rFonts w:ascii="Arial" w:hAnsi="Arial" w:eastAsia="Microsoft JhengHei"/>
+                <w:rFonts w:ascii="Microsoft JhengHei" w:hAnsi="Microsoft JhengHei" w:eastAsia="Microsoft JhengHei"/>
                 <w:b/>
                 <w:color w:val="FFFFFF"/>
-                <w:sz w:val="18"/>
+                <w:sz w:val="19"/>
               </w:rPr>
-              <w:t>命令</w:t>
+              <w:t>錯誤</w:t>
             </w:r>
           </w:p>
         </w:tc>
         <w:tc>
           <w:tcPr>
-            <w:tcW w:type="dxa" w:w="5472"/>
+            <w:tcW w:type="dxa" w:w="6120"/>
             <w:shd w:fill="1F4E78"/>
-            <w:tcBorders>
-              <w:top w:val="single" w:sz="4" w:color="D9D9D9"/>
-              <w:left w:val="single" w:sz="4" w:color="D9D9D9"/>
-              <w:bottom w:val="single" w:sz="4" w:color="D9D9D9"/>
-              <w:right w:val="single" w:sz="4" w:color="D9D9D9"/>
-              <w:insideH w:val="single" w:sz="4" w:color="D9D9D9"/>
-              <w:insideV w:val="single" w:sz="4" w:color="D9D9D9"/>
-            </w:tcBorders>
+            <w:tcMar>
+              <w:top w:w="115" w:type="dxa"/>
+              <w:left w:w="120" w:type="dxa"/>
+              <w:bottom w:w="115" w:type="dxa"/>
+              <w:right w:w="120" w:type="dxa"/>
+            </w:tcMar>
             <w:vAlign w:val="center"/>
           </w:tcPr>
           <w:p>
             <w:pPr>
+              <w:spacing w:after="0"/>
               <w:jc w:val="center"/>
             </w:pPr>
             <w:r>
               <w:rPr>
-                <w:rFonts w:ascii="Arial" w:hAnsi="Arial" w:eastAsia="Microsoft JhengHei"/>
+                <w:rFonts w:ascii="Microsoft JhengHei" w:hAnsi="Microsoft JhengHei" w:eastAsia="Microsoft JhengHei"/>
                 <w:b/>
                 <w:color w:val="FFFFFF"/>
-                <w:sz w:val="18"/>
+                <w:sz w:val="19"/>
               </w:rPr>
-              <w:t>目的</w:t>
+              <w:t>優先檢查</w:t>
             </w:r>
           </w:p>
         </w:tc>
       </w:tr>
       <w:tr>
+        <w:trPr>
+          <w:cantSplit/>
+        </w:trPr>
         <w:tc>
           <w:tcPr>
-            <w:tcW w:type="dxa" w:w="4032"/>
+            <w:tcW w:type="dxa" w:w="3096"/>
+            <w:tcMar>
+              <w:top w:w="100" w:type="dxa"/>
+              <w:left w:w="120" w:type="dxa"/>
+              <w:bottom w:w="100" w:type="dxa"/>
+              <w:right w:w="120" w:type="dxa"/>
+            </w:tcMar>
             <w:vAlign w:val="center"/>
-            <w:tcBorders>
-              <w:top w:val="single" w:sz="4" w:color="D9D9D9"/>
-              <w:left w:val="single" w:sz="4" w:color="D9D9D9"/>
-              <w:bottom w:val="single" w:sz="4" w:color="D9D9D9"/>
-              <w:right w:val="single" w:sz="4" w:color="D9D9D9"/>
-              <w:insideH w:val="single" w:sz="4" w:color="D9D9D9"/>
-              <w:insideV w:val="single" w:sz="4" w:color="D9D9D9"/>
-            </w:tcBorders>
           </w:tcPr>
           <w:p>
             <w:pPr>
-              <w:spacing w:after="40" w:line="252" w:lineRule="auto"/>
-              <w:jc w:val="center"/>
+              <w:spacing w:after="0"/>
+              <w:jc w:val="left"/>
             </w:pPr>
             <w:r>
               <w:rPr>
-                <w:rFonts w:ascii="Arial" w:hAnsi="Arial" w:eastAsia="Microsoft JhengHei"/>
-                <w:color w:val="000000"/>
+                <w:rFonts w:ascii="Microsoft JhengHei" w:hAnsi="Microsoft JhengHei" w:eastAsia="Microsoft JhengHei"/>
                 <w:sz w:val="18"/>
               </w:rPr>
-              <w:t>flutter pub get</w:t>
+              <w:t>MissingPluginException shared_preferences</w:t>
             </w:r>
           </w:p>
         </w:tc>
         <w:tc>
           <w:tcPr>
-            <w:tcW w:type="dxa" w:w="5472"/>
+            <w:tcW w:type="dxa" w:w="6120"/>
+            <w:tcMar>
+              <w:top w:w="100" w:type="dxa"/>
+              <w:left w:w="120" w:type="dxa"/>
+              <w:bottom w:w="100" w:type="dxa"/>
+              <w:right w:w="120" w:type="dxa"/>
+            </w:tcMar>
             <w:vAlign w:val="center"/>
-            <w:tcBorders>
-              <w:top w:val="single" w:sz="4" w:color="D9D9D9"/>
-              <w:left w:val="single" w:sz="4" w:color="D9D9D9"/>
-              <w:bottom w:val="single" w:sz="4" w:color="D9D9D9"/>
-              <w:right w:val="single" w:sz="4" w:color="D9D9D9"/>
-              <w:insideH w:val="single" w:sz="4" w:color="D9D9D9"/>
-              <w:insideV w:val="single" w:sz="4" w:color="D9D9D9"/>
-            </w:tcBorders>
           </w:tcPr>
           <w:p>
             <w:pPr>
-              <w:spacing w:after="40" w:line="252" w:lineRule="auto"/>
+              <w:spacing w:after="0"/>
+              <w:jc w:val="left"/>
             </w:pPr>
             <w:r>
               <w:rPr>
-                <w:rFonts w:ascii="Arial" w:hAnsi="Arial" w:eastAsia="Microsoft JhengHei"/>
-                <w:color w:val="000000"/>
+                <w:rFonts w:ascii="Microsoft JhengHei" w:hAnsi="Microsoft JhengHei" w:eastAsia="Microsoft JhengHei"/>
                 <w:sz w:val="18"/>
               </w:rPr>
-              <w:t>解析套件版本；CI SDK 必須符合 pubspec</w:t>
+              <w:t>完整重啟，不要只做 hot reload；確認初始化位於 WidgetsFlutterBinding 後。</w:t>
             </w:r>
           </w:p>
         </w:tc>
       </w:tr>
       <w:tr>
+        <w:trPr>
+          <w:cantSplit/>
+        </w:trPr>
         <w:tc>
           <w:tcPr>
-            <w:tcW w:type="dxa" w:w="4032"/>
-            <w:shd w:fill="F5F7F9"/>
+            <w:tcW w:type="dxa" w:w="3096"/>
+            <w:shd w:fill="F4F6F7"/>
+            <w:tcMar>
+              <w:top w:w="100" w:type="dxa"/>
+              <w:left w:w="120" w:type="dxa"/>
+              <w:bottom w:w="100" w:type="dxa"/>
+              <w:right w:w="120" w:type="dxa"/>
+            </w:tcMar>
             <w:vAlign w:val="center"/>
-            <w:tcBorders>
-              <w:top w:val="single" w:sz="4" w:color="D9D9D9"/>
-              <w:left w:val="single" w:sz="4" w:color="D9D9D9"/>
-              <w:bottom w:val="single" w:sz="4" w:color="D9D9D9"/>
-              <w:right w:val="single" w:sz="4" w:color="D9D9D9"/>
-              <w:insideH w:val="single" w:sz="4" w:color="D9D9D9"/>
-              <w:insideV w:val="single" w:sz="4" w:color="D9D9D9"/>
-            </w:tcBorders>
           </w:tcPr>
           <w:p>
             <w:pPr>
-              <w:spacing w:after="40" w:line="252" w:lineRule="auto"/>
-              <w:jc w:val="center"/>
+              <w:spacing w:after="0"/>
+              <w:jc w:val="left"/>
             </w:pPr>
             <w:r>
               <w:rPr>
-                <w:rFonts w:ascii="Arial" w:hAnsi="Arial" w:eastAsia="Microsoft JhengHei"/>
-                <w:color w:val="000000"/>
+                <w:rFonts w:ascii="Microsoft JhengHei" w:hAnsi="Microsoft JhengHei" w:eastAsia="Microsoft JhengHei"/>
                 <w:sz w:val="18"/>
               </w:rPr>
-              <w:t>flutter gen-l10n</w:t>
+              <w:t>Postgrest 23514</w:t>
             </w:r>
           </w:p>
         </w:tc>
         <w:tc>
           <w:tcPr>
-            <w:tcW w:type="dxa" w:w="5472"/>
-            <w:shd w:fill="F5F7F9"/>
+            <w:tcW w:type="dxa" w:w="6120"/>
+            <w:shd w:fill="F4F6F7"/>
+            <w:tcMar>
+              <w:top w:w="100" w:type="dxa"/>
+              <w:left w:w="120" w:type="dxa"/>
+              <w:bottom w:w="100" w:type="dxa"/>
+              <w:right w:w="120" w:type="dxa"/>
+            </w:tcMar>
             <w:vAlign w:val="center"/>
-            <w:tcBorders>
-              <w:top w:val="single" w:sz="4" w:color="D9D9D9"/>
-              <w:left w:val="single" w:sz="4" w:color="D9D9D9"/>
-              <w:bottom w:val="single" w:sz="4" w:color="D9D9D9"/>
-              <w:right w:val="single" w:sz="4" w:color="D9D9D9"/>
-              <w:insideH w:val="single" w:sz="4" w:color="D9D9D9"/>
-              <w:insideV w:val="single" w:sz="4" w:color="D9D9D9"/>
-            </w:tcBorders>
           </w:tcPr>
           <w:p>
             <w:pPr>
-              <w:spacing w:after="40" w:line="252" w:lineRule="auto"/>
+              <w:spacing w:after="0"/>
+              <w:jc w:val="left"/>
             </w:pPr>
             <w:r>
               <w:rPr>
-                <w:rFonts w:ascii="Arial" w:hAnsi="Arial" w:eastAsia="Microsoft JhengHei"/>
-                <w:color w:val="000000"/>
+                <w:rFonts w:ascii="Microsoft JhengHei" w:hAnsi="Microsoft JhengHei" w:eastAsia="Microsoft JhengHei"/>
                 <w:sz w:val="18"/>
               </w:rPr>
-              <w:t>產生四語系類別</w:t>
+              <w:t>比對 Flutter 傳值、check constraint 與 RPC，把新分類加入 constraint。</w:t>
             </w:r>
           </w:p>
         </w:tc>
       </w:tr>
       <w:tr>
+        <w:trPr>
+          <w:cantSplit/>
+        </w:trPr>
         <w:tc>
           <w:tcPr>
-            <w:tcW w:type="dxa" w:w="4032"/>
+            <w:tcW w:type="dxa" w:w="3096"/>
+            <w:tcMar>
+              <w:top w:w="100" w:type="dxa"/>
+              <w:left w:w="120" w:type="dxa"/>
+              <w:bottom w:w="100" w:type="dxa"/>
+              <w:right w:w="120" w:type="dxa"/>
+            </w:tcMar>
             <w:vAlign w:val="center"/>
-            <w:tcBorders>
-              <w:top w:val="single" w:sz="4" w:color="D9D9D9"/>
-              <w:left w:val="single" w:sz="4" w:color="D9D9D9"/>
-              <w:bottom w:val="single" w:sz="4" w:color="D9D9D9"/>
-              <w:right w:val="single" w:sz="4" w:color="D9D9D9"/>
-              <w:insideH w:val="single" w:sz="4" w:color="D9D9D9"/>
-              <w:insideV w:val="single" w:sz="4" w:color="D9D9D9"/>
-            </w:tcBorders>
           </w:tcPr>
           <w:p>
             <w:pPr>
-              <w:spacing w:after="40" w:line="252" w:lineRule="auto"/>
-              <w:jc w:val="center"/>
+              <w:spacing w:after="0"/>
+              <w:jc w:val="left"/>
             </w:pPr>
             <w:r>
               <w:rPr>
-                <w:rFonts w:ascii="Arial" w:hAnsi="Arial" w:eastAsia="Microsoft JhengHei"/>
-                <w:color w:val="000000"/>
+                <w:rFonts w:ascii="Microsoft JhengHei" w:hAnsi="Microsoft JhengHei" w:eastAsia="Microsoft JhengHei"/>
                 <w:sz w:val="18"/>
               </w:rPr>
-              <w:t>flutter analyze</w:t>
+              <w:t>Postgrest 42P01</w:t>
             </w:r>
           </w:p>
         </w:tc>
         <w:tc>
           <w:tcPr>
-            <w:tcW w:type="dxa" w:w="5472"/>
+            <w:tcW w:type="dxa" w:w="6120"/>
+            <w:tcMar>
+              <w:top w:w="100" w:type="dxa"/>
+              <w:left w:w="120" w:type="dxa"/>
+              <w:bottom w:w="100" w:type="dxa"/>
+              <w:right w:w="120" w:type="dxa"/>
+            </w:tcMar>
             <w:vAlign w:val="center"/>
-            <w:tcBorders>
-              <w:top w:val="single" w:sz="4" w:color="D9D9D9"/>
-              <w:left w:val="single" w:sz="4" w:color="D9D9D9"/>
-              <w:bottom w:val="single" w:sz="4" w:color="D9D9D9"/>
-              <w:right w:val="single" w:sz="4" w:color="D9D9D9"/>
-              <w:insideH w:val="single" w:sz="4" w:color="D9D9D9"/>
-              <w:insideV w:val="single" w:sz="4" w:color="D9D9D9"/>
-            </w:tcBorders>
           </w:tcPr>
           <w:p>
             <w:pPr>
-              <w:spacing w:after="40" w:line="252" w:lineRule="auto"/>
+              <w:spacing w:after="0"/>
+              <w:jc w:val="left"/>
             </w:pPr>
             <w:r>
               <w:rPr>
-                <w:rFonts w:ascii="Arial" w:hAnsi="Arial" w:eastAsia="Microsoft JhengHei"/>
-                <w:color w:val="000000"/>
+                <w:rFonts w:ascii="Microsoft JhengHei" w:hAnsi="Microsoft JhengHei" w:eastAsia="Microsoft JhengHei"/>
                 <w:sz w:val="18"/>
               </w:rPr>
-              <w:t>靜態分析</w:t>
+              <w:t>改用實際表名及 schema，重新載入 PostgREST schema cache。</w:t>
             </w:r>
           </w:p>
         </w:tc>
       </w:tr>
       <w:tr>
+        <w:trPr>
+          <w:cantSplit/>
+        </w:trPr>
         <w:tc>
           <w:tcPr>
-            <w:tcW w:type="dxa" w:w="4032"/>
-            <w:shd w:fill="F5F7F9"/>
+            <w:tcW w:type="dxa" w:w="3096"/>
+            <w:shd w:fill="F4F6F7"/>
+            <w:tcMar>
+              <w:top w:w="100" w:type="dxa"/>
+              <w:left w:w="120" w:type="dxa"/>
+              <w:bottom w:w="100" w:type="dxa"/>
+              <w:right w:w="120" w:type="dxa"/>
+            </w:tcMar>
             <w:vAlign w:val="center"/>
-            <w:tcBorders>
-              <w:top w:val="single" w:sz="4" w:color="D9D9D9"/>
-              <w:left w:val="single" w:sz="4" w:color="D9D9D9"/>
-              <w:bottom w:val="single" w:sz="4" w:color="D9D9D9"/>
-              <w:right w:val="single" w:sz="4" w:color="D9D9D9"/>
-              <w:insideH w:val="single" w:sz="4" w:color="D9D9D9"/>
-              <w:insideV w:val="single" w:sz="4" w:color="D9D9D9"/>
-            </w:tcBorders>
           </w:tcPr>
           <w:p>
             <w:pPr>
-              <w:spacing w:after="40" w:line="252" w:lineRule="auto"/>
-              <w:jc w:val="center"/>
+              <w:spacing w:after="0"/>
+              <w:jc w:val="left"/>
             </w:pPr>
             <w:r>
               <w:rPr>
-                <w:rFonts w:ascii="Arial" w:hAnsi="Arial" w:eastAsia="Microsoft JhengHei"/>
-                <w:color w:val="000000"/>
+                <w:rFonts w:ascii="Microsoft JhengHei" w:hAnsi="Microsoft JhengHei" w:eastAsia="Microsoft JhengHei"/>
                 <w:sz w:val="18"/>
               </w:rPr>
-              <w:t>flutter test</w:t>
+              <w:t>Bad state no element</w:t>
             </w:r>
           </w:p>
         </w:tc>
         <w:tc>
           <w:tcPr>
-            <w:tcW w:type="dxa" w:w="5472"/>
-            <w:shd w:fill="F5F7F9"/>
+            <w:tcW w:type="dxa" w:w="6120"/>
+            <w:shd w:fill="F4F6F7"/>
+            <w:tcMar>
+              <w:top w:w="100" w:type="dxa"/>
+              <w:left w:w="120" w:type="dxa"/>
+              <w:bottom w:w="100" w:type="dxa"/>
+              <w:right w:w="120" w:type="dxa"/>
+            </w:tcMar>
             <w:vAlign w:val="center"/>
-            <w:tcBorders>
-              <w:top w:val="single" w:sz="4" w:color="D9D9D9"/>
-              <w:left w:val="single" w:sz="4" w:color="D9D9D9"/>
-              <w:bottom w:val="single" w:sz="4" w:color="D9D9D9"/>
-              <w:right w:val="single" w:sz="4" w:color="D9D9D9"/>
-              <w:insideH w:val="single" w:sz="4" w:color="D9D9D9"/>
-              <w:insideV w:val="single" w:sz="4" w:color="D9D9D9"/>
-            </w:tcBorders>
           </w:tcPr>
           <w:p>
             <w:pPr>
-              <w:spacing w:after="40" w:line="252" w:lineRule="auto"/>
+              <w:spacing w:after="0"/>
+              <w:jc w:val="left"/>
             </w:pPr>
             <w:r>
               <w:rPr>
-                <w:rFonts w:ascii="Arial" w:hAnsi="Arial" w:eastAsia="Microsoft JhengHei"/>
-                <w:color w:val="000000"/>
+                <w:rFonts w:ascii="Microsoft JhengHei" w:hAnsi="Microsoft JhengHei" w:eastAsia="Microsoft JhengHei"/>
                 <w:sz w:val="18"/>
               </w:rPr>
-              <w:t>單元與 Widget 測試</w:t>
+              <w:t>為 first、single、firstWhere 增加空集合 fallback；刪除後不讀舊元素。</w:t>
             </w:r>
           </w:p>
         </w:tc>
       </w:tr>
       <w:tr>
+        <w:trPr>
+          <w:cantSplit/>
+        </w:trPr>
         <w:tc>
           <w:tcPr>
-            <w:tcW w:type="dxa" w:w="4032"/>
+            <w:tcW w:type="dxa" w:w="3096"/>
+            <w:tcMar>
+              <w:top w:w="100" w:type="dxa"/>
+              <w:left w:w="120" w:type="dxa"/>
+              <w:bottom w:w="100" w:type="dxa"/>
+              <w:right w:w="120" w:type="dxa"/>
+            </w:tcMar>
             <w:vAlign w:val="center"/>
-            <w:tcBorders>
-              <w:top w:val="single" w:sz="4" w:color="D9D9D9"/>
-              <w:left w:val="single" w:sz="4" w:color="D9D9D9"/>
-              <w:bottom w:val="single" w:sz="4" w:color="D9D9D9"/>
-              <w:right w:val="single" w:sz="4" w:color="D9D9D9"/>
-              <w:insideH w:val="single" w:sz="4" w:color="D9D9D9"/>
-              <w:insideV w:val="single" w:sz="4" w:color="D9D9D9"/>
-            </w:tcBorders>
           </w:tcPr>
           <w:p>
             <w:pPr>
-              <w:spacing w:after="40" w:line="252" w:lineRule="auto"/>
+              <w:spacing w:after="0"/>
+              <w:jc w:val="left"/>
             </w:pPr>
             <w:r>
               <w:rPr>
-                <w:rFonts w:ascii="Arial" w:hAnsi="Arial" w:eastAsia="Microsoft JhengHei"/>
-                <w:color w:val="000000"/>
+                <w:rFonts w:ascii="Microsoft JhengHei" w:hAnsi="Microsoft JhengHei" w:eastAsia="Microsoft JhengHei"/>
                 <w:sz w:val="18"/>
               </w:rPr>
-              <w:t>python -m compileall python_ai_service</w:t>
+              <w:t>Controller used after disposed</w:t>
             </w:r>
           </w:p>
         </w:tc>
         <w:tc>
           <w:tcPr>
-            <w:tcW w:type="dxa" w:w="5472"/>
+            <w:tcW w:type="dxa" w:w="6120"/>
+            <w:tcMar>
+              <w:top w:w="100" w:type="dxa"/>
+              <w:left w:w="120" w:type="dxa"/>
+              <w:bottom w:w="100" w:type="dxa"/>
+              <w:right w:w="120" w:type="dxa"/>
+            </w:tcMar>
             <w:vAlign w:val="center"/>
-            <w:tcBorders>
-              <w:top w:val="single" w:sz="4" w:color="D9D9D9"/>
-              <w:left w:val="single" w:sz="4" w:color="D9D9D9"/>
-              <w:bottom w:val="single" w:sz="4" w:color="D9D9D9"/>
-              <w:right w:val="single" w:sz="4" w:color="D9D9D9"/>
-              <w:insideH w:val="single" w:sz="4" w:color="D9D9D9"/>
-              <w:insideV w:val="single" w:sz="4" w:color="D9D9D9"/>
-            </w:tcBorders>
           </w:tcPr>
           <w:p>
             <w:pPr>
-              <w:spacing w:after="40" w:line="252" w:lineRule="auto"/>
+              <w:spacing w:after="0"/>
+              <w:jc w:val="left"/>
             </w:pPr>
             <w:r>
               <w:rPr>
-                <w:rFonts w:ascii="Arial" w:hAnsi="Arial" w:eastAsia="Microsoft JhengHei"/>
-                <w:color w:val="000000"/>
+                <w:rFonts w:ascii="Microsoft JhengHei" w:hAnsi="Microsoft JhengHei" w:eastAsia="Microsoft JhengHei"/>
                 <w:sz w:val="18"/>
               </w:rPr>
-              <w:t>後端語法檢查</w:t>
+              <w:t>取消 Future、Timer 與 subscription；完成後檢查 request token 及 disposed。</w:t>
             </w:r>
           </w:p>
         </w:tc>
       </w:tr>
       <w:tr>
+        <w:trPr>
+          <w:cantSplit/>
+        </w:trPr>
         <w:tc>
           <w:tcPr>
-            <w:tcW w:type="dxa" w:w="4032"/>
-            <w:shd w:fill="F5F7F9"/>
+            <w:tcW w:type="dxa" w:w="3096"/>
+            <w:shd w:fill="F4F6F7"/>
+            <w:tcMar>
+              <w:top w:w="100" w:type="dxa"/>
+              <w:left w:w="120" w:type="dxa"/>
+              <w:bottom w:w="100" w:type="dxa"/>
+              <w:right w:w="120" w:type="dxa"/>
+            </w:tcMar>
             <w:vAlign w:val="center"/>
-            <w:tcBorders>
-              <w:top w:val="single" w:sz="4" w:color="D9D9D9"/>
-              <w:left w:val="single" w:sz="4" w:color="D9D9D9"/>
-              <w:bottom w:val="single" w:sz="4" w:color="D9D9D9"/>
-              <w:right w:val="single" w:sz="4" w:color="D9D9D9"/>
-              <w:insideH w:val="single" w:sz="4" w:color="D9D9D9"/>
-              <w:insideV w:val="single" w:sz="4" w:color="D9D9D9"/>
-            </w:tcBorders>
           </w:tcPr>
           <w:p>
             <w:pPr>
-              <w:spacing w:after="40" w:line="252" w:lineRule="auto"/>
+              <w:spacing w:after="0"/>
+              <w:jc w:val="left"/>
             </w:pPr>
             <w:r>
               <w:rPr>
-                <w:rFonts w:ascii="Arial" w:hAnsi="Arial" w:eastAsia="Microsoft JhengHei"/>
-                <w:color w:val="000000"/>
+                <w:rFonts w:ascii="Microsoft JhengHei" w:hAnsi="Microsoft JhengHei" w:eastAsia="Microsoft JhengHei"/>
                 <w:sz w:val="18"/>
               </w:rPr>
-              <w:t>python -m unittest discover -s python_ai_service/tests</w:t>
+              <w:t>JdbNotificationRevision 或 IdbCursorWithValue</w:t>
             </w:r>
           </w:p>
         </w:tc>
         <w:tc>
           <w:tcPr>
-            <w:tcW w:type="dxa" w:w="5472"/>
-            <w:shd w:fill="F5F7F9"/>
+            <w:tcW w:type="dxa" w:w="6120"/>
+            <w:shd w:fill="F4F6F7"/>
+            <w:tcMar>
+              <w:top w:w="100" w:type="dxa"/>
+              <w:left w:w="120" w:type="dxa"/>
+              <w:bottom w:w="100" w:type="dxa"/>
+              <w:right w:w="120" w:type="dxa"/>
+            </w:tcMar>
             <w:vAlign w:val="center"/>
-            <w:tcBorders>
-              <w:top w:val="single" w:sz="4" w:color="D9D9D9"/>
-              <w:left w:val="single" w:sz="4" w:color="D9D9D9"/>
-              <w:bottom w:val="single" w:sz="4" w:color="D9D9D9"/>
-              <w:right w:val="single" w:sz="4" w:color="D9D9D9"/>
-              <w:insideH w:val="single" w:sz="4" w:color="D9D9D9"/>
-              <w:insideV w:val="single" w:sz="4" w:color="D9D9D9"/>
-            </w:tcBorders>
           </w:tcPr>
           <w:p>
             <w:pPr>
-              <w:spacing w:after="40" w:line="252" w:lineRule="auto"/>
+              <w:spacing w:after="0"/>
+              <w:jc w:val="left"/>
             </w:pPr>
             <w:r>
               <w:rPr>
-                <w:rFonts w:ascii="Arial" w:hAnsi="Arial" w:eastAsia="Microsoft JhengHei"/>
-                <w:color w:val="000000"/>
+                <w:rFonts w:ascii="Microsoft JhengHei" w:hAnsi="Microsoft JhengHei" w:eastAsia="Microsoft JhengHei"/>
                 <w:sz w:val="18"/>
               </w:rPr>
-              <w:t>後端測試</w:t>
+              <w:t>確認 idb_shim 與 Flutter 相容；避免直接轉型 LegacyJavaScriptObject。</w:t>
+            </w:r>
+          </w:p>
+        </w:tc>
+      </w:tr>
+      <w:tr>
+        <w:trPr>
+          <w:cantSplit/>
+        </w:trPr>
+        <w:tc>
+          <w:tcPr>
+            <w:tcW w:type="dxa" w:w="3096"/>
+            <w:tcMar>
+              <w:top w:w="100" w:type="dxa"/>
+              <w:left w:w="120" w:type="dxa"/>
+              <w:bottom w:w="100" w:type="dxa"/>
+              <w:right w:w="120" w:type="dxa"/>
+            </w:tcMar>
+            <w:vAlign w:val="center"/>
+          </w:tcPr>
+          <w:p>
+            <w:pPr>
+              <w:spacing w:after="0"/>
+              <w:jc w:val="left"/>
+            </w:pPr>
+            <w:r>
+              <w:rPr>
+                <w:rFonts w:ascii="Microsoft JhengHei" w:hAnsi="Microsoft JhengHei" w:eastAsia="Microsoft JhengHei"/>
+                <w:sz w:val="18"/>
+              </w:rPr>
+              <w:t>Gradle native JNI 或版本錯誤</w:t>
+            </w:r>
+          </w:p>
+        </w:tc>
+        <w:tc>
+          <w:tcPr>
+            <w:tcW w:type="dxa" w:w="6120"/>
+            <w:tcMar>
+              <w:top w:w="100" w:type="dxa"/>
+              <w:left w:w="120" w:type="dxa"/>
+              <w:bottom w:w="100" w:type="dxa"/>
+              <w:right w:w="120" w:type="dxa"/>
+            </w:tcMar>
+            <w:vAlign w:val="center"/>
+          </w:tcPr>
+          <w:p>
+            <w:pPr>
+              <w:spacing w:after="0"/>
+              <w:jc w:val="left"/>
+            </w:pPr>
+            <w:r>
+              <w:rPr>
+                <w:rFonts w:ascii="Microsoft JhengHei" w:hAnsi="Microsoft JhengHei" w:eastAsia="Microsoft JhengHei"/>
+                <w:sz w:val="18"/>
+              </w:rPr>
+              <w:t>清除損壞快取，確認 wrapper、Flutter 與 AGP 版本相容。</w:t>
             </w:r>
           </w:p>
         </w:tc>
@@ -3720,158 +3089,13 @@
     </w:tbl>
     <w:p>
       <w:pPr>
-        <w:spacing w:after="20"/>
+        <w:spacing w:after="0"/>
       </w:pPr>
     </w:p>
-    <w:p>
-      <w:pPr>
-        <w:pStyle w:val="Heading2"/>
-      </w:pPr>
-      <w:r>
-        <w:t>7.2 Render</w:t>
-      </w:r>
-    </w:p>
-    <w:p>
-      <w:pPr>
-        <w:pStyle w:val="ListBullet"/>
-      </w:pPr>
-      <w:r>
-        <w:rPr>
-          <w:rFonts w:ascii="Arial" w:hAnsi="Arial" w:eastAsia="Microsoft JhengHei"/>
-          <w:color w:val="000000"/>
-        </w:rPr>
-        <w:t>requirements.txt 必須包含 psycopg 相容套件，否則 SQLAlchemy PostgreSQL dialect 會 ModuleNotFoundError。</w:t>
-      </w:r>
-    </w:p>
-    <w:p>
-      <w:pPr>
-        <w:pStyle w:val="ListBullet"/>
-      </w:pPr>
-      <w:r>
-        <w:rPr>
-          <w:rFonts w:ascii="Arial" w:hAnsi="Arial" w:eastAsia="Microsoft JhengHei"/>
-          <w:color w:val="000000"/>
-        </w:rPr>
-        <w:t>環境變數至少包含 DB_URL、SUPABASE_URL、SUPABASE_ANON_KEY、SUPABASE_SERVICE_ROLE_KEY、CORS_ALLOWED_ORIGINS。</w:t>
-      </w:r>
-    </w:p>
-    <w:p>
-      <w:pPr>
-        <w:pStyle w:val="ListBullet"/>
-      </w:pPr>
-      <w:r>
-        <w:rPr>
-          <w:rFonts w:ascii="Arial" w:hAnsi="Arial" w:eastAsia="Microsoft JhengHei"/>
-          <w:color w:val="000000"/>
-        </w:rPr>
-        <w:t>服務以 uvicorn app:app --host 0.0.0.0 --port $PORT 啟動，部署後先查 /health，再測需要 service_role 的管理端點。</w:t>
-      </w:r>
-    </w:p>
-    <w:p>
-      <w:pPr>
-        <w:pStyle w:val="Heading2"/>
-      </w:pPr>
-      <w:r>
-        <w:t>7.3 Android、iOS 與 Web</w:t>
-      </w:r>
-    </w:p>
-    <w:p>
-      <w:pPr>
-        <w:pStyle w:val="ListBullet"/>
-      </w:pPr>
-      <w:r>
-        <w:rPr>
-          <w:rFonts w:ascii="Arial" w:hAnsi="Arial" w:eastAsia="Microsoft JhengHei"/>
-          <w:color w:val="000000"/>
-        </w:rPr>
-        <w:t>Android 與 iOS bundle id 統一為 com.minavi.life_pilot。Gradle wrapper 必須符合目前 Flutter 最低版本；不要使用 skip validation 作正式修正。</w:t>
-      </w:r>
-    </w:p>
-    <w:p>
-      <w:pPr>
-        <w:pStyle w:val="ListBullet"/>
-      </w:pPr>
-      <w:r>
-        <w:rPr>
-          <w:rFonts w:ascii="Arial" w:hAnsi="Arial" w:eastAsia="Microsoft JhengHei"/>
-          <w:color w:val="000000"/>
-        </w:rPr>
-        <w:t>Android release 使用 upload keystore；iOS 使用 Apple Developer Team、Provisioning Profile 與正式簽章。金鑰不得提交 Git。</w:t>
-      </w:r>
-    </w:p>
-    <w:p>
-      <w:pPr>
-        <w:pStyle w:val="ListBullet"/>
-      </w:pPr>
-      <w:r>
-        <w:rPr>
-          <w:rFonts w:ascii="Arial" w:hAnsi="Arial" w:eastAsia="Microsoft JhengHei"/>
-          <w:color w:val="000000"/>
-        </w:rPr>
-        <w:t>Web Recovery URL、CORS、Supabase Redirect URL 及實際網域必須一致。</w:t>
-      </w:r>
-    </w:p>
-    <w:p>
-      <w:pPr>
-        <w:pStyle w:val="Heading2"/>
-      </w:pPr>
-      <w:r>
-        <w:t>7.4 上線 Gate</w:t>
-      </w:r>
-    </w:p>
-    <w:p>
-      <w:pPr>
-        <w:pStyle w:val="ListBullet"/>
-      </w:pPr>
-      <w:r>
-        <w:rPr>
-          <w:rFonts w:ascii="Arial" w:hAnsi="Arial" w:eastAsia="Microsoft JhengHei"/>
-          <w:color w:val="000000"/>
-        </w:rPr>
-        <w:t>分析、Flutter 測試、Python 測試、三平台 smoke test 全數通過。</w:t>
-      </w:r>
-    </w:p>
-    <w:p>
-      <w:pPr>
-        <w:pStyle w:val="ListBullet"/>
-      </w:pPr>
-      <w:r>
-        <w:rPr>
-          <w:rFonts w:ascii="Arial" w:hAnsi="Arial" w:eastAsia="Microsoft JhengHei"/>
-          <w:color w:val="000000"/>
-        </w:rPr>
-        <w:t>tool 內必要 SQL 已部署並完成驗證查詢；RLS、grants、RPC execute 與唯一管理員角色正確。</w:t>
-      </w:r>
-    </w:p>
-    <w:p>
-      <w:pPr>
-        <w:pStyle w:val="ListBullet"/>
-      </w:pPr>
-      <w:r>
-        <w:rPr>
-          <w:rFonts w:ascii="Arial" w:hAnsi="Arial" w:eastAsia="Microsoft JhengHei"/>
-          <w:color w:val="000000"/>
-        </w:rPr>
-        <w:t>雲端／本機搬移、超額、到期、行事曆分享、帳號切換、密碼重設及資料刪除均以測試帳號驗證。</w:t>
-      </w:r>
-    </w:p>
-    <w:p>
-      <w:pPr>
-        <w:pStyle w:val="ListBullet"/>
-      </w:pPr>
-      <w:r>
-        <w:rPr>
-          <w:rFonts w:ascii="Arial" w:hAnsi="Arial" w:eastAsia="Microsoft JhengHei"/>
-          <w:color w:val="000000"/>
-        </w:rPr>
-        <w:t>服務金鑰、資料庫密碼、簽章密碼及上傳憑證未出現在 App、log、Git 或文件。</w:t>
-      </w:r>
-    </w:p>
     <w:sectPr>
-      <w:headerReference w:type="default" r:id="rId9"/>
-      <w:footerReference w:type="default" r:id="rId10"/>
+      <w:footerReference w:type="default" r:id="rId9"/>
       <w:pgSz w:w="12240" w:h="15840"/>
-      <w:pgMar w:top="1037" w:right="1123" w:bottom="936" w:left="1123" w:header="720" w:footer="720" w:gutter="0"/>
+      <w:pgMar w:top="1037" w:right="1123" w:bottom="979" w:left="1123" w:header="720" w:footer="720" w:gutter="0"/>
       <w:cols w:space="720"/>
       <w:docGrid w:linePitch="360"/>
     </w:sectPr>
@@ -3888,34 +3112,14 @@
     </w:pPr>
     <w:r>
       <w:rPr>
-        <w:rFonts w:ascii="Arial" w:hAnsi="Arial" w:eastAsia="Microsoft JhengHei"/>
-        <w:color w:val="666666"/>
-        <w:sz w:val="17"/>
-      </w:rPr>
-      <w:t xml:space="preserve">Life Pilot  |  </w:t>
-    </w:r>
-    <w:fldSimple w:instr="PAGE"/>
-  </w:p>
-</w:ftr>
-</file>
-
-<file path=word/header1.xml><?xml version="1.0" encoding="utf-8"?>
-<w:hdr xmlns:m="http://schemas.openxmlformats.org/officeDocument/2006/math" xmlns:mc="http://schemas.openxmlformats.org/markup-compatibility/2006" xmlns:mo="http://schemas.microsoft.com/office/mac/office/2008/main" xmlns:mv="urn:schemas-microsoft-com:mac:vml" xmlns:o="urn:schemas-microsoft-com:office:office" xmlns:r="http://schemas.openxmlformats.org/officeDocument/2006/relationships" xmlns:v="urn:schemas-microsoft-com:vml" xmlns:w10="urn:schemas-microsoft-com:office:word" xmlns:w14="http://schemas.microsoft.com/office/word/2010/wordml" xmlns:w="http://schemas.openxmlformats.org/wordprocessingml/2006/main" xmlns:wne="http://schemas.microsoft.com/office/word/2006/wordml" xmlns:wp14="http://schemas.microsoft.com/office/word/2010/wordprocessingDrawing" xmlns:wp="http://schemas.openxmlformats.org/drawingml/2006/wordprocessingDrawing" xmlns:wpc="http://schemas.microsoft.com/office/word/2010/wordprocessingCanvas" xmlns:wpg="http://schemas.microsoft.com/office/word/2010/wordprocessingGroup" xmlns:wpi="http://schemas.microsoft.com/office/word/2010/wordprocessingInk" xmlns:wps="http://schemas.microsoft.com/office/word/2010/wordprocessingShape" mc:Ignorable="w14 wp14">
-  <w:p>
-    <w:pPr>
-      <w:pStyle w:val="Header"/>
-      <w:jc w:val="right"/>
-    </w:pPr>
-    <w:r>
-      <w:rPr>
-        <w:rFonts w:ascii="Arial" w:hAnsi="Arial" w:eastAsia="Microsoft JhengHei"/>
+        <w:rFonts w:ascii="Microsoft JhengHei" w:hAnsi="Microsoft JhengHei" w:eastAsia="Microsoft JhengHei"/>
         <w:color w:val="666666"/>
         <w:sz w:val="17"/>
       </w:rPr>
       <w:t>Life Pilot 開發者技術文件</w:t>
     </w:r>
   </w:p>
-</w:hdr>
+</w:ftr>
 </file>
 
 <file path=word/numbering.xml><?xml version="1.0" encoding="utf-8"?>
@@ -4282,11 +3486,10 @@
     <w:qFormat/>
     <w:rsid w:val="00FC693F"/>
     <w:pPr>
-      <w:spacing w:after="100" w:line="283" w:lineRule="auto"/>
+      <w:spacing w:after="120" w:line="293" w:lineRule="auto"/>
     </w:pPr>
     <w:rPr>
-      <w:rFonts w:ascii="Arial" w:hAnsi="Arial" w:eastAsia="Microsoft JhengHei"/>
-      <w:color w:val="000000"/>
+      <w:rFonts w:ascii="Microsoft JhengHei" w:hAnsi="Microsoft JhengHei" w:eastAsia="Microsoft JhengHei"/>
       <w:sz w:val="21"/>
     </w:rPr>
   </w:style>
@@ -4345,15 +3548,15 @@
     <w:pPr>
       <w:keepNext/>
       <w:keepLines/>
-      <w:spacing w:before="280" w:after="140"/>
+      <w:spacing w:before="320" w:after="160"/>
       <w:outlineLvl w:val="0"/>
     </w:pPr>
     <w:rPr>
-      <w:rFonts w:asciiTheme="majorHAnsi" w:eastAsiaTheme="majorEastAsia" w:hAnsiTheme="majorHAnsi" w:cstheme="majorBidi" w:ascii="Arial" w:hAnsi="Arial" w:eastAsia="Microsoft JhengHei"/>
+      <w:rFonts w:asciiTheme="majorHAnsi" w:eastAsiaTheme="majorEastAsia" w:hAnsiTheme="majorHAnsi" w:cstheme="majorBidi" w:ascii="Microsoft JhengHei" w:hAnsi="Microsoft JhengHei" w:eastAsia="Microsoft JhengHei"/>
       <w:b/>
       <w:bCs/>
       <w:color w:val="000000"/>
-      <w:sz w:val="32"/>
+      <w:sz w:val="34"/>
       <w:szCs w:val="28"/>
     </w:rPr>
   </w:style>
@@ -4369,15 +3572,15 @@
     <w:pPr>
       <w:keepNext/>
       <w:keepLines/>
-      <w:spacing w:before="220" w:after="100"/>
+      <w:spacing w:before="240" w:after="100"/>
       <w:outlineLvl w:val="1"/>
     </w:pPr>
     <w:rPr>
-      <w:rFonts w:asciiTheme="majorHAnsi" w:eastAsiaTheme="majorEastAsia" w:hAnsiTheme="majorHAnsi" w:cstheme="majorBidi" w:ascii="Arial" w:hAnsi="Arial" w:eastAsia="Microsoft JhengHei"/>
+      <w:rFonts w:asciiTheme="majorHAnsi" w:eastAsiaTheme="majorEastAsia" w:hAnsiTheme="majorHAnsi" w:cstheme="majorBidi" w:ascii="Microsoft JhengHei" w:hAnsi="Microsoft JhengHei" w:eastAsia="Microsoft JhengHei"/>
       <w:b/>
       <w:bCs/>
       <w:color w:val="000000"/>
-      <w:sz w:val="26"/>
+      <w:sz w:val="27"/>
       <w:szCs w:val="26"/>
     </w:rPr>
   </w:style>
@@ -4393,15 +3596,15 @@
     <w:pPr>
       <w:keepNext/>
       <w:keepLines/>
-      <w:spacing w:before="160" w:after="80"/>
+      <w:spacing w:before="180" w:after="80"/>
       <w:outlineLvl w:val="2"/>
     </w:pPr>
     <w:rPr>
-      <w:rFonts w:asciiTheme="majorHAnsi" w:eastAsiaTheme="majorEastAsia" w:hAnsiTheme="majorHAnsi" w:cstheme="majorBidi" w:ascii="Arial" w:hAnsi="Arial" w:eastAsia="Microsoft JhengHei"/>
+      <w:rFonts w:asciiTheme="majorHAnsi" w:eastAsiaTheme="majorEastAsia" w:hAnsiTheme="majorHAnsi" w:cstheme="majorBidi" w:ascii="Microsoft JhengHei" w:hAnsi="Microsoft JhengHei" w:eastAsia="Microsoft JhengHei"/>
       <w:b/>
       <w:bCs/>
       <w:color w:val="000000"/>
-      <w:sz w:val="22"/>
+      <w:sz w:val="23"/>
     </w:rPr>
   </w:style>
   <w:style w:type="paragraph" w:styleId="Heading4">
@@ -4632,15 +3835,11 @@
     <w:qFormat/>
     <w:rsid w:val="00FC693F"/>
     <w:pPr>
-      <w:keepNext/>
-      <w:pBdr>
-        <w:bottom w:val="single" w:sz="8" w:space="4" w:color="4F81BD" w:themeColor="accent1"/>
-      </w:pBdr>
-      <w:spacing w:after="240" w:line="240" w:lineRule="auto" w:before="0"/>
+      <w:spacing w:after="240" w:line="240" w:lineRule="auto"/>
       <w:contextualSpacing/>
     </w:pPr>
     <w:rPr>
-      <w:rFonts w:asciiTheme="majorHAnsi" w:eastAsiaTheme="majorEastAsia" w:hAnsiTheme="majorHAnsi" w:cstheme="majorBidi" w:ascii="Arial" w:hAnsi="Arial" w:eastAsia="Microsoft JhengHei"/>
+      <w:rFonts w:asciiTheme="majorHAnsi" w:eastAsiaTheme="majorEastAsia" w:hAnsiTheme="majorHAnsi" w:cstheme="majorBidi" w:ascii="Microsoft JhengHei" w:hAnsi="Microsoft JhengHei" w:eastAsia="Microsoft JhengHei"/>
       <w:b/>
       <w:color w:val="000000"/>
       <w:spacing w:val="5"/>
@@ -4673,18 +3872,15 @@
     <w:qFormat/>
     <w:rsid w:val="00FC693F"/>
     <w:pPr>
-      <w:keepNext/>
       <w:numPr>
         <w:ilvl w:val="1"/>
       </w:numPr>
-      <w:spacing w:before="0" w:after="200"/>
     </w:pPr>
     <w:rPr>
-      <w:rFonts w:asciiTheme="majorHAnsi" w:eastAsiaTheme="majorEastAsia" w:hAnsiTheme="majorHAnsi" w:cstheme="majorBidi" w:ascii="Arial" w:hAnsi="Arial" w:eastAsia="Microsoft JhengHei"/>
-      <w:b w:val="0"/>
+      <w:rFonts w:asciiTheme="majorHAnsi" w:eastAsiaTheme="majorEastAsia" w:hAnsiTheme="majorHAnsi" w:cstheme="majorBidi"/>
       <w:i/>
       <w:iCs/>
-      <w:color w:val="000000"/>
+      <w:color w:val="4F81BD" w:themeColor="accent1"/>
       <w:spacing w:val="15"/>
       <w:sz w:val="24"/>
       <w:szCs w:val="24"/>

--- a/docs/Life_Pilot_開發者技術文件.docx
+++ b/docs/Life_Pilot_開發者技術文件.docx
@@ -2,10 +2,26 @@
 <file path=word/document.xml><?xml version="1.0" encoding="utf-8"?>
 <w:document xmlns:wpc="http://schemas.microsoft.com/office/word/2010/wordprocessingCanvas" xmlns:mo="http://schemas.microsoft.com/office/mac/office/2008/main" xmlns:mc="http://schemas.openxmlformats.org/markup-compatibility/2006" xmlns:mv="urn:schemas-microsoft-com:mac:vml" xmlns:o="urn:schemas-microsoft-com:office:office" xmlns:r="http://schemas.openxmlformats.org/officeDocument/2006/relationships" xmlns:m="http://schemas.openxmlformats.org/officeDocument/2006/math" xmlns:v="urn:schemas-microsoft-com:vml" xmlns:wp14="http://schemas.microsoft.com/office/word/2010/wordprocessingDrawing" xmlns:wp="http://schemas.openxmlformats.org/drawingml/2006/wordprocessingDrawing" xmlns:w10="urn:schemas-microsoft-com:office:word" xmlns:w="http://schemas.openxmlformats.org/wordprocessingml/2006/main" xmlns:w14="http://schemas.microsoft.com/office/word/2010/wordml" xmlns:wpg="http://schemas.microsoft.com/office/word/2010/wordprocessingGroup" xmlns:wpi="http://schemas.microsoft.com/office/word/2010/wordprocessingInk" xmlns:wne="http://schemas.microsoft.com/office/word/2006/wordml" xmlns:wps="http://schemas.microsoft.com/office/word/2010/wordprocessingShape" mc:Ignorable="w14 wp14">
   <w:body>
+    <w:p/>
+    <w:p/>
+    <w:p/>
+    <w:p>
+      <w:pPr>
+        <w:jc w:val="center"/>
+      </w:pPr>
+      <w:r>
+        <w:rPr>
+          <w:b/>
+          <w:color w:val="2F5597"/>
+          <w:sz w:val="28"/>
+        </w:rPr>
+        <w:t>LIFE PILOT</w:t>
+      </w:r>
+    </w:p>
     <w:p>
       <w:pPr>
         <w:pStyle w:val="Title"/>
-        <w:jc w:val="left"/>
+        <w:jc w:val="center"/>
       </w:pPr>
       <w:r>
         <w:t>Life Pilot 開發者技術文件</w:t>
@@ -13,59 +29,53 @@
     </w:p>
     <w:p>
       <w:pPr>
-        <w:spacing w:after="360"/>
+        <w:jc w:val="center"/>
       </w:pPr>
       <w:r>
         <w:rPr>
-          <w:rFonts w:ascii="Microsoft JhengHei" w:hAnsi="Microsoft JhengHei" w:eastAsia="Microsoft JhengHei"/>
-          <w:color w:val="404040"/>
-          <w:sz w:val="24"/>
+          <w:color w:val="595959"/>
+          <w:sz w:val="28"/>
         </w:rPr>
-        <w:t>架構 資料流程 權限 訂閱 部署 維護及故障處理</w:t>
+        <w:t>架構、資料安全、部署、維護與法遵技術基準</w:t>
       </w:r>
     </w:p>
+    <w:p/>
     <w:tbl>
       <w:tblPr>
         <w:tblW w:type="auto" w:w="0"/>
-        <w:jc w:val="left"/>
-        <w:tblLayout w:type="fixed"/>
+        <w:jc w:val="center"/>
+        <w:tblLayout w:type="autofit"/>
         <w:tblLook w:firstColumn="1" w:firstRow="1" w:lastColumn="0" w:lastRow="0" w:noHBand="0" w:noVBand="1" w:val="04A0"/>
-        <w:tblBorders>
-          <w:top w:val="single" w:sz="4" w:space="0" w:color="D9D9D9"/>
-          <w:left w:val="single" w:sz="4" w:space="0" w:color="D9D9D9"/>
-          <w:bottom w:val="single" w:sz="4" w:space="0" w:color="D9D9D9"/>
-          <w:right w:val="single" w:sz="4" w:space="0" w:color="D9D9D9"/>
-          <w:insideH w:val="single" w:sz="4" w:space="0" w:color="D9D9D9"/>
-          <w:insideV w:val="single" w:sz="4" w:space="0" w:color="D9D9D9"/>
-        </w:tblBorders>
       </w:tblPr>
       <w:tblGrid>
-        <w:gridCol w:w="3331"/>
-        <w:gridCol w:w="3331"/>
-        <w:gridCol w:w="3331"/>
+        <w:gridCol w:w="5083"/>
+        <w:gridCol w:w="5083"/>
       </w:tblGrid>
       <w:tr>
         <w:tc>
           <w:tcPr>
-            <w:tcW w:type="dxa" w:w="1944"/>
-            <w:shd w:fill="EAF2F8"/>
+            <w:tcW w:type="dxa" w:w="5083"/>
+            <w:shd w:fill="EAF1F8"/>
+            <w:tcBorders>
+              <w:top w:val="single" w:sz="6" w:color="D9D9D9"/>
+              <w:left w:val="single" w:sz="6" w:color="D9D9D9"/>
+              <w:bottom w:val="single" w:sz="6" w:color="D9D9D9"/>
+              <w:right w:val="single" w:sz="6" w:color="D9D9D9"/>
+              <w:insideH w:val="single" w:sz="6" w:color="D9D9D9"/>
+              <w:insideV w:val="single" w:sz="6" w:color="D9D9D9"/>
+            </w:tcBorders>
             <w:tcMar>
-              <w:top w:w="100" w:type="dxa"/>
-              <w:left w:w="120" w:type="dxa"/>
-              <w:bottom w:w="100" w:type="dxa"/>
-              <w:right w:w="120" w:type="dxa"/>
+              <w:top w:w="120" w:type="dxa"/>
+              <w:start w:w="130" w:type="dxa"/>
+              <w:bottom w:w="120" w:type="dxa"/>
+              <w:end w:w="130" w:type="dxa"/>
             </w:tcMar>
             <w:vAlign w:val="center"/>
           </w:tcPr>
           <w:p>
-            <w:pPr>
-              <w:spacing w:after="0"/>
-            </w:pPr>
             <w:r>
               <w:rPr>
-                <w:rFonts w:ascii="Microsoft JhengHei" w:hAnsi="Microsoft JhengHei" w:eastAsia="Microsoft JhengHei"/>
                 <w:b/>
-                <w:sz w:val="19"/>
               </w:rPr>
               <w:t>文件版本</w:t>
             </w:r>
@@ -73,51 +83,26 @@
         </w:tc>
         <w:tc>
           <w:tcPr>
-            <w:tcW w:type="dxa" w:w="3384"/>
+            <w:tcW w:type="dxa" w:w="5083"/>
+            <w:tcBorders>
+              <w:top w:val="single" w:sz="6" w:color="D9D9D9"/>
+              <w:left w:val="single" w:sz="6" w:color="D9D9D9"/>
+              <w:bottom w:val="single" w:sz="6" w:color="D9D9D9"/>
+              <w:right w:val="single" w:sz="6" w:color="D9D9D9"/>
+              <w:insideH w:val="single" w:sz="6" w:color="D9D9D9"/>
+              <w:insideV w:val="single" w:sz="6" w:color="D9D9D9"/>
+            </w:tcBorders>
             <w:tcMar>
-              <w:top w:w="100" w:type="dxa"/>
-              <w:left w:w="120" w:type="dxa"/>
-              <w:bottom w:w="100" w:type="dxa"/>
-              <w:right w:w="120" w:type="dxa"/>
+              <w:top w:w="120" w:type="dxa"/>
+              <w:start w:w="130" w:type="dxa"/>
+              <w:bottom w:w="120" w:type="dxa"/>
+              <w:end w:w="130" w:type="dxa"/>
             </w:tcMar>
             <w:vAlign w:val="center"/>
           </w:tcPr>
           <w:p>
-            <w:pPr>
-              <w:spacing w:after="0"/>
-            </w:pPr>
             <w:r>
-              <w:rPr>
-                <w:rFonts w:ascii="Microsoft JhengHei" w:hAnsi="Microsoft JhengHei" w:eastAsia="Microsoft JhengHei"/>
-                <w:b w:val="0"/>
-                <w:sz w:val="19"/>
-              </w:rPr>
-              <w:t>2026.10</w:t>
-            </w:r>
-          </w:p>
-        </w:tc>
-        <w:tc>
-          <w:tcPr>
-            <w:tcW w:type="dxa" w:w="4104"/>
-            <w:tcMar>
-              <w:top w:w="100" w:type="dxa"/>
-              <w:left w:w="120" w:type="dxa"/>
-              <w:bottom w:w="100" w:type="dxa"/>
-              <w:right w:w="120" w:type="dxa"/>
-            </w:tcMar>
-            <w:vAlign w:val="center"/>
-          </w:tcPr>
-          <w:p>
-            <w:pPr>
-              <w:spacing w:after="0"/>
-            </w:pPr>
-            <w:r>
-              <w:rPr>
-                <w:rFonts w:ascii="Microsoft JhengHei" w:hAnsi="Microsoft JhengHei" w:eastAsia="Microsoft JhengHei"/>
-                <w:b w:val="0"/>
-                <w:sz w:val="19"/>
-              </w:rPr>
-              <w:t>Life Pilot 1.0.0</w:t>
+              <w:t>2.0</w:t>
             </w:r>
           </w:p>
         </w:tc>
@@ -125,25 +110,28 @@
       <w:tr>
         <w:tc>
           <w:tcPr>
-            <w:tcW w:type="dxa" w:w="1944"/>
-            <w:shd w:fill="EAF2F8"/>
+            <w:tcW w:type="dxa" w:w="5083"/>
+            <w:shd w:fill="EAF1F8"/>
+            <w:tcBorders>
+              <w:top w:val="single" w:sz="6" w:color="D9D9D9"/>
+              <w:left w:val="single" w:sz="6" w:color="D9D9D9"/>
+              <w:bottom w:val="single" w:sz="6" w:color="D9D9D9"/>
+              <w:right w:val="single" w:sz="6" w:color="D9D9D9"/>
+              <w:insideH w:val="single" w:sz="6" w:color="D9D9D9"/>
+              <w:insideV w:val="single" w:sz="6" w:color="D9D9D9"/>
+            </w:tcBorders>
             <w:tcMar>
-              <w:top w:w="100" w:type="dxa"/>
-              <w:left w:w="120" w:type="dxa"/>
-              <w:bottom w:w="100" w:type="dxa"/>
-              <w:right w:w="120" w:type="dxa"/>
+              <w:top w:w="120" w:type="dxa"/>
+              <w:start w:w="130" w:type="dxa"/>
+              <w:bottom w:w="120" w:type="dxa"/>
+              <w:end w:w="130" w:type="dxa"/>
             </w:tcMar>
             <w:vAlign w:val="center"/>
           </w:tcPr>
           <w:p>
-            <w:pPr>
-              <w:spacing w:after="0"/>
-            </w:pPr>
             <w:r>
               <w:rPr>
-                <w:rFonts w:ascii="Microsoft JhengHei" w:hAnsi="Microsoft JhengHei" w:eastAsia="Microsoft JhengHei"/>
                 <w:b/>
-                <w:sz w:val="19"/>
               </w:rPr>
               <w:t>更新日期</w:t>
             </w:r>
@@ -151,62 +139,99 @@
         </w:tc>
         <w:tc>
           <w:tcPr>
-            <w:tcW w:type="dxa" w:w="3384"/>
+            <w:tcW w:type="dxa" w:w="5083"/>
+            <w:tcBorders>
+              <w:top w:val="single" w:sz="6" w:color="D9D9D9"/>
+              <w:left w:val="single" w:sz="6" w:color="D9D9D9"/>
+              <w:bottom w:val="single" w:sz="6" w:color="D9D9D9"/>
+              <w:right w:val="single" w:sz="6" w:color="D9D9D9"/>
+              <w:insideH w:val="single" w:sz="6" w:color="D9D9D9"/>
+              <w:insideV w:val="single" w:sz="6" w:color="D9D9D9"/>
+            </w:tcBorders>
             <w:tcMar>
-              <w:top w:w="100" w:type="dxa"/>
-              <w:left w:w="120" w:type="dxa"/>
-              <w:bottom w:w="100" w:type="dxa"/>
-              <w:right w:w="120" w:type="dxa"/>
+              <w:top w:w="120" w:type="dxa"/>
+              <w:start w:w="130" w:type="dxa"/>
+              <w:bottom w:w="120" w:type="dxa"/>
+              <w:end w:w="130" w:type="dxa"/>
             </w:tcMar>
             <w:vAlign w:val="center"/>
           </w:tcPr>
           <w:p>
-            <w:pPr>
-              <w:spacing w:after="0"/>
-            </w:pPr>
+            <w:r>
+              <w:t>2026-10-13</w:t>
+            </w:r>
+          </w:p>
+        </w:tc>
+      </w:tr>
+      <w:tr>
+        <w:tc>
+          <w:tcPr>
+            <w:tcW w:type="dxa" w:w="5083"/>
+            <w:shd w:fill="EAF1F8"/>
+            <w:tcBorders>
+              <w:top w:val="single" w:sz="6" w:color="D9D9D9"/>
+              <w:left w:val="single" w:sz="6" w:color="D9D9D9"/>
+              <w:bottom w:val="single" w:sz="6" w:color="D9D9D9"/>
+              <w:right w:val="single" w:sz="6" w:color="D9D9D9"/>
+              <w:insideH w:val="single" w:sz="6" w:color="D9D9D9"/>
+              <w:insideV w:val="single" w:sz="6" w:color="D9D9D9"/>
+            </w:tcBorders>
+            <w:tcMar>
+              <w:top w:w="120" w:type="dxa"/>
+              <w:start w:w="130" w:type="dxa"/>
+              <w:bottom w:w="120" w:type="dxa"/>
+              <w:end w:w="130" w:type="dxa"/>
+            </w:tcMar>
+            <w:vAlign w:val="center"/>
+          </w:tcPr>
+          <w:p>
             <w:r>
               <w:rPr>
-                <w:rFonts w:ascii="Microsoft JhengHei" w:hAnsi="Microsoft JhengHei" w:eastAsia="Microsoft JhengHei"/>
-                <w:b w:val="0"/>
-                <w:sz w:val="19"/>
+                <w:b/>
               </w:rPr>
-              <w:t>2026 年 10 月 7 日</w:t>
+              <w:t>適用對象</w:t>
             </w:r>
           </w:p>
         </w:tc>
         <w:tc>
           <w:tcPr>
-            <w:tcW w:type="dxa" w:w="4104"/>
+            <w:tcW w:type="dxa" w:w="5083"/>
+            <w:tcBorders>
+              <w:top w:val="single" w:sz="6" w:color="D9D9D9"/>
+              <w:left w:val="single" w:sz="6" w:color="D9D9D9"/>
+              <w:bottom w:val="single" w:sz="6" w:color="D9D9D9"/>
+              <w:right w:val="single" w:sz="6" w:color="D9D9D9"/>
+              <w:insideH w:val="single" w:sz="6" w:color="D9D9D9"/>
+              <w:insideV w:val="single" w:sz="6" w:color="D9D9D9"/>
+            </w:tcBorders>
             <w:tcMar>
-              <w:top w:w="100" w:type="dxa"/>
-              <w:left w:w="120" w:type="dxa"/>
-              <w:bottom w:w="100" w:type="dxa"/>
-              <w:right w:w="120" w:type="dxa"/>
+              <w:top w:w="120" w:type="dxa"/>
+              <w:start w:w="130" w:type="dxa"/>
+              <w:bottom w:w="120" w:type="dxa"/>
+              <w:end w:w="130" w:type="dxa"/>
             </w:tcMar>
             <w:vAlign w:val="center"/>
           </w:tcPr>
           <w:p>
-            <w:pPr>
-              <w:spacing w:after="0"/>
-            </w:pPr>
             <w:r>
-              <w:rPr>
-                <w:rFonts w:ascii="Microsoft JhengHei" w:hAnsi="Microsoft JhengHei" w:eastAsia="Microsoft JhengHei"/>
-                <w:b w:val="0"/>
-                <w:sz w:val="19"/>
-              </w:rPr>
-              <w:t>繁體中文版</w:t>
+              <w:t>Life Pilot 開發、維運、資料庫與資安人員</w:t>
             </w:r>
           </w:p>
         </w:tc>
       </w:tr>
     </w:tbl>
+    <w:p/>
     <w:p>
+      <w:pPr>
+        <w:jc w:val="center"/>
+      </w:pPr>
       <w:r>
-        <w:t>本文件依 2026 年 10 月 7 日專案原始碼與目前產品規則重新撰寫。實際上線行為仍以已部署版本、Supabase 設定及後端環境為準。</w:t>
+        <w:rPr>
+          <w:color w:val="595959"/>
+          <w:sz w:val="19"/>
+        </w:rPr>
+        <w:t>本文件依目前專案功能、資料規則、隱私權政策與服務條款重新編寫。</w:t>
       </w:r>
-    </w:p>
-    <w:p>
       <w:r>
         <w:br w:type="page"/>
       </w:r>
@@ -216,15 +241,15 @@
         <w:pStyle w:val="Heading1"/>
       </w:pPr>
       <w:r>
-        <w:t>文件目的</w:t>
+        <w:t>文件說明</w:t>
       </w:r>
     </w:p>
     <w:p>
       <w:r>
         <w:rPr>
-          <w:rFonts w:ascii="Microsoft JhengHei" w:hAnsi="Microsoft JhengHei" w:eastAsia="Microsoft JhengHei"/>
+          <w:rFonts w:ascii="Aptos" w:hAnsi="Aptos" w:eastAsia="Microsoft JhengHei"/>
         </w:rPr>
-        <w:t>本文件說明 Life Pilot 的程式結構、執行環境、狀態管理、資料儲存、安全邊界、後端服務、測試與部署方式。開發者修改功能時，應同時檢查帳號切換、本機與雲端兩種資料來源、四種語系、手機與 Web 版面，以及 Supabase RPC 與 RLS 是否保持一致。</w:t>
+        <w:t>本文件為完整重寫版本，內容以 2026-10-13 的 Life Pilot 專案、資料規則與操作流程為準。畫面名稱或額度若由管理者建立的版本控制，請以 App 當下顯示內容為準。</w:t>
       </w:r>
     </w:p>
     <w:p>
@@ -232,534 +257,89 @@
         <w:pStyle w:val="Heading1"/>
       </w:pPr>
       <w:r>
-        <w:t>系統架構</w:t>
+        <w:t>文件導覽</w:t>
       </w:r>
     </w:p>
     <w:tbl>
       <w:tblPr>
         <w:tblW w:type="auto" w:w="0"/>
         <w:jc w:val="center"/>
-        <w:tblLayout w:type="fixed"/>
+        <w:tblLayout w:type="autofit"/>
         <w:tblLook w:firstColumn="1" w:firstRow="1" w:lastColumn="0" w:lastRow="0" w:noHBand="0" w:noVBand="1" w:val="04A0"/>
-        <w:tblBorders>
-          <w:top w:val="single" w:sz="4" w:space="0" w:color="D9D9D9"/>
-          <w:left w:val="single" w:sz="4" w:space="0" w:color="D9D9D9"/>
-          <w:bottom w:val="single" w:sz="4" w:space="0" w:color="D9D9D9"/>
-          <w:right w:val="single" w:sz="4" w:space="0" w:color="D9D9D9"/>
-          <w:insideH w:val="single" w:sz="4" w:space="0" w:color="D9D9D9"/>
-          <w:insideV w:val="single" w:sz="4" w:space="0" w:color="D9D9D9"/>
-        </w:tblBorders>
       </w:tblPr>
       <w:tblGrid>
-        <w:gridCol w:w="3331"/>
-        <w:gridCol w:w="3331"/>
-        <w:gridCol w:w="3331"/>
+        <w:gridCol w:w="5083"/>
+        <w:gridCol w:w="5083"/>
       </w:tblGrid>
       <w:tr>
         <w:trPr>
           <w:tblHeader w:val="true"/>
-          <w:cantSplit/>
         </w:trPr>
         <w:tc>
           <w:tcPr>
-            <w:tcW w:type="dxa" w:w="1800"/>
-            <w:shd w:fill="1F4E78"/>
+            <w:tcW w:type="dxa" w:w="5083"/>
+            <w:vAlign w:val="center"/>
+            <w:tcBorders>
+              <w:top w:val="single" w:sz="6" w:color="D9D9D9"/>
+              <w:left w:val="single" w:sz="6" w:color="D9D9D9"/>
+              <w:bottom w:val="single" w:sz="6" w:color="D9D9D9"/>
+              <w:right w:val="single" w:sz="6" w:color="D9D9D9"/>
+              <w:insideH w:val="single" w:sz="6" w:color="D9D9D9"/>
+              <w:insideV w:val="single" w:sz="6" w:color="D9D9D9"/>
+            </w:tcBorders>
             <w:tcMar>
-              <w:top w:w="115" w:type="dxa"/>
-              <w:left w:w="120" w:type="dxa"/>
-              <w:bottom w:w="115" w:type="dxa"/>
-              <w:right w:w="120" w:type="dxa"/>
+              <w:top w:w="90" w:type="dxa"/>
+              <w:start w:w="100" w:type="dxa"/>
+              <w:bottom w:w="90" w:type="dxa"/>
+              <w:end w:w="100" w:type="dxa"/>
             </w:tcMar>
-            <w:vAlign w:val="center"/>
+            <w:shd w:fill="17365D"/>
           </w:tcPr>
           <w:p>
             <w:pPr>
-              <w:spacing w:after="0"/>
-              <w:jc w:val="center"/>
+              <w:spacing w:after="0" w:line="240" w:lineRule="auto"/>
             </w:pPr>
             <w:r>
               <w:rPr>
-                <w:rFonts w:ascii="Microsoft JhengHei" w:hAnsi="Microsoft JhengHei" w:eastAsia="Microsoft JhengHei"/>
+                <w:rFonts w:ascii="Aptos" w:hAnsi="Aptos" w:eastAsia="Microsoft JhengHei"/>
                 <w:b/>
                 <w:color w:val="FFFFFF"/>
-                <w:sz w:val="19"/>
+                <w:sz w:val="17"/>
               </w:rPr>
-              <w:t>層級</w:t>
+              <w:t>章節</w:t>
             </w:r>
           </w:p>
         </w:tc>
         <w:tc>
           <w:tcPr>
-            <w:tcW w:type="dxa" w:w="2951"/>
-            <w:shd w:fill="1F4E78"/>
+            <w:tcW w:type="dxa" w:w="5083"/>
+            <w:vAlign w:val="center"/>
+            <w:tcBorders>
+              <w:top w:val="single" w:sz="6" w:color="D9D9D9"/>
+              <w:left w:val="single" w:sz="6" w:color="D9D9D9"/>
+              <w:bottom w:val="single" w:sz="6" w:color="D9D9D9"/>
+              <w:right w:val="single" w:sz="6" w:color="D9D9D9"/>
+              <w:insideH w:val="single" w:sz="6" w:color="D9D9D9"/>
+              <w:insideV w:val="single" w:sz="6" w:color="D9D9D9"/>
+            </w:tcBorders>
             <w:tcMar>
-              <w:top w:w="115" w:type="dxa"/>
-              <w:left w:w="120" w:type="dxa"/>
-              <w:bottom w:w="115" w:type="dxa"/>
-              <w:right w:w="120" w:type="dxa"/>
+              <w:top w:w="90" w:type="dxa"/>
+              <w:start w:w="100" w:type="dxa"/>
+              <w:bottom w:w="90" w:type="dxa"/>
+              <w:end w:w="100" w:type="dxa"/>
             </w:tcMar>
-            <w:vAlign w:val="center"/>
+            <w:shd w:fill="17365D"/>
           </w:tcPr>
           <w:p>
             <w:pPr>
-              <w:spacing w:after="0"/>
-              <w:jc w:val="center"/>
+              <w:spacing w:after="0" w:line="240" w:lineRule="auto"/>
             </w:pPr>
             <w:r>
               <w:rPr>
-                <w:rFonts w:ascii="Microsoft JhengHei" w:hAnsi="Microsoft JhengHei" w:eastAsia="Microsoft JhengHei"/>
+                <w:rFonts w:ascii="Aptos" w:hAnsi="Aptos" w:eastAsia="Microsoft JhengHei"/>
                 <w:b/>
                 <w:color w:val="FFFFFF"/>
-                <w:sz w:val="19"/>
-              </w:rPr>
-              <w:t>技術</w:t>
-            </w:r>
-          </w:p>
-        </w:tc>
-        <w:tc>
-          <w:tcPr>
-            <w:tcW w:type="dxa" w:w="4536"/>
-            <w:shd w:fill="1F4E78"/>
-            <w:tcMar>
-              <w:top w:w="115" w:type="dxa"/>
-              <w:left w:w="120" w:type="dxa"/>
-              <w:bottom w:w="115" w:type="dxa"/>
-              <w:right w:w="120" w:type="dxa"/>
-            </w:tcMar>
-            <w:vAlign w:val="center"/>
-          </w:tcPr>
-          <w:p>
-            <w:pPr>
-              <w:spacing w:after="0"/>
-              <w:jc w:val="center"/>
-            </w:pPr>
-            <w:r>
-              <w:rPr>
-                <w:rFonts w:ascii="Microsoft JhengHei" w:hAnsi="Microsoft JhengHei" w:eastAsia="Microsoft JhengHei"/>
-                <w:b/>
-                <w:color w:val="FFFFFF"/>
-                <w:sz w:val="19"/>
-              </w:rPr>
-              <w:t>責任</w:t>
-            </w:r>
-          </w:p>
-        </w:tc>
-      </w:tr>
-      <w:tr>
-        <w:trPr>
-          <w:cantSplit/>
-        </w:trPr>
-        <w:tc>
-          <w:tcPr>
-            <w:tcW w:type="dxa" w:w="1800"/>
-            <w:tcMar>
-              <w:top w:w="100" w:type="dxa"/>
-              <w:left w:w="120" w:type="dxa"/>
-              <w:bottom w:w="100" w:type="dxa"/>
-              <w:right w:w="120" w:type="dxa"/>
-            </w:tcMar>
-            <w:vAlign w:val="center"/>
-          </w:tcPr>
-          <w:p>
-            <w:pPr>
-              <w:spacing w:after="0"/>
-              <w:jc w:val="center"/>
-            </w:pPr>
-            <w:r>
-              <w:rPr>
-                <w:rFonts w:ascii="Microsoft JhengHei" w:hAnsi="Microsoft JhengHei" w:eastAsia="Microsoft JhengHei"/>
-                <w:sz w:val="18"/>
-              </w:rPr>
-              <w:t>Flutter 用戶端</w:t>
-            </w:r>
-          </w:p>
-        </w:tc>
-        <w:tc>
-          <w:tcPr>
-            <w:tcW w:type="dxa" w:w="2951"/>
-            <w:tcMar>
-              <w:top w:w="100" w:type="dxa"/>
-              <w:left w:w="120" w:type="dxa"/>
-              <w:bottom w:w="100" w:type="dxa"/>
-              <w:right w:w="120" w:type="dxa"/>
-            </w:tcMar>
-            <w:vAlign w:val="center"/>
-          </w:tcPr>
-          <w:p>
-            <w:pPr>
-              <w:spacing w:after="0"/>
-              <w:jc w:val="left"/>
-            </w:pPr>
-            <w:r>
-              <w:rPr>
-                <w:rFonts w:ascii="Microsoft JhengHei" w:hAnsi="Microsoft JhengHei" w:eastAsia="Microsoft JhengHei"/>
-                <w:sz w:val="18"/>
-              </w:rPr>
-              <w:t>Dart Flutter Provider</w:t>
-            </w:r>
-          </w:p>
-        </w:tc>
-        <w:tc>
-          <w:tcPr>
-            <w:tcW w:type="dxa" w:w="4536"/>
-            <w:tcMar>
-              <w:top w:w="100" w:type="dxa"/>
-              <w:left w:w="120" w:type="dxa"/>
-              <w:bottom w:w="100" w:type="dxa"/>
-              <w:right w:w="120" w:type="dxa"/>
-            </w:tcMar>
-            <w:vAlign w:val="center"/>
-          </w:tcPr>
-          <w:p>
-            <w:pPr>
-              <w:spacing w:after="0"/>
-              <w:jc w:val="left"/>
-            </w:pPr>
-            <w:r>
-              <w:rPr>
-                <w:rFonts w:ascii="Microsoft JhengHei" w:hAnsi="Microsoft JhengHei" w:eastAsia="Microsoft JhengHei"/>
-                <w:sz w:val="18"/>
-              </w:rPr>
-              <w:t>Web、Android、iOS 與桌面 UI、狀態管理、本機資料、通知、匯出</w:t>
-            </w:r>
-          </w:p>
-        </w:tc>
-      </w:tr>
-      <w:tr>
-        <w:trPr>
-          <w:cantSplit/>
-        </w:trPr>
-        <w:tc>
-          <w:tcPr>
-            <w:tcW w:type="dxa" w:w="1800"/>
-            <w:shd w:fill="F4F6F7"/>
-            <w:tcMar>
-              <w:top w:w="100" w:type="dxa"/>
-              <w:left w:w="120" w:type="dxa"/>
-              <w:bottom w:w="100" w:type="dxa"/>
-              <w:right w:w="120" w:type="dxa"/>
-            </w:tcMar>
-            <w:vAlign w:val="center"/>
-          </w:tcPr>
-          <w:p>
-            <w:pPr>
-              <w:spacing w:after="0"/>
-              <w:jc w:val="center"/>
-            </w:pPr>
-            <w:r>
-              <w:rPr>
-                <w:rFonts w:ascii="Microsoft JhengHei" w:hAnsi="Microsoft JhengHei" w:eastAsia="Microsoft JhengHei"/>
-                <w:sz w:val="18"/>
-              </w:rPr>
-              <w:t>Supabase</w:t>
-            </w:r>
-          </w:p>
-        </w:tc>
-        <w:tc>
-          <w:tcPr>
-            <w:tcW w:type="dxa" w:w="2951"/>
-            <w:shd w:fill="F4F6F7"/>
-            <w:tcMar>
-              <w:top w:w="100" w:type="dxa"/>
-              <w:left w:w="120" w:type="dxa"/>
-              <w:bottom w:w="100" w:type="dxa"/>
-              <w:right w:w="120" w:type="dxa"/>
-            </w:tcMar>
-            <w:vAlign w:val="center"/>
-          </w:tcPr>
-          <w:p>
-            <w:pPr>
-              <w:spacing w:after="0"/>
-              <w:jc w:val="left"/>
-            </w:pPr>
-            <w:r>
-              <w:rPr>
-                <w:rFonts w:ascii="Microsoft JhengHei" w:hAnsi="Microsoft JhengHei" w:eastAsia="Microsoft JhengHei"/>
-                <w:sz w:val="18"/>
-              </w:rPr>
-              <w:t>Auth PostgreSQL PostgREST RPC RLS</w:t>
-            </w:r>
-          </w:p>
-        </w:tc>
-        <w:tc>
-          <w:tcPr>
-            <w:tcW w:type="dxa" w:w="4536"/>
-            <w:shd w:fill="F4F6F7"/>
-            <w:tcMar>
-              <w:top w:w="100" w:type="dxa"/>
-              <w:left w:w="120" w:type="dxa"/>
-              <w:bottom w:w="100" w:type="dxa"/>
-              <w:right w:w="120" w:type="dxa"/>
-            </w:tcMar>
-            <w:vAlign w:val="center"/>
-          </w:tcPr>
-          <w:p>
-            <w:pPr>
-              <w:spacing w:after="0"/>
-              <w:jc w:val="left"/>
-            </w:pPr>
-            <w:r>
-              <w:rPr>
-                <w:rFonts w:ascii="Microsoft JhengHei" w:hAnsi="Microsoft JhengHei" w:eastAsia="Microsoft JhengHei"/>
-                <w:sz w:val="18"/>
-              </w:rPr>
-              <w:t>身分驗證、雲端資料、權限、方案、統計與清理函式</w:t>
-            </w:r>
-          </w:p>
-        </w:tc>
-      </w:tr>
-      <w:tr>
-        <w:trPr>
-          <w:cantSplit/>
-        </w:trPr>
-        <w:tc>
-          <w:tcPr>
-            <w:tcW w:type="dxa" w:w="1800"/>
-            <w:tcMar>
-              <w:top w:w="100" w:type="dxa"/>
-              <w:left w:w="120" w:type="dxa"/>
-              <w:bottom w:w="100" w:type="dxa"/>
-              <w:right w:w="120" w:type="dxa"/>
-            </w:tcMar>
-            <w:vAlign w:val="center"/>
-          </w:tcPr>
-          <w:p>
-            <w:pPr>
-              <w:spacing w:after="0"/>
-              <w:jc w:val="center"/>
-            </w:pPr>
-            <w:r>
-              <w:rPr>
-                <w:rFonts w:ascii="Microsoft JhengHei" w:hAnsi="Microsoft JhengHei" w:eastAsia="Microsoft JhengHei"/>
-                <w:sz w:val="18"/>
-              </w:rPr>
-              <w:t>FastAPI</w:t>
-            </w:r>
-          </w:p>
-        </w:tc>
-        <w:tc>
-          <w:tcPr>
-            <w:tcW w:type="dxa" w:w="2951"/>
-            <w:tcMar>
-              <w:top w:w="100" w:type="dxa"/>
-              <w:left w:w="120" w:type="dxa"/>
-              <w:bottom w:w="100" w:type="dxa"/>
-              <w:right w:w="120" w:type="dxa"/>
-            </w:tcMar>
-            <w:vAlign w:val="center"/>
-          </w:tcPr>
-          <w:p>
-            <w:pPr>
-              <w:spacing w:after="0"/>
-              <w:jc w:val="left"/>
-            </w:pPr>
-            <w:r>
-              <w:rPr>
-                <w:rFonts w:ascii="Microsoft JhengHei" w:hAnsi="Microsoft JhengHei" w:eastAsia="Microsoft JhengHei"/>
-                <w:sz w:val="18"/>
-              </w:rPr>
-              <w:t>Python 3.11 FastAPI SQLAlchemy</w:t>
-            </w:r>
-          </w:p>
-        </w:tc>
-        <w:tc>
-          <w:tcPr>
-            <w:tcW w:type="dxa" w:w="4536"/>
-            <w:tcMar>
-              <w:top w:w="100" w:type="dxa"/>
-              <w:left w:w="120" w:type="dxa"/>
-              <w:bottom w:w="100" w:type="dxa"/>
-              <w:right w:w="120" w:type="dxa"/>
-            </w:tcMar>
-            <w:vAlign w:val="center"/>
-          </w:tcPr>
-          <w:p>
-            <w:pPr>
-              <w:spacing w:after="0"/>
-              <w:jc w:val="left"/>
-            </w:pPr>
-            <w:r>
-              <w:rPr>
-                <w:rFonts w:ascii="Microsoft JhengHei" w:hAnsi="Microsoft JhengHei" w:eastAsia="Microsoft JhengHei"/>
-                <w:sz w:val="18"/>
-              </w:rPr>
-              <w:t>活動來源代理、地理編碼、天氣、假日、股票、管理員密碼重設</w:t>
-            </w:r>
-          </w:p>
-        </w:tc>
-      </w:tr>
-      <w:tr>
-        <w:trPr>
-          <w:cantSplit/>
-        </w:trPr>
-        <w:tc>
-          <w:tcPr>
-            <w:tcW w:type="dxa" w:w="1800"/>
-            <w:shd w:fill="F4F6F7"/>
-            <w:tcMar>
-              <w:top w:w="100" w:type="dxa"/>
-              <w:left w:w="120" w:type="dxa"/>
-              <w:bottom w:w="100" w:type="dxa"/>
-              <w:right w:w="120" w:type="dxa"/>
-            </w:tcMar>
-            <w:vAlign w:val="center"/>
-          </w:tcPr>
-          <w:p>
-            <w:pPr>
-              <w:spacing w:after="0"/>
-              <w:jc w:val="center"/>
-            </w:pPr>
-            <w:r>
-              <w:rPr>
-                <w:rFonts w:ascii="Microsoft JhengHei" w:hAnsi="Microsoft JhengHei" w:eastAsia="Microsoft JhengHei"/>
-                <w:sz w:val="18"/>
-              </w:rPr>
-              <w:t>外部服務</w:t>
-            </w:r>
-          </w:p>
-        </w:tc>
-        <w:tc>
-          <w:tcPr>
-            <w:tcW w:type="dxa" w:w="2951"/>
-            <w:shd w:fill="F4F6F7"/>
-            <w:tcMar>
-              <w:top w:w="100" w:type="dxa"/>
-              <w:left w:w="120" w:type="dxa"/>
-              <w:bottom w:w="100" w:type="dxa"/>
-              <w:right w:w="120" w:type="dxa"/>
-            </w:tcMar>
-            <w:vAlign w:val="center"/>
-          </w:tcPr>
-          <w:p>
-            <w:pPr>
-              <w:spacing w:after="0"/>
-              <w:jc w:val="left"/>
-            </w:pPr>
-            <w:r>
-              <w:rPr>
-                <w:rFonts w:ascii="Microsoft JhengHei" w:hAnsi="Microsoft JhengHei" w:eastAsia="Microsoft JhengHei"/>
-                <w:sz w:val="18"/>
-              </w:rPr>
-              <w:t>OpenWeather 公開來源 Render</w:t>
-            </w:r>
-          </w:p>
-        </w:tc>
-        <w:tc>
-          <w:tcPr>
-            <w:tcW w:type="dxa" w:w="4536"/>
-            <w:shd w:fill="F4F6F7"/>
-            <w:tcMar>
-              <w:top w:w="100" w:type="dxa"/>
-              <w:left w:w="120" w:type="dxa"/>
-              <w:bottom w:w="100" w:type="dxa"/>
-              <w:right w:w="120" w:type="dxa"/>
-            </w:tcMar>
-            <w:vAlign w:val="center"/>
-          </w:tcPr>
-          <w:p>
-            <w:pPr>
-              <w:spacing w:after="0"/>
-              <w:jc w:val="left"/>
-            </w:pPr>
-            <w:r>
-              <w:rPr>
-                <w:rFonts w:ascii="Microsoft JhengHei" w:hAnsi="Microsoft JhengHei" w:eastAsia="Microsoft JhengHei"/>
-                <w:sz w:val="18"/>
-              </w:rPr>
-              <w:t>天氣與地理資料、活動來源及 API 託管</w:t>
-            </w:r>
-          </w:p>
-        </w:tc>
-      </w:tr>
-    </w:tbl>
-    <w:p>
-      <w:pPr>
-        <w:spacing w:after="0"/>
-      </w:pPr>
-    </w:p>
-    <w:p>
-      <w:pPr>
-        <w:pStyle w:val="Heading1"/>
-      </w:pPr>
-      <w:r>
-        <w:t>重要目錄</w:t>
-      </w:r>
-    </w:p>
-    <w:tbl>
-      <w:tblPr>
-        <w:tblW w:type="auto" w:w="0"/>
-        <w:jc w:val="center"/>
-        <w:tblLayout w:type="fixed"/>
-        <w:tblLook w:firstColumn="1" w:firstRow="1" w:lastColumn="0" w:lastRow="0" w:noHBand="0" w:noVBand="1" w:val="04A0"/>
-        <w:tblBorders>
-          <w:top w:val="single" w:sz="4" w:space="0" w:color="D9D9D9"/>
-          <w:left w:val="single" w:sz="4" w:space="0" w:color="D9D9D9"/>
-          <w:bottom w:val="single" w:sz="4" w:space="0" w:color="D9D9D9"/>
-          <w:right w:val="single" w:sz="4" w:space="0" w:color="D9D9D9"/>
-          <w:insideH w:val="single" w:sz="4" w:space="0" w:color="D9D9D9"/>
-          <w:insideV w:val="single" w:sz="4" w:space="0" w:color="D9D9D9"/>
-        </w:tblBorders>
-      </w:tblPr>
-      <w:tblGrid>
-        <w:gridCol w:w="4997"/>
-        <w:gridCol w:w="4997"/>
-      </w:tblGrid>
-      <w:tr>
-        <w:trPr>
-          <w:tblHeader w:val="true"/>
-          <w:cantSplit/>
-        </w:trPr>
-        <w:tc>
-          <w:tcPr>
-            <w:tcW w:type="dxa" w:w="2880"/>
-            <w:shd w:fill="1F4E78"/>
-            <w:tcMar>
-              <w:top w:w="115" w:type="dxa"/>
-              <w:left w:w="120" w:type="dxa"/>
-              <w:bottom w:w="115" w:type="dxa"/>
-              <w:right w:w="120" w:type="dxa"/>
-            </w:tcMar>
-            <w:vAlign w:val="center"/>
-          </w:tcPr>
-          <w:p>
-            <w:pPr>
-              <w:spacing w:after="0"/>
-              <w:jc w:val="center"/>
-            </w:pPr>
-            <w:r>
-              <w:rPr>
-                <w:rFonts w:ascii="Microsoft JhengHei" w:hAnsi="Microsoft JhengHei" w:eastAsia="Microsoft JhengHei"/>
-                <w:b/>
-                <w:color w:val="FFFFFF"/>
-                <w:sz w:val="19"/>
-              </w:rPr>
-              <w:t>路徑</w:t>
-            </w:r>
-          </w:p>
-        </w:tc>
-        <w:tc>
-          <w:tcPr>
-            <w:tcW w:type="dxa" w:w="6336"/>
-            <w:shd w:fill="1F4E78"/>
-            <w:tcMar>
-              <w:top w:w="115" w:type="dxa"/>
-              <w:left w:w="120" w:type="dxa"/>
-              <w:bottom w:w="115" w:type="dxa"/>
-              <w:right w:w="120" w:type="dxa"/>
-            </w:tcMar>
-            <w:vAlign w:val="center"/>
-          </w:tcPr>
-          <w:p>
-            <w:pPr>
-              <w:spacing w:after="0"/>
-              <w:jc w:val="center"/>
-            </w:pPr>
-            <w:r>
-              <w:rPr>
-                <w:rFonts w:ascii="Microsoft JhengHei" w:hAnsi="Microsoft JhengHei" w:eastAsia="Microsoft JhengHei"/>
-                <w:b/>
-                <w:color w:val="FFFFFF"/>
-                <w:sz w:val="19"/>
+                <w:sz w:val="17"/>
               </w:rPr>
               <w:t>內容</w:t>
             </w:r>
@@ -767,613 +347,2706 @@
         </w:tc>
       </w:tr>
       <w:tr>
-        <w:trPr>
-          <w:cantSplit/>
-        </w:trPr>
         <w:tc>
           <w:tcPr>
-            <w:tcW w:type="dxa" w:w="2880"/>
+            <w:tcW w:type="dxa" w:w="5083"/>
+            <w:vAlign w:val="center"/>
+            <w:tcBorders>
+              <w:top w:val="single" w:sz="6" w:color="D9D9D9"/>
+              <w:left w:val="single" w:sz="6" w:color="D9D9D9"/>
+              <w:bottom w:val="single" w:sz="6" w:color="D9D9D9"/>
+              <w:right w:val="single" w:sz="6" w:color="D9D9D9"/>
+              <w:insideH w:val="single" w:sz="6" w:color="D9D9D9"/>
+              <w:insideV w:val="single" w:sz="6" w:color="D9D9D9"/>
+            </w:tcBorders>
             <w:tcMar>
-              <w:top w:w="100" w:type="dxa"/>
-              <w:left w:w="120" w:type="dxa"/>
-              <w:bottom w:w="100" w:type="dxa"/>
-              <w:right w:w="120" w:type="dxa"/>
+              <w:top w:w="90" w:type="dxa"/>
+              <w:start w:w="100" w:type="dxa"/>
+              <w:bottom w:w="90" w:type="dxa"/>
+              <w:end w:w="100" w:type="dxa"/>
             </w:tcMar>
-            <w:vAlign w:val="center"/>
           </w:tcPr>
           <w:p>
             <w:pPr>
-              <w:spacing w:after="0"/>
-              <w:jc w:val="left"/>
+              <w:spacing w:after="0" w:line="240" w:lineRule="auto"/>
             </w:pPr>
             <w:r>
               <w:rPr>
-                <w:rFonts w:ascii="Microsoft JhengHei" w:hAnsi="Microsoft JhengHei" w:eastAsia="Microsoft JhengHei"/>
-                <w:sz w:val="18"/>
+                <w:rFonts w:ascii="Aptos" w:hAnsi="Aptos" w:eastAsia="Microsoft JhengHei"/>
+                <w:sz w:val="17"/>
               </w:rPr>
-              <w:t>lib auth</w:t>
+              <w:t>1</w:t>
             </w:r>
           </w:p>
         </w:tc>
         <w:tc>
           <w:tcPr>
-            <w:tcW w:type="dxa" w:w="6336"/>
+            <w:tcW w:type="dxa" w:w="5083"/>
+            <w:vAlign w:val="center"/>
+            <w:tcBorders>
+              <w:top w:val="single" w:sz="6" w:color="D9D9D9"/>
+              <w:left w:val="single" w:sz="6" w:color="D9D9D9"/>
+              <w:bottom w:val="single" w:sz="6" w:color="D9D9D9"/>
+              <w:right w:val="single" w:sz="6" w:color="D9D9D9"/>
+              <w:insideH w:val="single" w:sz="6" w:color="D9D9D9"/>
+              <w:insideV w:val="single" w:sz="6" w:color="D9D9D9"/>
+            </w:tcBorders>
             <w:tcMar>
-              <w:top w:w="100" w:type="dxa"/>
-              <w:left w:w="120" w:type="dxa"/>
-              <w:bottom w:w="100" w:type="dxa"/>
-              <w:right w:w="120" w:type="dxa"/>
+              <w:top w:w="90" w:type="dxa"/>
+              <w:start w:w="100" w:type="dxa"/>
+              <w:bottom w:w="90" w:type="dxa"/>
+              <w:end w:w="100" w:type="dxa"/>
             </w:tcMar>
-            <w:vAlign w:val="center"/>
           </w:tcPr>
           <w:p>
             <w:pPr>
-              <w:spacing w:after="0"/>
-              <w:jc w:val="left"/>
+              <w:spacing w:after="0" w:line="240" w:lineRule="auto"/>
             </w:pPr>
             <w:r>
               <w:rPr>
-                <w:rFonts w:ascii="Microsoft JhengHei" w:hAnsi="Microsoft JhengHei" w:eastAsia="Microsoft JhengHei"/>
-                <w:sz w:val="18"/>
+                <w:rFonts w:ascii="Aptos" w:hAnsi="Aptos" w:eastAsia="Microsoft JhengHei"/>
+                <w:sz w:val="17"/>
               </w:rPr>
-              <w:t>登入、註冊、Recovery URL、跨分頁 Session、帳號安全與管理員臨時密碼</w:t>
+              <w:t>1. 系統概觀</w:t>
             </w:r>
           </w:p>
         </w:tc>
       </w:tr>
       <w:tr>
-        <w:trPr>
-          <w:cantSplit/>
-        </w:trPr>
         <w:tc>
           <w:tcPr>
-            <w:tcW w:type="dxa" w:w="2880"/>
-            <w:shd w:fill="F4F6F7"/>
+            <w:tcW w:type="dxa" w:w="5083"/>
+            <w:vAlign w:val="center"/>
+            <w:tcBorders>
+              <w:top w:val="single" w:sz="6" w:color="D9D9D9"/>
+              <w:left w:val="single" w:sz="6" w:color="D9D9D9"/>
+              <w:bottom w:val="single" w:sz="6" w:color="D9D9D9"/>
+              <w:right w:val="single" w:sz="6" w:color="D9D9D9"/>
+              <w:insideH w:val="single" w:sz="6" w:color="D9D9D9"/>
+              <w:insideV w:val="single" w:sz="6" w:color="D9D9D9"/>
+            </w:tcBorders>
             <w:tcMar>
-              <w:top w:w="100" w:type="dxa"/>
-              <w:left w:w="120" w:type="dxa"/>
-              <w:bottom w:w="100" w:type="dxa"/>
-              <w:right w:w="120" w:type="dxa"/>
+              <w:top w:w="90" w:type="dxa"/>
+              <w:start w:w="100" w:type="dxa"/>
+              <w:bottom w:w="90" w:type="dxa"/>
+              <w:end w:w="100" w:type="dxa"/>
             </w:tcMar>
-            <w:vAlign w:val="center"/>
+            <w:shd w:fill="F8FAFC"/>
           </w:tcPr>
           <w:p>
             <w:pPr>
-              <w:spacing w:after="0"/>
-              <w:jc w:val="left"/>
+              <w:spacing w:after="0" w:line="240" w:lineRule="auto"/>
             </w:pPr>
             <w:r>
               <w:rPr>
-                <w:rFonts w:ascii="Microsoft JhengHei" w:hAnsi="Microsoft JhengHei" w:eastAsia="Microsoft JhengHei"/>
-                <w:sz w:val="18"/>
+                <w:rFonts w:ascii="Aptos" w:hAnsi="Aptos" w:eastAsia="Microsoft JhengHei"/>
+                <w:sz w:val="17"/>
               </w:rPr>
-              <w:t>lib apps</w:t>
+              <w:t>2</w:t>
             </w:r>
           </w:p>
         </w:tc>
         <w:tc>
           <w:tcPr>
-            <w:tcW w:type="dxa" w:w="6336"/>
-            <w:shd w:fill="F4F6F7"/>
+            <w:tcW w:type="dxa" w:w="5083"/>
+            <w:vAlign w:val="center"/>
+            <w:tcBorders>
+              <w:top w:val="single" w:sz="6" w:color="D9D9D9"/>
+              <w:left w:val="single" w:sz="6" w:color="D9D9D9"/>
+              <w:bottom w:val="single" w:sz="6" w:color="D9D9D9"/>
+              <w:right w:val="single" w:sz="6" w:color="D9D9D9"/>
+              <w:insideH w:val="single" w:sz="6" w:color="D9D9D9"/>
+              <w:insideV w:val="single" w:sz="6" w:color="D9D9D9"/>
+            </w:tcBorders>
             <w:tcMar>
-              <w:top w:w="100" w:type="dxa"/>
-              <w:left w:w="120" w:type="dxa"/>
-              <w:bottom w:w="100" w:type="dxa"/>
-              <w:right w:w="120" w:type="dxa"/>
+              <w:top w:w="90" w:type="dxa"/>
+              <w:start w:w="100" w:type="dxa"/>
+              <w:bottom w:w="90" w:type="dxa"/>
+              <w:end w:w="100" w:type="dxa"/>
             </w:tcMar>
-            <w:vAlign w:val="center"/>
+            <w:shd w:fill="F8FAFC"/>
           </w:tcPr>
           <w:p>
             <w:pPr>
-              <w:spacing w:after="0"/>
-              <w:jc w:val="left"/>
+              <w:spacing w:after="0" w:line="240" w:lineRule="auto"/>
             </w:pPr>
             <w:r>
               <w:rPr>
-                <w:rFonts w:ascii="Microsoft JhengHei" w:hAnsi="Microsoft JhengHei" w:eastAsia="Microsoft JhengHei"/>
-                <w:sz w:val="18"/>
+                <w:rFonts w:ascii="Aptos" w:hAnsi="Aptos" w:eastAsia="Microsoft JhengHei"/>
+                <w:sz w:val="17"/>
               </w:rPr>
-              <w:t>主頁面容器、模組授權、設定與頁面切換</w:t>
+              <w:t>2. 原始碼結構</w:t>
             </w:r>
           </w:p>
         </w:tc>
       </w:tr>
       <w:tr>
-        <w:trPr>
-          <w:cantSplit/>
-        </w:trPr>
         <w:tc>
           <w:tcPr>
-            <w:tcW w:type="dxa" w:w="2880"/>
+            <w:tcW w:type="dxa" w:w="5083"/>
+            <w:vAlign w:val="center"/>
+            <w:tcBorders>
+              <w:top w:val="single" w:sz="6" w:color="D9D9D9"/>
+              <w:left w:val="single" w:sz="6" w:color="D9D9D9"/>
+              <w:bottom w:val="single" w:sz="6" w:color="D9D9D9"/>
+              <w:right w:val="single" w:sz="6" w:color="D9D9D9"/>
+              <w:insideH w:val="single" w:sz="6" w:color="D9D9D9"/>
+              <w:insideV w:val="single" w:sz="6" w:color="D9D9D9"/>
+            </w:tcBorders>
             <w:tcMar>
-              <w:top w:w="100" w:type="dxa"/>
-              <w:left w:w="120" w:type="dxa"/>
-              <w:bottom w:w="100" w:type="dxa"/>
-              <w:right w:w="120" w:type="dxa"/>
+              <w:top w:w="90" w:type="dxa"/>
+              <w:start w:w="100" w:type="dxa"/>
+              <w:bottom w:w="90" w:type="dxa"/>
+              <w:end w:w="100" w:type="dxa"/>
             </w:tcMar>
-            <w:vAlign w:val="center"/>
           </w:tcPr>
           <w:p>
             <w:pPr>
-              <w:spacing w:after="0"/>
-              <w:jc w:val="left"/>
+              <w:spacing w:after="0" w:line="240" w:lineRule="auto"/>
             </w:pPr>
             <w:r>
               <w:rPr>
-                <w:rFonts w:ascii="Microsoft JhengHei" w:hAnsi="Microsoft JhengHei" w:eastAsia="Microsoft JhengHei"/>
-                <w:sz w:val="18"/>
+                <w:rFonts w:ascii="Aptos" w:hAnsi="Aptos" w:eastAsia="Microsoft JhengHei"/>
+                <w:sz w:val="17"/>
               </w:rPr>
-              <w:t>lib calendar</w:t>
+              <w:t>3</w:t>
             </w:r>
           </w:p>
         </w:tc>
         <w:tc>
           <w:tcPr>
-            <w:tcW w:type="dxa" w:w="6336"/>
+            <w:tcW w:type="dxa" w:w="5083"/>
+            <w:vAlign w:val="center"/>
+            <w:tcBorders>
+              <w:top w:val="single" w:sz="6" w:color="D9D9D9"/>
+              <w:left w:val="single" w:sz="6" w:color="D9D9D9"/>
+              <w:bottom w:val="single" w:sz="6" w:color="D9D9D9"/>
+              <w:right w:val="single" w:sz="6" w:color="D9D9D9"/>
+              <w:insideH w:val="single" w:sz="6" w:color="D9D9D9"/>
+              <w:insideV w:val="single" w:sz="6" w:color="D9D9D9"/>
+            </w:tcBorders>
             <w:tcMar>
-              <w:top w:w="100" w:type="dxa"/>
-              <w:left w:w="120" w:type="dxa"/>
-              <w:bottom w:w="100" w:type="dxa"/>
-              <w:right w:w="120" w:type="dxa"/>
+              <w:top w:w="90" w:type="dxa"/>
+              <w:start w:w="100" w:type="dxa"/>
+              <w:bottom w:w="90" w:type="dxa"/>
+              <w:end w:w="100" w:type="dxa"/>
             </w:tcMar>
-            <w:vAlign w:val="center"/>
           </w:tcPr>
           <w:p>
             <w:pPr>
-              <w:spacing w:after="0"/>
-              <w:jc w:val="left"/>
+              <w:spacing w:after="0" w:line="240" w:lineRule="auto"/>
             </w:pPr>
             <w:r>
               <w:rPr>
-                <w:rFonts w:ascii="Microsoft JhengHei" w:hAnsi="Microsoft JhengHei" w:eastAsia="Microsoft JhengHei"/>
-                <w:sz w:val="18"/>
+                <w:rFonts w:ascii="Aptos" w:hAnsi="Aptos" w:eastAsia="Microsoft JhengHei"/>
+                <w:sz w:val="17"/>
               </w:rPr>
-              <w:t>行事曆、快取、提醒、完成狀態、分享與新增編輯</w:t>
+              <w:t>3. 本機開發</w:t>
             </w:r>
           </w:p>
         </w:tc>
       </w:tr>
       <w:tr>
-        <w:trPr>
-          <w:cantSplit/>
-        </w:trPr>
         <w:tc>
           <w:tcPr>
-            <w:tcW w:type="dxa" w:w="2880"/>
-            <w:shd w:fill="F4F6F7"/>
+            <w:tcW w:type="dxa" w:w="5083"/>
+            <w:vAlign w:val="center"/>
+            <w:tcBorders>
+              <w:top w:val="single" w:sz="6" w:color="D9D9D9"/>
+              <w:left w:val="single" w:sz="6" w:color="D9D9D9"/>
+              <w:bottom w:val="single" w:sz="6" w:color="D9D9D9"/>
+              <w:right w:val="single" w:sz="6" w:color="D9D9D9"/>
+              <w:insideH w:val="single" w:sz="6" w:color="D9D9D9"/>
+              <w:insideV w:val="single" w:sz="6" w:color="D9D9D9"/>
+            </w:tcBorders>
             <w:tcMar>
-              <w:top w:w="100" w:type="dxa"/>
-              <w:left w:w="120" w:type="dxa"/>
-              <w:bottom w:w="100" w:type="dxa"/>
-              <w:right w:w="120" w:type="dxa"/>
+              <w:top w:w="90" w:type="dxa"/>
+              <w:start w:w="100" w:type="dxa"/>
+              <w:bottom w:w="90" w:type="dxa"/>
+              <w:end w:w="100" w:type="dxa"/>
             </w:tcMar>
-            <w:vAlign w:val="center"/>
+            <w:shd w:fill="F8FAFC"/>
           </w:tcPr>
           <w:p>
             <w:pPr>
-              <w:spacing w:after="0"/>
-              <w:jc w:val="left"/>
+              <w:spacing w:after="0" w:line="240" w:lineRule="auto"/>
             </w:pPr>
             <w:r>
               <w:rPr>
-                <w:rFonts w:ascii="Microsoft JhengHei" w:hAnsi="Microsoft JhengHei" w:eastAsia="Microsoft JhengHei"/>
-                <w:sz w:val="18"/>
+                <w:rFonts w:ascii="Aptos" w:hAnsi="Aptos" w:eastAsia="Microsoft JhengHei"/>
+                <w:sz w:val="17"/>
               </w:rPr>
-              <w:t>lib event</w:t>
+              <w:t>4</w:t>
             </w:r>
           </w:p>
         </w:tc>
         <w:tc>
           <w:tcPr>
-            <w:tcW w:type="dxa" w:w="6336"/>
-            <w:shd w:fill="F4F6F7"/>
+            <w:tcW w:type="dxa" w:w="5083"/>
+            <w:vAlign w:val="center"/>
+            <w:tcBorders>
+              <w:top w:val="single" w:sz="6" w:color="D9D9D9"/>
+              <w:left w:val="single" w:sz="6" w:color="D9D9D9"/>
+              <w:bottom w:val="single" w:sz="6" w:color="D9D9D9"/>
+              <w:right w:val="single" w:sz="6" w:color="D9D9D9"/>
+              <w:insideH w:val="single" w:sz="6" w:color="D9D9D9"/>
+              <w:insideV w:val="single" w:sz="6" w:color="D9D9D9"/>
+            </w:tcBorders>
             <w:tcMar>
-              <w:top w:w="100" w:type="dxa"/>
-              <w:left w:w="120" w:type="dxa"/>
-              <w:bottom w:w="100" w:type="dxa"/>
-              <w:right w:w="120" w:type="dxa"/>
+              <w:top w:w="90" w:type="dxa"/>
+              <w:start w:w="100" w:type="dxa"/>
+              <w:bottom w:w="90" w:type="dxa"/>
+              <w:end w:w="100" w:type="dxa"/>
             </w:tcMar>
-            <w:vAlign w:val="center"/>
+            <w:shd w:fill="F8FAFC"/>
           </w:tcPr>
           <w:p>
             <w:pPr>
-              <w:spacing w:after="0"/>
-              <w:jc w:val="left"/>
+              <w:spacing w:after="0" w:line="240" w:lineRule="auto"/>
             </w:pPr>
             <w:r>
               <w:rPr>
-                <w:rFonts w:ascii="Microsoft JhengHei" w:hAnsi="Microsoft JhengHei" w:eastAsia="Microsoft JhengHei"/>
-                <w:sz w:val="18"/>
+                <w:rFonts w:ascii="Aptos" w:hAnsi="Aptos" w:eastAsia="Microsoft JhengHei"/>
+                <w:sz w:val="17"/>
               </w:rPr>
-              <w:t>推薦活動、景點、投稿、審核、匯入、去重、地圖、圖片與天氣</w:t>
+              <w:t>4. Flutter 架構慣例</w:t>
             </w:r>
           </w:p>
         </w:tc>
       </w:tr>
       <w:tr>
-        <w:trPr>
-          <w:cantSplit/>
-        </w:trPr>
         <w:tc>
           <w:tcPr>
-            <w:tcW w:type="dxa" w:w="2880"/>
+            <w:tcW w:type="dxa" w:w="5083"/>
+            <w:vAlign w:val="center"/>
+            <w:tcBorders>
+              <w:top w:val="single" w:sz="6" w:color="D9D9D9"/>
+              <w:left w:val="single" w:sz="6" w:color="D9D9D9"/>
+              <w:bottom w:val="single" w:sz="6" w:color="D9D9D9"/>
+              <w:right w:val="single" w:sz="6" w:color="D9D9D9"/>
+              <w:insideH w:val="single" w:sz="6" w:color="D9D9D9"/>
+              <w:insideV w:val="single" w:sz="6" w:color="D9D9D9"/>
+            </w:tcBorders>
             <w:tcMar>
-              <w:top w:w="100" w:type="dxa"/>
-              <w:left w:w="120" w:type="dxa"/>
-              <w:bottom w:w="100" w:type="dxa"/>
-              <w:right w:w="120" w:type="dxa"/>
+              <w:top w:w="90" w:type="dxa"/>
+              <w:start w:w="100" w:type="dxa"/>
+              <w:bottom w:w="90" w:type="dxa"/>
+              <w:end w:w="100" w:type="dxa"/>
             </w:tcMar>
-            <w:vAlign w:val="center"/>
           </w:tcPr>
           <w:p>
             <w:pPr>
-              <w:spacing w:after="0"/>
-              <w:jc w:val="left"/>
+              <w:spacing w:after="0" w:line="240" w:lineRule="auto"/>
             </w:pPr>
             <w:r>
               <w:rPr>
-                <w:rFonts w:ascii="Microsoft JhengHei" w:hAnsi="Microsoft JhengHei" w:eastAsia="Microsoft JhengHei"/>
-                <w:sz w:val="18"/>
+                <w:rFonts w:ascii="Aptos" w:hAnsi="Aptos" w:eastAsia="Microsoft JhengHei"/>
+                <w:sz w:val="17"/>
               </w:rPr>
-              <w:t>lib local_storage</w:t>
+              <w:t>5</w:t>
             </w:r>
           </w:p>
         </w:tc>
         <w:tc>
           <w:tcPr>
-            <w:tcW w:type="dxa" w:w="6336"/>
+            <w:tcW w:type="dxa" w:w="5083"/>
+            <w:vAlign w:val="center"/>
+            <w:tcBorders>
+              <w:top w:val="single" w:sz="6" w:color="D9D9D9"/>
+              <w:left w:val="single" w:sz="6" w:color="D9D9D9"/>
+              <w:bottom w:val="single" w:sz="6" w:color="D9D9D9"/>
+              <w:right w:val="single" w:sz="6" w:color="D9D9D9"/>
+              <w:insideH w:val="single" w:sz="6" w:color="D9D9D9"/>
+              <w:insideV w:val="single" w:sz="6" w:color="D9D9D9"/>
+            </w:tcBorders>
             <w:tcMar>
-              <w:top w:w="100" w:type="dxa"/>
-              <w:left w:w="120" w:type="dxa"/>
-              <w:bottom w:w="100" w:type="dxa"/>
-              <w:right w:w="120" w:type="dxa"/>
+              <w:top w:w="90" w:type="dxa"/>
+              <w:start w:w="100" w:type="dxa"/>
+              <w:bottom w:w="90" w:type="dxa"/>
+              <w:end w:w="100" w:type="dxa"/>
             </w:tcMar>
-            <w:vAlign w:val="center"/>
           </w:tcPr>
           <w:p>
             <w:pPr>
-              <w:spacing w:after="0"/>
-              <w:jc w:val="left"/>
+              <w:spacing w:after="0" w:line="240" w:lineRule="auto"/>
             </w:pPr>
             <w:r>
               <w:rPr>
-                <w:rFonts w:ascii="Microsoft JhengHei" w:hAnsi="Microsoft JhengHei" w:eastAsia="Microsoft JhengHei"/>
-                <w:sz w:val="18"/>
+                <w:rFonts w:ascii="Aptos" w:hAnsi="Aptos" w:eastAsia="Microsoft JhengHei"/>
+                <w:sz w:val="17"/>
               </w:rPr>
-              <w:t>Sembast、IndexedDB、雲端與本機搬移及模式控制</w:t>
+              <w:t>5. 雲端與本機資料模式</w:t>
             </w:r>
           </w:p>
         </w:tc>
       </w:tr>
       <w:tr>
-        <w:trPr>
-          <w:cantSplit/>
-        </w:trPr>
         <w:tc>
           <w:tcPr>
-            <w:tcW w:type="dxa" w:w="2880"/>
-            <w:shd w:fill="F4F6F7"/>
+            <w:tcW w:type="dxa" w:w="5083"/>
+            <w:vAlign w:val="center"/>
+            <w:tcBorders>
+              <w:top w:val="single" w:sz="6" w:color="D9D9D9"/>
+              <w:left w:val="single" w:sz="6" w:color="D9D9D9"/>
+              <w:bottom w:val="single" w:sz="6" w:color="D9D9D9"/>
+              <w:right w:val="single" w:sz="6" w:color="D9D9D9"/>
+              <w:insideH w:val="single" w:sz="6" w:color="D9D9D9"/>
+              <w:insideV w:val="single" w:sz="6" w:color="D9D9D9"/>
+            </w:tcBorders>
             <w:tcMar>
-              <w:top w:w="100" w:type="dxa"/>
-              <w:left w:w="120" w:type="dxa"/>
-              <w:bottom w:w="100" w:type="dxa"/>
-              <w:right w:w="120" w:type="dxa"/>
+              <w:top w:w="90" w:type="dxa"/>
+              <w:start w:w="100" w:type="dxa"/>
+              <w:bottom w:w="90" w:type="dxa"/>
+              <w:end w:w="100" w:type="dxa"/>
             </w:tcMar>
-            <w:vAlign w:val="center"/>
+            <w:shd w:fill="F8FAFC"/>
           </w:tcPr>
           <w:p>
             <w:pPr>
-              <w:spacing w:after="0"/>
-              <w:jc w:val="left"/>
+              <w:spacing w:after="0" w:line="240" w:lineRule="auto"/>
             </w:pPr>
             <w:r>
               <w:rPr>
-                <w:rFonts w:ascii="Microsoft JhengHei" w:hAnsi="Microsoft JhengHei" w:eastAsia="Microsoft JhengHei"/>
-                <w:sz w:val="18"/>
+                <w:rFonts w:ascii="Aptos" w:hAnsi="Aptos" w:eastAsia="Microsoft JhengHei"/>
+                <w:sz w:val="17"/>
               </w:rPr>
-              <w:t>lib subscription</w:t>
+              <w:t>6</w:t>
             </w:r>
           </w:p>
         </w:tc>
         <w:tc>
           <w:tcPr>
-            <w:tcW w:type="dxa" w:w="6336"/>
-            <w:shd w:fill="F4F6F7"/>
+            <w:tcW w:type="dxa" w:w="5083"/>
+            <w:vAlign w:val="center"/>
+            <w:tcBorders>
+              <w:top w:val="single" w:sz="6" w:color="D9D9D9"/>
+              <w:left w:val="single" w:sz="6" w:color="D9D9D9"/>
+              <w:bottom w:val="single" w:sz="6" w:color="D9D9D9"/>
+              <w:right w:val="single" w:sz="6" w:color="D9D9D9"/>
+              <w:insideH w:val="single" w:sz="6" w:color="D9D9D9"/>
+              <w:insideV w:val="single" w:sz="6" w:color="D9D9D9"/>
+            </w:tcBorders>
             <w:tcMar>
-              <w:top w:w="100" w:type="dxa"/>
-              <w:left w:w="120" w:type="dxa"/>
-              <w:bottom w:w="100" w:type="dxa"/>
-              <w:right w:w="120" w:type="dxa"/>
+              <w:top w:w="90" w:type="dxa"/>
+              <w:start w:w="100" w:type="dxa"/>
+              <w:bottom w:w="90" w:type="dxa"/>
+              <w:end w:w="100" w:type="dxa"/>
             </w:tcMar>
-            <w:vAlign w:val="center"/>
+            <w:shd w:fill="F8FAFC"/>
           </w:tcPr>
           <w:p>
             <w:pPr>
-              <w:spacing w:after="0"/>
-              <w:jc w:val="left"/>
+              <w:spacing w:after="0" w:line="240" w:lineRule="auto"/>
             </w:pPr>
             <w:r>
               <w:rPr>
-                <w:rFonts w:ascii="Microsoft JhengHei" w:hAnsi="Microsoft JhengHei" w:eastAsia="Microsoft JhengHei"/>
-                <w:sz w:val="18"/>
+                <w:rFonts w:ascii="Aptos" w:hAnsi="Aptos" w:eastAsia="Microsoft JhengHei"/>
+                <w:sz w:val="17"/>
               </w:rPr>
-              <w:t>方案版本、額度、到期、促銷期間、清理及管理員操作</w:t>
+              <w:t>6. Supabase 資料與安全</w:t>
             </w:r>
           </w:p>
         </w:tc>
       </w:tr>
       <w:tr>
-        <w:trPr>
-          <w:cantSplit/>
-        </w:trPr>
         <w:tc>
           <w:tcPr>
-            <w:tcW w:type="dxa" w:w="2880"/>
+            <w:tcW w:type="dxa" w:w="5083"/>
+            <w:vAlign w:val="center"/>
+            <w:tcBorders>
+              <w:top w:val="single" w:sz="6" w:color="D9D9D9"/>
+              <w:left w:val="single" w:sz="6" w:color="D9D9D9"/>
+              <w:bottom w:val="single" w:sz="6" w:color="D9D9D9"/>
+              <w:right w:val="single" w:sz="6" w:color="D9D9D9"/>
+              <w:insideH w:val="single" w:sz="6" w:color="D9D9D9"/>
+              <w:insideV w:val="single" w:sz="6" w:color="D9D9D9"/>
+            </w:tcBorders>
             <w:tcMar>
-              <w:top w:w="100" w:type="dxa"/>
-              <w:left w:w="120" w:type="dxa"/>
-              <w:bottom w:w="100" w:type="dxa"/>
-              <w:right w:w="120" w:type="dxa"/>
+              <w:top w:w="90" w:type="dxa"/>
+              <w:start w:w="100" w:type="dxa"/>
+              <w:bottom w:w="90" w:type="dxa"/>
+              <w:end w:w="100" w:type="dxa"/>
             </w:tcMar>
-            <w:vAlign w:val="center"/>
           </w:tcPr>
           <w:p>
             <w:pPr>
-              <w:spacing w:after="0"/>
-              <w:jc w:val="left"/>
+              <w:spacing w:after="0" w:line="240" w:lineRule="auto"/>
             </w:pPr>
             <w:r>
               <w:rPr>
-                <w:rFonts w:ascii="Microsoft JhengHei" w:hAnsi="Microsoft JhengHei" w:eastAsia="Microsoft JhengHei"/>
-                <w:sz w:val="18"/>
+                <w:rFonts w:ascii="Aptos" w:hAnsi="Aptos" w:eastAsia="Microsoft JhengHei"/>
+                <w:sz w:val="17"/>
               </w:rPr>
-              <w:t>lib pages home</w:t>
+              <w:t>7</w:t>
             </w:r>
           </w:p>
         </w:tc>
         <w:tc>
           <w:tcPr>
-            <w:tcW w:type="dxa" w:w="6336"/>
+            <w:tcW w:type="dxa" w:w="5083"/>
+            <w:vAlign w:val="center"/>
+            <w:tcBorders>
+              <w:top w:val="single" w:sz="6" w:color="D9D9D9"/>
+              <w:left w:val="single" w:sz="6" w:color="D9D9D9"/>
+              <w:bottom w:val="single" w:sz="6" w:color="D9D9D9"/>
+              <w:right w:val="single" w:sz="6" w:color="D9D9D9"/>
+              <w:insideH w:val="single" w:sz="6" w:color="D9D9D9"/>
+              <w:insideV w:val="single" w:sz="6" w:color="D9D9D9"/>
+            </w:tcBorders>
             <w:tcMar>
-              <w:top w:w="100" w:type="dxa"/>
-              <w:left w:w="120" w:type="dxa"/>
-              <w:bottom w:w="100" w:type="dxa"/>
-              <w:right w:w="120" w:type="dxa"/>
+              <w:top w:w="90" w:type="dxa"/>
+              <w:start w:w="100" w:type="dxa"/>
+              <w:bottom w:w="90" w:type="dxa"/>
+              <w:end w:w="100" w:type="dxa"/>
             </w:tcMar>
-            <w:vAlign w:val="center"/>
           </w:tcPr>
           <w:p>
             <w:pPr>
-              <w:spacing w:after="0"/>
-              <w:jc w:val="left"/>
+              <w:spacing w:after="0" w:line="240" w:lineRule="auto"/>
             </w:pPr>
             <w:r>
               <w:rPr>
-                <w:rFonts w:ascii="Microsoft JhengHei" w:hAnsi="Microsoft JhengHei" w:eastAsia="Microsoft JhengHei"/>
-                <w:sz w:val="18"/>
+                <w:rFonts w:ascii="Aptos" w:hAnsi="Aptos" w:eastAsia="Microsoft JhengHei"/>
+                <w:sz w:val="17"/>
               </w:rPr>
-              <w:t>首頁儀表板、快取、快速新增與行程完成工作流</w:t>
+              <w:t>7. 訂閱與版本化額度</w:t>
             </w:r>
           </w:p>
         </w:tc>
       </w:tr>
       <w:tr>
-        <w:trPr>
-          <w:cantSplit/>
-        </w:trPr>
         <w:tc>
           <w:tcPr>
-            <w:tcW w:type="dxa" w:w="2880"/>
-            <w:shd w:fill="F4F6F7"/>
+            <w:tcW w:type="dxa" w:w="5083"/>
+            <w:vAlign w:val="center"/>
+            <w:tcBorders>
+              <w:top w:val="single" w:sz="6" w:color="D9D9D9"/>
+              <w:left w:val="single" w:sz="6" w:color="D9D9D9"/>
+              <w:bottom w:val="single" w:sz="6" w:color="D9D9D9"/>
+              <w:right w:val="single" w:sz="6" w:color="D9D9D9"/>
+              <w:insideH w:val="single" w:sz="6" w:color="D9D9D9"/>
+              <w:insideV w:val="single" w:sz="6" w:color="D9D9D9"/>
+            </w:tcBorders>
             <w:tcMar>
-              <w:top w:w="100" w:type="dxa"/>
-              <w:left w:w="120" w:type="dxa"/>
-              <w:bottom w:w="100" w:type="dxa"/>
-              <w:right w:w="120" w:type="dxa"/>
+              <w:top w:w="90" w:type="dxa"/>
+              <w:start w:w="100" w:type="dxa"/>
+              <w:bottom w:w="90" w:type="dxa"/>
+              <w:end w:w="100" w:type="dxa"/>
             </w:tcMar>
-            <w:vAlign w:val="center"/>
+            <w:shd w:fill="F8FAFC"/>
           </w:tcPr>
           <w:p>
             <w:pPr>
-              <w:spacing w:after="0"/>
-              <w:jc w:val="left"/>
+              <w:spacing w:after="0" w:line="240" w:lineRule="auto"/>
             </w:pPr>
             <w:r>
               <w:rPr>
-                <w:rFonts w:ascii="Microsoft JhengHei" w:hAnsi="Microsoft JhengHei" w:eastAsia="Microsoft JhengHei"/>
-                <w:sz w:val="18"/>
+                <w:rFonts w:ascii="Aptos" w:hAnsi="Aptos" w:eastAsia="Microsoft JhengHei"/>
+                <w:sz w:val="17"/>
               </w:rPr>
-              <w:t>python_ai_service</w:t>
+              <w:t>8</w:t>
             </w:r>
           </w:p>
         </w:tc>
         <w:tc>
           <w:tcPr>
-            <w:tcW w:type="dxa" w:w="6336"/>
-            <w:shd w:fill="F4F6F7"/>
+            <w:tcW w:type="dxa" w:w="5083"/>
+            <w:vAlign w:val="center"/>
+            <w:tcBorders>
+              <w:top w:val="single" w:sz="6" w:color="D9D9D9"/>
+              <w:left w:val="single" w:sz="6" w:color="D9D9D9"/>
+              <w:bottom w:val="single" w:sz="6" w:color="D9D9D9"/>
+              <w:right w:val="single" w:sz="6" w:color="D9D9D9"/>
+              <w:insideH w:val="single" w:sz="6" w:color="D9D9D9"/>
+              <w:insideV w:val="single" w:sz="6" w:color="D9D9D9"/>
+            </w:tcBorders>
             <w:tcMar>
-              <w:top w:w="100" w:type="dxa"/>
-              <w:left w:w="120" w:type="dxa"/>
-              <w:bottom w:w="100" w:type="dxa"/>
-              <w:right w:w="120" w:type="dxa"/>
+              <w:top w:w="90" w:type="dxa"/>
+              <w:start w:w="100" w:type="dxa"/>
+              <w:bottom w:w="90" w:type="dxa"/>
+              <w:end w:w="100" w:type="dxa"/>
             </w:tcMar>
-            <w:vAlign w:val="center"/>
+            <w:shd w:fill="F8FAFC"/>
           </w:tcPr>
           <w:p>
             <w:pPr>
-              <w:spacing w:after="0"/>
-              <w:jc w:val="left"/>
+              <w:spacing w:after="0" w:line="240" w:lineRule="auto"/>
             </w:pPr>
             <w:r>
               <w:rPr>
-                <w:rFonts w:ascii="Microsoft JhengHei" w:hAnsi="Microsoft JhengHei" w:eastAsia="Microsoft JhengHei"/>
-                <w:sz w:val="18"/>
+                <w:rFonts w:ascii="Aptos" w:hAnsi="Aptos" w:eastAsia="Microsoft JhengHei"/>
+                <w:sz w:val="17"/>
               </w:rPr>
-              <w:t>FastAPI 路由、認證、速率限制、資料存取與測試</w:t>
+              <w:t>8. 推薦活動更新</w:t>
             </w:r>
           </w:p>
         </w:tc>
       </w:tr>
       <w:tr>
-        <w:trPr>
-          <w:cantSplit/>
-        </w:trPr>
         <w:tc>
           <w:tcPr>
-            <w:tcW w:type="dxa" w:w="2880"/>
+            <w:tcW w:type="dxa" w:w="5083"/>
+            <w:vAlign w:val="center"/>
+            <w:tcBorders>
+              <w:top w:val="single" w:sz="6" w:color="D9D9D9"/>
+              <w:left w:val="single" w:sz="6" w:color="D9D9D9"/>
+              <w:bottom w:val="single" w:sz="6" w:color="D9D9D9"/>
+              <w:right w:val="single" w:sz="6" w:color="D9D9D9"/>
+              <w:insideH w:val="single" w:sz="6" w:color="D9D9D9"/>
+              <w:insideV w:val="single" w:sz="6" w:color="D9D9D9"/>
+            </w:tcBorders>
             <w:tcMar>
-              <w:top w:w="100" w:type="dxa"/>
-              <w:left w:w="120" w:type="dxa"/>
-              <w:bottom w:w="100" w:type="dxa"/>
-              <w:right w:w="120" w:type="dxa"/>
+              <w:top w:w="90" w:type="dxa"/>
+              <w:start w:w="100" w:type="dxa"/>
+              <w:bottom w:w="90" w:type="dxa"/>
+              <w:end w:w="100" w:type="dxa"/>
             </w:tcMar>
-            <w:vAlign w:val="center"/>
           </w:tcPr>
           <w:p>
             <w:pPr>
-              <w:spacing w:after="0"/>
-              <w:jc w:val="left"/>
+              <w:spacing w:after="0" w:line="240" w:lineRule="auto"/>
             </w:pPr>
             <w:r>
               <w:rPr>
-                <w:rFonts w:ascii="Microsoft JhengHei" w:hAnsi="Microsoft JhengHei" w:eastAsia="Microsoft JhengHei"/>
-                <w:sz w:val="18"/>
+                <w:rFonts w:ascii="Aptos" w:hAnsi="Aptos" w:eastAsia="Microsoft JhengHei"/>
+                <w:sz w:val="17"/>
               </w:rPr>
-              <w:t>test</w:t>
+              <w:t>9</w:t>
             </w:r>
           </w:p>
         </w:tc>
         <w:tc>
           <w:tcPr>
-            <w:tcW w:type="dxa" w:w="6336"/>
+            <w:tcW w:type="dxa" w:w="5083"/>
+            <w:vAlign w:val="center"/>
+            <w:tcBorders>
+              <w:top w:val="single" w:sz="6" w:color="D9D9D9"/>
+              <w:left w:val="single" w:sz="6" w:color="D9D9D9"/>
+              <w:bottom w:val="single" w:sz="6" w:color="D9D9D9"/>
+              <w:right w:val="single" w:sz="6" w:color="D9D9D9"/>
+              <w:insideH w:val="single" w:sz="6" w:color="D9D9D9"/>
+              <w:insideV w:val="single" w:sz="6" w:color="D9D9D9"/>
+            </w:tcBorders>
             <w:tcMar>
-              <w:top w:w="100" w:type="dxa"/>
-              <w:left w:w="120" w:type="dxa"/>
-              <w:bottom w:w="100" w:type="dxa"/>
-              <w:right w:w="120" w:type="dxa"/>
+              <w:top w:w="90" w:type="dxa"/>
+              <w:start w:w="100" w:type="dxa"/>
+              <w:bottom w:w="90" w:type="dxa"/>
+              <w:end w:w="100" w:type="dxa"/>
             </w:tcMar>
-            <w:vAlign w:val="center"/>
           </w:tcPr>
           <w:p>
             <w:pPr>
-              <w:spacing w:after="0"/>
-              <w:jc w:val="left"/>
+              <w:spacing w:after="0" w:line="240" w:lineRule="auto"/>
             </w:pPr>
             <w:r>
               <w:rPr>
-                <w:rFonts w:ascii="Microsoft JhengHei" w:hAnsi="Microsoft JhengHei" w:eastAsia="Microsoft JhengHei"/>
-                <w:sz w:val="18"/>
+                <w:rFonts w:ascii="Aptos" w:hAnsi="Aptos" w:eastAsia="Microsoft JhengHei"/>
+                <w:sz w:val="17"/>
               </w:rPr>
-              <w:t>Flutter 單元與 Widget 測試</w:t>
+              <w:t>9. 時間、國家、地圖與天氣</w:t>
+            </w:r>
+          </w:p>
+        </w:tc>
+      </w:tr>
+      <w:tr>
+        <w:tc>
+          <w:tcPr>
+            <w:tcW w:type="dxa" w:w="5083"/>
+            <w:vAlign w:val="center"/>
+            <w:tcBorders>
+              <w:top w:val="single" w:sz="6" w:color="D9D9D9"/>
+              <w:left w:val="single" w:sz="6" w:color="D9D9D9"/>
+              <w:bottom w:val="single" w:sz="6" w:color="D9D9D9"/>
+              <w:right w:val="single" w:sz="6" w:color="D9D9D9"/>
+              <w:insideH w:val="single" w:sz="6" w:color="D9D9D9"/>
+              <w:insideV w:val="single" w:sz="6" w:color="D9D9D9"/>
+            </w:tcBorders>
+            <w:tcMar>
+              <w:top w:w="90" w:type="dxa"/>
+              <w:start w:w="100" w:type="dxa"/>
+              <w:bottom w:w="90" w:type="dxa"/>
+              <w:end w:w="100" w:type="dxa"/>
+            </w:tcMar>
+            <w:shd w:fill="F8FAFC"/>
+          </w:tcPr>
+          <w:p>
+            <w:pPr>
+              <w:spacing w:after="0" w:line="240" w:lineRule="auto"/>
+            </w:pPr>
+            <w:r>
+              <w:rPr>
+                <w:rFonts w:ascii="Aptos" w:hAnsi="Aptos" w:eastAsia="Microsoft JhengHei"/>
+                <w:sz w:val="17"/>
+              </w:rPr>
+              <w:t>10</w:t>
+            </w:r>
+          </w:p>
+        </w:tc>
+        <w:tc>
+          <w:tcPr>
+            <w:tcW w:type="dxa" w:w="5083"/>
+            <w:vAlign w:val="center"/>
+            <w:tcBorders>
+              <w:top w:val="single" w:sz="6" w:color="D9D9D9"/>
+              <w:left w:val="single" w:sz="6" w:color="D9D9D9"/>
+              <w:bottom w:val="single" w:sz="6" w:color="D9D9D9"/>
+              <w:right w:val="single" w:sz="6" w:color="D9D9D9"/>
+              <w:insideH w:val="single" w:sz="6" w:color="D9D9D9"/>
+              <w:insideV w:val="single" w:sz="6" w:color="D9D9D9"/>
+            </w:tcBorders>
+            <w:tcMar>
+              <w:top w:w="90" w:type="dxa"/>
+              <w:start w:w="100" w:type="dxa"/>
+              <w:bottom w:w="90" w:type="dxa"/>
+              <w:end w:w="100" w:type="dxa"/>
+            </w:tcMar>
+            <w:shd w:fill="F8FAFC"/>
+          </w:tcPr>
+          <w:p>
+            <w:pPr>
+              <w:spacing w:after="0" w:line="240" w:lineRule="auto"/>
+            </w:pPr>
+            <w:r>
+              <w:rPr>
+                <w:rFonts w:ascii="Aptos" w:hAnsi="Aptos" w:eastAsia="Microsoft JhengHei"/>
+                <w:sz w:val="17"/>
+              </w:rPr>
+              <w:t>10. 發行與部署</w:t>
+            </w:r>
+          </w:p>
+        </w:tc>
+      </w:tr>
+      <w:tr>
+        <w:tc>
+          <w:tcPr>
+            <w:tcW w:type="dxa" w:w="5083"/>
+            <w:vAlign w:val="center"/>
+            <w:tcBorders>
+              <w:top w:val="single" w:sz="6" w:color="D9D9D9"/>
+              <w:left w:val="single" w:sz="6" w:color="D9D9D9"/>
+              <w:bottom w:val="single" w:sz="6" w:color="D9D9D9"/>
+              <w:right w:val="single" w:sz="6" w:color="D9D9D9"/>
+              <w:insideH w:val="single" w:sz="6" w:color="D9D9D9"/>
+              <w:insideV w:val="single" w:sz="6" w:color="D9D9D9"/>
+            </w:tcBorders>
+            <w:tcMar>
+              <w:top w:w="90" w:type="dxa"/>
+              <w:start w:w="100" w:type="dxa"/>
+              <w:bottom w:w="90" w:type="dxa"/>
+              <w:end w:w="100" w:type="dxa"/>
+            </w:tcMar>
+          </w:tcPr>
+          <w:p>
+            <w:pPr>
+              <w:spacing w:after="0" w:line="240" w:lineRule="auto"/>
+            </w:pPr>
+            <w:r>
+              <w:rPr>
+                <w:rFonts w:ascii="Aptos" w:hAnsi="Aptos" w:eastAsia="Microsoft JhengHei"/>
+                <w:sz w:val="17"/>
+              </w:rPr>
+              <w:t>11</w:t>
+            </w:r>
+          </w:p>
+        </w:tc>
+        <w:tc>
+          <w:tcPr>
+            <w:tcW w:type="dxa" w:w="5083"/>
+            <w:vAlign w:val="center"/>
+            <w:tcBorders>
+              <w:top w:val="single" w:sz="6" w:color="D9D9D9"/>
+              <w:left w:val="single" w:sz="6" w:color="D9D9D9"/>
+              <w:bottom w:val="single" w:sz="6" w:color="D9D9D9"/>
+              <w:right w:val="single" w:sz="6" w:color="D9D9D9"/>
+              <w:insideH w:val="single" w:sz="6" w:color="D9D9D9"/>
+              <w:insideV w:val="single" w:sz="6" w:color="D9D9D9"/>
+            </w:tcBorders>
+            <w:tcMar>
+              <w:top w:w="90" w:type="dxa"/>
+              <w:start w:w="100" w:type="dxa"/>
+              <w:bottom w:w="90" w:type="dxa"/>
+              <w:end w:w="100" w:type="dxa"/>
+            </w:tcMar>
+          </w:tcPr>
+          <w:p>
+            <w:pPr>
+              <w:spacing w:after="0" w:line="240" w:lineRule="auto"/>
+            </w:pPr>
+            <w:r>
+              <w:rPr>
+                <w:rFonts w:ascii="Aptos" w:hAnsi="Aptos" w:eastAsia="Microsoft JhengHei"/>
+                <w:sz w:val="17"/>
+              </w:rPr>
+              <w:t>11. 隱私、條款、匯出與資料保存</w:t>
+            </w:r>
+          </w:p>
+        </w:tc>
+      </w:tr>
+      <w:tr>
+        <w:tc>
+          <w:tcPr>
+            <w:tcW w:type="dxa" w:w="5083"/>
+            <w:vAlign w:val="center"/>
+            <w:tcBorders>
+              <w:top w:val="single" w:sz="6" w:color="D9D9D9"/>
+              <w:left w:val="single" w:sz="6" w:color="D9D9D9"/>
+              <w:bottom w:val="single" w:sz="6" w:color="D9D9D9"/>
+              <w:right w:val="single" w:sz="6" w:color="D9D9D9"/>
+              <w:insideH w:val="single" w:sz="6" w:color="D9D9D9"/>
+              <w:insideV w:val="single" w:sz="6" w:color="D9D9D9"/>
+            </w:tcBorders>
+            <w:tcMar>
+              <w:top w:w="90" w:type="dxa"/>
+              <w:start w:w="100" w:type="dxa"/>
+              <w:bottom w:w="90" w:type="dxa"/>
+              <w:end w:w="100" w:type="dxa"/>
+            </w:tcMar>
+            <w:shd w:fill="F8FAFC"/>
+          </w:tcPr>
+          <w:p>
+            <w:pPr>
+              <w:spacing w:after="0" w:line="240" w:lineRule="auto"/>
+            </w:pPr>
+            <w:r>
+              <w:rPr>
+                <w:rFonts w:ascii="Aptos" w:hAnsi="Aptos" w:eastAsia="Microsoft JhengHei"/>
+                <w:sz w:val="17"/>
+              </w:rPr>
+              <w:t>12</w:t>
+            </w:r>
+          </w:p>
+        </w:tc>
+        <w:tc>
+          <w:tcPr>
+            <w:tcW w:type="dxa" w:w="5083"/>
+            <w:vAlign w:val="center"/>
+            <w:tcBorders>
+              <w:top w:val="single" w:sz="6" w:color="D9D9D9"/>
+              <w:left w:val="single" w:sz="6" w:color="D9D9D9"/>
+              <w:bottom w:val="single" w:sz="6" w:color="D9D9D9"/>
+              <w:right w:val="single" w:sz="6" w:color="D9D9D9"/>
+              <w:insideH w:val="single" w:sz="6" w:color="D9D9D9"/>
+              <w:insideV w:val="single" w:sz="6" w:color="D9D9D9"/>
+            </w:tcBorders>
+            <w:tcMar>
+              <w:top w:w="90" w:type="dxa"/>
+              <w:start w:w="100" w:type="dxa"/>
+              <w:bottom w:w="90" w:type="dxa"/>
+              <w:end w:w="100" w:type="dxa"/>
+            </w:tcMar>
+            <w:shd w:fill="F8FAFC"/>
+          </w:tcPr>
+          <w:p>
+            <w:pPr>
+              <w:spacing w:after="0" w:line="240" w:lineRule="auto"/>
+            </w:pPr>
+            <w:r>
+              <w:rPr>
+                <w:rFonts w:ascii="Aptos" w:hAnsi="Aptos" w:eastAsia="Microsoft JhengHei"/>
+                <w:sz w:val="17"/>
+              </w:rPr>
+              <w:t>12. 目前技術限制與後續工作</w:t>
             </w:r>
           </w:p>
         </w:tc>
       </w:tr>
     </w:tbl>
     <w:p>
+      <w:r>
+        <w:br w:type="page"/>
+      </w:r>
+    </w:p>
+    <w:p>
       <w:pPr>
-        <w:spacing w:after="0"/>
+        <w:keepLines/>
       </w:pPr>
+      <w:r>
+        <w:rPr>
+          <w:rFonts w:ascii="Aptos" w:hAnsi="Aptos" w:eastAsia="Microsoft JhengHei"/>
+        </w:rPr>
+        <w:t>文件版本：2026-10-13</w:t>
+      </w:r>
     </w:p>
     <w:p>
       <w:pPr>
         <w:pStyle w:val="Heading1"/>
       </w:pPr>
       <w:r>
-        <w:t>開發環境</w:t>
+        <w:t>1. 系統概觀</w:t>
       </w:r>
     </w:p>
     <w:p>
       <w:pPr>
-        <w:pStyle w:val="Heading2"/>
+        <w:keepLines/>
       </w:pPr>
       <w:r>
-        <w:t>Flutter</w:t>
+        <w:rPr>
+          <w:rFonts w:ascii="Aptos" w:hAnsi="Aptos" w:eastAsia="Microsoft JhengHei"/>
+        </w:rPr>
+        <w:t>Life Pilot 採三層式混合架構：</w:t>
       </w:r>
     </w:p>
     <w:p>
+      <w:pPr>
+        <w:pStyle w:val="ListNumber"/>
+      </w:pPr>
       <w:r>
         <w:rPr>
-          <w:rFonts w:ascii="Microsoft JhengHei" w:hAnsi="Microsoft JhengHei" w:eastAsia="Microsoft JhengHei"/>
+          <w:rFonts w:ascii="Aptos" w:hAnsi="Aptos" w:eastAsia="Microsoft JhengHei"/>
         </w:rPr>
-        <w:t>pubspec.yaml 目前要求 Dart 3.10 以上。CI、開發機與 Flutter SDK 必須使用相容版本；較舊 Dart 3.9 會因 idb_shim 版本無法解析依賴。</w:t>
+        <w:t>Flutter 客戶端：Web、Android、iOS 與桌面 UI、狀態管理、本機資料及部分外部資料解析。</w:t>
+      </w:r>
+    </w:p>
+    <w:p>
+      <w:pPr>
+        <w:pStyle w:val="ListNumber"/>
+      </w:pPr>
+      <w:r>
+        <w:rPr>
+          <w:rFonts w:ascii="Aptos" w:hAnsi="Aptos" w:eastAsia="Microsoft JhengHei"/>
+        </w:rPr>
+        <w:t>Supabase：Authentication、PostgreSQL、RPC、RLS 與主要雲端資料。</w:t>
+      </w:r>
+    </w:p>
+    <w:p>
+      <w:pPr>
+        <w:pStyle w:val="ListNumber"/>
+      </w:pPr>
+      <w:r>
+        <w:rPr>
+          <w:rFonts w:ascii="Aptos" w:hAnsi="Aptos" w:eastAsia="Microsoft JhengHei"/>
+        </w:rPr>
+        <w:t>FastAPI：代理外部活動、天氣、地理編碼及股票服務，並執行需要 service role／資料庫連線的清理工作。</w:t>
+      </w:r>
+    </w:p>
+    <w:p>
+      <w:pPr>
+        <w:keepLines/>
+      </w:pPr>
+      <w:r>
+        <w:rPr>
+          <w:rFonts w:ascii="Aptos" w:hAnsi="Aptos" w:eastAsia="Microsoft JhengHei"/>
+        </w:rPr>
+        <w:t>主要技術：Flutter 3.35.4、Dart 3.6+、Provider、Supabase Flutter、FastAPI、SQLAlchemy、PostgreSQL、Sembast／IndexedDB。</w:t>
+      </w:r>
+    </w:p>
+    <w:p>
+      <w:pPr>
+        <w:pStyle w:val="Heading1"/>
+      </w:pPr>
+      <w:r>
+        <w:t>2. 原始碼結構</w:t>
+      </w:r>
+    </w:p>
+    <w:p>
+      <w:pPr>
+        <w:pStyle w:val="CodeBlock"/>
+        <w:keepLines w:val="0"/>
+        <w:spacing w:line="240" w:lineRule="auto"/>
+        <w:shd w:fill="F2F2F2"/>
+      </w:pPr>
+      <w:r>
+        <w:t>lib/</w:t>
+        <w:br/>
+        <w:t xml:space="preserve">  accounting/       記帳</w:t>
+        <w:br/>
+        <w:t xml:space="preserve">  apps/             主框架、設定、模組入口</w:t>
+        <w:br/>
+        <w:t xml:space="preserve">  auth/             登入、註冊、密碼與權限</w:t>
+        <w:br/>
+        <w:t xml:space="preserve">  business_plan/    Business Plan（管理者）</w:t>
+        <w:br/>
+        <w:t xml:space="preserve">  calendar/         行事曆、提醒、分享</w:t>
+        <w:br/>
+        <w:t xml:space="preserve">  event/            推薦活動／景點、爬蟲解析、地圖、天氣</w:t>
+        <w:br/>
+        <w:t xml:space="preserve">  feedback/         意見回饋</w:t>
+        <w:br/>
+        <w:t xml:space="preserve">  game/             各遊戲、題庫與進度</w:t>
+        <w:br/>
+        <w:t xml:space="preserve">  local_storage/    本機資料與雲端／本機搬移</w:t>
+        <w:br/>
+        <w:t xml:space="preserve">  memory_trace/     回憶走廊</w:t>
+        <w:br/>
+        <w:t xml:space="preserve">  pages/home/       首頁及 Dashboard</w:t>
+        <w:br/>
+        <w:t xml:space="preserve">  point_record/     積分</w:t>
+        <w:br/>
+        <w:t xml:space="preserve">  stock/            股票（管理者）</w:t>
+        <w:br/>
+        <w:t xml:space="preserve">  subscription/     方案、額度、版本化權益</w:t>
+        <w:br/>
+        <w:t xml:space="preserve">  l10n/             ARB 與產生的語系類別</w:t>
+        <w:br/>
+        <w:t>python_ai_service/  FastAPI 服務</w:t>
+        <w:br/>
+        <w:t>supabase/migrations Supabase 正式 migration</w:t>
+        <w:br/>
+        <w:t>test/               Flutter 單元與 Widget 測試</w:t>
+      </w:r>
+    </w:p>
+    <w:p>
+      <w:pPr>
+        <w:pStyle w:val="Heading1"/>
+      </w:pPr>
+      <w:r>
+        <w:t>3. 本機開發</w:t>
+      </w:r>
+    </w:p>
+    <w:p>
+      <w:pPr>
+        <w:pStyle w:val="Heading3"/>
+      </w:pPr>
+      <w:r>
+        <w:t>3.1 Flutter</w:t>
+      </w:r>
+    </w:p>
+    <w:p>
+      <w:pPr>
+        <w:pStyle w:val="CodeBlock"/>
+        <w:keepLines/>
+        <w:spacing w:line="240" w:lineRule="auto"/>
+        <w:shd w:fill="F2F2F2"/>
+      </w:pPr>
+      <w:r>
+        <w:t>flutter pub get</w:t>
+        <w:br/>
+        <w:t>flutter gen-l10n</w:t>
+        <w:br/>
+        <w:t>flutter analyze --no-fatal-infos</w:t>
+        <w:br/>
+        <w:t>flutter test</w:t>
+        <w:br/>
+        <w:t>flutter run --dart-define=API_BASE_URL=http://127.0.0.1:8000</w:t>
+      </w:r>
+    </w:p>
+    <w:p>
+      <w:pPr>
+        <w:keepLines/>
+      </w:pPr>
+      <w:r>
+        <w:rPr>
+          <w:rFonts w:ascii="Aptos" w:hAnsi="Aptos" w:eastAsia="Microsoft JhengHei"/>
+        </w:rPr>
+        <w:t xml:space="preserve">正式 Web API 預設為 </w:t>
+      </w:r>
+      <w:r>
+        <w:rPr>
+          <w:rFonts w:ascii="Cascadia Mono" w:hAnsi="Cascadia Mono" w:eastAsia="Microsoft JhengHei"/>
+          <w:color w:val="2F5597"/>
+          <w:sz w:val="18"/>
+        </w:rPr>
+        <w:t>https://life-pilot.onrender.com</w:t>
+      </w:r>
+      <w:r>
+        <w:rPr>
+          <w:rFonts w:ascii="Aptos" w:hAnsi="Aptos" w:eastAsia="Microsoft JhengHei"/>
+        </w:rPr>
+        <w:t xml:space="preserve">，可用 </w:t>
+      </w:r>
+      <w:r>
+        <w:rPr>
+          <w:rFonts w:ascii="Cascadia Mono" w:hAnsi="Cascadia Mono" w:eastAsia="Microsoft JhengHei"/>
+          <w:color w:val="2F5597"/>
+          <w:sz w:val="18"/>
+        </w:rPr>
+        <w:t>API_BASE_URL</w:t>
+      </w:r>
+      <w:r>
+        <w:rPr>
+          <w:rFonts w:ascii="Aptos" w:hAnsi="Aptos" w:eastAsia="Microsoft JhengHei"/>
+        </w:rPr>
+        <w:t xml:space="preserve"> 覆寫。不要把 Supabase service role、資料庫密碼或簽章密碼寫進 Git。</w:t>
+      </w:r>
+    </w:p>
+    <w:p>
+      <w:pPr>
+        <w:pStyle w:val="Heading3"/>
+      </w:pPr>
+      <w:r>
+        <w:t>3.2 FastAPI</w:t>
+      </w:r>
+    </w:p>
+    <w:p>
+      <w:pPr>
+        <w:pStyle w:val="CodeBlock"/>
+        <w:keepLines/>
+        <w:spacing w:line="240" w:lineRule="auto"/>
+        <w:shd w:fill="F2F2F2"/>
+      </w:pPr>
+      <w:r>
+        <w:t>cd python_ai_service</w:t>
+        <w:br/>
+        <w:t>py -3.11 -m venv .venv</w:t>
+        <w:br/>
+        <w:t>.\.venv\Scripts\Activate.ps1</w:t>
+        <w:br/>
+        <w:t>python -m pip install -r requirements.txt</w:t>
+        <w:br/>
+        <w:t>uvicorn app:app --reload</w:t>
+        <w:br/>
+        <w:t>python -m unittest discover -s tests</w:t>
+      </w:r>
+    </w:p>
+    <w:p>
+      <w:pPr>
+        <w:keepLines/>
+      </w:pPr>
+      <w:r>
+        <w:rPr>
+          <w:rFonts w:ascii="Aptos" w:hAnsi="Aptos" w:eastAsia="Microsoft JhengHei"/>
+        </w:rPr>
+        <w:t>必要環境變數：</w:t>
       </w:r>
     </w:p>
     <w:p>
       <w:pPr>
         <w:pStyle w:val="ListBullet"/>
-        <w:spacing w:after="60"/>
       </w:pPr>
       <w:r>
         <w:rPr>
-          <w:rFonts w:ascii="Microsoft JhengHei" w:hAnsi="Microsoft JhengHei" w:eastAsia="Microsoft JhengHei"/>
+          <w:rFonts w:ascii="Cascadia Mono" w:hAnsi="Cascadia Mono" w:eastAsia="Microsoft JhengHei"/>
+          <w:color w:val="2F5597"/>
+          <w:sz w:val="18"/>
         </w:rPr>
-        <w:t>flutter pub get</w:t>
+        <w:t>DB_URL</w:t>
+      </w:r>
+      <w:r>
+        <w:rPr>
+          <w:rFonts w:ascii="Aptos" w:hAnsi="Aptos" w:eastAsia="Microsoft JhengHei"/>
+        </w:rPr>
+        <w:t>：PostgreSQL／Supabase pooler 連線字串。</w:t>
       </w:r>
     </w:p>
     <w:p>
       <w:pPr>
         <w:pStyle w:val="ListBullet"/>
-        <w:spacing w:after="60"/>
       </w:pPr>
       <w:r>
         <w:rPr>
-          <w:rFonts w:ascii="Microsoft JhengHei" w:hAnsi="Microsoft JhengHei" w:eastAsia="Microsoft JhengHei"/>
+          <w:rFonts w:ascii="Cascadia Mono" w:hAnsi="Cascadia Mono" w:eastAsia="Microsoft JhengHei"/>
+          <w:color w:val="2F5597"/>
+          <w:sz w:val="18"/>
         </w:rPr>
-        <w:t>flutter gen-l10n</w:t>
+        <w:t>SUPABASE_URL</w:t>
+      </w:r>
+      <w:r>
+        <w:rPr>
+          <w:rFonts w:ascii="Aptos" w:hAnsi="Aptos" w:eastAsia="Microsoft JhengHei"/>
+        </w:rPr>
+        <w:t>：用於驗證 access token。</w:t>
       </w:r>
     </w:p>
     <w:p>
       <w:pPr>
         <w:pStyle w:val="ListBullet"/>
-        <w:spacing w:after="60"/>
       </w:pPr>
       <w:r>
         <w:rPr>
-          <w:rFonts w:ascii="Microsoft JhengHei" w:hAnsi="Microsoft JhengHei" w:eastAsia="Microsoft JhengHei"/>
+          <w:rFonts w:ascii="Cascadia Mono" w:hAnsi="Cascadia Mono" w:eastAsia="Microsoft JhengHei"/>
+          <w:color w:val="2F5597"/>
+          <w:sz w:val="18"/>
         </w:rPr>
-        <w:t>dart format lib test</w:t>
+        <w:t>SUPABASE_ANON_KEY</w:t>
+      </w:r>
+      <w:r>
+        <w:rPr>
+          <w:rFonts w:ascii="Aptos" w:hAnsi="Aptos" w:eastAsia="Microsoft JhengHei"/>
+        </w:rPr>
+        <w:t>：用於驗證 Supabase JWT。</w:t>
       </w:r>
     </w:p>
     <w:p>
       <w:pPr>
         <w:pStyle w:val="ListBullet"/>
-        <w:spacing w:after="60"/>
       </w:pPr>
       <w:r>
         <w:rPr>
-          <w:rFonts w:ascii="Microsoft JhengHei" w:hAnsi="Microsoft JhengHei" w:eastAsia="Microsoft JhengHei"/>
+          <w:rFonts w:ascii="Cascadia Mono" w:hAnsi="Cascadia Mono" w:eastAsia="Microsoft JhengHei"/>
+          <w:color w:val="2F5597"/>
+          <w:sz w:val="18"/>
         </w:rPr>
-        <w:t>flutter analyze --no-fatal-infos</w:t>
+        <w:t>CORS_ALLOWED_ORIGINS</w:t>
+      </w:r>
+      <w:r>
+        <w:rPr>
+          <w:rFonts w:ascii="Aptos" w:hAnsi="Aptos" w:eastAsia="Microsoft JhengHei"/>
+        </w:rPr>
+        <w:t>：逗號分隔的允許來源；未設定時使用正式站與 Render 預設來源。</w:t>
+      </w:r>
+    </w:p>
+    <w:p>
+      <w:pPr>
+        <w:pStyle w:val="Heading1"/>
+      </w:pPr>
+      <w:r>
+        <w:t>4. Flutter 架構慣例</w:t>
       </w:r>
     </w:p>
     <w:p>
       <w:pPr>
         <w:pStyle w:val="ListBullet"/>
-        <w:spacing w:after="60"/>
       </w:pPr>
       <w:r>
         <w:rPr>
-          <w:rFonts w:ascii="Microsoft JhengHei" w:hAnsi="Microsoft JhengHei" w:eastAsia="Microsoft JhengHei"/>
+          <w:rFonts w:ascii="Aptos" w:hAnsi="Aptos" w:eastAsia="Microsoft JhengHei"/>
         </w:rPr>
-        <w:t>flutter test</w:t>
+        <w:t xml:space="preserve">UI 頁面放在各模組 </w:t>
+      </w:r>
+      <w:r>
+        <w:rPr>
+          <w:rFonts w:ascii="Cascadia Mono" w:hAnsi="Cascadia Mono" w:eastAsia="Microsoft JhengHei"/>
+          <w:color w:val="2F5597"/>
+          <w:sz w:val="18"/>
+        </w:rPr>
+        <w:t>page_*.dart</w:t>
+      </w:r>
+      <w:r>
+        <w:rPr>
+          <w:rFonts w:ascii="Aptos" w:hAnsi="Aptos" w:eastAsia="Microsoft JhengHei"/>
+        </w:rPr>
+        <w:t>。</w:t>
       </w:r>
     </w:p>
     <w:p>
       <w:pPr>
         <w:pStyle w:val="ListBullet"/>
-        <w:spacing w:after="60"/>
       </w:pPr>
       <w:r>
         <w:rPr>
-          <w:rFonts w:ascii="Microsoft JhengHei" w:hAnsi="Microsoft JhengHei" w:eastAsia="Microsoft JhengHei"/>
+          <w:rFonts w:ascii="Aptos" w:hAnsi="Aptos" w:eastAsia="Microsoft JhengHei"/>
         </w:rPr>
-        <w:t>flutter run --dart-define=API_BASE_URL=http://127.0.0.1:8000</w:t>
+        <w:t xml:space="preserve">Controller 使用 </w:t>
+      </w:r>
+      <w:r>
+        <w:rPr>
+          <w:rFonts w:ascii="Cascadia Mono" w:hAnsi="Cascadia Mono" w:eastAsia="Microsoft JhengHei"/>
+          <w:color w:val="2F5597"/>
+          <w:sz w:val="18"/>
+        </w:rPr>
+        <w:t>ChangeNotifier</w:t>
+      </w:r>
+      <w:r>
+        <w:rPr>
+          <w:rFonts w:ascii="Aptos" w:hAnsi="Aptos" w:eastAsia="Microsoft JhengHei"/>
+        </w:rPr>
+        <w:t xml:space="preserve">，非同步完成前後必須確認 </w:t>
+      </w:r>
+      <w:r>
+        <w:rPr>
+          <w:rFonts w:ascii="Cascadia Mono" w:hAnsi="Cascadia Mono" w:eastAsia="Microsoft JhengHei"/>
+          <w:color w:val="2F5597"/>
+          <w:sz w:val="18"/>
+        </w:rPr>
+        <w:t>mounted</w:t>
+      </w:r>
+      <w:r>
+        <w:rPr>
+          <w:rFonts w:ascii="Aptos" w:hAnsi="Aptos" w:eastAsia="Microsoft JhengHei"/>
+        </w:rPr>
+        <w:t>／</w:t>
+      </w:r>
+      <w:r>
+        <w:rPr>
+          <w:rFonts w:ascii="Cascadia Mono" w:hAnsi="Cascadia Mono" w:eastAsia="Microsoft JhengHei"/>
+          <w:color w:val="2F5597"/>
+          <w:sz w:val="18"/>
+        </w:rPr>
+        <w:t>disposed</w:t>
+      </w:r>
+      <w:r>
+        <w:rPr>
+          <w:rFonts w:ascii="Aptos" w:hAnsi="Aptos" w:eastAsia="Microsoft JhengHei"/>
+        </w:rPr>
+        <w:t>，避免已銷毀物件仍通知 UI。</w:t>
       </w:r>
     </w:p>
     <w:p>
       <w:pPr>
-        <w:pStyle w:val="Heading2"/>
+        <w:pStyle w:val="ListBullet"/>
+      </w:pPr>
+      <w:r>
+        <w:rPr>
+          <w:rFonts w:ascii="Aptos" w:hAnsi="Aptos" w:eastAsia="Microsoft JhengHei"/>
+        </w:rPr>
+        <w:t>Service／Repository 處理 Supabase、FastAPI 或本機儲存，不在 Widget 內直接混合多個資料來源。</w:t>
+      </w:r>
+    </w:p>
+    <w:p>
+      <w:pPr>
+        <w:pStyle w:val="ListBullet"/>
+      </w:pPr>
+      <w:r>
+        <w:rPr>
+          <w:rFonts w:ascii="Cascadia Mono" w:hAnsi="Cascadia Mono" w:eastAsia="Microsoft JhengHei"/>
+          <w:color w:val="2F5597"/>
+          <w:sz w:val="18"/>
+        </w:rPr>
+        <w:t>ControllerAuth</w:t>
+      </w:r>
+      <w:r>
+        <w:rPr>
+          <w:rFonts w:ascii="Aptos" w:hAnsi="Aptos" w:eastAsia="Microsoft JhengHei"/>
+        </w:rPr>
+        <w:t xml:space="preserve"> 保存登入者、管理者狀態、資料位置及訂閱快照。</w:t>
+      </w:r>
+    </w:p>
+    <w:p>
+      <w:pPr>
+        <w:pStyle w:val="ListBullet"/>
+      </w:pPr>
+      <w:r>
+        <w:rPr>
+          <w:rFonts w:ascii="Cascadia Mono" w:hAnsi="Cascadia Mono" w:eastAsia="Microsoft JhengHei"/>
+          <w:color w:val="2F5597"/>
+          <w:sz w:val="18"/>
+        </w:rPr>
+        <w:t>main.dart</w:t>
+      </w:r>
+      <w:r>
+        <w:rPr>
+          <w:rFonts w:ascii="Aptos" w:hAnsi="Aptos" w:eastAsia="Microsoft JhengHei"/>
+        </w:rPr>
+        <w:t xml:space="preserve"> 透過 </w:t>
+      </w:r>
+      <w:r>
+        <w:rPr>
+          <w:rFonts w:ascii="Cascadia Mono" w:hAnsi="Cascadia Mono" w:eastAsia="Microsoft JhengHei"/>
+          <w:color w:val="2F5597"/>
+          <w:sz w:val="18"/>
+        </w:rPr>
+        <w:t>MultiProvider</w:t>
+      </w:r>
+      <w:r>
+        <w:rPr>
+          <w:rFonts w:ascii="Aptos" w:hAnsi="Aptos" w:eastAsia="Microsoft JhengHei"/>
+        </w:rPr>
+        <w:t xml:space="preserve"> 建立共用服務與 Controller。</w:t>
+      </w:r>
+    </w:p>
+    <w:p>
+      <w:pPr>
+        <w:pStyle w:val="ListBullet"/>
+      </w:pPr>
+      <w:r>
+        <w:rPr>
+          <w:rFonts w:ascii="Aptos" w:hAnsi="Aptos" w:eastAsia="Microsoft JhengHei"/>
+        </w:rPr>
+        <w:t xml:space="preserve">表名及共用欄位集中於 </w:t>
+      </w:r>
+      <w:r>
+        <w:rPr>
+          <w:rFonts w:ascii="Cascadia Mono" w:hAnsi="Cascadia Mono" w:eastAsia="Microsoft JhengHei"/>
+          <w:color w:val="2F5597"/>
+          <w:sz w:val="18"/>
+        </w:rPr>
+        <w:t>lib/utils/const.dart</w:t>
+      </w:r>
+      <w:r>
+        <w:rPr>
+          <w:rFonts w:ascii="Aptos" w:hAnsi="Aptos" w:eastAsia="Microsoft JhengHei"/>
+        </w:rPr>
+        <w:t>。</w:t>
+      </w:r>
+    </w:p>
+    <w:p>
+      <w:pPr>
+        <w:pStyle w:val="ListBullet"/>
+      </w:pPr>
+      <w:r>
+        <w:rPr>
+          <w:rFonts w:ascii="Aptos" w:hAnsi="Aptos" w:eastAsia="Microsoft JhengHei"/>
+        </w:rPr>
+        <w:t xml:space="preserve">新增 UI 字串必須先寫入四個 ARB，再執行 </w:t>
+      </w:r>
+      <w:r>
+        <w:rPr>
+          <w:rFonts w:ascii="Cascadia Mono" w:hAnsi="Cascadia Mono" w:eastAsia="Microsoft JhengHei"/>
+          <w:color w:val="2F5597"/>
+          <w:sz w:val="18"/>
+        </w:rPr>
+        <w:t>flutter gen-l10n</w:t>
+      </w:r>
+      <w:r>
+        <w:rPr>
+          <w:rFonts w:ascii="Aptos" w:hAnsi="Aptos" w:eastAsia="Microsoft JhengHei"/>
+        </w:rPr>
+        <w:t>；不可在業務畫面加入未翻譯硬編碼文字。</w:t>
+      </w:r>
+    </w:p>
+    <w:p>
+      <w:pPr>
+        <w:pStyle w:val="Heading1"/>
+      </w:pPr>
+      <w:r>
+        <w:t>5. 雲端與本機資料模式</w:t>
+      </w:r>
+    </w:p>
+    <w:p>
+      <w:pPr>
+        <w:keepLines/>
+      </w:pPr>
+      <w:r>
+        <w:rPr>
+          <w:rFonts w:ascii="Cascadia Mono" w:hAnsi="Cascadia Mono" w:eastAsia="Microsoft JhengHei"/>
+          <w:color w:val="2F5597"/>
+          <w:sz w:val="18"/>
+        </w:rPr>
+        <w:t>DataStorageLocation.cloud</w:t>
+      </w:r>
+      <w:r>
+        <w:rPr>
+          <w:rFonts w:ascii="Aptos" w:hAnsi="Aptos" w:eastAsia="Microsoft JhengHei"/>
+        </w:rPr>
+        <w:t xml:space="preserve"> 與 </w:t>
+      </w:r>
+      <w:r>
+        <w:rPr>
+          <w:rFonts w:ascii="Cascadia Mono" w:hAnsi="Cascadia Mono" w:eastAsia="Microsoft JhengHei"/>
+          <w:color w:val="2F5597"/>
+          <w:sz w:val="18"/>
+        </w:rPr>
+        <w:t>DataStorageLocation.local</w:t>
+      </w:r>
+      <w:r>
+        <w:rPr>
+          <w:rFonts w:ascii="Aptos" w:hAnsi="Aptos" w:eastAsia="Microsoft JhengHei"/>
+        </w:rPr>
+        <w:t xml:space="preserve"> 為互斥主要來源。</w:t>
+      </w:r>
+    </w:p>
+    <w:p>
+      <w:pPr>
+        <w:pStyle w:val="ListBullet"/>
+      </w:pPr>
+      <w:r>
+        <w:rPr>
+          <w:rFonts w:ascii="Aptos" w:hAnsi="Aptos" w:eastAsia="Microsoft JhengHei"/>
+        </w:rPr>
+        <w:t xml:space="preserve">本機儲存由 </w:t>
+      </w:r>
+      <w:r>
+        <w:rPr>
+          <w:rFonts w:ascii="Cascadia Mono" w:hAnsi="Cascadia Mono" w:eastAsia="Microsoft JhengHei"/>
+          <w:color w:val="2F5597"/>
+          <w:sz w:val="18"/>
+        </w:rPr>
+        <w:t>LocalDataStore</w:t>
+      </w:r>
+      <w:r>
+        <w:rPr>
+          <w:rFonts w:ascii="Aptos" w:hAnsi="Aptos" w:eastAsia="Microsoft JhengHei"/>
+        </w:rPr>
+        <w:t xml:space="preserve"> 管理；Web 使用 IndexedDB，其他平台使用 Sembast 檔案。</w:t>
+      </w:r>
+    </w:p>
+    <w:p>
+      <w:pPr>
+        <w:pStyle w:val="ListBullet"/>
+      </w:pPr>
+      <w:r>
+        <w:rPr>
+          <w:rFonts w:ascii="Cascadia Mono" w:hAnsi="Cascadia Mono" w:eastAsia="Microsoft JhengHei"/>
+          <w:color w:val="2F5597"/>
+          <w:sz w:val="18"/>
+        </w:rPr>
+        <w:t>ServiceLocalDataTransfer</w:t>
+      </w:r>
+      <w:r>
+        <w:rPr>
+          <w:rFonts w:ascii="Aptos" w:hAnsi="Aptos" w:eastAsia="Microsoft JhengHei"/>
+        </w:rPr>
+        <w:t xml:space="preserve"> 負責匯出雲端、寫入本機、額度預檢、雲端還原及確認後刪除來源資料。</w:t>
+      </w:r>
+    </w:p>
+    <w:p>
+      <w:pPr>
+        <w:pStyle w:val="ListBullet"/>
+      </w:pPr>
+      <w:r>
+        <w:rPr>
+          <w:rFonts w:ascii="Aptos" w:hAnsi="Aptos" w:eastAsia="Microsoft JhengHei"/>
+        </w:rPr>
+        <w:t>搬移必須遵守「先複製、驗證成功、再刪來源」；部分失敗不可切換偏好位置。</w:t>
+      </w:r>
+    </w:p>
+    <w:p>
+      <w:pPr>
+        <w:pStyle w:val="ListBullet"/>
+      </w:pPr>
+      <w:r>
+        <w:rPr>
+          <w:rFonts w:ascii="Aptos" w:hAnsi="Aptos" w:eastAsia="Microsoft JhengHei"/>
+        </w:rPr>
+        <w:t>local → cloud 必須先取得全部資源筆數並一次檢查額度；超額時整批取消。</w:t>
+      </w:r>
+    </w:p>
+    <w:p>
+      <w:pPr>
+        <w:pStyle w:val="ListBullet"/>
+      </w:pPr>
+      <w:r>
+        <w:rPr>
+          <w:rFonts w:ascii="Aptos" w:hAnsi="Aptos" w:eastAsia="Microsoft JhengHei"/>
+        </w:rPr>
+        <w:t>cloud → local 會撤銷行事曆分享，避免本機刪除後回雲端出現不一致。</w:t>
+      </w:r>
+    </w:p>
+    <w:p>
+      <w:pPr>
+        <w:pStyle w:val="ListBullet"/>
+      </w:pPr>
+      <w:r>
+        <w:rPr>
+          <w:rFonts w:ascii="Aptos" w:hAnsi="Aptos" w:eastAsia="Microsoft JhengHei"/>
+        </w:rPr>
+        <w:t>新增資料服務必須明確依目前資料模式選擇 Supabase 或 LocalDataStore，不能在本機模式仍送出空 ID 的雲端請求。</w:t>
+      </w:r>
+    </w:p>
+    <w:p>
+      <w:pPr>
+        <w:pStyle w:val="Heading1"/>
+      </w:pPr>
+      <w:r>
+        <w:t>6. Supabase 資料與安全</w:t>
+      </w:r>
+    </w:p>
+    <w:p>
+      <w:pPr>
+        <w:pStyle w:val="Heading3"/>
+      </w:pPr>
+      <w:r>
+        <w:t>6.1 主要表</w:t>
+      </w:r>
+    </w:p>
+    <w:p>
+      <w:pPr>
+        <w:pStyle w:val="ListBullet"/>
+      </w:pPr>
+      <w:r>
+        <w:rPr>
+          <w:rFonts w:ascii="Aptos" w:hAnsi="Aptos" w:eastAsia="Microsoft JhengHei"/>
+        </w:rPr>
+        <w:t>個人：</w:t>
+      </w:r>
+      <w:r>
+        <w:rPr>
+          <w:rFonts w:ascii="Cascadia Mono" w:hAnsi="Cascadia Mono" w:eastAsia="Microsoft JhengHei"/>
+          <w:color w:val="2F5597"/>
+          <w:sz w:val="18"/>
+        </w:rPr>
+        <w:t>calendar_events</w:t>
+      </w:r>
+      <w:r>
+        <w:rPr>
+          <w:rFonts w:ascii="Aptos" w:hAnsi="Aptos" w:eastAsia="Microsoft JhengHei"/>
+        </w:rPr>
+        <w:t>、</w:t>
+      </w:r>
+      <w:r>
+        <w:rPr>
+          <w:rFonts w:ascii="Cascadia Mono" w:hAnsi="Cascadia Mono" w:eastAsia="Microsoft JhengHei"/>
+          <w:color w:val="2F5597"/>
+          <w:sz w:val="18"/>
+        </w:rPr>
+        <w:t>memory_trace</w:t>
+      </w:r>
+      <w:r>
+        <w:rPr>
+          <w:rFonts w:ascii="Aptos" w:hAnsi="Aptos" w:eastAsia="Microsoft JhengHei"/>
+        </w:rPr>
+        <w:t>、</w:t>
+      </w:r>
+      <w:r>
+        <w:rPr>
+          <w:rFonts w:ascii="Cascadia Mono" w:hAnsi="Cascadia Mono" w:eastAsia="Microsoft JhengHei"/>
+          <w:color w:val="2F5597"/>
+          <w:sz w:val="18"/>
+        </w:rPr>
+        <w:t>accounting_account/detail</w:t>
+      </w:r>
+      <w:r>
+        <w:rPr>
+          <w:rFonts w:ascii="Aptos" w:hAnsi="Aptos" w:eastAsia="Microsoft JhengHei"/>
+        </w:rPr>
+        <w:t>、</w:t>
+      </w:r>
+      <w:r>
+        <w:rPr>
+          <w:rFonts w:ascii="Cascadia Mono" w:hAnsi="Cascadia Mono" w:eastAsia="Microsoft JhengHei"/>
+          <w:color w:val="2F5597"/>
+          <w:sz w:val="18"/>
+        </w:rPr>
+        <w:t>point_record_account/detail</w:t>
+      </w:r>
+      <w:r>
+        <w:rPr>
+          <w:rFonts w:ascii="Aptos" w:hAnsi="Aptos" w:eastAsia="Microsoft JhengHei"/>
+        </w:rPr>
+        <w:t>、</w:t>
+      </w:r>
+      <w:r>
+        <w:rPr>
+          <w:rFonts w:ascii="Cascadia Mono" w:hAnsi="Cascadia Mono" w:eastAsia="Microsoft JhengHei"/>
+          <w:color w:val="2F5597"/>
+          <w:sz w:val="18"/>
+        </w:rPr>
+        <w:t>dashboard_setting</w:t>
+      </w:r>
+      <w:r>
+        <w:rPr>
+          <w:rFonts w:ascii="Aptos" w:hAnsi="Aptos" w:eastAsia="Microsoft JhengHei"/>
+        </w:rPr>
+        <w:t>。</w:t>
+      </w:r>
+    </w:p>
+    <w:p>
+      <w:pPr>
+        <w:pStyle w:val="ListBullet"/>
+      </w:pPr>
+      <w:r>
+        <w:rPr>
+          <w:rFonts w:ascii="Aptos" w:hAnsi="Aptos" w:eastAsia="Microsoft JhengHei"/>
+        </w:rPr>
+        <w:t>推薦：</w:t>
+      </w:r>
+      <w:r>
+        <w:rPr>
+          <w:rFonts w:ascii="Cascadia Mono" w:hAnsi="Cascadia Mono" w:eastAsia="Microsoft JhengHei"/>
+          <w:color w:val="2F5597"/>
+          <w:sz w:val="18"/>
+        </w:rPr>
+        <w:t>recommended_events</w:t>
+      </w:r>
+      <w:r>
+        <w:rPr>
+          <w:rFonts w:ascii="Aptos" w:hAnsi="Aptos" w:eastAsia="Microsoft JhengHei"/>
+        </w:rPr>
+        <w:t>、</w:t>
+      </w:r>
+      <w:r>
+        <w:rPr>
+          <w:rFonts w:ascii="Cascadia Mono" w:hAnsi="Cascadia Mono" w:eastAsia="Microsoft JhengHei"/>
+          <w:color w:val="2F5597"/>
+          <w:sz w:val="18"/>
+        </w:rPr>
+        <w:t>recommended_attractions</w:t>
+      </w:r>
+      <w:r>
+        <w:rPr>
+          <w:rFonts w:ascii="Aptos" w:hAnsi="Aptos" w:eastAsia="Microsoft JhengHei"/>
+        </w:rPr>
+        <w:t>、</w:t>
+      </w:r>
+      <w:r>
+        <w:rPr>
+          <w:rFonts w:ascii="Cascadia Mono" w:hAnsi="Cascadia Mono" w:eastAsia="Microsoft JhengHei"/>
+          <w:color w:val="2F5597"/>
+          <w:sz w:val="18"/>
+        </w:rPr>
+        <w:t>recommended_events_deleted/favor/stat</w:t>
+      </w:r>
+      <w:r>
+        <w:rPr>
+          <w:rFonts w:ascii="Aptos" w:hAnsi="Aptos" w:eastAsia="Microsoft JhengHei"/>
+        </w:rPr>
+        <w:t>、</w:t>
+      </w:r>
+      <w:r>
+        <w:rPr>
+          <w:rFonts w:ascii="Cascadia Mono" w:hAnsi="Cascadia Mono" w:eastAsia="Microsoft JhengHei"/>
+          <w:color w:val="2F5597"/>
+          <w:sz w:val="18"/>
+        </w:rPr>
+        <w:t>recommended_event_url</w:t>
+      </w:r>
+      <w:r>
+        <w:rPr>
+          <w:rFonts w:ascii="Aptos" w:hAnsi="Aptos" w:eastAsia="Microsoft JhengHei"/>
+        </w:rPr>
+        <w:t>。</w:t>
+      </w:r>
+    </w:p>
+    <w:p>
+      <w:pPr>
+        <w:pStyle w:val="ListBullet"/>
+      </w:pPr>
+      <w:r>
+        <w:rPr>
+          <w:rFonts w:ascii="Aptos" w:hAnsi="Aptos" w:eastAsia="Microsoft JhengHei"/>
+        </w:rPr>
+        <w:t>遊戲：</w:t>
+      </w:r>
+      <w:r>
+        <w:rPr>
+          <w:rFonts w:ascii="Cascadia Mono" w:hAnsi="Cascadia Mono" w:eastAsia="Microsoft JhengHei"/>
+          <w:color w:val="2F5597"/>
+          <w:sz w:val="18"/>
+        </w:rPr>
+        <w:t>game_list</w:t>
+      </w:r>
+      <w:r>
+        <w:rPr>
+          <w:rFonts w:ascii="Aptos" w:hAnsi="Aptos" w:eastAsia="Microsoft JhengHei"/>
+        </w:rPr>
+        <w:t>、</w:t>
+      </w:r>
+      <w:r>
+        <w:rPr>
+          <w:rFonts w:ascii="Cascadia Mono" w:hAnsi="Cascadia Mono" w:eastAsia="Microsoft JhengHei"/>
+          <w:color w:val="2F5597"/>
+          <w:sz w:val="18"/>
+        </w:rPr>
+        <w:t>game_grammar</w:t>
+      </w:r>
+      <w:r>
+        <w:rPr>
+          <w:rFonts w:ascii="Aptos" w:hAnsi="Aptos" w:eastAsia="Microsoft JhengHei"/>
+        </w:rPr>
+        <w:t>、</w:t>
+      </w:r>
+      <w:r>
+        <w:rPr>
+          <w:rFonts w:ascii="Cascadia Mono" w:hAnsi="Cascadia Mono" w:eastAsia="Microsoft JhengHei"/>
+          <w:color w:val="2F5597"/>
+          <w:sz w:val="18"/>
+        </w:rPr>
+        <w:t>game_sentence</w:t>
+      </w:r>
+      <w:r>
+        <w:rPr>
+          <w:rFonts w:ascii="Aptos" w:hAnsi="Aptos" w:eastAsia="Microsoft JhengHei"/>
+        </w:rPr>
+        <w:t>、</w:t>
+      </w:r>
+      <w:r>
+        <w:rPr>
+          <w:rFonts w:ascii="Cascadia Mono" w:hAnsi="Cascadia Mono" w:eastAsia="Microsoft JhengHei"/>
+          <w:color w:val="2F5597"/>
+          <w:sz w:val="18"/>
+        </w:rPr>
+        <w:t>game_translation</w:t>
+      </w:r>
+      <w:r>
+        <w:rPr>
+          <w:rFonts w:ascii="Aptos" w:hAnsi="Aptos" w:eastAsia="Microsoft JhengHei"/>
+        </w:rPr>
+        <w:t>、</w:t>
+      </w:r>
+      <w:r>
+        <w:rPr>
+          <w:rFonts w:ascii="Cascadia Mono" w:hAnsi="Cascadia Mono" w:eastAsia="Microsoft JhengHei"/>
+          <w:color w:val="2F5597"/>
+          <w:sz w:val="18"/>
+        </w:rPr>
+        <w:t>game_social_*</w:t>
+      </w:r>
+      <w:r>
+        <w:rPr>
+          <w:rFonts w:ascii="Aptos" w:hAnsi="Aptos" w:eastAsia="Microsoft JhengHei"/>
+        </w:rPr>
+        <w:t xml:space="preserve"> 及各答題紀錄表。</w:t>
+      </w:r>
+    </w:p>
+    <w:p>
+      <w:pPr>
+        <w:pStyle w:val="ListBullet"/>
+      </w:pPr>
+      <w:r>
+        <w:rPr>
+          <w:rFonts w:ascii="Aptos" w:hAnsi="Aptos" w:eastAsia="Microsoft JhengHei"/>
+        </w:rPr>
+        <w:t>訂閱：</w:t>
+      </w:r>
+      <w:r>
+        <w:rPr>
+          <w:rFonts w:ascii="Cascadia Mono" w:hAnsi="Cascadia Mono" w:eastAsia="Microsoft JhengHei"/>
+          <w:color w:val="2F5597"/>
+          <w:sz w:val="18"/>
+        </w:rPr>
+        <w:t>user_subscriptions</w:t>
+      </w:r>
+      <w:r>
+        <w:rPr>
+          <w:rFonts w:ascii="Aptos" w:hAnsi="Aptos" w:eastAsia="Microsoft JhengHei"/>
+        </w:rPr>
+        <w:t>、</w:t>
+      </w:r>
+      <w:r>
+        <w:rPr>
+          <w:rFonts w:ascii="Cascadia Mono" w:hAnsi="Cascadia Mono" w:eastAsia="Microsoft JhengHei"/>
+          <w:color w:val="2F5597"/>
+          <w:sz w:val="18"/>
+        </w:rPr>
+        <w:t>subscription_pricing_versions</w:t>
+      </w:r>
+      <w:r>
+        <w:rPr>
+          <w:rFonts w:ascii="Aptos" w:hAnsi="Aptos" w:eastAsia="Microsoft JhengHei"/>
+        </w:rPr>
+        <w:t>、</w:t>
+      </w:r>
+      <w:r>
+        <w:rPr>
+          <w:rFonts w:ascii="Cascadia Mono" w:hAnsi="Cascadia Mono" w:eastAsia="Microsoft JhengHei"/>
+          <w:color w:val="2F5597"/>
+          <w:sz w:val="18"/>
+        </w:rPr>
+        <w:t>user_subscription_entitlements</w:t>
+      </w:r>
+      <w:r>
+        <w:rPr>
+          <w:rFonts w:ascii="Aptos" w:hAnsi="Aptos" w:eastAsia="Microsoft JhengHei"/>
+        </w:rPr>
+        <w:t>、付款與清理稽核表。</w:t>
+      </w:r>
+    </w:p>
+    <w:p>
+      <w:pPr>
+        <w:pStyle w:val="ListBullet"/>
+      </w:pPr>
+      <w:r>
+        <w:rPr>
+          <w:rFonts w:ascii="Aptos" w:hAnsi="Aptos" w:eastAsia="Microsoft JhengHei"/>
+        </w:rPr>
+        <w:t>分享：</w:t>
+      </w:r>
+      <w:r>
+        <w:rPr>
+          <w:rFonts w:ascii="Cascadia Mono" w:hAnsi="Cascadia Mono" w:eastAsia="Microsoft JhengHei"/>
+          <w:color w:val="2F5597"/>
+          <w:sz w:val="18"/>
+        </w:rPr>
+        <w:t>calendar_share_invitations</w:t>
+      </w:r>
+      <w:r>
+        <w:rPr>
+          <w:rFonts w:ascii="Aptos" w:hAnsi="Aptos" w:eastAsia="Microsoft JhengHei"/>
+        </w:rPr>
+        <w:t>、</w:t>
+      </w:r>
+      <w:r>
+        <w:rPr>
+          <w:rFonts w:ascii="Cascadia Mono" w:hAnsi="Cascadia Mono" w:eastAsia="Microsoft JhengHei"/>
+          <w:color w:val="2F5597"/>
+          <w:sz w:val="18"/>
+        </w:rPr>
+        <w:t>calendar_share_events</w:t>
+      </w:r>
+      <w:r>
+        <w:rPr>
+          <w:rFonts w:ascii="Aptos" w:hAnsi="Aptos" w:eastAsia="Microsoft JhengHei"/>
+        </w:rPr>
+        <w:t>。</w:t>
+      </w:r>
+    </w:p>
+    <w:p>
+      <w:pPr>
+        <w:pStyle w:val="Heading3"/>
+      </w:pPr>
+      <w:r>
+        <w:t>6.2 權限原則</w:t>
+      </w:r>
+    </w:p>
+    <w:p>
+      <w:pPr>
+        <w:pStyle w:val="ListBullet"/>
+      </w:pPr>
+      <w:r>
+        <w:rPr>
+          <w:rFonts w:ascii="Cascadia Mono" w:hAnsi="Cascadia Mono" w:eastAsia="Microsoft JhengHei"/>
+          <w:color w:val="2F5597"/>
+          <w:sz w:val="18"/>
+        </w:rPr>
+        <w:t>anon</w:t>
+      </w:r>
+      <w:r>
+        <w:rPr>
+          <w:rFonts w:ascii="Aptos" w:hAnsi="Aptos" w:eastAsia="Microsoft JhengHei"/>
+        </w:rPr>
+        <w:t xml:space="preserve"> 不應直接存取個人或業務表，也不應執行業務 RPC。</w:t>
+      </w:r>
+    </w:p>
+    <w:p>
+      <w:pPr>
+        <w:pStyle w:val="ListBullet"/>
+      </w:pPr>
+      <w:r>
+        <w:rPr>
+          <w:rFonts w:ascii="Cascadia Mono" w:hAnsi="Cascadia Mono" w:eastAsia="Microsoft JhengHei"/>
+          <w:color w:val="2F5597"/>
+          <w:sz w:val="18"/>
+        </w:rPr>
+        <w:t>authenticated</w:t>
+      </w:r>
+      <w:r>
+        <w:rPr>
+          <w:rFonts w:ascii="Aptos" w:hAnsi="Aptos" w:eastAsia="Microsoft JhengHei"/>
+        </w:rPr>
+        <w:t xml:space="preserve"> 只取得實際需要的 SELECT／INSERT／UPDATE／DELETE 權限。</w:t>
+      </w:r>
+    </w:p>
+    <w:p>
+      <w:pPr>
+        <w:pStyle w:val="ListBullet"/>
+      </w:pPr>
+      <w:r>
+        <w:rPr>
+          <w:rFonts w:ascii="Aptos" w:hAnsi="Aptos" w:eastAsia="Microsoft JhengHei"/>
+        </w:rPr>
+        <w:t xml:space="preserve">RLS 以 </w:t>
+      </w:r>
+      <w:r>
+        <w:rPr>
+          <w:rFonts w:ascii="Cascadia Mono" w:hAnsi="Cascadia Mono" w:eastAsia="Microsoft JhengHei"/>
+          <w:color w:val="2F5597"/>
+          <w:sz w:val="18"/>
+        </w:rPr>
+        <w:t>auth.uid()</w:t>
+      </w:r>
+      <w:r>
+        <w:rPr>
+          <w:rFonts w:ascii="Aptos" w:hAnsi="Aptos" w:eastAsia="Microsoft JhengHei"/>
+        </w:rPr>
+        <w:t xml:space="preserve"> 或 JWT Email 判斷擁有者；受邀行事曆只開放 SELECT。</w:t>
+      </w:r>
+    </w:p>
+    <w:p>
+      <w:pPr>
+        <w:pStyle w:val="ListBullet"/>
+      </w:pPr>
+      <w:r>
+        <w:rPr>
+          <w:rFonts w:ascii="Aptos" w:hAnsi="Aptos" w:eastAsia="Microsoft JhengHei"/>
+        </w:rPr>
+        <w:t xml:space="preserve">高權限 RPC 使用 </w:t>
+      </w:r>
+      <w:r>
+        <w:rPr>
+          <w:rFonts w:ascii="Cascadia Mono" w:hAnsi="Cascadia Mono" w:eastAsia="Microsoft JhengHei"/>
+          <w:color w:val="2F5597"/>
+          <w:sz w:val="18"/>
+        </w:rPr>
+        <w:t>SECURITY DEFINER SET search_path = ''</w:t>
+      </w:r>
+      <w:r>
+        <w:rPr>
+          <w:rFonts w:ascii="Aptos" w:hAnsi="Aptos" w:eastAsia="Microsoft JhengHei"/>
+        </w:rPr>
+        <w:t>，函式內所有物件使用完整 schema 名稱。</w:t>
+      </w:r>
+    </w:p>
+    <w:p>
+      <w:pPr>
+        <w:pStyle w:val="ListBullet"/>
+      </w:pPr>
+      <w:r>
+        <w:rPr>
+          <w:rFonts w:ascii="Aptos" w:hAnsi="Aptos" w:eastAsia="Microsoft JhengHei"/>
+        </w:rPr>
+        <w:t>service role 僅留在 FastAPI／後端環境，不得放入 Flutter 或公開 repository。</w:t>
+      </w:r>
+    </w:p>
+    <w:p>
+      <w:pPr>
+        <w:pStyle w:val="ListBullet"/>
+      </w:pPr>
+      <w:r>
+        <w:rPr>
+          <w:rFonts w:ascii="Aptos" w:hAnsi="Aptos" w:eastAsia="Microsoft JhengHei"/>
+        </w:rPr>
+        <w:t xml:space="preserve">管理者權限來自 JWT </w:t>
+      </w:r>
+      <w:r>
+        <w:rPr>
+          <w:rFonts w:ascii="Cascadia Mono" w:hAnsi="Cascadia Mono" w:eastAsia="Microsoft JhengHei"/>
+          <w:color w:val="2F5597"/>
+          <w:sz w:val="18"/>
+        </w:rPr>
+        <w:t>app_metadata.role = 'admin'</w:t>
+      </w:r>
+      <w:r>
+        <w:rPr>
+          <w:rFonts w:ascii="Aptos" w:hAnsi="Aptos" w:eastAsia="Microsoft JhengHei"/>
+        </w:rPr>
+        <w:t>，由受信任後端設定，不接受客戶端自行寫入。</w:t>
+      </w:r>
+    </w:p>
+    <w:p>
+      <w:pPr>
+        <w:pStyle w:val="Heading3"/>
+      </w:pPr>
+      <w:r>
+        <w:t>6.3 Migration 流程</w:t>
+      </w:r>
+    </w:p>
+    <w:p>
+      <w:pPr>
+        <w:pStyle w:val="ListNumber"/>
+      </w:pPr>
+      <w:r>
+        <w:rPr>
+          <w:rFonts w:ascii="Aptos" w:hAnsi="Aptos" w:eastAsia="Microsoft JhengHei"/>
+        </w:rPr>
+        <w:t xml:space="preserve">在 </w:t>
+      </w:r>
+      <w:r>
+        <w:rPr>
+          <w:rFonts w:ascii="Cascadia Mono" w:hAnsi="Cascadia Mono" w:eastAsia="Microsoft JhengHei"/>
+          <w:color w:val="2F5597"/>
+          <w:sz w:val="18"/>
+        </w:rPr>
+        <w:t>supabase/migrations/</w:t>
+      </w:r>
+      <w:r>
+        <w:rPr>
+          <w:rFonts w:ascii="Aptos" w:hAnsi="Aptos" w:eastAsia="Microsoft JhengHei"/>
+        </w:rPr>
+        <w:t xml:space="preserve"> 新增時間序檔案。</w:t>
+      </w:r>
+    </w:p>
+    <w:p>
+      <w:pPr>
+        <w:pStyle w:val="ListNumber"/>
+      </w:pPr>
+      <w:r>
+        <w:rPr>
+          <w:rFonts w:ascii="Aptos" w:hAnsi="Aptos" w:eastAsia="Microsoft JhengHei"/>
+        </w:rPr>
+        <w:t xml:space="preserve">優先使用 </w:t>
+      </w:r>
+      <w:r>
+        <w:rPr>
+          <w:rFonts w:ascii="Cascadia Mono" w:hAnsi="Cascadia Mono" w:eastAsia="Microsoft JhengHei"/>
+          <w:color w:val="2F5597"/>
+          <w:sz w:val="18"/>
+        </w:rPr>
+        <w:t>IF EXISTS</w:t>
+      </w:r>
+      <w:r>
+        <w:rPr>
+          <w:rFonts w:ascii="Aptos" w:hAnsi="Aptos" w:eastAsia="Microsoft JhengHei"/>
+        </w:rPr>
+        <w:t>／</w:t>
+      </w:r>
+      <w:r>
+        <w:rPr>
+          <w:rFonts w:ascii="Cascadia Mono" w:hAnsi="Cascadia Mono" w:eastAsia="Microsoft JhengHei"/>
+          <w:color w:val="2F5597"/>
+          <w:sz w:val="18"/>
+        </w:rPr>
+        <w:t>IF NOT EXISTS</w:t>
+      </w:r>
+      <w:r>
+        <w:rPr>
+          <w:rFonts w:ascii="Aptos" w:hAnsi="Aptos" w:eastAsia="Microsoft JhengHei"/>
+        </w:rPr>
+        <w:t>，確保可安全重試。</w:t>
+      </w:r>
+    </w:p>
+    <w:p>
+      <w:pPr>
+        <w:pStyle w:val="ListNumber"/>
+      </w:pPr>
+      <w:r>
+        <w:rPr>
+          <w:rFonts w:ascii="Aptos" w:hAnsi="Aptos" w:eastAsia="Microsoft JhengHei"/>
+        </w:rPr>
+        <w:t xml:space="preserve">修改 </w:t>
+      </w:r>
+      <w:r>
+        <w:rPr>
+          <w:rFonts w:ascii="Cascadia Mono" w:hAnsi="Cascadia Mono" w:eastAsia="Microsoft JhengHei"/>
+          <w:color w:val="2F5597"/>
+          <w:sz w:val="18"/>
+        </w:rPr>
+        <w:t>RETURNS TABLE</w:t>
+      </w:r>
+      <w:r>
+        <w:rPr>
+          <w:rFonts w:ascii="Aptos" w:hAnsi="Aptos" w:eastAsia="Microsoft JhengHei"/>
+        </w:rPr>
+        <w:t xml:space="preserve"> 欄位時，先 </w:t>
+      </w:r>
+      <w:r>
+        <w:rPr>
+          <w:rFonts w:ascii="Cascadia Mono" w:hAnsi="Cascadia Mono" w:eastAsia="Microsoft JhengHei"/>
+          <w:color w:val="2F5597"/>
+          <w:sz w:val="18"/>
+        </w:rPr>
+        <w:t>DROP FUNCTION schema.name(signature)</w:t>
+      </w:r>
+      <w:r>
+        <w:rPr>
+          <w:rFonts w:ascii="Aptos" w:hAnsi="Aptos" w:eastAsia="Microsoft JhengHei"/>
+        </w:rPr>
+        <w:t>，再建立新版。</w:t>
+      </w:r>
+    </w:p>
+    <w:p>
+      <w:pPr>
+        <w:pStyle w:val="ListNumber"/>
+      </w:pPr>
+      <w:r>
+        <w:rPr>
+          <w:rFonts w:ascii="Aptos" w:hAnsi="Aptos" w:eastAsia="Microsoft JhengHei"/>
+        </w:rPr>
+        <w:t>在 transaction 內完成 schema、函式、RLS、grant/revoke。</w:t>
+      </w:r>
+    </w:p>
+    <w:p>
+      <w:pPr>
+        <w:pStyle w:val="ListNumber"/>
+      </w:pPr>
+      <w:r>
+        <w:rPr>
+          <w:rFonts w:ascii="Aptos" w:hAnsi="Aptos" w:eastAsia="Microsoft JhengHei"/>
+        </w:rPr>
+        <w:t>執行後查驗欄位、函式簽章、RLS、權限及資料筆數。</w:t>
+      </w:r>
+    </w:p>
+    <w:p>
+      <w:pPr>
+        <w:pStyle w:val="ListNumber"/>
+      </w:pPr>
+      <w:r>
+        <w:rPr>
+          <w:rFonts w:ascii="Aptos" w:hAnsi="Aptos" w:eastAsia="Microsoft JhengHei"/>
+        </w:rPr>
+        <w:t>App 上線前先部署 migration，再部署呼叫新 RPC 的客戶端。</w:t>
+      </w:r>
+    </w:p>
+    <w:p>
+      <w:pPr>
+        <w:pStyle w:val="Heading1"/>
+      </w:pPr>
+      <w:r>
+        <w:t>7. 訂閱與版本化額度</w:t>
+      </w:r>
+    </w:p>
+    <w:p>
+      <w:pPr>
+        <w:keepLines/>
+      </w:pPr>
+      <w:r>
+        <w:rPr>
+          <w:rFonts w:ascii="Cascadia Mono" w:hAnsi="Cascadia Mono" w:eastAsia="Microsoft JhengHei"/>
+          <w:color w:val="2F5597"/>
+          <w:sz w:val="18"/>
+        </w:rPr>
+        <w:t>subscription_pricing_versions</w:t>
+      </w:r>
+      <w:r>
+        <w:rPr>
+          <w:rFonts w:ascii="Aptos" w:hAnsi="Aptos" w:eastAsia="Microsoft JhengHei"/>
+        </w:rPr>
+        <w:t xml:space="preserve"> 保存不可變的方案版本；使用者付款時把該版本與倍率轉成 frozen snapshot 存入 </w:t>
+      </w:r>
+      <w:r>
+        <w:rPr>
+          <w:rFonts w:ascii="Cascadia Mono" w:hAnsi="Cascadia Mono" w:eastAsia="Microsoft JhengHei"/>
+          <w:color w:val="2F5597"/>
+          <w:sz w:val="18"/>
+        </w:rPr>
+        <w:t>user_subscription_entitlements</w:t>
+      </w:r>
+      <w:r>
+        <w:rPr>
+          <w:rFonts w:ascii="Aptos" w:hAnsi="Aptos" w:eastAsia="Microsoft JhengHei"/>
+        </w:rPr>
+        <w:t>。</w:t>
+      </w:r>
+    </w:p>
+    <w:p>
+      <w:pPr>
+        <w:pStyle w:val="ListBullet"/>
+      </w:pPr>
+      <w:r>
+        <w:rPr>
+          <w:rFonts w:ascii="Aptos" w:hAnsi="Aptos" w:eastAsia="Microsoft JhengHei"/>
+        </w:rPr>
+        <w:t>舊版未到期時加購新版：新增 entitlement，不覆蓋舊 entitlement。</w:t>
+      </w:r>
+    </w:p>
+    <w:p>
+      <w:pPr>
+        <w:pStyle w:val="ListBullet"/>
+      </w:pPr>
+      <w:r>
+        <w:rPr>
+          <w:rFonts w:ascii="Cascadia Mono" w:hAnsi="Cascadia Mono" w:eastAsia="Microsoft JhengHei"/>
+          <w:color w:val="2F5597"/>
+          <w:sz w:val="18"/>
+        </w:rPr>
+        <w:t>life_pilot_plan_limit(resource)</w:t>
+      </w:r>
+      <w:r>
+        <w:rPr>
+          <w:rFonts w:ascii="Aptos" w:hAnsi="Aptos" w:eastAsia="Microsoft JhengHei"/>
+        </w:rPr>
+        <w:t xml:space="preserve"> 加總所有目前有效、storage plan 為 cloud 的 snapshot 額度。</w:t>
+      </w:r>
+    </w:p>
+    <w:p>
+      <w:pPr>
+        <w:pStyle w:val="ListBullet"/>
+      </w:pPr>
+      <w:r>
+        <w:rPr>
+          <w:rFonts w:ascii="Aptos" w:hAnsi="Aptos" w:eastAsia="Microsoft JhengHei"/>
+        </w:rPr>
+        <w:t>有效 local entitlement 回傳不限量；管理者亦不限量。</w:t>
+      </w:r>
+    </w:p>
+    <w:p>
+      <w:pPr>
+        <w:pStyle w:val="ListBullet"/>
+      </w:pPr>
+      <w:r>
+        <w:rPr>
+          <w:rFonts w:ascii="Aptos" w:hAnsi="Aptos" w:eastAsia="Microsoft JhengHei"/>
+        </w:rPr>
+        <w:t xml:space="preserve">UI 的 </w:t>
+      </w:r>
+      <w:r>
+        <w:rPr>
+          <w:rFonts w:ascii="Cascadia Mono" w:hAnsi="Cascadia Mono" w:eastAsia="Microsoft JhengHei"/>
+          <w:color w:val="2F5597"/>
+          <w:sz w:val="18"/>
+        </w:rPr>
+        <w:t>get_my_subscription_entitlements()</w:t>
+      </w:r>
+      <w:r>
+        <w:rPr>
+          <w:rFonts w:ascii="Aptos" w:hAnsi="Aptos" w:eastAsia="Microsoft JhengHei"/>
+        </w:rPr>
+        <w:t xml:space="preserve"> 顯示每筆權益；</w:t>
+      </w:r>
+      <w:r>
+        <w:rPr>
+          <w:rFonts w:ascii="Cascadia Mono" w:hAnsi="Cascadia Mono" w:eastAsia="Microsoft JhengHei"/>
+          <w:color w:val="2F5597"/>
+          <w:sz w:val="18"/>
+        </w:rPr>
+        <w:t>get_my_subscription_usage()</w:t>
+      </w:r>
+      <w:r>
+        <w:rPr>
+          <w:rFonts w:ascii="Aptos" w:hAnsi="Aptos" w:eastAsia="Microsoft JhengHei"/>
+        </w:rPr>
+        <w:t xml:space="preserve"> 顯示合計使用量／限額。</w:t>
+      </w:r>
+    </w:p>
+    <w:p>
+      <w:pPr>
+        <w:pStyle w:val="ListBullet"/>
+      </w:pPr>
+      <w:r>
+        <w:rPr>
+          <w:rFonts w:ascii="Aptos" w:hAnsi="Aptos" w:eastAsia="Microsoft JhengHei"/>
+        </w:rPr>
+        <w:t>到期後 entitlement 不再納入加總。</w:t>
+      </w:r>
+    </w:p>
+    <w:p>
+      <w:pPr>
+        <w:pStyle w:val="ListBullet"/>
+      </w:pPr>
+      <w:r>
+        <w:rPr>
+          <w:rFonts w:ascii="Aptos" w:hAnsi="Aptos" w:eastAsia="Microsoft JhengHei"/>
+        </w:rPr>
+        <w:t>任何有效 entitlement 剩餘 15 天以內時，UI 顯示到期天數與儲存位置影響。</w:t>
+      </w:r>
+    </w:p>
+    <w:p>
+      <w:pPr>
+        <w:pStyle w:val="ListBullet"/>
+      </w:pPr>
+      <w:r>
+        <w:rPr>
+          <w:rFonts w:ascii="Aptos" w:hAnsi="Aptos" w:eastAsia="Microsoft JhengHei"/>
+        </w:rPr>
+        <w:t>部分付費權益到期時，只從累加額度移除該筆權益；目前儲存位置仍有其他有效權益時不可誤判為整體到期。</w:t>
+      </w:r>
+    </w:p>
+    <w:p>
+      <w:pPr>
+        <w:pStyle w:val="ListBullet"/>
+      </w:pPr>
+      <w:r>
+        <w:rPr>
+          <w:rFonts w:ascii="Aptos" w:hAnsi="Aptos" w:eastAsia="Microsoft JhengHei"/>
+        </w:rPr>
+        <w:t xml:space="preserve">目前儲存位置的全部付費權益到期後才禁止新增與修改；本機由 </w:t>
+      </w:r>
+      <w:r>
+        <w:rPr>
+          <w:rFonts w:ascii="Cascadia Mono" w:hAnsi="Cascadia Mono" w:eastAsia="Microsoft JhengHei"/>
+          <w:color w:val="2F5597"/>
+          <w:sz w:val="18"/>
+        </w:rPr>
+        <w:t>LocalDataStore</w:t>
+      </w:r>
+      <w:r>
+        <w:rPr>
+          <w:rFonts w:ascii="Aptos" w:hAnsi="Aptos" w:eastAsia="Microsoft JhengHei"/>
+        </w:rPr>
+        <w:t xml:space="preserve"> 統一阻擋，雲端由資料庫寫入檢查統一阻擋，UI 僅負責顯示友善錯誤。</w:t>
+      </w:r>
+    </w:p>
+    <w:p>
+      <w:pPr>
+        <w:pStyle w:val="ListBullet"/>
+      </w:pPr>
+      <w:r>
+        <w:rPr>
+          <w:rFonts w:ascii="Aptos" w:hAnsi="Aptos" w:eastAsia="Microsoft JhengHei"/>
+        </w:rPr>
+        <w:t>雲端額度下降後，以仍有效 entitlement 的累加額度判斷超額；沒有有效雲端付費 entitlement 時才採用目前免費版本額度。</w:t>
+      </w:r>
+    </w:p>
+    <w:p>
+      <w:pPr>
+        <w:pStyle w:val="ListBullet"/>
+      </w:pPr>
+      <w:r>
+        <w:rPr>
+          <w:rFonts w:ascii="Aptos" w:hAnsi="Aptos" w:eastAsia="Microsoft JhengHei"/>
+        </w:rPr>
+        <w:t>清理介面必須同時支援預覽、清除超額與清除全部；排程清理只移除超額部分，不能把整個帳號資料視為超額一次刪除。</w:t>
+      </w:r>
+    </w:p>
+    <w:p>
+      <w:pPr>
+        <w:pStyle w:val="ListBullet"/>
+      </w:pPr>
+      <w:r>
+        <w:rPr>
+          <w:rFonts w:ascii="Aptos" w:hAnsi="Aptos" w:eastAsia="Microsoft JhengHei"/>
+        </w:rPr>
+        <w:t>管理者可建立價格版本、替換使用者方案或新增疊加權益。</w:t>
+      </w:r>
+    </w:p>
+    <w:p>
+      <w:pPr>
+        <w:pStyle w:val="ListBullet"/>
+      </w:pPr>
+      <w:r>
+        <w:rPr>
+          <w:rFonts w:ascii="Aptos" w:hAnsi="Aptos" w:eastAsia="Microsoft JhengHei"/>
+        </w:rPr>
+        <w:t>正式付款尚需串接 Google Play／Apple In-App Purchase、後端收據驗證、付款事件冪等及 webhook。</w:t>
+      </w:r>
+    </w:p>
+    <w:p>
+      <w:pPr>
+        <w:keepLines/>
+      </w:pPr>
+      <w:r>
+        <w:rPr>
+          <w:rFonts w:ascii="Aptos" w:hAnsi="Aptos" w:eastAsia="Microsoft JhengHei"/>
+        </w:rPr>
+        <w:t>基準免費額度為 30／30／30／30／50／2／0 bytes；基準 Plus 方案由資料庫版本控制，不可只寫死於 UI。</w:t>
+      </w:r>
+    </w:p>
+    <w:p>
+      <w:pPr>
+        <w:pStyle w:val="Heading1"/>
+      </w:pPr>
+      <w:r>
+        <w:t>8. 推薦活動更新</w:t>
+      </w:r>
+    </w:p>
+    <w:p>
+      <w:pPr>
+        <w:keepLines/>
+      </w:pPr>
+      <w:r>
+        <w:rPr>
+          <w:rFonts w:ascii="Aptos" w:hAnsi="Aptos" w:eastAsia="Microsoft JhengHei"/>
+        </w:rPr>
+        <w:t>更新流程：</w:t>
+      </w:r>
+    </w:p>
+    <w:p>
+      <w:pPr>
+        <w:pStyle w:val="ListNumber"/>
+      </w:pPr>
+      <w:r>
+        <w:rPr>
+          <w:rFonts w:ascii="Aptos" w:hAnsi="Aptos" w:eastAsia="Microsoft JhengHei"/>
+        </w:rPr>
+        <w:t xml:space="preserve">呼叫 </w:t>
+      </w:r>
+      <w:r>
+        <w:rPr>
+          <w:rFonts w:ascii="Cascadia Mono" w:hAnsi="Cascadia Mono" w:eastAsia="Microsoft JhengHei"/>
+          <w:color w:val="2F5597"/>
+          <w:sz w:val="18"/>
+        </w:rPr>
+        <w:t>/event/start_public_event_refresh</w:t>
+      </w:r>
+      <w:r>
+        <w:rPr>
+          <w:rFonts w:ascii="Aptos" w:hAnsi="Aptos" w:eastAsia="Microsoft JhengHei"/>
+        </w:rPr>
+        <w:t xml:space="preserve"> 取得鎖 token。</w:t>
+      </w:r>
+    </w:p>
+    <w:p>
+      <w:pPr>
+        <w:pStyle w:val="ListNumber"/>
+      </w:pPr>
+      <w:r>
+        <w:rPr>
+          <w:rFonts w:ascii="Aptos" w:hAnsi="Aptos" w:eastAsia="Microsoft JhengHei"/>
+        </w:rPr>
+        <w:t>以 heartbeat 延長 15 分鐘執行權。</w:t>
+      </w:r>
+    </w:p>
+    <w:p>
+      <w:pPr>
+        <w:pStyle w:val="ListNumber"/>
+      </w:pPr>
+      <w:r>
+        <w:rPr>
+          <w:rFonts w:ascii="Aptos" w:hAnsi="Aptos" w:eastAsia="Microsoft JhengHei"/>
+        </w:rPr>
+        <w:t>讀取既有事件與 tombstone，建立正規化去重鍵。</w:t>
+      </w:r>
+    </w:p>
+    <w:p>
+      <w:pPr>
+        <w:pStyle w:val="ListNumber"/>
+      </w:pPr>
+      <w:r>
+        <w:rPr>
+          <w:rFonts w:ascii="Aptos" w:hAnsi="Aptos" w:eastAsia="Microsoft JhengHei"/>
+        </w:rPr>
+        <w:t>逐來源抓取、解析、驗證、地理編碼及寫入。</w:t>
+      </w:r>
+    </w:p>
+    <w:p>
+      <w:pPr>
+        <w:pStyle w:val="ListNumber"/>
+      </w:pPr>
+      <w:r>
+        <w:rPr>
+          <w:rFonts w:ascii="Aptos" w:hAnsi="Aptos" w:eastAsia="Microsoft JhengHei"/>
+        </w:rPr>
+        <w:t xml:space="preserve">管理者可直接寫入；一般手機使用者透過 </w:t>
+      </w:r>
+      <w:r>
+        <w:rPr>
+          <w:rFonts w:ascii="Cascadia Mono" w:hAnsi="Cascadia Mono" w:eastAsia="Microsoft JhengHei"/>
+          <w:color w:val="2F5597"/>
+          <w:sz w:val="18"/>
+        </w:rPr>
+        <w:t>/event/import_public_events</w:t>
+      </w:r>
+      <w:r>
+        <w:rPr>
+          <w:rFonts w:ascii="Aptos" w:hAnsi="Aptos" w:eastAsia="Microsoft JhengHei"/>
+        </w:rPr>
+        <w:t>，後端強制 owner 與核准狀態。</w:t>
+      </w:r>
+    </w:p>
+    <w:p>
+      <w:pPr>
+        <w:pStyle w:val="ListNumber"/>
+      </w:pPr>
+      <w:r>
+        <w:rPr>
+          <w:rFonts w:ascii="Aptos" w:hAnsi="Aptos" w:eastAsia="Microsoft JhengHei"/>
+        </w:rPr>
+        <w:t>至少一個來源成功處理才呼叫 complete；全部失敗則 abort，不寫今日完成標記。</w:t>
+      </w:r>
+    </w:p>
+    <w:p>
+      <w:pPr>
+        <w:keepLines/>
+      </w:pPr>
+      <w:r>
+        <w:rPr>
+          <w:rFonts w:ascii="Aptos" w:hAnsi="Aptos" w:eastAsia="Microsoft JhengHei"/>
+        </w:rPr>
+        <w:t xml:space="preserve">去重原則：名稱＋開始日期＋時間＋正規化城市＋地點；匯入資料沒有時間時，再以名稱＋日期＋城市＋地點比對。來源 URL 存在時亦建立來源鍵。刪除過的公開活動以 </w:t>
+      </w:r>
+      <w:r>
+        <w:rPr>
+          <w:rFonts w:ascii="Cascadia Mono" w:hAnsi="Cascadia Mono" w:eastAsia="Microsoft JhengHei"/>
+          <w:color w:val="2F5597"/>
+          <w:sz w:val="18"/>
+        </w:rPr>
+        <w:t>recommended_events_deleted</w:t>
+      </w:r>
+      <w:r>
+        <w:rPr>
+          <w:rFonts w:ascii="Aptos" w:hAnsi="Aptos" w:eastAsia="Microsoft JhengHei"/>
+        </w:rPr>
+        <w:t xml:space="preserve"> 阻止再次匯入。</w:t>
+      </w:r>
+    </w:p>
+    <w:p>
+      <w:pPr>
+        <w:keepLines/>
+      </w:pPr>
+      <w:r>
+        <w:rPr>
+          <w:rFonts w:ascii="Aptos" w:hAnsi="Aptos" w:eastAsia="Microsoft JhengHei"/>
+        </w:rPr>
+        <w:t>重要 log：</w:t>
+      </w:r>
+    </w:p>
+    <w:p>
+      <w:pPr>
+        <w:pStyle w:val="ListBullet"/>
+      </w:pPr>
+      <w:r>
+        <w:rPr>
+          <w:rFonts w:ascii="Cascadia Mono" w:hAnsi="Cascadia Mono" w:eastAsia="Microsoft JhengHei"/>
+          <w:color w:val="2F5597"/>
+          <w:sz w:val="18"/>
+        </w:rPr>
+        <w:t>Public event source completed</w:t>
+      </w:r>
+    </w:p>
+    <w:p>
+      <w:pPr>
+        <w:pStyle w:val="ListBullet"/>
+      </w:pPr>
+      <w:r>
+        <w:rPr>
+          <w:rFonts w:ascii="Cascadia Mono" w:hAnsi="Cascadia Mono" w:eastAsia="Microsoft JhengHei"/>
+          <w:color w:val="2F5597"/>
+          <w:sz w:val="18"/>
+        </w:rPr>
+        <w:t>Public event source failed</w:t>
+      </w:r>
+    </w:p>
+    <w:p>
+      <w:pPr>
+        <w:pStyle w:val="ListBullet"/>
+      </w:pPr>
+      <w:r>
+        <w:rPr>
+          <w:rFonts w:ascii="Cascadia Mono" w:hAnsi="Cascadia Mono" w:eastAsia="Microsoft JhengHei"/>
+          <w:color w:val="2F5597"/>
+          <w:sz w:val="18"/>
+        </w:rPr>
+        <w:t>Public event refresh summary</w:t>
+      </w:r>
+    </w:p>
+    <w:p>
+      <w:pPr>
+        <w:pStyle w:val="ListBullet"/>
+      </w:pPr>
+      <w:r>
+        <w:rPr>
+          <w:rFonts w:ascii="Cascadia Mono" w:hAnsi="Cascadia Mono" w:eastAsia="Microsoft JhengHei"/>
+          <w:color w:val="2F5597"/>
+          <w:sz w:val="18"/>
+        </w:rPr>
+        <w:t>Public event import batch failed</w:t>
+      </w:r>
+    </w:p>
+    <w:p>
+      <w:pPr>
+        <w:pStyle w:val="Heading1"/>
+      </w:pPr>
+      <w:r>
+        <w:t>9. 時間、國家、地圖與天氣</w:t>
+      </w:r>
+    </w:p>
+    <w:p>
+      <w:pPr>
+        <w:pStyle w:val="ListBullet"/>
+      </w:pPr>
+      <w:r>
+        <w:rPr>
+          <w:rFonts w:ascii="Aptos" w:hAnsi="Aptos" w:eastAsia="Microsoft JhengHei"/>
+        </w:rPr>
+        <w:t xml:space="preserve">PostgreSQL 時間欄位優先使用 </w:t>
+      </w:r>
+      <w:r>
+        <w:rPr>
+          <w:rFonts w:ascii="Cascadia Mono" w:hAnsi="Cascadia Mono" w:eastAsia="Microsoft JhengHei"/>
+          <w:color w:val="2F5597"/>
+          <w:sz w:val="18"/>
+        </w:rPr>
+        <w:t>timestamptz</w:t>
+      </w:r>
+      <w:r>
+        <w:rPr>
+          <w:rFonts w:ascii="Aptos" w:hAnsi="Aptos" w:eastAsia="Microsoft JhengHei"/>
+        </w:rPr>
+        <w:t xml:space="preserve">，Flutter 顯示前呼叫 </w:t>
+      </w:r>
+      <w:r>
+        <w:rPr>
+          <w:rFonts w:ascii="Cascadia Mono" w:hAnsi="Cascadia Mono" w:eastAsia="Microsoft JhengHei"/>
+          <w:color w:val="2F5597"/>
+          <w:sz w:val="18"/>
+        </w:rPr>
+        <w:t>toLocal()</w:t>
+      </w:r>
+      <w:r>
+        <w:rPr>
+          <w:rFonts w:ascii="Aptos" w:hAnsi="Aptos" w:eastAsia="Microsoft JhengHei"/>
+        </w:rPr>
+        <w:t>。</w:t>
+      </w:r>
+    </w:p>
+    <w:p>
+      <w:pPr>
+        <w:pStyle w:val="ListBullet"/>
+      </w:pPr>
+      <w:r>
+        <w:rPr>
+          <w:rFonts w:ascii="Aptos" w:hAnsi="Aptos" w:eastAsia="Microsoft JhengHei"/>
+        </w:rPr>
+        <w:t xml:space="preserve">日期邏輯以 Asia/Taipei 為產品基準時區時，SQL 必須明確使用 </w:t>
+      </w:r>
+      <w:r>
+        <w:rPr>
+          <w:rFonts w:ascii="Cascadia Mono" w:hAnsi="Cascadia Mono" w:eastAsia="Microsoft JhengHei"/>
+          <w:color w:val="2F5597"/>
+          <w:sz w:val="18"/>
+        </w:rPr>
+        <w:t>AT TIME ZONE 'Asia/Taipei'</w:t>
+      </w:r>
+      <w:r>
+        <w:rPr>
+          <w:rFonts w:ascii="Aptos" w:hAnsi="Aptos" w:eastAsia="Microsoft JhengHei"/>
+        </w:rPr>
+        <w:t>。</w:t>
+      </w:r>
+    </w:p>
+    <w:p>
+      <w:pPr>
+        <w:pStyle w:val="ListBullet"/>
+      </w:pPr>
+      <w:r>
+        <w:rPr>
+          <w:rFonts w:ascii="Aptos" w:hAnsi="Aptos" w:eastAsia="Microsoft JhengHei"/>
+        </w:rPr>
+        <w:t xml:space="preserve">國家以 ISO 3166-1 alpha-2 代碼保存，例如台灣為 </w:t>
+      </w:r>
+      <w:r>
+        <w:rPr>
+          <w:rFonts w:ascii="Cascadia Mono" w:hAnsi="Cascadia Mono" w:eastAsia="Microsoft JhengHei"/>
+          <w:color w:val="2F5597"/>
+          <w:sz w:val="18"/>
+        </w:rPr>
+        <w:t>TW</w:t>
+      </w:r>
+      <w:r>
+        <w:rPr>
+          <w:rFonts w:ascii="Aptos" w:hAnsi="Aptos" w:eastAsia="Microsoft JhengHei"/>
+        </w:rPr>
+        <w:t>。</w:t>
+      </w:r>
+    </w:p>
+    <w:p>
+      <w:pPr>
+        <w:pStyle w:val="ListBullet"/>
+      </w:pPr>
+      <w:r>
+        <w:rPr>
+          <w:rFonts w:ascii="Aptos" w:hAnsi="Aptos" w:eastAsia="Microsoft JhengHei"/>
+        </w:rPr>
+        <w:t xml:space="preserve">一般 </w:t>
+      </w:r>
+      <w:r>
+        <w:rPr>
+          <w:rFonts w:ascii="Cascadia Mono" w:hAnsi="Cascadia Mono" w:eastAsia="Microsoft JhengHei"/>
+          <w:color w:val="2F5597"/>
+          <w:sz w:val="18"/>
+        </w:rPr>
+        <w:t>lat/lng</w:t>
+      </w:r>
+      <w:r>
+        <w:rPr>
+          <w:rFonts w:ascii="Aptos" w:hAnsi="Aptos" w:eastAsia="Microsoft JhengHei"/>
+        </w:rPr>
+        <w:t xml:space="preserve"> 可供天氣附近位置使用；地圖精確位置使用 </w:t>
+      </w:r>
+      <w:r>
+        <w:rPr>
+          <w:rFonts w:ascii="Cascadia Mono" w:hAnsi="Cascadia Mono" w:eastAsia="Microsoft JhengHei"/>
+          <w:color w:val="2F5597"/>
+          <w:sz w:val="18"/>
+        </w:rPr>
+        <w:t>map_lat/map_lng</w:t>
+      </w:r>
+      <w:r>
+        <w:rPr>
+          <w:rFonts w:ascii="Aptos" w:hAnsi="Aptos" w:eastAsia="Microsoft JhengHei"/>
+        </w:rPr>
+        <w:t>，不可混用。</w:t>
+      </w:r>
+    </w:p>
+    <w:p>
+      <w:pPr>
+        <w:pStyle w:val="ListBullet"/>
+      </w:pPr>
+      <w:r>
+        <w:rPr>
+          <w:rFonts w:ascii="Cascadia Mono" w:hAnsi="Cascadia Mono" w:eastAsia="Microsoft JhengHei"/>
+          <w:color w:val="2F5597"/>
+          <w:sz w:val="18"/>
+        </w:rPr>
+        <w:t>map_lat/map_lng</w:t>
+      </w:r>
+      <w:r>
+        <w:rPr>
+          <w:rFonts w:ascii="Aptos" w:hAnsi="Aptos" w:eastAsia="Microsoft JhengHei"/>
+        </w:rPr>
+        <w:t xml:space="preserve"> 已存在時不得重複呼叫地理編碼。</w:t>
+      </w:r>
+    </w:p>
+    <w:p>
+      <w:pPr>
+        <w:pStyle w:val="ListBullet"/>
+      </w:pPr>
+      <w:r>
+        <w:rPr>
+          <w:rFonts w:ascii="Aptos" w:hAnsi="Aptos" w:eastAsia="Microsoft JhengHei"/>
+        </w:rPr>
+        <w:t>天氣只預抓可見、近期且在預報範圍內的資料；列表向下滑動時按需載入。</w:t>
+      </w:r>
+    </w:p>
+    <w:p>
+      <w:pPr>
+        <w:pStyle w:val="Heading1"/>
+      </w:pPr>
+      <w:r>
+        <w:t>10. 發行與部署</w:t>
+      </w:r>
+    </w:p>
+    <w:p>
+      <w:pPr>
+        <w:pStyle w:val="Heading3"/>
+      </w:pPr>
+      <w:r>
+        <w:t>Web</w:t>
+      </w:r>
+    </w:p>
+    <w:p>
+      <w:pPr>
+        <w:keepLines/>
+      </w:pPr>
+      <w:r>
+        <w:rPr>
+          <w:rFonts w:ascii="Aptos" w:hAnsi="Aptos" w:eastAsia="Microsoft JhengHei"/>
+        </w:rPr>
+        <w:t>GitHub Actions 在 master/main push 時執行 pub get、analyze、test 與 Web build；部署 workflow 使用 GitHub Pages。</w:t>
+      </w:r>
+    </w:p>
+    <w:p>
+      <w:pPr>
+        <w:pStyle w:val="Heading3"/>
       </w:pPr>
       <w:r>
         <w:t>FastAPI</w:t>
@@ -1381,50 +3054,102 @@
     </w:p>
     <w:p>
       <w:pPr>
-        <w:pStyle w:val="ListBullet"/>
-        <w:spacing w:after="60"/>
+        <w:keepLines/>
       </w:pPr>
       <w:r>
         <w:rPr>
-          <w:rFonts w:ascii="Microsoft JhengHei" w:hAnsi="Microsoft JhengHei" w:eastAsia="Microsoft JhengHei"/>
+          <w:rFonts w:ascii="Aptos" w:hAnsi="Aptos" w:eastAsia="Microsoft JhengHei"/>
         </w:rPr>
-        <w:t>使用 Python 3.11 建立虛擬環境並安裝 python_ai_service requirements.txt。</w:t>
+        <w:t xml:space="preserve">Render 執行 </w:t>
+      </w:r>
+      <w:r>
+        <w:rPr>
+          <w:rFonts w:ascii="Cascadia Mono" w:hAnsi="Cascadia Mono" w:eastAsia="Microsoft JhengHei"/>
+          <w:color w:val="2F5597"/>
+          <w:sz w:val="18"/>
+        </w:rPr>
+        <w:t>python_ai_service</w:t>
+      </w:r>
+      <w:r>
+        <w:rPr>
+          <w:rFonts w:ascii="Aptos" w:hAnsi="Aptos" w:eastAsia="Microsoft JhengHei"/>
+        </w:rPr>
+        <w:t xml:space="preserve">，健康檢查為 </w:t>
+      </w:r>
+      <w:r>
+        <w:rPr>
+          <w:rFonts w:ascii="Cascadia Mono" w:hAnsi="Cascadia Mono" w:eastAsia="Microsoft JhengHei"/>
+          <w:color w:val="2F5597"/>
+          <w:sz w:val="18"/>
+        </w:rPr>
+        <w:t>/health</w:t>
+      </w:r>
+      <w:r>
+        <w:rPr>
+          <w:rFonts w:ascii="Aptos" w:hAnsi="Aptos" w:eastAsia="Microsoft JhengHei"/>
+        </w:rPr>
+        <w:t>。部署後確認 CORS、DB_URL、Supabase 驗證參數及 migration 版本。</w:t>
       </w:r>
     </w:p>
     <w:p>
       <w:pPr>
-        <w:pStyle w:val="ListBullet"/>
-        <w:spacing w:after="60"/>
+        <w:pStyle w:val="Heading3"/>
       </w:pPr>
       <w:r>
-        <w:rPr>
-          <w:rFonts w:ascii="Microsoft JhengHei" w:hAnsi="Microsoft JhengHei" w:eastAsia="Microsoft JhengHei"/>
-        </w:rPr>
-        <w:t>啟動命令為 uvicorn app:app --host 0.0.0.0 --port 指定埠號。</w:t>
+        <w:t>Android／iOS</w:t>
       </w:r>
     </w:p>
     <w:p>
       <w:pPr>
-        <w:pStyle w:val="ListBullet"/>
-        <w:spacing w:after="60"/>
+        <w:keepLines w:val="0"/>
       </w:pPr>
       <w:r>
         <w:rPr>
-          <w:rFonts w:ascii="Microsoft JhengHei" w:hAnsi="Microsoft JhengHei" w:eastAsia="Microsoft JhengHei"/>
+          <w:rFonts w:ascii="Aptos" w:hAnsi="Aptos" w:eastAsia="Microsoft JhengHei"/>
         </w:rPr>
-        <w:t>部署環境至少提供 DB_URL、SUPABASE_URL、SUPABASE_ANON_KEY 與 SUPABASE_SERVICE_ROLE_KEY。</w:t>
+        <w:t xml:space="preserve">正式簽章詳見根目錄 </w:t>
       </w:r>
-    </w:p>
-    <w:p>
-      <w:pPr>
-        <w:pStyle w:val="ListBullet"/>
-        <w:spacing w:after="60"/>
-      </w:pPr>
       <w:r>
         <w:rPr>
-          <w:rFonts w:ascii="Microsoft JhengHei" w:hAnsi="Microsoft JhengHei" w:eastAsia="Microsoft JhengHei"/>
+          <w:rFonts w:ascii="Cascadia Mono" w:hAnsi="Cascadia Mono" w:eastAsia="Microsoft JhengHei"/>
+          <w:color w:val="2F5597"/>
+          <w:sz w:val="18"/>
         </w:rPr>
-        <w:t>requirements 必須包含 PostgreSQL 驅動 psycopg，否則 SQLAlchemy 啟動時會出現 ModuleNotFoundError。</w:t>
+        <w:t>RELEASE_SIGNING.md</w:t>
+      </w:r>
+      <w:r>
+        <w:rPr>
+          <w:rFonts w:ascii="Aptos" w:hAnsi="Aptos" w:eastAsia="Microsoft JhengHei"/>
+        </w:rPr>
+        <w:t xml:space="preserve">。Android 使用本機 </w:t>
+      </w:r>
+      <w:r>
+        <w:rPr>
+          <w:rFonts w:ascii="Cascadia Mono" w:hAnsi="Cascadia Mono" w:eastAsia="Microsoft JhengHei"/>
+          <w:color w:val="2F5597"/>
+          <w:sz w:val="18"/>
+        </w:rPr>
+        <w:t>android/key.properties</w:t>
+      </w:r>
+      <w:r>
+        <w:rPr>
+          <w:rFonts w:ascii="Aptos" w:hAnsi="Aptos" w:eastAsia="Microsoft JhengHei"/>
+        </w:rPr>
+        <w:t xml:space="preserve"> 指向 upload keystore；不得提交真實 keystore 或密碼。iOS 使用 Xcode Automatic Signing、Apple Developer Team 及 bundle ID </w:t>
+      </w:r>
+      <w:r>
+        <w:rPr>
+          <w:rFonts w:ascii="Cascadia Mono" w:hAnsi="Cascadia Mono" w:eastAsia="Microsoft JhengHei"/>
+          <w:color w:val="2F5597"/>
+          <w:sz w:val="18"/>
+        </w:rPr>
+        <w:t>com.minavi.life_pilot</w:t>
+      </w:r>
+      <w:r>
+        <w:rPr>
+          <w:rFonts w:ascii="Aptos" w:hAnsi="Aptos" w:eastAsia="Microsoft JhengHei"/>
+        </w:rPr>
+        <w:t>。</w:t>
       </w:r>
     </w:p>
     <w:p>
@@ -1432,63 +3157,209 @@
         <w:pStyle w:val="Heading1"/>
       </w:pPr>
       <w:r>
-        <w:t>應用程式啟動與驗證</w:t>
-      </w:r>
-    </w:p>
-    <w:p>
-      <w:r>
-        <w:rPr>
-          <w:rFonts w:ascii="Microsoft JhengHei" w:hAnsi="Microsoft JhengHei" w:eastAsia="Microsoft JhengHei"/>
-        </w:rPr>
-        <w:t>app_initializer.dart 負責 Supabase、時區、通知與共用服務初始化。主畫面不可等待非必要服務才顯示登入頁；SharedPreferences 或通知外掛初始化失敗時應捕捉並允許基本登入流程繼續。Web Recovery URL 只解析目前網址，Android 與 iOS 才訂閱 app_links 串流。</w:t>
+        <w:t>11. 隱私、條款、匯出與資料保存</w:t>
       </w:r>
     </w:p>
     <w:p>
       <w:pPr>
         <w:pStyle w:val="ListBullet"/>
-        <w:spacing w:after="60"/>
       </w:pPr>
       <w:r>
         <w:rPr>
-          <w:rFonts w:ascii="Microsoft JhengHei" w:hAnsi="Microsoft JhengHei" w:eastAsia="Microsoft JhengHei"/>
+          <w:rFonts w:ascii="Aptos" w:hAnsi="Aptos" w:eastAsia="Microsoft JhengHei"/>
         </w:rPr>
-        <w:t>Supabase 必須先完成初始化，AuthGate 才能依 Session 決定登入或主畫面。</w:t>
+        <w:t xml:space="preserve">對外法律頁面為 </w:t>
+      </w:r>
+      <w:r>
+        <w:rPr>
+          <w:rFonts w:ascii="Cascadia Mono" w:hAnsi="Cascadia Mono" w:eastAsia="Microsoft JhengHei"/>
+          <w:color w:val="2F5597"/>
+          <w:sz w:val="18"/>
+        </w:rPr>
+        <w:t>web/privacy.html</w:t>
+      </w:r>
+      <w:r>
+        <w:rPr>
+          <w:rFonts w:ascii="Aptos" w:hAnsi="Aptos" w:eastAsia="Microsoft JhengHei"/>
+        </w:rPr>
+        <w:t xml:space="preserve"> 與 </w:t>
+      </w:r>
+      <w:r>
+        <w:rPr>
+          <w:rFonts w:ascii="Cascadia Mono" w:hAnsi="Cascadia Mono" w:eastAsia="Microsoft JhengHei"/>
+          <w:color w:val="2F5597"/>
+          <w:sz w:val="18"/>
+        </w:rPr>
+        <w:t>web/terms.html</w:t>
+      </w:r>
+      <w:r>
+        <w:rPr>
+          <w:rFonts w:ascii="Aptos" w:hAnsi="Aptos" w:eastAsia="Microsoft JhengHei"/>
+        </w:rPr>
+        <w:t>；功能、權限、保存期限或第三方服務異動時，必須同步檢查兩份頁面及三份產品文件。</w:t>
       </w:r>
     </w:p>
     <w:p>
       <w:pPr>
         <w:pStyle w:val="ListBullet"/>
-        <w:spacing w:after="60"/>
       </w:pPr>
       <w:r>
         <w:rPr>
-          <w:rFonts w:ascii="Microsoft JhengHei" w:hAnsi="Microsoft JhengHei" w:eastAsia="Microsoft JhengHei"/>
+          <w:rFonts w:ascii="Aptos" w:hAnsi="Aptos" w:eastAsia="Microsoft JhengHei"/>
         </w:rPr>
-        <w:t>時區用於通知、今日判斷及日期序列化；所有雲端時間以 timestamptz 儲存，畫面轉為裝置時區。</w:t>
+        <w:t>Android Manifest、iOS Info.plist 與 Web 實際要求的通知、精確鬧鐘、麥克風、語音辨識及相片選擇權限，必須與隱私權政策一致。產品不應宣稱必要使用裝置即時定位。</w:t>
       </w:r>
     </w:p>
     <w:p>
       <w:pPr>
         <w:pStyle w:val="ListBullet"/>
-        <w:spacing w:after="60"/>
       </w:pPr>
       <w:r>
         <w:rPr>
-          <w:rFonts w:ascii="Microsoft JhengHei" w:hAnsi="Microsoft JhengHei" w:eastAsia="Microsoft JhengHei"/>
+          <w:rFonts w:ascii="Cascadia Mono" w:hAnsi="Cascadia Mono" w:eastAsia="Microsoft JhengHei"/>
+          <w:color w:val="2F5597"/>
+          <w:sz w:val="18"/>
         </w:rPr>
-        <w:t>帳號切換會重設各 Controller、頁面選擇、快取與本機資料庫命名空間，避免前一帳號資料殘留。</w:t>
+        <w:t>ServicePersonalData.export()</w:t>
+      </w:r>
+      <w:r>
+        <w:rPr>
+          <w:rFonts w:ascii="Aptos" w:hAnsi="Aptos" w:eastAsia="Microsoft JhengHei"/>
+        </w:rPr>
+        <w:t xml:space="preserve"> 是雲端 Excel 匯出，不是資料模式搬移。它只讀取雲端資料，不得把 </w:t>
+      </w:r>
+      <w:r>
+        <w:rPr>
+          <w:rFonts w:ascii="Cascadia Mono" w:hAnsi="Cascadia Mono" w:eastAsia="Microsoft JhengHei"/>
+          <w:color w:val="2F5597"/>
+          <w:sz w:val="18"/>
+        </w:rPr>
+        <w:t>LocalDataStore</w:t>
+      </w:r>
+      <w:r>
+        <w:rPr>
+          <w:rFonts w:ascii="Aptos" w:hAnsi="Aptos" w:eastAsia="Microsoft JhengHei"/>
+        </w:rPr>
+        <w:t xml:space="preserve"> 合併進匯出檔。</w:t>
       </w:r>
     </w:p>
     <w:p>
       <w:pPr>
         <w:pStyle w:val="ListBullet"/>
-        <w:spacing w:after="60"/>
       </w:pPr>
       <w:r>
         <w:rPr>
-          <w:rFonts w:ascii="Microsoft JhengHei" w:hAnsi="Microsoft JhengHei" w:eastAsia="Microsoft JhengHei"/>
+          <w:rFonts w:ascii="Aptos" w:hAnsi="Aptos" w:eastAsia="Microsoft JhengHei"/>
         </w:rPr>
-        <w:t>非同步完成前必須檢查 mounted、disposed 或 request token，避免通知已銷毀 Controller。</w:t>
+        <w:t>Excel 匯出只包含行事曆、回憶走廊、記帳與積分的畫面資料；欄名、頁籤及分類值依目前語系產生。</w:t>
+      </w:r>
+    </w:p>
+    <w:p>
+      <w:pPr>
+        <w:pStyle w:val="ListBullet"/>
+      </w:pPr>
+      <w:r>
+        <w:rPr>
+          <w:rFonts w:ascii="Aptos" w:hAnsi="Aptos" w:eastAsia="Microsoft JhengHei"/>
+        </w:rPr>
+        <w:t xml:space="preserve">雲端／本機搬移由 </w:t>
+      </w:r>
+      <w:r>
+        <w:rPr>
+          <w:rFonts w:ascii="Cascadia Mono" w:hAnsi="Cascadia Mono" w:eastAsia="Microsoft JhengHei"/>
+          <w:color w:val="2F5597"/>
+          <w:sz w:val="18"/>
+        </w:rPr>
+        <w:t>ServiceLocalDataTransfer</w:t>
+      </w:r>
+      <w:r>
+        <w:rPr>
+          <w:rFonts w:ascii="Aptos" w:hAnsi="Aptos" w:eastAsia="Microsoft JhengHei"/>
+        </w:rPr>
+        <w:t xml:space="preserve"> 負責，與 Excel 匯出分離；搬移成功後才刪除來源端資料。</w:t>
+      </w:r>
+    </w:p>
+    <w:p>
+      <w:pPr>
+        <w:pStyle w:val="ListBullet"/>
+      </w:pPr>
+      <w:r>
+        <w:rPr>
+          <w:rFonts w:ascii="Aptos" w:hAnsi="Aptos" w:eastAsia="Microsoft JhengHei"/>
+        </w:rPr>
+        <w:t>帳號刪除只能處理 Authentication 與雲端資料。IndexedDB／Sembast 位於使用者裝置，伺服器無法遠端刪除，UI 與條款必須明確提醒。</w:t>
+      </w:r>
+    </w:p>
+    <w:p>
+      <w:pPr>
+        <w:pStyle w:val="ListBullet"/>
+      </w:pPr>
+      <w:r>
+        <w:rPr>
+          <w:rFonts w:ascii="Aptos" w:hAnsi="Aptos" w:eastAsia="Microsoft JhengHei"/>
+        </w:rPr>
+        <w:t xml:space="preserve">排程清理至少包含 </w:t>
+      </w:r>
+      <w:r>
+        <w:rPr>
+          <w:rFonts w:ascii="Cascadia Mono" w:hAnsi="Cascadia Mono" w:eastAsia="Microsoft JhengHei"/>
+          <w:color w:val="2F5597"/>
+          <w:sz w:val="18"/>
+        </w:rPr>
+        <w:t>cleanup_expired_subscription_overages</w:t>
+      </w:r>
+      <w:r>
+        <w:rPr>
+          <w:rFonts w:ascii="Aptos" w:hAnsi="Aptos" w:eastAsia="Microsoft JhengHei"/>
+        </w:rPr>
+        <w:t>、</w:t>
+      </w:r>
+      <w:r>
+        <w:rPr>
+          <w:rFonts w:ascii="Cascadia Mono" w:hAnsi="Cascadia Mono" w:eastAsia="Microsoft JhengHei"/>
+          <w:color w:val="2F5597"/>
+          <w:sz w:val="18"/>
+        </w:rPr>
+        <w:t>cleanup_expired_game_answer_history</w:t>
+      </w:r>
+      <w:r>
+        <w:rPr>
+          <w:rFonts w:ascii="Aptos" w:hAnsi="Aptos" w:eastAsia="Microsoft JhengHei"/>
+        </w:rPr>
+        <w:t xml:space="preserve"> 及 </w:t>
+      </w:r>
+      <w:r>
+        <w:rPr>
+          <w:rFonts w:ascii="Cascadia Mono" w:hAnsi="Cascadia Mono" w:eastAsia="Microsoft JhengHei"/>
+          <w:color w:val="2F5597"/>
+          <w:sz w:val="18"/>
+        </w:rPr>
+        <w:t>cleanup_inactive_free_accounts</w:t>
+      </w:r>
+      <w:r>
+        <w:rPr>
+          <w:rFonts w:ascii="Aptos" w:hAnsi="Aptos" w:eastAsia="Microsoft JhengHei"/>
+        </w:rPr>
+        <w:t>，並保留稽核資訊。</w:t>
+      </w:r>
+    </w:p>
+    <w:p>
+      <w:pPr>
+        <w:pStyle w:val="ListBullet"/>
+      </w:pPr>
+      <w:r>
+        <w:rPr>
+          <w:rFonts w:ascii="Cascadia Mono" w:hAnsi="Cascadia Mono" w:eastAsia="Microsoft JhengHei"/>
+          <w:color w:val="2F5597"/>
+          <w:sz w:val="18"/>
+        </w:rPr>
+        <w:t>subscription_expiry_schedule.dart</w:t>
+      </w:r>
+      <w:r>
+        <w:rPr>
+          <w:rFonts w:ascii="Aptos" w:hAnsi="Aptos" w:eastAsia="Microsoft JhengHei"/>
+        </w:rPr>
+        <w:t xml:space="preserve"> 的畫面預告與資料庫清理規則必須一致：部分權益到期只降低累加額度；全部權益到期才套用唯讀或免費回退。</w:t>
       </w:r>
     </w:p>
     <w:p>
@@ -1496,1606 +3367,69 @@
         <w:pStyle w:val="Heading1"/>
       </w:pPr>
       <w:r>
-        <w:t>角色與模組授權</w:t>
-      </w:r>
-    </w:p>
-    <w:p>
-      <w:r>
-        <w:rPr>
-          <w:rFonts w:ascii="Microsoft JhengHei" w:hAnsi="Microsoft JhengHei" w:eastAsia="Microsoft JhengHei"/>
-        </w:rPr>
-        <w:t>ControllerPageMain 以 basePages、vendorPages 與 grantablePageKeys 建立可見頁面。一般帳號預設頁面為 home、personalEvent、recommendEvent、recommendPlaces、memoryTrace 與 accountRecords；pointsRecord、game、ai、stock、businessPlan 及 feedbackAdmin 由 user_module 啟用。管理員可使用全部授權頁面；合作廠商僅顯示工作台、活動與景點。</w:t>
+        <w:t>12. 目前技術限制與後續工作</w:t>
       </w:r>
     </w:p>
     <w:p>
       <w:pPr>
         <w:pStyle w:val="ListBullet"/>
-        <w:spacing w:after="60"/>
       </w:pPr>
       <w:r>
         <w:rPr>
-          <w:rFonts w:ascii="Microsoft JhengHei" w:hAnsi="Microsoft JhengHei" w:eastAsia="Microsoft JhengHei"/>
+          <w:rFonts w:ascii="Aptos" w:hAnsi="Aptos" w:eastAsia="Microsoft JhengHei"/>
         </w:rPr>
-        <w:t>ServiceModule 讀取 user_module，條件為 enabled 等於 true，且 stop_at 為空或晚於目前時間。</w:t>
+        <w:t>正式 App 內付款及收據驗證尚未完成。</w:t>
       </w:r>
     </w:p>
     <w:p>
       <w:pPr>
         <w:pStyle w:val="ListBullet"/>
-        <w:spacing w:after="60"/>
       </w:pPr>
       <w:r>
         <w:rPr>
-          <w:rFonts w:ascii="Microsoft JhengHei" w:hAnsi="Microsoft JhengHei" w:eastAsia="Microsoft JhengHei"/>
+          <w:rFonts w:ascii="Aptos" w:hAnsi="Aptos" w:eastAsia="Microsoft JhengHei"/>
         </w:rPr>
-        <w:t>管理員透過 admin_get_user_modules 與 admin_set_user_modules 查詢及更新授權。RPC 必須先驗證管理員身分與目標帳號存在。</w:t>
+        <w:t>推薦活動、景點與回憶資料量持續增加後，需全面改為伺服器分頁及條件查詢。</w:t>
       </w:r>
     </w:p>
     <w:p>
       <w:pPr>
         <w:pStyle w:val="ListBullet"/>
-        <w:spacing w:after="60"/>
       </w:pPr>
       <w:r>
         <w:rPr>
-          <w:rFonts w:ascii="Microsoft JhengHei" w:hAnsi="Microsoft JhengHei" w:eastAsia="Microsoft JhengHei"/>
+          <w:rFonts w:ascii="Aptos" w:hAnsi="Aptos" w:eastAsia="Microsoft JhengHei"/>
         </w:rPr>
-        <w:t>UI 隱藏不是安全邊界。資料表 RLS、RPC 及 FastAPI 路由仍須獨立檢查 JWT、角色與資料擁有者。</w:t>
-      </w:r>
-    </w:p>
-    <w:p>
-      <w:pPr>
-        <w:pStyle w:val="Heading1"/>
-      </w:pPr>
-      <w:r>
-        <w:t>本機與雲端資料</w:t>
-      </w:r>
-    </w:p>
-    <w:p>
-      <w:pPr>
-        <w:pStyle w:val="Heading2"/>
-      </w:pPr>
-      <w:r>
-        <w:t>本機資料庫</w:t>
-      </w:r>
-    </w:p>
-    <w:p>
-      <w:r>
-        <w:rPr>
-          <w:rFonts w:ascii="Microsoft JhengHei" w:hAnsi="Microsoft JhengHei" w:eastAsia="Microsoft JhengHei"/>
-        </w:rPr>
-        <w:t>Web 使用 sembast_web 與 IndexedDB，其他平台使用 Sembast 檔案。LocalDataStore 以帳號及資源隔離資料，任何掃描、計數及匯入都要避免跨帳號。Web 的 BroadcastChannel 或 IndexedDB 物件不可依賴不相容的 JS 型別轉換；跨分頁同步應使用 AuthSessionSync 的平台實作。</w:t>
-      </w:r>
-    </w:p>
-    <w:p>
-      <w:pPr>
-        <w:pStyle w:val="Heading2"/>
-      </w:pPr>
-      <w:r>
-        <w:t>搬移交易</w:t>
+        <w:t>本機大量資料目前仍需逐資源掃描，後續可增加索引與分頁。</w:t>
       </w:r>
     </w:p>
     <w:p>
       <w:pPr>
         <w:pStyle w:val="ListBullet"/>
-        <w:spacing w:after="60"/>
       </w:pPr>
       <w:r>
         <w:rPr>
-          <w:rFonts w:ascii="Microsoft JhengHei" w:hAnsi="Microsoft JhengHei" w:eastAsia="Microsoft JhengHei"/>
+          <w:rFonts w:ascii="Aptos" w:hAnsi="Aptos" w:eastAsia="Microsoft JhengHei"/>
         </w:rPr>
-        <w:t>雲端轉本機：呼叫 export_my_cloud_data_for_local，驗證與寫入本機後，再把實際成功寫入的識別資料傳給 delete_cloud_records_after_local_copy。</w:t>
+        <w:t>外部活動網站 DOM 可能變更，來源解析器需要監控與 fixture 測試。</w:t>
       </w:r>
     </w:p>
     <w:p>
       <w:pPr>
         <w:pStyle w:val="ListBullet"/>
-        <w:spacing w:after="60"/>
       </w:pPr>
       <w:r>
         <w:rPr>
-          <w:rFonts w:ascii="Microsoft JhengHei" w:hAnsi="Microsoft JhengHei" w:eastAsia="Microsoft JhengHei"/>
+          <w:rFonts w:ascii="Aptos" w:hAnsi="Aptos" w:eastAsia="Microsoft JhengHei"/>
         </w:rPr>
-        <w:t>本機轉雲端：先取得方案與額度，計算全部資源數量；任何一類超額時停止整批作業。上傳完成後才清除本機來源。</w:t>
+        <w:t>免費無活動帳號自動清理涉及跨表刪除，正式排程前需在 staging 驗證 FK、稽核紀錄與可恢復流程。</w:t>
       </w:r>
     </w:p>
-    <w:p>
-      <w:pPr>
-        <w:pStyle w:val="ListBullet"/>
-        <w:spacing w:after="60"/>
-      </w:pPr>
-      <w:r>
-        <w:rPr>
-          <w:rFonts w:ascii="Microsoft JhengHei" w:hAnsi="Microsoft JhengHei" w:eastAsia="Microsoft JhengHei"/>
-        </w:rPr>
-        <w:t>restore_local_personal_records_admin 只供允許的管理流程使用，不能把 service role 放入 Flutter。</w:t>
-      </w:r>
-    </w:p>
-    <w:p>
-      <w:pPr>
-        <w:pStyle w:val="ListBullet"/>
-        <w:spacing w:after="60"/>
-      </w:pPr>
-      <w:r>
-        <w:rPr>
-          <w:rFonts w:ascii="Microsoft JhengHei" w:hAnsi="Microsoft JhengHei" w:eastAsia="Microsoft JhengHei"/>
-        </w:rPr>
-        <w:t>切換時要刷新首頁、帳戶、積分、行事曆、回憶、推薦內容、額度與設定狀態。</w:t>
-      </w:r>
-    </w:p>
-    <w:p>
-      <w:pPr>
-        <w:pStyle w:val="Heading1"/>
-      </w:pPr>
-      <w:r>
-        <w:t>Supabase 安全與資料庫規則</w:t>
-      </w:r>
-    </w:p>
-    <w:p>
-      <w:pPr>
-        <w:pStyle w:val="ListBullet"/>
-        <w:spacing w:after="60"/>
-      </w:pPr>
-      <w:r>
-        <w:rPr>
-          <w:rFonts w:ascii="Microsoft JhengHei" w:hAnsi="Microsoft JhengHei" w:eastAsia="Microsoft JhengHei"/>
-        </w:rPr>
-        <w:t>life_pilot_user_email 從 JWT email 取得正規化帳號；life_pilot_is_admin 只讀 app_metadata role。</w:t>
-      </w:r>
-    </w:p>
-    <w:p>
-      <w:pPr>
-        <w:pStyle w:val="ListBullet"/>
-        <w:spacing w:after="60"/>
-      </w:pPr>
-      <w:r>
-        <w:rPr>
-          <w:rFonts w:ascii="Microsoft JhengHei" w:hAnsi="Microsoft JhengHei" w:eastAsia="Microsoft JhengHei"/>
-        </w:rPr>
-        <w:t>唯一管理員規則由 Supabase app_metadata 維護。移除其他帳號的 admin 權限時，不可只改 user_metadata。</w:t>
-      </w:r>
-    </w:p>
-    <w:p>
-      <w:pPr>
-        <w:pStyle w:val="ListBullet"/>
-        <w:spacing w:after="60"/>
-      </w:pPr>
-      <w:r>
-        <w:rPr>
-          <w:rFonts w:ascii="Microsoft JhengHei" w:hAnsi="Microsoft JhengHei" w:eastAsia="Microsoft JhengHei"/>
-        </w:rPr>
-        <w:t>資料表開啟 RLS，authenticated 僅取得必要的 SELECT、INSERT、UPDATE、DELETE；anon 不應擁有個人資料表權限。</w:t>
-      </w:r>
-    </w:p>
-    <w:p>
-      <w:pPr>
-        <w:pStyle w:val="ListBullet"/>
-        <w:spacing w:after="60"/>
-      </w:pPr>
-      <w:r>
-        <w:rPr>
-          <w:rFonts w:ascii="Microsoft JhengHei" w:hAnsi="Microsoft JhengHei" w:eastAsia="Microsoft JhengHei"/>
-        </w:rPr>
-        <w:t>SECURITY DEFINER RPC 必須設定 search_path 為空字串或明確 schema，內部物件使用完整 public 前綴，並撤銷不需要角色的 EXECUTE。</w:t>
-      </w:r>
-    </w:p>
-    <w:p>
-      <w:pPr>
-        <w:pStyle w:val="ListBullet"/>
-        <w:spacing w:after="60"/>
-      </w:pPr>
-      <w:r>
-        <w:rPr>
-          <w:rFonts w:ascii="Microsoft JhengHei" w:hAnsi="Microsoft JhengHei" w:eastAsia="Microsoft JhengHei"/>
-        </w:rPr>
-        <w:t>Flutter 不包含 service role。管理員密碼重設與後台清理由 FastAPI 或受控 RPC 執行。</w:t>
-      </w:r>
-    </w:p>
-    <w:p>
-      <w:pPr>
-        <w:pStyle w:val="Heading1"/>
-      </w:pPr>
-      <w:r>
-        <w:t>主要資料流程</w:t>
-      </w:r>
-    </w:p>
-    <w:p>
-      <w:pPr>
-        <w:pStyle w:val="Heading2"/>
-      </w:pPr>
-      <w:r>
-        <w:t>行事曆與快取</w:t>
-      </w:r>
-    </w:p>
-    <w:p>
-      <w:r>
-        <w:rPr>
-          <w:rFonts w:ascii="Microsoft JhengHei" w:hAnsi="Microsoft JhengHei" w:eastAsia="Microsoft JhengHei"/>
-        </w:rPr>
-        <w:t>ControllerCalendar 依可見月份載入自有與已分享事件。ModelCalendarCache 以帳號與月份快取；新增、編輯、刪除、完成、推薦內容加入行事曆時，必須失效受影響月份。跨月事件或月曆第一列與最後一列可見的相鄰月份也要失效。首頁 CalendarService 與行事曆快取需同步更新。</w:t>
-      </w:r>
-    </w:p>
-    <w:p>
-      <w:pPr>
-        <w:pStyle w:val="Heading2"/>
-      </w:pPr>
-      <w:r>
-        <w:t>通知</w:t>
-      </w:r>
-    </w:p>
-    <w:p>
-      <w:r>
-        <w:rPr>
-          <w:rFonts w:ascii="Microsoft JhengHei" w:hAnsi="Microsoft JhengHei" w:eastAsia="Microsoft JhengHei"/>
-        </w:rPr>
-        <w:t>ServiceReminder 只為未完成且仍在有效提醒時間的事件建立排程。日期時間修改後先取消舊通知再重建。雲端 RPC 回傳 is_completed，讓手機同步時直接取消其他裝置已完成事件的提醒，避免額外查詢。</w:t>
-      </w:r>
-    </w:p>
-    <w:p>
-      <w:pPr>
-        <w:pStyle w:val="Heading2"/>
-      </w:pPr>
-      <w:r>
-        <w:t>共用行事曆</w:t>
-      </w:r>
-    </w:p>
-    <w:p>
-      <w:r>
-        <w:rPr>
-          <w:rFonts w:ascii="Microsoft JhengHei" w:hAnsi="Microsoft JhengHei" w:eastAsia="Microsoft JhengHei"/>
-        </w:rPr>
-        <w:t>calendar_share_invitations 儲存分享者、受邀者及狀態，calendar_share_events 保存選定事件。RLS 允許分享者與受邀者讀取邀請，受邀者只讀已接受且被選定的事件。拒絕、停止查看及停止分享必須移除或轉為非有效狀態，額度計算只包含 pending 與 accepted。</w:t>
-      </w:r>
-    </w:p>
-    <w:p>
-      <w:pPr>
-        <w:pStyle w:val="Heading2"/>
-      </w:pPr>
-      <w:r>
-        <w:t>推薦活動與景點</w:t>
-      </w:r>
-    </w:p>
-    <w:p>
-      <w:pPr>
-        <w:pStyle w:val="ListBullet"/>
-        <w:spacing w:after="60"/>
-      </w:pPr>
-      <w:r>
-        <w:rPr>
-          <w:rFonts w:ascii="Microsoft JhengHei" w:hAnsi="Microsoft JhengHei" w:eastAsia="Microsoft JhengHei"/>
-        </w:rPr>
-        <w:t>EventRefreshPolicy 控制每日更新標記、管理員資格與失敗重試；自動更新失敗時不寫成功標記。</w:t>
-      </w:r>
-    </w:p>
-    <w:p>
-      <w:pPr>
-        <w:pStyle w:val="ListBullet"/>
-        <w:spacing w:after="60"/>
-      </w:pPr>
-      <w:r>
-        <w:rPr>
-          <w:rFonts w:ascii="Microsoft JhengHei" w:hAnsi="Microsoft JhengHei" w:eastAsia="Microsoft JhengHei"/>
-        </w:rPr>
-        <w:t>EventDeduplicationKey 規則：新資料沒有時間時，以名稱、日期、城市及地點判定；有時間時再加入時間。不得再用 master_url 作必要條件。</w:t>
-      </w:r>
-    </w:p>
-    <w:p>
-      <w:pPr>
-        <w:pStyle w:val="ListBullet"/>
-        <w:spacing w:after="60"/>
-      </w:pPr>
-      <w:r>
-        <w:rPr>
-          <w:rFonts w:ascii="Microsoft JhengHei" w:hAnsi="Microsoft JhengHei" w:eastAsia="Microsoft JhengHei"/>
-        </w:rPr>
-        <w:t>EventImportValidator 僅在結束日期加一天後仍早於開始日期時拒絕，允許同日與合理跨日資料。</w:t>
-      </w:r>
-    </w:p>
-    <w:p>
-      <w:pPr>
-        <w:pStyle w:val="ListBullet"/>
-        <w:spacing w:after="60"/>
-      </w:pPr>
-      <w:r>
-        <w:rPr>
-          <w:rFonts w:ascii="Microsoft JhengHei" w:hAnsi="Microsoft JhengHei" w:eastAsia="Microsoft JhengHei"/>
-        </w:rPr>
-        <w:t>推薦活動排序依喜歡狀態、max startDate today、startTime、coalesce endDate startDate、country、city、location。Supabase RPC 與 Flutter fallback 必須一致。</w:t>
-      </w:r>
-    </w:p>
-    <w:p>
-      <w:pPr>
-        <w:pStyle w:val="ListBullet"/>
-        <w:spacing w:after="60"/>
-      </w:pPr>
-      <w:r>
-        <w:rPr>
-          <w:rFonts w:ascii="Microsoft JhengHei" w:hAnsi="Microsoft JhengHei" w:eastAsia="Microsoft JhengHei"/>
-        </w:rPr>
-        <w:t>推薦內容加入行事曆一律建立單日事件。RecommendationCalendarActions 集中處理日期時間、重複檢查、保存及快取失效；首頁與列表不得各自複製規則。</w:t>
-      </w:r>
-    </w:p>
-    <w:p>
-      <w:pPr>
-        <w:pStyle w:val="ListBullet"/>
-        <w:spacing w:after="60"/>
-      </w:pPr>
-      <w:r>
-        <w:rPr>
-          <w:rFonts w:ascii="Microsoft JhengHei" w:hAnsi="Microsoft JhengHei" w:eastAsia="Microsoft JhengHei"/>
-        </w:rPr>
-        <w:t>increment_event_counter 應同時支援 recommended_events 與 recommended_attractions，並寫入 recommended_events_stat；只能更新已公開、本人或管理員可見資料。</w:t>
-      </w:r>
-    </w:p>
-    <w:p>
-      <w:pPr>
-        <w:pStyle w:val="Heading2"/>
-      </w:pPr>
-      <w:r>
-        <w:t>記帳與積分</w:t>
-      </w:r>
-    </w:p>
-    <w:p>
-      <w:pPr>
-        <w:pStyle w:val="ListBullet"/>
-        <w:spacing w:after="60"/>
-      </w:pPr>
-      <w:r>
-        <w:rPr>
-          <w:rFonts w:ascii="Microsoft JhengHei" w:hAnsi="Microsoft JhengHei" w:eastAsia="Microsoft JhengHei"/>
-        </w:rPr>
-        <w:t>value 與 balance 使用 PostgreSQL numeric，Flutter 以 num 或 decimal 字串處理，輸入最多四位小數。不可再轉成 bigint。</w:t>
-      </w:r>
-    </w:p>
-    <w:p>
-      <w:pPr>
-        <w:pStyle w:val="ListBullet"/>
-        <w:spacing w:after="60"/>
-      </w:pPr>
-      <w:r>
-        <w:rPr>
-          <w:rFonts w:ascii="Microsoft JhengHei" w:hAnsi="Microsoft JhengHei" w:eastAsia="Microsoft JhengHei"/>
-        </w:rPr>
-        <w:t>accounting_detail primary_category constraint 必須包含目前所有收入與支出分類，包括 salary 對應的薪資分類、育及 reserved。Flutter 傳值與資料庫 constraint 必須使用相同代碼。</w:t>
-      </w:r>
-    </w:p>
-    <w:p>
-      <w:pPr>
-        <w:pStyle w:val="ListBullet"/>
-        <w:spacing w:after="60"/>
-      </w:pPr>
-      <w:r>
-        <w:rPr>
-          <w:rFonts w:ascii="Microsoft JhengHei" w:hAnsi="Microsoft JhengHei" w:eastAsia="Microsoft JhengHei"/>
-        </w:rPr>
-        <w:t>fetch_today_accountings 與 fetch_today_point_records 以 date 排序，reserved 分類不受日期限制，不再使用描述含餘的文字條件。</w:t>
-      </w:r>
-    </w:p>
-    <w:p>
-      <w:pPr>
-        <w:pStyle w:val="ListBullet"/>
-        <w:spacing w:after="60"/>
-      </w:pPr>
-      <w:r>
-        <w:rPr>
-          <w:rFonts w:ascii="Microsoft JhengHei" w:hAnsi="Microsoft JhengHei" w:eastAsia="Microsoft JhengHei"/>
-        </w:rPr>
-        <w:t>刪除明細後要以交易或 RPC 更新帳戶餘額、今日小計與總計。首頁快速新增與詳細頁使用相同 Service。</w:t>
-      </w:r>
-    </w:p>
-    <w:p>
-      <w:pPr>
-        <w:pStyle w:val="ListBullet"/>
-        <w:spacing w:after="60"/>
-      </w:pPr>
-      <w:r>
-        <w:rPr>
-          <w:rFonts w:ascii="Microsoft JhengHei" w:hAnsi="Microsoft JhengHei" w:eastAsia="Microsoft JhengHei"/>
-        </w:rPr>
-        <w:t>本機與雲端的載入更多必須依儲存模式選擇資料源，並以 id 去重。</w:t>
-      </w:r>
-    </w:p>
-    <w:p>
-      <w:pPr>
-        <w:pStyle w:val="Heading2"/>
-      </w:pPr>
-      <w:r>
-        <w:t>方案與額度</w:t>
-      </w:r>
-    </w:p>
-    <w:p>
-      <w:r>
-        <w:rPr>
-          <w:rFonts w:ascii="Microsoft JhengHei" w:hAnsi="Microsoft JhengHei" w:eastAsia="Microsoft JhengHei"/>
-        </w:rPr>
-        <w:t>subscription_pricing_versions 與廠商方案版本是額度唯一來源。免費、付費及本機方案都不可在 Flutter 寫死。每筆訂閱保存對應版本、倍率、到期日及管理員覆寫；同名版本更新既有資料，不同名稱建立新版本，且只有無訂閱引用的版本可刪除。</w:t>
-      </w:r>
-    </w:p>
-    <w:p>
-      <w:pPr>
-        <w:pStyle w:val="ListBullet"/>
-        <w:spacing w:after="60"/>
-      </w:pPr>
-      <w:r>
-        <w:rPr>
-          <w:rFonts w:ascii="Microsoft JhengHei" w:hAnsi="Microsoft JhengHei" w:eastAsia="Microsoft JhengHei"/>
-        </w:rPr>
-        <w:t>get_my_subscription_status 回傳目前儲存模式適用方案、尚未到期權益、下次雲端版本及下次本機版本。</w:t>
-      </w:r>
-    </w:p>
-    <w:p>
-      <w:pPr>
-        <w:pStyle w:val="ListBullet"/>
-        <w:spacing w:after="60"/>
-      </w:pPr>
-      <w:r>
-        <w:rPr>
-          <w:rFonts w:ascii="Microsoft JhengHei" w:hAnsi="Microsoft JhengHei" w:eastAsia="Microsoft JhengHei"/>
-        </w:rPr>
-        <w:t>額度為 0 代表本機方案中的不限量時，UI 應顯示不限量，不可顯示 9223372036854775807。</w:t>
-      </w:r>
-    </w:p>
-    <w:p>
-      <w:pPr>
-        <w:pStyle w:val="ListBullet"/>
-        <w:spacing w:after="60"/>
-      </w:pPr>
-      <w:r>
-        <w:rPr>
-          <w:rFonts w:ascii="Microsoft JhengHei" w:hAnsi="Microsoft JhengHei" w:eastAsia="Microsoft JhengHei"/>
-        </w:rPr>
-        <w:t>管理員固定不限額；一般使用者與廠商仍依資料庫版本。推薦活動、推薦景點與圖片容量也必須使用版本欄位。</w:t>
-      </w:r>
-    </w:p>
-    <w:p>
-      <w:pPr>
-        <w:pStyle w:val="ListBullet"/>
-        <w:spacing w:after="60"/>
-      </w:pPr>
-      <w:r>
-        <w:rPr>
-          <w:rFonts w:ascii="Microsoft JhengHei" w:hAnsi="Microsoft JhengHei" w:eastAsia="Microsoft JhengHei"/>
-        </w:rPr>
-        <w:t>quota_free_periods 可有多筆且可修改刪除；新增時間落在任一有效區間時略過寫入額度限制，區間結束後查詢與後續新增仍按方案。</w:t>
-      </w:r>
-    </w:p>
-    <w:p>
-      <w:pPr>
-        <w:pStyle w:val="ListBullet"/>
-        <w:spacing w:after="60"/>
-      </w:pPr>
-      <w:r>
-        <w:rPr>
-          <w:rFonts w:ascii="Microsoft JhengHei" w:hAnsi="Microsoft JhengHei" w:eastAsia="Microsoft JhengHei"/>
-        </w:rPr>
-        <w:t>cleanup_expired_subscription_overages 每日執行，依當時免費額度保留最新資料與 reserved，刪除超額部分。清理必須寫 audit。</w:t>
-      </w:r>
-    </w:p>
-    <w:p>
-      <w:pPr>
-        <w:pStyle w:val="Heading1"/>
-      </w:pPr>
-      <w:r>
-        <w:t>遊戲</w:t>
-      </w:r>
-    </w:p>
-    <w:p>
-      <w:r>
-        <w:rPr>
-          <w:rFonts w:ascii="Microsoft JhengHei" w:hAnsi="Microsoft JhengHei" w:eastAsia="Microsoft JhengHei"/>
-        </w:rPr>
-        <w:t>ServiceGame 提供管理員題庫、我的題庫與本機題庫。GameQuestionBankVisibility 統一判斷是否可玩，不以題庫名稱顯示錯誤文字；需要分組的遊戲以可用題目合計至少三題為門檻。登入、模式切換與題庫異動後要清除列表快取。</w:t>
-      </w:r>
-    </w:p>
-    <w:p>
-      <w:pPr>
-        <w:pStyle w:val="ListBullet"/>
-        <w:spacing w:after="60"/>
-      </w:pPr>
-      <w:r>
-        <w:rPr>
-          <w:rFonts w:ascii="Microsoft JhengHei" w:hAnsi="Microsoft JhengHei" w:eastAsia="Microsoft JhengHei"/>
-        </w:rPr>
-        <w:t>題庫重複檢查同時套用本機與雲端。</w:t>
-      </w:r>
-    </w:p>
-    <w:p>
-      <w:pPr>
-        <w:pStyle w:val="ListBullet"/>
-        <w:spacing w:after="60"/>
-      </w:pPr>
-      <w:r>
-        <w:rPr>
-          <w:rFonts w:ascii="Microsoft JhengHei" w:hAnsi="Microsoft JhengHei" w:eastAsia="Microsoft JhengHei"/>
-        </w:rPr>
-        <w:t>本機模式禁止管理員題庫路徑，避免看得到選項卻無權讀取。</w:t>
-      </w:r>
-    </w:p>
-    <w:p>
-      <w:pPr>
-        <w:pStyle w:val="ListBullet"/>
-        <w:spacing w:after="60"/>
-      </w:pPr>
-      <w:r>
-        <w:rPr>
-          <w:rFonts w:ascii="Microsoft JhengHei" w:hAnsi="Microsoft JhengHei" w:eastAsia="Microsoft JhengHei"/>
-        </w:rPr>
-        <w:t>詳細答題歷史的雲端清理依免費 30 天及 Plus 一年；本機不執行此清理。</w:t>
-      </w:r>
-    </w:p>
-    <w:p>
-      <w:pPr>
-        <w:pStyle w:val="ListBullet"/>
-        <w:spacing w:after="60"/>
-      </w:pPr>
-      <w:r>
-        <w:rPr>
-          <w:rFonts w:ascii="Microsoft JhengHei" w:hAnsi="Microsoft JhengHei" w:eastAsia="Microsoft JhengHei"/>
-        </w:rPr>
-        <w:t>遊戲 Controller 離開頁面後須取消計時器、音訊、網路請求與 notifyListeners。</w:t>
-      </w:r>
-    </w:p>
-    <w:p>
-      <w:pPr>
-        <w:pStyle w:val="Heading1"/>
-      </w:pPr>
-      <w:r>
-        <w:t>資料匯出與帳號刪除</w:t>
-      </w:r>
-    </w:p>
-    <w:p>
-      <w:r>
-        <w:rPr>
-          <w:rFonts w:ascii="Microsoft JhengHei" w:hAnsi="Microsoft JhengHei" w:eastAsia="Microsoft JhengHei"/>
-        </w:rPr>
-        <w:t>ServicePersonalData 匯出只包含行事曆、回憶、記帳與積分。ServiceExportExcel 依 AppLocalizations 建立工作表與欄位，日期排序不套用 30 天查詢範圍。記帳與積分包含帳戶總表、完整明細、一級與次分類；數值以千分位輸出。</w:t>
-      </w:r>
-    </w:p>
-    <w:p>
-      <w:r>
-        <w:rPr>
-          <w:rFonts w:ascii="Microsoft JhengHei" w:hAnsi="Microsoft JhengHei" w:eastAsia="Microsoft JhengHei"/>
-        </w:rPr>
-        <w:t>帳號刪除採申請流程。使用者只能在雲端模式建立 pending 申請，亦可建立 cancel_pending。管理員確認後由受控後端刪除 auth user 與相依資料；用戶端訊息不可在申請時顯示已刪除完成。</w:t>
-      </w:r>
-    </w:p>
-    <w:p>
-      <w:pPr>
-        <w:pStyle w:val="Heading1"/>
-      </w:pPr>
-      <w:r>
-        <w:t>多國語系與響應式介面</w:t>
-      </w:r>
-    </w:p>
-    <w:p>
-      <w:pPr>
-        <w:pStyle w:val="ListBullet"/>
-        <w:spacing w:after="60"/>
-      </w:pPr>
-      <w:r>
-        <w:rPr>
-          <w:rFonts w:ascii="Microsoft JhengHei" w:hAnsi="Microsoft JhengHei" w:eastAsia="Microsoft JhengHei"/>
-        </w:rPr>
-        <w:t>來源檔為 lib l10n 下的 app_zh、app_en、app_ja、app_ko ARB，分類與鍵順序保持一致。修改後執行 flutter gen-l10n。</w:t>
-      </w:r>
-    </w:p>
-    <w:p>
-      <w:pPr>
-        <w:pStyle w:val="ListBullet"/>
-        <w:spacing w:after="60"/>
-      </w:pPr>
-      <w:r>
-        <w:rPr>
-          <w:rFonts w:ascii="Microsoft JhengHei" w:hAnsi="Microsoft JhengHei" w:eastAsia="Microsoft JhengHei"/>
-        </w:rPr>
-        <w:t>ARB 訊息與 metadata 的 placeholder 名稱及型別必須完全一致，不可存在只定義但未使用的 placeholder。</w:t>
-      </w:r>
-    </w:p>
-    <w:p>
-      <w:pPr>
-        <w:pStyle w:val="ListBullet"/>
-        <w:spacing w:after="60"/>
-      </w:pPr>
-      <w:r>
-        <w:rPr>
-          <w:rFonts w:ascii="Microsoft JhengHei" w:hAnsi="Microsoft JhengHei" w:eastAsia="Microsoft JhengHei"/>
-        </w:rPr>
-        <w:t>畫面文字不得直接寫入中文、簡體中文或英文；資料值的分類與方案標籤透過對應轉換顯示。</w:t>
-      </w:r>
-    </w:p>
-    <w:p>
-      <w:pPr>
-        <w:pStyle w:val="ListBullet"/>
-        <w:spacing w:after="60"/>
-      </w:pPr>
-      <w:r>
-        <w:rPr>
-          <w:rFonts w:ascii="Microsoft JhengHei" w:hAnsi="Microsoft JhengHei" w:eastAsia="Microsoft JhengHei"/>
-        </w:rPr>
-        <w:t>AppBar、按鈕列、卡片動作與選單需在窄手機、平板、Web 寬螢幕檢查。長標題完整顯示或提供 tooltip，操作按鈕不可因語系換行重疊。</w:t>
-      </w:r>
-    </w:p>
-    <w:p>
-      <w:pPr>
-        <w:pStyle w:val="Heading1"/>
-      </w:pPr>
-      <w:r>
-        <w:t>FastAPI 路由與部署</w:t>
-      </w:r>
-    </w:p>
-    <w:tbl>
-      <w:tblPr>
-        <w:tblW w:type="auto" w:w="0"/>
-        <w:jc w:val="center"/>
-        <w:tblLayout w:type="fixed"/>
-        <w:tblLook w:firstColumn="1" w:firstRow="1" w:lastColumn="0" w:lastRow="0" w:noHBand="0" w:noVBand="1" w:val="04A0"/>
-        <w:tblBorders>
-          <w:top w:val="single" w:sz="4" w:space="0" w:color="D9D9D9"/>
-          <w:left w:val="single" w:sz="4" w:space="0" w:color="D9D9D9"/>
-          <w:bottom w:val="single" w:sz="4" w:space="0" w:color="D9D9D9"/>
-          <w:right w:val="single" w:sz="4" w:space="0" w:color="D9D9D9"/>
-          <w:insideH w:val="single" w:sz="4" w:space="0" w:color="D9D9D9"/>
-          <w:insideV w:val="single" w:sz="4" w:space="0" w:color="D9D9D9"/>
-        </w:tblBorders>
-      </w:tblPr>
-      <w:tblGrid>
-        <w:gridCol w:w="4997"/>
-        <w:gridCol w:w="4997"/>
-      </w:tblGrid>
-      <w:tr>
-        <w:trPr>
-          <w:tblHeader w:val="true"/>
-          <w:cantSplit/>
-        </w:trPr>
-        <w:tc>
-          <w:tcPr>
-            <w:tcW w:type="dxa" w:w="1728"/>
-            <w:shd w:fill="1F4E78"/>
-            <w:tcMar>
-              <w:top w:w="115" w:type="dxa"/>
-              <w:left w:w="120" w:type="dxa"/>
-              <w:bottom w:w="115" w:type="dxa"/>
-              <w:right w:w="120" w:type="dxa"/>
-            </w:tcMar>
-            <w:vAlign w:val="center"/>
-          </w:tcPr>
-          <w:p>
-            <w:pPr>
-              <w:spacing w:after="0"/>
-              <w:jc w:val="center"/>
-            </w:pPr>
-            <w:r>
-              <w:rPr>
-                <w:rFonts w:ascii="Microsoft JhengHei" w:hAnsi="Microsoft JhengHei" w:eastAsia="Microsoft JhengHei"/>
-                <w:b/>
-                <w:color w:val="FFFFFF"/>
-                <w:sz w:val="19"/>
-              </w:rPr>
-              <w:t>領域</w:t>
-            </w:r>
-          </w:p>
-        </w:tc>
-        <w:tc>
-          <w:tcPr>
-            <w:tcW w:type="dxa" w:w="7488"/>
-            <w:shd w:fill="1F4E78"/>
-            <w:tcMar>
-              <w:top w:w="115" w:type="dxa"/>
-              <w:left w:w="120" w:type="dxa"/>
-              <w:bottom w:w="115" w:type="dxa"/>
-              <w:right w:w="120" w:type="dxa"/>
-            </w:tcMar>
-            <w:vAlign w:val="center"/>
-          </w:tcPr>
-          <w:p>
-            <w:pPr>
-              <w:spacing w:after="0"/>
-              <w:jc w:val="center"/>
-            </w:pPr>
-            <w:r>
-              <w:rPr>
-                <w:rFonts w:ascii="Microsoft JhengHei" w:hAnsi="Microsoft JhengHei" w:eastAsia="Microsoft JhengHei"/>
-                <w:b/>
-                <w:color w:val="FFFFFF"/>
-                <w:sz w:val="19"/>
-              </w:rPr>
-              <w:t>責任與檢查</w:t>
-            </w:r>
-          </w:p>
-        </w:tc>
-      </w:tr>
-      <w:tr>
-        <w:trPr>
-          <w:cantSplit/>
-        </w:trPr>
-        <w:tc>
-          <w:tcPr>
-            <w:tcW w:type="dxa" w:w="1728"/>
-            <w:tcMar>
-              <w:top w:w="100" w:type="dxa"/>
-              <w:left w:w="120" w:type="dxa"/>
-              <w:bottom w:w="100" w:type="dxa"/>
-              <w:right w:w="120" w:type="dxa"/>
-            </w:tcMar>
-            <w:vAlign w:val="center"/>
-          </w:tcPr>
-          <w:p>
-            <w:pPr>
-              <w:spacing w:after="0"/>
-              <w:jc w:val="left"/>
-            </w:pPr>
-            <w:r>
-              <w:rPr>
-                <w:rFonts w:ascii="Microsoft JhengHei" w:hAnsi="Microsoft JhengHei" w:eastAsia="Microsoft JhengHei"/>
-                <w:sz w:val="18"/>
-              </w:rPr>
-              <w:t>event</w:t>
-            </w:r>
-          </w:p>
-        </w:tc>
-        <w:tc>
-          <w:tcPr>
-            <w:tcW w:type="dxa" w:w="7488"/>
-            <w:tcMar>
-              <w:top w:w="100" w:type="dxa"/>
-              <w:left w:w="120" w:type="dxa"/>
-              <w:bottom w:w="100" w:type="dxa"/>
-              <w:right w:w="120" w:type="dxa"/>
-            </w:tcMar>
-            <w:vAlign w:val="center"/>
-          </w:tcPr>
-          <w:p>
-            <w:pPr>
-              <w:spacing w:after="0"/>
-              <w:jc w:val="left"/>
-            </w:pPr>
-            <w:r>
-              <w:rPr>
-                <w:rFonts w:ascii="Microsoft JhengHei" w:hAnsi="Microsoft JhengHei" w:eastAsia="Microsoft JhengHei"/>
-                <w:sz w:val="18"/>
-              </w:rPr>
-              <w:t>代理外部活動來源、傳遞使用者 JWT、限制管理員更新作業</w:t>
-            </w:r>
-          </w:p>
-        </w:tc>
-      </w:tr>
-      <w:tr>
-        <w:trPr>
-          <w:cantSplit/>
-        </w:trPr>
-        <w:tc>
-          <w:tcPr>
-            <w:tcW w:type="dxa" w:w="1728"/>
-            <w:shd w:fill="F4F6F7"/>
-            <w:tcMar>
-              <w:top w:w="100" w:type="dxa"/>
-              <w:left w:w="120" w:type="dxa"/>
-              <w:bottom w:w="100" w:type="dxa"/>
-              <w:right w:w="120" w:type="dxa"/>
-            </w:tcMar>
-            <w:vAlign w:val="center"/>
-          </w:tcPr>
-          <w:p>
-            <w:pPr>
-              <w:spacing w:after="0"/>
-              <w:jc w:val="left"/>
-            </w:pPr>
-            <w:r>
-              <w:rPr>
-                <w:rFonts w:ascii="Microsoft JhengHei" w:hAnsi="Microsoft JhengHei" w:eastAsia="Microsoft JhengHei"/>
-                <w:sz w:val="18"/>
-              </w:rPr>
-              <w:t>external</w:t>
-            </w:r>
-          </w:p>
-        </w:tc>
-        <w:tc>
-          <w:tcPr>
-            <w:tcW w:type="dxa" w:w="7488"/>
-            <w:shd w:fill="F4F6F7"/>
-            <w:tcMar>
-              <w:top w:w="100" w:type="dxa"/>
-              <w:left w:w="120" w:type="dxa"/>
-              <w:bottom w:w="100" w:type="dxa"/>
-              <w:right w:w="120" w:type="dxa"/>
-            </w:tcMar>
-            <w:vAlign w:val="center"/>
-          </w:tcPr>
-          <w:p>
-            <w:pPr>
-              <w:spacing w:after="0"/>
-              <w:jc w:val="left"/>
-            </w:pPr>
-            <w:r>
-              <w:rPr>
-                <w:rFonts w:ascii="Microsoft JhengHei" w:hAnsi="Microsoft JhengHei" w:eastAsia="Microsoft JhengHei"/>
-                <w:sz w:val="18"/>
-              </w:rPr>
-              <w:t>天氣、假日、地理編碼與快取；地圖專用座標寫入 map_lat 與 map_lng</w:t>
-            </w:r>
-          </w:p>
-        </w:tc>
-      </w:tr>
-      <w:tr>
-        <w:trPr>
-          <w:cantSplit/>
-        </w:trPr>
-        <w:tc>
-          <w:tcPr>
-            <w:tcW w:type="dxa" w:w="1728"/>
-            <w:tcMar>
-              <w:top w:w="100" w:type="dxa"/>
-              <w:left w:w="120" w:type="dxa"/>
-              <w:bottom w:w="100" w:type="dxa"/>
-              <w:right w:w="120" w:type="dxa"/>
-            </w:tcMar>
-            <w:vAlign w:val="center"/>
-          </w:tcPr>
-          <w:p>
-            <w:pPr>
-              <w:spacing w:after="0"/>
-              <w:jc w:val="left"/>
-            </w:pPr>
-            <w:r>
-              <w:rPr>
-                <w:rFonts w:ascii="Microsoft JhengHei" w:hAnsi="Microsoft JhengHei" w:eastAsia="Microsoft JhengHei"/>
-                <w:sz w:val="18"/>
-              </w:rPr>
-              <w:t>stock</w:t>
-            </w:r>
-          </w:p>
-        </w:tc>
-        <w:tc>
-          <w:tcPr>
-            <w:tcW w:type="dxa" w:w="7488"/>
-            <w:tcMar>
-              <w:top w:w="100" w:type="dxa"/>
-              <w:left w:w="120" w:type="dxa"/>
-              <w:bottom w:w="100" w:type="dxa"/>
-              <w:right w:w="120" w:type="dxa"/>
-            </w:tcMar>
-            <w:vAlign w:val="center"/>
-          </w:tcPr>
-          <w:p>
-            <w:pPr>
-              <w:spacing w:after="0"/>
-              <w:jc w:val="left"/>
-            </w:pPr>
-            <w:r>
-              <w:rPr>
-                <w:rFonts w:ascii="Microsoft JhengHei" w:hAnsi="Microsoft JhengHei" w:eastAsia="Microsoft JhengHei"/>
-                <w:sz w:val="18"/>
-              </w:rPr>
-              <w:t>驗證管理員 JWT；私人 Mac API 不可用時由 Flutter 回退 Supabase 已有資料</w:t>
-            </w:r>
-          </w:p>
-        </w:tc>
-      </w:tr>
-      <w:tr>
-        <w:trPr>
-          <w:cantSplit/>
-        </w:trPr>
-        <w:tc>
-          <w:tcPr>
-            <w:tcW w:type="dxa" w:w="1728"/>
-            <w:shd w:fill="F4F6F7"/>
-            <w:tcMar>
-              <w:top w:w="100" w:type="dxa"/>
-              <w:left w:w="120" w:type="dxa"/>
-              <w:bottom w:w="100" w:type="dxa"/>
-              <w:right w:w="120" w:type="dxa"/>
-            </w:tcMar>
-            <w:vAlign w:val="center"/>
-          </w:tcPr>
-          <w:p>
-            <w:pPr>
-              <w:spacing w:after="0"/>
-              <w:jc w:val="left"/>
-            </w:pPr>
-            <w:r>
-              <w:rPr>
-                <w:rFonts w:ascii="Microsoft JhengHei" w:hAnsi="Microsoft JhengHei" w:eastAsia="Microsoft JhengHei"/>
-                <w:sz w:val="18"/>
-              </w:rPr>
-              <w:t>account</w:t>
-            </w:r>
-          </w:p>
-        </w:tc>
-        <w:tc>
-          <w:tcPr>
-            <w:tcW w:type="dxa" w:w="7488"/>
-            <w:shd w:fill="F4F6F7"/>
-            <w:tcMar>
-              <w:top w:w="100" w:type="dxa"/>
-              <w:left w:w="120" w:type="dxa"/>
-              <w:bottom w:w="100" w:type="dxa"/>
-              <w:right w:w="120" w:type="dxa"/>
-            </w:tcMar>
-            <w:vAlign w:val="center"/>
-          </w:tcPr>
-          <w:p>
-            <w:pPr>
-              <w:spacing w:after="0"/>
-              <w:jc w:val="left"/>
-            </w:pPr>
-            <w:r>
-              <w:rPr>
-                <w:rFonts w:ascii="Microsoft JhengHei" w:hAnsi="Microsoft JhengHei" w:eastAsia="Microsoft JhengHei"/>
-                <w:sz w:val="18"/>
-              </w:rPr>
-              <w:t>使用 service role 查找 Auth 使用者並設定臨時密碼；不得回傳 service role</w:t>
-            </w:r>
-          </w:p>
-        </w:tc>
-      </w:tr>
-    </w:tbl>
-    <w:p>
-      <w:pPr>
-        <w:spacing w:after="0"/>
-      </w:pPr>
-    </w:p>
-    <w:p>
-      <w:pPr>
-        <w:pStyle w:val="ListBullet"/>
-        <w:spacing w:after="60"/>
-      </w:pPr>
-      <w:r>
-        <w:rPr>
-          <w:rFonts w:ascii="Microsoft JhengHei" w:hAnsi="Microsoft JhengHei" w:eastAsia="Microsoft JhengHei"/>
-        </w:rPr>
-        <w:t>Render 設定 Root Directory 或啟動工作目錄為 python_ai_service，Build 安裝 requirements，Start 執行 uvicorn。</w:t>
-      </w:r>
-    </w:p>
-    <w:p>
-      <w:pPr>
-        <w:pStyle w:val="ListBullet"/>
-        <w:spacing w:after="60"/>
-      </w:pPr>
-      <w:r>
-        <w:rPr>
-          <w:rFonts w:ascii="Microsoft JhengHei" w:hAnsi="Microsoft JhengHei" w:eastAsia="Microsoft JhengHei"/>
-        </w:rPr>
-        <w:t>CORS_ALLOWED_ORIGINS 明確列出正式 Web 網域與允許的開發來源，不要在正式環境使用任意來源。</w:t>
-      </w:r>
-    </w:p>
-    <w:p>
-      <w:pPr>
-        <w:pStyle w:val="ListBullet"/>
-        <w:spacing w:after="60"/>
-      </w:pPr>
-      <w:r>
-        <w:rPr>
-          <w:rFonts w:ascii="Microsoft JhengHei" w:hAnsi="Microsoft JhengHei" w:eastAsia="Microsoft JhengHei"/>
-        </w:rPr>
-        <w:t>健康檢查使用 health 路由。啟動失敗先檢查環境變數、psycopg、DB_URL 與埠號綁定。</w:t>
-      </w:r>
-    </w:p>
-    <w:p>
-      <w:pPr>
-        <w:pStyle w:val="ListBullet"/>
-        <w:spacing w:after="60"/>
-      </w:pPr>
-      <w:r>
-        <w:rPr>
-          <w:rFonts w:ascii="Microsoft JhengHei" w:hAnsi="Microsoft JhengHei" w:eastAsia="Microsoft JhengHei"/>
-        </w:rPr>
-        <w:t>service role 僅存在 Render Secret。任何 Log 都不得輸出 token、資料庫密碼或臨時密碼。</w:t>
-      </w:r>
-    </w:p>
-    <w:p>
-      <w:pPr>
-        <w:pStyle w:val="Heading1"/>
-      </w:pPr>
-      <w:r>
-        <w:t>發行與簽章</w:t>
-      </w:r>
-    </w:p>
-    <w:p>
-      <w:pPr>
-        <w:pStyle w:val="ListBullet"/>
-        <w:spacing w:after="60"/>
-      </w:pPr>
-      <w:r>
-        <w:rPr>
-          <w:rFonts w:ascii="Microsoft JhengHei" w:hAnsi="Microsoft JhengHei" w:eastAsia="Microsoft JhengHei"/>
-        </w:rPr>
-        <w:t>Android 與 iOS application identifier 為 com.minavi.life_pilot。</w:t>
-      </w:r>
-    </w:p>
-    <w:p>
-      <w:pPr>
-        <w:pStyle w:val="ListBullet"/>
-        <w:spacing w:after="60"/>
-      </w:pPr>
-      <w:r>
-        <w:rPr>
-          <w:rFonts w:ascii="Microsoft JhengHei" w:hAnsi="Microsoft JhengHei" w:eastAsia="Microsoft JhengHei"/>
-        </w:rPr>
-        <w:t>Android 使用 upload-keystore.jks 與 android key.properties，兩者不進 Git。用 flutter build appbundle --release 建立 AAB。</w:t>
-      </w:r>
-    </w:p>
-    <w:p>
-      <w:pPr>
-        <w:pStyle w:val="ListBullet"/>
-        <w:spacing w:after="60"/>
-      </w:pPr>
-      <w:r>
-        <w:rPr>
-          <w:rFonts w:ascii="Microsoft JhengHei" w:hAnsi="Microsoft JhengHei" w:eastAsia="Microsoft JhengHei"/>
-        </w:rPr>
-        <w:t>iOS 在 Mac 的 Runner.xcworkspace 選擇 Apple Developer Team，確認 Bundle Identifier，再用 Product Archive。</w:t>
-      </w:r>
-    </w:p>
-    <w:p>
-      <w:pPr>
-        <w:pStyle w:val="ListBullet"/>
-        <w:spacing w:after="60"/>
-      </w:pPr>
-      <w:r>
-        <w:rPr>
-          <w:rFonts w:ascii="Microsoft JhengHei" w:hAnsi="Microsoft JhengHei" w:eastAsia="Microsoft JhengHei"/>
-        </w:rPr>
-        <w:t>正式訂閱付款尚需 Google Play 與 App Store 商品、收據驗證及恢復購買流程。不得只依用戶端 callback 開放 Plus。</w:t>
-      </w:r>
-    </w:p>
-    <w:p>
-      <w:pPr>
-        <w:pStyle w:val="Heading1"/>
-      </w:pPr>
-      <w:r>
-        <w:t>測試與維護檢查</w:t>
-      </w:r>
-    </w:p>
-    <w:p>
-      <w:pPr>
-        <w:pStyle w:val="ListBullet"/>
-        <w:spacing w:after="60"/>
-      </w:pPr>
-      <w:r>
-        <w:rPr>
-          <w:rFonts w:ascii="Microsoft JhengHei" w:hAnsi="Microsoft JhengHei" w:eastAsia="Microsoft JhengHei"/>
-        </w:rPr>
-        <w:t>每次提交前執行格式化、analyze、Flutter tests 與 FastAPI unittest。</w:t>
-      </w:r>
-    </w:p>
-    <w:p>
-      <w:pPr>
-        <w:pStyle w:val="ListBullet"/>
-        <w:spacing w:after="60"/>
-      </w:pPr>
-      <w:r>
-        <w:rPr>
-          <w:rFonts w:ascii="Microsoft JhengHei" w:hAnsi="Microsoft JhengHei" w:eastAsia="Microsoft JhengHei"/>
-        </w:rPr>
-        <w:t>涉及 SQL 時，在測試專案先執行 migration；核對函式簽章、回傳欄位、EXECUTE 權限、RLS 與資料 constraint。</w:t>
-      </w:r>
-    </w:p>
-    <w:p>
-      <w:pPr>
-        <w:pStyle w:val="ListBullet"/>
-        <w:spacing w:after="60"/>
-      </w:pPr>
-      <w:r>
-        <w:rPr>
-          <w:rFonts w:ascii="Microsoft JhengHei" w:hAnsi="Microsoft JhengHei" w:eastAsia="Microsoft JhengHei"/>
-        </w:rPr>
-        <w:t>涉及帳號時測試 A 登出後 B 登入、同帳號重新登入、Web 兩分頁切換、Session 到期及 Recovery URL。</w:t>
-      </w:r>
-    </w:p>
-    <w:p>
-      <w:pPr>
-        <w:pStyle w:val="ListBullet"/>
-        <w:spacing w:after="60"/>
-      </w:pPr>
-      <w:r>
-        <w:rPr>
-          <w:rFonts w:ascii="Microsoft JhengHei" w:hAnsi="Microsoft JhengHei" w:eastAsia="Microsoft JhengHei"/>
-        </w:rPr>
-        <w:t>涉及資料時同時測本機、雲端、搬移、額度滿、到期唯讀、管理員無限額及清除後即時刷新。</w:t>
-      </w:r>
-    </w:p>
-    <w:p>
-      <w:pPr>
-        <w:pStyle w:val="ListBullet"/>
-        <w:spacing w:after="60"/>
-      </w:pPr>
-      <w:r>
-        <w:rPr>
-          <w:rFonts w:ascii="Microsoft JhengHei" w:hAnsi="Microsoft JhengHei" w:eastAsia="Microsoft JhengHei"/>
-        </w:rPr>
-        <w:t>涉及畫面時至少測 360 寬手機、橫向平板、Web 1280 寬及四種語系。</w:t>
-      </w:r>
-    </w:p>
-    <w:p>
-      <w:pPr>
-        <w:pStyle w:val="Heading1"/>
-      </w:pPr>
-      <w:r>
-        <w:t>故障處理</w:t>
-      </w:r>
-    </w:p>
-    <w:tbl>
-      <w:tblPr>
-        <w:tblW w:type="auto" w:w="0"/>
-        <w:jc w:val="center"/>
-        <w:tblLayout w:type="fixed"/>
-        <w:tblLook w:firstColumn="1" w:firstRow="1" w:lastColumn="0" w:lastRow="0" w:noHBand="0" w:noVBand="1" w:val="04A0"/>
-        <w:tblBorders>
-          <w:top w:val="single" w:sz="4" w:space="0" w:color="D9D9D9"/>
-          <w:left w:val="single" w:sz="4" w:space="0" w:color="D9D9D9"/>
-          <w:bottom w:val="single" w:sz="4" w:space="0" w:color="D9D9D9"/>
-          <w:right w:val="single" w:sz="4" w:space="0" w:color="D9D9D9"/>
-          <w:insideH w:val="single" w:sz="4" w:space="0" w:color="D9D9D9"/>
-          <w:insideV w:val="single" w:sz="4" w:space="0" w:color="D9D9D9"/>
-        </w:tblBorders>
-      </w:tblPr>
-      <w:tblGrid>
-        <w:gridCol w:w="4997"/>
-        <w:gridCol w:w="4997"/>
-      </w:tblGrid>
-      <w:tr>
-        <w:trPr>
-          <w:tblHeader w:val="true"/>
-          <w:cantSplit/>
-        </w:trPr>
-        <w:tc>
-          <w:tcPr>
-            <w:tcW w:type="dxa" w:w="3096"/>
-            <w:shd w:fill="1F4E78"/>
-            <w:tcMar>
-              <w:top w:w="115" w:type="dxa"/>
-              <w:left w:w="120" w:type="dxa"/>
-              <w:bottom w:w="115" w:type="dxa"/>
-              <w:right w:w="120" w:type="dxa"/>
-            </w:tcMar>
-            <w:vAlign w:val="center"/>
-          </w:tcPr>
-          <w:p>
-            <w:pPr>
-              <w:spacing w:after="0"/>
-              <w:jc w:val="center"/>
-            </w:pPr>
-            <w:r>
-              <w:rPr>
-                <w:rFonts w:ascii="Microsoft JhengHei" w:hAnsi="Microsoft JhengHei" w:eastAsia="Microsoft JhengHei"/>
-                <w:b/>
-                <w:color w:val="FFFFFF"/>
-                <w:sz w:val="19"/>
-              </w:rPr>
-              <w:t>錯誤</w:t>
-            </w:r>
-          </w:p>
-        </w:tc>
-        <w:tc>
-          <w:tcPr>
-            <w:tcW w:type="dxa" w:w="6120"/>
-            <w:shd w:fill="1F4E78"/>
-            <w:tcMar>
-              <w:top w:w="115" w:type="dxa"/>
-              <w:left w:w="120" w:type="dxa"/>
-              <w:bottom w:w="115" w:type="dxa"/>
-              <w:right w:w="120" w:type="dxa"/>
-            </w:tcMar>
-            <w:vAlign w:val="center"/>
-          </w:tcPr>
-          <w:p>
-            <w:pPr>
-              <w:spacing w:after="0"/>
-              <w:jc w:val="center"/>
-            </w:pPr>
-            <w:r>
-              <w:rPr>
-                <w:rFonts w:ascii="Microsoft JhengHei" w:hAnsi="Microsoft JhengHei" w:eastAsia="Microsoft JhengHei"/>
-                <w:b/>
-                <w:color w:val="FFFFFF"/>
-                <w:sz w:val="19"/>
-              </w:rPr>
-              <w:t>優先檢查</w:t>
-            </w:r>
-          </w:p>
-        </w:tc>
-      </w:tr>
-      <w:tr>
-        <w:trPr>
-          <w:cantSplit/>
-        </w:trPr>
-        <w:tc>
-          <w:tcPr>
-            <w:tcW w:type="dxa" w:w="3096"/>
-            <w:tcMar>
-              <w:top w:w="100" w:type="dxa"/>
-              <w:left w:w="120" w:type="dxa"/>
-              <w:bottom w:w="100" w:type="dxa"/>
-              <w:right w:w="120" w:type="dxa"/>
-            </w:tcMar>
-            <w:vAlign w:val="center"/>
-          </w:tcPr>
-          <w:p>
-            <w:pPr>
-              <w:spacing w:after="0"/>
-              <w:jc w:val="left"/>
-            </w:pPr>
-            <w:r>
-              <w:rPr>
-                <w:rFonts w:ascii="Microsoft JhengHei" w:hAnsi="Microsoft JhengHei" w:eastAsia="Microsoft JhengHei"/>
-                <w:sz w:val="18"/>
-              </w:rPr>
-              <w:t>MissingPluginException shared_preferences</w:t>
-            </w:r>
-          </w:p>
-        </w:tc>
-        <w:tc>
-          <w:tcPr>
-            <w:tcW w:type="dxa" w:w="6120"/>
-            <w:tcMar>
-              <w:top w:w="100" w:type="dxa"/>
-              <w:left w:w="120" w:type="dxa"/>
-              <w:bottom w:w="100" w:type="dxa"/>
-              <w:right w:w="120" w:type="dxa"/>
-            </w:tcMar>
-            <w:vAlign w:val="center"/>
-          </w:tcPr>
-          <w:p>
-            <w:pPr>
-              <w:spacing w:after="0"/>
-              <w:jc w:val="left"/>
-            </w:pPr>
-            <w:r>
-              <w:rPr>
-                <w:rFonts w:ascii="Microsoft JhengHei" w:hAnsi="Microsoft JhengHei" w:eastAsia="Microsoft JhengHei"/>
-                <w:sz w:val="18"/>
-              </w:rPr>
-              <w:t>完整重啟，不要只做 hot reload；確認初始化位於 WidgetsFlutterBinding 後。</w:t>
-            </w:r>
-          </w:p>
-        </w:tc>
-      </w:tr>
-      <w:tr>
-        <w:trPr>
-          <w:cantSplit/>
-        </w:trPr>
-        <w:tc>
-          <w:tcPr>
-            <w:tcW w:type="dxa" w:w="3096"/>
-            <w:shd w:fill="F4F6F7"/>
-            <w:tcMar>
-              <w:top w:w="100" w:type="dxa"/>
-              <w:left w:w="120" w:type="dxa"/>
-              <w:bottom w:w="100" w:type="dxa"/>
-              <w:right w:w="120" w:type="dxa"/>
-            </w:tcMar>
-            <w:vAlign w:val="center"/>
-          </w:tcPr>
-          <w:p>
-            <w:pPr>
-              <w:spacing w:after="0"/>
-              <w:jc w:val="left"/>
-            </w:pPr>
-            <w:r>
-              <w:rPr>
-                <w:rFonts w:ascii="Microsoft JhengHei" w:hAnsi="Microsoft JhengHei" w:eastAsia="Microsoft JhengHei"/>
-                <w:sz w:val="18"/>
-              </w:rPr>
-              <w:t>Postgrest 23514</w:t>
-            </w:r>
-          </w:p>
-        </w:tc>
-        <w:tc>
-          <w:tcPr>
-            <w:tcW w:type="dxa" w:w="6120"/>
-            <w:shd w:fill="F4F6F7"/>
-            <w:tcMar>
-              <w:top w:w="100" w:type="dxa"/>
-              <w:left w:w="120" w:type="dxa"/>
-              <w:bottom w:w="100" w:type="dxa"/>
-              <w:right w:w="120" w:type="dxa"/>
-            </w:tcMar>
-            <w:vAlign w:val="center"/>
-          </w:tcPr>
-          <w:p>
-            <w:pPr>
-              <w:spacing w:after="0"/>
-              <w:jc w:val="left"/>
-            </w:pPr>
-            <w:r>
-              <w:rPr>
-                <w:rFonts w:ascii="Microsoft JhengHei" w:hAnsi="Microsoft JhengHei" w:eastAsia="Microsoft JhengHei"/>
-                <w:sz w:val="18"/>
-              </w:rPr>
-              <w:t>比對 Flutter 傳值、check constraint 與 RPC，把新分類加入 constraint。</w:t>
-            </w:r>
-          </w:p>
-        </w:tc>
-      </w:tr>
-      <w:tr>
-        <w:trPr>
-          <w:cantSplit/>
-        </w:trPr>
-        <w:tc>
-          <w:tcPr>
-            <w:tcW w:type="dxa" w:w="3096"/>
-            <w:tcMar>
-              <w:top w:w="100" w:type="dxa"/>
-              <w:left w:w="120" w:type="dxa"/>
-              <w:bottom w:w="100" w:type="dxa"/>
-              <w:right w:w="120" w:type="dxa"/>
-            </w:tcMar>
-            <w:vAlign w:val="center"/>
-          </w:tcPr>
-          <w:p>
-            <w:pPr>
-              <w:spacing w:after="0"/>
-              <w:jc w:val="left"/>
-            </w:pPr>
-            <w:r>
-              <w:rPr>
-                <w:rFonts w:ascii="Microsoft JhengHei" w:hAnsi="Microsoft JhengHei" w:eastAsia="Microsoft JhengHei"/>
-                <w:sz w:val="18"/>
-              </w:rPr>
-              <w:t>Postgrest 42P01</w:t>
-            </w:r>
-          </w:p>
-        </w:tc>
-        <w:tc>
-          <w:tcPr>
-            <w:tcW w:type="dxa" w:w="6120"/>
-            <w:tcMar>
-              <w:top w:w="100" w:type="dxa"/>
-              <w:left w:w="120" w:type="dxa"/>
-              <w:bottom w:w="100" w:type="dxa"/>
-              <w:right w:w="120" w:type="dxa"/>
-            </w:tcMar>
-            <w:vAlign w:val="center"/>
-          </w:tcPr>
-          <w:p>
-            <w:pPr>
-              <w:spacing w:after="0"/>
-              <w:jc w:val="left"/>
-            </w:pPr>
-            <w:r>
-              <w:rPr>
-                <w:rFonts w:ascii="Microsoft JhengHei" w:hAnsi="Microsoft JhengHei" w:eastAsia="Microsoft JhengHei"/>
-                <w:sz w:val="18"/>
-              </w:rPr>
-              <w:t>改用實際表名及 schema，重新載入 PostgREST schema cache。</w:t>
-            </w:r>
-          </w:p>
-        </w:tc>
-      </w:tr>
-      <w:tr>
-        <w:trPr>
-          <w:cantSplit/>
-        </w:trPr>
-        <w:tc>
-          <w:tcPr>
-            <w:tcW w:type="dxa" w:w="3096"/>
-            <w:shd w:fill="F4F6F7"/>
-            <w:tcMar>
-              <w:top w:w="100" w:type="dxa"/>
-              <w:left w:w="120" w:type="dxa"/>
-              <w:bottom w:w="100" w:type="dxa"/>
-              <w:right w:w="120" w:type="dxa"/>
-            </w:tcMar>
-            <w:vAlign w:val="center"/>
-          </w:tcPr>
-          <w:p>
-            <w:pPr>
-              <w:spacing w:after="0"/>
-              <w:jc w:val="left"/>
-            </w:pPr>
-            <w:r>
-              <w:rPr>
-                <w:rFonts w:ascii="Microsoft JhengHei" w:hAnsi="Microsoft JhengHei" w:eastAsia="Microsoft JhengHei"/>
-                <w:sz w:val="18"/>
-              </w:rPr>
-              <w:t>Bad state no element</w:t>
-            </w:r>
-          </w:p>
-        </w:tc>
-        <w:tc>
-          <w:tcPr>
-            <w:tcW w:type="dxa" w:w="6120"/>
-            <w:shd w:fill="F4F6F7"/>
-            <w:tcMar>
-              <w:top w:w="100" w:type="dxa"/>
-              <w:left w:w="120" w:type="dxa"/>
-              <w:bottom w:w="100" w:type="dxa"/>
-              <w:right w:w="120" w:type="dxa"/>
-            </w:tcMar>
-            <w:vAlign w:val="center"/>
-          </w:tcPr>
-          <w:p>
-            <w:pPr>
-              <w:spacing w:after="0"/>
-              <w:jc w:val="left"/>
-            </w:pPr>
-            <w:r>
-              <w:rPr>
-                <w:rFonts w:ascii="Microsoft JhengHei" w:hAnsi="Microsoft JhengHei" w:eastAsia="Microsoft JhengHei"/>
-                <w:sz w:val="18"/>
-              </w:rPr>
-              <w:t>為 first、single、firstWhere 增加空集合 fallback；刪除後不讀舊元素。</w:t>
-            </w:r>
-          </w:p>
-        </w:tc>
-      </w:tr>
-      <w:tr>
-        <w:trPr>
-          <w:cantSplit/>
-        </w:trPr>
-        <w:tc>
-          <w:tcPr>
-            <w:tcW w:type="dxa" w:w="3096"/>
-            <w:tcMar>
-              <w:top w:w="100" w:type="dxa"/>
-              <w:left w:w="120" w:type="dxa"/>
-              <w:bottom w:w="100" w:type="dxa"/>
-              <w:right w:w="120" w:type="dxa"/>
-            </w:tcMar>
-            <w:vAlign w:val="center"/>
-          </w:tcPr>
-          <w:p>
-            <w:pPr>
-              <w:spacing w:after="0"/>
-              <w:jc w:val="left"/>
-            </w:pPr>
-            <w:r>
-              <w:rPr>
-                <w:rFonts w:ascii="Microsoft JhengHei" w:hAnsi="Microsoft JhengHei" w:eastAsia="Microsoft JhengHei"/>
-                <w:sz w:val="18"/>
-              </w:rPr>
-              <w:t>Controller used after disposed</w:t>
-            </w:r>
-          </w:p>
-        </w:tc>
-        <w:tc>
-          <w:tcPr>
-            <w:tcW w:type="dxa" w:w="6120"/>
-            <w:tcMar>
-              <w:top w:w="100" w:type="dxa"/>
-              <w:left w:w="120" w:type="dxa"/>
-              <w:bottom w:w="100" w:type="dxa"/>
-              <w:right w:w="120" w:type="dxa"/>
-            </w:tcMar>
-            <w:vAlign w:val="center"/>
-          </w:tcPr>
-          <w:p>
-            <w:pPr>
-              <w:spacing w:after="0"/>
-              <w:jc w:val="left"/>
-            </w:pPr>
-            <w:r>
-              <w:rPr>
-                <w:rFonts w:ascii="Microsoft JhengHei" w:hAnsi="Microsoft JhengHei" w:eastAsia="Microsoft JhengHei"/>
-                <w:sz w:val="18"/>
-              </w:rPr>
-              <w:t>取消 Future、Timer 與 subscription；完成後檢查 request token 及 disposed。</w:t>
-            </w:r>
-          </w:p>
-        </w:tc>
-      </w:tr>
-      <w:tr>
-        <w:trPr>
-          <w:cantSplit/>
-        </w:trPr>
-        <w:tc>
-          <w:tcPr>
-            <w:tcW w:type="dxa" w:w="3096"/>
-            <w:shd w:fill="F4F6F7"/>
-            <w:tcMar>
-              <w:top w:w="100" w:type="dxa"/>
-              <w:left w:w="120" w:type="dxa"/>
-              <w:bottom w:w="100" w:type="dxa"/>
-              <w:right w:w="120" w:type="dxa"/>
-            </w:tcMar>
-            <w:vAlign w:val="center"/>
-          </w:tcPr>
-          <w:p>
-            <w:pPr>
-              <w:spacing w:after="0"/>
-              <w:jc w:val="left"/>
-            </w:pPr>
-            <w:r>
-              <w:rPr>
-                <w:rFonts w:ascii="Microsoft JhengHei" w:hAnsi="Microsoft JhengHei" w:eastAsia="Microsoft JhengHei"/>
-                <w:sz w:val="18"/>
-              </w:rPr>
-              <w:t>JdbNotificationRevision 或 IdbCursorWithValue</w:t>
-            </w:r>
-          </w:p>
-        </w:tc>
-        <w:tc>
-          <w:tcPr>
-            <w:tcW w:type="dxa" w:w="6120"/>
-            <w:shd w:fill="F4F6F7"/>
-            <w:tcMar>
-              <w:top w:w="100" w:type="dxa"/>
-              <w:left w:w="120" w:type="dxa"/>
-              <w:bottom w:w="100" w:type="dxa"/>
-              <w:right w:w="120" w:type="dxa"/>
-            </w:tcMar>
-            <w:vAlign w:val="center"/>
-          </w:tcPr>
-          <w:p>
-            <w:pPr>
-              <w:spacing w:after="0"/>
-              <w:jc w:val="left"/>
-            </w:pPr>
-            <w:r>
-              <w:rPr>
-                <w:rFonts w:ascii="Microsoft JhengHei" w:hAnsi="Microsoft JhengHei" w:eastAsia="Microsoft JhengHei"/>
-                <w:sz w:val="18"/>
-              </w:rPr>
-              <w:t>確認 idb_shim 與 Flutter 相容；避免直接轉型 LegacyJavaScriptObject。</w:t>
-            </w:r>
-          </w:p>
-        </w:tc>
-      </w:tr>
-      <w:tr>
-        <w:trPr>
-          <w:cantSplit/>
-        </w:trPr>
-        <w:tc>
-          <w:tcPr>
-            <w:tcW w:type="dxa" w:w="3096"/>
-            <w:tcMar>
-              <w:top w:w="100" w:type="dxa"/>
-              <w:left w:w="120" w:type="dxa"/>
-              <w:bottom w:w="100" w:type="dxa"/>
-              <w:right w:w="120" w:type="dxa"/>
-            </w:tcMar>
-            <w:vAlign w:val="center"/>
-          </w:tcPr>
-          <w:p>
-            <w:pPr>
-              <w:spacing w:after="0"/>
-              <w:jc w:val="left"/>
-            </w:pPr>
-            <w:r>
-              <w:rPr>
-                <w:rFonts w:ascii="Microsoft JhengHei" w:hAnsi="Microsoft JhengHei" w:eastAsia="Microsoft JhengHei"/>
-                <w:sz w:val="18"/>
-              </w:rPr>
-              <w:t>Gradle native JNI 或版本錯誤</w:t>
-            </w:r>
-          </w:p>
-        </w:tc>
-        <w:tc>
-          <w:tcPr>
-            <w:tcW w:type="dxa" w:w="6120"/>
-            <w:tcMar>
-              <w:top w:w="100" w:type="dxa"/>
-              <w:left w:w="120" w:type="dxa"/>
-              <w:bottom w:w="100" w:type="dxa"/>
-              <w:right w:w="120" w:type="dxa"/>
-            </w:tcMar>
-            <w:vAlign w:val="center"/>
-          </w:tcPr>
-          <w:p>
-            <w:pPr>
-              <w:spacing w:after="0"/>
-              <w:jc w:val="left"/>
-            </w:pPr>
-            <w:r>
-              <w:rPr>
-                <w:rFonts w:ascii="Microsoft JhengHei" w:hAnsi="Microsoft JhengHei" w:eastAsia="Microsoft JhengHei"/>
-                <w:sz w:val="18"/>
-              </w:rPr>
-              <w:t>清除損壞快取，確認 wrapper、Flutter 與 AGP 版本相容。</w:t>
-            </w:r>
-          </w:p>
-        </w:tc>
-      </w:tr>
-    </w:tbl>
-    <w:p>
-      <w:pPr>
-        <w:spacing w:after="0"/>
-      </w:pPr>
-    </w:p>
     <w:sectPr>
-      <w:footerReference w:type="default" r:id="rId9"/>
+      <w:headerReference w:type="default" r:id="rId9"/>
+      <w:footerReference w:type="default" r:id="rId10"/>
       <w:pgSz w:w="12240" w:h="15840"/>
-      <w:pgMar w:top="1037" w:right="1123" w:bottom="979" w:left="1123" w:header="720" w:footer="720" w:gutter="0"/>
+      <w:pgMar w:top="979" w:right="1037" w:bottom="936" w:left="1037" w:header="403" w:footer="403" w:gutter="0"/>
       <w:cols w:space="720"/>
       <w:docGrid w:linePitch="360"/>
     </w:sectPr>
@@ -3108,18 +3442,38 @@
   <w:p>
     <w:pPr>
       <w:pStyle w:val="Footer"/>
-      <w:jc w:val="center"/>
+      <w:jc w:val="right"/>
     </w:pPr>
     <w:r>
-      <w:rPr>
-        <w:rFonts w:ascii="Microsoft JhengHei" w:hAnsi="Microsoft JhengHei" w:eastAsia="Microsoft JhengHei"/>
-        <w:color w:val="666666"/>
+      <w:t xml:space="preserve">第 </w:t>
+      <w:fldChar w:fldCharType="begin"/>
+      <w:instrText xml:space="preserve">PAGE</w:instrText>
+      <w:fldChar w:fldCharType="end"/>
+    </w:r>
+    <w:r>
+      <w:t xml:space="preserve"> 頁</w:t>
+    </w:r>
+  </w:p>
+</w:ftr>
+</file>
+
+<file path=word/header1.xml><?xml version="1.0" encoding="utf-8"?>
+<w:hdr xmlns:m="http://schemas.openxmlformats.org/officeDocument/2006/math" xmlns:mc="http://schemas.openxmlformats.org/markup-compatibility/2006" xmlns:mo="http://schemas.microsoft.com/office/mac/office/2008/main" xmlns:mv="urn:schemas-microsoft-com:mac:vml" xmlns:o="urn:schemas-microsoft-com:office:office" xmlns:r="http://schemas.openxmlformats.org/officeDocument/2006/relationships" xmlns:v="urn:schemas-microsoft-com:vml" xmlns:w10="urn:schemas-microsoft-com:office:word" xmlns:w14="http://schemas.microsoft.com/office/word/2010/wordml" xmlns:w="http://schemas.openxmlformats.org/wordprocessingml/2006/main" xmlns:wne="http://schemas.microsoft.com/office/word/2006/wordml" xmlns:wp14="http://schemas.microsoft.com/office/word/2010/wordprocessingDrawing" xmlns:wp="http://schemas.openxmlformats.org/drawingml/2006/wordprocessingDrawing" xmlns:wpc="http://schemas.microsoft.com/office/word/2010/wordprocessingCanvas" xmlns:wpg="http://schemas.microsoft.com/office/word/2010/wordprocessingGroup" xmlns:wpi="http://schemas.microsoft.com/office/word/2010/wordprocessingInk" xmlns:wps="http://schemas.microsoft.com/office/word/2010/wordprocessingShape" mc:Ignorable="w14 wp14">
+  <w:p>
+    <w:pPr>
+      <w:pStyle w:val="Header"/>
+      <w:jc w:val="right"/>
+    </w:pPr>
+    <w:r>
+      <w:rPr>
+        <w:rFonts w:ascii="Aptos" w:hAnsi="Aptos" w:eastAsia="Microsoft JhengHei"/>
+        <w:color w:val="595959"/>
         <w:sz w:val="17"/>
       </w:rPr>
       <w:t>Life Pilot 開發者技術文件</w:t>
     </w:r>
   </w:p>
-</w:ftr>
+</w:hdr>
 </file>
 
 <file path=word/numbering.xml><?xml version="1.0" encoding="utf-8"?>
@@ -3486,10 +3840,11 @@
     <w:qFormat/>
     <w:rsid w:val="00FC693F"/>
     <w:pPr>
-      <w:spacing w:after="120" w:line="293" w:lineRule="auto"/>
+      <w:spacing w:after="100" w:line="269" w:lineRule="auto"/>
     </w:pPr>
     <w:rPr>
-      <w:rFonts w:ascii="Microsoft JhengHei" w:hAnsi="Microsoft JhengHei" w:eastAsia="Microsoft JhengHei"/>
+      <w:rFonts w:ascii="Aptos" w:hAnsi="Aptos" w:eastAsia="Microsoft JhengHei"/>
+      <w:color w:val="1F1F1F"/>
       <w:sz w:val="21"/>
     </w:rPr>
   </w:style>
@@ -3548,15 +3903,15 @@
     <w:pPr>
       <w:keepNext/>
       <w:keepLines/>
-      <w:spacing w:before="320" w:after="160"/>
+      <w:spacing w:before="280" w:after="140"/>
       <w:outlineLvl w:val="0"/>
     </w:pPr>
     <w:rPr>
-      <w:rFonts w:asciiTheme="majorHAnsi" w:eastAsiaTheme="majorEastAsia" w:hAnsiTheme="majorHAnsi" w:cstheme="majorBidi" w:ascii="Microsoft JhengHei" w:hAnsi="Microsoft JhengHei" w:eastAsia="Microsoft JhengHei"/>
+      <w:rFonts w:asciiTheme="majorHAnsi" w:eastAsiaTheme="majorEastAsia" w:hAnsiTheme="majorHAnsi" w:cstheme="majorBidi" w:ascii="Aptos" w:hAnsi="Aptos" w:eastAsia="Microsoft JhengHei"/>
       <w:b/>
       <w:bCs/>
       <w:color w:val="000000"/>
-      <w:sz w:val="34"/>
+      <w:sz w:val="38"/>
       <w:szCs w:val="28"/>
     </w:rPr>
   </w:style>
@@ -3572,15 +3927,15 @@
     <w:pPr>
       <w:keepNext/>
       <w:keepLines/>
-      <w:spacing w:before="240" w:after="100"/>
+      <w:spacing w:before="220" w:after="100"/>
       <w:outlineLvl w:val="1"/>
     </w:pPr>
     <w:rPr>
-      <w:rFonts w:asciiTheme="majorHAnsi" w:eastAsiaTheme="majorEastAsia" w:hAnsiTheme="majorHAnsi" w:cstheme="majorBidi" w:ascii="Microsoft JhengHei" w:hAnsi="Microsoft JhengHei" w:eastAsia="Microsoft JhengHei"/>
+      <w:rFonts w:asciiTheme="majorHAnsi" w:eastAsiaTheme="majorEastAsia" w:hAnsiTheme="majorHAnsi" w:cstheme="majorBidi" w:ascii="Aptos" w:hAnsi="Aptos" w:eastAsia="Microsoft JhengHei"/>
       <w:b/>
       <w:bCs/>
       <w:color w:val="000000"/>
-      <w:sz w:val="27"/>
+      <w:sz w:val="30"/>
       <w:szCs w:val="26"/>
     </w:rPr>
   </w:style>
@@ -3596,15 +3951,15 @@
     <w:pPr>
       <w:keepNext/>
       <w:keepLines/>
-      <w:spacing w:before="180" w:after="80"/>
+      <w:spacing w:before="160" w:after="80"/>
       <w:outlineLvl w:val="2"/>
     </w:pPr>
     <w:rPr>
-      <w:rFonts w:asciiTheme="majorHAnsi" w:eastAsiaTheme="majorEastAsia" w:hAnsiTheme="majorHAnsi" w:cstheme="majorBidi" w:ascii="Microsoft JhengHei" w:hAnsi="Microsoft JhengHei" w:eastAsia="Microsoft JhengHei"/>
+      <w:rFonts w:asciiTheme="majorHAnsi" w:eastAsiaTheme="majorEastAsia" w:hAnsiTheme="majorHAnsi" w:cstheme="majorBidi" w:ascii="Aptos" w:hAnsi="Aptos" w:eastAsia="Microsoft JhengHei"/>
       <w:b/>
       <w:bCs/>
       <w:color w:val="000000"/>
-      <w:sz w:val="23"/>
+      <w:sz w:val="25"/>
     </w:rPr>
   </w:style>
   <w:style w:type="paragraph" w:styleId="Heading4">
@@ -3620,16 +3975,17 @@
     <w:pPr>
       <w:keepNext/>
       <w:keepLines/>
-      <w:spacing w:before="200" w:after="0"/>
+      <w:spacing w:before="120" w:after="60"/>
       <w:outlineLvl w:val="3"/>
     </w:pPr>
     <w:rPr>
-      <w:rFonts w:asciiTheme="majorHAnsi" w:eastAsiaTheme="majorEastAsia" w:hAnsiTheme="majorHAnsi" w:cstheme="majorBidi"/>
+      <w:rFonts w:asciiTheme="majorHAnsi" w:eastAsiaTheme="majorEastAsia" w:hAnsiTheme="majorHAnsi" w:cstheme="majorBidi" w:ascii="Aptos" w:hAnsi="Aptos" w:eastAsia="Microsoft JhengHei"/>
       <w:b/>
       <w:bCs/>
       <w:i/>
       <w:iCs/>
-      <w:color w:val="4F81BD" w:themeColor="accent1"/>
+      <w:color w:val="000000"/>
+      <w:sz w:val="23"/>
     </w:rPr>
   </w:style>
   <w:style w:type="paragraph" w:styleId="Heading5">
@@ -3835,16 +4191,20 @@
     <w:qFormat/>
     <w:rsid w:val="00FC693F"/>
     <w:pPr>
-      <w:spacing w:after="240" w:line="240" w:lineRule="auto"/>
+      <w:keepNext/>
+      <w:pBdr>
+        <w:bottom w:val="single" w:sz="8" w:space="4" w:color="4F81BD" w:themeColor="accent1"/>
+      </w:pBdr>
+      <w:spacing w:after="200" w:line="240" w:lineRule="auto" w:before="0"/>
       <w:contextualSpacing/>
     </w:pPr>
     <w:rPr>
-      <w:rFonts w:asciiTheme="majorHAnsi" w:eastAsiaTheme="majorEastAsia" w:hAnsiTheme="majorHAnsi" w:cstheme="majorBidi" w:ascii="Microsoft JhengHei" w:hAnsi="Microsoft JhengHei" w:eastAsia="Microsoft JhengHei"/>
+      <w:rFonts w:asciiTheme="majorHAnsi" w:eastAsiaTheme="majorEastAsia" w:hAnsiTheme="majorHAnsi" w:cstheme="majorBidi" w:ascii="Aptos" w:hAnsi="Aptos" w:eastAsia="Microsoft JhengHei"/>
       <w:b/>
       <w:color w:val="000000"/>
       <w:spacing w:val="5"/>
       <w:kern w:val="28"/>
-      <w:sz w:val="50"/>
+      <w:sz w:val="52"/>
       <w:szCs w:val="52"/>
     </w:rPr>
   </w:style>
@@ -15173,6 +15533,18 @@
         <w:shd w:val="clear" w:color="auto" w:fill="FBCAA2" w:themeFill="accent6" w:themeFillTint="7F"/>
       </w:tcPr>
     </w:tblStylePr>
+  </w:style>
+  <w:style w:type="paragraph" w:customStyle="1" w:styleId="CodeBlock">
+    <w:name w:val="Code Block"/>
+    <w:pPr>
+      <w:keepLines/>
+      <w:spacing w:before="60" w:after="100"/>
+      <w:ind w:left="259" w:right="259"/>
+    </w:pPr>
+    <w:rPr>
+      <w:rFonts w:ascii="Cascadia Mono" w:hAnsi="Cascadia Mono"/>
+      <w:sz w:val="16"/>
+    </w:rPr>
   </w:style>
 </w:styles>
 </file>

--- a/docs/Life_Pilot_開發者技術文件.docx
+++ b/docs/Life_Pilot_開發者技術文件.docx
@@ -55,20 +55,18 @@
         <w:tc>
           <w:tcPr>
             <w:tcW w:type="dxa" w:w="5083"/>
-            <w:shd w:fill="EAF1F8"/>
             <w:tcBorders>
               <w:top w:val="single" w:sz="6" w:color="D9D9D9"/>
               <w:left w:val="single" w:sz="6" w:color="D9D9D9"/>
               <w:bottom w:val="single" w:sz="6" w:color="D9D9D9"/>
               <w:right w:val="single" w:sz="6" w:color="D9D9D9"/>
-              <w:insideH w:val="single" w:sz="6" w:color="D9D9D9"/>
-              <w:insideV w:val="single" w:sz="6" w:color="D9D9D9"/>
             </w:tcBorders>
+            <w:shd w:fill="EAF1F8"/>
             <w:tcMar>
               <w:top w:w="120" w:type="dxa"/>
-              <w:start w:w="130" w:type="dxa"/>
+              <w:left w:w="130" w:type="dxa"/>
               <w:bottom w:w="120" w:type="dxa"/>
-              <w:end w:w="130" w:type="dxa"/>
+              <w:right w:w="130" w:type="dxa"/>
             </w:tcMar>
             <w:vAlign w:val="center"/>
           </w:tcPr>
@@ -89,14 +87,12 @@
               <w:left w:val="single" w:sz="6" w:color="D9D9D9"/>
               <w:bottom w:val="single" w:sz="6" w:color="D9D9D9"/>
               <w:right w:val="single" w:sz="6" w:color="D9D9D9"/>
-              <w:insideH w:val="single" w:sz="6" w:color="D9D9D9"/>
-              <w:insideV w:val="single" w:sz="6" w:color="D9D9D9"/>
             </w:tcBorders>
             <w:tcMar>
               <w:top w:w="120" w:type="dxa"/>
-              <w:start w:w="130" w:type="dxa"/>
+              <w:left w:w="130" w:type="dxa"/>
               <w:bottom w:w="120" w:type="dxa"/>
-              <w:end w:w="130" w:type="dxa"/>
+              <w:right w:w="130" w:type="dxa"/>
             </w:tcMar>
             <w:vAlign w:val="center"/>
           </w:tcPr>
@@ -111,20 +107,18 @@
         <w:tc>
           <w:tcPr>
             <w:tcW w:type="dxa" w:w="5083"/>
-            <w:shd w:fill="EAF1F8"/>
             <w:tcBorders>
               <w:top w:val="single" w:sz="6" w:color="D9D9D9"/>
               <w:left w:val="single" w:sz="6" w:color="D9D9D9"/>
               <w:bottom w:val="single" w:sz="6" w:color="D9D9D9"/>
               <w:right w:val="single" w:sz="6" w:color="D9D9D9"/>
-              <w:insideH w:val="single" w:sz="6" w:color="D9D9D9"/>
-              <w:insideV w:val="single" w:sz="6" w:color="D9D9D9"/>
             </w:tcBorders>
+            <w:shd w:fill="EAF1F8"/>
             <w:tcMar>
               <w:top w:w="120" w:type="dxa"/>
-              <w:start w:w="130" w:type="dxa"/>
+              <w:left w:w="130" w:type="dxa"/>
               <w:bottom w:w="120" w:type="dxa"/>
-              <w:end w:w="130" w:type="dxa"/>
+              <w:right w:w="130" w:type="dxa"/>
             </w:tcMar>
             <w:vAlign w:val="center"/>
           </w:tcPr>
@@ -145,14 +139,12 @@
               <w:left w:val="single" w:sz="6" w:color="D9D9D9"/>
               <w:bottom w:val="single" w:sz="6" w:color="D9D9D9"/>
               <w:right w:val="single" w:sz="6" w:color="D9D9D9"/>
-              <w:insideH w:val="single" w:sz="6" w:color="D9D9D9"/>
-              <w:insideV w:val="single" w:sz="6" w:color="D9D9D9"/>
             </w:tcBorders>
             <w:tcMar>
               <w:top w:w="120" w:type="dxa"/>
-              <w:start w:w="130" w:type="dxa"/>
+              <w:left w:w="130" w:type="dxa"/>
               <w:bottom w:w="120" w:type="dxa"/>
-              <w:end w:w="130" w:type="dxa"/>
+              <w:right w:w="130" w:type="dxa"/>
             </w:tcMar>
             <w:vAlign w:val="center"/>
           </w:tcPr>
@@ -167,20 +159,18 @@
         <w:tc>
           <w:tcPr>
             <w:tcW w:type="dxa" w:w="5083"/>
-            <w:shd w:fill="EAF1F8"/>
             <w:tcBorders>
               <w:top w:val="single" w:sz="6" w:color="D9D9D9"/>
               <w:left w:val="single" w:sz="6" w:color="D9D9D9"/>
               <w:bottom w:val="single" w:sz="6" w:color="D9D9D9"/>
               <w:right w:val="single" w:sz="6" w:color="D9D9D9"/>
-              <w:insideH w:val="single" w:sz="6" w:color="D9D9D9"/>
-              <w:insideV w:val="single" w:sz="6" w:color="D9D9D9"/>
             </w:tcBorders>
+            <w:shd w:fill="EAF1F8"/>
             <w:tcMar>
               <w:top w:w="120" w:type="dxa"/>
-              <w:start w:w="130" w:type="dxa"/>
+              <w:left w:w="130" w:type="dxa"/>
               <w:bottom w:w="120" w:type="dxa"/>
-              <w:end w:w="130" w:type="dxa"/>
+              <w:right w:w="130" w:type="dxa"/>
             </w:tcMar>
             <w:vAlign w:val="center"/>
           </w:tcPr>
@@ -201,14 +191,12 @@
               <w:left w:val="single" w:sz="6" w:color="D9D9D9"/>
               <w:bottom w:val="single" w:sz="6" w:color="D9D9D9"/>
               <w:right w:val="single" w:sz="6" w:color="D9D9D9"/>
-              <w:insideH w:val="single" w:sz="6" w:color="D9D9D9"/>
-              <w:insideV w:val="single" w:sz="6" w:color="D9D9D9"/>
             </w:tcBorders>
             <w:tcMar>
               <w:top w:w="120" w:type="dxa"/>
-              <w:start w:w="130" w:type="dxa"/>
+              <w:left w:w="130" w:type="dxa"/>
               <w:bottom w:w="120" w:type="dxa"/>
-              <w:end w:w="130" w:type="dxa"/>
+              <w:right w:w="130" w:type="dxa"/>
             </w:tcMar>
             <w:vAlign w:val="center"/>
           </w:tcPr>
@@ -278,22 +266,20 @@
         <w:tc>
           <w:tcPr>
             <w:tcW w:type="dxa" w:w="5083"/>
-            <w:vAlign w:val="center"/>
             <w:tcBorders>
               <w:top w:val="single" w:sz="6" w:color="D9D9D9"/>
               <w:left w:val="single" w:sz="6" w:color="D9D9D9"/>
               <w:bottom w:val="single" w:sz="6" w:color="D9D9D9"/>
               <w:right w:val="single" w:sz="6" w:color="D9D9D9"/>
-              <w:insideH w:val="single" w:sz="6" w:color="D9D9D9"/>
-              <w:insideV w:val="single" w:sz="6" w:color="D9D9D9"/>
             </w:tcBorders>
+            <w:shd w:fill="17365D"/>
             <w:tcMar>
               <w:top w:w="90" w:type="dxa"/>
-              <w:start w:w="100" w:type="dxa"/>
+              <w:left w:w="100" w:type="dxa"/>
               <w:bottom w:w="90" w:type="dxa"/>
-              <w:end w:w="100" w:type="dxa"/>
+              <w:right w:w="100" w:type="dxa"/>
             </w:tcMar>
-            <w:shd w:fill="17365D"/>
+            <w:vAlign w:val="center"/>
           </w:tcPr>
           <w:p>
             <w:pPr>
@@ -313,22 +299,20 @@
         <w:tc>
           <w:tcPr>
             <w:tcW w:type="dxa" w:w="5083"/>
-            <w:vAlign w:val="center"/>
             <w:tcBorders>
               <w:top w:val="single" w:sz="6" w:color="D9D9D9"/>
               <w:left w:val="single" w:sz="6" w:color="D9D9D9"/>
               <w:bottom w:val="single" w:sz="6" w:color="D9D9D9"/>
               <w:right w:val="single" w:sz="6" w:color="D9D9D9"/>
-              <w:insideH w:val="single" w:sz="6" w:color="D9D9D9"/>
-              <w:insideV w:val="single" w:sz="6" w:color="D9D9D9"/>
             </w:tcBorders>
+            <w:shd w:fill="17365D"/>
             <w:tcMar>
               <w:top w:w="90" w:type="dxa"/>
-              <w:start w:w="100" w:type="dxa"/>
+              <w:left w:w="100" w:type="dxa"/>
               <w:bottom w:w="90" w:type="dxa"/>
-              <w:end w:w="100" w:type="dxa"/>
+              <w:right w:w="100" w:type="dxa"/>
             </w:tcMar>
-            <w:shd w:fill="17365D"/>
+            <w:vAlign w:val="center"/>
           </w:tcPr>
           <w:p>
             <w:pPr>
@@ -350,21 +334,19 @@
         <w:tc>
           <w:tcPr>
             <w:tcW w:type="dxa" w:w="5083"/>
-            <w:vAlign w:val="center"/>
             <w:tcBorders>
               <w:top w:val="single" w:sz="6" w:color="D9D9D9"/>
               <w:left w:val="single" w:sz="6" w:color="D9D9D9"/>
               <w:bottom w:val="single" w:sz="6" w:color="D9D9D9"/>
               <w:right w:val="single" w:sz="6" w:color="D9D9D9"/>
-              <w:insideH w:val="single" w:sz="6" w:color="D9D9D9"/>
-              <w:insideV w:val="single" w:sz="6" w:color="D9D9D9"/>
             </w:tcBorders>
             <w:tcMar>
               <w:top w:w="90" w:type="dxa"/>
-              <w:start w:w="100" w:type="dxa"/>
+              <w:left w:w="100" w:type="dxa"/>
               <w:bottom w:w="90" w:type="dxa"/>
-              <w:end w:w="100" w:type="dxa"/>
+              <w:right w:w="100" w:type="dxa"/>
             </w:tcMar>
+            <w:vAlign w:val="center"/>
           </w:tcPr>
           <w:p>
             <w:pPr>
@@ -382,21 +364,19 @@
         <w:tc>
           <w:tcPr>
             <w:tcW w:type="dxa" w:w="5083"/>
-            <w:vAlign w:val="center"/>
             <w:tcBorders>
               <w:top w:val="single" w:sz="6" w:color="D9D9D9"/>
               <w:left w:val="single" w:sz="6" w:color="D9D9D9"/>
               <w:bottom w:val="single" w:sz="6" w:color="D9D9D9"/>
               <w:right w:val="single" w:sz="6" w:color="D9D9D9"/>
-              <w:insideH w:val="single" w:sz="6" w:color="D9D9D9"/>
-              <w:insideV w:val="single" w:sz="6" w:color="D9D9D9"/>
             </w:tcBorders>
             <w:tcMar>
               <w:top w:w="90" w:type="dxa"/>
-              <w:start w:w="100" w:type="dxa"/>
+              <w:left w:w="100" w:type="dxa"/>
               <w:bottom w:w="90" w:type="dxa"/>
-              <w:end w:w="100" w:type="dxa"/>
+              <w:right w:w="100" w:type="dxa"/>
             </w:tcMar>
+            <w:vAlign w:val="center"/>
           </w:tcPr>
           <w:p>
             <w:pPr>
@@ -416,22 +396,20 @@
         <w:tc>
           <w:tcPr>
             <w:tcW w:type="dxa" w:w="5083"/>
-            <w:vAlign w:val="center"/>
             <w:tcBorders>
               <w:top w:val="single" w:sz="6" w:color="D9D9D9"/>
               <w:left w:val="single" w:sz="6" w:color="D9D9D9"/>
               <w:bottom w:val="single" w:sz="6" w:color="D9D9D9"/>
               <w:right w:val="single" w:sz="6" w:color="D9D9D9"/>
-              <w:insideH w:val="single" w:sz="6" w:color="D9D9D9"/>
-              <w:insideV w:val="single" w:sz="6" w:color="D9D9D9"/>
             </w:tcBorders>
+            <w:shd w:fill="F8FAFC"/>
             <w:tcMar>
               <w:top w:w="90" w:type="dxa"/>
-              <w:start w:w="100" w:type="dxa"/>
+              <w:left w:w="100" w:type="dxa"/>
               <w:bottom w:w="90" w:type="dxa"/>
-              <w:end w:w="100" w:type="dxa"/>
+              <w:right w:w="100" w:type="dxa"/>
             </w:tcMar>
-            <w:shd w:fill="F8FAFC"/>
+            <w:vAlign w:val="center"/>
           </w:tcPr>
           <w:p>
             <w:pPr>
@@ -449,22 +427,20 @@
         <w:tc>
           <w:tcPr>
             <w:tcW w:type="dxa" w:w="5083"/>
-            <w:vAlign w:val="center"/>
             <w:tcBorders>
               <w:top w:val="single" w:sz="6" w:color="D9D9D9"/>
               <w:left w:val="single" w:sz="6" w:color="D9D9D9"/>
               <w:bottom w:val="single" w:sz="6" w:color="D9D9D9"/>
               <w:right w:val="single" w:sz="6" w:color="D9D9D9"/>
-              <w:insideH w:val="single" w:sz="6" w:color="D9D9D9"/>
-              <w:insideV w:val="single" w:sz="6" w:color="D9D9D9"/>
             </w:tcBorders>
+            <w:shd w:fill="F8FAFC"/>
             <w:tcMar>
               <w:top w:w="90" w:type="dxa"/>
-              <w:start w:w="100" w:type="dxa"/>
+              <w:left w:w="100" w:type="dxa"/>
               <w:bottom w:w="90" w:type="dxa"/>
-              <w:end w:w="100" w:type="dxa"/>
+              <w:right w:w="100" w:type="dxa"/>
             </w:tcMar>
-            <w:shd w:fill="F8FAFC"/>
+            <w:vAlign w:val="center"/>
           </w:tcPr>
           <w:p>
             <w:pPr>
@@ -484,21 +460,19 @@
         <w:tc>
           <w:tcPr>
             <w:tcW w:type="dxa" w:w="5083"/>
-            <w:vAlign w:val="center"/>
             <w:tcBorders>
               <w:top w:val="single" w:sz="6" w:color="D9D9D9"/>
               <w:left w:val="single" w:sz="6" w:color="D9D9D9"/>
               <w:bottom w:val="single" w:sz="6" w:color="D9D9D9"/>
               <w:right w:val="single" w:sz="6" w:color="D9D9D9"/>
-              <w:insideH w:val="single" w:sz="6" w:color="D9D9D9"/>
-              <w:insideV w:val="single" w:sz="6" w:color="D9D9D9"/>
             </w:tcBorders>
             <w:tcMar>
               <w:top w:w="90" w:type="dxa"/>
-              <w:start w:w="100" w:type="dxa"/>
+              <w:left w:w="100" w:type="dxa"/>
               <w:bottom w:w="90" w:type="dxa"/>
-              <w:end w:w="100" w:type="dxa"/>
+              <w:right w:w="100" w:type="dxa"/>
             </w:tcMar>
+            <w:vAlign w:val="center"/>
           </w:tcPr>
           <w:p>
             <w:pPr>
@@ -516,21 +490,19 @@
         <w:tc>
           <w:tcPr>
             <w:tcW w:type="dxa" w:w="5083"/>
-            <w:vAlign w:val="center"/>
             <w:tcBorders>
               <w:top w:val="single" w:sz="6" w:color="D9D9D9"/>
               <w:left w:val="single" w:sz="6" w:color="D9D9D9"/>
               <w:bottom w:val="single" w:sz="6" w:color="D9D9D9"/>
               <w:right w:val="single" w:sz="6" w:color="D9D9D9"/>
-              <w:insideH w:val="single" w:sz="6" w:color="D9D9D9"/>
-              <w:insideV w:val="single" w:sz="6" w:color="D9D9D9"/>
             </w:tcBorders>
             <w:tcMar>
               <w:top w:w="90" w:type="dxa"/>
-              <w:start w:w="100" w:type="dxa"/>
+              <w:left w:w="100" w:type="dxa"/>
               <w:bottom w:w="90" w:type="dxa"/>
-              <w:end w:w="100" w:type="dxa"/>
+              <w:right w:w="100" w:type="dxa"/>
             </w:tcMar>
+            <w:vAlign w:val="center"/>
           </w:tcPr>
           <w:p>
             <w:pPr>
@@ -550,22 +522,20 @@
         <w:tc>
           <w:tcPr>
             <w:tcW w:type="dxa" w:w="5083"/>
-            <w:vAlign w:val="center"/>
             <w:tcBorders>
               <w:top w:val="single" w:sz="6" w:color="D9D9D9"/>
               <w:left w:val="single" w:sz="6" w:color="D9D9D9"/>
               <w:bottom w:val="single" w:sz="6" w:color="D9D9D9"/>
               <w:right w:val="single" w:sz="6" w:color="D9D9D9"/>
-              <w:insideH w:val="single" w:sz="6" w:color="D9D9D9"/>
-              <w:insideV w:val="single" w:sz="6" w:color="D9D9D9"/>
             </w:tcBorders>
+            <w:shd w:fill="F8FAFC"/>
             <w:tcMar>
               <w:top w:w="90" w:type="dxa"/>
-              <w:start w:w="100" w:type="dxa"/>
+              <w:left w:w="100" w:type="dxa"/>
               <w:bottom w:w="90" w:type="dxa"/>
-              <w:end w:w="100" w:type="dxa"/>
+              <w:right w:w="100" w:type="dxa"/>
             </w:tcMar>
-            <w:shd w:fill="F8FAFC"/>
+            <w:vAlign w:val="center"/>
           </w:tcPr>
           <w:p>
             <w:pPr>
@@ -583,22 +553,20 @@
         <w:tc>
           <w:tcPr>
             <w:tcW w:type="dxa" w:w="5083"/>
-            <w:vAlign w:val="center"/>
             <w:tcBorders>
               <w:top w:val="single" w:sz="6" w:color="D9D9D9"/>
               <w:left w:val="single" w:sz="6" w:color="D9D9D9"/>
               <w:bottom w:val="single" w:sz="6" w:color="D9D9D9"/>
               <w:right w:val="single" w:sz="6" w:color="D9D9D9"/>
-              <w:insideH w:val="single" w:sz="6" w:color="D9D9D9"/>
-              <w:insideV w:val="single" w:sz="6" w:color="D9D9D9"/>
             </w:tcBorders>
+            <w:shd w:fill="F8FAFC"/>
             <w:tcMar>
               <w:top w:w="90" w:type="dxa"/>
-              <w:start w:w="100" w:type="dxa"/>
+              <w:left w:w="100" w:type="dxa"/>
               <w:bottom w:w="90" w:type="dxa"/>
-              <w:end w:w="100" w:type="dxa"/>
+              <w:right w:w="100" w:type="dxa"/>
             </w:tcMar>
-            <w:shd w:fill="F8FAFC"/>
+            <w:vAlign w:val="center"/>
           </w:tcPr>
           <w:p>
             <w:pPr>
@@ -618,21 +586,19 @@
         <w:tc>
           <w:tcPr>
             <w:tcW w:type="dxa" w:w="5083"/>
-            <w:vAlign w:val="center"/>
             <w:tcBorders>
               <w:top w:val="single" w:sz="6" w:color="D9D9D9"/>
               <w:left w:val="single" w:sz="6" w:color="D9D9D9"/>
               <w:bottom w:val="single" w:sz="6" w:color="D9D9D9"/>
               <w:right w:val="single" w:sz="6" w:color="D9D9D9"/>
-              <w:insideH w:val="single" w:sz="6" w:color="D9D9D9"/>
-              <w:insideV w:val="single" w:sz="6" w:color="D9D9D9"/>
             </w:tcBorders>
             <w:tcMar>
               <w:top w:w="90" w:type="dxa"/>
-              <w:start w:w="100" w:type="dxa"/>
+              <w:left w:w="100" w:type="dxa"/>
               <w:bottom w:w="90" w:type="dxa"/>
-              <w:end w:w="100" w:type="dxa"/>
+              <w:right w:w="100" w:type="dxa"/>
             </w:tcMar>
+            <w:vAlign w:val="center"/>
           </w:tcPr>
           <w:p>
             <w:pPr>
@@ -650,21 +616,19 @@
         <w:tc>
           <w:tcPr>
             <w:tcW w:type="dxa" w:w="5083"/>
-            <w:vAlign w:val="center"/>
             <w:tcBorders>
               <w:top w:val="single" w:sz="6" w:color="D9D9D9"/>
               <w:left w:val="single" w:sz="6" w:color="D9D9D9"/>
               <w:bottom w:val="single" w:sz="6" w:color="D9D9D9"/>
               <w:right w:val="single" w:sz="6" w:color="D9D9D9"/>
-              <w:insideH w:val="single" w:sz="6" w:color="D9D9D9"/>
-              <w:insideV w:val="single" w:sz="6" w:color="D9D9D9"/>
             </w:tcBorders>
             <w:tcMar>
               <w:top w:w="90" w:type="dxa"/>
-              <w:start w:w="100" w:type="dxa"/>
+              <w:left w:w="100" w:type="dxa"/>
               <w:bottom w:w="90" w:type="dxa"/>
-              <w:end w:w="100" w:type="dxa"/>
+              <w:right w:w="100" w:type="dxa"/>
             </w:tcMar>
+            <w:vAlign w:val="center"/>
           </w:tcPr>
           <w:p>
             <w:pPr>
@@ -684,22 +648,20 @@
         <w:tc>
           <w:tcPr>
             <w:tcW w:type="dxa" w:w="5083"/>
-            <w:vAlign w:val="center"/>
             <w:tcBorders>
               <w:top w:val="single" w:sz="6" w:color="D9D9D9"/>
               <w:left w:val="single" w:sz="6" w:color="D9D9D9"/>
               <w:bottom w:val="single" w:sz="6" w:color="D9D9D9"/>
               <w:right w:val="single" w:sz="6" w:color="D9D9D9"/>
-              <w:insideH w:val="single" w:sz="6" w:color="D9D9D9"/>
-              <w:insideV w:val="single" w:sz="6" w:color="D9D9D9"/>
             </w:tcBorders>
+            <w:shd w:fill="F8FAFC"/>
             <w:tcMar>
               <w:top w:w="90" w:type="dxa"/>
-              <w:start w:w="100" w:type="dxa"/>
+              <w:left w:w="100" w:type="dxa"/>
               <w:bottom w:w="90" w:type="dxa"/>
-              <w:end w:w="100" w:type="dxa"/>
+              <w:right w:w="100" w:type="dxa"/>
             </w:tcMar>
-            <w:shd w:fill="F8FAFC"/>
+            <w:vAlign w:val="center"/>
           </w:tcPr>
           <w:p>
             <w:pPr>
@@ -717,22 +679,20 @@
         <w:tc>
           <w:tcPr>
             <w:tcW w:type="dxa" w:w="5083"/>
-            <w:vAlign w:val="center"/>
             <w:tcBorders>
               <w:top w:val="single" w:sz="6" w:color="D9D9D9"/>
               <w:left w:val="single" w:sz="6" w:color="D9D9D9"/>
               <w:bottom w:val="single" w:sz="6" w:color="D9D9D9"/>
               <w:right w:val="single" w:sz="6" w:color="D9D9D9"/>
-              <w:insideH w:val="single" w:sz="6" w:color="D9D9D9"/>
-              <w:insideV w:val="single" w:sz="6" w:color="D9D9D9"/>
             </w:tcBorders>
+            <w:shd w:fill="F8FAFC"/>
             <w:tcMar>
               <w:top w:w="90" w:type="dxa"/>
-              <w:start w:w="100" w:type="dxa"/>
+              <w:left w:w="100" w:type="dxa"/>
               <w:bottom w:w="90" w:type="dxa"/>
-              <w:end w:w="100" w:type="dxa"/>
+              <w:right w:w="100" w:type="dxa"/>
             </w:tcMar>
-            <w:shd w:fill="F8FAFC"/>
+            <w:vAlign w:val="center"/>
           </w:tcPr>
           <w:p>
             <w:pPr>
@@ -752,21 +712,19 @@
         <w:tc>
           <w:tcPr>
             <w:tcW w:type="dxa" w:w="5083"/>
-            <w:vAlign w:val="center"/>
             <w:tcBorders>
               <w:top w:val="single" w:sz="6" w:color="D9D9D9"/>
               <w:left w:val="single" w:sz="6" w:color="D9D9D9"/>
               <w:bottom w:val="single" w:sz="6" w:color="D9D9D9"/>
               <w:right w:val="single" w:sz="6" w:color="D9D9D9"/>
-              <w:insideH w:val="single" w:sz="6" w:color="D9D9D9"/>
-              <w:insideV w:val="single" w:sz="6" w:color="D9D9D9"/>
             </w:tcBorders>
             <w:tcMar>
               <w:top w:w="90" w:type="dxa"/>
-              <w:start w:w="100" w:type="dxa"/>
+              <w:left w:w="100" w:type="dxa"/>
               <w:bottom w:w="90" w:type="dxa"/>
-              <w:end w:w="100" w:type="dxa"/>
+              <w:right w:w="100" w:type="dxa"/>
             </w:tcMar>
+            <w:vAlign w:val="center"/>
           </w:tcPr>
           <w:p>
             <w:pPr>
@@ -784,21 +742,19 @@
         <w:tc>
           <w:tcPr>
             <w:tcW w:type="dxa" w:w="5083"/>
-            <w:vAlign w:val="center"/>
             <w:tcBorders>
               <w:top w:val="single" w:sz="6" w:color="D9D9D9"/>
               <w:left w:val="single" w:sz="6" w:color="D9D9D9"/>
               <w:bottom w:val="single" w:sz="6" w:color="D9D9D9"/>
               <w:right w:val="single" w:sz="6" w:color="D9D9D9"/>
-              <w:insideH w:val="single" w:sz="6" w:color="D9D9D9"/>
-              <w:insideV w:val="single" w:sz="6" w:color="D9D9D9"/>
             </w:tcBorders>
             <w:tcMar>
               <w:top w:w="90" w:type="dxa"/>
-              <w:start w:w="100" w:type="dxa"/>
+              <w:left w:w="100" w:type="dxa"/>
               <w:bottom w:w="90" w:type="dxa"/>
-              <w:end w:w="100" w:type="dxa"/>
+              <w:right w:w="100" w:type="dxa"/>
             </w:tcMar>
+            <w:vAlign w:val="center"/>
           </w:tcPr>
           <w:p>
             <w:pPr>
@@ -818,22 +774,20 @@
         <w:tc>
           <w:tcPr>
             <w:tcW w:type="dxa" w:w="5083"/>
-            <w:vAlign w:val="center"/>
             <w:tcBorders>
               <w:top w:val="single" w:sz="6" w:color="D9D9D9"/>
               <w:left w:val="single" w:sz="6" w:color="D9D9D9"/>
               <w:bottom w:val="single" w:sz="6" w:color="D9D9D9"/>
               <w:right w:val="single" w:sz="6" w:color="D9D9D9"/>
-              <w:insideH w:val="single" w:sz="6" w:color="D9D9D9"/>
-              <w:insideV w:val="single" w:sz="6" w:color="D9D9D9"/>
             </w:tcBorders>
+            <w:shd w:fill="F8FAFC"/>
             <w:tcMar>
               <w:top w:w="90" w:type="dxa"/>
-              <w:start w:w="100" w:type="dxa"/>
+              <w:left w:w="100" w:type="dxa"/>
               <w:bottom w:w="90" w:type="dxa"/>
-              <w:end w:w="100" w:type="dxa"/>
+              <w:right w:w="100" w:type="dxa"/>
             </w:tcMar>
-            <w:shd w:fill="F8FAFC"/>
+            <w:vAlign w:val="center"/>
           </w:tcPr>
           <w:p>
             <w:pPr>
@@ -851,22 +805,20 @@
         <w:tc>
           <w:tcPr>
             <w:tcW w:type="dxa" w:w="5083"/>
-            <w:vAlign w:val="center"/>
             <w:tcBorders>
               <w:top w:val="single" w:sz="6" w:color="D9D9D9"/>
               <w:left w:val="single" w:sz="6" w:color="D9D9D9"/>
               <w:bottom w:val="single" w:sz="6" w:color="D9D9D9"/>
               <w:right w:val="single" w:sz="6" w:color="D9D9D9"/>
-              <w:insideH w:val="single" w:sz="6" w:color="D9D9D9"/>
-              <w:insideV w:val="single" w:sz="6" w:color="D9D9D9"/>
             </w:tcBorders>
+            <w:shd w:fill="F8FAFC"/>
             <w:tcMar>
               <w:top w:w="90" w:type="dxa"/>
-              <w:start w:w="100" w:type="dxa"/>
+              <w:left w:w="100" w:type="dxa"/>
               <w:bottom w:w="90" w:type="dxa"/>
-              <w:end w:w="100" w:type="dxa"/>
+              <w:right w:w="100" w:type="dxa"/>
             </w:tcMar>
-            <w:shd w:fill="F8FAFC"/>
+            <w:vAlign w:val="center"/>
           </w:tcPr>
           <w:p>
             <w:pPr>
@@ -886,21 +838,19 @@
         <w:tc>
           <w:tcPr>
             <w:tcW w:type="dxa" w:w="5083"/>
-            <w:vAlign w:val="center"/>
             <w:tcBorders>
               <w:top w:val="single" w:sz="6" w:color="D9D9D9"/>
               <w:left w:val="single" w:sz="6" w:color="D9D9D9"/>
               <w:bottom w:val="single" w:sz="6" w:color="D9D9D9"/>
               <w:right w:val="single" w:sz="6" w:color="D9D9D9"/>
-              <w:insideH w:val="single" w:sz="6" w:color="D9D9D9"/>
-              <w:insideV w:val="single" w:sz="6" w:color="D9D9D9"/>
             </w:tcBorders>
             <w:tcMar>
               <w:top w:w="90" w:type="dxa"/>
-              <w:start w:w="100" w:type="dxa"/>
+              <w:left w:w="100" w:type="dxa"/>
               <w:bottom w:w="90" w:type="dxa"/>
-              <w:end w:w="100" w:type="dxa"/>
+              <w:right w:w="100" w:type="dxa"/>
             </w:tcMar>
+            <w:vAlign w:val="center"/>
           </w:tcPr>
           <w:p>
             <w:pPr>
@@ -918,21 +868,19 @@
         <w:tc>
           <w:tcPr>
             <w:tcW w:type="dxa" w:w="5083"/>
-            <w:vAlign w:val="center"/>
             <w:tcBorders>
               <w:top w:val="single" w:sz="6" w:color="D9D9D9"/>
               <w:left w:val="single" w:sz="6" w:color="D9D9D9"/>
               <w:bottom w:val="single" w:sz="6" w:color="D9D9D9"/>
               <w:right w:val="single" w:sz="6" w:color="D9D9D9"/>
-              <w:insideH w:val="single" w:sz="6" w:color="D9D9D9"/>
-              <w:insideV w:val="single" w:sz="6" w:color="D9D9D9"/>
             </w:tcBorders>
             <w:tcMar>
               <w:top w:w="90" w:type="dxa"/>
-              <w:start w:w="100" w:type="dxa"/>
+              <w:left w:w="100" w:type="dxa"/>
               <w:bottom w:w="90" w:type="dxa"/>
-              <w:end w:w="100" w:type="dxa"/>
+              <w:right w:w="100" w:type="dxa"/>
             </w:tcMar>
+            <w:vAlign w:val="center"/>
           </w:tcPr>
           <w:p>
             <w:pPr>
@@ -952,22 +900,20 @@
         <w:tc>
           <w:tcPr>
             <w:tcW w:type="dxa" w:w="5083"/>
-            <w:vAlign w:val="center"/>
             <w:tcBorders>
               <w:top w:val="single" w:sz="6" w:color="D9D9D9"/>
               <w:left w:val="single" w:sz="6" w:color="D9D9D9"/>
               <w:bottom w:val="single" w:sz="6" w:color="D9D9D9"/>
               <w:right w:val="single" w:sz="6" w:color="D9D9D9"/>
-              <w:insideH w:val="single" w:sz="6" w:color="D9D9D9"/>
-              <w:insideV w:val="single" w:sz="6" w:color="D9D9D9"/>
             </w:tcBorders>
+            <w:shd w:fill="F8FAFC"/>
             <w:tcMar>
               <w:top w:w="90" w:type="dxa"/>
-              <w:start w:w="100" w:type="dxa"/>
+              <w:left w:w="100" w:type="dxa"/>
               <w:bottom w:w="90" w:type="dxa"/>
-              <w:end w:w="100" w:type="dxa"/>
+              <w:right w:w="100" w:type="dxa"/>
             </w:tcMar>
-            <w:shd w:fill="F8FAFC"/>
+            <w:vAlign w:val="center"/>
           </w:tcPr>
           <w:p>
             <w:pPr>
@@ -985,22 +931,20 @@
         <w:tc>
           <w:tcPr>
             <w:tcW w:type="dxa" w:w="5083"/>
-            <w:vAlign w:val="center"/>
             <w:tcBorders>
               <w:top w:val="single" w:sz="6" w:color="D9D9D9"/>
               <w:left w:val="single" w:sz="6" w:color="D9D9D9"/>
               <w:bottom w:val="single" w:sz="6" w:color="D9D9D9"/>
               <w:right w:val="single" w:sz="6" w:color="D9D9D9"/>
-              <w:insideH w:val="single" w:sz="6" w:color="D9D9D9"/>
-              <w:insideV w:val="single" w:sz="6" w:color="D9D9D9"/>
             </w:tcBorders>
+            <w:shd w:fill="F8FAFC"/>
             <w:tcMar>
               <w:top w:w="90" w:type="dxa"/>
-              <w:start w:w="100" w:type="dxa"/>
+              <w:left w:w="100" w:type="dxa"/>
               <w:bottom w:w="90" w:type="dxa"/>
-              <w:end w:w="100" w:type="dxa"/>
+              <w:right w:w="100" w:type="dxa"/>
             </w:tcMar>
-            <w:shd w:fill="F8FAFC"/>
+            <w:vAlign w:val="center"/>
           </w:tcPr>
           <w:p>
             <w:pPr>
@@ -1020,21 +964,19 @@
         <w:tc>
           <w:tcPr>
             <w:tcW w:type="dxa" w:w="5083"/>
-            <w:vAlign w:val="center"/>
             <w:tcBorders>
               <w:top w:val="single" w:sz="6" w:color="D9D9D9"/>
               <w:left w:val="single" w:sz="6" w:color="D9D9D9"/>
               <w:bottom w:val="single" w:sz="6" w:color="D9D9D9"/>
               <w:right w:val="single" w:sz="6" w:color="D9D9D9"/>
-              <w:insideH w:val="single" w:sz="6" w:color="D9D9D9"/>
-              <w:insideV w:val="single" w:sz="6" w:color="D9D9D9"/>
             </w:tcBorders>
             <w:tcMar>
               <w:top w:w="90" w:type="dxa"/>
-              <w:start w:w="100" w:type="dxa"/>
+              <w:left w:w="100" w:type="dxa"/>
               <w:bottom w:w="90" w:type="dxa"/>
-              <w:end w:w="100" w:type="dxa"/>
+              <w:right w:w="100" w:type="dxa"/>
             </w:tcMar>
+            <w:vAlign w:val="center"/>
           </w:tcPr>
           <w:p>
             <w:pPr>
@@ -1052,21 +994,19 @@
         <w:tc>
           <w:tcPr>
             <w:tcW w:type="dxa" w:w="5083"/>
-            <w:vAlign w:val="center"/>
             <w:tcBorders>
               <w:top w:val="single" w:sz="6" w:color="D9D9D9"/>
               <w:left w:val="single" w:sz="6" w:color="D9D9D9"/>
               <w:bottom w:val="single" w:sz="6" w:color="D9D9D9"/>
               <w:right w:val="single" w:sz="6" w:color="D9D9D9"/>
-              <w:insideH w:val="single" w:sz="6" w:color="D9D9D9"/>
-              <w:insideV w:val="single" w:sz="6" w:color="D9D9D9"/>
             </w:tcBorders>
             <w:tcMar>
               <w:top w:w="90" w:type="dxa"/>
-              <w:start w:w="100" w:type="dxa"/>
+              <w:left w:w="100" w:type="dxa"/>
               <w:bottom w:w="90" w:type="dxa"/>
-              <w:end w:w="100" w:type="dxa"/>
+              <w:right w:w="100" w:type="dxa"/>
             </w:tcMar>
+            <w:vAlign w:val="center"/>
           </w:tcPr>
           <w:p>
             <w:pPr>
@@ -1086,22 +1026,20 @@
         <w:tc>
           <w:tcPr>
             <w:tcW w:type="dxa" w:w="5083"/>
-            <w:vAlign w:val="center"/>
             <w:tcBorders>
               <w:top w:val="single" w:sz="6" w:color="D9D9D9"/>
               <w:left w:val="single" w:sz="6" w:color="D9D9D9"/>
               <w:bottom w:val="single" w:sz="6" w:color="D9D9D9"/>
               <w:right w:val="single" w:sz="6" w:color="D9D9D9"/>
-              <w:insideH w:val="single" w:sz="6" w:color="D9D9D9"/>
-              <w:insideV w:val="single" w:sz="6" w:color="D9D9D9"/>
             </w:tcBorders>
+            <w:shd w:fill="F8FAFC"/>
             <w:tcMar>
               <w:top w:w="90" w:type="dxa"/>
-              <w:start w:w="100" w:type="dxa"/>
+              <w:left w:w="100" w:type="dxa"/>
               <w:bottom w:w="90" w:type="dxa"/>
-              <w:end w:w="100" w:type="dxa"/>
+              <w:right w:w="100" w:type="dxa"/>
             </w:tcMar>
-            <w:shd w:fill="F8FAFC"/>
+            <w:vAlign w:val="center"/>
           </w:tcPr>
           <w:p>
             <w:pPr>
@@ -1119,22 +1057,20 @@
         <w:tc>
           <w:tcPr>
             <w:tcW w:type="dxa" w:w="5083"/>
-            <w:vAlign w:val="center"/>
             <w:tcBorders>
               <w:top w:val="single" w:sz="6" w:color="D9D9D9"/>
               <w:left w:val="single" w:sz="6" w:color="D9D9D9"/>
               <w:bottom w:val="single" w:sz="6" w:color="D9D9D9"/>
               <w:right w:val="single" w:sz="6" w:color="D9D9D9"/>
-              <w:insideH w:val="single" w:sz="6" w:color="D9D9D9"/>
-              <w:insideV w:val="single" w:sz="6" w:color="D9D9D9"/>
             </w:tcBorders>
+            <w:shd w:fill="F8FAFC"/>
             <w:tcMar>
               <w:top w:w="90" w:type="dxa"/>
-              <w:start w:w="100" w:type="dxa"/>
+              <w:left w:w="100" w:type="dxa"/>
               <w:bottom w:w="90" w:type="dxa"/>
-              <w:end w:w="100" w:type="dxa"/>
+              <w:right w:w="100" w:type="dxa"/>
             </w:tcMar>
-            <w:shd w:fill="F8FAFC"/>
+            <w:vAlign w:val="center"/>
           </w:tcPr>
           <w:p>
             <w:pPr>

--- a/docs/Life_Pilot_開發者技術文件.docx
+++ b/docs/Life_Pilot_開發者技術文件.docx
@@ -4,7 +4,6 @@
   <w:body>
     <w:p/>
     <w:p/>
-    <w:p/>
     <w:p>
       <w:pPr>
         <w:jc w:val="center"/>
@@ -12,7 +11,7 @@
       <w:r>
         <w:rPr>
           <w:b/>
-          <w:color w:val="2F5597"/>
+          <w:color w:val="000000"/>
           <w:sz w:val="28"/>
         </w:rPr>
         <w:t>LIFE PILOT</w:t>
@@ -33,181 +32,45 @@
       </w:pPr>
       <w:r>
         <w:rPr>
-          <w:color w:val="595959"/>
+          <w:color w:val="000000"/>
           <w:sz w:val="28"/>
         </w:rPr>
-        <w:t>架構、資料安全、部署、維護與法遵技術基準</w:t>
+        <w:t>系統架構與效能維護技術指南</w:t>
       </w:r>
     </w:p>
     <w:p/>
-    <w:tbl>
-      <w:tblPr>
-        <w:tblW w:type="auto" w:w="0"/>
+    <w:p>
+      <w:pPr>
         <w:jc w:val="center"/>
-        <w:tblLayout w:type="autofit"/>
-        <w:tblLook w:firstColumn="1" w:firstRow="1" w:lastColumn="0" w:lastRow="0" w:noHBand="0" w:noVBand="1" w:val="04A0"/>
-      </w:tblPr>
-      <w:tblGrid>
-        <w:gridCol w:w="5083"/>
-        <w:gridCol w:w="5083"/>
-      </w:tblGrid>
-      <w:tr>
-        <w:tc>
-          <w:tcPr>
-            <w:tcW w:type="dxa" w:w="5083"/>
-            <w:tcBorders>
-              <w:top w:val="single" w:sz="6" w:color="D9D9D9"/>
-              <w:left w:val="single" w:sz="6" w:color="D9D9D9"/>
-              <w:bottom w:val="single" w:sz="6" w:color="D9D9D9"/>
-              <w:right w:val="single" w:sz="6" w:color="D9D9D9"/>
-            </w:tcBorders>
-            <w:shd w:fill="EAF1F8"/>
-            <w:tcMar>
-              <w:top w:w="120" w:type="dxa"/>
-              <w:left w:w="130" w:type="dxa"/>
-              <w:bottom w:w="120" w:type="dxa"/>
-              <w:right w:w="130" w:type="dxa"/>
-            </w:tcMar>
-            <w:vAlign w:val="center"/>
-          </w:tcPr>
-          <w:p>
-            <w:r>
-              <w:rPr>
-                <w:b/>
-              </w:rPr>
-              <w:t>文件版本</w:t>
-            </w:r>
-          </w:p>
-        </w:tc>
-        <w:tc>
-          <w:tcPr>
-            <w:tcW w:type="dxa" w:w="5083"/>
-            <w:tcBorders>
-              <w:top w:val="single" w:sz="6" w:color="D9D9D9"/>
-              <w:left w:val="single" w:sz="6" w:color="D9D9D9"/>
-              <w:bottom w:val="single" w:sz="6" w:color="D9D9D9"/>
-              <w:right w:val="single" w:sz="6" w:color="D9D9D9"/>
-            </w:tcBorders>
-            <w:tcMar>
-              <w:top w:w="120" w:type="dxa"/>
-              <w:left w:w="130" w:type="dxa"/>
-              <w:bottom w:w="120" w:type="dxa"/>
-              <w:right w:w="130" w:type="dxa"/>
-            </w:tcMar>
-            <w:vAlign w:val="center"/>
-          </w:tcPr>
-          <w:p>
-            <w:r>
-              <w:t>2.0</w:t>
-            </w:r>
-          </w:p>
-        </w:tc>
-      </w:tr>
-      <w:tr>
-        <w:tc>
-          <w:tcPr>
-            <w:tcW w:type="dxa" w:w="5083"/>
-            <w:tcBorders>
-              <w:top w:val="single" w:sz="6" w:color="D9D9D9"/>
-              <w:left w:val="single" w:sz="6" w:color="D9D9D9"/>
-              <w:bottom w:val="single" w:sz="6" w:color="D9D9D9"/>
-              <w:right w:val="single" w:sz="6" w:color="D9D9D9"/>
-            </w:tcBorders>
-            <w:shd w:fill="EAF1F8"/>
-            <w:tcMar>
-              <w:top w:w="120" w:type="dxa"/>
-              <w:left w:w="130" w:type="dxa"/>
-              <w:bottom w:w="120" w:type="dxa"/>
-              <w:right w:w="130" w:type="dxa"/>
-            </w:tcMar>
-            <w:vAlign w:val="center"/>
-          </w:tcPr>
-          <w:p>
-            <w:r>
-              <w:rPr>
-                <w:b/>
-              </w:rPr>
-              <w:t>更新日期</w:t>
-            </w:r>
-          </w:p>
-        </w:tc>
-        <w:tc>
-          <w:tcPr>
-            <w:tcW w:type="dxa" w:w="5083"/>
-            <w:tcBorders>
-              <w:top w:val="single" w:sz="6" w:color="D9D9D9"/>
-              <w:left w:val="single" w:sz="6" w:color="D9D9D9"/>
-              <w:bottom w:val="single" w:sz="6" w:color="D9D9D9"/>
-              <w:right w:val="single" w:sz="6" w:color="D9D9D9"/>
-            </w:tcBorders>
-            <w:tcMar>
-              <w:top w:w="120" w:type="dxa"/>
-              <w:left w:w="130" w:type="dxa"/>
-              <w:bottom w:w="120" w:type="dxa"/>
-              <w:right w:w="130" w:type="dxa"/>
-            </w:tcMar>
-            <w:vAlign w:val="center"/>
-          </w:tcPr>
-          <w:p>
-            <w:r>
-              <w:t>2026-10-13</w:t>
-            </w:r>
-          </w:p>
-        </w:tc>
-      </w:tr>
-      <w:tr>
-        <w:tc>
-          <w:tcPr>
-            <w:tcW w:type="dxa" w:w="5083"/>
-            <w:tcBorders>
-              <w:top w:val="single" w:sz="6" w:color="D9D9D9"/>
-              <w:left w:val="single" w:sz="6" w:color="D9D9D9"/>
-              <w:bottom w:val="single" w:sz="6" w:color="D9D9D9"/>
-              <w:right w:val="single" w:sz="6" w:color="D9D9D9"/>
-            </w:tcBorders>
-            <w:shd w:fill="EAF1F8"/>
-            <w:tcMar>
-              <w:top w:w="120" w:type="dxa"/>
-              <w:left w:w="130" w:type="dxa"/>
-              <w:bottom w:w="120" w:type="dxa"/>
-              <w:right w:w="130" w:type="dxa"/>
-            </w:tcMar>
-            <w:vAlign w:val="center"/>
-          </w:tcPr>
-          <w:p>
-            <w:r>
-              <w:rPr>
-                <w:b/>
-              </w:rPr>
-              <w:t>適用對象</w:t>
-            </w:r>
-          </w:p>
-        </w:tc>
-        <w:tc>
-          <w:tcPr>
-            <w:tcW w:type="dxa" w:w="5083"/>
-            <w:tcBorders>
-              <w:top w:val="single" w:sz="6" w:color="D9D9D9"/>
-              <w:left w:val="single" w:sz="6" w:color="D9D9D9"/>
-              <w:bottom w:val="single" w:sz="6" w:color="D9D9D9"/>
-              <w:right w:val="single" w:sz="6" w:color="D9D9D9"/>
-            </w:tcBorders>
-            <w:tcMar>
-              <w:top w:w="120" w:type="dxa"/>
-              <w:left w:w="130" w:type="dxa"/>
-              <w:bottom w:w="120" w:type="dxa"/>
-              <w:right w:w="130" w:type="dxa"/>
-            </w:tcMar>
-            <w:vAlign w:val="center"/>
-          </w:tcPr>
-          <w:p>
-            <w:r>
-              <w:t>Life Pilot 開發、維運、資料庫與資安人員</w:t>
-            </w:r>
-          </w:p>
-        </w:tc>
-      </w:tr>
-    </w:tbl>
+      </w:pPr>
+      <w:r>
+        <w:t>文件版本　2026.10 完整版</w:t>
+      </w:r>
+    </w:p>
+    <w:p>
+      <w:pPr>
+        <w:jc w:val="center"/>
+      </w:pPr>
+      <w:r>
+        <w:t>更新日期　2026-10-16</w:t>
+      </w:r>
+    </w:p>
+    <w:p>
+      <w:pPr>
+        <w:jc w:val="center"/>
+      </w:pPr>
+      <w:r>
+        <w:t>程式基準　41789f21</w:t>
+      </w:r>
+    </w:p>
+    <w:p>
+      <w:pPr>
+        <w:jc w:val="center"/>
+      </w:pPr>
+      <w:r>
+        <w:t>適用對象　Life Pilot 開發、維運、資料庫與資安人員</w:t>
+      </w:r>
+    </w:p>
     <w:p/>
     <w:p>
       <w:pPr>
@@ -215,10 +78,10 @@
       </w:pPr>
       <w:r>
         <w:rPr>
-          <w:color w:val="595959"/>
-          <w:sz w:val="19"/>
+          <w:color w:val="000000"/>
+          <w:sz w:val="22"/>
         </w:rPr>
-        <w:t>本文件依目前專案功能、資料規則、隱私權政策與服務條款重新編寫。</w:t>
+        <w:t>Life Pilot 操作與維護文件</w:t>
       </w:r>
       <w:r>
         <w:br w:type="page"/>
@@ -237,7 +100,7 @@
         <w:rPr>
           <w:rFonts w:ascii="Aptos" w:hAnsi="Aptos" w:eastAsia="Microsoft JhengHei"/>
         </w:rPr>
-        <w:t>本文件為完整重寫版本，內容以 2026-10-13 的 Life Pilot 專案、資料規則與操作流程為準。畫面名稱或額度若由管理者建立的版本控制，請以 App 當下顯示內容為準。</w:t>
+        <w:t>本文件以 2026-10-16 提交 41789f21 為操作與程式對照基準。價格、額度、生效日期與授權由管理者及資料庫設定決定，請以當下帳號所對應的有效版本為準。測試案例須由實機操作後填寫結果，不預先視為通過。</w:t>
       </w:r>
     </w:p>
     <w:p>
@@ -246,6 +109,1918 @@
       </w:pPr>
       <w:r>
         <w:t>文件導覽</w:t>
+      </w:r>
+    </w:p>
+    <w:tbl>
+      <w:tblPr>
+        <w:tblW w:type="auto" w:w="0"/>
+        <w:jc w:val="center"/>
+        <w:tblLayout w:type="fixed"/>
+        <w:tblLook w:firstColumn="1" w:firstRow="1" w:lastColumn="0" w:lastRow="0" w:noHBand="0" w:noVBand="1" w:val="04A0"/>
+      </w:tblPr>
+      <w:tblGrid>
+        <w:gridCol w:w="864"/>
+        <w:gridCol w:w="9302"/>
+      </w:tblGrid>
+      <w:tr>
+        <w:trPr>
+          <w:tblHeader w:val="true"/>
+        </w:trPr>
+        <w:tc>
+          <w:tcPr>
+            <w:tcW w:type="dxa" w:w="864"/>
+            <w:tcBorders>
+              <w:top w:val="single" w:sz="6" w:color="D9D9D9"/>
+              <w:left w:val="single" w:sz="6" w:color="D9D9D9"/>
+              <w:bottom w:val="single" w:sz="6" w:color="D9D9D9"/>
+              <w:right w:val="single" w:sz="6" w:color="D9D9D9"/>
+            </w:tcBorders>
+            <w:shd w:fill="F2F2F2"/>
+            <w:tcMar>
+              <w:top w:w="30" w:type="dxa"/>
+              <w:left w:w="100" w:type="dxa"/>
+              <w:bottom w:w="30" w:type="dxa"/>
+              <w:right w:w="100" w:type="dxa"/>
+            </w:tcMar>
+            <w:vAlign w:val="center"/>
+          </w:tcPr>
+          <w:p>
+            <w:pPr>
+              <w:spacing w:after="0" w:line="240" w:lineRule="auto"/>
+            </w:pPr>
+            <w:r>
+              <w:rPr>
+                <w:rFonts w:ascii="Aptos" w:hAnsi="Aptos" w:eastAsia="Microsoft JhengHei"/>
+                <w:b/>
+                <w:color w:val="000000"/>
+                <w:sz w:val="20"/>
+              </w:rPr>
+              <w:t>章節</w:t>
+            </w:r>
+          </w:p>
+        </w:tc>
+        <w:tc>
+          <w:tcPr>
+            <w:tcW w:type="dxa" w:w="9302"/>
+            <w:tcBorders>
+              <w:top w:val="single" w:sz="6" w:color="D9D9D9"/>
+              <w:left w:val="single" w:sz="6" w:color="D9D9D9"/>
+              <w:bottom w:val="single" w:sz="6" w:color="D9D9D9"/>
+              <w:right w:val="single" w:sz="6" w:color="D9D9D9"/>
+            </w:tcBorders>
+            <w:shd w:fill="F2F2F2"/>
+            <w:tcMar>
+              <w:top w:w="30" w:type="dxa"/>
+              <w:left w:w="100" w:type="dxa"/>
+              <w:bottom w:w="30" w:type="dxa"/>
+              <w:right w:w="100" w:type="dxa"/>
+            </w:tcMar>
+            <w:vAlign w:val="center"/>
+          </w:tcPr>
+          <w:p>
+            <w:pPr>
+              <w:spacing w:after="0" w:line="240" w:lineRule="auto"/>
+            </w:pPr>
+            <w:r>
+              <w:rPr>
+                <w:rFonts w:ascii="Aptos" w:hAnsi="Aptos" w:eastAsia="Microsoft JhengHei"/>
+                <w:b/>
+                <w:color w:val="000000"/>
+                <w:sz w:val="20"/>
+              </w:rPr>
+              <w:t>內容</w:t>
+            </w:r>
+          </w:p>
+        </w:tc>
+      </w:tr>
+      <w:tr>
+        <w:tc>
+          <w:tcPr>
+            <w:tcW w:type="dxa" w:w="864"/>
+            <w:tcBorders>
+              <w:top w:val="single" w:sz="6" w:color="D9D9D9"/>
+              <w:left w:val="single" w:sz="6" w:color="D9D9D9"/>
+              <w:bottom w:val="single" w:sz="6" w:color="D9D9D9"/>
+              <w:right w:val="single" w:sz="6" w:color="D9D9D9"/>
+            </w:tcBorders>
+            <w:tcMar>
+              <w:top w:w="30" w:type="dxa"/>
+              <w:left w:w="100" w:type="dxa"/>
+              <w:bottom w:w="30" w:type="dxa"/>
+              <w:right w:w="100" w:type="dxa"/>
+            </w:tcMar>
+            <w:vAlign w:val="center"/>
+          </w:tcPr>
+          <w:p>
+            <w:pPr>
+              <w:spacing w:after="0" w:line="240" w:lineRule="auto"/>
+            </w:pPr>
+            <w:r>
+              <w:rPr>
+                <w:rFonts w:ascii="Aptos" w:hAnsi="Aptos" w:eastAsia="Microsoft JhengHei"/>
+                <w:sz w:val="20"/>
+              </w:rPr>
+              <w:t>1</w:t>
+            </w:r>
+          </w:p>
+        </w:tc>
+        <w:tc>
+          <w:tcPr>
+            <w:tcW w:type="dxa" w:w="9302"/>
+            <w:tcBorders>
+              <w:top w:val="single" w:sz="6" w:color="D9D9D9"/>
+              <w:left w:val="single" w:sz="6" w:color="D9D9D9"/>
+              <w:bottom w:val="single" w:sz="6" w:color="D9D9D9"/>
+              <w:right w:val="single" w:sz="6" w:color="D9D9D9"/>
+            </w:tcBorders>
+            <w:tcMar>
+              <w:top w:w="30" w:type="dxa"/>
+              <w:left w:w="100" w:type="dxa"/>
+              <w:bottom w:w="30" w:type="dxa"/>
+              <w:right w:w="100" w:type="dxa"/>
+            </w:tcMar>
+            <w:vAlign w:val="center"/>
+          </w:tcPr>
+          <w:p>
+            <w:pPr>
+              <w:spacing w:after="0" w:line="240" w:lineRule="auto"/>
+            </w:pPr>
+            <w:r>
+              <w:rPr>
+                <w:rFonts w:ascii="Aptos" w:hAnsi="Aptos" w:eastAsia="Microsoft JhengHei"/>
+                <w:sz w:val="20"/>
+              </w:rPr>
+              <w:t>1 系統邊界與資料流</w:t>
+            </w:r>
+          </w:p>
+        </w:tc>
+      </w:tr>
+      <w:tr>
+        <w:tc>
+          <w:tcPr>
+            <w:tcW w:type="dxa" w:w="864"/>
+            <w:tcBorders>
+              <w:top w:val="single" w:sz="6" w:color="D9D9D9"/>
+              <w:left w:val="single" w:sz="6" w:color="D9D9D9"/>
+              <w:bottom w:val="single" w:sz="6" w:color="D9D9D9"/>
+              <w:right w:val="single" w:sz="6" w:color="D9D9D9"/>
+            </w:tcBorders>
+            <w:shd w:fill="F8FAFC"/>
+            <w:tcMar>
+              <w:top w:w="30" w:type="dxa"/>
+              <w:left w:w="100" w:type="dxa"/>
+              <w:bottom w:w="30" w:type="dxa"/>
+              <w:right w:w="100" w:type="dxa"/>
+            </w:tcMar>
+            <w:vAlign w:val="center"/>
+          </w:tcPr>
+          <w:p>
+            <w:pPr>
+              <w:spacing w:after="0" w:line="240" w:lineRule="auto"/>
+            </w:pPr>
+            <w:r>
+              <w:rPr>
+                <w:rFonts w:ascii="Aptos" w:hAnsi="Aptos" w:eastAsia="Microsoft JhengHei"/>
+                <w:sz w:val="20"/>
+              </w:rPr>
+              <w:t>2</w:t>
+            </w:r>
+          </w:p>
+        </w:tc>
+        <w:tc>
+          <w:tcPr>
+            <w:tcW w:type="dxa" w:w="9302"/>
+            <w:tcBorders>
+              <w:top w:val="single" w:sz="6" w:color="D9D9D9"/>
+              <w:left w:val="single" w:sz="6" w:color="D9D9D9"/>
+              <w:bottom w:val="single" w:sz="6" w:color="D9D9D9"/>
+              <w:right w:val="single" w:sz="6" w:color="D9D9D9"/>
+            </w:tcBorders>
+            <w:shd w:fill="F8FAFC"/>
+            <w:tcMar>
+              <w:top w:w="30" w:type="dxa"/>
+              <w:left w:w="100" w:type="dxa"/>
+              <w:bottom w:w="30" w:type="dxa"/>
+              <w:right w:w="100" w:type="dxa"/>
+            </w:tcMar>
+            <w:vAlign w:val="center"/>
+          </w:tcPr>
+          <w:p>
+            <w:pPr>
+              <w:spacing w:after="0" w:line="240" w:lineRule="auto"/>
+            </w:pPr>
+            <w:r>
+              <w:rPr>
+                <w:rFonts w:ascii="Aptos" w:hAnsi="Aptos" w:eastAsia="Microsoft JhengHei"/>
+                <w:sz w:val="20"/>
+              </w:rPr>
+              <w:t>2 開發環境與版本基準</w:t>
+            </w:r>
+          </w:p>
+        </w:tc>
+      </w:tr>
+      <w:tr>
+        <w:tc>
+          <w:tcPr>
+            <w:tcW w:type="dxa" w:w="864"/>
+            <w:tcBorders>
+              <w:top w:val="single" w:sz="6" w:color="D9D9D9"/>
+              <w:left w:val="single" w:sz="6" w:color="D9D9D9"/>
+              <w:bottom w:val="single" w:sz="6" w:color="D9D9D9"/>
+              <w:right w:val="single" w:sz="6" w:color="D9D9D9"/>
+            </w:tcBorders>
+            <w:tcMar>
+              <w:top w:w="30" w:type="dxa"/>
+              <w:left w:w="100" w:type="dxa"/>
+              <w:bottom w:w="30" w:type="dxa"/>
+              <w:right w:w="100" w:type="dxa"/>
+            </w:tcMar>
+            <w:vAlign w:val="center"/>
+          </w:tcPr>
+          <w:p>
+            <w:pPr>
+              <w:spacing w:after="0" w:line="240" w:lineRule="auto"/>
+            </w:pPr>
+            <w:r>
+              <w:rPr>
+                <w:rFonts w:ascii="Aptos" w:hAnsi="Aptos" w:eastAsia="Microsoft JhengHei"/>
+                <w:sz w:val="20"/>
+              </w:rPr>
+              <w:t>3</w:t>
+            </w:r>
+          </w:p>
+        </w:tc>
+        <w:tc>
+          <w:tcPr>
+            <w:tcW w:type="dxa" w:w="9302"/>
+            <w:tcBorders>
+              <w:top w:val="single" w:sz="6" w:color="D9D9D9"/>
+              <w:left w:val="single" w:sz="6" w:color="D9D9D9"/>
+              <w:bottom w:val="single" w:sz="6" w:color="D9D9D9"/>
+              <w:right w:val="single" w:sz="6" w:color="D9D9D9"/>
+            </w:tcBorders>
+            <w:tcMar>
+              <w:top w:w="30" w:type="dxa"/>
+              <w:left w:w="100" w:type="dxa"/>
+              <w:bottom w:w="30" w:type="dxa"/>
+              <w:right w:w="100" w:type="dxa"/>
+            </w:tcMar>
+            <w:vAlign w:val="center"/>
+          </w:tcPr>
+          <w:p>
+            <w:pPr>
+              <w:spacing w:after="0" w:line="240" w:lineRule="auto"/>
+            </w:pPr>
+            <w:r>
+              <w:rPr>
+                <w:rFonts w:ascii="Aptos" w:hAnsi="Aptos" w:eastAsia="Microsoft JhengHei"/>
+                <w:sz w:val="20"/>
+              </w:rPr>
+              <w:t>3 MVC 分工與重構原則</w:t>
+            </w:r>
+          </w:p>
+        </w:tc>
+      </w:tr>
+      <w:tr>
+        <w:tc>
+          <w:tcPr>
+            <w:tcW w:type="dxa" w:w="864"/>
+            <w:tcBorders>
+              <w:top w:val="single" w:sz="6" w:color="D9D9D9"/>
+              <w:left w:val="single" w:sz="6" w:color="D9D9D9"/>
+              <w:bottom w:val="single" w:sz="6" w:color="D9D9D9"/>
+              <w:right w:val="single" w:sz="6" w:color="D9D9D9"/>
+            </w:tcBorders>
+            <w:shd w:fill="F8FAFC"/>
+            <w:tcMar>
+              <w:top w:w="30" w:type="dxa"/>
+              <w:left w:w="100" w:type="dxa"/>
+              <w:bottom w:w="30" w:type="dxa"/>
+              <w:right w:w="100" w:type="dxa"/>
+            </w:tcMar>
+            <w:vAlign w:val="center"/>
+          </w:tcPr>
+          <w:p>
+            <w:pPr>
+              <w:spacing w:after="0" w:line="240" w:lineRule="auto"/>
+            </w:pPr>
+            <w:r>
+              <w:rPr>
+                <w:rFonts w:ascii="Aptos" w:hAnsi="Aptos" w:eastAsia="Microsoft JhengHei"/>
+                <w:sz w:val="20"/>
+              </w:rPr>
+              <w:t>4</w:t>
+            </w:r>
+          </w:p>
+        </w:tc>
+        <w:tc>
+          <w:tcPr>
+            <w:tcW w:type="dxa" w:w="9302"/>
+            <w:tcBorders>
+              <w:top w:val="single" w:sz="6" w:color="D9D9D9"/>
+              <w:left w:val="single" w:sz="6" w:color="D9D9D9"/>
+              <w:bottom w:val="single" w:sz="6" w:color="D9D9D9"/>
+              <w:right w:val="single" w:sz="6" w:color="D9D9D9"/>
+            </w:tcBorders>
+            <w:shd w:fill="F8FAFC"/>
+            <w:tcMar>
+              <w:top w:w="30" w:type="dxa"/>
+              <w:left w:w="100" w:type="dxa"/>
+              <w:bottom w:w="30" w:type="dxa"/>
+              <w:right w:w="100" w:type="dxa"/>
+            </w:tcMar>
+            <w:vAlign w:val="center"/>
+          </w:tcPr>
+          <w:p>
+            <w:pPr>
+              <w:spacing w:after="0" w:line="240" w:lineRule="auto"/>
+            </w:pPr>
+            <w:r>
+              <w:rPr>
+                <w:rFonts w:ascii="Aptos" w:hAnsi="Aptos" w:eastAsia="Microsoft JhengHei"/>
+                <w:sz w:val="20"/>
+              </w:rPr>
+              <w:t>4 啟動 登入與帳號生命週期</w:t>
+            </w:r>
+          </w:p>
+        </w:tc>
+      </w:tr>
+      <w:tr>
+        <w:tc>
+          <w:tcPr>
+            <w:tcW w:type="dxa" w:w="864"/>
+            <w:tcBorders>
+              <w:top w:val="single" w:sz="6" w:color="D9D9D9"/>
+              <w:left w:val="single" w:sz="6" w:color="D9D9D9"/>
+              <w:bottom w:val="single" w:sz="6" w:color="D9D9D9"/>
+              <w:right w:val="single" w:sz="6" w:color="D9D9D9"/>
+            </w:tcBorders>
+            <w:tcMar>
+              <w:top w:w="30" w:type="dxa"/>
+              <w:left w:w="100" w:type="dxa"/>
+              <w:bottom w:w="30" w:type="dxa"/>
+              <w:right w:w="100" w:type="dxa"/>
+            </w:tcMar>
+            <w:vAlign w:val="center"/>
+          </w:tcPr>
+          <w:p>
+            <w:pPr>
+              <w:spacing w:after="0" w:line="240" w:lineRule="auto"/>
+            </w:pPr>
+            <w:r>
+              <w:rPr>
+                <w:rFonts w:ascii="Aptos" w:hAnsi="Aptos" w:eastAsia="Microsoft JhengHei"/>
+                <w:sz w:val="20"/>
+              </w:rPr>
+              <w:t>5</w:t>
+            </w:r>
+          </w:p>
+        </w:tc>
+        <w:tc>
+          <w:tcPr>
+            <w:tcW w:type="dxa" w:w="9302"/>
+            <w:tcBorders>
+              <w:top w:val="single" w:sz="6" w:color="D9D9D9"/>
+              <w:left w:val="single" w:sz="6" w:color="D9D9D9"/>
+              <w:bottom w:val="single" w:sz="6" w:color="D9D9D9"/>
+              <w:right w:val="single" w:sz="6" w:color="D9D9D9"/>
+            </w:tcBorders>
+            <w:tcMar>
+              <w:top w:w="30" w:type="dxa"/>
+              <w:left w:w="100" w:type="dxa"/>
+              <w:bottom w:w="30" w:type="dxa"/>
+              <w:right w:w="100" w:type="dxa"/>
+            </w:tcMar>
+            <w:vAlign w:val="center"/>
+          </w:tcPr>
+          <w:p>
+            <w:pPr>
+              <w:spacing w:after="0" w:line="240" w:lineRule="auto"/>
+            </w:pPr>
+            <w:r>
+              <w:rPr>
+                <w:rFonts w:ascii="Aptos" w:hAnsi="Aptos" w:eastAsia="Microsoft JhengHei"/>
+                <w:sz w:val="20"/>
+              </w:rPr>
+              <w:t>5 頁面初始化與監聽管理</w:t>
+            </w:r>
+          </w:p>
+        </w:tc>
+      </w:tr>
+      <w:tr>
+        <w:tc>
+          <w:tcPr>
+            <w:tcW w:type="dxa" w:w="864"/>
+            <w:tcBorders>
+              <w:top w:val="single" w:sz="6" w:color="D9D9D9"/>
+              <w:left w:val="single" w:sz="6" w:color="D9D9D9"/>
+              <w:bottom w:val="single" w:sz="6" w:color="D9D9D9"/>
+              <w:right w:val="single" w:sz="6" w:color="D9D9D9"/>
+            </w:tcBorders>
+            <w:shd w:fill="F8FAFC"/>
+            <w:tcMar>
+              <w:top w:w="30" w:type="dxa"/>
+              <w:left w:w="100" w:type="dxa"/>
+              <w:bottom w:w="30" w:type="dxa"/>
+              <w:right w:w="100" w:type="dxa"/>
+            </w:tcMar>
+            <w:vAlign w:val="center"/>
+          </w:tcPr>
+          <w:p>
+            <w:pPr>
+              <w:spacing w:after="0" w:line="240" w:lineRule="auto"/>
+            </w:pPr>
+            <w:r>
+              <w:rPr>
+                <w:rFonts w:ascii="Aptos" w:hAnsi="Aptos" w:eastAsia="Microsoft JhengHei"/>
+                <w:sz w:val="20"/>
+              </w:rPr>
+              <w:t>6</w:t>
+            </w:r>
+          </w:p>
+        </w:tc>
+        <w:tc>
+          <w:tcPr>
+            <w:tcW w:type="dxa" w:w="9302"/>
+            <w:tcBorders>
+              <w:top w:val="single" w:sz="6" w:color="D9D9D9"/>
+              <w:left w:val="single" w:sz="6" w:color="D9D9D9"/>
+              <w:bottom w:val="single" w:sz="6" w:color="D9D9D9"/>
+              <w:right w:val="single" w:sz="6" w:color="D9D9D9"/>
+            </w:tcBorders>
+            <w:shd w:fill="F8FAFC"/>
+            <w:tcMar>
+              <w:top w:w="30" w:type="dxa"/>
+              <w:left w:w="100" w:type="dxa"/>
+              <w:bottom w:w="30" w:type="dxa"/>
+              <w:right w:w="100" w:type="dxa"/>
+            </w:tcMar>
+            <w:vAlign w:val="center"/>
+          </w:tcPr>
+          <w:p>
+            <w:pPr>
+              <w:spacing w:after="0" w:line="240" w:lineRule="auto"/>
+            </w:pPr>
+            <w:r>
+              <w:rPr>
+                <w:rFonts w:ascii="Aptos" w:hAnsi="Aptos" w:eastAsia="Microsoft JhengHei"/>
+                <w:sz w:val="20"/>
+              </w:rPr>
+              <w:t>6 雲端與本機資料路由</w:t>
+            </w:r>
+          </w:p>
+        </w:tc>
+      </w:tr>
+      <w:tr>
+        <w:tc>
+          <w:tcPr>
+            <w:tcW w:type="dxa" w:w="864"/>
+            <w:tcBorders>
+              <w:top w:val="single" w:sz="6" w:color="D9D9D9"/>
+              <w:left w:val="single" w:sz="6" w:color="D9D9D9"/>
+              <w:bottom w:val="single" w:sz="6" w:color="D9D9D9"/>
+              <w:right w:val="single" w:sz="6" w:color="D9D9D9"/>
+            </w:tcBorders>
+            <w:tcMar>
+              <w:top w:w="30" w:type="dxa"/>
+              <w:left w:w="100" w:type="dxa"/>
+              <w:bottom w:w="30" w:type="dxa"/>
+              <w:right w:w="100" w:type="dxa"/>
+            </w:tcMar>
+            <w:vAlign w:val="center"/>
+          </w:tcPr>
+          <w:p>
+            <w:pPr>
+              <w:spacing w:after="0" w:line="240" w:lineRule="auto"/>
+            </w:pPr>
+            <w:r>
+              <w:rPr>
+                <w:rFonts w:ascii="Aptos" w:hAnsi="Aptos" w:eastAsia="Microsoft JhengHei"/>
+                <w:sz w:val="20"/>
+              </w:rPr>
+              <w:t>7</w:t>
+            </w:r>
+          </w:p>
+        </w:tc>
+        <w:tc>
+          <w:tcPr>
+            <w:tcW w:type="dxa" w:w="9302"/>
+            <w:tcBorders>
+              <w:top w:val="single" w:sz="6" w:color="D9D9D9"/>
+              <w:left w:val="single" w:sz="6" w:color="D9D9D9"/>
+              <w:bottom w:val="single" w:sz="6" w:color="D9D9D9"/>
+              <w:right w:val="single" w:sz="6" w:color="D9D9D9"/>
+            </w:tcBorders>
+            <w:tcMar>
+              <w:top w:w="30" w:type="dxa"/>
+              <w:left w:w="100" w:type="dxa"/>
+              <w:bottom w:w="30" w:type="dxa"/>
+              <w:right w:w="100" w:type="dxa"/>
+            </w:tcMar>
+            <w:vAlign w:val="center"/>
+          </w:tcPr>
+          <w:p>
+            <w:pPr>
+              <w:spacing w:after="0" w:line="240" w:lineRule="auto"/>
+            </w:pPr>
+            <w:r>
+              <w:rPr>
+                <w:rFonts w:ascii="Aptos" w:hAnsi="Aptos" w:eastAsia="Microsoft JhengHei"/>
+                <w:sz w:val="20"/>
+              </w:rPr>
+              <w:t>7 本機快照與資料完整性</w:t>
+            </w:r>
+          </w:p>
+        </w:tc>
+      </w:tr>
+      <w:tr>
+        <w:tc>
+          <w:tcPr>
+            <w:tcW w:type="dxa" w:w="864"/>
+            <w:tcBorders>
+              <w:top w:val="single" w:sz="6" w:color="D9D9D9"/>
+              <w:left w:val="single" w:sz="6" w:color="D9D9D9"/>
+              <w:bottom w:val="single" w:sz="6" w:color="D9D9D9"/>
+              <w:right w:val="single" w:sz="6" w:color="D9D9D9"/>
+            </w:tcBorders>
+            <w:shd w:fill="F8FAFC"/>
+            <w:tcMar>
+              <w:top w:w="30" w:type="dxa"/>
+              <w:left w:w="100" w:type="dxa"/>
+              <w:bottom w:w="30" w:type="dxa"/>
+              <w:right w:w="100" w:type="dxa"/>
+            </w:tcMar>
+            <w:vAlign w:val="center"/>
+          </w:tcPr>
+          <w:p>
+            <w:pPr>
+              <w:spacing w:after="0" w:line="240" w:lineRule="auto"/>
+            </w:pPr>
+            <w:r>
+              <w:rPr>
+                <w:rFonts w:ascii="Aptos" w:hAnsi="Aptos" w:eastAsia="Microsoft JhengHei"/>
+                <w:sz w:val="20"/>
+              </w:rPr>
+              <w:t>8</w:t>
+            </w:r>
+          </w:p>
+        </w:tc>
+        <w:tc>
+          <w:tcPr>
+            <w:tcW w:type="dxa" w:w="9302"/>
+            <w:tcBorders>
+              <w:top w:val="single" w:sz="6" w:color="D9D9D9"/>
+              <w:left w:val="single" w:sz="6" w:color="D9D9D9"/>
+              <w:bottom w:val="single" w:sz="6" w:color="D9D9D9"/>
+              <w:right w:val="single" w:sz="6" w:color="D9D9D9"/>
+            </w:tcBorders>
+            <w:shd w:fill="F8FAFC"/>
+            <w:tcMar>
+              <w:top w:w="30" w:type="dxa"/>
+              <w:left w:w="100" w:type="dxa"/>
+              <w:bottom w:w="30" w:type="dxa"/>
+              <w:right w:w="100" w:type="dxa"/>
+            </w:tcMar>
+            <w:vAlign w:val="center"/>
+          </w:tcPr>
+          <w:p>
+            <w:pPr>
+              <w:spacing w:after="0" w:line="240" w:lineRule="auto"/>
+            </w:pPr>
+            <w:r>
+              <w:rPr>
+                <w:rFonts w:ascii="Aptos" w:hAnsi="Aptos" w:eastAsia="Microsoft JhengHei"/>
+                <w:sz w:val="20"/>
+              </w:rPr>
+              <w:t>8 搬移流程與失敗邊界</w:t>
+            </w:r>
+          </w:p>
+        </w:tc>
+      </w:tr>
+      <w:tr>
+        <w:tc>
+          <w:tcPr>
+            <w:tcW w:type="dxa" w:w="864"/>
+            <w:tcBorders>
+              <w:top w:val="single" w:sz="6" w:color="D9D9D9"/>
+              <w:left w:val="single" w:sz="6" w:color="D9D9D9"/>
+              <w:bottom w:val="single" w:sz="6" w:color="D9D9D9"/>
+              <w:right w:val="single" w:sz="6" w:color="D9D9D9"/>
+            </w:tcBorders>
+            <w:tcMar>
+              <w:top w:w="30" w:type="dxa"/>
+              <w:left w:w="100" w:type="dxa"/>
+              <w:bottom w:w="30" w:type="dxa"/>
+              <w:right w:w="100" w:type="dxa"/>
+            </w:tcMar>
+            <w:vAlign w:val="center"/>
+          </w:tcPr>
+          <w:p>
+            <w:pPr>
+              <w:spacing w:after="0" w:line="240" w:lineRule="auto"/>
+            </w:pPr>
+            <w:r>
+              <w:rPr>
+                <w:rFonts w:ascii="Aptos" w:hAnsi="Aptos" w:eastAsia="Microsoft JhengHei"/>
+                <w:sz w:val="20"/>
+              </w:rPr>
+              <w:t>9</w:t>
+            </w:r>
+          </w:p>
+        </w:tc>
+        <w:tc>
+          <w:tcPr>
+            <w:tcW w:type="dxa" w:w="9302"/>
+            <w:tcBorders>
+              <w:top w:val="single" w:sz="6" w:color="D9D9D9"/>
+              <w:left w:val="single" w:sz="6" w:color="D9D9D9"/>
+              <w:bottom w:val="single" w:sz="6" w:color="D9D9D9"/>
+              <w:right w:val="single" w:sz="6" w:color="D9D9D9"/>
+            </w:tcBorders>
+            <w:tcMar>
+              <w:top w:w="30" w:type="dxa"/>
+              <w:left w:w="100" w:type="dxa"/>
+              <w:bottom w:w="30" w:type="dxa"/>
+              <w:right w:w="100" w:type="dxa"/>
+            </w:tcMar>
+            <w:vAlign w:val="center"/>
+          </w:tcPr>
+          <w:p>
+            <w:pPr>
+              <w:spacing w:after="0" w:line="240" w:lineRule="auto"/>
+            </w:pPr>
+            <w:r>
+              <w:rPr>
+                <w:rFonts w:ascii="Aptos" w:hAnsi="Aptos" w:eastAsia="Microsoft JhengHei"/>
+                <w:sz w:val="20"/>
+              </w:rPr>
+              <w:t>9 回憶首屏分批載入</w:t>
+            </w:r>
+          </w:p>
+        </w:tc>
+      </w:tr>
+      <w:tr>
+        <w:tc>
+          <w:tcPr>
+            <w:tcW w:type="dxa" w:w="864"/>
+            <w:tcBorders>
+              <w:top w:val="single" w:sz="6" w:color="D9D9D9"/>
+              <w:left w:val="single" w:sz="6" w:color="D9D9D9"/>
+              <w:bottom w:val="single" w:sz="6" w:color="D9D9D9"/>
+              <w:right w:val="single" w:sz="6" w:color="D9D9D9"/>
+            </w:tcBorders>
+            <w:shd w:fill="F8FAFC"/>
+            <w:tcMar>
+              <w:top w:w="30" w:type="dxa"/>
+              <w:left w:w="100" w:type="dxa"/>
+              <w:bottom w:w="30" w:type="dxa"/>
+              <w:right w:w="100" w:type="dxa"/>
+            </w:tcMar>
+            <w:vAlign w:val="center"/>
+          </w:tcPr>
+          <w:p>
+            <w:pPr>
+              <w:spacing w:after="0" w:line="240" w:lineRule="auto"/>
+            </w:pPr>
+            <w:r>
+              <w:rPr>
+                <w:rFonts w:ascii="Aptos" w:hAnsi="Aptos" w:eastAsia="Microsoft JhengHei"/>
+                <w:sz w:val="20"/>
+              </w:rPr>
+              <w:t>10</w:t>
+            </w:r>
+          </w:p>
+        </w:tc>
+        <w:tc>
+          <w:tcPr>
+            <w:tcW w:type="dxa" w:w="9302"/>
+            <w:tcBorders>
+              <w:top w:val="single" w:sz="6" w:color="D9D9D9"/>
+              <w:left w:val="single" w:sz="6" w:color="D9D9D9"/>
+              <w:bottom w:val="single" w:sz="6" w:color="D9D9D9"/>
+              <w:right w:val="single" w:sz="6" w:color="D9D9D9"/>
+            </w:tcBorders>
+            <w:shd w:fill="F8FAFC"/>
+            <w:tcMar>
+              <w:top w:w="30" w:type="dxa"/>
+              <w:left w:w="100" w:type="dxa"/>
+              <w:bottom w:w="30" w:type="dxa"/>
+              <w:right w:w="100" w:type="dxa"/>
+            </w:tcMar>
+            <w:vAlign w:val="center"/>
+          </w:tcPr>
+          <w:p>
+            <w:pPr>
+              <w:spacing w:after="0" w:line="240" w:lineRule="auto"/>
+            </w:pPr>
+            <w:r>
+              <w:rPr>
+                <w:rFonts w:ascii="Aptos" w:hAnsi="Aptos" w:eastAsia="Microsoft JhengHei"/>
+                <w:sz w:val="20"/>
+              </w:rPr>
+              <w:t>10 首筆顯示與背景工作狀態</w:t>
+            </w:r>
+          </w:p>
+        </w:tc>
+      </w:tr>
+      <w:tr>
+        <w:tc>
+          <w:tcPr>
+            <w:tcW w:type="dxa" w:w="864"/>
+            <w:tcBorders>
+              <w:top w:val="single" w:sz="6" w:color="D9D9D9"/>
+              <w:left w:val="single" w:sz="6" w:color="D9D9D9"/>
+              <w:bottom w:val="single" w:sz="6" w:color="D9D9D9"/>
+              <w:right w:val="single" w:sz="6" w:color="D9D9D9"/>
+            </w:tcBorders>
+            <w:tcMar>
+              <w:top w:w="30" w:type="dxa"/>
+              <w:left w:w="100" w:type="dxa"/>
+              <w:bottom w:w="30" w:type="dxa"/>
+              <w:right w:w="100" w:type="dxa"/>
+            </w:tcMar>
+            <w:vAlign w:val="center"/>
+          </w:tcPr>
+          <w:p>
+            <w:pPr>
+              <w:spacing w:after="0" w:line="240" w:lineRule="auto"/>
+            </w:pPr>
+            <w:r>
+              <w:rPr>
+                <w:rFonts w:ascii="Aptos" w:hAnsi="Aptos" w:eastAsia="Microsoft JhengHei"/>
+                <w:sz w:val="20"/>
+              </w:rPr>
+              <w:t>11</w:t>
+            </w:r>
+          </w:p>
+        </w:tc>
+        <w:tc>
+          <w:tcPr>
+            <w:tcW w:type="dxa" w:w="9302"/>
+            <w:tcBorders>
+              <w:top w:val="single" w:sz="6" w:color="D9D9D9"/>
+              <w:left w:val="single" w:sz="6" w:color="D9D9D9"/>
+              <w:bottom w:val="single" w:sz="6" w:color="D9D9D9"/>
+              <w:right w:val="single" w:sz="6" w:color="D9D9D9"/>
+            </w:tcBorders>
+            <w:tcMar>
+              <w:top w:w="30" w:type="dxa"/>
+              <w:left w:w="100" w:type="dxa"/>
+              <w:bottom w:w="30" w:type="dxa"/>
+              <w:right w:w="100" w:type="dxa"/>
+            </w:tcMar>
+            <w:vAlign w:val="center"/>
+          </w:tcPr>
+          <w:p>
+            <w:pPr>
+              <w:spacing w:after="0" w:line="240" w:lineRule="auto"/>
+            </w:pPr>
+            <w:r>
+              <w:rPr>
+                <w:rFonts w:ascii="Aptos" w:hAnsi="Aptos" w:eastAsia="Microsoft JhengHei"/>
+                <w:sz w:val="20"/>
+              </w:rPr>
+              <w:t>11 延後解析子活動</w:t>
+            </w:r>
+          </w:p>
+        </w:tc>
+      </w:tr>
+      <w:tr>
+        <w:tc>
+          <w:tcPr>
+            <w:tcW w:type="dxa" w:w="864"/>
+            <w:tcBorders>
+              <w:top w:val="single" w:sz="6" w:color="D9D9D9"/>
+              <w:left w:val="single" w:sz="6" w:color="D9D9D9"/>
+              <w:bottom w:val="single" w:sz="6" w:color="D9D9D9"/>
+              <w:right w:val="single" w:sz="6" w:color="D9D9D9"/>
+            </w:tcBorders>
+            <w:shd w:fill="F8FAFC"/>
+            <w:tcMar>
+              <w:top w:w="30" w:type="dxa"/>
+              <w:left w:w="100" w:type="dxa"/>
+              <w:bottom w:w="30" w:type="dxa"/>
+              <w:right w:w="100" w:type="dxa"/>
+            </w:tcMar>
+            <w:vAlign w:val="center"/>
+          </w:tcPr>
+          <w:p>
+            <w:pPr>
+              <w:spacing w:after="0" w:line="240" w:lineRule="auto"/>
+            </w:pPr>
+            <w:r>
+              <w:rPr>
+                <w:rFonts w:ascii="Aptos" w:hAnsi="Aptos" w:eastAsia="Microsoft JhengHei"/>
+                <w:sz w:val="20"/>
+              </w:rPr>
+              <w:t>12</w:t>
+            </w:r>
+          </w:p>
+        </w:tc>
+        <w:tc>
+          <w:tcPr>
+            <w:tcW w:type="dxa" w:w="9302"/>
+            <w:tcBorders>
+              <w:top w:val="single" w:sz="6" w:color="D9D9D9"/>
+              <w:left w:val="single" w:sz="6" w:color="D9D9D9"/>
+              <w:bottom w:val="single" w:sz="6" w:color="D9D9D9"/>
+              <w:right w:val="single" w:sz="6" w:color="D9D9D9"/>
+            </w:tcBorders>
+            <w:shd w:fill="F8FAFC"/>
+            <w:tcMar>
+              <w:top w:w="30" w:type="dxa"/>
+              <w:left w:w="100" w:type="dxa"/>
+              <w:bottom w:w="30" w:type="dxa"/>
+              <w:right w:w="100" w:type="dxa"/>
+            </w:tcMar>
+            <w:vAlign w:val="center"/>
+          </w:tcPr>
+          <w:p>
+            <w:pPr>
+              <w:spacing w:after="0" w:line="240" w:lineRule="auto"/>
+            </w:pPr>
+            <w:r>
+              <w:rPr>
+                <w:rFonts w:ascii="Aptos" w:hAnsi="Aptos" w:eastAsia="Microsoft JhengHei"/>
+                <w:sz w:val="20"/>
+              </w:rPr>
+              <w:t>12 卡片 圖片與篩選重建</w:t>
+            </w:r>
+          </w:p>
+        </w:tc>
+      </w:tr>
+      <w:tr>
+        <w:tc>
+          <w:tcPr>
+            <w:tcW w:type="dxa" w:w="864"/>
+            <w:tcBorders>
+              <w:top w:val="single" w:sz="6" w:color="D9D9D9"/>
+              <w:left w:val="single" w:sz="6" w:color="D9D9D9"/>
+              <w:bottom w:val="single" w:sz="6" w:color="D9D9D9"/>
+              <w:right w:val="single" w:sz="6" w:color="D9D9D9"/>
+            </w:tcBorders>
+            <w:tcMar>
+              <w:top w:w="30" w:type="dxa"/>
+              <w:left w:w="100" w:type="dxa"/>
+              <w:bottom w:w="30" w:type="dxa"/>
+              <w:right w:w="100" w:type="dxa"/>
+            </w:tcMar>
+            <w:vAlign w:val="center"/>
+          </w:tcPr>
+          <w:p>
+            <w:pPr>
+              <w:spacing w:after="0" w:line="240" w:lineRule="auto"/>
+            </w:pPr>
+            <w:r>
+              <w:rPr>
+                <w:rFonts w:ascii="Aptos" w:hAnsi="Aptos" w:eastAsia="Microsoft JhengHei"/>
+                <w:sz w:val="20"/>
+              </w:rPr>
+              <w:t>13</w:t>
+            </w:r>
+          </w:p>
+        </w:tc>
+        <w:tc>
+          <w:tcPr>
+            <w:tcW w:type="dxa" w:w="9302"/>
+            <w:tcBorders>
+              <w:top w:val="single" w:sz="6" w:color="D9D9D9"/>
+              <w:left w:val="single" w:sz="6" w:color="D9D9D9"/>
+              <w:bottom w:val="single" w:sz="6" w:color="D9D9D9"/>
+              <w:right w:val="single" w:sz="6" w:color="D9D9D9"/>
+            </w:tcBorders>
+            <w:tcMar>
+              <w:top w:w="30" w:type="dxa"/>
+              <w:left w:w="100" w:type="dxa"/>
+              <w:bottom w:w="30" w:type="dxa"/>
+              <w:right w:w="100" w:type="dxa"/>
+            </w:tcMar>
+            <w:vAlign w:val="center"/>
+          </w:tcPr>
+          <w:p>
+            <w:pPr>
+              <w:spacing w:after="0" w:line="240" w:lineRule="auto"/>
+            </w:pPr>
+            <w:r>
+              <w:rPr>
+                <w:rFonts w:ascii="Aptos" w:hAnsi="Aptos" w:eastAsia="Microsoft JhengHei"/>
+                <w:sz w:val="20"/>
+              </w:rPr>
+              <w:t>13 回憶效能診斷與實測解讀</w:t>
+            </w:r>
+          </w:p>
+        </w:tc>
+      </w:tr>
+      <w:tr>
+        <w:tc>
+          <w:tcPr>
+            <w:tcW w:type="dxa" w:w="864"/>
+            <w:tcBorders>
+              <w:top w:val="single" w:sz="6" w:color="D9D9D9"/>
+              <w:left w:val="single" w:sz="6" w:color="D9D9D9"/>
+              <w:bottom w:val="single" w:sz="6" w:color="D9D9D9"/>
+              <w:right w:val="single" w:sz="6" w:color="D9D9D9"/>
+            </w:tcBorders>
+            <w:shd w:fill="F8FAFC"/>
+            <w:tcMar>
+              <w:top w:w="30" w:type="dxa"/>
+              <w:left w:w="100" w:type="dxa"/>
+              <w:bottom w:w="30" w:type="dxa"/>
+              <w:right w:w="100" w:type="dxa"/>
+            </w:tcMar>
+            <w:vAlign w:val="center"/>
+          </w:tcPr>
+          <w:p>
+            <w:pPr>
+              <w:spacing w:after="0" w:line="240" w:lineRule="auto"/>
+            </w:pPr>
+            <w:r>
+              <w:rPr>
+                <w:rFonts w:ascii="Aptos" w:hAnsi="Aptos" w:eastAsia="Microsoft JhengHei"/>
+                <w:sz w:val="20"/>
+              </w:rPr>
+              <w:t>14</w:t>
+            </w:r>
+          </w:p>
+        </w:tc>
+        <w:tc>
+          <w:tcPr>
+            <w:tcW w:type="dxa" w:w="9302"/>
+            <w:tcBorders>
+              <w:top w:val="single" w:sz="6" w:color="D9D9D9"/>
+              <w:left w:val="single" w:sz="6" w:color="D9D9D9"/>
+              <w:bottom w:val="single" w:sz="6" w:color="D9D9D9"/>
+              <w:right w:val="single" w:sz="6" w:color="D9D9D9"/>
+            </w:tcBorders>
+            <w:shd w:fill="F8FAFC"/>
+            <w:tcMar>
+              <w:top w:w="30" w:type="dxa"/>
+              <w:left w:w="100" w:type="dxa"/>
+              <w:bottom w:w="30" w:type="dxa"/>
+              <w:right w:w="100" w:type="dxa"/>
+            </w:tcMar>
+            <w:vAlign w:val="center"/>
+          </w:tcPr>
+          <w:p>
+            <w:pPr>
+              <w:spacing w:after="0" w:line="240" w:lineRule="auto"/>
+            </w:pPr>
+            <w:r>
+              <w:rPr>
+                <w:rFonts w:ascii="Aptos" w:hAnsi="Aptos" w:eastAsia="Microsoft JhengHei"/>
+                <w:sz w:val="20"/>
+              </w:rPr>
+              <w:t>14 推薦內容更新與分頁</w:t>
+            </w:r>
+          </w:p>
+        </w:tc>
+      </w:tr>
+      <w:tr>
+        <w:tc>
+          <w:tcPr>
+            <w:tcW w:type="dxa" w:w="864"/>
+            <w:tcBorders>
+              <w:top w:val="single" w:sz="6" w:color="D9D9D9"/>
+              <w:left w:val="single" w:sz="6" w:color="D9D9D9"/>
+              <w:bottom w:val="single" w:sz="6" w:color="D9D9D9"/>
+              <w:right w:val="single" w:sz="6" w:color="D9D9D9"/>
+            </w:tcBorders>
+            <w:tcMar>
+              <w:top w:w="30" w:type="dxa"/>
+              <w:left w:w="100" w:type="dxa"/>
+              <w:bottom w:w="30" w:type="dxa"/>
+              <w:right w:w="100" w:type="dxa"/>
+            </w:tcMar>
+            <w:vAlign w:val="center"/>
+          </w:tcPr>
+          <w:p>
+            <w:pPr>
+              <w:spacing w:after="0" w:line="240" w:lineRule="auto"/>
+            </w:pPr>
+            <w:r>
+              <w:rPr>
+                <w:rFonts w:ascii="Aptos" w:hAnsi="Aptos" w:eastAsia="Microsoft JhengHei"/>
+                <w:sz w:val="20"/>
+              </w:rPr>
+              <w:t>15</w:t>
+            </w:r>
+          </w:p>
+        </w:tc>
+        <w:tc>
+          <w:tcPr>
+            <w:tcW w:type="dxa" w:w="9302"/>
+            <w:tcBorders>
+              <w:top w:val="single" w:sz="6" w:color="D9D9D9"/>
+              <w:left w:val="single" w:sz="6" w:color="D9D9D9"/>
+              <w:bottom w:val="single" w:sz="6" w:color="D9D9D9"/>
+              <w:right w:val="single" w:sz="6" w:color="D9D9D9"/>
+            </w:tcBorders>
+            <w:tcMar>
+              <w:top w:w="30" w:type="dxa"/>
+              <w:left w:w="100" w:type="dxa"/>
+              <w:bottom w:w="30" w:type="dxa"/>
+              <w:right w:w="100" w:type="dxa"/>
+            </w:tcMar>
+            <w:vAlign w:val="center"/>
+          </w:tcPr>
+          <w:p>
+            <w:pPr>
+              <w:spacing w:after="0" w:line="240" w:lineRule="auto"/>
+            </w:pPr>
+            <w:r>
+              <w:rPr>
+                <w:rFonts w:ascii="Aptos" w:hAnsi="Aptos" w:eastAsia="Microsoft JhengHei"/>
+                <w:sz w:val="20"/>
+              </w:rPr>
+              <w:t>15 行事曆資料與跨月快取</w:t>
+            </w:r>
+          </w:p>
+        </w:tc>
+      </w:tr>
+      <w:tr>
+        <w:tc>
+          <w:tcPr>
+            <w:tcW w:type="dxa" w:w="864"/>
+            <w:tcBorders>
+              <w:top w:val="single" w:sz="6" w:color="D9D9D9"/>
+              <w:left w:val="single" w:sz="6" w:color="D9D9D9"/>
+              <w:bottom w:val="single" w:sz="6" w:color="D9D9D9"/>
+              <w:right w:val="single" w:sz="6" w:color="D9D9D9"/>
+            </w:tcBorders>
+            <w:shd w:fill="F8FAFC"/>
+            <w:tcMar>
+              <w:top w:w="30" w:type="dxa"/>
+              <w:left w:w="100" w:type="dxa"/>
+              <w:bottom w:w="30" w:type="dxa"/>
+              <w:right w:w="100" w:type="dxa"/>
+            </w:tcMar>
+            <w:vAlign w:val="center"/>
+          </w:tcPr>
+          <w:p>
+            <w:pPr>
+              <w:spacing w:after="0" w:line="240" w:lineRule="auto"/>
+            </w:pPr>
+            <w:r>
+              <w:rPr>
+                <w:rFonts w:ascii="Aptos" w:hAnsi="Aptos" w:eastAsia="Microsoft JhengHei"/>
+                <w:sz w:val="20"/>
+              </w:rPr>
+              <w:t>16</w:t>
+            </w:r>
+          </w:p>
+        </w:tc>
+        <w:tc>
+          <w:tcPr>
+            <w:tcW w:type="dxa" w:w="9302"/>
+            <w:tcBorders>
+              <w:top w:val="single" w:sz="6" w:color="D9D9D9"/>
+              <w:left w:val="single" w:sz="6" w:color="D9D9D9"/>
+              <w:bottom w:val="single" w:sz="6" w:color="D9D9D9"/>
+              <w:right w:val="single" w:sz="6" w:color="D9D9D9"/>
+            </w:tcBorders>
+            <w:shd w:fill="F8FAFC"/>
+            <w:tcMar>
+              <w:top w:w="30" w:type="dxa"/>
+              <w:left w:w="100" w:type="dxa"/>
+              <w:bottom w:w="30" w:type="dxa"/>
+              <w:right w:w="100" w:type="dxa"/>
+            </w:tcMar>
+            <w:vAlign w:val="center"/>
+          </w:tcPr>
+          <w:p>
+            <w:pPr>
+              <w:spacing w:after="0" w:line="240" w:lineRule="auto"/>
+            </w:pPr>
+            <w:r>
+              <w:rPr>
+                <w:rFonts w:ascii="Aptos" w:hAnsi="Aptos" w:eastAsia="Microsoft JhengHei"/>
+                <w:sz w:val="20"/>
+              </w:rPr>
+              <w:t>16 行程加入 完成與跨模組關聯</w:t>
+            </w:r>
+          </w:p>
+        </w:tc>
+      </w:tr>
+      <w:tr>
+        <w:tc>
+          <w:tcPr>
+            <w:tcW w:type="dxa" w:w="864"/>
+            <w:tcBorders>
+              <w:top w:val="single" w:sz="6" w:color="D9D9D9"/>
+              <w:left w:val="single" w:sz="6" w:color="D9D9D9"/>
+              <w:bottom w:val="single" w:sz="6" w:color="D9D9D9"/>
+              <w:right w:val="single" w:sz="6" w:color="D9D9D9"/>
+            </w:tcBorders>
+            <w:tcMar>
+              <w:top w:w="30" w:type="dxa"/>
+              <w:left w:w="100" w:type="dxa"/>
+              <w:bottom w:w="30" w:type="dxa"/>
+              <w:right w:w="100" w:type="dxa"/>
+            </w:tcMar>
+            <w:vAlign w:val="center"/>
+          </w:tcPr>
+          <w:p>
+            <w:pPr>
+              <w:spacing w:after="0" w:line="240" w:lineRule="auto"/>
+            </w:pPr>
+            <w:r>
+              <w:rPr>
+                <w:rFonts w:ascii="Aptos" w:hAnsi="Aptos" w:eastAsia="Microsoft JhengHei"/>
+                <w:sz w:val="20"/>
+              </w:rPr>
+              <w:t>17</w:t>
+            </w:r>
+          </w:p>
+        </w:tc>
+        <w:tc>
+          <w:tcPr>
+            <w:tcW w:type="dxa" w:w="9302"/>
+            <w:tcBorders>
+              <w:top w:val="single" w:sz="6" w:color="D9D9D9"/>
+              <w:left w:val="single" w:sz="6" w:color="D9D9D9"/>
+              <w:bottom w:val="single" w:sz="6" w:color="D9D9D9"/>
+              <w:right w:val="single" w:sz="6" w:color="D9D9D9"/>
+            </w:tcBorders>
+            <w:tcMar>
+              <w:top w:w="30" w:type="dxa"/>
+              <w:left w:w="100" w:type="dxa"/>
+              <w:bottom w:w="30" w:type="dxa"/>
+              <w:right w:w="100" w:type="dxa"/>
+            </w:tcMar>
+            <w:vAlign w:val="center"/>
+          </w:tcPr>
+          <w:p>
+            <w:pPr>
+              <w:spacing w:after="0" w:line="240" w:lineRule="auto"/>
+            </w:pPr>
+            <w:r>
+              <w:rPr>
+                <w:rFonts w:ascii="Aptos" w:hAnsi="Aptos" w:eastAsia="Microsoft JhengHei"/>
+                <w:sz w:val="20"/>
+              </w:rPr>
+              <w:t>17 首頁 Dashboard 的等待依賴</w:t>
+            </w:r>
+          </w:p>
+        </w:tc>
+      </w:tr>
+      <w:tr>
+        <w:tc>
+          <w:tcPr>
+            <w:tcW w:type="dxa" w:w="864"/>
+            <w:tcBorders>
+              <w:top w:val="single" w:sz="6" w:color="D9D9D9"/>
+              <w:left w:val="single" w:sz="6" w:color="D9D9D9"/>
+              <w:bottom w:val="single" w:sz="6" w:color="D9D9D9"/>
+              <w:right w:val="single" w:sz="6" w:color="D9D9D9"/>
+            </w:tcBorders>
+            <w:shd w:fill="F8FAFC"/>
+            <w:tcMar>
+              <w:top w:w="30" w:type="dxa"/>
+              <w:left w:w="100" w:type="dxa"/>
+              <w:bottom w:w="30" w:type="dxa"/>
+              <w:right w:w="100" w:type="dxa"/>
+            </w:tcMar>
+            <w:vAlign w:val="center"/>
+          </w:tcPr>
+          <w:p>
+            <w:pPr>
+              <w:spacing w:after="0" w:line="240" w:lineRule="auto"/>
+            </w:pPr>
+            <w:r>
+              <w:rPr>
+                <w:rFonts w:ascii="Aptos" w:hAnsi="Aptos" w:eastAsia="Microsoft JhengHei"/>
+                <w:sz w:val="20"/>
+              </w:rPr>
+              <w:t>18</w:t>
+            </w:r>
+          </w:p>
+        </w:tc>
+        <w:tc>
+          <w:tcPr>
+            <w:tcW w:type="dxa" w:w="9302"/>
+            <w:tcBorders>
+              <w:top w:val="single" w:sz="6" w:color="D9D9D9"/>
+              <w:left w:val="single" w:sz="6" w:color="D9D9D9"/>
+              <w:bottom w:val="single" w:sz="6" w:color="D9D9D9"/>
+              <w:right w:val="single" w:sz="6" w:color="D9D9D9"/>
+            </w:tcBorders>
+            <w:shd w:fill="F8FAFC"/>
+            <w:tcMar>
+              <w:top w:w="30" w:type="dxa"/>
+              <w:left w:w="100" w:type="dxa"/>
+              <w:bottom w:w="30" w:type="dxa"/>
+              <w:right w:w="100" w:type="dxa"/>
+            </w:tcMar>
+            <w:vAlign w:val="center"/>
+          </w:tcPr>
+          <w:p>
+            <w:pPr>
+              <w:spacing w:after="0" w:line="240" w:lineRule="auto"/>
+            </w:pPr>
+            <w:r>
+              <w:rPr>
+                <w:rFonts w:ascii="Aptos" w:hAnsi="Aptos" w:eastAsia="Microsoft JhengHei"/>
+                <w:sz w:val="20"/>
+              </w:rPr>
+              <w:t>18 日期 時區 小數與分類</w:t>
+            </w:r>
+          </w:p>
+        </w:tc>
+      </w:tr>
+      <w:tr>
+        <w:tc>
+          <w:tcPr>
+            <w:tcW w:type="dxa" w:w="864"/>
+            <w:tcBorders>
+              <w:top w:val="single" w:sz="6" w:color="D9D9D9"/>
+              <w:left w:val="single" w:sz="6" w:color="D9D9D9"/>
+              <w:bottom w:val="single" w:sz="6" w:color="D9D9D9"/>
+              <w:right w:val="single" w:sz="6" w:color="D9D9D9"/>
+            </w:tcBorders>
+            <w:tcMar>
+              <w:top w:w="30" w:type="dxa"/>
+              <w:left w:w="100" w:type="dxa"/>
+              <w:bottom w:w="30" w:type="dxa"/>
+              <w:right w:w="100" w:type="dxa"/>
+            </w:tcMar>
+            <w:vAlign w:val="center"/>
+          </w:tcPr>
+          <w:p>
+            <w:pPr>
+              <w:spacing w:after="0" w:line="240" w:lineRule="auto"/>
+            </w:pPr>
+            <w:r>
+              <w:rPr>
+                <w:rFonts w:ascii="Aptos" w:hAnsi="Aptos" w:eastAsia="Microsoft JhengHei"/>
+                <w:sz w:val="20"/>
+              </w:rPr>
+              <w:t>19</w:t>
+            </w:r>
+          </w:p>
+        </w:tc>
+        <w:tc>
+          <w:tcPr>
+            <w:tcW w:type="dxa" w:w="9302"/>
+            <w:tcBorders>
+              <w:top w:val="single" w:sz="6" w:color="D9D9D9"/>
+              <w:left w:val="single" w:sz="6" w:color="D9D9D9"/>
+              <w:bottom w:val="single" w:sz="6" w:color="D9D9D9"/>
+              <w:right w:val="single" w:sz="6" w:color="D9D9D9"/>
+            </w:tcBorders>
+            <w:tcMar>
+              <w:top w:w="30" w:type="dxa"/>
+              <w:left w:w="100" w:type="dxa"/>
+              <w:bottom w:w="30" w:type="dxa"/>
+              <w:right w:w="100" w:type="dxa"/>
+            </w:tcMar>
+            <w:vAlign w:val="center"/>
+          </w:tcPr>
+          <w:p>
+            <w:pPr>
+              <w:spacing w:after="0" w:line="240" w:lineRule="auto"/>
+            </w:pPr>
+            <w:r>
+              <w:rPr>
+                <w:rFonts w:ascii="Aptos" w:hAnsi="Aptos" w:eastAsia="Microsoft JhengHei"/>
+                <w:sz w:val="20"/>
+              </w:rPr>
+              <w:t>19 訂閱版本與累加權益</w:t>
+            </w:r>
+          </w:p>
+        </w:tc>
+      </w:tr>
+      <w:tr>
+        <w:tc>
+          <w:tcPr>
+            <w:tcW w:type="dxa" w:w="864"/>
+            <w:tcBorders>
+              <w:top w:val="single" w:sz="6" w:color="D9D9D9"/>
+              <w:left w:val="single" w:sz="6" w:color="D9D9D9"/>
+              <w:bottom w:val="single" w:sz="6" w:color="D9D9D9"/>
+              <w:right w:val="single" w:sz="6" w:color="D9D9D9"/>
+            </w:tcBorders>
+            <w:shd w:fill="F8FAFC"/>
+            <w:tcMar>
+              <w:top w:w="30" w:type="dxa"/>
+              <w:left w:w="100" w:type="dxa"/>
+              <w:bottom w:w="30" w:type="dxa"/>
+              <w:right w:w="100" w:type="dxa"/>
+            </w:tcMar>
+            <w:vAlign w:val="center"/>
+          </w:tcPr>
+          <w:p>
+            <w:pPr>
+              <w:spacing w:after="0" w:line="240" w:lineRule="auto"/>
+            </w:pPr>
+            <w:r>
+              <w:rPr>
+                <w:rFonts w:ascii="Aptos" w:hAnsi="Aptos" w:eastAsia="Microsoft JhengHei"/>
+                <w:sz w:val="20"/>
+              </w:rPr>
+              <w:t>20</w:t>
+            </w:r>
+          </w:p>
+        </w:tc>
+        <w:tc>
+          <w:tcPr>
+            <w:tcW w:type="dxa" w:w="9302"/>
+            <w:tcBorders>
+              <w:top w:val="single" w:sz="6" w:color="D9D9D9"/>
+              <w:left w:val="single" w:sz="6" w:color="D9D9D9"/>
+              <w:bottom w:val="single" w:sz="6" w:color="D9D9D9"/>
+              <w:right w:val="single" w:sz="6" w:color="D9D9D9"/>
+            </w:tcBorders>
+            <w:shd w:fill="F8FAFC"/>
+            <w:tcMar>
+              <w:top w:w="30" w:type="dxa"/>
+              <w:left w:w="100" w:type="dxa"/>
+              <w:bottom w:w="30" w:type="dxa"/>
+              <w:right w:w="100" w:type="dxa"/>
+            </w:tcMar>
+            <w:vAlign w:val="center"/>
+          </w:tcPr>
+          <w:p>
+            <w:pPr>
+              <w:spacing w:after="0" w:line="240" w:lineRule="auto"/>
+            </w:pPr>
+            <w:r>
+              <w:rPr>
+                <w:rFonts w:ascii="Aptos" w:hAnsi="Aptos" w:eastAsia="Microsoft JhengHei"/>
+                <w:sz w:val="20"/>
+              </w:rPr>
+              <w:t>20 管理介面與廠商權益</w:t>
+            </w:r>
+          </w:p>
+        </w:tc>
+      </w:tr>
+      <w:tr>
+        <w:tc>
+          <w:tcPr>
+            <w:tcW w:type="dxa" w:w="864"/>
+            <w:tcBorders>
+              <w:top w:val="single" w:sz="6" w:color="D9D9D9"/>
+              <w:left w:val="single" w:sz="6" w:color="D9D9D9"/>
+              <w:bottom w:val="single" w:sz="6" w:color="D9D9D9"/>
+              <w:right w:val="single" w:sz="6" w:color="D9D9D9"/>
+            </w:tcBorders>
+            <w:tcMar>
+              <w:top w:w="30" w:type="dxa"/>
+              <w:left w:w="100" w:type="dxa"/>
+              <w:bottom w:w="30" w:type="dxa"/>
+              <w:right w:w="100" w:type="dxa"/>
+            </w:tcMar>
+            <w:vAlign w:val="center"/>
+          </w:tcPr>
+          <w:p>
+            <w:pPr>
+              <w:spacing w:after="0" w:line="240" w:lineRule="auto"/>
+            </w:pPr>
+            <w:r>
+              <w:rPr>
+                <w:rFonts w:ascii="Aptos" w:hAnsi="Aptos" w:eastAsia="Microsoft JhengHei"/>
+                <w:sz w:val="20"/>
+              </w:rPr>
+              <w:t>21</w:t>
+            </w:r>
+          </w:p>
+        </w:tc>
+        <w:tc>
+          <w:tcPr>
+            <w:tcW w:type="dxa" w:w="9302"/>
+            <w:tcBorders>
+              <w:top w:val="single" w:sz="6" w:color="D9D9D9"/>
+              <w:left w:val="single" w:sz="6" w:color="D9D9D9"/>
+              <w:bottom w:val="single" w:sz="6" w:color="D9D9D9"/>
+              <w:right w:val="single" w:sz="6" w:color="D9D9D9"/>
+            </w:tcBorders>
+            <w:tcMar>
+              <w:top w:w="30" w:type="dxa"/>
+              <w:left w:w="100" w:type="dxa"/>
+              <w:bottom w:w="30" w:type="dxa"/>
+              <w:right w:w="100" w:type="dxa"/>
+            </w:tcMar>
+            <w:vAlign w:val="center"/>
+          </w:tcPr>
+          <w:p>
+            <w:pPr>
+              <w:spacing w:after="0" w:line="240" w:lineRule="auto"/>
+            </w:pPr>
+            <w:r>
+              <w:rPr>
+                <w:rFonts w:ascii="Aptos" w:hAnsi="Aptos" w:eastAsia="Microsoft JhengHei"/>
+                <w:sz w:val="20"/>
+              </w:rPr>
+              <w:t>21 分享與提醒契約</w:t>
+            </w:r>
+          </w:p>
+        </w:tc>
+      </w:tr>
+      <w:tr>
+        <w:tc>
+          <w:tcPr>
+            <w:tcW w:type="dxa" w:w="864"/>
+            <w:tcBorders>
+              <w:top w:val="single" w:sz="6" w:color="D9D9D9"/>
+              <w:left w:val="single" w:sz="6" w:color="D9D9D9"/>
+              <w:bottom w:val="single" w:sz="6" w:color="D9D9D9"/>
+              <w:right w:val="single" w:sz="6" w:color="D9D9D9"/>
+            </w:tcBorders>
+            <w:shd w:fill="F8FAFC"/>
+            <w:tcMar>
+              <w:top w:w="30" w:type="dxa"/>
+              <w:left w:w="100" w:type="dxa"/>
+              <w:bottom w:w="30" w:type="dxa"/>
+              <w:right w:w="100" w:type="dxa"/>
+            </w:tcMar>
+            <w:vAlign w:val="center"/>
+          </w:tcPr>
+          <w:p>
+            <w:pPr>
+              <w:spacing w:after="0" w:line="240" w:lineRule="auto"/>
+            </w:pPr>
+            <w:r>
+              <w:rPr>
+                <w:rFonts w:ascii="Aptos" w:hAnsi="Aptos" w:eastAsia="Microsoft JhengHei"/>
+                <w:sz w:val="20"/>
+              </w:rPr>
+              <w:t>22</w:t>
+            </w:r>
+          </w:p>
+        </w:tc>
+        <w:tc>
+          <w:tcPr>
+            <w:tcW w:type="dxa" w:w="9302"/>
+            <w:tcBorders>
+              <w:top w:val="single" w:sz="6" w:color="D9D9D9"/>
+              <w:left w:val="single" w:sz="6" w:color="D9D9D9"/>
+              <w:bottom w:val="single" w:sz="6" w:color="D9D9D9"/>
+              <w:right w:val="single" w:sz="6" w:color="D9D9D9"/>
+            </w:tcBorders>
+            <w:shd w:fill="F8FAFC"/>
+            <w:tcMar>
+              <w:top w:w="30" w:type="dxa"/>
+              <w:left w:w="100" w:type="dxa"/>
+              <w:bottom w:w="30" w:type="dxa"/>
+              <w:right w:w="100" w:type="dxa"/>
+            </w:tcMar>
+            <w:vAlign w:val="center"/>
+          </w:tcPr>
+          <w:p>
+            <w:pPr>
+              <w:spacing w:after="0" w:line="240" w:lineRule="auto"/>
+            </w:pPr>
+            <w:r>
+              <w:rPr>
+                <w:rFonts w:ascii="Aptos" w:hAnsi="Aptos" w:eastAsia="Microsoft JhengHei"/>
+                <w:sz w:val="20"/>
+              </w:rPr>
+              <w:t>22 遊戲與 Blockly 維護</w:t>
+            </w:r>
+          </w:p>
+        </w:tc>
+      </w:tr>
+      <w:tr>
+        <w:tc>
+          <w:tcPr>
+            <w:tcW w:type="dxa" w:w="864"/>
+            <w:tcBorders>
+              <w:top w:val="single" w:sz="6" w:color="D9D9D9"/>
+              <w:left w:val="single" w:sz="6" w:color="D9D9D9"/>
+              <w:bottom w:val="single" w:sz="6" w:color="D9D9D9"/>
+              <w:right w:val="single" w:sz="6" w:color="D9D9D9"/>
+            </w:tcBorders>
+            <w:tcMar>
+              <w:top w:w="30" w:type="dxa"/>
+              <w:left w:w="100" w:type="dxa"/>
+              <w:bottom w:w="30" w:type="dxa"/>
+              <w:right w:w="100" w:type="dxa"/>
+            </w:tcMar>
+            <w:vAlign w:val="center"/>
+          </w:tcPr>
+          <w:p>
+            <w:pPr>
+              <w:spacing w:after="0" w:line="240" w:lineRule="auto"/>
+            </w:pPr>
+            <w:r>
+              <w:rPr>
+                <w:rFonts w:ascii="Aptos" w:hAnsi="Aptos" w:eastAsia="Microsoft JhengHei"/>
+                <w:sz w:val="20"/>
+              </w:rPr>
+              <w:t>23</w:t>
+            </w:r>
+          </w:p>
+        </w:tc>
+        <w:tc>
+          <w:tcPr>
+            <w:tcW w:type="dxa" w:w="9302"/>
+            <w:tcBorders>
+              <w:top w:val="single" w:sz="6" w:color="D9D9D9"/>
+              <w:left w:val="single" w:sz="6" w:color="D9D9D9"/>
+              <w:bottom w:val="single" w:sz="6" w:color="D9D9D9"/>
+              <w:right w:val="single" w:sz="6" w:color="D9D9D9"/>
+            </w:tcBorders>
+            <w:tcMar>
+              <w:top w:w="30" w:type="dxa"/>
+              <w:left w:w="100" w:type="dxa"/>
+              <w:bottom w:w="30" w:type="dxa"/>
+              <w:right w:w="100" w:type="dxa"/>
+            </w:tcMar>
+            <w:vAlign w:val="center"/>
+          </w:tcPr>
+          <w:p>
+            <w:pPr>
+              <w:spacing w:after="0" w:line="240" w:lineRule="auto"/>
+            </w:pPr>
+            <w:r>
+              <w:rPr>
+                <w:rFonts w:ascii="Aptos" w:hAnsi="Aptos" w:eastAsia="Microsoft JhengHei"/>
+                <w:sz w:val="20"/>
+              </w:rPr>
+              <w:t>23 Excel 匯出與個資處理</w:t>
+            </w:r>
+          </w:p>
+        </w:tc>
+      </w:tr>
+      <w:tr>
+        <w:tc>
+          <w:tcPr>
+            <w:tcW w:type="dxa" w:w="864"/>
+            <w:tcBorders>
+              <w:top w:val="single" w:sz="6" w:color="D9D9D9"/>
+              <w:left w:val="single" w:sz="6" w:color="D9D9D9"/>
+              <w:bottom w:val="single" w:sz="6" w:color="D9D9D9"/>
+              <w:right w:val="single" w:sz="6" w:color="D9D9D9"/>
+            </w:tcBorders>
+            <w:shd w:fill="F8FAFC"/>
+            <w:tcMar>
+              <w:top w:w="30" w:type="dxa"/>
+              <w:left w:w="100" w:type="dxa"/>
+              <w:bottom w:w="30" w:type="dxa"/>
+              <w:right w:w="100" w:type="dxa"/>
+            </w:tcMar>
+            <w:vAlign w:val="center"/>
+          </w:tcPr>
+          <w:p>
+            <w:pPr>
+              <w:spacing w:after="0" w:line="240" w:lineRule="auto"/>
+            </w:pPr>
+            <w:r>
+              <w:rPr>
+                <w:rFonts w:ascii="Aptos" w:hAnsi="Aptos" w:eastAsia="Microsoft JhengHei"/>
+                <w:sz w:val="20"/>
+              </w:rPr>
+              <w:t>24</w:t>
+            </w:r>
+          </w:p>
+        </w:tc>
+        <w:tc>
+          <w:tcPr>
+            <w:tcW w:type="dxa" w:w="9302"/>
+            <w:tcBorders>
+              <w:top w:val="single" w:sz="6" w:color="D9D9D9"/>
+              <w:left w:val="single" w:sz="6" w:color="D9D9D9"/>
+              <w:bottom w:val="single" w:sz="6" w:color="D9D9D9"/>
+              <w:right w:val="single" w:sz="6" w:color="D9D9D9"/>
+            </w:tcBorders>
+            <w:shd w:fill="F8FAFC"/>
+            <w:tcMar>
+              <w:top w:w="30" w:type="dxa"/>
+              <w:left w:w="100" w:type="dxa"/>
+              <w:bottom w:w="30" w:type="dxa"/>
+              <w:right w:w="100" w:type="dxa"/>
+            </w:tcMar>
+            <w:vAlign w:val="center"/>
+          </w:tcPr>
+          <w:p>
+            <w:pPr>
+              <w:spacing w:after="0" w:line="240" w:lineRule="auto"/>
+            </w:pPr>
+            <w:r>
+              <w:rPr>
+                <w:rFonts w:ascii="Aptos" w:hAnsi="Aptos" w:eastAsia="Microsoft JhengHei"/>
+                <w:sz w:val="20"/>
+              </w:rPr>
+              <w:t>24 RPC 與 API 查核清單</w:t>
+            </w:r>
+          </w:p>
+        </w:tc>
+      </w:tr>
+      <w:tr>
+        <w:tc>
+          <w:tcPr>
+            <w:tcW w:type="dxa" w:w="864"/>
+            <w:tcBorders>
+              <w:top w:val="single" w:sz="6" w:color="D9D9D9"/>
+              <w:left w:val="single" w:sz="6" w:color="D9D9D9"/>
+              <w:bottom w:val="single" w:sz="6" w:color="D9D9D9"/>
+              <w:right w:val="single" w:sz="6" w:color="D9D9D9"/>
+            </w:tcBorders>
+            <w:tcMar>
+              <w:top w:w="30" w:type="dxa"/>
+              <w:left w:w="100" w:type="dxa"/>
+              <w:bottom w:w="30" w:type="dxa"/>
+              <w:right w:w="100" w:type="dxa"/>
+            </w:tcMar>
+            <w:vAlign w:val="center"/>
+          </w:tcPr>
+          <w:p>
+            <w:pPr>
+              <w:spacing w:after="0" w:line="240" w:lineRule="auto"/>
+            </w:pPr>
+            <w:r>
+              <w:rPr>
+                <w:rFonts w:ascii="Aptos" w:hAnsi="Aptos" w:eastAsia="Microsoft JhengHei"/>
+                <w:sz w:val="20"/>
+              </w:rPr>
+              <w:t>25</w:t>
+            </w:r>
+          </w:p>
+        </w:tc>
+        <w:tc>
+          <w:tcPr>
+            <w:tcW w:type="dxa" w:w="9302"/>
+            <w:tcBorders>
+              <w:top w:val="single" w:sz="6" w:color="D9D9D9"/>
+              <w:left w:val="single" w:sz="6" w:color="D9D9D9"/>
+              <w:bottom w:val="single" w:sz="6" w:color="D9D9D9"/>
+              <w:right w:val="single" w:sz="6" w:color="D9D9D9"/>
+            </w:tcBorders>
+            <w:tcMar>
+              <w:top w:w="30" w:type="dxa"/>
+              <w:left w:w="100" w:type="dxa"/>
+              <w:bottom w:w="30" w:type="dxa"/>
+              <w:right w:w="100" w:type="dxa"/>
+            </w:tcMar>
+            <w:vAlign w:val="center"/>
+          </w:tcPr>
+          <w:p>
+            <w:pPr>
+              <w:spacing w:after="0" w:line="240" w:lineRule="auto"/>
+            </w:pPr>
+            <w:r>
+              <w:rPr>
+                <w:rFonts w:ascii="Aptos" w:hAnsi="Aptos" w:eastAsia="Microsoft JhengHei"/>
+                <w:sz w:val="20"/>
+              </w:rPr>
+              <w:t>25 FastAPI 啟動與部署</w:t>
+            </w:r>
+          </w:p>
+        </w:tc>
+      </w:tr>
+      <w:tr>
+        <w:tc>
+          <w:tcPr>
+            <w:tcW w:type="dxa" w:w="864"/>
+            <w:tcBorders>
+              <w:top w:val="single" w:sz="6" w:color="D9D9D9"/>
+              <w:left w:val="single" w:sz="6" w:color="D9D9D9"/>
+              <w:bottom w:val="single" w:sz="6" w:color="D9D9D9"/>
+              <w:right w:val="single" w:sz="6" w:color="D9D9D9"/>
+            </w:tcBorders>
+            <w:shd w:fill="F8FAFC"/>
+            <w:tcMar>
+              <w:top w:w="30" w:type="dxa"/>
+              <w:left w:w="100" w:type="dxa"/>
+              <w:bottom w:w="30" w:type="dxa"/>
+              <w:right w:w="100" w:type="dxa"/>
+            </w:tcMar>
+            <w:vAlign w:val="center"/>
+          </w:tcPr>
+          <w:p>
+            <w:pPr>
+              <w:spacing w:after="0" w:line="240" w:lineRule="auto"/>
+            </w:pPr>
+            <w:r>
+              <w:rPr>
+                <w:rFonts w:ascii="Aptos" w:hAnsi="Aptos" w:eastAsia="Microsoft JhengHei"/>
+                <w:sz w:val="20"/>
+              </w:rPr>
+              <w:t>26</w:t>
+            </w:r>
+          </w:p>
+        </w:tc>
+        <w:tc>
+          <w:tcPr>
+            <w:tcW w:type="dxa" w:w="9302"/>
+            <w:tcBorders>
+              <w:top w:val="single" w:sz="6" w:color="D9D9D9"/>
+              <w:left w:val="single" w:sz="6" w:color="D9D9D9"/>
+              <w:bottom w:val="single" w:sz="6" w:color="D9D9D9"/>
+              <w:right w:val="single" w:sz="6" w:color="D9D9D9"/>
+            </w:tcBorders>
+            <w:shd w:fill="F8FAFC"/>
+            <w:tcMar>
+              <w:top w:w="30" w:type="dxa"/>
+              <w:left w:w="100" w:type="dxa"/>
+              <w:bottom w:w="30" w:type="dxa"/>
+              <w:right w:w="100" w:type="dxa"/>
+            </w:tcMar>
+            <w:vAlign w:val="center"/>
+          </w:tcPr>
+          <w:p>
+            <w:pPr>
+              <w:spacing w:after="0" w:line="240" w:lineRule="auto"/>
+            </w:pPr>
+            <w:r>
+              <w:rPr>
+                <w:rFonts w:ascii="Aptos" w:hAnsi="Aptos" w:eastAsia="Microsoft JhengHei"/>
+                <w:sz w:val="20"/>
+              </w:rPr>
+              <w:t>26 安全 權限與清理排程</w:t>
+            </w:r>
+          </w:p>
+        </w:tc>
+      </w:tr>
+      <w:tr>
+        <w:tc>
+          <w:tcPr>
+            <w:tcW w:type="dxa" w:w="864"/>
+            <w:tcBorders>
+              <w:top w:val="single" w:sz="6" w:color="D9D9D9"/>
+              <w:left w:val="single" w:sz="6" w:color="D9D9D9"/>
+              <w:bottom w:val="single" w:sz="6" w:color="D9D9D9"/>
+              <w:right w:val="single" w:sz="6" w:color="D9D9D9"/>
+            </w:tcBorders>
+            <w:tcMar>
+              <w:top w:w="30" w:type="dxa"/>
+              <w:left w:w="100" w:type="dxa"/>
+              <w:bottom w:w="30" w:type="dxa"/>
+              <w:right w:w="100" w:type="dxa"/>
+            </w:tcMar>
+            <w:vAlign w:val="center"/>
+          </w:tcPr>
+          <w:p>
+            <w:pPr>
+              <w:spacing w:after="0" w:line="240" w:lineRule="auto"/>
+            </w:pPr>
+            <w:r>
+              <w:rPr>
+                <w:rFonts w:ascii="Aptos" w:hAnsi="Aptos" w:eastAsia="Microsoft JhengHei"/>
+                <w:sz w:val="20"/>
+              </w:rPr>
+              <w:t>27</w:t>
+            </w:r>
+          </w:p>
+        </w:tc>
+        <w:tc>
+          <w:tcPr>
+            <w:tcW w:type="dxa" w:w="9302"/>
+            <w:tcBorders>
+              <w:top w:val="single" w:sz="6" w:color="D9D9D9"/>
+              <w:left w:val="single" w:sz="6" w:color="D9D9D9"/>
+              <w:bottom w:val="single" w:sz="6" w:color="D9D9D9"/>
+              <w:right w:val="single" w:sz="6" w:color="D9D9D9"/>
+            </w:tcBorders>
+            <w:tcMar>
+              <w:top w:w="30" w:type="dxa"/>
+              <w:left w:w="100" w:type="dxa"/>
+              <w:bottom w:w="30" w:type="dxa"/>
+              <w:right w:w="100" w:type="dxa"/>
+            </w:tcMar>
+            <w:vAlign w:val="center"/>
+          </w:tcPr>
+          <w:p>
+            <w:pPr>
+              <w:spacing w:after="0" w:line="240" w:lineRule="auto"/>
+            </w:pPr>
+            <w:r>
+              <w:rPr>
+                <w:rFonts w:ascii="Aptos" w:hAnsi="Aptos" w:eastAsia="Microsoft JhengHei"/>
+                <w:sz w:val="20"/>
+              </w:rPr>
+              <w:t>27 測試 發佈與日常維護</w:t>
+            </w:r>
+          </w:p>
+        </w:tc>
+      </w:tr>
+      <w:tr>
+        <w:tc>
+          <w:tcPr>
+            <w:tcW w:type="dxa" w:w="864"/>
+            <w:tcBorders>
+              <w:top w:val="single" w:sz="6" w:color="D9D9D9"/>
+              <w:left w:val="single" w:sz="6" w:color="D9D9D9"/>
+              <w:bottom w:val="single" w:sz="6" w:color="D9D9D9"/>
+              <w:right w:val="single" w:sz="6" w:color="D9D9D9"/>
+            </w:tcBorders>
+            <w:shd w:fill="F8FAFC"/>
+            <w:tcMar>
+              <w:top w:w="30" w:type="dxa"/>
+              <w:left w:w="100" w:type="dxa"/>
+              <w:bottom w:w="30" w:type="dxa"/>
+              <w:right w:w="100" w:type="dxa"/>
+            </w:tcMar>
+            <w:vAlign w:val="center"/>
+          </w:tcPr>
+          <w:p>
+            <w:pPr>
+              <w:spacing w:after="0" w:line="240" w:lineRule="auto"/>
+            </w:pPr>
+            <w:r>
+              <w:rPr>
+                <w:rFonts w:ascii="Aptos" w:hAnsi="Aptos" w:eastAsia="Microsoft JhengHei"/>
+                <w:sz w:val="20"/>
+              </w:rPr>
+              <w:t>28</w:t>
+            </w:r>
+          </w:p>
+        </w:tc>
+        <w:tc>
+          <w:tcPr>
+            <w:tcW w:type="dxa" w:w="9302"/>
+            <w:tcBorders>
+              <w:top w:val="single" w:sz="6" w:color="D9D9D9"/>
+              <w:left w:val="single" w:sz="6" w:color="D9D9D9"/>
+              <w:bottom w:val="single" w:sz="6" w:color="D9D9D9"/>
+              <w:right w:val="single" w:sz="6" w:color="D9D9D9"/>
+            </w:tcBorders>
+            <w:shd w:fill="F8FAFC"/>
+            <w:tcMar>
+              <w:top w:w="30" w:type="dxa"/>
+              <w:left w:w="100" w:type="dxa"/>
+              <w:bottom w:w="30" w:type="dxa"/>
+              <w:right w:w="100" w:type="dxa"/>
+            </w:tcMar>
+            <w:vAlign w:val="center"/>
+          </w:tcPr>
+          <w:p>
+            <w:pPr>
+              <w:spacing w:after="0" w:line="240" w:lineRule="auto"/>
+            </w:pPr>
+            <w:r>
+              <w:rPr>
+                <w:rFonts w:ascii="Aptos" w:hAnsi="Aptos" w:eastAsia="Microsoft JhengHei"/>
+                <w:sz w:val="20"/>
+              </w:rPr>
+              <w:t>28 維護時優先保護的規則</w:t>
+            </w:r>
+          </w:p>
+        </w:tc>
+      </w:tr>
+    </w:tbl>
+    <w:p>
+      <w:r>
+        <w:br w:type="page"/>
+      </w:r>
+    </w:p>
+    <w:p>
+      <w:pPr>
+        <w:keepLines/>
+      </w:pPr>
+      <w:r>
+        <w:rPr>
+          <w:rFonts w:ascii="Aptos" w:hAnsi="Aptos" w:eastAsia="Microsoft JhengHei"/>
+        </w:rPr>
+        <w:t>本文件供接手 Flutter、資料庫與 FastAPI 的開發者使用。先建立可重現環境，再沿資料來源與 MVC 分工追查功能；涉及搬移、權益、帳號與提醒時，優先確認資料隔離及後端約束，不以畫面按鈕是否存在取代安全驗證。</w:t>
+      </w:r>
+    </w:p>
+    <w:p>
+      <w:pPr>
+        <w:keepLines/>
+      </w:pPr>
+      <w:r>
+        <w:rPr>
+          <w:rFonts w:ascii="Aptos" w:hAnsi="Aptos" w:eastAsia="Microsoft JhengHei"/>
+        </w:rPr>
+        <w:t>基準提交為 41789f21，日期為 2026 年 10 月 16 日。最近一次程式驗證為 flutter analyze 通過、Flutter 測試 832 項通過。這不是 Android、iOS、Web 所有實機案例的完成證明。Supabase 遠端函式、排程、政策及資料不是本機 Git 的自動副本，部署前另做契約查核。</w:t>
+      </w:r>
+    </w:p>
+    <w:p>
+      <w:pPr>
+        <w:pStyle w:val="Heading1"/>
+      </w:pPr>
+      <w:r>
+        <w:t>1 系統邊界與資料流</w:t>
+      </w:r>
+    </w:p>
+    <w:p>
+      <w:pPr>
+        <w:keepLines w:val="0"/>
+      </w:pPr>
+      <w:r>
+        <w:rPr>
+          <w:rFonts w:ascii="Aptos" w:hAnsi="Aptos" w:eastAsia="Microsoft JhengHei"/>
+        </w:rPr>
+        <w:t>Life Pilot 有 Flutter 用戶端、Supabase Authentication 與 PostgreSQL，以及 FastAPI 三個主要邊界。Flutter 透過 Provider 協調畫面和狀態；Service 依資源與目前儲存位置呼叫 RPC、本機資料庫或外部服務。FastAPI 代理外部活動、天氣、地理編碼及股票，也執行需要受信任權限的帳號管理。</w:t>
+      </w:r>
+    </w:p>
+    <w:p>
+      <w:pPr>
+        <w:keepLines/>
+      </w:pPr>
+      <w:r>
+        <w:rPr>
+          <w:rFonts w:ascii="Aptos" w:hAnsi="Aptos" w:eastAsia="Microsoft JhengHei"/>
+        </w:rPr>
+        <w:t>個人資料採雲端與本機互斥主要來源。推薦公開內容、外部天氣與股票不因個人儲存位置是本機就變成完全離線服務。搬移個人紀錄時必須對照支援資源清單，不能泛稱搬移整個網站資料。</w:t>
+      </w:r>
+    </w:p>
+    <w:p>
+      <w:pPr>
+        <w:pStyle w:val="Heading2"/>
+      </w:pPr>
+      <w:r>
+        <w:t>主要目錄</w:t>
       </w:r>
     </w:p>
     <w:tbl>
@@ -272,7 +2047,7 @@
               <w:bottom w:val="single" w:sz="6" w:color="D9D9D9"/>
               <w:right w:val="single" w:sz="6" w:color="D9D9D9"/>
             </w:tcBorders>
-            <w:shd w:fill="17365D"/>
+            <w:shd w:fill="F2F2F2"/>
             <w:tcMar>
               <w:top w:w="90" w:type="dxa"/>
               <w:left w:w="100" w:type="dxa"/>
@@ -289,10 +2064,10 @@
               <w:rPr>
                 <w:rFonts w:ascii="Aptos" w:hAnsi="Aptos" w:eastAsia="Microsoft JhengHei"/>
                 <w:b/>
-                <w:color w:val="FFFFFF"/>
-                <w:sz w:val="17"/>
+                <w:color w:val="000000"/>
+                <w:sz w:val="20"/>
               </w:rPr>
-              <w:t>章節</w:t>
+              <w:t>路徑</w:t>
             </w:r>
           </w:p>
         </w:tc>
@@ -305,7 +2080,7 @@
               <w:bottom w:val="single" w:sz="6" w:color="D9D9D9"/>
               <w:right w:val="single" w:sz="6" w:color="D9D9D9"/>
             </w:tcBorders>
-            <w:shd w:fill="17365D"/>
+            <w:shd w:fill="F2F2F2"/>
             <w:tcMar>
               <w:top w:w="90" w:type="dxa"/>
               <w:left w:w="100" w:type="dxa"/>
@@ -322,10 +2097,10 @@
               <w:rPr>
                 <w:rFonts w:ascii="Aptos" w:hAnsi="Aptos" w:eastAsia="Microsoft JhengHei"/>
                 <w:b/>
-                <w:color w:val="FFFFFF"/>
-                <w:sz w:val="17"/>
+                <w:color w:val="000000"/>
+                <w:sz w:val="20"/>
               </w:rPr>
-              <w:t>內容</w:t>
+              <w:t>責任</w:t>
             </w:r>
           </w:p>
         </w:tc>
@@ -355,9 +2130,9 @@
             <w:r>
               <w:rPr>
                 <w:rFonts w:ascii="Aptos" w:hAnsi="Aptos" w:eastAsia="Microsoft JhengHei"/>
-                <w:sz w:val="17"/>
+                <w:sz w:val="20"/>
               </w:rPr>
-              <w:t>1</w:t>
+              <w:t>lib/apps</w:t>
             </w:r>
           </w:p>
         </w:tc>
@@ -385,9 +2160,9 @@
             <w:r>
               <w:rPr>
                 <w:rFonts w:ascii="Aptos" w:hAnsi="Aptos" w:eastAsia="Microsoft JhengHei"/>
-                <w:sz w:val="17"/>
+                <w:sz w:val="20"/>
               </w:rPr>
-              <w:t>1. 系統概觀</w:t>
+              <w:t>主頁切換 模組授權 儲存位置</w:t>
             </w:r>
           </w:p>
         </w:tc>
@@ -418,9 +2193,9 @@
             <w:r>
               <w:rPr>
                 <w:rFonts w:ascii="Aptos" w:hAnsi="Aptos" w:eastAsia="Microsoft JhengHei"/>
-                <w:sz w:val="17"/>
+                <w:sz w:val="20"/>
               </w:rPr>
-              <w:t>2</w:t>
+              <w:t>lib/auth</w:t>
             </w:r>
           </w:p>
         </w:tc>
@@ -449,9 +2224,9 @@
             <w:r>
               <w:rPr>
                 <w:rFonts w:ascii="Aptos" w:hAnsi="Aptos" w:eastAsia="Microsoft JhengHei"/>
-                <w:sz w:val="17"/>
+                <w:sz w:val="20"/>
               </w:rPr>
-              <w:t>2. 原始碼結構</w:t>
+              <w:t>登入 Recovery 帳號安全 身分生命週期</w:t>
             </w:r>
           </w:p>
         </w:tc>
@@ -481,9 +2256,9 @@
             <w:r>
               <w:rPr>
                 <w:rFonts w:ascii="Aptos" w:hAnsi="Aptos" w:eastAsia="Microsoft JhengHei"/>
-                <w:sz w:val="17"/>
+                <w:sz w:val="20"/>
               </w:rPr>
-              <w:t>3</w:t>
+              <w:t>lib/calendar</w:t>
             </w:r>
           </w:p>
         </w:tc>
@@ -511,9 +2286,9 @@
             <w:r>
               <w:rPr>
                 <w:rFonts w:ascii="Aptos" w:hAnsi="Aptos" w:eastAsia="Microsoft JhengHei"/>
-                <w:sz w:val="17"/>
+                <w:sz w:val="20"/>
               </w:rPr>
-              <w:t>3. 本機開發</w:t>
+              <w:t>月曆排版 事件操作 分享 提醒協調</w:t>
             </w:r>
           </w:p>
         </w:tc>
@@ -544,9 +2319,9 @@
             <w:r>
               <w:rPr>
                 <w:rFonts w:ascii="Aptos" w:hAnsi="Aptos" w:eastAsia="Microsoft JhengHei"/>
-                <w:sz w:val="17"/>
+                <w:sz w:val="20"/>
               </w:rPr>
-              <w:t>4</w:t>
+              <w:t>lib/event</w:t>
             </w:r>
           </w:p>
         </w:tc>
@@ -575,9 +2350,9 @@
             <w:r>
               <w:rPr>
                 <w:rFonts w:ascii="Aptos" w:hAnsi="Aptos" w:eastAsia="Microsoft JhengHei"/>
-                <w:sz w:val="17"/>
+                <w:sz w:val="20"/>
               </w:rPr>
-              <w:t>4. Flutter 架構慣例</w:t>
+              <w:t>推薦活動景點 共用事件模型 搜尋 地圖 匯入</w:t>
             </w:r>
           </w:p>
         </w:tc>
@@ -607,9 +2382,9 @@
             <w:r>
               <w:rPr>
                 <w:rFonts w:ascii="Aptos" w:hAnsi="Aptos" w:eastAsia="Microsoft JhengHei"/>
-                <w:sz w:val="17"/>
+                <w:sz w:val="20"/>
               </w:rPr>
-              <w:t>5</w:t>
+              <w:t>lib/memory_trace</w:t>
             </w:r>
           </w:p>
         </w:tc>
@@ -637,9 +2412,9 @@
             <w:r>
               <w:rPr>
                 <w:rFonts w:ascii="Aptos" w:hAnsi="Aptos" w:eastAsia="Microsoft JhengHei"/>
-                <w:sz w:val="17"/>
+                <w:sz w:val="20"/>
               </w:rPr>
-              <w:t>5. 雲端與本機資料模式</w:t>
+              <w:t>回憶時間軸 卡片 預覽</w:t>
             </w:r>
           </w:p>
         </w:tc>
@@ -670,9 +2445,9 @@
             <w:r>
               <w:rPr>
                 <w:rFonts w:ascii="Aptos" w:hAnsi="Aptos" w:eastAsia="Microsoft JhengHei"/>
-                <w:sz w:val="17"/>
+                <w:sz w:val="20"/>
               </w:rPr>
-              <w:t>6</w:t>
+              <w:t>lib/accounting 與 lib/point_record</w:t>
             </w:r>
           </w:p>
         </w:tc>
@@ -701,9 +2476,9 @@
             <w:r>
               <w:rPr>
                 <w:rFonts w:ascii="Aptos" w:hAnsi="Aptos" w:eastAsia="Microsoft JhengHei"/>
-                <w:sz w:val="17"/>
+                <w:sz w:val="20"/>
               </w:rPr>
-              <w:t>6. Supabase 資料與安全</w:t>
+              <w:t>帳戶 明細 日期分類 金額及積分</w:t>
             </w:r>
           </w:p>
         </w:tc>
@@ -733,9 +2508,9 @@
             <w:r>
               <w:rPr>
                 <w:rFonts w:ascii="Aptos" w:hAnsi="Aptos" w:eastAsia="Microsoft JhengHei"/>
-                <w:sz w:val="17"/>
+                <w:sz w:val="20"/>
               </w:rPr>
-              <w:t>7</w:t>
+              <w:t>lib/game</w:t>
             </w:r>
           </w:p>
         </w:tc>
@@ -763,9 +2538,9 @@
             <w:r>
               <w:rPr>
                 <w:rFonts w:ascii="Aptos" w:hAnsi="Aptos" w:eastAsia="Microsoft JhengHei"/>
-                <w:sz w:val="17"/>
+                <w:sz w:val="20"/>
               </w:rPr>
-              <w:t>7. 訂閱與版本化額度</w:t>
+              <w:t>題庫 各遊戲控制器 進度與平台編輯器</w:t>
             </w:r>
           </w:p>
         </w:tc>
@@ -796,9 +2571,9 @@
             <w:r>
               <w:rPr>
                 <w:rFonts w:ascii="Aptos" w:hAnsi="Aptos" w:eastAsia="Microsoft JhengHei"/>
-                <w:sz w:val="17"/>
+                <w:sz w:val="20"/>
               </w:rPr>
-              <w:t>8</w:t>
+              <w:t>lib/local_storage</w:t>
             </w:r>
           </w:p>
         </w:tc>
@@ -827,9 +2602,9 @@
             <w:r>
               <w:rPr>
                 <w:rFonts w:ascii="Aptos" w:hAnsi="Aptos" w:eastAsia="Microsoft JhengHei"/>
-                <w:sz w:val="17"/>
+                <w:sz w:val="20"/>
               </w:rPr>
-              <w:t>8. 推薦活動更新</w:t>
+              <w:t>Sembast IndexedDB 模式搬移</w:t>
             </w:r>
           </w:p>
         </w:tc>
@@ -859,9 +2634,9 @@
             <w:r>
               <w:rPr>
                 <w:rFonts w:ascii="Aptos" w:hAnsi="Aptos" w:eastAsia="Microsoft JhengHei"/>
-                <w:sz w:val="17"/>
+                <w:sz w:val="20"/>
               </w:rPr>
-              <w:t>9</w:t>
+              <w:t>lib/subscription 與 lib/vendor</w:t>
             </w:r>
           </w:p>
         </w:tc>
@@ -889,9 +2664,9 @@
             <w:r>
               <w:rPr>
                 <w:rFonts w:ascii="Aptos" w:hAnsi="Aptos" w:eastAsia="Microsoft JhengHei"/>
-                <w:sz w:val="17"/>
+                <w:sz w:val="20"/>
               </w:rPr>
-              <w:t>9. 時間、國家、地圖與天氣</w:t>
+              <w:t>個人權益 廠商版本 額度與管理畫面</w:t>
             </w:r>
           </w:p>
         </w:tc>
@@ -922,9 +2697,9 @@
             <w:r>
               <w:rPr>
                 <w:rFonts w:ascii="Aptos" w:hAnsi="Aptos" w:eastAsia="Microsoft JhengHei"/>
-                <w:sz w:val="17"/>
+                <w:sz w:val="20"/>
               </w:rPr>
-              <w:t>10</w:t>
+              <w:t>lib/pages/home</w:t>
             </w:r>
           </w:p>
         </w:tc>
@@ -953,9 +2728,9 @@
             <w:r>
               <w:rPr>
                 <w:rFonts w:ascii="Aptos" w:hAnsi="Aptos" w:eastAsia="Microsoft JhengHei"/>
-                <w:sz w:val="17"/>
+                <w:sz w:val="20"/>
               </w:rPr>
-              <w:t>10. 發行與部署</w:t>
+              <w:t>首頁 Dashboard 與跨模組摘要</w:t>
             </w:r>
           </w:p>
         </w:tc>
@@ -985,9 +2760,9 @@
             <w:r>
               <w:rPr>
                 <w:rFonts w:ascii="Aptos" w:hAnsi="Aptos" w:eastAsia="Microsoft JhengHei"/>
-                <w:sz w:val="17"/>
+                <w:sz w:val="20"/>
               </w:rPr>
-              <w:t>11</w:t>
+              <w:t>lib/utils</w:t>
             </w:r>
           </w:p>
         </w:tc>
@@ -1015,9 +2790,9 @@
             <w:r>
               <w:rPr>
                 <w:rFonts w:ascii="Aptos" w:hAnsi="Aptos" w:eastAsia="Microsoft JhengHei"/>
-                <w:sz w:val="17"/>
+                <w:sz w:val="20"/>
               </w:rPr>
-              <w:t>11. 隱私、條款、匯出與資料保存</w:t>
+              <w:t>日期 解析 分頁 輸入格式 網路及匯出工具</w:t>
             </w:r>
           </w:p>
         </w:tc>
@@ -1048,9 +2823,9 @@
             <w:r>
               <w:rPr>
                 <w:rFonts w:ascii="Aptos" w:hAnsi="Aptos" w:eastAsia="Microsoft JhengHei"/>
-                <w:sz w:val="17"/>
+                <w:sz w:val="20"/>
               </w:rPr>
-              <w:t>12</w:t>
+              <w:t>python_ai_service</w:t>
             </w:r>
           </w:p>
         </w:tc>
@@ -1079,17 +2854,146 @@
             <w:r>
               <w:rPr>
                 <w:rFonts w:ascii="Aptos" w:hAnsi="Aptos" w:eastAsia="Microsoft JhengHei"/>
-                <w:sz w:val="17"/>
+                <w:sz w:val="20"/>
               </w:rPr>
-              <w:t>12. 目前技術限制與後續工作</w:t>
+              <w:t>FastAPI 代理與管理 API</w:t>
+            </w:r>
+          </w:p>
+        </w:tc>
+      </w:tr>
+      <w:tr>
+        <w:tc>
+          <w:tcPr>
+            <w:tcW w:type="dxa" w:w="5083"/>
+            <w:tcBorders>
+              <w:top w:val="single" w:sz="6" w:color="D9D9D9"/>
+              <w:left w:val="single" w:sz="6" w:color="D9D9D9"/>
+              <w:bottom w:val="single" w:sz="6" w:color="D9D9D9"/>
+              <w:right w:val="single" w:sz="6" w:color="D9D9D9"/>
+            </w:tcBorders>
+            <w:tcMar>
+              <w:top w:w="90" w:type="dxa"/>
+              <w:left w:w="100" w:type="dxa"/>
+              <w:bottom w:w="90" w:type="dxa"/>
+              <w:right w:w="100" w:type="dxa"/>
+            </w:tcMar>
+            <w:vAlign w:val="center"/>
+          </w:tcPr>
+          <w:p>
+            <w:pPr>
+              <w:spacing w:after="0" w:line="240" w:lineRule="auto"/>
+            </w:pPr>
+            <w:r>
+              <w:rPr>
+                <w:rFonts w:ascii="Aptos" w:hAnsi="Aptos" w:eastAsia="Microsoft JhengHei"/>
+                <w:sz w:val="20"/>
+              </w:rPr>
+              <w:t>test 與 python_ai_service/tests</w:t>
+            </w:r>
+          </w:p>
+        </w:tc>
+        <w:tc>
+          <w:tcPr>
+            <w:tcW w:type="dxa" w:w="5083"/>
+            <w:tcBorders>
+              <w:top w:val="single" w:sz="6" w:color="D9D9D9"/>
+              <w:left w:val="single" w:sz="6" w:color="D9D9D9"/>
+              <w:bottom w:val="single" w:sz="6" w:color="D9D9D9"/>
+              <w:right w:val="single" w:sz="6" w:color="D9D9D9"/>
+            </w:tcBorders>
+            <w:tcMar>
+              <w:top w:w="90" w:type="dxa"/>
+              <w:left w:w="100" w:type="dxa"/>
+              <w:bottom w:w="90" w:type="dxa"/>
+              <w:right w:w="100" w:type="dxa"/>
+            </w:tcMar>
+            <w:vAlign w:val="center"/>
+          </w:tcPr>
+          <w:p>
+            <w:pPr>
+              <w:spacing w:after="0" w:line="240" w:lineRule="auto"/>
+            </w:pPr>
+            <w:r>
+              <w:rPr>
+                <w:rFonts w:ascii="Aptos" w:hAnsi="Aptos" w:eastAsia="Microsoft JhengHei"/>
+                <w:sz w:val="20"/>
+              </w:rPr>
+              <w:t>單元 Widget 契約及後端測試</w:t>
+            </w:r>
+          </w:p>
+        </w:tc>
+      </w:tr>
+      <w:tr>
+        <w:tc>
+          <w:tcPr>
+            <w:tcW w:type="dxa" w:w="5083"/>
+            <w:tcBorders>
+              <w:top w:val="single" w:sz="6" w:color="D9D9D9"/>
+              <w:left w:val="single" w:sz="6" w:color="D9D9D9"/>
+              <w:bottom w:val="single" w:sz="6" w:color="D9D9D9"/>
+              <w:right w:val="single" w:sz="6" w:color="D9D9D9"/>
+            </w:tcBorders>
+            <w:shd w:fill="F8FAFC"/>
+            <w:tcMar>
+              <w:top w:w="90" w:type="dxa"/>
+              <w:left w:w="100" w:type="dxa"/>
+              <w:bottom w:w="90" w:type="dxa"/>
+              <w:right w:w="100" w:type="dxa"/>
+            </w:tcMar>
+            <w:vAlign w:val="center"/>
+          </w:tcPr>
+          <w:p>
+            <w:pPr>
+              <w:spacing w:after="0" w:line="240" w:lineRule="auto"/>
+            </w:pPr>
+            <w:r>
+              <w:rPr>
+                <w:rFonts w:ascii="Aptos" w:hAnsi="Aptos" w:eastAsia="Microsoft JhengHei"/>
+                <w:sz w:val="20"/>
+              </w:rPr>
+              <w:t>docs 與 tool</w:t>
+            </w:r>
+          </w:p>
+        </w:tc>
+        <w:tc>
+          <w:tcPr>
+            <w:tcW w:type="dxa" w:w="5083"/>
+            <w:tcBorders>
+              <w:top w:val="single" w:sz="6" w:color="D9D9D9"/>
+              <w:left w:val="single" w:sz="6" w:color="D9D9D9"/>
+              <w:bottom w:val="single" w:sz="6" w:color="D9D9D9"/>
+              <w:right w:val="single" w:sz="6" w:color="D9D9D9"/>
+            </w:tcBorders>
+            <w:shd w:fill="F8FAFC"/>
+            <w:tcMar>
+              <w:top w:w="90" w:type="dxa"/>
+              <w:left w:w="100" w:type="dxa"/>
+              <w:bottom w:w="90" w:type="dxa"/>
+              <w:right w:w="100" w:type="dxa"/>
+            </w:tcMar>
+            <w:vAlign w:val="center"/>
+          </w:tcPr>
+          <w:p>
+            <w:pPr>
+              <w:spacing w:after="0" w:line="240" w:lineRule="auto"/>
+            </w:pPr>
+            <w:r>
+              <w:rPr>
+                <w:rFonts w:ascii="Aptos" w:hAnsi="Aptos" w:eastAsia="Microsoft JhengHei"/>
+                <w:sz w:val="20"/>
+              </w:rPr>
+              <w:t>文件原始稿 Word 與產生工具</w:t>
             </w:r>
           </w:p>
         </w:tc>
       </w:tr>
     </w:tbl>
     <w:p>
+      <w:pPr>
+        <w:pStyle w:val="Heading1"/>
+      </w:pPr>
       <w:r>
-        <w:br w:type="page"/>
+        <w:t>2 開發環境與版本基準</w:t>
       </w:r>
     </w:p>
     <w:p>
@@ -1100,160 +3004,110 @@
         <w:rPr>
           <w:rFonts w:ascii="Aptos" w:hAnsi="Aptos" w:eastAsia="Microsoft JhengHei"/>
         </w:rPr>
-        <w:t>文件版本：2026-10-13</w:t>
+        <w:t>目前 pubspec.yaml 宣告 Dart SDK ^3.10.0，CI 固定 Flutter 3.47.4。不要沿用舊文件的 Flutter 3.35 或 Dart 3.6。實際開發機先以 flutter --version 確認，套件解析必須使用相容 SDK，不任意降版 idb_shim 來規避執行期問題。</w:t>
       </w:r>
     </w:p>
     <w:p>
       <w:pPr>
-        <w:pStyle w:val="Heading1"/>
-      </w:pPr>
-      <w:r>
-        <w:t>1. 系統概觀</w:t>
-      </w:r>
-    </w:p>
-    <w:p>
-      <w:pPr>
-        <w:keepLines/>
+        <w:keepLines w:val="0"/>
       </w:pPr>
       <w:r>
         <w:rPr>
           <w:rFonts w:ascii="Aptos" w:hAnsi="Aptos" w:eastAsia="Microsoft JhengHei"/>
         </w:rPr>
-        <w:t>Life Pilot 採三層式混合架構：</w:t>
+        <w:t>主要套件包括 supabase_flutter 2.12.4、Provider、http、Sembast、sembast_web、idb_shim、flutter_local_notifications、Flame、speech_to_text、flutter_tts、excel 及 webview_flutter。依精確 pin、範圍與 pubspec.lock 安裝，不把文件列出的套件當成重新選版清單。</w:t>
       </w:r>
     </w:p>
     <w:p>
       <w:pPr>
-        <w:pStyle w:val="ListNumber"/>
+        <w:keepLines/>
       </w:pPr>
       <w:r>
         <w:rPr>
           <w:rFonts w:ascii="Aptos" w:hAnsi="Aptos" w:eastAsia="Microsoft JhengHei"/>
         </w:rPr>
-        <w:t>Flutter 客戶端：Web、Android、iOS 與桌面 UI、狀態管理、本機資料及部分外部資料解析。</w:t>
+        <w:t>flutter_keyboard_visibility 指向 third_party 本地修補。flutter_html 使用 html 0.15.6 的 pin 是因上游內部 matches 相容問題；升級需先跑 Web 與 Android 建置，不要因看似舊版就直接刪除 override。</w:t>
       </w:r>
     </w:p>
     <w:p>
       <w:pPr>
-        <w:pStyle w:val="ListNumber"/>
+        <w:pStyle w:val="Heading2"/>
+      </w:pPr>
+      <w:r>
+        <w:t>Flutter 日常指令</w:t>
+      </w:r>
+    </w:p>
+    <w:p>
+      <w:pPr>
+        <w:pStyle w:val="CodeBlock"/>
+        <w:keepLines/>
+        <w:spacing w:line="240" w:lineRule="auto"/>
+      </w:pPr>
+      <w:r>
+        <w:t>flutter --version</w:t>
+        <w:br/>
+        <w:t>flutter pub get</w:t>
+        <w:br/>
+        <w:t>flutter gen-l10n</w:t>
+        <w:br/>
+        <w:t>flutter analyze</w:t>
+        <w:br/>
+        <w:t>flutter test --concurrency=2</w:t>
+        <w:br/>
+        <w:t>flutter run</w:t>
+      </w:r>
+    </w:p>
+    <w:p>
+      <w:pPr>
+        <w:keepLines/>
       </w:pPr>
       <w:r>
         <w:rPr>
           <w:rFonts w:ascii="Aptos" w:hAnsi="Aptos" w:eastAsia="Microsoft JhengHei"/>
         </w:rPr>
-        <w:t>Supabase：Authentication、PostgreSQL、RPC、RLS 與主要雲端資料。</w:t>
+        <w:t>效能測量使用實機 Profile，不能直接用 Debug 與桌面瀏覽器比裝置能力：</w:t>
       </w:r>
     </w:p>
     <w:p>
       <w:pPr>
-        <w:pStyle w:val="ListNumber"/>
+        <w:pStyle w:val="CodeBlock"/>
+        <w:keepLines/>
+        <w:spacing w:line="240" w:lineRule="auto"/>
+      </w:pPr>
+      <w:r>
+        <w:t>flutter run --profile</w:t>
+        <w:br/>
+        <w:t>flutter build web --release --base-href "/life_pilot/"</w:t>
+      </w:r>
+    </w:p>
+    <w:p>
+      <w:pPr>
+        <w:keepLines/>
       </w:pPr>
       <w:r>
         <w:rPr>
           <w:rFonts w:ascii="Aptos" w:hAnsi="Aptos" w:eastAsia="Microsoft JhengHei"/>
         </w:rPr>
-        <w:t>FastAPI：代理外部活動、天氣、地理編碼及股票服務，並執行需要 service role／資料庫連線的清理工作。</w:t>
+        <w:t>目前 CI 的 API_BASE_URL 指向 Render 服務，可用 dart-define 覆寫。私人 Mac API 是另一資料來源，不能把它當作所有雲端功能都可依賴的永久服務。文件與 Log 不寫入 access token、資料庫密碼或 service role。</w:t>
       </w:r>
     </w:p>
     <w:p>
       <w:pPr>
-        <w:keepLines/>
+        <w:pStyle w:val="Heading2"/>
+      </w:pPr>
+      <w:r>
+        <w:t>Android 與 iOS</w:t>
+      </w:r>
+    </w:p>
+    <w:p>
+      <w:pPr>
+        <w:keepLines w:val="0"/>
       </w:pPr>
       <w:r>
         <w:rPr>
           <w:rFonts w:ascii="Aptos" w:hAnsi="Aptos" w:eastAsia="Microsoft JhengHei"/>
         </w:rPr>
-        <w:t>主要技術：Flutter 3.35.4、Dart 3.6+、Provider、Supabase Flutter、FastAPI、SQLAlchemy、PostgreSQL、Sembast／IndexedDB。</w:t>
-      </w:r>
-    </w:p>
-    <w:p>
-      <w:pPr>
-        <w:pStyle w:val="Heading1"/>
-      </w:pPr>
-      <w:r>
-        <w:t>2. 原始碼結構</w:t>
-      </w:r>
-    </w:p>
-    <w:p>
-      <w:pPr>
-        <w:pStyle w:val="CodeBlock"/>
-        <w:keepLines w:val="0"/>
-        <w:spacing w:line="240" w:lineRule="auto"/>
-        <w:shd w:fill="F2F2F2"/>
-      </w:pPr>
-      <w:r>
-        <w:t>lib/</w:t>
-        <w:br/>
-        <w:t xml:space="preserve">  accounting/       記帳</w:t>
-        <w:br/>
-        <w:t xml:space="preserve">  apps/             主框架、設定、模組入口</w:t>
-        <w:br/>
-        <w:t xml:space="preserve">  auth/             登入、註冊、密碼與權限</w:t>
-        <w:br/>
-        <w:t xml:space="preserve">  business_plan/    Business Plan（管理者）</w:t>
-        <w:br/>
-        <w:t xml:space="preserve">  calendar/         行事曆、提醒、分享</w:t>
-        <w:br/>
-        <w:t xml:space="preserve">  event/            推薦活動／景點、爬蟲解析、地圖、天氣</w:t>
-        <w:br/>
-        <w:t xml:space="preserve">  feedback/         意見回饋</w:t>
-        <w:br/>
-        <w:t xml:space="preserve">  game/             各遊戲、題庫與進度</w:t>
-        <w:br/>
-        <w:t xml:space="preserve">  local_storage/    本機資料與雲端／本機搬移</w:t>
-        <w:br/>
-        <w:t xml:space="preserve">  memory_trace/     回憶走廊</w:t>
-        <w:br/>
-        <w:t xml:space="preserve">  pages/home/       首頁及 Dashboard</w:t>
-        <w:br/>
-        <w:t xml:space="preserve">  point_record/     積分</w:t>
-        <w:br/>
-        <w:t xml:space="preserve">  stock/            股票（管理者）</w:t>
-        <w:br/>
-        <w:t xml:space="preserve">  subscription/     方案、額度、版本化權益</w:t>
-        <w:br/>
-        <w:t xml:space="preserve">  l10n/             ARB 與產生的語系類別</w:t>
-        <w:br/>
-        <w:t>python_ai_service/  FastAPI 服務</w:t>
-        <w:br/>
-        <w:t>supabase/migrations Supabase 正式 migration</w:t>
-        <w:br/>
-        <w:t>test/               Flutter 單元與 Widget 測試</w:t>
-      </w:r>
-    </w:p>
-    <w:p>
-      <w:pPr>
-        <w:pStyle w:val="Heading1"/>
-      </w:pPr>
-      <w:r>
-        <w:t>3. 本機開發</w:t>
-      </w:r>
-    </w:p>
-    <w:p>
-      <w:pPr>
-        <w:pStyle w:val="Heading3"/>
-      </w:pPr>
-      <w:r>
-        <w:t>3.1 Flutter</w:t>
-      </w:r>
-    </w:p>
-    <w:p>
-      <w:pPr>
-        <w:pStyle w:val="CodeBlock"/>
-        <w:keepLines/>
-        <w:spacing w:line="240" w:lineRule="auto"/>
-        <w:shd w:fill="F2F2F2"/>
-      </w:pPr>
-      <w:r>
-        <w:t>flutter pub get</w:t>
-        <w:br/>
-        <w:t>flutter gen-l10n</w:t>
-        <w:br/>
-        <w:t>flutter analyze --no-fatal-infos</w:t>
-        <w:br/>
-        <w:t>flutter test</w:t>
-        <w:br/>
-        <w:t>flutter run --dart-define=API_BASE_URL=http://127.0.0.1:8000</w:t>
+        <w:t>Android namespace 與 applicationId 是 com.minavi.life_pilot，Gradle wrapper 為 9.1.0，AGP 為 9.0.1，Kotlin plugin 為 2.3.20，Java target 17。目前仍有 Kotlin plugin，相容性警告要依實際 Flutter 與套件狀態處理，不在文件宣稱已完成 Built-in Kotlin 全面遷移。</w:t>
       </w:r>
     </w:p>
     <w:p>
@@ -1264,51 +3118,2584 @@
         <w:rPr>
           <w:rFonts w:ascii="Aptos" w:hAnsi="Aptos" w:eastAsia="Microsoft JhengHei"/>
         </w:rPr>
-        <w:t xml:space="preserve">正式 Web API 預設為 </w:t>
+        <w:t>Release 使用 android/key.properties 與對應 keystore，缺少設定會拒絕 Release 建置。不要改回 Debug key 來讓正式建置通過。簽章、keystore 密碼與環境設定不可入 Git；App 版本 1.0.0+1 是目前 pubspec 值，不代表商店已上線。</w:t>
       </w:r>
-      <w:r>
-        <w:rPr>
-          <w:rFonts w:ascii="Cascadia Mono" w:hAnsi="Cascadia Mono" w:eastAsia="Microsoft JhengHei"/>
-          <w:color w:val="2F5597"/>
-          <w:sz w:val="18"/>
-        </w:rPr>
-        <w:t>https://life-pilot.onrender.com</w:t>
-      </w:r>
+    </w:p>
+    <w:p>
+      <w:pPr>
+        <w:keepLines/>
+      </w:pPr>
       <w:r>
         <w:rPr>
           <w:rFonts w:ascii="Aptos" w:hAnsi="Aptos" w:eastAsia="Microsoft JhengHei"/>
         </w:rPr>
-        <w:t xml:space="preserve">，可用 </w:t>
+        <w:t>iOS 原生設定有 lifepilot URL scheme、麥克風、相簿與語音辨識用途說明，iPad 有直橫向設定。iOS 簽署、Team、裝置允許與發佈需在 Mac 和 Xcode 另驗證；Windows 測試通過不能代替 iPad 實機結果。</w:t>
       </w:r>
+    </w:p>
+    <w:p>
+      <w:pPr>
+        <w:pStyle w:val="Heading1"/>
+      </w:pPr>
       <w:r>
-        <w:rPr>
-          <w:rFonts w:ascii="Cascadia Mono" w:hAnsi="Cascadia Mono" w:eastAsia="Microsoft JhengHei"/>
-          <w:color w:val="2F5597"/>
-          <w:sz w:val="18"/>
-        </w:rPr>
-        <w:t>API_BASE_URL</w:t>
+        <w:t>3 MVC 分工與重構原則</w:t>
       </w:r>
+    </w:p>
+    <w:p>
+      <w:pPr>
+        <w:keepLines/>
+      </w:pPr>
       <w:r>
         <w:rPr>
           <w:rFonts w:ascii="Aptos" w:hAnsi="Aptos" w:eastAsia="Microsoft JhengHei"/>
         </w:rPr>
-        <w:t xml:space="preserve"> 覆寫。不要把 Supabase service role、資料庫密碼或簽章密碼寫進 Git。</w:t>
+        <w:t>Page 與 Widget 負責輸入、導航、顯示狀態及畫面生命週期。Controller 負責查詢協調、載入旗標、請求世代與通知。Model 負責排序、篩選、排版、資料轉換及衍生快照。Service 或 Repository 才負責網路與本機儲存。</w:t>
       </w:r>
     </w:p>
     <w:p>
       <w:pPr>
-        <w:pStyle w:val="Heading3"/>
+        <w:keepLines/>
       </w:pPr>
       <w:r>
-        <w:t>3.2 FastAPI</w:t>
+        <w:rPr>
+          <w:rFonts w:ascii="Aptos" w:hAnsi="Aptos" w:eastAsia="Microsoft JhengHei"/>
+        </w:rPr>
+        <w:t>既有檔名不代表責任完全純化，例如 ModelDashboard 仍有非同步協調與通知。接手時先維持公開契約，再逐步抽純邏輯，不把全專案描述成已經完全符合嚴格 MVC。</w:t>
       </w:r>
     </w:p>
     <w:p>
       <w:pPr>
+        <w:pStyle w:val="Heading2"/>
+      </w:pPr>
+      <w:r>
+        <w:t>新增功能的實作順序</w:t>
+      </w:r>
+    </w:p>
+    <w:p>
+      <w:pPr>
+        <w:ind w:left="259" w:hanging="259"/>
+      </w:pPr>
+      <w:r>
+        <w:rPr>
+          <w:rFonts w:ascii="Aptos" w:hAnsi="Aptos" w:eastAsia="Microsoft JhengHei"/>
+        </w:rPr>
+        <w:t>1. 明確列出來源、所有權、日期時區、額度與失敗狀態。</w:t>
+      </w:r>
+    </w:p>
+    <w:p>
+      <w:pPr>
+        <w:ind w:left="259" w:hanging="259"/>
+      </w:pPr>
+      <w:r>
+        <w:rPr>
+          <w:rFonts w:ascii="Aptos" w:hAnsi="Aptos" w:eastAsia="Microsoft JhengHei"/>
+        </w:rPr>
+        <w:t>2. 純排序與驗證放 Model，先寫單元測試。</w:t>
+      </w:r>
+    </w:p>
+    <w:p>
+      <w:pPr>
+        <w:ind w:left="259" w:hanging="259"/>
+      </w:pPr>
+      <w:r>
+        <w:rPr>
+          <w:rFonts w:ascii="Aptos" w:hAnsi="Aptos" w:eastAsia="Microsoft JhengHei"/>
+        </w:rPr>
+        <w:t>3. Service 定義輸入輸出契約，不接收 BuildContext。</w:t>
+      </w:r>
+    </w:p>
+    <w:p>
+      <w:pPr>
+        <w:ind w:left="259" w:hanging="259"/>
+      </w:pPr>
+      <w:r>
+        <w:rPr>
+          <w:rFonts w:ascii="Aptos" w:hAnsi="Aptos" w:eastAsia="Microsoft JhengHei"/>
+        </w:rPr>
+        <w:t>4. Controller 控制在途請求、舊結果與狀態轉換。</w:t>
+      </w:r>
+    </w:p>
+    <w:p>
+      <w:pPr>
+        <w:ind w:left="259" w:hanging="259"/>
+      </w:pPr>
+      <w:r>
+        <w:rPr>
+          <w:rFonts w:ascii="Aptos" w:hAnsi="Aptos" w:eastAsia="Microsoft JhengHei"/>
+        </w:rPr>
+        <w:t>5. View 只監聽所需欄位，導航與彈窗保留在 View。</w:t>
+      </w:r>
+    </w:p>
+    <w:p>
+      <w:pPr>
+        <w:ind w:left="259" w:hanging="259"/>
+      </w:pPr>
+      <w:r>
+        <w:rPr>
+          <w:rFonts w:ascii="Aptos" w:hAnsi="Aptos" w:eastAsia="Microsoft JhengHei"/>
+        </w:rPr>
+        <w:t>6. 增加 Widget、資料來源及實機負向測試後再改 UI。</w:t>
+      </w:r>
+    </w:p>
+    <w:p>
+      <w:pPr>
+        <w:ind w:left="259" w:hanging="259"/>
+      </w:pPr>
+      <w:r>
+        <w:rPr>
+          <w:rFonts w:ascii="Aptos" w:hAnsi="Aptos" w:eastAsia="Microsoft JhengHei"/>
+        </w:rPr>
+        <w:t>7. 重構先以等價測試保留排序、載入更多、共享唯讀與關聯入口，不順便改需求。</w:t>
+      </w:r>
+    </w:p>
+    <w:p>
+      <w:pPr>
+        <w:keepLines/>
+      </w:pPr>
+      <w:r>
+        <w:rPr>
+          <w:rFonts w:ascii="Aptos" w:hAnsi="Aptos" w:eastAsia="Microsoft JhengHei"/>
+        </w:rPr>
+        <w:t>不要為抽象而建立多層轉發。少量且用途明確的介面，比所有函式一律包成 Repository 更容易維護。</w:t>
+      </w:r>
+    </w:p>
+    <w:p>
+      <w:pPr>
+        <w:pStyle w:val="Heading1"/>
+      </w:pPr>
+      <w:r>
+        <w:t>4 啟動 登入與帳號生命週期</w:t>
+      </w:r>
+    </w:p>
+    <w:p>
+      <w:pPr>
+        <w:keepLines/>
+      </w:pPr>
+      <w:r>
+        <w:rPr>
+          <w:rFonts w:ascii="Aptos" w:hAnsi="Aptos" w:eastAsia="Microsoft JhengHei"/>
+        </w:rPr>
+        <w:t>先建立 Flutter binding，完成必要的 Supabase 初始化，再讓登入畫面使用服務。通知與時區初始化要有明確完成或失敗處理，不能讓 MissingPluginException 變成無限啟動畫面。</w:t>
+      </w:r>
+    </w:p>
+    <w:p>
+      <w:pPr>
+        <w:keepLines/>
+      </w:pPr>
+      <w:r>
+        <w:rPr>
+          <w:rFonts w:ascii="Aptos" w:hAnsi="Aptos" w:eastAsia="Microsoft JhengHei"/>
+        </w:rPr>
+        <w:t>Web 只處理當前 URL 的 Recovery 資訊；原生 App Links 監聽只留 Android 與 iOS，銷毀時取消。Recovery 要高於既有已登入首頁的路由判斷，A 的信件不能因已登入 B 而被略過，格式錯誤及過期 URL 要有可操作結果。</w:t>
+      </w:r>
+    </w:p>
+    <w:p>
+      <w:pPr>
+        <w:keepLines/>
+      </w:pPr>
+      <w:r>
+        <w:rPr>
+          <w:rFonts w:ascii="Aptos" w:hAnsi="Aptos" w:eastAsia="Microsoft JhengHei"/>
+        </w:rPr>
+        <w:t>ControllerAuth 的身份來自 Supabase session。管理者判斷使用 app_metadata.role，不接受一般使用者自行改 user_metadata 或本地布林值取得權限。廠商角色與個人角色分開，主選單還需模組授權。</w:t>
+      </w:r>
+    </w:p>
+    <w:p>
+      <w:pPr>
+        <w:keepLines/>
+      </w:pPr>
+      <w:r>
+        <w:rPr>
+          <w:rFonts w:ascii="Aptos" w:hAnsi="Aptos" w:eastAsia="Microsoft JhengHei"/>
+        </w:rPr>
+        <w:t>帳號檢查在啟動及回前景強制進行，一般操作主動檢查以 120 分鐘節流並共用在途請求。AuthSessionGuard 與共用 HTTP client 回報 401、user_not_found、session_not_found、invalid_jwt 等失效狀態。不要把一般網路失敗直接當成帳號遭刪而清掉本機資料。</w:t>
+      </w:r>
+    </w:p>
+    <w:p>
+      <w:pPr>
+        <w:pStyle w:val="Heading2"/>
+      </w:pPr>
+      <w:r>
+        <w:t>舊請求隔離模式</w:t>
+      </w:r>
+    </w:p>
+    <w:p>
+      <w:pPr>
         <w:pStyle w:val="CodeBlock"/>
         <w:keepLines/>
         <w:spacing w:line="240" w:lineRule="auto"/>
-        <w:shd w:fill="F2F2F2"/>
+      </w:pPr>
+      <w:r>
+        <w:t>final generation = _dataScopeGeneration;</w:t>
+        <w:br/>
+        <w:t>final result = await service.read();</w:t>
+        <w:br/>
+        <w:t>if (!_isCurrentDataScope(generation)) return;</w:t>
+        <w:br/>
+        <w:t>// 只在帳號 模式與世代仍一致時更新 Model</w:t>
+      </w:r>
+    </w:p>
+    <w:p>
+      <w:pPr>
+        <w:keepLines/>
+      </w:pPr>
+      <w:r>
+        <w:rPr>
+          <w:rFonts w:ascii="Aptos" w:hAnsi="Aptos" w:eastAsia="Microsoft JhengHei"/>
+        </w:rPr>
+        <w:t>這是示意模式，實際公開更新與行事曆還有 request token。資料範圍切換時要重設 Model、分頁、城市與 ViewModel 快取；finally 也需防護，避免舊請求關掉新請求的 loading。取消通知監聽與真正取消 HTTP 是不同層次，guard 不代表已中斷網路。</w:t>
+      </w:r>
+    </w:p>
+    <w:p>
+      <w:pPr>
+        <w:pStyle w:val="Heading1"/>
+      </w:pPr>
+      <w:r>
+        <w:t>5 頁面初始化與監聽管理</w:t>
+      </w:r>
+    </w:p>
+    <w:p>
+      <w:pPr>
+        <w:keepLines/>
+      </w:pPr>
+      <w:r>
+        <w:rPr>
+          <w:rFonts w:ascii="Aptos" w:hAnsi="Aptos" w:eastAsia="Microsoft JhengHei"/>
+        </w:rPr>
+        <w:t>ControllerEvent.initializePage 將進頁查詢、公開更新狀態與可選更新集中協調。在途呼叫共用 Future，完成或失敗後清掉，不是把整頁資料永久快取。</w:t>
+      </w:r>
+    </w:p>
+    <w:p>
+      <w:pPr>
+        <w:pStyle w:val="CodeBlock"/>
+        <w:keepLines/>
+        <w:spacing w:line="240" w:lineRule="auto"/>
+      </w:pPr>
+      <w:r>
+        <w:t>final pending = _pageInitialization;</w:t>
+        <w:br/>
+        <w:t>if (pending != null) return pending;</w:t>
+        <w:br/>
+        <w:t>final generation = _dataScopeGeneration;</w:t>
+        <w:br/>
+        <w:t>final completion = Completer&lt;void&gt;();</w:t>
+        <w:br/>
+        <w:t>final operation = completion.future;</w:t>
+        <w:br/>
+        <w:t>_pageInitialization = operation;</w:t>
+      </w:r>
+    </w:p>
+    <w:p>
+      <w:pPr>
+        <w:keepLines/>
+      </w:pPr>
+      <w:r>
+        <w:rPr>
+          <w:rFonts w:ascii="Aptos" w:hAnsi="Aptos" w:eastAsia="Microsoft JhengHei"/>
+        </w:rPr>
+        <w:t>必須先設定在途 Future 再啟動工作，才擋得住 notifyListeners 造成的重入。完成時只清同一個 operation，不能讓舊帳號的 finally 清掉新帳號初始化。</w:t>
+      </w:r>
+    </w:p>
+    <w:p>
+      <w:pPr>
+        <w:keepLines/>
+      </w:pPr>
+      <w:r>
+        <w:rPr>
+          <w:rFonts w:ascii="Aptos" w:hAnsi="Aptos" w:eastAsia="Microsoft JhengHei"/>
+        </w:rPr>
+        <w:t>GenericEventPage 與 MemoryGenericEventPage 只呼叫 Controller 的 initializePage。頁面擁有的 ControllerAppBarActions、ScrollController、Timer 與 listener 需在 dispose 釋放；共享 Provider 服務不能被單一子頁關掉。</w:t>
+      </w:r>
+    </w:p>
+    <w:p>
+      <w:pPr>
+        <w:keepLines/>
+      </w:pPr>
+      <w:r>
+        <w:rPr>
+          <w:rFonts w:ascii="Aptos" w:hAnsi="Aptos" w:eastAsia="Microsoft JhengHei"/>
+        </w:rPr>
+        <w:t>Calendar 的語系監聽用具名方法，dispose 移除。Widget 更新 Controller 實例時，didUpdateWidget 移除舊監聽並掛新監聽，避免畫面已換來源卻仍收到舊事件。</w:t>
+      </w:r>
+    </w:p>
+    <w:p>
+      <w:pPr>
+        <w:pStyle w:val="Heading1"/>
+      </w:pPr>
+      <w:r>
+        <w:t>6 雲端與本機資料路由</w:t>
+      </w:r>
+    </w:p>
+    <w:p>
+      <w:pPr>
+        <w:keepLines w:val="0"/>
+      </w:pPr>
+      <w:r>
+        <w:rPr>
+          <w:rFonts w:ascii="Aptos" w:hAnsi="Aptos" w:eastAsia="Microsoft JhengHei"/>
+        </w:rPr>
+        <w:t>LocalDataStore 使用 owner 正規化與 resource 隔離，記錄鍵包含 owner、resource、id。Web 用 IndexedDB，原生平台在 getApplicationSupportDirectory 的 life_pilot_local.db 保存 Sembast。完整絕對路徑依 OS、App 安裝及使用者而定，不應寫死 Windows C 槽。</w:t>
+      </w:r>
+    </w:p>
+    <w:p>
+      <w:pPr>
+        <w:keepLines/>
+      </w:pPr>
+      <w:r>
+        <w:rPr>
+          <w:rFonts w:ascii="Aptos" w:hAnsi="Aptos" w:eastAsia="Microsoft JhengHei"/>
+        </w:rPr>
+        <w:t>ServiceEvent 查詢可接收已知 storageLocation，避免雲端讀取前先開本機 DB：</w:t>
+      </w:r>
+    </w:p>
+    <w:p>
+      <w:pPr>
+        <w:pStyle w:val="CodeBlock"/>
+        <w:keepLines/>
+        <w:spacing w:line="240" w:lineRule="auto"/>
+      </w:pPr>
+      <w:r>
+        <w:t>return (storageLocation ??</w:t>
+        <w:br/>
+        <w:t xml:space="preserve">        await LocalDataStore.instance.preferredLocation(owner)) ==</w:t>
+        <w:br/>
+        <w:t xml:space="preserve">    DataStorageLocation.local;</w:t>
+      </w:r>
+    </w:p>
+    <w:p>
+      <w:pPr>
+        <w:keepLines/>
+      </w:pPr>
+      <w:r>
+        <w:rPr>
+          <w:rFonts w:ascii="Aptos" w:hAnsi="Aptos" w:eastAsia="Microsoft JhengHei"/>
+        </w:rPr>
+        <w:t>此判斷還先限制 calendar_events、memory_trace 與有效 owner。推薦活動景點仍是線上內容。Controller 在初次、歷史 fallback、hasOlder 與載入更多都傳 auth.preferredStorage，不能只修第一個查詢。</w:t>
+      </w:r>
+    </w:p>
+    <w:p>
+      <w:pPr>
+        <w:keepLines/>
+      </w:pPr>
+      <w:r>
+        <w:rPr>
+          <w:rFonts w:ascii="Aptos" w:hAnsi="Aptos" w:eastAsia="Microsoft JhengHei"/>
+        </w:rPr>
+        <w:t>不要將「只讀一個主要來源」誤解成整個 App 只會連一個後端。方案、公開內容、外部導航及身份檢查仍可能需要網路；離線測試需區分個人資料可用與外部資料可用。</w:t>
+      </w:r>
+    </w:p>
+    <w:p>
+      <w:pPr>
+        <w:pStyle w:val="Heading1"/>
+      </w:pPr>
+      <w:r>
+        <w:t>7 本機快照與資料完整性</w:t>
+      </w:r>
+    </w:p>
+    <w:p>
+      <w:pPr>
+        <w:keepLines/>
+      </w:pPr>
+      <w:r>
+        <w:rPr>
+          <w:rFonts w:ascii="Aptos" w:hAnsi="Aptos" w:eastAsia="Microsoft JhengHei"/>
+        </w:rPr>
+        <w:t>readOnlyRows 共用快取 Future 與唯讀清單，查詢端不再每次把所有 Map 重新複製。舊 list 保留可修改的頂層副本，避免破壞既有呼叫契約。</w:t>
+      </w:r>
+    </w:p>
+    <w:p>
+      <w:pPr>
+        <w:pStyle w:val="CodeBlock"/>
+        <w:keepLines/>
+        <w:spacing w:line="240" w:lineRule="auto"/>
+      </w:pPr>
+      <w:r>
+        <w:t>final request = _listCache[cacheKey] ??= _loadList(owner, resource);</w:t>
+        <w:br/>
+        <w:t>return await request;</w:t>
+      </w:r>
+    </w:p>
+    <w:p>
+      <w:pPr>
+        <w:keepLines/>
+      </w:pPr>
+      <w:r>
+        <w:rPr>
+          <w:rFonts w:ascii="Aptos" w:hAnsi="Aptos" w:eastAsia="Microsoft JhengHei"/>
+        </w:rPr>
+        <w:t>快取 key 必須含帳號與資源。寫入、更新、刪除與清空後沿既有 invalidation 清掉相應快取；失敗的 Future 也移除，讓下一次能重試。List.unmodifiable 與 Map.unmodifiable 不是深度遞迴凍結，巢狀值仍須當唯讀，不能用快照當編輯緩衝。</w:t>
+      </w:r>
+    </w:p>
+    <w:p>
+      <w:pPr>
+        <w:keepLines/>
+      </w:pPr>
+      <w:r>
+        <w:rPr>
+          <w:rFonts w:ascii="Aptos" w:hAnsi="Aptos" w:eastAsia="Microsoft JhengHei"/>
+        </w:rPr>
+        <w:t>LocalDataStore.withDatabase 可注入獨立記憶體 DB，測試不動 singleton 或正式個人資料。本機大資料的下一步是索引或分頁，不是無限提高記憶體快取容量。</w:t>
+      </w:r>
+    </w:p>
+    <w:p>
+      <w:pPr>
+        <w:keepLines/>
+      </w:pPr>
+      <w:r>
+        <w:rPr>
+          <w:rFonts w:ascii="Aptos" w:hAnsi="Aptos" w:eastAsia="Microsoft JhengHei"/>
+        </w:rPr>
+        <w:t>ModelLocalEventQuery.iterate 先篩 id、日期及 offset，再解析 EventItem。select 保持舊介面並收集 iterate 結果。latestRowBefore 單次比較找最大日期，取代整批日期排序，維持既有可解析日期格式。</w:t>
+      </w:r>
+    </w:p>
+    <w:p>
+      <w:pPr>
+        <w:pStyle w:val="Heading1"/>
+      </w:pPr>
+      <w:r>
+        <w:t>8 搬移流程與失敗邊界</w:t>
+      </w:r>
+    </w:p>
+    <w:p>
+      <w:pPr>
+        <w:keepLines/>
+      </w:pPr>
+      <w:r>
+        <w:rPr>
+          <w:rFonts w:ascii="Aptos" w:hAnsi="Aptos" w:eastAsia="Microsoft JhengHei"/>
+        </w:rPr>
+        <w:t>ServiceLocalDataTransfer 的支援清單包含個人行事曆、回憶、記帳與積分帳戶明細、自建語言及社交題目、相關詳細答題紀錄與遊戲進度。dashboard_setting 另行處理。公開推薦表不在這個個人搬移清單內。</w:t>
+      </w:r>
+    </w:p>
+    <w:p>
+      <w:pPr>
+        <w:pStyle w:val="Heading2"/>
+      </w:pPr>
+      <w:r>
+        <w:t>雲端到本機</w:t>
+      </w:r>
+    </w:p>
+    <w:p>
+      <w:pPr>
+        <w:keepLines/>
+      </w:pPr>
+      <w:r>
+        <w:rPr>
+          <w:rFonts w:ascii="Aptos" w:hAnsi="Aptos" w:eastAsia="Microsoft JhengHei"/>
+        </w:rPr>
+        <w:t>讀取遊戲目錄及首頁設定，再呼叫 export_my_cloud_data_for_local。逐筆檢查資源與 ID，拒絕本機同 ID 衝突，寫入本機並記錄 staged。全部寫入後呼叫 delete_cloud_records_and_revoke_shares_after_local_copy，核對刪除筆數，再由畫面更新位置。</w:t>
+      </w:r>
+    </w:p>
+    <w:p>
+      <w:pPr>
+        <w:keepLines/>
+      </w:pPr>
+      <w:r>
+        <w:rPr>
+          <w:rFonts w:ascii="Aptos" w:hAnsi="Aptos" w:eastAsia="Microsoft JhengHei"/>
+        </w:rPr>
+        <w:t>例外路徑嘗試清除 staged 與本次設定。這是補償式處理，不是本機與雲端的分散式交易；網路在伺服器提交後中斷時，仍須人工核對兩端，不能宣稱任何失敗都保證完全零變更。</w:t>
+      </w:r>
+    </w:p>
+    <w:p>
+      <w:pPr>
+        <w:pStyle w:val="Heading2"/>
+      </w:pPr>
+      <w:r>
+        <w:t>本機到雲端</w:t>
+      </w:r>
+    </w:p>
+    <w:p>
+      <w:pPr>
+        <w:keepLines/>
+      </w:pPr>
+      <w:r>
+        <w:rPr>
+          <w:rFonts w:ascii="Aptos" w:hAnsi="Aptos" w:eastAsia="Microsoft JhengHei"/>
+        </w:rPr>
+        <w:t>蒐集支援資源與首頁設定，normalize country 等欄位，再用 restore_local_personal_records_with_setting 一次交付後端。成功筆數需等於 payload 長度，才清除該帳號本機來源紀錄。空資料與只有設定的情境也要測。</w:t>
+      </w:r>
+    </w:p>
+    <w:p>
+      <w:pPr>
+        <w:keepLines/>
+      </w:pPr>
+      <w:r>
+        <w:rPr>
+          <w:rFonts w:ascii="Aptos" w:hAnsi="Aptos" w:eastAsia="Microsoft JhengHei"/>
+        </w:rPr>
+        <w:t>額度預檢與真正寫入都要由後端保護；只在 Flutter 預檢無法阻止並發超額。不要在復原失敗時先刪本機，也不要以 DB 容器名稱存在與否判定搬移。</w:t>
+      </w:r>
+    </w:p>
+    <w:p>
+      <w:pPr>
+        <w:pStyle w:val="Heading2"/>
+      </w:pPr>
+      <w:r>
+        <w:t>必測失敗</w:t>
+      </w:r>
+    </w:p>
+    <w:p>
+      <w:pPr>
+        <w:keepLines/>
+      </w:pPr>
+      <w:r>
+        <w:rPr>
+          <w:rFonts w:ascii="Aptos" w:hAnsi="Aptos" w:eastAsia="Microsoft JhengHei"/>
+        </w:rPr>
+        <w:t>重複 ID、缺 country、來源已變動、目的端額度不足、中途離線、回應遺失、使用者換帳號、刪除筆數不符及 retry。記錄來源與目的端筆數與 ID，不把 moved 數字當成逐欄資料校驗或 checksum。</w:t>
+      </w:r>
+    </w:p>
+    <w:p>
+      <w:pPr>
+        <w:pStyle w:val="Heading1"/>
+      </w:pPr>
+      <w:r>
+        <w:t>9 回憶首屏分批載入</w:t>
+      </w:r>
+    </w:p>
+    <w:p>
+      <w:pPr>
+        <w:keepLines/>
+      </w:pPr>
+      <w:r>
+        <w:rPr>
+          <w:rFonts w:ascii="Aptos" w:hAnsi="Aptos" w:eastAsia="Microsoft JhengHei"/>
+        </w:rPr>
+        <w:t>雲端回憶邏輯頁為 50 筆顯示，加一筆 lookahead。最新調整只把有 onPartialEvents 且 offset 為零的初次網路批次改為 6 筆，後續填滿同一邏輯頁。</w:t>
+      </w:r>
+    </w:p>
+    <w:p>
+      <w:pPr>
+        <w:pStyle w:val="CodeBlock"/>
+        <w:keepLines/>
+        <w:spacing w:line="240" w:lineRule="auto"/>
+      </w:pPr>
+      <w:r>
+        <w:t>initialBatchSize:</w:t>
+        <w:br/>
+        <w:t xml:space="preserve">    tableName == TableNames.memoryTrace &amp;&amp;</w:t>
+        <w:br/>
+        <w:t xml:space="preserve">        onPartialEvents != null &amp;&amp;</w:t>
+        <w:br/>
+        <w:t xml:space="preserve">        offset == 0</w:t>
+        <w:br/>
+        <w:t xml:space="preserve">    ? 6</w:t>
+        <w:br/>
+        <w:t xml:space="preserve">    : null,</w:t>
+      </w:r>
+    </w:p>
+    <w:p>
+      <w:pPr>
+        <w:keepLines/>
+      </w:pPr>
+      <w:r>
+        <w:rPr>
+          <w:rFonts w:ascii="Aptos" w:hAnsi="Aptos" w:eastAsia="Microsoft JhengHei"/>
+        </w:rPr>
+        <w:t>readPagedRows 依實際已收筆數推進 offset，不能因回傳數小於要求就判定結尾，因 RPC 可能有自己的 cap。重複 id 視為 offset 契約異常，不無聲宣告已到最後一頁。</w:t>
+      </w:r>
+    </w:p>
+    <w:p>
+      <w:pPr>
+        <w:pStyle w:val="CodeBlock"/>
+        <w:keepLines/>
+        <w:spacing w:line="240" w:lineRule="auto"/>
+      </w:pPr>
+      <w:r>
+        <w:t>final remaining = limit - rows.length;</w:t>
+        <w:br/>
+        <w:t>final batchLimit =</w:t>
+        <w:br/>
+        <w:t xml:space="preserve">    rows.isEmpty &amp;&amp; initialBatchSize != null &amp;&amp;</w:t>
+        <w:br/>
+        <w:t xml:space="preserve">        initialBatchSize &lt; remaining</w:t>
+        <w:br/>
+        <w:t xml:space="preserve">    ? initialBatchSize</w:t>
+        <w:br/>
+        <w:t xml:space="preserve">    : remaining;</w:t>
+        <w:br/>
+        <w:t>final batch = await fetch(offset + rows.length, batchLimit);</w:t>
+        <w:br/>
+        <w:t>if (batch.isEmpty) break;</w:t>
+      </w:r>
+    </w:p>
+    <w:p>
+      <w:pPr>
+        <w:keepLines/>
+      </w:pPr>
+      <w:r>
+        <w:rPr>
+          <w:rFonts w:ascii="Aptos" w:hAnsi="Aptos" w:eastAsia="Microsoft JhengHei"/>
+        </w:rPr>
+        <w:t>資料累積每批通知 onProgress，Service 只解析 rows.skip(decoded.length)，避免已收資料每批重新轉換。Controller 發布主清單副本並排序，不能讓排序改變 Service 正累積的 buffer。</w:t>
+      </w:r>
+    </w:p>
+    <w:p>
+      <w:pPr>
+        <w:keepLines/>
+      </w:pPr>
+      <w:r>
+        <w:rPr>
+          <w:rFonts w:ascii="Aptos" w:hAnsi="Aptos" w:eastAsia="Microsoft JhengHei"/>
+        </w:rPr>
+        <w:t>24 筆範例為 offset 0 取 6、offset 6 要 45 回 18、offset 24 要 27 回空。總照片量不變，通常多一次查詢；加速的是首批，不保證全部載入完成更快，也不是縮圖服務。</w:t>
+      </w:r>
+    </w:p>
+    <w:p>
+      <w:pPr>
+        <w:keepLines/>
+      </w:pPr>
+      <w:r>
+        <w:rPr>
+          <w:rFonts w:ascii="Aptos" w:hAnsi="Aptos" w:eastAsia="Microsoft JhengHei"/>
+        </w:rPr>
+        <w:t>本機有回呼時先解析 12 筆、讓出事件迴圈，再繼續；每 100 筆也讓出。這只改解析節奏，不把本機紀錄上限改成 12。</w:t>
+      </w:r>
+    </w:p>
+    <w:p>
+      <w:pPr>
+        <w:pStyle w:val="Heading1"/>
+      </w:pPr>
+      <w:r>
+        <w:t>10 首筆顯示與背景工作狀態</w:t>
+      </w:r>
+    </w:p>
+    <w:p>
+      <w:pPr>
+        <w:keepLines/>
+      </w:pPr>
+      <w:r>
+        <w:rPr>
+          <w:rFonts w:ascii="Aptos" w:hAnsi="Aptos" w:eastAsia="Microsoft JhengHei"/>
+        </w:rPr>
+        <w:t>isLoadingMemoryRecords 控制主要資料是否仍在讀取，與可選 hasOlder 檢查分開。partial preview 可以先顯示，但在主要載入期間用 IgnorePointer 暫停卡片操作及新增按鈕，避免載入結果覆蓋使用者剛編輯的資料。</w:t>
+      </w:r>
+    </w:p>
+    <w:p>
+      <w:pPr>
+        <w:pStyle w:val="CodeBlock"/>
+        <w:keepLines/>
+        <w:spacing w:line="240" w:lineRule="auto"/>
+      </w:pPr>
+      <w:r>
+        <w:t>if (!_isCurrentDataScope(generation) || rows.isEmpty) return;</w:t>
+        <w:br/>
+        <w:t>_modelEvent.setEvents(rows.take(_cloudPageSize).toList());</w:t>
+        <w:br/>
+        <w:t>_modelEvent.sortMemoryEvents();</w:t>
+        <w:br/>
+        <w:t>_hasLoadedEventsSuccessfully = true;</w:t>
+        <w:br/>
+        <w:t>_hasMoreMemory = true;</w:t>
+        <w:br/>
+        <w:t>_invalidateViewModelCache();</w:t>
+        <w:br/>
+        <w:t>notifyListeners();</w:t>
+      </w:r>
+    </w:p>
+    <w:p>
+      <w:pPr>
+        <w:keepLines/>
+      </w:pPr>
+      <w:r>
+        <w:rPr>
+          <w:rFonts w:ascii="Aptos" w:hAnsi="Aptos" w:eastAsia="Microsoft JhengHei"/>
+        </w:rPr>
+        <w:t>主資料完成即解除 isLoadingMemoryRecords；hasEventsBefore 最多等待十秒，失敗保留內容及重試入口。loadMore 遇到前次主載入錯誤時先重載，不沿用不完整 offset。</w:t>
+      </w:r>
+    </w:p>
+    <w:p>
+      <w:pPr>
+        <w:keepLines/>
+      </w:pPr>
+      <w:r>
+        <w:rPr>
+          <w:rFonts w:ascii="Aptos" w:hAnsi="Aptos" w:eastAsia="Microsoft JhengHei"/>
+        </w:rPr>
+        <w:t>近 30 天無資料時先找最新舊日期。摘要查詢只取 id、name、日期時間、country、city、location、account，不重複抓 master_graph_url 與 sub_events，先顯示摘要，再查該日完整紀錄。未來紀錄仍要依現有查詢範圍保留，不能用「回憶只能過去」自行裁掉。</w:t>
+      </w:r>
+    </w:p>
+    <w:p>
+      <w:pPr>
+        <w:pStyle w:val="Heading1"/>
+      </w:pPr>
+      <w:r>
+        <w:t>11 延後解析子活動</w:t>
+      </w:r>
+    </w:p>
+    <w:p>
+      <w:pPr>
+        <w:keepLines/>
+      </w:pPr>
+      <w:r>
+        <w:rPr>
+          <w:rFonts w:ascii="Aptos" w:hAnsi="Aptos" w:eastAsia="Microsoft JhengHei"/>
+        </w:rPr>
+        <w:t>EventItem.fromJson 不再立即把全部子活動轉成 EventItem，而以 DeferredList 儲存逐筆 loader。EventViewModel 的子項也用 LazyMappedList，避免清單只檢查有無子活動時就先格式化全部子畫面。</w:t>
+      </w:r>
+    </w:p>
+    <w:p>
+      <w:pPr>
+        <w:pStyle w:val="CodeBlock"/>
+        <w:keepLines/>
+        <w:spacing w:line="240" w:lineRule="auto"/>
+      </w:pPr>
+      <w:r>
+        <w:t>.._subEvents = DeferredList&lt;EventItem&gt;(</w:t>
+        <w:br/>
+        <w:t xml:space="preserve">  subEventsJson.map(</w:t>
+        <w:br/>
+        <w:t xml:space="preserve">    (row) =&gt; () =&gt; EventItem.fromJson(json: row),</w:t>
+        <w:br/>
+        <w:t xml:space="preserve">  ),</w:t>
+        <w:br/>
+        <w:t>);</w:t>
+      </w:r>
+    </w:p>
+    <w:p>
+      <w:pPr>
+        <w:keepLines/>
+      </w:pPr>
+      <w:r>
+        <w:rPr>
+          <w:rFonts w:ascii="Aptos" w:hAnsi="Aptos" w:eastAsia="Microsoft JhengHei"/>
+        </w:rPr>
+        <w:t>LazyMappedList 對 DeferredList 使用不解碼的 membership snapshot，其餘來源複製 membership。每個元素的成功結果只建立一次，nullable 值也可快取，失敗可重試。它是唯讀衍生清單，不能拿來 add。</w:t>
+      </w:r>
+    </w:p>
+    <w:p>
+      <w:pPr>
+        <w:keepLines/>
+      </w:pPr>
+      <w:r>
+        <w:rPr>
+          <w:rFonts w:ascii="Aptos" w:hAnsi="Aptos" w:eastAsia="Microsoft JhengHei"/>
+        </w:rPr>
+        <w:t>DeferredList 維持可編輯 List 介面，寫入前 materialize 成一般 growable List。複製、序列化或完整預覽仍可能需要讀全部元素，這是必要成本，不應偷偷丟掉內容。延後也可能把錯誤發現時機移到讀取子項；對不可信資料應增加欄位驗證與錯誤隔離。</w:t>
+      </w:r>
+    </w:p>
+    <w:p>
+      <w:pPr>
+        <w:keepLines/>
+      </w:pPr>
+      <w:r>
+        <w:rPr>
+          <w:rFonts w:ascii="Aptos" w:hAnsi="Aptos" w:eastAsia="Microsoft JhengHei"/>
+        </w:rPr>
+        <w:t>目前回憶清單 showSubEvents 為 false，完整預覽仍呈現子活動。不要再寫成清單只顯示三筆子活動，程式並不是這個規則。</w:t>
+      </w:r>
+    </w:p>
+    <w:p>
+      <w:pPr>
+        <w:pStyle w:val="Heading1"/>
+      </w:pPr>
+      <w:r>
+        <w:t>12 卡片 圖片與篩選重建</w:t>
+      </w:r>
+    </w:p>
+    <w:p>
+      <w:pPr>
+        <w:keepLines/>
+      </w:pPr>
+      <w:r>
+        <w:rPr>
+          <w:rFonts w:ascii="Aptos" w:hAnsi="Aptos" w:eastAsia="Microsoft JhengHei"/>
+        </w:rPr>
+        <w:t>WidgetsMemoryCard 不再用 AnimatedBuilder 對 Controller 每次通知重建整張卡片。State 訂閱 Controller，只在自己位置的 forecast 或日期邊界改變時額外 setState。</w:t>
+      </w:r>
+    </w:p>
+    <w:p>
+      <w:pPr>
+        <w:pStyle w:val="CodeBlock"/>
+        <w:keepLines/>
+        <w:spacing w:line="240" w:lineRule="auto"/>
+      </w:pPr>
+      <w:r>
+        <w:t>if (_weatherDay == DateTimeFormatter.dateOnly(DateTime.now()) &amp;&amp;</w:t>
+        <w:br/>
+        <w:t xml:space="preserve">    listEquals(_forecast, forecast)) {</w:t>
+        <w:br/>
+        <w:t xml:space="preserve">  return;</w:t>
+        <w:br/>
+        <w:t>}</w:t>
+        <w:br/>
+        <w:t>setState(_readForecast);</w:t>
+      </w:r>
+    </w:p>
+    <w:p>
+      <w:pPr>
+        <w:keepLines/>
+      </w:pPr>
+      <w:r>
+        <w:rPr>
+          <w:rFonts w:ascii="Aptos" w:hAnsi="Aptos" w:eastAsia="Microsoft JhengHei"/>
+        </w:rPr>
+        <w:t>forecast 快照複製 membership，能發現同一 List 被替換元素。EventWeather 欄位為 final，有利相等比較。didUpdateWidget 處理控制器替換，dispose 移除 listener。ViewModel 由父層更新時仍正常重建，因此編輯儲存不被這個天氣篩選擋住。</w:t>
+      </w:r>
+    </w:p>
+    <w:p>
+      <w:pPr>
+        <w:keepLines/>
+      </w:pPr>
+      <w:r>
+        <w:rPr>
+          <w:rFonts w:ascii="Aptos" w:hAnsi="Aptos" w:eastAsia="Microsoft JhengHei"/>
+        </w:rPr>
+        <w:t>WidgetsEventImage 的 Base64 bytes 快取以 8 筆與 24 MB 為限制，圖片解碼使用背景 compute，Image 使用 cacheWidth 與 cacheHeight 等縮小解碼尺寸。這是裝置端解碼優化，不是網路傳輸壓縮。大量 Base64 仍會在 RPC body 下載，不能說已有真正原圖懶載入。</w:t>
+      </w:r>
+    </w:p>
+    <w:p>
+      <w:pPr>
+        <w:keepLines/>
+      </w:pPr>
+      <w:r>
+        <w:rPr>
+          <w:rFonts w:ascii="Aptos" w:hAnsi="Aptos" w:eastAsia="Microsoft JhengHei"/>
+        </w:rPr>
+        <w:t>ModelEventProjection 依來源清單 identity 與完整 predicate key 快取作者篩選。key 包含廠商身分、我的投稿開關及 currentAccount。未提供 key 一律重算，避免錯誤快取。ModelEvent 先排除日期與已刪項，再在真的有關鍵字時建立搜尋文字，保留原本篩選語意。</w:t>
+      </w:r>
+    </w:p>
+    <w:p>
+      <w:pPr>
+        <w:pStyle w:val="Heading1"/>
+      </w:pPr>
+      <w:r>
+        <w:t>13 回憶效能診斷與實測解讀</w:t>
+      </w:r>
+    </w:p>
+    <w:p>
+      <w:pPr>
+        <w:keepLines/>
+      </w:pPr>
+      <w:r>
+        <w:rPr>
+          <w:rFonts w:ascii="Aptos" w:hAnsi="Aptos" w:eastAsia="Microsoft JhengHei"/>
+        </w:rPr>
+        <w:t>LoadTiming 預設在 Debug 與 Profile 啟用，Release 停用輸出。只記固定 stage、經過時間、上個 stage 間隔與筆數，不記帳號、內容、圖片或 token；不增加雲端查詢。</w:t>
+      </w:r>
+    </w:p>
+    <w:p>
+      <w:pPr>
+        <w:keepLines w:val="0"/>
+      </w:pPr>
+      <w:r>
+        <w:rPr>
+          <w:rFonts w:ascii="Aptos" w:hAnsi="Aptos" w:eastAsia="Microsoft JhengHei"/>
+        </w:rPr>
+        <w:t>主要標記為 load_start、mode_cloud 或 mode_local、rpc_start、rpc_returned、batch_decoded、complete、first_content_frame 與 initialization_complete。first_content_frame 是該幀 post-frame callback，不等於 GPU 呈現、全部圖片完成或可互動時間。</w:t>
+      </w:r>
+    </w:p>
+    <w:p>
+      <w:pPr>
+        <w:keepLines w:val="0"/>
+      </w:pPr>
+      <w:r>
+        <w:rPr>
+          <w:rFonts w:ascii="Aptos" w:hAnsi="Aptos" w:eastAsia="Microsoft JhengHei"/>
+        </w:rPr>
+        <w:t>使用者提供的一次手機樣本：RPC 回傳約 1483 ms，24 筆 EventItem 轉換約 15.6 ms，首屏約 1954 ms。SQL Editor 執行 RPC 為 13.524 ms。另一查詢估計原始 JSON 1432.3 KB，其中圖片欄位 1402.2 KB，子活動約 0 KB。這些是單次診斷樣本，且 SQL Editor 身分與 App RLS 路徑不同，不能當效能保證。</w:t>
+      </w:r>
+    </w:p>
+    <w:p>
+      <w:pPr>
+        <w:keepLines/>
+      </w:pPr>
+      <w:r>
+        <w:rPr>
+          <w:rFonts w:ascii="Aptos" w:hAnsi="Aptos" w:eastAsia="Microsoft JhengHei"/>
+        </w:rPr>
+        <w:t>這表示該樣本優先處理傳輸量與首批等待，而不是繼續調整子活動解析。後面的空頁探測約 647 ms 在首屏後完成，刪掉它不會等比例縮短首次顯示，卻可能讓分頁判斷錯誤。</w:t>
+      </w:r>
+    </w:p>
+    <w:p>
+      <w:pPr>
+        <w:pStyle w:val="Heading2"/>
+      </w:pPr>
+      <w:r>
+        <w:t>可重現測量方式</w:t>
+      </w:r>
+    </w:p>
+    <w:p>
+      <w:pPr>
+        <w:ind w:left="259" w:hanging="259"/>
+      </w:pPr>
+      <w:r>
+        <w:rPr>
+          <w:rFonts w:ascii="Aptos" w:hAnsi="Aptos" w:eastAsia="Microsoft JhengHei"/>
+        </w:rPr>
+        <w:t>1. 同裝置同帳號同模式同網路，先記錄版本、資料筆數及圖片量。</w:t>
+      </w:r>
+    </w:p>
+    <w:p>
+      <w:pPr>
+        <w:ind w:left="259" w:hanging="259"/>
+      </w:pPr>
+      <w:r>
+        <w:rPr>
+          <w:rFonts w:ascii="Aptos" w:hAnsi="Aptos" w:eastAsia="Microsoft JhengHei"/>
+        </w:rPr>
+        <w:t>2. Profile 測五次冷進頁及五次暖進頁，記錄中位數與最慢值。</w:t>
+      </w:r>
+    </w:p>
+    <w:p>
+      <w:pPr>
+        <w:ind w:left="259" w:hanging="259"/>
+      </w:pPr>
+      <w:r>
+        <w:rPr>
+          <w:rFonts w:ascii="Aptos" w:hAnsi="Aptos" w:eastAsia="Microsoft JhengHei"/>
+        </w:rPr>
+        <w:t>3. 分別量首內容、可互動、全部主要資料及圖片完成時間。</w:t>
+      </w:r>
+    </w:p>
+    <w:p>
+      <w:pPr>
+        <w:ind w:left="259" w:hanging="259"/>
+      </w:pPr>
+      <w:r>
+        <w:rPr>
+          <w:rFonts w:ascii="Aptos" w:hAnsi="Aptos" w:eastAsia="Microsoft JhengHei"/>
+        </w:rPr>
+        <w:t>4. 比較各 stage，不只比轉圈數或以手機 Debug 對桌面 Release。</w:t>
+      </w:r>
+    </w:p>
+    <w:p>
+      <w:pPr>
+        <w:ind w:left="259" w:hanging="259"/>
+      </w:pPr>
+      <w:r>
+        <w:rPr>
+          <w:rFonts w:ascii="Aptos" w:hAnsi="Aptos" w:eastAsia="Microsoft JhengHei"/>
+        </w:rPr>
+        <w:t>5. 對照片多、無照片及慢網路各重測，核對資料完整性與 API 次數。</w:t>
+      </w:r>
+    </w:p>
+    <w:p>
+      <w:pPr>
+        <w:ind w:left="259" w:hanging="259"/>
+      </w:pPr>
+      <w:r>
+        <w:rPr>
+          <w:rFonts w:ascii="Aptos" w:hAnsi="Aptos" w:eastAsia="Microsoft JhengHei"/>
+        </w:rPr>
+        <w:t>6. 保留最慢案例並檢查 frame、GC、圖片 decode，拒絕用隱藏 spinner 取代真正改善。</w:t>
+      </w:r>
+    </w:p>
+    <w:p>
+      <w:pPr>
+        <w:keepLines/>
+      </w:pPr>
+      <w:r>
+        <w:rPr>
+          <w:rFonts w:ascii="Aptos" w:hAnsi="Aptos" w:eastAsia="Microsoft JhengHei"/>
+        </w:rPr>
+        <w:t>未來真正降低流量可考慮縮圖與原圖分離、圖片專用儲存及可見區域載入，但需同時設計 quota、權限、離線搬移、編輯前 hydrate 與刪圖清理。不可直接從清單移除圖片欄位後又把 null 寫回造成照片遺失。</w:t>
+      </w:r>
+    </w:p>
+    <w:p>
+      <w:pPr>
+        <w:pStyle w:val="Heading1"/>
+      </w:pPr>
+      <w:r>
+        <w:t>14 推薦內容更新與分頁</w:t>
+      </w:r>
+    </w:p>
+    <w:p>
+      <w:pPr>
+        <w:keepLines/>
+      </w:pPr>
+      <w:r>
+        <w:rPr>
+          <w:rFonts w:ascii="Aptos" w:hAnsi="Aptos" w:eastAsia="Microsoft JhengHei"/>
+        </w:rPr>
+        <w:t>推薦活動與景點即使個人模式為 local 仍用線上分頁。公開更新完成後最多取 51 筆，維持 50 筆顯示與 next offset，不能更新後突然變成下載全部資料。</w:t>
+      </w:r>
+    </w:p>
+    <w:p>
+      <w:pPr>
+        <w:keepLines/>
+      </w:pPr>
+      <w:r>
+        <w:rPr>
+          <w:rFonts w:ascii="Aptos" w:hAnsi="Aptos" w:eastAsia="Microsoft JhengHei"/>
+        </w:rPr>
+        <w:t>公開更新有 success、running、failed 等狀態，更新按鈕顯示依政策而非只看按過一次。離頁或帳號切換後的狀態回應及 finally 都檢查 scope，不允許舊工作蓋掉新工作狀態。</w:t>
+      </w:r>
+    </w:p>
+    <w:p>
+      <w:pPr>
+        <w:keepLines w:val="0"/>
+      </w:pPr>
+      <w:r>
+        <w:rPr>
+          <w:rFonts w:ascii="Aptos" w:hAnsi="Aptos" w:eastAsia="Microsoft JhengHei"/>
+        </w:rPr>
+        <w:t>Like 與 Dislike 不應每次重下載全部內容，不喜歡以排序往後，不是從結果刪除。排序交 ModelEventOrdering：活動先 preference，再 effective start date、start time、end date、country、city、location、name；早於今天的 start 只在排序鍵視同 today。景點依 preference 再地點鍵。缺時間會用排序預設值，不能擅自把缺時間寫成現在。</w:t>
+      </w:r>
+    </w:p>
+    <w:p>
+      <w:pPr>
+        <w:keepLines/>
+      </w:pPr>
+      <w:r>
+        <w:rPr>
+          <w:rFonts w:ascii="Aptos" w:hAnsi="Aptos" w:eastAsia="Microsoft JhengHei"/>
+        </w:rPr>
+        <w:t>投稿作者不可被審核動作改成管理者。is_approved 與曾公開狀態相關刪除規則需後端保護，作者編輯後待審也不能假裝從未公開。互動計數與可見性 RPC 也要檢查目標表、id 與事件是否可讀。</w:t>
+      </w:r>
+    </w:p>
+    <w:p>
+      <w:pPr>
+        <w:pStyle w:val="Heading1"/>
+      </w:pPr>
+      <w:r>
+        <w:t>15 行事曆資料與跨月快取</w:t>
+      </w:r>
+    </w:p>
+    <w:p>
+      <w:pPr>
+        <w:keepLines/>
+      </w:pPr>
+      <w:r>
+        <w:rPr>
+          <w:rFonts w:ascii="Aptos" w:hAnsi="Aptos" w:eastAsia="Microsoft JhengHei"/>
+        </w:rPr>
+        <w:t>ControllerCalendar 仍保留前後月份查詢，以支援跨月活動與月曆第一最後列。此輪沒有用 TTL 略過相鄰月份下載；改的是日期分組與排版運算快取。</w:t>
+      </w:r>
+    </w:p>
+    <w:p>
+      <w:pPr>
+        <w:keepLines/>
+      </w:pPr>
+      <w:r>
+        <w:rPr>
+          <w:rFonts w:ascii="Aptos" w:hAnsi="Aptos" w:eastAsia="Microsoft JhengHei"/>
+        </w:rPr>
+        <w:t>ModelCalendar.groupEventsByWeekAndDay 先 normalize 每個事件的日期區間一次，再分到各天，避免每個日格重複轉換。ModelCalendarWeekLayout 保存同一月份快照的區間與逐週 row layout，Controller 只委派 Model。</w:t>
+      </w:r>
+    </w:p>
+    <w:p>
+      <w:pPr>
+        <w:pStyle w:val="CodeBlock"/>
+        <w:keepLines/>
+        <w:spacing w:line="240" w:lineRule="auto"/>
+      </w:pPr>
+      <w:r>
+        <w:t>final source = eventsForMonth(month);</w:t>
+        <w:br/>
+        <w:t>var layout = _weekLayouts[key];</w:t>
+        <w:br/>
+        <w:t>if (layout == null || !identical(layout.source, source)) {</w:t>
+        <w:br/>
+        <w:t xml:space="preserve">  layout = _weekLayouts[key] = ModelCalendarWeekLayout(source);</w:t>
+        <w:br/>
+        <w:t>}</w:t>
+        <w:br/>
+        <w:t>return layout.forWeek(weeks[weekIndex].first, weeks[weekIndex].last);</w:t>
+      </w:r>
+    </w:p>
+    <w:p>
+      <w:pPr>
+        <w:keepLines/>
+      </w:pPr>
+      <w:r>
+        <w:rPr>
+          <w:rFonts w:ascii="Aptos" w:hAnsi="Aptos" w:eastAsia="Microsoft JhengHei"/>
+        </w:rPr>
+        <w:t>cacheMonthEvents、invalidateEventRange 與 clearAll 必須同時清 week layout。若 EventItem 原地更動卻不走 invalidation，identity 快取可能過期；所有新增修改刪除及跨月轉移要從 Controller 的正式流程進入。</w:t>
+      </w:r>
+    </w:p>
+    <w:p>
+      <w:pPr>
+        <w:keepLines/>
+      </w:pPr>
+      <w:r>
+        <w:rPr>
+          <w:rFonts w:ascii="Aptos" w:hAnsi="Aptos" w:eastAsia="Microsoft JhengHei"/>
+        </w:rPr>
+        <w:t>查詢完成後先檢查 disposed、generation、scope 與每月 token，再啟動天氣 warmup，舊結果不能再安排不必要外部請求。這不等於取消已發出的網路。</w:t>
+      </w:r>
+    </w:p>
+    <w:p>
+      <w:pPr>
+        <w:pStyle w:val="Heading2"/>
+      </w:pPr>
+      <w:r>
+        <w:t>月曆重建範圍</w:t>
+      </w:r>
+    </w:p>
+    <w:p>
+      <w:pPr>
+        <w:keepLines/>
+      </w:pPr>
+      <w:r>
+        <w:rPr>
+          <w:rFonts w:ascii="Aptos" w:hAnsi="Aptos" w:eastAsia="Microsoft JhengHei"/>
+        </w:rPr>
+        <w:t>PageCalendar 把 CalendarBody 放 AnimatedBuilder.child，月份操作列仍更新。星期標頭另用 Selector 監聽 isCurrentMonth，主體以日期 Selector 保留今日顯示更新。月資料與每週列仍獨立監聽，所以不能把穩定 child 理解成永遠不更新。</w:t>
+      </w:r>
+    </w:p>
+    <w:p>
+      <w:pPr>
+        <w:pStyle w:val="Heading1"/>
+      </w:pPr>
+      <w:r>
+        <w:t>16 行程加入 完成與跨模組關聯</w:t>
+      </w:r>
+    </w:p>
+    <w:p>
+      <w:pPr>
+        <w:keepLines/>
+      </w:pPr>
+      <w:r>
+        <w:rPr>
+          <w:rFonts w:ascii="Aptos" w:hAnsi="Aptos" w:eastAsia="Microsoft JhengHei"/>
+        </w:rPr>
+        <w:t>推薦加入行事曆使用共用日期時間確認流程。未來來源保留未來日期；已開始或當日來源依開始時間與現在時間決定預設。最後以使用者確認值建立單日行程，首頁與兩個推薦頁一致。</w:t>
+      </w:r>
+    </w:p>
+    <w:p>
+      <w:pPr>
+        <w:keepLines/>
+      </w:pPr>
+      <w:r>
+        <w:rPr>
+          <w:rFonts w:ascii="Aptos" w:hAnsi="Aptos" w:eastAsia="Microsoft JhengHei"/>
+        </w:rPr>
+        <w:t>新增、修改與刪除後需清首頁及月曆受影響範圍；跨到畫面邊界的鄰月也在失效範圍。不能只清 DateTime.now 的月份或只刷新當下可見頁。</w:t>
+      </w:r>
+    </w:p>
+    <w:p>
+      <w:pPr>
+        <w:keepLines/>
+      </w:pPr>
+      <w:r>
+        <w:rPr>
+          <w:rFonts w:ascii="Aptos" w:hAnsi="Aptos" w:eastAsia="Microsoft JhengHei"/>
+        </w:rPr>
+        <w:t>完成行程可選填回憶、收入支出及加扣分。回憶預設不勾，收支與積分共用一組日期時間，積分入口依模組權限。subEventsForDate 只帶當日適用子活動，避免跨日全部內容複製入一筆回憶。</w:t>
+      </w:r>
+    </w:p>
+    <w:p>
+      <w:pPr>
+        <w:keepLines/>
+      </w:pPr>
+      <w:r>
+        <w:rPr>
+          <w:rFonts w:ascii="Aptos" w:hAnsi="Aptos" w:eastAsia="Microsoft JhengHei"/>
+        </w:rPr>
+        <w:t>記帳與積分關聯以事件與實際帳戶記錄定位，卡片快捷入口應直達對應帳戶明細。複製內容至其他頁面是建立新資料，不保證後續同步，亦不授予修改共享原事件的權限。</w:t>
+      </w:r>
+    </w:p>
+    <w:p>
+      <w:pPr>
+        <w:pStyle w:val="Heading1"/>
+      </w:pPr>
+      <w:r>
+        <w:t>17 首頁 Dashboard 的等待依賴</w:t>
+      </w:r>
+    </w:p>
+    <w:p>
+      <w:pPr>
+        <w:keepLines/>
+      </w:pPr>
+      <w:r>
+        <w:rPr>
+          <w:rFonts w:ascii="Aptos" w:hAnsi="Aptos" w:eastAsia="Microsoft JhengHei"/>
+        </w:rPr>
+        <w:t>移除 PageHome.initState 重複啟動核心載入，保留 build 的 post-frame 入口並在真正執行前再檢查帳號與積分授權是否仍需更新。</w:t>
+      </w:r>
+    </w:p>
+    <w:p>
+      <w:pPr>
+        <w:keepLines/>
+      </w:pPr>
+      <w:r>
+        <w:rPr>
+          <w:rFonts w:ascii="Aptos" w:hAnsi="Aptos" w:eastAsia="Microsoft JhengHei"/>
+        </w:rPr>
+        <w:t>推薦區塊只需保存的城市設定，不應等待記帳、積分等所有摘要：</w:t>
+      </w:r>
+    </w:p>
+    <w:p>
+      <w:pPr>
+        <w:pStyle w:val="CodeBlock"/>
+        <w:keepLines/>
+        <w:spacing w:line="240" w:lineRule="auto"/>
+      </w:pPr>
+      <w:r>
+        <w:t>final dashboard = context.read&lt;ModelDashboard&gt;();</w:t>
+        <w:br/>
+        <w:t>await dashboard.waitForSettings(account: account);</w:t>
+        <w:br/>
+        <w:t>if (!mounted || context.read&lt;ModelAuthView&gt;().account != account) return;</w:t>
+      </w:r>
+    </w:p>
+    <w:p>
+      <w:pPr>
+        <w:keepLines/>
+      </w:pPr>
+      <w:r>
+        <w:rPr>
+          <w:rFonts w:ascii="Aptos" w:hAnsi="Aptos" w:eastAsia="Microsoft JhengHei"/>
+        </w:rPr>
+        <w:t>ModelDashboard 抽出 _loadSettings 與 _readSettings，保存 _settingsLoad 與 request sequence。waitForSettings 等待目前請求，若中間換成新設定請求會跟隨，不增加一個讀取設定的 API。寫回需同帳號同 generation 且 request 最新。</w:t>
+      </w:r>
+    </w:p>
+    <w:p>
+      <w:pPr>
+        <w:keepLines/>
+      </w:pPr>
+      <w:r>
+        <w:rPr>
+          <w:rFonts w:ascii="Aptos" w:hAnsi="Aptos" w:eastAsia="Microsoft JhengHei"/>
+        </w:rPr>
+        <w:t>首次預設收合推薦、記帳及積分，近日行程展開。使用者展開才啟動相應 lazy 載入，pull refresh 仍依已啟用區塊處理。不要把折疊狀態當成資料已清除，也不要漏掉完成行程後必要的摘要刷新。</w:t>
+      </w:r>
+    </w:p>
+    <w:p>
+      <w:pPr>
+        <w:pStyle w:val="Heading1"/>
+      </w:pPr>
+      <w:r>
+        <w:t>18 日期 時區 小數與分類</w:t>
+      </w:r>
+    </w:p>
+    <w:p>
+      <w:pPr>
+        <w:keepLines/>
+      </w:pPr>
+      <w:r>
+        <w:rPr>
+          <w:rFonts w:ascii="Aptos" w:hAnsi="Aptos" w:eastAsia="Microsoft JhengHei"/>
+        </w:rPr>
+        <w:t>日期與時間在 EventItem 分開保存，parse 與存回時分辨 UTC timestamp、local day 與 TimeOfDay。單日日期不可經錯誤時區轉換變成前一天。轉換一次並有凌晨、跨年、UTC 正負時差測試，不能為顯示補八小時又重複 toLocal。</w:t>
+      </w:r>
+    </w:p>
+    <w:p>
+      <w:pPr>
+        <w:keepLines/>
+      </w:pPr>
+      <w:r>
+        <w:rPr>
+          <w:rFonts w:ascii="Aptos" w:hAnsi="Aptos" w:eastAsia="Microsoft JhengHei"/>
+        </w:rPr>
+        <w:t>記帳與積分明細以 date 作查詢與排序，可編輯日期及分鐘。保留項使用 primary_category = reserved，不再靠 description LIKE 餘字。income 與 expense 有不同分類；積分有 virtue、intelligence、fitness、social、arts 等穩定鍵，顯示用 l10n。</w:t>
+      </w:r>
+    </w:p>
+    <w:p>
+      <w:pPr>
+        <w:keepLines/>
+      </w:pPr>
+      <w:r>
+        <w:rPr>
+          <w:rFonts w:ascii="Aptos" w:hAnsi="Aptos" w:eastAsia="Microsoft JhengHei"/>
+        </w:rPr>
+        <w:t>金額文字輸入最多四位小數，修正多餘小數點與截超出位數，不清空全欄。千分位是顯示格式，送後端前轉回有效數值。TextEditingValue 的 selection 與 composing 必須落在新文字範圍內，尤其 Web 退格至空字串與 IME 組字。</w:t>
+      </w:r>
+    </w:p>
+    <w:p>
+      <w:pPr>
+        <w:keepLines/>
+      </w:pPr>
+      <w:r>
+        <w:rPr>
+          <w:rFonts w:ascii="Aptos" w:hAnsi="Aptos" w:eastAsia="Microsoft JhengHei"/>
+        </w:rPr>
+        <w:t>資料庫金額欄位使用 numeric 而非因 UI 需要小數就換 float8；實際 scale、RPC 參數及舊 overload 必須查遠端。前端可輸入四位不表示 SQL bigint 的函式已自動支援。</w:t>
+      </w:r>
+    </w:p>
+    <w:p>
+      <w:pPr>
+        <w:pStyle w:val="Heading1"/>
+      </w:pPr>
+      <w:r>
+        <w:t>19 訂閱版本與累加權益</w:t>
+      </w:r>
+    </w:p>
+    <w:p>
+      <w:pPr>
+        <w:keepLines/>
+      </w:pPr>
+      <w:r>
+        <w:rPr>
+          <w:rFonts w:ascii="Aptos" w:hAnsi="Aptos" w:eastAsia="Microsoft JhengHei"/>
+        </w:rPr>
+        <w:t>ServiceSubscription 並行取 usage、status、entitlements，再依目前 storagePlan 取 cumulative quotas。不可用最新一筆 entitlement 的模式推斷目前資料位置。</w:t>
+      </w:r>
+    </w:p>
+    <w:p>
+      <w:pPr>
+        <w:keepLines/>
+      </w:pPr>
+      <w:r>
+        <w:rPr>
+          <w:rFonts w:ascii="Aptos" w:hAnsi="Aptos" w:eastAsia="Microsoft JhengHei"/>
+        </w:rPr>
+        <w:t>有效權益由版本快照、倍率、起訖日與 resource 決定。舊版未到期新增新版應是另一筆 entitlement；仍有付費權益就不再加免費額度。相同本地到期日分組後整組移除，再算 remaining quotas，顯示近期兩階段，不因兩筆時間不同顯示虛假的兩次下降。</w:t>
+      </w:r>
+    </w:p>
+    <w:p>
+      <w:pPr>
+        <w:keepLines/>
+      </w:pPr>
+      <w:r>
+        <w:rPr>
+          <w:rFonts w:ascii="Aptos" w:hAnsi="Aptos" w:eastAsia="Microsoft JhengHei"/>
+        </w:rPr>
+        <w:t>SubscriptionExpirySchedule 區分 partial 與 all。若最近到期但仍有較久的有效權益，呈現剩餘累加額度；全部相關權益均在十五天內到期才使用全部到期提醒。跨年度顯示包含年。</w:t>
+      </w:r>
+    </w:p>
+    <w:p>
+      <w:pPr>
+        <w:keepLines/>
+      </w:pPr>
+      <w:r>
+        <w:rPr>
+          <w:rFonts w:ascii="Aptos" w:hAnsi="Aptos" w:eastAsia="Microsoft JhengHei"/>
+        </w:rPr>
+        <w:t>本機適用資源的 0 可表示不限制，顯示層須依資源及模式解讀；本機不支援共用行事曆，推薦投稿亦不應誤當無限。過期無有效本機使用權者設本機 create permission false，新增及修改由集中層拒絕，不只按鈕反灰。</w:t>
+      </w:r>
+    </w:p>
+    <w:p>
+      <w:pPr>
+        <w:keepLines/>
+      </w:pPr>
+      <w:r>
+        <w:rPr>
+          <w:rFonts w:ascii="Aptos" w:hAnsi="Aptos" w:eastAsia="Microsoft JhengHei"/>
+        </w:rPr>
+        <w:t>雲端有效額度下降與超額清理要以目前有效總額計算。清理只移除超額部分，最新資料與保留項的保留政策由後端契約保護；前端有按鈕不代表每天排程已存在。付款串接、收據驗證及 webhook 需獨立部署，不能把管理員手動開通當成已完成商店扣款。</w:t>
+      </w:r>
+    </w:p>
+    <w:p>
+      <w:pPr>
+        <w:pStyle w:val="Heading1"/>
+      </w:pPr>
+      <w:r>
+        <w:t>20 管理介面與廠商權益</w:t>
+      </w:r>
+    </w:p>
+    <w:p>
+      <w:pPr>
+        <w:keepLines/>
+      </w:pPr>
+      <w:r>
+        <w:rPr>
+          <w:rFonts w:ascii="Aptos" w:hAnsi="Aptos" w:eastAsia="Microsoft JhengHei"/>
+        </w:rPr>
+        <w:t>AdminSubscriptionEditor 先依 Email 查詢。已有有效權益而未選新增時跳確認，避免加購操作誤覆蓋。每筆 entitlement 以 ID 編輯或刪除，不用 Email 刪除整組來代替刪單筆。延長 N 天與管理者摘要使用相應 RPC，查無資料與讀取失敗不能混為空資料。</w:t>
+      </w:r>
+    </w:p>
+    <w:p>
+      <w:pPr>
+        <w:keepLines/>
+      </w:pPr>
+      <w:r>
+        <w:rPr>
+          <w:rFonts w:ascii="Aptos" w:hAnsi="Aptos" w:eastAsia="Microsoft JhengHei"/>
+        </w:rPr>
+        <w:t>收費版本同名更新、異名新增，刪除前由後端確認未被使用。個人與廠商不同版本表及 Service，倍率與快照要在各資源測試，不只檢查畫面價格。</w:t>
+      </w:r>
+    </w:p>
+    <w:p>
+      <w:pPr>
+        <w:keepLines/>
+      </w:pPr>
+      <w:r>
+        <w:rPr>
+          <w:rFonts w:ascii="Aptos" w:hAnsi="Aptos" w:eastAsia="Microsoft JhengHei"/>
+        </w:rPr>
+        <w:t>不限額度活動包含多段區間、指定帳號與提醒天數。空名單適用設定範圍內一般使用者，指定名單按正規化 Email 判斷。開始、結束與提醒邊界由 Timer 重載狀態，回前景也須重新確認。不要用活動 UI 隱藏訂閱頁就認為後端寫入一定豁免。</w:t>
+      </w:r>
+    </w:p>
+    <w:p>
+      <w:pPr>
+        <w:keepLines/>
+      </w:pPr>
+      <w:r>
+        <w:rPr>
+          <w:rFonts w:ascii="Aptos" w:hAnsi="Aptos" w:eastAsia="Microsoft JhengHei"/>
+        </w:rPr>
+        <w:t>廠商工作台顯示目前權益、近期投稿、公開待審比例及互動計數。偏好、收藏、瀏覽不是實際轉換，統計需考慮重複請求、機器人、表別與所有權；這些可列後續分析工作，不假稱已完成完整反作弊。</w:t>
+      </w:r>
+    </w:p>
+    <w:p>
+      <w:pPr>
+        <w:pStyle w:val="Heading1"/>
+      </w:pPr>
+      <w:r>
+        <w:t>21 分享與提醒契約</w:t>
+      </w:r>
+    </w:p>
+    <w:p>
+      <w:pPr>
+        <w:keepLines/>
+      </w:pPr>
+      <w:r>
+        <w:rPr>
+          <w:rFonts w:ascii="Aptos" w:hAnsi="Aptos" w:eastAsia="Microsoft JhengHei"/>
+        </w:rPr>
+        <w:t>ServiceCalendarSharing 先 requireCloudMode，邀請清單只取 pending、accepted。shareableEvents 來自當前已載入的自己的有日期事件，去重後由近到遠，包括符合可見範圍的過去事件。全選是目前清單，不是永久訂閱全部未來事件。</w:t>
+      </w:r>
+    </w:p>
+    <w:p>
+      <w:pPr>
+        <w:keepLines/>
+      </w:pPr>
+      <w:r>
+        <w:rPr>
+          <w:rFonts w:ascii="Aptos" w:hAnsi="Aptos" w:eastAsia="Microsoft JhengHei"/>
+        </w:rPr>
+        <w:t>分享 RPC 要支援追加指定 ID、不覆蓋之前月份；重邀需重設待接受、清除過期狀態；拒絕、停止查看及停止分享釋放有效額度。calendar_share_events 與 invitation 表需有一致的參與者 SELECT 政策及擁有者寫入限制。RLS 是最後防線，前端唯讀按鈕不是安全保證。</w:t>
+      </w:r>
+    </w:p>
+    <w:p>
+      <w:pPr>
+        <w:keepLines/>
+      </w:pPr>
+      <w:r>
+        <w:rPr>
+          <w:rFonts w:ascii="Aptos" w:hAnsi="Aptos" w:eastAsia="Microsoft JhengHei"/>
+        </w:rPr>
+        <w:t>NotificationServiceMobile 使用 flutter_local_notifications 排程，依精確鬧鐘權限選 exactAllowWhileIdle 或 inexactAllowWhileIdle；拒絕權限及 OS 電池限制都要實測。Web 走畫面提醒，不把兩者當作同一背景推播。</w:t>
+      </w:r>
+    </w:p>
+    <w:p>
+      <w:pPr>
+        <w:keepLines/>
+      </w:pPr>
+      <w:r>
+        <w:rPr>
+          <w:rFonts w:ascii="Aptos" w:hAnsi="Aptos" w:eastAsia="Microsoft JhengHei"/>
+        </w:rPr>
+        <w:t>跨裝置完成事件需要手機同步雲端 is_completed 後取消已排通知。後端目前不是對關閉 App 永遠推送取消指令的保證。提醒 ID 使用事件與選項，重排要取消舊選項集合。通知重啟、時區變動、強制停止與重複事件另列實機風險，不以單元測試取代。</w:t>
+      </w:r>
+    </w:p>
+    <w:p>
+      <w:pPr>
+        <w:pStyle w:val="Heading1"/>
+      </w:pPr>
+      <w:r>
+        <w:t>22 遊戲與 Blockly 維護</w:t>
+      </w:r>
+    </w:p>
+    <w:p>
+      <w:pPr>
+        <w:keepLines/>
+      </w:pPr>
+      <w:r>
+        <w:rPr>
+          <w:rFonts w:ascii="Aptos" w:hAnsi="Aptos" w:eastAsia="Microsoft JhengHei"/>
+        </w:rPr>
+        <w:t>QuestionBankAvailability 對 Translation 類合計至少三題，其他使用題庫遊戲至少一題，再依來源規則過濾關卡及分類。requiresThreeInGroup 是保留的舊欄位名稱，現行語意不是每分類三題。管理題庫與我的題庫共用可玩性檢查，本機只使用自己的題庫。</w:t>
+      </w:r>
+    </w:p>
+    <w:p>
+      <w:pPr>
+        <w:keepLines/>
+      </w:pPr>
+      <w:r>
+        <w:rPr>
+          <w:rFonts w:ascii="Aptos" w:hAnsi="Aptos" w:eastAsia="Microsoft JhengHei"/>
+        </w:rPr>
+        <w:t>GameQuestionSourceRules 保留穩定名稱 Translation (CH-EN)、Translation (CH-JP)、Translation (CH-KR)，不要拿 l10n 顯示字串作資料庫主鍵。系統題庫擁有者常數與 admin role 是兩個判斷來源，測試要分開。</w:t>
+      </w:r>
+    </w:p>
+    <w:p>
+      <w:pPr>
+        <w:keepLines/>
+      </w:pPr>
+      <w:r>
+        <w:rPr>
+          <w:rFonts w:ascii="Aptos" w:hAnsi="Aptos" w:eastAsia="Microsoft JhengHei"/>
+        </w:rPr>
+        <w:t>GameHelpButton 使用 l10n 與共用顏色。GameSpeechTooltip 只提示、按下才播放，不自動 hover 朗讀。非同步 TTS、audio、Flame component 移除及子彈碰撞，要避免在遍歷中破壞集合或等待未完成語音而卡住更新迴圈。</w:t>
+      </w:r>
+    </w:p>
+    <w:p>
+      <w:pPr>
+        <w:keepLines/>
+      </w:pPr>
+      <w:r>
+        <w:rPr>
+          <w:rFonts w:ascii="Aptos" w:hAnsi="Aptos" w:eastAsia="Microsoft JhengHei"/>
+        </w:rPr>
+        <w:t>Scratch 使用 Web iframe 與原生 WebView 的不同 bridge，request 回應以識別與 queue 隔離回合。一次開始只處理一次目前工作區，不能同時由舊 listener、輪詢或重送 bridge 執行。離開確認 Future 及 Navigator context 需 mounted 防護。</w:t>
+      </w:r>
+    </w:p>
+    <w:p>
+      <w:pPr>
+        <w:keepLines/>
+      </w:pPr>
+      <w:r>
+        <w:rPr>
+          <w:rFonts w:ascii="Aptos" w:hAnsi="Aptos" w:eastAsia="Microsoft JhengHei"/>
+        </w:rPr>
+        <w:t>ScratchWorkspace 的窄畫面為上下，原生 editor 與 board 比例依現行設定；寬 Web editor flex 2、board flex 1，編輯器內左右分區，形成三區。600 為目前版面斷點。旋轉維持同一元素樹，避免每次重建 WebView 丟掉積木。原生拖曳不要再包競爭手勢的 Flutter drag scroll。</w:t>
+      </w:r>
+    </w:p>
+    <w:p>
+      <w:pPr>
+        <w:pStyle w:val="Heading1"/>
+      </w:pPr>
+      <w:r>
+        <w:t>23 Excel 匯出與個資處理</w:t>
+      </w:r>
+    </w:p>
+    <w:p>
+      <w:pPr>
+        <w:keepLines/>
+      </w:pPr>
+      <w:r>
+        <w:rPr>
+          <w:rFonts w:ascii="Aptos" w:hAnsi="Aptos" w:eastAsia="Microsoft JhengHei"/>
+        </w:rPr>
+        <w:t>ServicePersonalData.export 呼叫 export_my_cloud_data_for_local，使用 range 每次最多 1000 wrapper rows 迴圈取回，再只輸出允許的個人表。畫面是否顯示匯出入口依目前雲端模式，無刪除資料的副作用。</w:t>
+      </w:r>
+    </w:p>
+    <w:p>
+      <w:pPr>
+        <w:keepLines/>
+      </w:pPr>
+      <w:r>
+        <w:rPr>
+          <w:rFonts w:ascii="Aptos" w:hAnsi="Aptos" w:eastAsia="Microsoft JhengHei"/>
+        </w:rPr>
+        <w:t>Excel 第一頁是 l10n 匯出說明，刪除預設 Sheet1；分頁與欄位標題依目前語系，使用者自由文字保持原文。個資匯出只有行事曆、回憶、記帳與積分的畫面對應欄位，不把全部 DB 欄位、題庫或推薦資料通通洩出。</w:t>
+      </w:r>
+    </w:p>
+    <w:p>
+      <w:pPr>
+        <w:keepLines/>
+      </w:pPr>
+      <w:r>
+        <w:rPr>
+          <w:rFonts w:ascii="Aptos" w:hAnsi="Aptos" w:eastAsia="Microsoft JhengHei"/>
+        </w:rPr>
+        <w:t>account_name 先由帳戶表關聯回明細，date 拆成顯示日期時間，category 與 secondary_category 分開。系統分類鍵翻譯，未知自由值保留。貨幣與數值千分位為可讀性格式，但目前匯出以 TextCellValue 為主，不保證是可直接 SUM 的數值欄型態。</w:t>
+      </w:r>
+    </w:p>
+    <w:p>
+      <w:pPr>
+        <w:keepLines/>
+      </w:pPr>
+      <w:r>
+        <w:rPr>
+          <w:rFonts w:ascii="Aptos" w:hAnsi="Aptos" w:eastAsia="Microsoft JhengHei"/>
+        </w:rPr>
+        <w:t>頁面 ServiceExportExcel 是另一套活動表匯出工具，可能只取目前已載入內容並含活動專用欄位；不要與完整個資匯出混淆。大量匯出需考量記憶體、取消與長任務進度，目前不要承諾無限量匯出一定不耗記憶體。</w:t>
+      </w:r>
+    </w:p>
+    <w:p>
+      <w:pPr>
+        <w:keepLines/>
+      </w:pPr>
+      <w:r>
+        <w:rPr>
+          <w:rFonts w:ascii="Aptos" w:hAnsi="Aptos" w:eastAsia="Microsoft JhengHei"/>
+        </w:rPr>
+        <w:t>申請刪帳、取消申請、管理者確認撤銷與真正刪帳分別呼叫不同 RPC。送出申請不能顯示已刪除成功。清理個人資料的按鈕不等於刪除 auth.users，管理者刪帳後需同步處理 session 失效。</w:t>
+      </w:r>
+    </w:p>
+    <w:p>
+      <w:pPr>
+        <w:pStyle w:val="Heading1"/>
+      </w:pPr>
+      <w:r>
+        <w:t>24 RPC 與 API 查核清單</w:t>
+      </w:r>
+    </w:p>
+    <w:tbl>
+      <w:tblPr>
+        <w:tblW w:type="auto" w:w="0"/>
+        <w:jc w:val="center"/>
+        <w:tblLayout w:type="autofit"/>
+        <w:tblLook w:firstColumn="1" w:firstRow="1" w:lastColumn="0" w:lastRow="0" w:noHBand="0" w:noVBand="1" w:val="04A0"/>
+      </w:tblPr>
+      <w:tblGrid>
+        <w:gridCol w:w="5083"/>
+        <w:gridCol w:w="5083"/>
+      </w:tblGrid>
+      <w:tr>
+        <w:trPr>
+          <w:tblHeader w:val="true"/>
+        </w:trPr>
+        <w:tc>
+          <w:tcPr>
+            <w:tcW w:type="dxa" w:w="5083"/>
+            <w:tcBorders>
+              <w:top w:val="single" w:sz="6" w:color="D9D9D9"/>
+              <w:left w:val="single" w:sz="6" w:color="D9D9D9"/>
+              <w:bottom w:val="single" w:sz="6" w:color="D9D9D9"/>
+              <w:right w:val="single" w:sz="6" w:color="D9D9D9"/>
+            </w:tcBorders>
+            <w:shd w:fill="F2F2F2"/>
+            <w:tcMar>
+              <w:top w:w="90" w:type="dxa"/>
+              <w:left w:w="100" w:type="dxa"/>
+              <w:bottom w:w="90" w:type="dxa"/>
+              <w:right w:w="100" w:type="dxa"/>
+            </w:tcMar>
+            <w:vAlign w:val="center"/>
+          </w:tcPr>
+          <w:p>
+            <w:pPr>
+              <w:spacing w:after="0" w:line="240" w:lineRule="auto"/>
+            </w:pPr>
+            <w:r>
+              <w:rPr>
+                <w:rFonts w:ascii="Aptos" w:hAnsi="Aptos" w:eastAsia="Microsoft JhengHei"/>
+                <w:b/>
+                <w:color w:val="000000"/>
+                <w:sz w:val="20"/>
+              </w:rPr>
+              <w:t>功能</w:t>
+            </w:r>
+          </w:p>
+        </w:tc>
+        <w:tc>
+          <w:tcPr>
+            <w:tcW w:type="dxa" w:w="5083"/>
+            <w:tcBorders>
+              <w:top w:val="single" w:sz="6" w:color="D9D9D9"/>
+              <w:left w:val="single" w:sz="6" w:color="D9D9D9"/>
+              <w:bottom w:val="single" w:sz="6" w:color="D9D9D9"/>
+              <w:right w:val="single" w:sz="6" w:color="D9D9D9"/>
+            </w:tcBorders>
+            <w:shd w:fill="F2F2F2"/>
+            <w:tcMar>
+              <w:top w:w="90" w:type="dxa"/>
+              <w:left w:w="100" w:type="dxa"/>
+              <w:bottom w:w="90" w:type="dxa"/>
+              <w:right w:w="100" w:type="dxa"/>
+            </w:tcMar>
+            <w:vAlign w:val="center"/>
+          </w:tcPr>
+          <w:p>
+            <w:pPr>
+              <w:spacing w:after="0" w:line="240" w:lineRule="auto"/>
+            </w:pPr>
+            <w:r>
+              <w:rPr>
+                <w:rFonts w:ascii="Aptos" w:hAnsi="Aptos" w:eastAsia="Microsoft JhengHei"/>
+                <w:b/>
+                <w:color w:val="000000"/>
+                <w:sz w:val="20"/>
+              </w:rPr>
+              <w:t>主要介面</w:t>
+            </w:r>
+          </w:p>
+        </w:tc>
+      </w:tr>
+      <w:tr>
+        <w:tc>
+          <w:tcPr>
+            <w:tcW w:type="dxa" w:w="5083"/>
+            <w:tcBorders>
+              <w:top w:val="single" w:sz="6" w:color="D9D9D9"/>
+              <w:left w:val="single" w:sz="6" w:color="D9D9D9"/>
+              <w:bottom w:val="single" w:sz="6" w:color="D9D9D9"/>
+              <w:right w:val="single" w:sz="6" w:color="D9D9D9"/>
+            </w:tcBorders>
+            <w:tcMar>
+              <w:top w:w="90" w:type="dxa"/>
+              <w:left w:w="100" w:type="dxa"/>
+              <w:bottom w:w="90" w:type="dxa"/>
+              <w:right w:w="100" w:type="dxa"/>
+            </w:tcMar>
+            <w:vAlign w:val="center"/>
+          </w:tcPr>
+          <w:p>
+            <w:pPr>
+              <w:spacing w:after="0" w:line="240" w:lineRule="auto"/>
+            </w:pPr>
+            <w:r>
+              <w:rPr>
+                <w:rFonts w:ascii="Aptos" w:hAnsi="Aptos" w:eastAsia="Microsoft JhengHei"/>
+                <w:sz w:val="20"/>
+              </w:rPr>
+              <w:t>事件查詢</w:t>
+            </w:r>
+          </w:p>
+        </w:tc>
+        <w:tc>
+          <w:tcPr>
+            <w:tcW w:type="dxa" w:w="5083"/>
+            <w:tcBorders>
+              <w:top w:val="single" w:sz="6" w:color="D9D9D9"/>
+              <w:left w:val="single" w:sz="6" w:color="D9D9D9"/>
+              <w:bottom w:val="single" w:sz="6" w:color="D9D9D9"/>
+              <w:right w:val="single" w:sz="6" w:color="D9D9D9"/>
+            </w:tcBorders>
+            <w:tcMar>
+              <w:top w:w="90" w:type="dxa"/>
+              <w:left w:w="100" w:type="dxa"/>
+              <w:bottom w:w="90" w:type="dxa"/>
+              <w:right w:w="100" w:type="dxa"/>
+            </w:tcMar>
+            <w:vAlign w:val="center"/>
+          </w:tcPr>
+          <w:p>
+            <w:pPr>
+              <w:spacing w:after="0" w:line="240" w:lineRule="auto"/>
+            </w:pPr>
+            <w:r>
+              <w:rPr>
+                <w:rFonts w:ascii="Aptos" w:hAnsi="Aptos" w:eastAsia="Microsoft JhengHei"/>
+                <w:sz w:val="20"/>
+              </w:rPr>
+              <w:t>get_filtered_calendar_events get_filtered_memory_trace get_filtered_recommended_events get_filtered_recommended_attractions</w:t>
+            </w:r>
+          </w:p>
+        </w:tc>
+      </w:tr>
+      <w:tr>
+        <w:tc>
+          <w:tcPr>
+            <w:tcW w:type="dxa" w:w="5083"/>
+            <w:tcBorders>
+              <w:top w:val="single" w:sz="6" w:color="D9D9D9"/>
+              <w:left w:val="single" w:sz="6" w:color="D9D9D9"/>
+              <w:bottom w:val="single" w:sz="6" w:color="D9D9D9"/>
+              <w:right w:val="single" w:sz="6" w:color="D9D9D9"/>
+            </w:tcBorders>
+            <w:shd w:fill="F8FAFC"/>
+            <w:tcMar>
+              <w:top w:w="90" w:type="dxa"/>
+              <w:left w:w="100" w:type="dxa"/>
+              <w:bottom w:w="90" w:type="dxa"/>
+              <w:right w:w="100" w:type="dxa"/>
+            </w:tcMar>
+            <w:vAlign w:val="center"/>
+          </w:tcPr>
+          <w:p>
+            <w:pPr>
+              <w:spacing w:after="0" w:line="240" w:lineRule="auto"/>
+            </w:pPr>
+            <w:r>
+              <w:rPr>
+                <w:rFonts w:ascii="Aptos" w:hAnsi="Aptos" w:eastAsia="Microsoft JhengHei"/>
+                <w:sz w:val="20"/>
+              </w:rPr>
+              <w:t>記帳新增</w:t>
+            </w:r>
+          </w:p>
+        </w:tc>
+        <w:tc>
+          <w:tcPr>
+            <w:tcW w:type="dxa" w:w="5083"/>
+            <w:tcBorders>
+              <w:top w:val="single" w:sz="6" w:color="D9D9D9"/>
+              <w:left w:val="single" w:sz="6" w:color="D9D9D9"/>
+              <w:bottom w:val="single" w:sz="6" w:color="D9D9D9"/>
+              <w:right w:val="single" w:sz="6" w:color="D9D9D9"/>
+            </w:tcBorders>
+            <w:shd w:fill="F8FAFC"/>
+            <w:tcMar>
+              <w:top w:w="90" w:type="dxa"/>
+              <w:left w:w="100" w:type="dxa"/>
+              <w:bottom w:w="90" w:type="dxa"/>
+              <w:right w:w="100" w:type="dxa"/>
+            </w:tcMar>
+            <w:vAlign w:val="center"/>
+          </w:tcPr>
+          <w:p>
+            <w:pPr>
+              <w:spacing w:after="0" w:line="240" w:lineRule="auto"/>
+            </w:pPr>
+            <w:r>
+              <w:rPr>
+                <w:rFonts w:ascii="Aptos" w:hAnsi="Aptos" w:eastAsia="Microsoft JhengHei"/>
+                <w:sz w:val="20"/>
+              </w:rPr>
+              <w:t>add_accountings_batch2</w:t>
+            </w:r>
+          </w:p>
+        </w:tc>
+      </w:tr>
+      <w:tr>
+        <w:tc>
+          <w:tcPr>
+            <w:tcW w:type="dxa" w:w="5083"/>
+            <w:tcBorders>
+              <w:top w:val="single" w:sz="6" w:color="D9D9D9"/>
+              <w:left w:val="single" w:sz="6" w:color="D9D9D9"/>
+              <w:bottom w:val="single" w:sz="6" w:color="D9D9D9"/>
+              <w:right w:val="single" w:sz="6" w:color="D9D9D9"/>
+            </w:tcBorders>
+            <w:tcMar>
+              <w:top w:w="90" w:type="dxa"/>
+              <w:left w:w="100" w:type="dxa"/>
+              <w:bottom w:w="90" w:type="dxa"/>
+              <w:right w:w="100" w:type="dxa"/>
+            </w:tcMar>
+            <w:vAlign w:val="center"/>
+          </w:tcPr>
+          <w:p>
+            <w:pPr>
+              <w:spacing w:after="0" w:line="240" w:lineRule="auto"/>
+            </w:pPr>
+            <w:r>
+              <w:rPr>
+                <w:rFonts w:ascii="Aptos" w:hAnsi="Aptos" w:eastAsia="Microsoft JhengHei"/>
+                <w:sz w:val="20"/>
+              </w:rPr>
+              <w:t>積分新增</w:t>
+            </w:r>
+          </w:p>
+        </w:tc>
+        <w:tc>
+          <w:tcPr>
+            <w:tcW w:type="dxa" w:w="5083"/>
+            <w:tcBorders>
+              <w:top w:val="single" w:sz="6" w:color="D9D9D9"/>
+              <w:left w:val="single" w:sz="6" w:color="D9D9D9"/>
+              <w:bottom w:val="single" w:sz="6" w:color="D9D9D9"/>
+              <w:right w:val="single" w:sz="6" w:color="D9D9D9"/>
+            </w:tcBorders>
+            <w:tcMar>
+              <w:top w:w="90" w:type="dxa"/>
+              <w:left w:w="100" w:type="dxa"/>
+              <w:bottom w:w="90" w:type="dxa"/>
+              <w:right w:w="100" w:type="dxa"/>
+            </w:tcMar>
+            <w:vAlign w:val="center"/>
+          </w:tcPr>
+          <w:p>
+            <w:pPr>
+              <w:spacing w:after="0" w:line="240" w:lineRule="auto"/>
+            </w:pPr>
+            <w:r>
+              <w:rPr>
+                <w:rFonts w:ascii="Aptos" w:hAnsi="Aptos" w:eastAsia="Microsoft JhengHei"/>
+                <w:sz w:val="20"/>
+              </w:rPr>
+              <w:t>add_point_records_batch</w:t>
+            </w:r>
+          </w:p>
+        </w:tc>
+      </w:tr>
+      <w:tr>
+        <w:tc>
+          <w:tcPr>
+            <w:tcW w:type="dxa" w:w="5083"/>
+            <w:tcBorders>
+              <w:top w:val="single" w:sz="6" w:color="D9D9D9"/>
+              <w:left w:val="single" w:sz="6" w:color="D9D9D9"/>
+              <w:bottom w:val="single" w:sz="6" w:color="D9D9D9"/>
+              <w:right w:val="single" w:sz="6" w:color="D9D9D9"/>
+            </w:tcBorders>
+            <w:shd w:fill="F8FAFC"/>
+            <w:tcMar>
+              <w:top w:w="90" w:type="dxa"/>
+              <w:left w:w="100" w:type="dxa"/>
+              <w:bottom w:w="90" w:type="dxa"/>
+              <w:right w:w="100" w:type="dxa"/>
+            </w:tcMar>
+            <w:vAlign w:val="center"/>
+          </w:tcPr>
+          <w:p>
+            <w:pPr>
+              <w:spacing w:after="0" w:line="240" w:lineRule="auto"/>
+            </w:pPr>
+            <w:r>
+              <w:rPr>
+                <w:rFonts w:ascii="Aptos" w:hAnsi="Aptos" w:eastAsia="Microsoft JhengHei"/>
+                <w:sz w:val="20"/>
+              </w:rPr>
+              <w:t>分享</w:t>
+            </w:r>
+          </w:p>
+        </w:tc>
+        <w:tc>
+          <w:tcPr>
+            <w:tcW w:type="dxa" w:w="5083"/>
+            <w:tcBorders>
+              <w:top w:val="single" w:sz="6" w:color="D9D9D9"/>
+              <w:left w:val="single" w:sz="6" w:color="D9D9D9"/>
+              <w:bottom w:val="single" w:sz="6" w:color="D9D9D9"/>
+              <w:right w:val="single" w:sz="6" w:color="D9D9D9"/>
+            </w:tcBorders>
+            <w:shd w:fill="F8FAFC"/>
+            <w:tcMar>
+              <w:top w:w="90" w:type="dxa"/>
+              <w:left w:w="100" w:type="dxa"/>
+              <w:bottom w:w="90" w:type="dxa"/>
+              <w:right w:w="100" w:type="dxa"/>
+            </w:tcMar>
+            <w:vAlign w:val="center"/>
+          </w:tcPr>
+          <w:p>
+            <w:pPr>
+              <w:spacing w:after="0" w:line="240" w:lineRule="auto"/>
+            </w:pPr>
+            <w:r>
+              <w:rPr>
+                <w:rFonts w:ascii="Aptos" w:hAnsi="Aptos" w:eastAsia="Microsoft JhengHei"/>
+                <w:sz w:val="20"/>
+              </w:rPr>
+              <w:t>invite_calendar_viewer respond_calendar_invitation revoke_calendar_invitation remove_calendar_shared_event get_my_shared_calendar_events</w:t>
+            </w:r>
+          </w:p>
+        </w:tc>
+      </w:tr>
+      <w:tr>
+        <w:tc>
+          <w:tcPr>
+            <w:tcW w:type="dxa" w:w="5083"/>
+            <w:tcBorders>
+              <w:top w:val="single" w:sz="6" w:color="D9D9D9"/>
+              <w:left w:val="single" w:sz="6" w:color="D9D9D9"/>
+              <w:bottom w:val="single" w:sz="6" w:color="D9D9D9"/>
+              <w:right w:val="single" w:sz="6" w:color="D9D9D9"/>
+            </w:tcBorders>
+            <w:tcMar>
+              <w:top w:w="90" w:type="dxa"/>
+              <w:left w:w="100" w:type="dxa"/>
+              <w:bottom w:w="90" w:type="dxa"/>
+              <w:right w:w="100" w:type="dxa"/>
+            </w:tcMar>
+            <w:vAlign w:val="center"/>
+          </w:tcPr>
+          <w:p>
+            <w:pPr>
+              <w:spacing w:after="0" w:line="240" w:lineRule="auto"/>
+            </w:pPr>
+            <w:r>
+              <w:rPr>
+                <w:rFonts w:ascii="Aptos" w:hAnsi="Aptos" w:eastAsia="Microsoft JhengHei"/>
+                <w:sz w:val="20"/>
+              </w:rPr>
+              <w:t>個資搬移</w:t>
+            </w:r>
+          </w:p>
+        </w:tc>
+        <w:tc>
+          <w:tcPr>
+            <w:tcW w:type="dxa" w:w="5083"/>
+            <w:tcBorders>
+              <w:top w:val="single" w:sz="6" w:color="D9D9D9"/>
+              <w:left w:val="single" w:sz="6" w:color="D9D9D9"/>
+              <w:bottom w:val="single" w:sz="6" w:color="D9D9D9"/>
+              <w:right w:val="single" w:sz="6" w:color="D9D9D9"/>
+            </w:tcBorders>
+            <w:tcMar>
+              <w:top w:w="90" w:type="dxa"/>
+              <w:left w:w="100" w:type="dxa"/>
+              <w:bottom w:w="90" w:type="dxa"/>
+              <w:right w:w="100" w:type="dxa"/>
+            </w:tcMar>
+            <w:vAlign w:val="center"/>
+          </w:tcPr>
+          <w:p>
+            <w:pPr>
+              <w:spacing w:after="0" w:line="240" w:lineRule="auto"/>
+            </w:pPr>
+            <w:r>
+              <w:rPr>
+                <w:rFonts w:ascii="Aptos" w:hAnsi="Aptos" w:eastAsia="Microsoft JhengHei"/>
+                <w:sz w:val="20"/>
+              </w:rPr>
+              <w:t>export_my_cloud_data_for_local delete_cloud_records_and_revoke_shares_after_local_copy restore_local_personal_records_with_setting</w:t>
+            </w:r>
+          </w:p>
+        </w:tc>
+      </w:tr>
+      <w:tr>
+        <w:tc>
+          <w:tcPr>
+            <w:tcW w:type="dxa" w:w="5083"/>
+            <w:tcBorders>
+              <w:top w:val="single" w:sz="6" w:color="D9D9D9"/>
+              <w:left w:val="single" w:sz="6" w:color="D9D9D9"/>
+              <w:bottom w:val="single" w:sz="6" w:color="D9D9D9"/>
+              <w:right w:val="single" w:sz="6" w:color="D9D9D9"/>
+            </w:tcBorders>
+            <w:shd w:fill="F8FAFC"/>
+            <w:tcMar>
+              <w:top w:w="90" w:type="dxa"/>
+              <w:left w:w="100" w:type="dxa"/>
+              <w:bottom w:w="90" w:type="dxa"/>
+              <w:right w:w="100" w:type="dxa"/>
+            </w:tcMar>
+            <w:vAlign w:val="center"/>
+          </w:tcPr>
+          <w:p>
+            <w:pPr>
+              <w:spacing w:after="0" w:line="240" w:lineRule="auto"/>
+            </w:pPr>
+            <w:r>
+              <w:rPr>
+                <w:rFonts w:ascii="Aptos" w:hAnsi="Aptos" w:eastAsia="Microsoft JhengHei"/>
+                <w:sz w:val="20"/>
+              </w:rPr>
+              <w:t>訂閱讀取</w:t>
+            </w:r>
+          </w:p>
+        </w:tc>
+        <w:tc>
+          <w:tcPr>
+            <w:tcW w:type="dxa" w:w="5083"/>
+            <w:tcBorders>
+              <w:top w:val="single" w:sz="6" w:color="D9D9D9"/>
+              <w:left w:val="single" w:sz="6" w:color="D9D9D9"/>
+              <w:bottom w:val="single" w:sz="6" w:color="D9D9D9"/>
+              <w:right w:val="single" w:sz="6" w:color="D9D9D9"/>
+            </w:tcBorders>
+            <w:shd w:fill="F8FAFC"/>
+            <w:tcMar>
+              <w:top w:w="90" w:type="dxa"/>
+              <w:left w:w="100" w:type="dxa"/>
+              <w:bottom w:w="90" w:type="dxa"/>
+              <w:right w:w="100" w:type="dxa"/>
+            </w:tcMar>
+            <w:vAlign w:val="center"/>
+          </w:tcPr>
+          <w:p>
+            <w:pPr>
+              <w:spacing w:after="0" w:line="240" w:lineRule="auto"/>
+            </w:pPr>
+            <w:r>
+              <w:rPr>
+                <w:rFonts w:ascii="Aptos" w:hAnsi="Aptos" w:eastAsia="Microsoft JhengHei"/>
+                <w:sz w:val="20"/>
+              </w:rPr>
+              <w:t>get_my_subscription_usage get_my_subscription_status get_my_subscription_entitlements get_my_cumulative_subscription_quotas</w:t>
+            </w:r>
+          </w:p>
+        </w:tc>
+      </w:tr>
+      <w:tr>
+        <w:tc>
+          <w:tcPr>
+            <w:tcW w:type="dxa" w:w="5083"/>
+            <w:tcBorders>
+              <w:top w:val="single" w:sz="6" w:color="D9D9D9"/>
+              <w:left w:val="single" w:sz="6" w:color="D9D9D9"/>
+              <w:bottom w:val="single" w:sz="6" w:color="D9D9D9"/>
+              <w:right w:val="single" w:sz="6" w:color="D9D9D9"/>
+            </w:tcBorders>
+            <w:tcMar>
+              <w:top w:w="90" w:type="dxa"/>
+              <w:left w:w="100" w:type="dxa"/>
+              <w:bottom w:w="90" w:type="dxa"/>
+              <w:right w:w="100" w:type="dxa"/>
+            </w:tcMar>
+            <w:vAlign w:val="center"/>
+          </w:tcPr>
+          <w:p>
+            <w:pPr>
+              <w:spacing w:after="0" w:line="240" w:lineRule="auto"/>
+            </w:pPr>
+            <w:r>
+              <w:rPr>
+                <w:rFonts w:ascii="Aptos" w:hAnsi="Aptos" w:eastAsia="Microsoft JhengHei"/>
+                <w:sz w:val="20"/>
+              </w:rPr>
+              <w:t>訂閱管理</w:t>
+            </w:r>
+          </w:p>
+        </w:tc>
+        <w:tc>
+          <w:tcPr>
+            <w:tcW w:type="dxa" w:w="5083"/>
+            <w:tcBorders>
+              <w:top w:val="single" w:sz="6" w:color="D9D9D9"/>
+              <w:left w:val="single" w:sz="6" w:color="D9D9D9"/>
+              <w:bottom w:val="single" w:sz="6" w:color="D9D9D9"/>
+              <w:right w:val="single" w:sz="6" w:color="D9D9D9"/>
+            </w:tcBorders>
+            <w:tcMar>
+              <w:top w:w="90" w:type="dxa"/>
+              <w:left w:w="100" w:type="dxa"/>
+              <w:bottom w:w="90" w:type="dxa"/>
+              <w:right w:w="100" w:type="dxa"/>
+            </w:tcMar>
+            <w:vAlign w:val="center"/>
+          </w:tcPr>
+          <w:p>
+            <w:pPr>
+              <w:spacing w:after="0" w:line="240" w:lineRule="auto"/>
+            </w:pPr>
+            <w:r>
+              <w:rPr>
+                <w:rFonts w:ascii="Aptos" w:hAnsi="Aptos" w:eastAsia="Microsoft JhengHei"/>
+                <w:sz w:val="20"/>
+              </w:rPr>
+              <w:t>admin_get_user_subscription admin_get_user_subscription_entitlements admin_list_user_subscription_summaries</w:t>
+            </w:r>
+          </w:p>
+        </w:tc>
+      </w:tr>
+      <w:tr>
+        <w:tc>
+          <w:tcPr>
+            <w:tcW w:type="dxa" w:w="5083"/>
+            <w:tcBorders>
+              <w:top w:val="single" w:sz="6" w:color="D9D9D9"/>
+              <w:left w:val="single" w:sz="6" w:color="D9D9D9"/>
+              <w:bottom w:val="single" w:sz="6" w:color="D9D9D9"/>
+              <w:right w:val="single" w:sz="6" w:color="D9D9D9"/>
+            </w:tcBorders>
+            <w:shd w:fill="F8FAFC"/>
+            <w:tcMar>
+              <w:top w:w="90" w:type="dxa"/>
+              <w:left w:w="100" w:type="dxa"/>
+              <w:bottom w:w="90" w:type="dxa"/>
+              <w:right w:w="100" w:type="dxa"/>
+            </w:tcMar>
+            <w:vAlign w:val="center"/>
+          </w:tcPr>
+          <w:p>
+            <w:pPr>
+              <w:spacing w:after="0" w:line="240" w:lineRule="auto"/>
+            </w:pPr>
+            <w:r>
+              <w:rPr>
+                <w:rFonts w:ascii="Aptos" w:hAnsi="Aptos" w:eastAsia="Microsoft JhengHei"/>
+                <w:sz w:val="20"/>
+              </w:rPr>
+              <w:t>權益異動</w:t>
+            </w:r>
+          </w:p>
+        </w:tc>
+        <w:tc>
+          <w:tcPr>
+            <w:tcW w:type="dxa" w:w="5083"/>
+            <w:tcBorders>
+              <w:top w:val="single" w:sz="6" w:color="D9D9D9"/>
+              <w:left w:val="single" w:sz="6" w:color="D9D9D9"/>
+              <w:bottom w:val="single" w:sz="6" w:color="D9D9D9"/>
+              <w:right w:val="single" w:sz="6" w:color="D9D9D9"/>
+            </w:tcBorders>
+            <w:shd w:fill="F8FAFC"/>
+            <w:tcMar>
+              <w:top w:w="90" w:type="dxa"/>
+              <w:left w:w="100" w:type="dxa"/>
+              <w:bottom w:w="90" w:type="dxa"/>
+              <w:right w:w="100" w:type="dxa"/>
+            </w:tcMar>
+            <w:vAlign w:val="center"/>
+          </w:tcPr>
+          <w:p>
+            <w:pPr>
+              <w:spacing w:after="0" w:line="240" w:lineRule="auto"/>
+            </w:pPr>
+            <w:r>
+              <w:rPr>
+                <w:rFonts w:ascii="Aptos" w:hAnsi="Aptos" w:eastAsia="Microsoft JhengHei"/>
+                <w:sz w:val="20"/>
+              </w:rPr>
+              <w:t>admin_add_user_subscription_entitlement admin_update_user_subscription_entitlement admin_delete_user_subscription_entitlement</w:t>
+            </w:r>
+          </w:p>
+        </w:tc>
+      </w:tr>
+      <w:tr>
+        <w:tc>
+          <w:tcPr>
+            <w:tcW w:type="dxa" w:w="5083"/>
+            <w:tcBorders>
+              <w:top w:val="single" w:sz="6" w:color="D9D9D9"/>
+              <w:left w:val="single" w:sz="6" w:color="D9D9D9"/>
+              <w:bottom w:val="single" w:sz="6" w:color="D9D9D9"/>
+              <w:right w:val="single" w:sz="6" w:color="D9D9D9"/>
+            </w:tcBorders>
+            <w:tcMar>
+              <w:top w:w="90" w:type="dxa"/>
+              <w:left w:w="100" w:type="dxa"/>
+              <w:bottom w:w="90" w:type="dxa"/>
+              <w:right w:w="100" w:type="dxa"/>
+            </w:tcMar>
+            <w:vAlign w:val="center"/>
+          </w:tcPr>
+          <w:p>
+            <w:pPr>
+              <w:spacing w:after="0" w:line="240" w:lineRule="auto"/>
+            </w:pPr>
+            <w:r>
+              <w:rPr>
+                <w:rFonts w:ascii="Aptos" w:hAnsi="Aptos" w:eastAsia="Microsoft JhengHei"/>
+                <w:sz w:val="20"/>
+              </w:rPr>
+              <w:t>個人版本</w:t>
+            </w:r>
+          </w:p>
+        </w:tc>
+        <w:tc>
+          <w:tcPr>
+            <w:tcW w:type="dxa" w:w="5083"/>
+            <w:tcBorders>
+              <w:top w:val="single" w:sz="6" w:color="D9D9D9"/>
+              <w:left w:val="single" w:sz="6" w:color="D9D9D9"/>
+              <w:bottom w:val="single" w:sz="6" w:color="D9D9D9"/>
+              <w:right w:val="single" w:sz="6" w:color="D9D9D9"/>
+            </w:tcBorders>
+            <w:tcMar>
+              <w:top w:w="90" w:type="dxa"/>
+              <w:left w:w="100" w:type="dxa"/>
+              <w:bottom w:w="90" w:type="dxa"/>
+              <w:right w:w="100" w:type="dxa"/>
+            </w:tcMar>
+            <w:vAlign w:val="center"/>
+          </w:tcPr>
+          <w:p>
+            <w:pPr>
+              <w:spacing w:after="0" w:line="240" w:lineRule="auto"/>
+            </w:pPr>
+            <w:r>
+              <w:rPr>
+                <w:rFonts w:ascii="Aptos" w:hAnsi="Aptos" w:eastAsia="Microsoft JhengHei"/>
+                <w:sz w:val="20"/>
+              </w:rPr>
+              <w:t>get_subscription_pricing_versions admin_create_subscription_pricing_version admin_update_subscription_pricing_version admin_delete_subscription_pricing_version</w:t>
+            </w:r>
+          </w:p>
+        </w:tc>
+      </w:tr>
+      <w:tr>
+        <w:tc>
+          <w:tcPr>
+            <w:tcW w:type="dxa" w:w="5083"/>
+            <w:tcBorders>
+              <w:top w:val="single" w:sz="6" w:color="D9D9D9"/>
+              <w:left w:val="single" w:sz="6" w:color="D9D9D9"/>
+              <w:bottom w:val="single" w:sz="6" w:color="D9D9D9"/>
+              <w:right w:val="single" w:sz="6" w:color="D9D9D9"/>
+            </w:tcBorders>
+            <w:shd w:fill="F8FAFC"/>
+            <w:tcMar>
+              <w:top w:w="90" w:type="dxa"/>
+              <w:left w:w="100" w:type="dxa"/>
+              <w:bottom w:w="90" w:type="dxa"/>
+              <w:right w:w="100" w:type="dxa"/>
+            </w:tcMar>
+            <w:vAlign w:val="center"/>
+          </w:tcPr>
+          <w:p>
+            <w:pPr>
+              <w:spacing w:after="0" w:line="240" w:lineRule="auto"/>
+            </w:pPr>
+            <w:r>
+              <w:rPr>
+                <w:rFonts w:ascii="Aptos" w:hAnsi="Aptos" w:eastAsia="Microsoft JhengHei"/>
+                <w:sz w:val="20"/>
+              </w:rPr>
+              <w:t>活動豁免</w:t>
+            </w:r>
+          </w:p>
+        </w:tc>
+        <w:tc>
+          <w:tcPr>
+            <w:tcW w:type="dxa" w:w="5083"/>
+            <w:tcBorders>
+              <w:top w:val="single" w:sz="6" w:color="D9D9D9"/>
+              <w:left w:val="single" w:sz="6" w:color="D9D9D9"/>
+              <w:bottom w:val="single" w:sz="6" w:color="D9D9D9"/>
+              <w:right w:val="single" w:sz="6" w:color="D9D9D9"/>
+            </w:tcBorders>
+            <w:shd w:fill="F8FAFC"/>
+            <w:tcMar>
+              <w:top w:w="90" w:type="dxa"/>
+              <w:left w:w="100" w:type="dxa"/>
+              <w:bottom w:w="90" w:type="dxa"/>
+              <w:right w:w="100" w:type="dxa"/>
+            </w:tcMar>
+            <w:vAlign w:val="center"/>
+          </w:tcPr>
+          <w:p>
+            <w:pPr>
+              <w:spacing w:after="0" w:line="240" w:lineRule="auto"/>
+            </w:pPr>
+            <w:r>
+              <w:rPr>
+                <w:rFonts w:ascii="Aptos" w:hAnsi="Aptos" w:eastAsia="Microsoft JhengHei"/>
+                <w:sz w:val="20"/>
+              </w:rPr>
+              <w:t>get_quota_free_period admin_set_quota_free_period admin_delete_quota_free_period</w:t>
+            </w:r>
+          </w:p>
+        </w:tc>
+      </w:tr>
+      <w:tr>
+        <w:tc>
+          <w:tcPr>
+            <w:tcW w:type="dxa" w:w="5083"/>
+            <w:tcBorders>
+              <w:top w:val="single" w:sz="6" w:color="D9D9D9"/>
+              <w:left w:val="single" w:sz="6" w:color="D9D9D9"/>
+              <w:bottom w:val="single" w:sz="6" w:color="D9D9D9"/>
+              <w:right w:val="single" w:sz="6" w:color="D9D9D9"/>
+            </w:tcBorders>
+            <w:tcMar>
+              <w:top w:w="90" w:type="dxa"/>
+              <w:left w:w="100" w:type="dxa"/>
+              <w:bottom w:w="90" w:type="dxa"/>
+              <w:right w:w="100" w:type="dxa"/>
+            </w:tcMar>
+            <w:vAlign w:val="center"/>
+          </w:tcPr>
+          <w:p>
+            <w:pPr>
+              <w:spacing w:after="0" w:line="240" w:lineRule="auto"/>
+            </w:pPr>
+            <w:r>
+              <w:rPr>
+                <w:rFonts w:ascii="Aptos" w:hAnsi="Aptos" w:eastAsia="Microsoft JhengHei"/>
+                <w:sz w:val="20"/>
+              </w:rPr>
+              <w:t>清理</w:t>
+            </w:r>
+          </w:p>
+        </w:tc>
+        <w:tc>
+          <w:tcPr>
+            <w:tcW w:type="dxa" w:w="5083"/>
+            <w:tcBorders>
+              <w:top w:val="single" w:sz="6" w:color="D9D9D9"/>
+              <w:left w:val="single" w:sz="6" w:color="D9D9D9"/>
+              <w:bottom w:val="single" w:sz="6" w:color="D9D9D9"/>
+              <w:right w:val="single" w:sz="6" w:color="D9D9D9"/>
+            </w:tcBorders>
+            <w:tcMar>
+              <w:top w:w="90" w:type="dxa"/>
+              <w:left w:w="100" w:type="dxa"/>
+              <w:bottom w:w="90" w:type="dxa"/>
+              <w:right w:w="100" w:type="dxa"/>
+            </w:tcMar>
+            <w:vAlign w:val="center"/>
+          </w:tcPr>
+          <w:p>
+            <w:pPr>
+              <w:spacing w:after="0" w:line="240" w:lineRule="auto"/>
+            </w:pPr>
+            <w:r>
+              <w:rPr>
+                <w:rFonts w:ascii="Aptos" w:hAnsi="Aptos" w:eastAsia="Microsoft JhengHei"/>
+                <w:sz w:val="20"/>
+              </w:rPr>
+              <w:t>get_subscription_cleanup_preview cleanup_subscription_data</w:t>
+            </w:r>
+          </w:p>
+        </w:tc>
+      </w:tr>
+      <w:tr>
+        <w:tc>
+          <w:tcPr>
+            <w:tcW w:type="dxa" w:w="5083"/>
+            <w:tcBorders>
+              <w:top w:val="single" w:sz="6" w:color="D9D9D9"/>
+              <w:left w:val="single" w:sz="6" w:color="D9D9D9"/>
+              <w:bottom w:val="single" w:sz="6" w:color="D9D9D9"/>
+              <w:right w:val="single" w:sz="6" w:color="D9D9D9"/>
+            </w:tcBorders>
+            <w:shd w:fill="F8FAFC"/>
+            <w:tcMar>
+              <w:top w:w="90" w:type="dxa"/>
+              <w:left w:w="100" w:type="dxa"/>
+              <w:bottom w:w="90" w:type="dxa"/>
+              <w:right w:w="100" w:type="dxa"/>
+            </w:tcMar>
+            <w:vAlign w:val="center"/>
+          </w:tcPr>
+          <w:p>
+            <w:pPr>
+              <w:spacing w:after="0" w:line="240" w:lineRule="auto"/>
+            </w:pPr>
+            <w:r>
+              <w:rPr>
+                <w:rFonts w:ascii="Aptos" w:hAnsi="Aptos" w:eastAsia="Microsoft JhengHei"/>
+                <w:sz w:val="20"/>
+              </w:rPr>
+              <w:t>刪帳</w:t>
+            </w:r>
+          </w:p>
+        </w:tc>
+        <w:tc>
+          <w:tcPr>
+            <w:tcW w:type="dxa" w:w="5083"/>
+            <w:tcBorders>
+              <w:top w:val="single" w:sz="6" w:color="D9D9D9"/>
+              <w:left w:val="single" w:sz="6" w:color="D9D9D9"/>
+              <w:bottom w:val="single" w:sz="6" w:color="D9D9D9"/>
+              <w:right w:val="single" w:sz="6" w:color="D9D9D9"/>
+            </w:tcBorders>
+            <w:shd w:fill="F8FAFC"/>
+            <w:tcMar>
+              <w:top w:w="90" w:type="dxa"/>
+              <w:left w:w="100" w:type="dxa"/>
+              <w:bottom w:w="90" w:type="dxa"/>
+              <w:right w:w="100" w:type="dxa"/>
+            </w:tcMar>
+            <w:vAlign w:val="center"/>
+          </w:tcPr>
+          <w:p>
+            <w:pPr>
+              <w:spacing w:after="0" w:line="240" w:lineRule="auto"/>
+            </w:pPr>
+            <w:r>
+              <w:rPr>
+                <w:rFonts w:ascii="Aptos" w:hAnsi="Aptos" w:eastAsia="Microsoft JhengHei"/>
+                <w:sz w:val="20"/>
+              </w:rPr>
+              <w:t>request_account_deletion cancel_account_deletion_request admin_delete_account_and_data admin_confirm_account_deletion_cancellation</w:t>
+            </w:r>
+          </w:p>
+        </w:tc>
+      </w:tr>
+      <w:tr>
+        <w:tc>
+          <w:tcPr>
+            <w:tcW w:type="dxa" w:w="5083"/>
+            <w:tcBorders>
+              <w:top w:val="single" w:sz="6" w:color="D9D9D9"/>
+              <w:left w:val="single" w:sz="6" w:color="D9D9D9"/>
+              <w:bottom w:val="single" w:sz="6" w:color="D9D9D9"/>
+              <w:right w:val="single" w:sz="6" w:color="D9D9D9"/>
+            </w:tcBorders>
+            <w:tcMar>
+              <w:top w:w="90" w:type="dxa"/>
+              <w:left w:w="100" w:type="dxa"/>
+              <w:bottom w:w="90" w:type="dxa"/>
+              <w:right w:w="100" w:type="dxa"/>
+            </w:tcMar>
+            <w:vAlign w:val="center"/>
+          </w:tcPr>
+          <w:p>
+            <w:pPr>
+              <w:spacing w:after="0" w:line="240" w:lineRule="auto"/>
+            </w:pPr>
+            <w:r>
+              <w:rPr>
+                <w:rFonts w:ascii="Aptos" w:hAnsi="Aptos" w:eastAsia="Microsoft JhengHei"/>
+                <w:sz w:val="20"/>
+              </w:rPr>
+              <w:t>後端管理</w:t>
+            </w:r>
+          </w:p>
+        </w:tc>
+        <w:tc>
+          <w:tcPr>
+            <w:tcW w:type="dxa" w:w="5083"/>
+            <w:tcBorders>
+              <w:top w:val="single" w:sz="6" w:color="D9D9D9"/>
+              <w:left w:val="single" w:sz="6" w:color="D9D9D9"/>
+              <w:bottom w:val="single" w:sz="6" w:color="D9D9D9"/>
+              <w:right w:val="single" w:sz="6" w:color="D9D9D9"/>
+            </w:tcBorders>
+            <w:tcMar>
+              <w:top w:w="90" w:type="dxa"/>
+              <w:left w:w="100" w:type="dxa"/>
+              <w:bottom w:w="90" w:type="dxa"/>
+              <w:right w:w="100" w:type="dxa"/>
+            </w:tcMar>
+            <w:vAlign w:val="center"/>
+          </w:tcPr>
+          <w:p>
+            <w:pPr>
+              <w:spacing w:after="0" w:line="240" w:lineRule="auto"/>
+            </w:pPr>
+            <w:r>
+              <w:rPr>
+                <w:rFonts w:ascii="Aptos" w:hAnsi="Aptos" w:eastAsia="Microsoft JhengHei"/>
+                <w:sz w:val="20"/>
+              </w:rPr>
+              <w:t>POST /account/admin/create-user POST /account/admin/reset-password</w:t>
+            </w:r>
+          </w:p>
+        </w:tc>
+      </w:tr>
+    </w:tbl>
+    <w:p>
+      <w:pPr>
+        <w:keepLines/>
+      </w:pPr>
+      <w:r>
+        <w:rPr>
+          <w:rFonts w:ascii="Aptos" w:hAnsi="Aptos" w:eastAsia="Microsoft JhengHei"/>
+        </w:rPr>
+        <w:t>上表是呼叫契約索引，不代表遠端均已部署或簽章永遠不變。完整參數以 Service 原始碼與 pg_get_functiondef 對照，尤其舊函式 overload、json 與 jsonb、text ID 與 uuid 差異。</w:t>
+      </w:r>
+    </w:p>
+    <w:p>
+      <w:pPr>
+        <w:pStyle w:val="Heading2"/>
+      </w:pPr>
+      <w:r>
+        <w:t>唯讀契約檢查</w:t>
+      </w:r>
+    </w:p>
+    <w:p>
+      <w:pPr>
+        <w:pStyle w:val="CodeBlock"/>
+        <w:keepLines/>
+        <w:spacing w:line="240" w:lineRule="auto"/>
+      </w:pPr>
+      <w:r>
+        <w:t>select n.nspname, p.proname,</w:t>
+        <w:br/>
+        <w:t xml:space="preserve">       pg_get_function_identity_arguments(p.oid) as arguments,</w:t>
+        <w:br/>
+        <w:t xml:space="preserve">       pg_get_function_result(p.oid) as return_type</w:t>
+        <w:br/>
+        <w:t>from pg_proc p</w:t>
+        <w:br/>
+        <w:t>join pg_namespace n on n.oid = p.pronamespace</w:t>
+        <w:br/>
+        <w:t>where n.nspname = 'public'</w:t>
+        <w:br/>
+        <w:t xml:space="preserve">  and p.prokind = 'f'</w:t>
+        <w:br/>
+        <w:t>order by p.proname, arguments;</w:t>
+      </w:r>
+    </w:p>
+    <w:p>
+      <w:pPr>
+        <w:keepLines/>
+      </w:pPr>
+      <w:r>
+        <w:rPr>
+          <w:rFonts w:ascii="Aptos" w:hAnsi="Aptos" w:eastAsia="Microsoft JhengHei"/>
+        </w:rPr>
+        <w:t>再查 pg_policies、table_privileges、pg_indexes 與具體函式 execute grants。沒有 RPC 的 404 不能用前端重試假裝成功。RETURNS TABLE 改欄位需處理舊回傳型別與相依物件，不在正式庫盲目 DROP CASCADE。</w:t>
+      </w:r>
+    </w:p>
+    <w:p>
+      <w:pPr>
+        <w:keepLines/>
+      </w:pPr>
+      <w:r>
+        <w:rPr>
+          <w:rFonts w:ascii="Aptos" w:hAnsi="Aptos" w:eastAsia="Microsoft JhengHei"/>
+        </w:rPr>
+        <w:t>目前 tool/*.sql 刻意不進 Git，專案沒有可直接信任的完整 migration 目錄。部署單應另記執行腳本、版本、時間、前後查驗與回復方案；不要再教接手者照一個不存在的 migrations 目錄操作。</w:t>
+      </w:r>
+    </w:p>
+    <w:p>
+      <w:pPr>
+        <w:pStyle w:val="Heading1"/>
+      </w:pPr>
+      <w:r>
+        <w:t>25 FastAPI 啟動與部署</w:t>
+      </w:r>
+    </w:p>
+    <w:p>
+      <w:pPr>
+        <w:keepLines/>
+      </w:pPr>
+      <w:r>
+        <w:rPr>
+          <w:rFonts w:ascii="Aptos" w:hAnsi="Aptos" w:eastAsia="Microsoft JhengHei"/>
+        </w:rPr>
+        <w:t>後端使用 Python 3.11，依 requirements.txt 建環境。不要將本機文件製作的 Python runtime 當後端正式 Python 版本。資料庫 URL driver 與已安裝 psycopg 或 psycopg2 必須對應，曾出現的 ModuleNotFoundError 需從依賴與 SQLAlchemy URL 一起查。</w:t>
+      </w:r>
+    </w:p>
+    <w:p>
+      <w:pPr>
+        <w:pStyle w:val="CodeBlock"/>
+        <w:keepLines/>
+        <w:spacing w:line="240" w:lineRule="auto"/>
       </w:pPr>
       <w:r>
         <w:t>cd python_ai_service</w:t>
@@ -1332,2033 +5719,168 @@
         <w:rPr>
           <w:rFonts w:ascii="Aptos" w:hAnsi="Aptos" w:eastAsia="Microsoft JhengHei"/>
         </w:rPr>
-        <w:t>必要環境變數：</w:t>
+        <w:t>環境變數包括 DB_URL、SUPABASE_URL、SUPABASE_ANON_KEY、SUPABASE_SERVICE_ROLE_KEY 及 CORS_ALLOWED_ORIGINS。只列名稱，不在文件放值。service role 僅後端使用，不能因前端要幫管理員重設密碼就放進 Flutter。</w:t>
       </w:r>
     </w:p>
     <w:p>
       <w:pPr>
-        <w:pStyle w:val="ListBullet"/>
-      </w:pPr>
-      <w:r>
-        <w:rPr>
-          <w:rFonts w:ascii="Cascadia Mono" w:hAnsi="Cascadia Mono" w:eastAsia="Microsoft JhengHei"/>
-          <w:color w:val="2F5597"/>
-          <w:sz w:val="18"/>
-        </w:rPr>
-        <w:t>DB_URL</w:t>
-      </w:r>
+        <w:keepLines/>
+      </w:pPr>
       <w:r>
         <w:rPr>
           <w:rFonts w:ascii="Aptos" w:hAnsi="Aptos" w:eastAsia="Microsoft JhengHei"/>
         </w:rPr>
-        <w:t>：PostgreSQL／Supabase pooler 連線字串。</w:t>
+        <w:t>/account/admin/create-user 與 reset-password 必須有 require_supabase_admin 依賴。管理者輸入一般或廠商信箱，API 直接建立已確認帳號或設定暫時密碼，再由管理者回覆；不能把 API 回傳 temporary_password 視為寄信完成。</w:t>
       </w:r>
     </w:p>
     <w:p>
       <w:pPr>
-        <w:pStyle w:val="ListBullet"/>
-      </w:pPr>
-      <w:r>
-        <w:rPr>
-          <w:rFonts w:ascii="Cascadia Mono" w:hAnsi="Cascadia Mono" w:eastAsia="Microsoft JhengHei"/>
-          <w:color w:val="2F5597"/>
-          <w:sz w:val="18"/>
-        </w:rPr>
-        <w:t>SUPABASE_URL</w:t>
-      </w:r>
+        <w:keepLines/>
+      </w:pPr>
       <w:r>
         <w:rPr>
           <w:rFonts w:ascii="Aptos" w:hAnsi="Aptos" w:eastAsia="Microsoft JhengHei"/>
         </w:rPr>
-        <w:t>：用於驗證 access token。</w:t>
+        <w:t>Render 常用 uvicorn app:app --host 0.0.0.0 --port $PORT --workers 1，工作目錄需與 app.py 對應。先查 /health、CORS、JWT 驗證與資料庫，再查外部資料來源。啟動失敗與路由 503 分開排查，不以開放所有來源或移除驗證作長期修補。</w:t>
       </w:r>
     </w:p>
     <w:p>
       <w:pPr>
-        <w:pStyle w:val="ListBullet"/>
+        <w:pStyle w:val="Heading1"/>
       </w:pPr>
       <w:r>
-        <w:rPr>
-          <w:rFonts w:ascii="Cascadia Mono" w:hAnsi="Cascadia Mono" w:eastAsia="Microsoft JhengHei"/>
-          <w:color w:val="2F5597"/>
-          <w:sz w:val="18"/>
-        </w:rPr>
-        <w:t>SUPABASE_ANON_KEY</w:t>
+        <w:t>26 安全 權限與清理排程</w:t>
       </w:r>
+    </w:p>
+    <w:p>
+      <w:pPr>
+        <w:keepLines/>
+      </w:pPr>
       <w:r>
         <w:rPr>
           <w:rFonts w:ascii="Aptos" w:hAnsi="Aptos" w:eastAsia="Microsoft JhengHei"/>
         </w:rPr>
-        <w:t>：用於驗證 Supabase JWT。</w:t>
+        <w:t>一般 authenticated 僅取得所需資料與函式權限；anon 不應讀個人表。SECURITY DEFINER 必須固定 search_path 並在函式內核對 caller，不接受 inputuser 參數等於已授權的假設。分享只 SELECT，帳戶與明細需防跨 owner；管理按鈕隱藏不是安全防護。</w:t>
       </w:r>
     </w:p>
     <w:p>
       <w:pPr>
-        <w:pStyle w:val="ListBullet"/>
-      </w:pPr>
-      <w:r>
-        <w:rPr>
-          <w:rFonts w:ascii="Cascadia Mono" w:hAnsi="Cascadia Mono" w:eastAsia="Microsoft JhengHei"/>
-          <w:color w:val="2F5597"/>
-          <w:sz w:val="18"/>
-        </w:rPr>
-        <w:t>CORS_ALLOWED_ORIGINS</w:t>
-      </w:r>
+        <w:keepLines/>
+      </w:pPr>
       <w:r>
         <w:rPr>
           <w:rFonts w:ascii="Aptos" w:hAnsi="Aptos" w:eastAsia="Microsoft JhengHei"/>
         </w:rPr>
-        <w:t>：逗號分隔的允許來源；未設定時使用正式站與 Render 預設來源。</w:t>
+        <w:t>清理超額、雲端答題紀錄保留及無效帳戶處理均需查實際排程。查有函式不代表排程每天執行，查 cron.job 前先確認 pg_cron 是否啟用，非測試庫不直接跑清除驗證。</w:t>
       </w:r>
     </w:p>
     <w:p>
       <w:pPr>
-        <w:pStyle w:val="Heading1"/>
+        <w:pStyle w:val="CodeBlock"/>
+        <w:keepLines/>
+        <w:spacing w:line="240" w:lineRule="auto"/>
       </w:pPr>
       <w:r>
-        <w:t>4. Flutter 架構慣例</w:t>
+        <w:t>select to_regclass('cron.job') as cron_job_table;</w:t>
+        <w:br/>
+        <w:t>select indexname, indexdef</w:t>
+        <w:br/>
+        <w:t>from pg_indexes</w:t>
+        <w:br/>
+        <w:t>where schemaname = 'public' and tablename = 'memory_trace';</w:t>
       </w:r>
     </w:p>
     <w:p>
       <w:pPr>
-        <w:pStyle w:val="ListBullet"/>
+        <w:keepLines/>
       </w:pPr>
       <w:r>
         <w:rPr>
           <w:rFonts w:ascii="Aptos" w:hAnsi="Aptos" w:eastAsia="Microsoft JhengHei"/>
         </w:rPr>
-        <w:t xml:space="preserve">UI 頁面放在各模組 </w:t>
+        <w:t>用合成帳號測到期及清理，先 preview，再清超額，核對最新資料、reserved 與無關帳號不變。留 audit 並避免 Log 記錄完整私人 payload。資料庫備份、復原、金鑰輪替與事故處理需有維運流程，不能用程式單元測試宣稱已完成。</w:t>
       </w:r>
+    </w:p>
+    <w:p>
+      <w:pPr>
+        <w:pStyle w:val="Heading1"/>
+      </w:pPr>
       <w:r>
-        <w:rPr>
-          <w:rFonts w:ascii="Cascadia Mono" w:hAnsi="Cascadia Mono" w:eastAsia="Microsoft JhengHei"/>
-          <w:color w:val="2F5597"/>
-          <w:sz w:val="18"/>
-        </w:rPr>
-        <w:t>page_*.dart</w:t>
+        <w:t>27 測試 發佈與日常維護</w:t>
       </w:r>
+    </w:p>
+    <w:p>
+      <w:pPr>
+        <w:keepLines/>
+      </w:pPr>
       <w:r>
         <w:rPr>
           <w:rFonts w:ascii="Aptos" w:hAnsi="Aptos" w:eastAsia="Microsoft JhengHei"/>
         </w:rPr>
-        <w:t>。</w:t>
+        <w:t>CI 對 master 或 main 跑 pub get、語系產生相容性分析、Flutter 測試、Web Release；Python job 跑 compileall 與 unittest。實際 workflow 以 .github/workflows 為準，測試數量會隨提交變化。</w:t>
       </w:r>
     </w:p>
     <w:p>
       <w:pPr>
-        <w:pStyle w:val="ListBullet"/>
+        <w:keepLines/>
       </w:pPr>
       <w:r>
         <w:rPr>
           <w:rFonts w:ascii="Aptos" w:hAnsi="Aptos" w:eastAsia="Microsoft JhengHei"/>
         </w:rPr>
-        <w:t xml:space="preserve">Controller 使用 </w:t>
+        <w:t>提交前執行嚴格 flutter analyze 與 flutter test --concurrency=2，必要時跑單一檔找出負向測試的預期 Log。錯誤日誌不必然代表測試失敗，以測試結果與 exit code 判斷；也不能只看到 832 passed 就忽略未跑的實機場景。</w:t>
       </w:r>
-      <w:r>
-        <w:rPr>
-          <w:rFonts w:ascii="Cascadia Mono" w:hAnsi="Cascadia Mono" w:eastAsia="Microsoft JhengHei"/>
-          <w:color w:val="2F5597"/>
-          <w:sz w:val="18"/>
-        </w:rPr>
-        <w:t>ChangeNotifier</w:t>
-      </w:r>
+    </w:p>
+    <w:p>
+      <w:pPr>
+        <w:keepLines/>
+      </w:pPr>
       <w:r>
         <w:rPr>
           <w:rFonts w:ascii="Aptos" w:hAnsi="Aptos" w:eastAsia="Microsoft JhengHei"/>
         </w:rPr>
-        <w:t xml:space="preserve">，非同步完成前後必須確認 </w:t>
+        <w:t>三份文件重產使用 docs 的使用者與技術 Markdown、測試案例資料與 tool 內文件工具。生成 DOCX 後先做 ZIP/XML 結構與 Word 相容檢查，再輸出 PDF 及逐頁圖像驗版。不要把二進位產生成功當作 Word 一定可開，尤其舊版 Word 的 OOXML 元素順序。</w:t>
       </w:r>
-      <w:r>
-        <w:rPr>
-          <w:rFonts w:ascii="Cascadia Mono" w:hAnsi="Cascadia Mono" w:eastAsia="Microsoft JhengHei"/>
-          <w:color w:val="2F5597"/>
-          <w:sz w:val="18"/>
-        </w:rPr>
-        <w:t>mounted</w:t>
-      </w:r>
+    </w:p>
+    <w:p>
+      <w:pPr>
+        <w:keepLines/>
+      </w:pPr>
       <w:r>
         <w:rPr>
           <w:rFonts w:ascii="Aptos" w:hAnsi="Aptos" w:eastAsia="Microsoft JhengHei"/>
         </w:rPr>
-        <w:t>／</w:t>
+        <w:t>發佈順序為核對資料庫契約、部署後端、驗證健康與授權、部署客戶端、執行各裝置冒煙、觀察效能與錯誤。簽章、Recovery URL、外部權限、訂閱清理、投稿審核與跨裝置提醒均要列上線門檻。</w:t>
       </w:r>
+    </w:p>
+    <w:p>
+      <w:pPr>
+        <w:pStyle w:val="Heading1"/>
+      </w:pPr>
       <w:r>
-        <w:rPr>
-          <w:rFonts w:ascii="Cascadia Mono" w:hAnsi="Cascadia Mono" w:eastAsia="Microsoft JhengHei"/>
-          <w:color w:val="2F5597"/>
-          <w:sz w:val="18"/>
-        </w:rPr>
-        <w:t>disposed</w:t>
+        <w:t>28 維護時優先保護的規則</w:t>
       </w:r>
+    </w:p>
+    <w:p>
+      <w:pPr>
+        <w:keepLines/>
+      </w:pPr>
       <w:r>
         <w:rPr>
           <w:rFonts w:ascii="Aptos" w:hAnsi="Aptos" w:eastAsia="Microsoft JhengHei"/>
         </w:rPr>
-        <w:t>，避免已銷毀物件仍通知 UI。</w:t>
+        <w:t>保持舊資料與新資料的日期排序一致；保留項不改回文字餘判斷。雲端與本機權益依位置分算；同日到期整組移除。共享只讀與原作者不變；曾公開內容不能由非管理者刪除。搬移先確認後執行，只有可驗證成功才清來源。首屏較早不代表下載較少；新增快取必須同時設計失效。</w:t>
       </w:r>
     </w:p>
     <w:p>
       <w:pPr>
-        <w:pStyle w:val="ListBullet"/>
+        <w:keepLines/>
       </w:pPr>
       <w:r>
         <w:rPr>
           <w:rFonts w:ascii="Aptos" w:hAnsi="Aptos" w:eastAsia="Microsoft JhengHei"/>
         </w:rPr>
-        <w:t>Service／Repository 處理 Supabase、FastAPI 或本機儲存，不在 Widget 內直接混合多個資料來源。</w:t>
-      </w:r>
-    </w:p>
-    <w:p>
-      <w:pPr>
-        <w:pStyle w:val="ListBullet"/>
-      </w:pPr>
-      <w:r>
-        <w:rPr>
-          <w:rFonts w:ascii="Cascadia Mono" w:hAnsi="Cascadia Mono" w:eastAsia="Microsoft JhengHei"/>
-          <w:color w:val="2F5597"/>
-          <w:sz w:val="18"/>
-        </w:rPr>
-        <w:t>ControllerAuth</w:t>
-      </w:r>
-      <w:r>
-        <w:rPr>
-          <w:rFonts w:ascii="Aptos" w:hAnsi="Aptos" w:eastAsia="Microsoft JhengHei"/>
-        </w:rPr>
-        <w:t xml:space="preserve"> 保存登入者、管理者狀態、資料位置及訂閱快照。</w:t>
-      </w:r>
-    </w:p>
-    <w:p>
-      <w:pPr>
-        <w:pStyle w:val="ListBullet"/>
-      </w:pPr>
-      <w:r>
-        <w:rPr>
-          <w:rFonts w:ascii="Cascadia Mono" w:hAnsi="Cascadia Mono" w:eastAsia="Microsoft JhengHei"/>
-          <w:color w:val="2F5597"/>
-          <w:sz w:val="18"/>
-        </w:rPr>
-        <w:t>main.dart</w:t>
-      </w:r>
-      <w:r>
-        <w:rPr>
-          <w:rFonts w:ascii="Aptos" w:hAnsi="Aptos" w:eastAsia="Microsoft JhengHei"/>
-        </w:rPr>
-        <w:t xml:space="preserve"> 透過 </w:t>
-      </w:r>
-      <w:r>
-        <w:rPr>
-          <w:rFonts w:ascii="Cascadia Mono" w:hAnsi="Cascadia Mono" w:eastAsia="Microsoft JhengHei"/>
-          <w:color w:val="2F5597"/>
-          <w:sz w:val="18"/>
-        </w:rPr>
-        <w:t>MultiProvider</w:t>
-      </w:r>
-      <w:r>
-        <w:rPr>
-          <w:rFonts w:ascii="Aptos" w:hAnsi="Aptos" w:eastAsia="Microsoft JhengHei"/>
-        </w:rPr>
-        <w:t xml:space="preserve"> 建立共用服務與 Controller。</w:t>
-      </w:r>
-    </w:p>
-    <w:p>
-      <w:pPr>
-        <w:pStyle w:val="ListBullet"/>
-      </w:pPr>
-      <w:r>
-        <w:rPr>
-          <w:rFonts w:ascii="Aptos" w:hAnsi="Aptos" w:eastAsia="Microsoft JhengHei"/>
-        </w:rPr>
-        <w:t xml:space="preserve">表名及共用欄位集中於 </w:t>
-      </w:r>
-      <w:r>
-        <w:rPr>
-          <w:rFonts w:ascii="Cascadia Mono" w:hAnsi="Cascadia Mono" w:eastAsia="Microsoft JhengHei"/>
-          <w:color w:val="2F5597"/>
-          <w:sz w:val="18"/>
-        </w:rPr>
-        <w:t>lib/utils/const.dart</w:t>
-      </w:r>
-      <w:r>
-        <w:rPr>
-          <w:rFonts w:ascii="Aptos" w:hAnsi="Aptos" w:eastAsia="Microsoft JhengHei"/>
-        </w:rPr>
-        <w:t>。</w:t>
-      </w:r>
-    </w:p>
-    <w:p>
-      <w:pPr>
-        <w:pStyle w:val="ListBullet"/>
-      </w:pPr>
-      <w:r>
-        <w:rPr>
-          <w:rFonts w:ascii="Aptos" w:hAnsi="Aptos" w:eastAsia="Microsoft JhengHei"/>
-        </w:rPr>
-        <w:t xml:space="preserve">新增 UI 字串必須先寫入四個 ARB，再執行 </w:t>
-      </w:r>
-      <w:r>
-        <w:rPr>
-          <w:rFonts w:ascii="Cascadia Mono" w:hAnsi="Cascadia Mono" w:eastAsia="Microsoft JhengHei"/>
-          <w:color w:val="2F5597"/>
-          <w:sz w:val="18"/>
-        </w:rPr>
-        <w:t>flutter gen-l10n</w:t>
-      </w:r>
-      <w:r>
-        <w:rPr>
-          <w:rFonts w:ascii="Aptos" w:hAnsi="Aptos" w:eastAsia="Microsoft JhengHei"/>
-        </w:rPr>
-        <w:t>；不可在業務畫面加入未翻譯硬編碼文字。</w:t>
-      </w:r>
-    </w:p>
-    <w:p>
-      <w:pPr>
-        <w:pStyle w:val="Heading1"/>
-      </w:pPr>
-      <w:r>
-        <w:t>5. 雲端與本機資料模式</w:t>
-      </w:r>
-    </w:p>
-    <w:p>
-      <w:pPr>
-        <w:keepLines/>
-      </w:pPr>
-      <w:r>
-        <w:rPr>
-          <w:rFonts w:ascii="Cascadia Mono" w:hAnsi="Cascadia Mono" w:eastAsia="Microsoft JhengHei"/>
-          <w:color w:val="2F5597"/>
-          <w:sz w:val="18"/>
-        </w:rPr>
-        <w:t>DataStorageLocation.cloud</w:t>
-      </w:r>
-      <w:r>
-        <w:rPr>
-          <w:rFonts w:ascii="Aptos" w:hAnsi="Aptos" w:eastAsia="Microsoft JhengHei"/>
-        </w:rPr>
-        <w:t xml:space="preserve"> 與 </w:t>
-      </w:r>
-      <w:r>
-        <w:rPr>
-          <w:rFonts w:ascii="Cascadia Mono" w:hAnsi="Cascadia Mono" w:eastAsia="Microsoft JhengHei"/>
-          <w:color w:val="2F5597"/>
-          <w:sz w:val="18"/>
-        </w:rPr>
-        <w:t>DataStorageLocation.local</w:t>
-      </w:r>
-      <w:r>
-        <w:rPr>
-          <w:rFonts w:ascii="Aptos" w:hAnsi="Aptos" w:eastAsia="Microsoft JhengHei"/>
-        </w:rPr>
-        <w:t xml:space="preserve"> 為互斥主要來源。</w:t>
-      </w:r>
-    </w:p>
-    <w:p>
-      <w:pPr>
-        <w:pStyle w:val="ListBullet"/>
-      </w:pPr>
-      <w:r>
-        <w:rPr>
-          <w:rFonts w:ascii="Aptos" w:hAnsi="Aptos" w:eastAsia="Microsoft JhengHei"/>
-        </w:rPr>
-        <w:t xml:space="preserve">本機儲存由 </w:t>
-      </w:r>
-      <w:r>
-        <w:rPr>
-          <w:rFonts w:ascii="Cascadia Mono" w:hAnsi="Cascadia Mono" w:eastAsia="Microsoft JhengHei"/>
-          <w:color w:val="2F5597"/>
-          <w:sz w:val="18"/>
-        </w:rPr>
-        <w:t>LocalDataStore</w:t>
-      </w:r>
-      <w:r>
-        <w:rPr>
-          <w:rFonts w:ascii="Aptos" w:hAnsi="Aptos" w:eastAsia="Microsoft JhengHei"/>
-        </w:rPr>
-        <w:t xml:space="preserve"> 管理；Web 使用 IndexedDB，其他平台使用 Sembast 檔案。</w:t>
-      </w:r>
-    </w:p>
-    <w:p>
-      <w:pPr>
-        <w:pStyle w:val="ListBullet"/>
-      </w:pPr>
-      <w:r>
-        <w:rPr>
-          <w:rFonts w:ascii="Cascadia Mono" w:hAnsi="Cascadia Mono" w:eastAsia="Microsoft JhengHei"/>
-          <w:color w:val="2F5597"/>
-          <w:sz w:val="18"/>
-        </w:rPr>
-        <w:t>ServiceLocalDataTransfer</w:t>
-      </w:r>
-      <w:r>
-        <w:rPr>
-          <w:rFonts w:ascii="Aptos" w:hAnsi="Aptos" w:eastAsia="Microsoft JhengHei"/>
-        </w:rPr>
-        <w:t xml:space="preserve"> 負責匯出雲端、寫入本機、額度預檢、雲端還原及確認後刪除來源資料。</w:t>
-      </w:r>
-    </w:p>
-    <w:p>
-      <w:pPr>
-        <w:pStyle w:val="ListBullet"/>
-      </w:pPr>
-      <w:r>
-        <w:rPr>
-          <w:rFonts w:ascii="Aptos" w:hAnsi="Aptos" w:eastAsia="Microsoft JhengHei"/>
-        </w:rPr>
-        <w:t>搬移必須遵守「先複製、驗證成功、再刪來源」；部分失敗不可切換偏好位置。</w:t>
-      </w:r>
-    </w:p>
-    <w:p>
-      <w:pPr>
-        <w:pStyle w:val="ListBullet"/>
-      </w:pPr>
-      <w:r>
-        <w:rPr>
-          <w:rFonts w:ascii="Aptos" w:hAnsi="Aptos" w:eastAsia="Microsoft JhengHei"/>
-        </w:rPr>
-        <w:t>local → cloud 必須先取得全部資源筆數並一次檢查額度；超額時整批取消。</w:t>
-      </w:r>
-    </w:p>
-    <w:p>
-      <w:pPr>
-        <w:pStyle w:val="ListBullet"/>
-      </w:pPr>
-      <w:r>
-        <w:rPr>
-          <w:rFonts w:ascii="Aptos" w:hAnsi="Aptos" w:eastAsia="Microsoft JhengHei"/>
-        </w:rPr>
-        <w:t>cloud → local 會撤銷行事曆分享，避免本機刪除後回雲端出現不一致。</w:t>
-      </w:r>
-    </w:p>
-    <w:p>
-      <w:pPr>
-        <w:pStyle w:val="ListBullet"/>
-      </w:pPr>
-      <w:r>
-        <w:rPr>
-          <w:rFonts w:ascii="Aptos" w:hAnsi="Aptos" w:eastAsia="Microsoft JhengHei"/>
-        </w:rPr>
-        <w:t>新增資料服務必須明確依目前資料模式選擇 Supabase 或 LocalDataStore，不能在本機模式仍送出空 ID 的雲端請求。</w:t>
-      </w:r>
-    </w:p>
-    <w:p>
-      <w:pPr>
-        <w:pStyle w:val="Heading1"/>
-      </w:pPr>
-      <w:r>
-        <w:t>6. Supabase 資料與安全</w:t>
-      </w:r>
-    </w:p>
-    <w:p>
-      <w:pPr>
-        <w:pStyle w:val="Heading3"/>
-      </w:pPr>
-      <w:r>
-        <w:t>6.1 主要表</w:t>
-      </w:r>
-    </w:p>
-    <w:p>
-      <w:pPr>
-        <w:pStyle w:val="ListBullet"/>
-      </w:pPr>
-      <w:r>
-        <w:rPr>
-          <w:rFonts w:ascii="Aptos" w:hAnsi="Aptos" w:eastAsia="Microsoft JhengHei"/>
-        </w:rPr>
-        <w:t>個人：</w:t>
-      </w:r>
-      <w:r>
-        <w:rPr>
-          <w:rFonts w:ascii="Cascadia Mono" w:hAnsi="Cascadia Mono" w:eastAsia="Microsoft JhengHei"/>
-          <w:color w:val="2F5597"/>
-          <w:sz w:val="18"/>
-        </w:rPr>
-        <w:t>calendar_events</w:t>
-      </w:r>
-      <w:r>
-        <w:rPr>
-          <w:rFonts w:ascii="Aptos" w:hAnsi="Aptos" w:eastAsia="Microsoft JhengHei"/>
-        </w:rPr>
-        <w:t>、</w:t>
-      </w:r>
-      <w:r>
-        <w:rPr>
-          <w:rFonts w:ascii="Cascadia Mono" w:hAnsi="Cascadia Mono" w:eastAsia="Microsoft JhengHei"/>
-          <w:color w:val="2F5597"/>
-          <w:sz w:val="18"/>
-        </w:rPr>
-        <w:t>memory_trace</w:t>
-      </w:r>
-      <w:r>
-        <w:rPr>
-          <w:rFonts w:ascii="Aptos" w:hAnsi="Aptos" w:eastAsia="Microsoft JhengHei"/>
-        </w:rPr>
-        <w:t>、</w:t>
-      </w:r>
-      <w:r>
-        <w:rPr>
-          <w:rFonts w:ascii="Cascadia Mono" w:hAnsi="Cascadia Mono" w:eastAsia="Microsoft JhengHei"/>
-          <w:color w:val="2F5597"/>
-          <w:sz w:val="18"/>
-        </w:rPr>
-        <w:t>accounting_account/detail</w:t>
-      </w:r>
-      <w:r>
-        <w:rPr>
-          <w:rFonts w:ascii="Aptos" w:hAnsi="Aptos" w:eastAsia="Microsoft JhengHei"/>
-        </w:rPr>
-        <w:t>、</w:t>
-      </w:r>
-      <w:r>
-        <w:rPr>
-          <w:rFonts w:ascii="Cascadia Mono" w:hAnsi="Cascadia Mono" w:eastAsia="Microsoft JhengHei"/>
-          <w:color w:val="2F5597"/>
-          <w:sz w:val="18"/>
-        </w:rPr>
-        <w:t>point_record_account/detail</w:t>
-      </w:r>
-      <w:r>
-        <w:rPr>
-          <w:rFonts w:ascii="Aptos" w:hAnsi="Aptos" w:eastAsia="Microsoft JhengHei"/>
-        </w:rPr>
-        <w:t>、</w:t>
-      </w:r>
-      <w:r>
-        <w:rPr>
-          <w:rFonts w:ascii="Cascadia Mono" w:hAnsi="Cascadia Mono" w:eastAsia="Microsoft JhengHei"/>
-          <w:color w:val="2F5597"/>
-          <w:sz w:val="18"/>
-        </w:rPr>
-        <w:t>dashboard_setting</w:t>
-      </w:r>
-      <w:r>
-        <w:rPr>
-          <w:rFonts w:ascii="Aptos" w:hAnsi="Aptos" w:eastAsia="Microsoft JhengHei"/>
-        </w:rPr>
-        <w:t>。</w:t>
-      </w:r>
-    </w:p>
-    <w:p>
-      <w:pPr>
-        <w:pStyle w:val="ListBullet"/>
-      </w:pPr>
-      <w:r>
-        <w:rPr>
-          <w:rFonts w:ascii="Aptos" w:hAnsi="Aptos" w:eastAsia="Microsoft JhengHei"/>
-        </w:rPr>
-        <w:t>推薦：</w:t>
-      </w:r>
-      <w:r>
-        <w:rPr>
-          <w:rFonts w:ascii="Cascadia Mono" w:hAnsi="Cascadia Mono" w:eastAsia="Microsoft JhengHei"/>
-          <w:color w:val="2F5597"/>
-          <w:sz w:val="18"/>
-        </w:rPr>
-        <w:t>recommended_events</w:t>
-      </w:r>
-      <w:r>
-        <w:rPr>
-          <w:rFonts w:ascii="Aptos" w:hAnsi="Aptos" w:eastAsia="Microsoft JhengHei"/>
-        </w:rPr>
-        <w:t>、</w:t>
-      </w:r>
-      <w:r>
-        <w:rPr>
-          <w:rFonts w:ascii="Cascadia Mono" w:hAnsi="Cascadia Mono" w:eastAsia="Microsoft JhengHei"/>
-          <w:color w:val="2F5597"/>
-          <w:sz w:val="18"/>
-        </w:rPr>
-        <w:t>recommended_attractions</w:t>
-      </w:r>
-      <w:r>
-        <w:rPr>
-          <w:rFonts w:ascii="Aptos" w:hAnsi="Aptos" w:eastAsia="Microsoft JhengHei"/>
-        </w:rPr>
-        <w:t>、</w:t>
-      </w:r>
-      <w:r>
-        <w:rPr>
-          <w:rFonts w:ascii="Cascadia Mono" w:hAnsi="Cascadia Mono" w:eastAsia="Microsoft JhengHei"/>
-          <w:color w:val="2F5597"/>
-          <w:sz w:val="18"/>
-        </w:rPr>
-        <w:t>recommended_events_deleted/favor/stat</w:t>
-      </w:r>
-      <w:r>
-        <w:rPr>
-          <w:rFonts w:ascii="Aptos" w:hAnsi="Aptos" w:eastAsia="Microsoft JhengHei"/>
-        </w:rPr>
-        <w:t>、</w:t>
-      </w:r>
-      <w:r>
-        <w:rPr>
-          <w:rFonts w:ascii="Cascadia Mono" w:hAnsi="Cascadia Mono" w:eastAsia="Microsoft JhengHei"/>
-          <w:color w:val="2F5597"/>
-          <w:sz w:val="18"/>
-        </w:rPr>
-        <w:t>recommended_event_url</w:t>
-      </w:r>
-      <w:r>
-        <w:rPr>
-          <w:rFonts w:ascii="Aptos" w:hAnsi="Aptos" w:eastAsia="Microsoft JhengHei"/>
-        </w:rPr>
-        <w:t>。</w:t>
-      </w:r>
-    </w:p>
-    <w:p>
-      <w:pPr>
-        <w:pStyle w:val="ListBullet"/>
-      </w:pPr>
-      <w:r>
-        <w:rPr>
-          <w:rFonts w:ascii="Aptos" w:hAnsi="Aptos" w:eastAsia="Microsoft JhengHei"/>
-        </w:rPr>
-        <w:t>遊戲：</w:t>
-      </w:r>
-      <w:r>
-        <w:rPr>
-          <w:rFonts w:ascii="Cascadia Mono" w:hAnsi="Cascadia Mono" w:eastAsia="Microsoft JhengHei"/>
-          <w:color w:val="2F5597"/>
-          <w:sz w:val="18"/>
-        </w:rPr>
-        <w:t>game_list</w:t>
-      </w:r>
-      <w:r>
-        <w:rPr>
-          <w:rFonts w:ascii="Aptos" w:hAnsi="Aptos" w:eastAsia="Microsoft JhengHei"/>
-        </w:rPr>
-        <w:t>、</w:t>
-      </w:r>
-      <w:r>
-        <w:rPr>
-          <w:rFonts w:ascii="Cascadia Mono" w:hAnsi="Cascadia Mono" w:eastAsia="Microsoft JhengHei"/>
-          <w:color w:val="2F5597"/>
-          <w:sz w:val="18"/>
-        </w:rPr>
-        <w:t>game_grammar</w:t>
-      </w:r>
-      <w:r>
-        <w:rPr>
-          <w:rFonts w:ascii="Aptos" w:hAnsi="Aptos" w:eastAsia="Microsoft JhengHei"/>
-        </w:rPr>
-        <w:t>、</w:t>
-      </w:r>
-      <w:r>
-        <w:rPr>
-          <w:rFonts w:ascii="Cascadia Mono" w:hAnsi="Cascadia Mono" w:eastAsia="Microsoft JhengHei"/>
-          <w:color w:val="2F5597"/>
-          <w:sz w:val="18"/>
-        </w:rPr>
-        <w:t>game_sentence</w:t>
-      </w:r>
-      <w:r>
-        <w:rPr>
-          <w:rFonts w:ascii="Aptos" w:hAnsi="Aptos" w:eastAsia="Microsoft JhengHei"/>
-        </w:rPr>
-        <w:t>、</w:t>
-      </w:r>
-      <w:r>
-        <w:rPr>
-          <w:rFonts w:ascii="Cascadia Mono" w:hAnsi="Cascadia Mono" w:eastAsia="Microsoft JhengHei"/>
-          <w:color w:val="2F5597"/>
-          <w:sz w:val="18"/>
-        </w:rPr>
-        <w:t>game_translation</w:t>
-      </w:r>
-      <w:r>
-        <w:rPr>
-          <w:rFonts w:ascii="Aptos" w:hAnsi="Aptos" w:eastAsia="Microsoft JhengHei"/>
-        </w:rPr>
-        <w:t>、</w:t>
-      </w:r>
-      <w:r>
-        <w:rPr>
-          <w:rFonts w:ascii="Cascadia Mono" w:hAnsi="Cascadia Mono" w:eastAsia="Microsoft JhengHei"/>
-          <w:color w:val="2F5597"/>
-          <w:sz w:val="18"/>
-        </w:rPr>
-        <w:t>game_social_*</w:t>
-      </w:r>
-      <w:r>
-        <w:rPr>
-          <w:rFonts w:ascii="Aptos" w:hAnsi="Aptos" w:eastAsia="Microsoft JhengHei"/>
-        </w:rPr>
-        <w:t xml:space="preserve"> 及各答題紀錄表。</w:t>
-      </w:r>
-    </w:p>
-    <w:p>
-      <w:pPr>
-        <w:pStyle w:val="ListBullet"/>
-      </w:pPr>
-      <w:r>
-        <w:rPr>
-          <w:rFonts w:ascii="Aptos" w:hAnsi="Aptos" w:eastAsia="Microsoft JhengHei"/>
-        </w:rPr>
-        <w:t>訂閱：</w:t>
-      </w:r>
-      <w:r>
-        <w:rPr>
-          <w:rFonts w:ascii="Cascadia Mono" w:hAnsi="Cascadia Mono" w:eastAsia="Microsoft JhengHei"/>
-          <w:color w:val="2F5597"/>
-          <w:sz w:val="18"/>
-        </w:rPr>
-        <w:t>user_subscriptions</w:t>
-      </w:r>
-      <w:r>
-        <w:rPr>
-          <w:rFonts w:ascii="Aptos" w:hAnsi="Aptos" w:eastAsia="Microsoft JhengHei"/>
-        </w:rPr>
-        <w:t>、</w:t>
-      </w:r>
-      <w:r>
-        <w:rPr>
-          <w:rFonts w:ascii="Cascadia Mono" w:hAnsi="Cascadia Mono" w:eastAsia="Microsoft JhengHei"/>
-          <w:color w:val="2F5597"/>
-          <w:sz w:val="18"/>
-        </w:rPr>
-        <w:t>subscription_pricing_versions</w:t>
-      </w:r>
-      <w:r>
-        <w:rPr>
-          <w:rFonts w:ascii="Aptos" w:hAnsi="Aptos" w:eastAsia="Microsoft JhengHei"/>
-        </w:rPr>
-        <w:t>、</w:t>
-      </w:r>
-      <w:r>
-        <w:rPr>
-          <w:rFonts w:ascii="Cascadia Mono" w:hAnsi="Cascadia Mono" w:eastAsia="Microsoft JhengHei"/>
-          <w:color w:val="2F5597"/>
-          <w:sz w:val="18"/>
-        </w:rPr>
-        <w:t>user_subscription_entitlements</w:t>
-      </w:r>
-      <w:r>
-        <w:rPr>
-          <w:rFonts w:ascii="Aptos" w:hAnsi="Aptos" w:eastAsia="Microsoft JhengHei"/>
-        </w:rPr>
-        <w:t>、付款與清理稽核表。</w:t>
-      </w:r>
-    </w:p>
-    <w:p>
-      <w:pPr>
-        <w:pStyle w:val="ListBullet"/>
-      </w:pPr>
-      <w:r>
-        <w:rPr>
-          <w:rFonts w:ascii="Aptos" w:hAnsi="Aptos" w:eastAsia="Microsoft JhengHei"/>
-        </w:rPr>
-        <w:t>分享：</w:t>
-      </w:r>
-      <w:r>
-        <w:rPr>
-          <w:rFonts w:ascii="Cascadia Mono" w:hAnsi="Cascadia Mono" w:eastAsia="Microsoft JhengHei"/>
-          <w:color w:val="2F5597"/>
-          <w:sz w:val="18"/>
-        </w:rPr>
-        <w:t>calendar_share_invitations</w:t>
-      </w:r>
-      <w:r>
-        <w:rPr>
-          <w:rFonts w:ascii="Aptos" w:hAnsi="Aptos" w:eastAsia="Microsoft JhengHei"/>
-        </w:rPr>
-        <w:t>、</w:t>
-      </w:r>
-      <w:r>
-        <w:rPr>
-          <w:rFonts w:ascii="Cascadia Mono" w:hAnsi="Cascadia Mono" w:eastAsia="Microsoft JhengHei"/>
-          <w:color w:val="2F5597"/>
-          <w:sz w:val="18"/>
-        </w:rPr>
-        <w:t>calendar_share_events</w:t>
-      </w:r>
-      <w:r>
-        <w:rPr>
-          <w:rFonts w:ascii="Aptos" w:hAnsi="Aptos" w:eastAsia="Microsoft JhengHei"/>
-        </w:rPr>
-        <w:t>。</w:t>
-      </w:r>
-    </w:p>
-    <w:p>
-      <w:pPr>
-        <w:pStyle w:val="Heading3"/>
-      </w:pPr>
-      <w:r>
-        <w:t>6.2 權限原則</w:t>
-      </w:r>
-    </w:p>
-    <w:p>
-      <w:pPr>
-        <w:pStyle w:val="ListBullet"/>
-      </w:pPr>
-      <w:r>
-        <w:rPr>
-          <w:rFonts w:ascii="Cascadia Mono" w:hAnsi="Cascadia Mono" w:eastAsia="Microsoft JhengHei"/>
-          <w:color w:val="2F5597"/>
-          <w:sz w:val="18"/>
-        </w:rPr>
-        <w:t>anon</w:t>
-      </w:r>
-      <w:r>
-        <w:rPr>
-          <w:rFonts w:ascii="Aptos" w:hAnsi="Aptos" w:eastAsia="Microsoft JhengHei"/>
-        </w:rPr>
-        <w:t xml:space="preserve"> 不應直接存取個人或業務表，也不應執行業務 RPC。</w:t>
-      </w:r>
-    </w:p>
-    <w:p>
-      <w:pPr>
-        <w:pStyle w:val="ListBullet"/>
-      </w:pPr>
-      <w:r>
-        <w:rPr>
-          <w:rFonts w:ascii="Cascadia Mono" w:hAnsi="Cascadia Mono" w:eastAsia="Microsoft JhengHei"/>
-          <w:color w:val="2F5597"/>
-          <w:sz w:val="18"/>
-        </w:rPr>
-        <w:t>authenticated</w:t>
-      </w:r>
-      <w:r>
-        <w:rPr>
-          <w:rFonts w:ascii="Aptos" w:hAnsi="Aptos" w:eastAsia="Microsoft JhengHei"/>
-        </w:rPr>
-        <w:t xml:space="preserve"> 只取得實際需要的 SELECT／INSERT／UPDATE／DELETE 權限。</w:t>
-      </w:r>
-    </w:p>
-    <w:p>
-      <w:pPr>
-        <w:pStyle w:val="ListBullet"/>
-      </w:pPr>
-      <w:r>
-        <w:rPr>
-          <w:rFonts w:ascii="Aptos" w:hAnsi="Aptos" w:eastAsia="Microsoft JhengHei"/>
-        </w:rPr>
-        <w:t xml:space="preserve">RLS 以 </w:t>
-      </w:r>
-      <w:r>
-        <w:rPr>
-          <w:rFonts w:ascii="Cascadia Mono" w:hAnsi="Cascadia Mono" w:eastAsia="Microsoft JhengHei"/>
-          <w:color w:val="2F5597"/>
-          <w:sz w:val="18"/>
-        </w:rPr>
-        <w:t>auth.uid()</w:t>
-      </w:r>
-      <w:r>
-        <w:rPr>
-          <w:rFonts w:ascii="Aptos" w:hAnsi="Aptos" w:eastAsia="Microsoft JhengHei"/>
-        </w:rPr>
-        <w:t xml:space="preserve"> 或 JWT Email 判斷擁有者；受邀行事曆只開放 SELECT。</w:t>
-      </w:r>
-    </w:p>
-    <w:p>
-      <w:pPr>
-        <w:pStyle w:val="ListBullet"/>
-      </w:pPr>
-      <w:r>
-        <w:rPr>
-          <w:rFonts w:ascii="Aptos" w:hAnsi="Aptos" w:eastAsia="Microsoft JhengHei"/>
-        </w:rPr>
-        <w:t xml:space="preserve">高權限 RPC 使用 </w:t>
-      </w:r>
-      <w:r>
-        <w:rPr>
-          <w:rFonts w:ascii="Cascadia Mono" w:hAnsi="Cascadia Mono" w:eastAsia="Microsoft JhengHei"/>
-          <w:color w:val="2F5597"/>
-          <w:sz w:val="18"/>
-        </w:rPr>
-        <w:t>SECURITY DEFINER SET search_path = ''</w:t>
-      </w:r>
-      <w:r>
-        <w:rPr>
-          <w:rFonts w:ascii="Aptos" w:hAnsi="Aptos" w:eastAsia="Microsoft JhengHei"/>
-        </w:rPr>
-        <w:t>，函式內所有物件使用完整 schema 名稱。</w:t>
-      </w:r>
-    </w:p>
-    <w:p>
-      <w:pPr>
-        <w:pStyle w:val="ListBullet"/>
-      </w:pPr>
-      <w:r>
-        <w:rPr>
-          <w:rFonts w:ascii="Aptos" w:hAnsi="Aptos" w:eastAsia="Microsoft JhengHei"/>
-        </w:rPr>
-        <w:t>service role 僅留在 FastAPI／後端環境，不得放入 Flutter 或公開 repository。</w:t>
-      </w:r>
-    </w:p>
-    <w:p>
-      <w:pPr>
-        <w:pStyle w:val="ListBullet"/>
-      </w:pPr>
-      <w:r>
-        <w:rPr>
-          <w:rFonts w:ascii="Aptos" w:hAnsi="Aptos" w:eastAsia="Microsoft JhengHei"/>
-        </w:rPr>
-        <w:t xml:space="preserve">管理者權限來自 JWT </w:t>
-      </w:r>
-      <w:r>
-        <w:rPr>
-          <w:rFonts w:ascii="Cascadia Mono" w:hAnsi="Cascadia Mono" w:eastAsia="Microsoft JhengHei"/>
-          <w:color w:val="2F5597"/>
-          <w:sz w:val="18"/>
-        </w:rPr>
-        <w:t>app_metadata.role = 'admin'</w:t>
-      </w:r>
-      <w:r>
-        <w:rPr>
-          <w:rFonts w:ascii="Aptos" w:hAnsi="Aptos" w:eastAsia="Microsoft JhengHei"/>
-        </w:rPr>
-        <w:t>，由受信任後端設定，不接受客戶端自行寫入。</w:t>
-      </w:r>
-    </w:p>
-    <w:p>
-      <w:pPr>
-        <w:pStyle w:val="Heading3"/>
-      </w:pPr>
-      <w:r>
-        <w:t>6.3 Migration 流程</w:t>
-      </w:r>
-    </w:p>
-    <w:p>
-      <w:pPr>
-        <w:pStyle w:val="ListNumber"/>
-      </w:pPr>
-      <w:r>
-        <w:rPr>
-          <w:rFonts w:ascii="Aptos" w:hAnsi="Aptos" w:eastAsia="Microsoft JhengHei"/>
-        </w:rPr>
-        <w:t xml:space="preserve">在 </w:t>
-      </w:r>
-      <w:r>
-        <w:rPr>
-          <w:rFonts w:ascii="Cascadia Mono" w:hAnsi="Cascadia Mono" w:eastAsia="Microsoft JhengHei"/>
-          <w:color w:val="2F5597"/>
-          <w:sz w:val="18"/>
-        </w:rPr>
-        <w:t>supabase/migrations/</w:t>
-      </w:r>
-      <w:r>
-        <w:rPr>
-          <w:rFonts w:ascii="Aptos" w:hAnsi="Aptos" w:eastAsia="Microsoft JhengHei"/>
-        </w:rPr>
-        <w:t xml:space="preserve"> 新增時間序檔案。</w:t>
-      </w:r>
-    </w:p>
-    <w:p>
-      <w:pPr>
-        <w:pStyle w:val="ListNumber"/>
-      </w:pPr>
-      <w:r>
-        <w:rPr>
-          <w:rFonts w:ascii="Aptos" w:hAnsi="Aptos" w:eastAsia="Microsoft JhengHei"/>
-        </w:rPr>
-        <w:t xml:space="preserve">優先使用 </w:t>
-      </w:r>
-      <w:r>
-        <w:rPr>
-          <w:rFonts w:ascii="Cascadia Mono" w:hAnsi="Cascadia Mono" w:eastAsia="Microsoft JhengHei"/>
-          <w:color w:val="2F5597"/>
-          <w:sz w:val="18"/>
-        </w:rPr>
-        <w:t>IF EXISTS</w:t>
-      </w:r>
-      <w:r>
-        <w:rPr>
-          <w:rFonts w:ascii="Aptos" w:hAnsi="Aptos" w:eastAsia="Microsoft JhengHei"/>
-        </w:rPr>
-        <w:t>／</w:t>
-      </w:r>
-      <w:r>
-        <w:rPr>
-          <w:rFonts w:ascii="Cascadia Mono" w:hAnsi="Cascadia Mono" w:eastAsia="Microsoft JhengHei"/>
-          <w:color w:val="2F5597"/>
-          <w:sz w:val="18"/>
-        </w:rPr>
-        <w:t>IF NOT EXISTS</w:t>
-      </w:r>
-      <w:r>
-        <w:rPr>
-          <w:rFonts w:ascii="Aptos" w:hAnsi="Aptos" w:eastAsia="Microsoft JhengHei"/>
-        </w:rPr>
-        <w:t>，確保可安全重試。</w:t>
-      </w:r>
-    </w:p>
-    <w:p>
-      <w:pPr>
-        <w:pStyle w:val="ListNumber"/>
-      </w:pPr>
-      <w:r>
-        <w:rPr>
-          <w:rFonts w:ascii="Aptos" w:hAnsi="Aptos" w:eastAsia="Microsoft JhengHei"/>
-        </w:rPr>
-        <w:t xml:space="preserve">修改 </w:t>
-      </w:r>
-      <w:r>
-        <w:rPr>
-          <w:rFonts w:ascii="Cascadia Mono" w:hAnsi="Cascadia Mono" w:eastAsia="Microsoft JhengHei"/>
-          <w:color w:val="2F5597"/>
-          <w:sz w:val="18"/>
-        </w:rPr>
-        <w:t>RETURNS TABLE</w:t>
-      </w:r>
-      <w:r>
-        <w:rPr>
-          <w:rFonts w:ascii="Aptos" w:hAnsi="Aptos" w:eastAsia="Microsoft JhengHei"/>
-        </w:rPr>
-        <w:t xml:space="preserve"> 欄位時，先 </w:t>
-      </w:r>
-      <w:r>
-        <w:rPr>
-          <w:rFonts w:ascii="Cascadia Mono" w:hAnsi="Cascadia Mono" w:eastAsia="Microsoft JhengHei"/>
-          <w:color w:val="2F5597"/>
-          <w:sz w:val="18"/>
-        </w:rPr>
-        <w:t>DROP FUNCTION schema.name(signature)</w:t>
-      </w:r>
-      <w:r>
-        <w:rPr>
-          <w:rFonts w:ascii="Aptos" w:hAnsi="Aptos" w:eastAsia="Microsoft JhengHei"/>
-        </w:rPr>
-        <w:t>，再建立新版。</w:t>
-      </w:r>
-    </w:p>
-    <w:p>
-      <w:pPr>
-        <w:pStyle w:val="ListNumber"/>
-      </w:pPr>
-      <w:r>
-        <w:rPr>
-          <w:rFonts w:ascii="Aptos" w:hAnsi="Aptos" w:eastAsia="Microsoft JhengHei"/>
-        </w:rPr>
-        <w:t>在 transaction 內完成 schema、函式、RLS、grant/revoke。</w:t>
-      </w:r>
-    </w:p>
-    <w:p>
-      <w:pPr>
-        <w:pStyle w:val="ListNumber"/>
-      </w:pPr>
-      <w:r>
-        <w:rPr>
-          <w:rFonts w:ascii="Aptos" w:hAnsi="Aptos" w:eastAsia="Microsoft JhengHei"/>
-        </w:rPr>
-        <w:t>執行後查驗欄位、函式簽章、RLS、權限及資料筆數。</w:t>
-      </w:r>
-    </w:p>
-    <w:p>
-      <w:pPr>
-        <w:pStyle w:val="ListNumber"/>
-      </w:pPr>
-      <w:r>
-        <w:rPr>
-          <w:rFonts w:ascii="Aptos" w:hAnsi="Aptos" w:eastAsia="Microsoft JhengHei"/>
-        </w:rPr>
-        <w:t>App 上線前先部署 migration，再部署呼叫新 RPC 的客戶端。</w:t>
-      </w:r>
-    </w:p>
-    <w:p>
-      <w:pPr>
-        <w:pStyle w:val="Heading1"/>
-      </w:pPr>
-      <w:r>
-        <w:t>7. 訂閱與版本化額度</w:t>
-      </w:r>
-    </w:p>
-    <w:p>
-      <w:pPr>
-        <w:keepLines/>
-      </w:pPr>
-      <w:r>
-        <w:rPr>
-          <w:rFonts w:ascii="Cascadia Mono" w:hAnsi="Cascadia Mono" w:eastAsia="Microsoft JhengHei"/>
-          <w:color w:val="2F5597"/>
-          <w:sz w:val="18"/>
-        </w:rPr>
-        <w:t>subscription_pricing_versions</w:t>
-      </w:r>
-      <w:r>
-        <w:rPr>
-          <w:rFonts w:ascii="Aptos" w:hAnsi="Aptos" w:eastAsia="Microsoft JhengHei"/>
-        </w:rPr>
-        <w:t xml:space="preserve"> 保存不可變的方案版本；使用者付款時把該版本與倍率轉成 frozen snapshot 存入 </w:t>
-      </w:r>
-      <w:r>
-        <w:rPr>
-          <w:rFonts w:ascii="Cascadia Mono" w:hAnsi="Cascadia Mono" w:eastAsia="Microsoft JhengHei"/>
-          <w:color w:val="2F5597"/>
-          <w:sz w:val="18"/>
-        </w:rPr>
-        <w:t>user_subscription_entitlements</w:t>
-      </w:r>
-      <w:r>
-        <w:rPr>
-          <w:rFonts w:ascii="Aptos" w:hAnsi="Aptos" w:eastAsia="Microsoft JhengHei"/>
-        </w:rPr>
-        <w:t>。</w:t>
-      </w:r>
-    </w:p>
-    <w:p>
-      <w:pPr>
-        <w:pStyle w:val="ListBullet"/>
-      </w:pPr>
-      <w:r>
-        <w:rPr>
-          <w:rFonts w:ascii="Aptos" w:hAnsi="Aptos" w:eastAsia="Microsoft JhengHei"/>
-        </w:rPr>
-        <w:t>舊版未到期時加購新版：新增 entitlement，不覆蓋舊 entitlement。</w:t>
-      </w:r>
-    </w:p>
-    <w:p>
-      <w:pPr>
-        <w:pStyle w:val="ListBullet"/>
-      </w:pPr>
-      <w:r>
-        <w:rPr>
-          <w:rFonts w:ascii="Cascadia Mono" w:hAnsi="Cascadia Mono" w:eastAsia="Microsoft JhengHei"/>
-          <w:color w:val="2F5597"/>
-          <w:sz w:val="18"/>
-        </w:rPr>
-        <w:t>life_pilot_plan_limit(resource)</w:t>
-      </w:r>
-      <w:r>
-        <w:rPr>
-          <w:rFonts w:ascii="Aptos" w:hAnsi="Aptos" w:eastAsia="Microsoft JhengHei"/>
-        </w:rPr>
-        <w:t xml:space="preserve"> 加總所有目前有效、storage plan 為 cloud 的 snapshot 額度。</w:t>
-      </w:r>
-    </w:p>
-    <w:p>
-      <w:pPr>
-        <w:pStyle w:val="ListBullet"/>
-      </w:pPr>
-      <w:r>
-        <w:rPr>
-          <w:rFonts w:ascii="Aptos" w:hAnsi="Aptos" w:eastAsia="Microsoft JhengHei"/>
-        </w:rPr>
-        <w:t>有效 local entitlement 回傳不限量；管理者亦不限量。</w:t>
-      </w:r>
-    </w:p>
-    <w:p>
-      <w:pPr>
-        <w:pStyle w:val="ListBullet"/>
-      </w:pPr>
-      <w:r>
-        <w:rPr>
-          <w:rFonts w:ascii="Aptos" w:hAnsi="Aptos" w:eastAsia="Microsoft JhengHei"/>
-        </w:rPr>
-        <w:t xml:space="preserve">UI 的 </w:t>
-      </w:r>
-      <w:r>
-        <w:rPr>
-          <w:rFonts w:ascii="Cascadia Mono" w:hAnsi="Cascadia Mono" w:eastAsia="Microsoft JhengHei"/>
-          <w:color w:val="2F5597"/>
-          <w:sz w:val="18"/>
-        </w:rPr>
-        <w:t>get_my_subscription_entitlements()</w:t>
-      </w:r>
-      <w:r>
-        <w:rPr>
-          <w:rFonts w:ascii="Aptos" w:hAnsi="Aptos" w:eastAsia="Microsoft JhengHei"/>
-        </w:rPr>
-        <w:t xml:space="preserve"> 顯示每筆權益；</w:t>
-      </w:r>
-      <w:r>
-        <w:rPr>
-          <w:rFonts w:ascii="Cascadia Mono" w:hAnsi="Cascadia Mono" w:eastAsia="Microsoft JhengHei"/>
-          <w:color w:val="2F5597"/>
-          <w:sz w:val="18"/>
-        </w:rPr>
-        <w:t>get_my_subscription_usage()</w:t>
-      </w:r>
-      <w:r>
-        <w:rPr>
-          <w:rFonts w:ascii="Aptos" w:hAnsi="Aptos" w:eastAsia="Microsoft JhengHei"/>
-        </w:rPr>
-        <w:t xml:space="preserve"> 顯示合計使用量／限額。</w:t>
-      </w:r>
-    </w:p>
-    <w:p>
-      <w:pPr>
-        <w:pStyle w:val="ListBullet"/>
-      </w:pPr>
-      <w:r>
-        <w:rPr>
-          <w:rFonts w:ascii="Aptos" w:hAnsi="Aptos" w:eastAsia="Microsoft JhengHei"/>
-        </w:rPr>
-        <w:t>到期後 entitlement 不再納入加總。</w:t>
-      </w:r>
-    </w:p>
-    <w:p>
-      <w:pPr>
-        <w:pStyle w:val="ListBullet"/>
-      </w:pPr>
-      <w:r>
-        <w:rPr>
-          <w:rFonts w:ascii="Aptos" w:hAnsi="Aptos" w:eastAsia="Microsoft JhengHei"/>
-        </w:rPr>
-        <w:t>任何有效 entitlement 剩餘 15 天以內時，UI 顯示到期天數與儲存位置影響。</w:t>
-      </w:r>
-    </w:p>
-    <w:p>
-      <w:pPr>
-        <w:pStyle w:val="ListBullet"/>
-      </w:pPr>
-      <w:r>
-        <w:rPr>
-          <w:rFonts w:ascii="Aptos" w:hAnsi="Aptos" w:eastAsia="Microsoft JhengHei"/>
-        </w:rPr>
-        <w:t>部分付費權益到期時，只從累加額度移除該筆權益；目前儲存位置仍有其他有效權益時不可誤判為整體到期。</w:t>
-      </w:r>
-    </w:p>
-    <w:p>
-      <w:pPr>
-        <w:pStyle w:val="ListBullet"/>
-      </w:pPr>
-      <w:r>
-        <w:rPr>
-          <w:rFonts w:ascii="Aptos" w:hAnsi="Aptos" w:eastAsia="Microsoft JhengHei"/>
-        </w:rPr>
-        <w:t xml:space="preserve">目前儲存位置的全部付費權益到期後才禁止新增與修改；本機由 </w:t>
-      </w:r>
-      <w:r>
-        <w:rPr>
-          <w:rFonts w:ascii="Cascadia Mono" w:hAnsi="Cascadia Mono" w:eastAsia="Microsoft JhengHei"/>
-          <w:color w:val="2F5597"/>
-          <w:sz w:val="18"/>
-        </w:rPr>
-        <w:t>LocalDataStore</w:t>
-      </w:r>
-      <w:r>
-        <w:rPr>
-          <w:rFonts w:ascii="Aptos" w:hAnsi="Aptos" w:eastAsia="Microsoft JhengHei"/>
-        </w:rPr>
-        <w:t xml:space="preserve"> 統一阻擋，雲端由資料庫寫入檢查統一阻擋，UI 僅負責顯示友善錯誤。</w:t>
-      </w:r>
-    </w:p>
-    <w:p>
-      <w:pPr>
-        <w:pStyle w:val="ListBullet"/>
-      </w:pPr>
-      <w:r>
-        <w:rPr>
-          <w:rFonts w:ascii="Aptos" w:hAnsi="Aptos" w:eastAsia="Microsoft JhengHei"/>
-        </w:rPr>
-        <w:t>雲端額度下降後，以仍有效 entitlement 的累加額度判斷超額；沒有有效雲端付費 entitlement 時才採用目前免費版本額度。</w:t>
-      </w:r>
-    </w:p>
-    <w:p>
-      <w:pPr>
-        <w:pStyle w:val="ListBullet"/>
-      </w:pPr>
-      <w:r>
-        <w:rPr>
-          <w:rFonts w:ascii="Aptos" w:hAnsi="Aptos" w:eastAsia="Microsoft JhengHei"/>
-        </w:rPr>
-        <w:t>清理介面必須同時支援預覽、清除超額與清除全部；排程清理只移除超額部分，不能把整個帳號資料視為超額一次刪除。</w:t>
-      </w:r>
-    </w:p>
-    <w:p>
-      <w:pPr>
-        <w:pStyle w:val="ListBullet"/>
-      </w:pPr>
-      <w:r>
-        <w:rPr>
-          <w:rFonts w:ascii="Aptos" w:hAnsi="Aptos" w:eastAsia="Microsoft JhengHei"/>
-        </w:rPr>
-        <w:t>管理者可建立價格版本、替換使用者方案或新增疊加權益。</w:t>
-      </w:r>
-    </w:p>
-    <w:p>
-      <w:pPr>
-        <w:pStyle w:val="ListBullet"/>
-      </w:pPr>
-      <w:r>
-        <w:rPr>
-          <w:rFonts w:ascii="Aptos" w:hAnsi="Aptos" w:eastAsia="Microsoft JhengHei"/>
-        </w:rPr>
-        <w:t>正式付款尚需串接 Google Play／Apple In-App Purchase、後端收據驗證、付款事件冪等及 webhook。</w:t>
-      </w:r>
-    </w:p>
-    <w:p>
-      <w:pPr>
-        <w:keepLines/>
-      </w:pPr>
-      <w:r>
-        <w:rPr>
-          <w:rFonts w:ascii="Aptos" w:hAnsi="Aptos" w:eastAsia="Microsoft JhengHei"/>
-        </w:rPr>
-        <w:t>基準免費額度為 30／30／30／30／50／2／0 bytes；基準 Plus 方案由資料庫版本控制，不可只寫死於 UI。</w:t>
-      </w:r>
-    </w:p>
-    <w:p>
-      <w:pPr>
-        <w:pStyle w:val="Heading1"/>
-      </w:pPr>
-      <w:r>
-        <w:t>8. 推薦活動更新</w:t>
-      </w:r>
-    </w:p>
-    <w:p>
-      <w:pPr>
-        <w:keepLines/>
-      </w:pPr>
-      <w:r>
-        <w:rPr>
-          <w:rFonts w:ascii="Aptos" w:hAnsi="Aptos" w:eastAsia="Microsoft JhengHei"/>
-        </w:rPr>
-        <w:t>更新流程：</w:t>
-      </w:r>
-    </w:p>
-    <w:p>
-      <w:pPr>
-        <w:pStyle w:val="ListNumber"/>
-      </w:pPr>
-      <w:r>
-        <w:rPr>
-          <w:rFonts w:ascii="Aptos" w:hAnsi="Aptos" w:eastAsia="Microsoft JhengHei"/>
-        </w:rPr>
-        <w:t xml:space="preserve">呼叫 </w:t>
-      </w:r>
-      <w:r>
-        <w:rPr>
-          <w:rFonts w:ascii="Cascadia Mono" w:hAnsi="Cascadia Mono" w:eastAsia="Microsoft JhengHei"/>
-          <w:color w:val="2F5597"/>
-          <w:sz w:val="18"/>
-        </w:rPr>
-        <w:t>/event/start_public_event_refresh</w:t>
-      </w:r>
-      <w:r>
-        <w:rPr>
-          <w:rFonts w:ascii="Aptos" w:hAnsi="Aptos" w:eastAsia="Microsoft JhengHei"/>
-        </w:rPr>
-        <w:t xml:space="preserve"> 取得鎖 token。</w:t>
-      </w:r>
-    </w:p>
-    <w:p>
-      <w:pPr>
-        <w:pStyle w:val="ListNumber"/>
-      </w:pPr>
-      <w:r>
-        <w:rPr>
-          <w:rFonts w:ascii="Aptos" w:hAnsi="Aptos" w:eastAsia="Microsoft JhengHei"/>
-        </w:rPr>
-        <w:t>以 heartbeat 延長 15 分鐘執行權。</w:t>
-      </w:r>
-    </w:p>
-    <w:p>
-      <w:pPr>
-        <w:pStyle w:val="ListNumber"/>
-      </w:pPr>
-      <w:r>
-        <w:rPr>
-          <w:rFonts w:ascii="Aptos" w:hAnsi="Aptos" w:eastAsia="Microsoft JhengHei"/>
-        </w:rPr>
-        <w:t>讀取既有事件與 tombstone，建立正規化去重鍵。</w:t>
-      </w:r>
-    </w:p>
-    <w:p>
-      <w:pPr>
-        <w:pStyle w:val="ListNumber"/>
-      </w:pPr>
-      <w:r>
-        <w:rPr>
-          <w:rFonts w:ascii="Aptos" w:hAnsi="Aptos" w:eastAsia="Microsoft JhengHei"/>
-        </w:rPr>
-        <w:t>逐來源抓取、解析、驗證、地理編碼及寫入。</w:t>
-      </w:r>
-    </w:p>
-    <w:p>
-      <w:pPr>
-        <w:pStyle w:val="ListNumber"/>
-      </w:pPr>
-      <w:r>
-        <w:rPr>
-          <w:rFonts w:ascii="Aptos" w:hAnsi="Aptos" w:eastAsia="Microsoft JhengHei"/>
-        </w:rPr>
-        <w:t xml:space="preserve">管理者可直接寫入；一般手機使用者透過 </w:t>
-      </w:r>
-      <w:r>
-        <w:rPr>
-          <w:rFonts w:ascii="Cascadia Mono" w:hAnsi="Cascadia Mono" w:eastAsia="Microsoft JhengHei"/>
-          <w:color w:val="2F5597"/>
-          <w:sz w:val="18"/>
-        </w:rPr>
-        <w:t>/event/import_public_events</w:t>
-      </w:r>
-      <w:r>
-        <w:rPr>
-          <w:rFonts w:ascii="Aptos" w:hAnsi="Aptos" w:eastAsia="Microsoft JhengHei"/>
-        </w:rPr>
-        <w:t>，後端強制 owner 與核准狀態。</w:t>
-      </w:r>
-    </w:p>
-    <w:p>
-      <w:pPr>
-        <w:pStyle w:val="ListNumber"/>
-      </w:pPr>
-      <w:r>
-        <w:rPr>
-          <w:rFonts w:ascii="Aptos" w:hAnsi="Aptos" w:eastAsia="Microsoft JhengHei"/>
-        </w:rPr>
-        <w:t>至少一個來源成功處理才呼叫 complete；全部失敗則 abort，不寫今日完成標記。</w:t>
-      </w:r>
-    </w:p>
-    <w:p>
-      <w:pPr>
-        <w:keepLines/>
-      </w:pPr>
-      <w:r>
-        <w:rPr>
-          <w:rFonts w:ascii="Aptos" w:hAnsi="Aptos" w:eastAsia="Microsoft JhengHei"/>
-        </w:rPr>
-        <w:t xml:space="preserve">去重原則：名稱＋開始日期＋時間＋正規化城市＋地點；匯入資料沒有時間時，再以名稱＋日期＋城市＋地點比對。來源 URL 存在時亦建立來源鍵。刪除過的公開活動以 </w:t>
-      </w:r>
-      <w:r>
-        <w:rPr>
-          <w:rFonts w:ascii="Cascadia Mono" w:hAnsi="Cascadia Mono" w:eastAsia="Microsoft JhengHei"/>
-          <w:color w:val="2F5597"/>
-          <w:sz w:val="18"/>
-        </w:rPr>
-        <w:t>recommended_events_deleted</w:t>
-      </w:r>
-      <w:r>
-        <w:rPr>
-          <w:rFonts w:ascii="Aptos" w:hAnsi="Aptos" w:eastAsia="Microsoft JhengHei"/>
-        </w:rPr>
-        <w:t xml:space="preserve"> 阻止再次匯入。</w:t>
-      </w:r>
-    </w:p>
-    <w:p>
-      <w:pPr>
-        <w:keepLines/>
-      </w:pPr>
-      <w:r>
-        <w:rPr>
-          <w:rFonts w:ascii="Aptos" w:hAnsi="Aptos" w:eastAsia="Microsoft JhengHei"/>
-        </w:rPr>
-        <w:t>重要 log：</w:t>
-      </w:r>
-    </w:p>
-    <w:p>
-      <w:pPr>
-        <w:pStyle w:val="ListBullet"/>
-      </w:pPr>
-      <w:r>
-        <w:rPr>
-          <w:rFonts w:ascii="Cascadia Mono" w:hAnsi="Cascadia Mono" w:eastAsia="Microsoft JhengHei"/>
-          <w:color w:val="2F5597"/>
-          <w:sz w:val="18"/>
-        </w:rPr>
-        <w:t>Public event source completed</w:t>
-      </w:r>
-    </w:p>
-    <w:p>
-      <w:pPr>
-        <w:pStyle w:val="ListBullet"/>
-      </w:pPr>
-      <w:r>
-        <w:rPr>
-          <w:rFonts w:ascii="Cascadia Mono" w:hAnsi="Cascadia Mono" w:eastAsia="Microsoft JhengHei"/>
-          <w:color w:val="2F5597"/>
-          <w:sz w:val="18"/>
-        </w:rPr>
-        <w:t>Public event source failed</w:t>
-      </w:r>
-    </w:p>
-    <w:p>
-      <w:pPr>
-        <w:pStyle w:val="ListBullet"/>
-      </w:pPr>
-      <w:r>
-        <w:rPr>
-          <w:rFonts w:ascii="Cascadia Mono" w:hAnsi="Cascadia Mono" w:eastAsia="Microsoft JhengHei"/>
-          <w:color w:val="2F5597"/>
-          <w:sz w:val="18"/>
-        </w:rPr>
-        <w:t>Public event refresh summary</w:t>
-      </w:r>
-    </w:p>
-    <w:p>
-      <w:pPr>
-        <w:pStyle w:val="ListBullet"/>
-      </w:pPr>
-      <w:r>
-        <w:rPr>
-          <w:rFonts w:ascii="Cascadia Mono" w:hAnsi="Cascadia Mono" w:eastAsia="Microsoft JhengHei"/>
-          <w:color w:val="2F5597"/>
-          <w:sz w:val="18"/>
-        </w:rPr>
-        <w:t>Public event import batch failed</w:t>
-      </w:r>
-    </w:p>
-    <w:p>
-      <w:pPr>
-        <w:pStyle w:val="Heading1"/>
-      </w:pPr>
-      <w:r>
-        <w:t>9. 時間、國家、地圖與天氣</w:t>
-      </w:r>
-    </w:p>
-    <w:p>
-      <w:pPr>
-        <w:pStyle w:val="ListBullet"/>
-      </w:pPr>
-      <w:r>
-        <w:rPr>
-          <w:rFonts w:ascii="Aptos" w:hAnsi="Aptos" w:eastAsia="Microsoft JhengHei"/>
-        </w:rPr>
-        <w:t xml:space="preserve">PostgreSQL 時間欄位優先使用 </w:t>
-      </w:r>
-      <w:r>
-        <w:rPr>
-          <w:rFonts w:ascii="Cascadia Mono" w:hAnsi="Cascadia Mono" w:eastAsia="Microsoft JhengHei"/>
-          <w:color w:val="2F5597"/>
-          <w:sz w:val="18"/>
-        </w:rPr>
-        <w:t>timestamptz</w:t>
-      </w:r>
-      <w:r>
-        <w:rPr>
-          <w:rFonts w:ascii="Aptos" w:hAnsi="Aptos" w:eastAsia="Microsoft JhengHei"/>
-        </w:rPr>
-        <w:t xml:space="preserve">，Flutter 顯示前呼叫 </w:t>
-      </w:r>
-      <w:r>
-        <w:rPr>
-          <w:rFonts w:ascii="Cascadia Mono" w:hAnsi="Cascadia Mono" w:eastAsia="Microsoft JhengHei"/>
-          <w:color w:val="2F5597"/>
-          <w:sz w:val="18"/>
-        </w:rPr>
-        <w:t>toLocal()</w:t>
-      </w:r>
-      <w:r>
-        <w:rPr>
-          <w:rFonts w:ascii="Aptos" w:hAnsi="Aptos" w:eastAsia="Microsoft JhengHei"/>
-        </w:rPr>
-        <w:t>。</w:t>
-      </w:r>
-    </w:p>
-    <w:p>
-      <w:pPr>
-        <w:pStyle w:val="ListBullet"/>
-      </w:pPr>
-      <w:r>
-        <w:rPr>
-          <w:rFonts w:ascii="Aptos" w:hAnsi="Aptos" w:eastAsia="Microsoft JhengHei"/>
-        </w:rPr>
-        <w:t xml:space="preserve">日期邏輯以 Asia/Taipei 為產品基準時區時，SQL 必須明確使用 </w:t>
-      </w:r>
-      <w:r>
-        <w:rPr>
-          <w:rFonts w:ascii="Cascadia Mono" w:hAnsi="Cascadia Mono" w:eastAsia="Microsoft JhengHei"/>
-          <w:color w:val="2F5597"/>
-          <w:sz w:val="18"/>
-        </w:rPr>
-        <w:t>AT TIME ZONE 'Asia/Taipei'</w:t>
-      </w:r>
-      <w:r>
-        <w:rPr>
-          <w:rFonts w:ascii="Aptos" w:hAnsi="Aptos" w:eastAsia="Microsoft JhengHei"/>
-        </w:rPr>
-        <w:t>。</w:t>
-      </w:r>
-    </w:p>
-    <w:p>
-      <w:pPr>
-        <w:pStyle w:val="ListBullet"/>
-      </w:pPr>
-      <w:r>
-        <w:rPr>
-          <w:rFonts w:ascii="Aptos" w:hAnsi="Aptos" w:eastAsia="Microsoft JhengHei"/>
-        </w:rPr>
-        <w:t xml:space="preserve">國家以 ISO 3166-1 alpha-2 代碼保存，例如台灣為 </w:t>
-      </w:r>
-      <w:r>
-        <w:rPr>
-          <w:rFonts w:ascii="Cascadia Mono" w:hAnsi="Cascadia Mono" w:eastAsia="Microsoft JhengHei"/>
-          <w:color w:val="2F5597"/>
-          <w:sz w:val="18"/>
-        </w:rPr>
-        <w:t>TW</w:t>
-      </w:r>
-      <w:r>
-        <w:rPr>
-          <w:rFonts w:ascii="Aptos" w:hAnsi="Aptos" w:eastAsia="Microsoft JhengHei"/>
-        </w:rPr>
-        <w:t>。</w:t>
-      </w:r>
-    </w:p>
-    <w:p>
-      <w:pPr>
-        <w:pStyle w:val="ListBullet"/>
-      </w:pPr>
-      <w:r>
-        <w:rPr>
-          <w:rFonts w:ascii="Aptos" w:hAnsi="Aptos" w:eastAsia="Microsoft JhengHei"/>
-        </w:rPr>
-        <w:t xml:space="preserve">一般 </w:t>
-      </w:r>
-      <w:r>
-        <w:rPr>
-          <w:rFonts w:ascii="Cascadia Mono" w:hAnsi="Cascadia Mono" w:eastAsia="Microsoft JhengHei"/>
-          <w:color w:val="2F5597"/>
-          <w:sz w:val="18"/>
-        </w:rPr>
-        <w:t>lat/lng</w:t>
-      </w:r>
-      <w:r>
-        <w:rPr>
-          <w:rFonts w:ascii="Aptos" w:hAnsi="Aptos" w:eastAsia="Microsoft JhengHei"/>
-        </w:rPr>
-        <w:t xml:space="preserve"> 可供天氣附近位置使用；地圖精確位置使用 </w:t>
-      </w:r>
-      <w:r>
-        <w:rPr>
-          <w:rFonts w:ascii="Cascadia Mono" w:hAnsi="Cascadia Mono" w:eastAsia="Microsoft JhengHei"/>
-          <w:color w:val="2F5597"/>
-          <w:sz w:val="18"/>
-        </w:rPr>
-        <w:t>map_lat/map_lng</w:t>
-      </w:r>
-      <w:r>
-        <w:rPr>
-          <w:rFonts w:ascii="Aptos" w:hAnsi="Aptos" w:eastAsia="Microsoft JhengHei"/>
-        </w:rPr>
-        <w:t>，不可混用。</w:t>
-      </w:r>
-    </w:p>
-    <w:p>
-      <w:pPr>
-        <w:pStyle w:val="ListBullet"/>
-      </w:pPr>
-      <w:r>
-        <w:rPr>
-          <w:rFonts w:ascii="Cascadia Mono" w:hAnsi="Cascadia Mono" w:eastAsia="Microsoft JhengHei"/>
-          <w:color w:val="2F5597"/>
-          <w:sz w:val="18"/>
-        </w:rPr>
-        <w:t>map_lat/map_lng</w:t>
-      </w:r>
-      <w:r>
-        <w:rPr>
-          <w:rFonts w:ascii="Aptos" w:hAnsi="Aptos" w:eastAsia="Microsoft JhengHei"/>
-        </w:rPr>
-        <w:t xml:space="preserve"> 已存在時不得重複呼叫地理編碼。</w:t>
-      </w:r>
-    </w:p>
-    <w:p>
-      <w:pPr>
-        <w:pStyle w:val="ListBullet"/>
-      </w:pPr>
-      <w:r>
-        <w:rPr>
-          <w:rFonts w:ascii="Aptos" w:hAnsi="Aptos" w:eastAsia="Microsoft JhengHei"/>
-        </w:rPr>
-        <w:t>天氣只預抓可見、近期且在預報範圍內的資料；列表向下滑動時按需載入。</w:t>
-      </w:r>
-    </w:p>
-    <w:p>
-      <w:pPr>
-        <w:pStyle w:val="Heading1"/>
-      </w:pPr>
-      <w:r>
-        <w:t>10. 發行與部署</w:t>
-      </w:r>
-    </w:p>
-    <w:p>
-      <w:pPr>
-        <w:pStyle w:val="Heading3"/>
-      </w:pPr>
-      <w:r>
-        <w:t>Web</w:t>
-      </w:r>
-    </w:p>
-    <w:p>
-      <w:pPr>
-        <w:keepLines/>
-      </w:pPr>
-      <w:r>
-        <w:rPr>
-          <w:rFonts w:ascii="Aptos" w:hAnsi="Aptos" w:eastAsia="Microsoft JhengHei"/>
-        </w:rPr>
-        <w:t>GitHub Actions 在 master/main push 時執行 pub get、analyze、test 與 Web build；部署 workflow 使用 GitHub Pages。</w:t>
-      </w:r>
-    </w:p>
-    <w:p>
-      <w:pPr>
-        <w:pStyle w:val="Heading3"/>
-      </w:pPr>
-      <w:r>
-        <w:t>FastAPI</w:t>
-      </w:r>
-    </w:p>
-    <w:p>
-      <w:pPr>
-        <w:keepLines/>
-      </w:pPr>
-      <w:r>
-        <w:rPr>
-          <w:rFonts w:ascii="Aptos" w:hAnsi="Aptos" w:eastAsia="Microsoft JhengHei"/>
-        </w:rPr>
-        <w:t xml:space="preserve">Render 執行 </w:t>
-      </w:r>
-      <w:r>
-        <w:rPr>
-          <w:rFonts w:ascii="Cascadia Mono" w:hAnsi="Cascadia Mono" w:eastAsia="Microsoft JhengHei"/>
-          <w:color w:val="2F5597"/>
-          <w:sz w:val="18"/>
-        </w:rPr>
-        <w:t>python_ai_service</w:t>
-      </w:r>
-      <w:r>
-        <w:rPr>
-          <w:rFonts w:ascii="Aptos" w:hAnsi="Aptos" w:eastAsia="Microsoft JhengHei"/>
-        </w:rPr>
-        <w:t xml:space="preserve">，健康檢查為 </w:t>
-      </w:r>
-      <w:r>
-        <w:rPr>
-          <w:rFonts w:ascii="Cascadia Mono" w:hAnsi="Cascadia Mono" w:eastAsia="Microsoft JhengHei"/>
-          <w:color w:val="2F5597"/>
-          <w:sz w:val="18"/>
-        </w:rPr>
-        <w:t>/health</w:t>
-      </w:r>
-      <w:r>
-        <w:rPr>
-          <w:rFonts w:ascii="Aptos" w:hAnsi="Aptos" w:eastAsia="Microsoft JhengHei"/>
-        </w:rPr>
-        <w:t>。部署後確認 CORS、DB_URL、Supabase 驗證參數及 migration 版本。</w:t>
-      </w:r>
-    </w:p>
-    <w:p>
-      <w:pPr>
-        <w:pStyle w:val="Heading3"/>
-      </w:pPr>
-      <w:r>
-        <w:t>Android／iOS</w:t>
-      </w:r>
-    </w:p>
-    <w:p>
-      <w:pPr>
-        <w:keepLines w:val="0"/>
-      </w:pPr>
-      <w:r>
-        <w:rPr>
-          <w:rFonts w:ascii="Aptos" w:hAnsi="Aptos" w:eastAsia="Microsoft JhengHei"/>
-        </w:rPr>
-        <w:t xml:space="preserve">正式簽章詳見根目錄 </w:t>
-      </w:r>
-      <w:r>
-        <w:rPr>
-          <w:rFonts w:ascii="Cascadia Mono" w:hAnsi="Cascadia Mono" w:eastAsia="Microsoft JhengHei"/>
-          <w:color w:val="2F5597"/>
-          <w:sz w:val="18"/>
-        </w:rPr>
-        <w:t>RELEASE_SIGNING.md</w:t>
-      </w:r>
-      <w:r>
-        <w:rPr>
-          <w:rFonts w:ascii="Aptos" w:hAnsi="Aptos" w:eastAsia="Microsoft JhengHei"/>
-        </w:rPr>
-        <w:t xml:space="preserve">。Android 使用本機 </w:t>
-      </w:r>
-      <w:r>
-        <w:rPr>
-          <w:rFonts w:ascii="Cascadia Mono" w:hAnsi="Cascadia Mono" w:eastAsia="Microsoft JhengHei"/>
-          <w:color w:val="2F5597"/>
-          <w:sz w:val="18"/>
-        </w:rPr>
-        <w:t>android/key.properties</w:t>
-      </w:r>
-      <w:r>
-        <w:rPr>
-          <w:rFonts w:ascii="Aptos" w:hAnsi="Aptos" w:eastAsia="Microsoft JhengHei"/>
-        </w:rPr>
-        <w:t xml:space="preserve"> 指向 upload keystore；不得提交真實 keystore 或密碼。iOS 使用 Xcode Automatic Signing、Apple Developer Team 及 bundle ID </w:t>
-      </w:r>
-      <w:r>
-        <w:rPr>
-          <w:rFonts w:ascii="Cascadia Mono" w:hAnsi="Cascadia Mono" w:eastAsia="Microsoft JhengHei"/>
-          <w:color w:val="2F5597"/>
-          <w:sz w:val="18"/>
-        </w:rPr>
-        <w:t>com.minavi.life_pilot</w:t>
-      </w:r>
-      <w:r>
-        <w:rPr>
-          <w:rFonts w:ascii="Aptos" w:hAnsi="Aptos" w:eastAsia="Microsoft JhengHei"/>
-        </w:rPr>
-        <w:t>。</w:t>
-      </w:r>
-    </w:p>
-    <w:p>
-      <w:pPr>
-        <w:pStyle w:val="Heading1"/>
-      </w:pPr>
-      <w:r>
-        <w:t>11. 隱私、條款、匯出與資料保存</w:t>
-      </w:r>
-    </w:p>
-    <w:p>
-      <w:pPr>
-        <w:pStyle w:val="ListBullet"/>
-      </w:pPr>
-      <w:r>
-        <w:rPr>
-          <w:rFonts w:ascii="Aptos" w:hAnsi="Aptos" w:eastAsia="Microsoft JhengHei"/>
-        </w:rPr>
-        <w:t xml:space="preserve">對外法律頁面為 </w:t>
-      </w:r>
-      <w:r>
-        <w:rPr>
-          <w:rFonts w:ascii="Cascadia Mono" w:hAnsi="Cascadia Mono" w:eastAsia="Microsoft JhengHei"/>
-          <w:color w:val="2F5597"/>
-          <w:sz w:val="18"/>
-        </w:rPr>
-        <w:t>web/privacy.html</w:t>
-      </w:r>
-      <w:r>
-        <w:rPr>
-          <w:rFonts w:ascii="Aptos" w:hAnsi="Aptos" w:eastAsia="Microsoft JhengHei"/>
-        </w:rPr>
-        <w:t xml:space="preserve"> 與 </w:t>
-      </w:r>
-      <w:r>
-        <w:rPr>
-          <w:rFonts w:ascii="Cascadia Mono" w:hAnsi="Cascadia Mono" w:eastAsia="Microsoft JhengHei"/>
-          <w:color w:val="2F5597"/>
-          <w:sz w:val="18"/>
-        </w:rPr>
-        <w:t>web/terms.html</w:t>
-      </w:r>
-      <w:r>
-        <w:rPr>
-          <w:rFonts w:ascii="Aptos" w:hAnsi="Aptos" w:eastAsia="Microsoft JhengHei"/>
-        </w:rPr>
-        <w:t>；功能、權限、保存期限或第三方服務異動時，必須同步檢查兩份頁面及三份產品文件。</w:t>
-      </w:r>
-    </w:p>
-    <w:p>
-      <w:pPr>
-        <w:pStyle w:val="ListBullet"/>
-      </w:pPr>
-      <w:r>
-        <w:rPr>
-          <w:rFonts w:ascii="Aptos" w:hAnsi="Aptos" w:eastAsia="Microsoft JhengHei"/>
-        </w:rPr>
-        <w:t>Android Manifest、iOS Info.plist 與 Web 實際要求的通知、精確鬧鐘、麥克風、語音辨識及相片選擇權限，必須與隱私權政策一致。產品不應宣稱必要使用裝置即時定位。</w:t>
-      </w:r>
-    </w:p>
-    <w:p>
-      <w:pPr>
-        <w:pStyle w:val="ListBullet"/>
-      </w:pPr>
-      <w:r>
-        <w:rPr>
-          <w:rFonts w:ascii="Cascadia Mono" w:hAnsi="Cascadia Mono" w:eastAsia="Microsoft JhengHei"/>
-          <w:color w:val="2F5597"/>
-          <w:sz w:val="18"/>
-        </w:rPr>
-        <w:t>ServicePersonalData.export()</w:t>
-      </w:r>
-      <w:r>
-        <w:rPr>
-          <w:rFonts w:ascii="Aptos" w:hAnsi="Aptos" w:eastAsia="Microsoft JhengHei"/>
-        </w:rPr>
-        <w:t xml:space="preserve"> 是雲端 Excel 匯出，不是資料模式搬移。它只讀取雲端資料，不得把 </w:t>
-      </w:r>
-      <w:r>
-        <w:rPr>
-          <w:rFonts w:ascii="Cascadia Mono" w:hAnsi="Cascadia Mono" w:eastAsia="Microsoft JhengHei"/>
-          <w:color w:val="2F5597"/>
-          <w:sz w:val="18"/>
-        </w:rPr>
-        <w:t>LocalDataStore</w:t>
-      </w:r>
-      <w:r>
-        <w:rPr>
-          <w:rFonts w:ascii="Aptos" w:hAnsi="Aptos" w:eastAsia="Microsoft JhengHei"/>
-        </w:rPr>
-        <w:t xml:space="preserve"> 合併進匯出檔。</w:t>
-      </w:r>
-    </w:p>
-    <w:p>
-      <w:pPr>
-        <w:pStyle w:val="ListBullet"/>
-      </w:pPr>
-      <w:r>
-        <w:rPr>
-          <w:rFonts w:ascii="Aptos" w:hAnsi="Aptos" w:eastAsia="Microsoft JhengHei"/>
-        </w:rPr>
-        <w:t>Excel 匯出只包含行事曆、回憶走廊、記帳與積分的畫面資料；欄名、頁籤及分類值依目前語系產生。</w:t>
-      </w:r>
-    </w:p>
-    <w:p>
-      <w:pPr>
-        <w:pStyle w:val="ListBullet"/>
-      </w:pPr>
-      <w:r>
-        <w:rPr>
-          <w:rFonts w:ascii="Aptos" w:hAnsi="Aptos" w:eastAsia="Microsoft JhengHei"/>
-        </w:rPr>
-        <w:t xml:space="preserve">雲端／本機搬移由 </w:t>
-      </w:r>
-      <w:r>
-        <w:rPr>
-          <w:rFonts w:ascii="Cascadia Mono" w:hAnsi="Cascadia Mono" w:eastAsia="Microsoft JhengHei"/>
-          <w:color w:val="2F5597"/>
-          <w:sz w:val="18"/>
-        </w:rPr>
-        <w:t>ServiceLocalDataTransfer</w:t>
-      </w:r>
-      <w:r>
-        <w:rPr>
-          <w:rFonts w:ascii="Aptos" w:hAnsi="Aptos" w:eastAsia="Microsoft JhengHei"/>
-        </w:rPr>
-        <w:t xml:space="preserve"> 負責，與 Excel 匯出分離；搬移成功後才刪除來源端資料。</w:t>
-      </w:r>
-    </w:p>
-    <w:p>
-      <w:pPr>
-        <w:pStyle w:val="ListBullet"/>
-      </w:pPr>
-      <w:r>
-        <w:rPr>
-          <w:rFonts w:ascii="Aptos" w:hAnsi="Aptos" w:eastAsia="Microsoft JhengHei"/>
-        </w:rPr>
-        <w:t>帳號刪除只能處理 Authentication 與雲端資料。IndexedDB／Sembast 位於使用者裝置，伺服器無法遠端刪除，UI 與條款必須明確提醒。</w:t>
-      </w:r>
-    </w:p>
-    <w:p>
-      <w:pPr>
-        <w:pStyle w:val="ListBullet"/>
-      </w:pPr>
-      <w:r>
-        <w:rPr>
-          <w:rFonts w:ascii="Aptos" w:hAnsi="Aptos" w:eastAsia="Microsoft JhengHei"/>
-        </w:rPr>
-        <w:t xml:space="preserve">排程清理至少包含 </w:t>
-      </w:r>
-      <w:r>
-        <w:rPr>
-          <w:rFonts w:ascii="Cascadia Mono" w:hAnsi="Cascadia Mono" w:eastAsia="Microsoft JhengHei"/>
-          <w:color w:val="2F5597"/>
-          <w:sz w:val="18"/>
-        </w:rPr>
-        <w:t>cleanup_expired_subscription_overages</w:t>
-      </w:r>
-      <w:r>
-        <w:rPr>
-          <w:rFonts w:ascii="Aptos" w:hAnsi="Aptos" w:eastAsia="Microsoft JhengHei"/>
-        </w:rPr>
-        <w:t>、</w:t>
-      </w:r>
-      <w:r>
-        <w:rPr>
-          <w:rFonts w:ascii="Cascadia Mono" w:hAnsi="Cascadia Mono" w:eastAsia="Microsoft JhengHei"/>
-          <w:color w:val="2F5597"/>
-          <w:sz w:val="18"/>
-        </w:rPr>
-        <w:t>cleanup_expired_game_answer_history</w:t>
-      </w:r>
-      <w:r>
-        <w:rPr>
-          <w:rFonts w:ascii="Aptos" w:hAnsi="Aptos" w:eastAsia="Microsoft JhengHei"/>
-        </w:rPr>
-        <w:t xml:space="preserve"> 及 </w:t>
-      </w:r>
-      <w:r>
-        <w:rPr>
-          <w:rFonts w:ascii="Cascadia Mono" w:hAnsi="Cascadia Mono" w:eastAsia="Microsoft JhengHei"/>
-          <w:color w:val="2F5597"/>
-          <w:sz w:val="18"/>
-        </w:rPr>
-        <w:t>cleanup_inactive_free_accounts</w:t>
-      </w:r>
-      <w:r>
-        <w:rPr>
-          <w:rFonts w:ascii="Aptos" w:hAnsi="Aptos" w:eastAsia="Microsoft JhengHei"/>
-        </w:rPr>
-        <w:t>，並保留稽核資訊。</w:t>
-      </w:r>
-    </w:p>
-    <w:p>
-      <w:pPr>
-        <w:pStyle w:val="ListBullet"/>
-      </w:pPr>
-      <w:r>
-        <w:rPr>
-          <w:rFonts w:ascii="Cascadia Mono" w:hAnsi="Cascadia Mono" w:eastAsia="Microsoft JhengHei"/>
-          <w:color w:val="2F5597"/>
-          <w:sz w:val="18"/>
-        </w:rPr>
-        <w:t>subscription_expiry_schedule.dart</w:t>
-      </w:r>
-      <w:r>
-        <w:rPr>
-          <w:rFonts w:ascii="Aptos" w:hAnsi="Aptos" w:eastAsia="Microsoft JhengHei"/>
-        </w:rPr>
-        <w:t xml:space="preserve"> 的畫面預告與資料庫清理規則必須一致：部分權益到期只降低累加額度；全部權益到期才套用唯讀或免費回退。</w:t>
-      </w:r>
-    </w:p>
-    <w:p>
-      <w:pPr>
-        <w:pStyle w:val="Heading1"/>
-      </w:pPr>
-      <w:r>
-        <w:t>12. 目前技術限制與後續工作</w:t>
-      </w:r>
-    </w:p>
-    <w:p>
-      <w:pPr>
-        <w:pStyle w:val="ListBullet"/>
-      </w:pPr>
-      <w:r>
-        <w:rPr>
-          <w:rFonts w:ascii="Aptos" w:hAnsi="Aptos" w:eastAsia="Microsoft JhengHei"/>
-        </w:rPr>
-        <w:t>正式 App 內付款及收據驗證尚未完成。</w:t>
-      </w:r>
-    </w:p>
-    <w:p>
-      <w:pPr>
-        <w:pStyle w:val="ListBullet"/>
-      </w:pPr>
-      <w:r>
-        <w:rPr>
-          <w:rFonts w:ascii="Aptos" w:hAnsi="Aptos" w:eastAsia="Microsoft JhengHei"/>
-        </w:rPr>
-        <w:t>推薦活動、景點與回憶資料量持續增加後，需全面改為伺服器分頁及條件查詢。</w:t>
-      </w:r>
-    </w:p>
-    <w:p>
-      <w:pPr>
-        <w:pStyle w:val="ListBullet"/>
-      </w:pPr>
-      <w:r>
-        <w:rPr>
-          <w:rFonts w:ascii="Aptos" w:hAnsi="Aptos" w:eastAsia="Microsoft JhengHei"/>
-        </w:rPr>
-        <w:t>本機大量資料目前仍需逐資源掃描，後續可增加索引與分頁。</w:t>
-      </w:r>
-    </w:p>
-    <w:p>
-      <w:pPr>
-        <w:pStyle w:val="ListBullet"/>
-      </w:pPr>
-      <w:r>
-        <w:rPr>
-          <w:rFonts w:ascii="Aptos" w:hAnsi="Aptos" w:eastAsia="Microsoft JhengHei"/>
-        </w:rPr>
-        <w:t>外部活動網站 DOM 可能變更，來源解析器需要監控與 fixture 測試。</w:t>
-      </w:r>
-    </w:p>
-    <w:p>
-      <w:pPr>
-        <w:pStyle w:val="ListBullet"/>
-      </w:pPr>
-      <w:r>
-        <w:rPr>
-          <w:rFonts w:ascii="Aptos" w:hAnsi="Aptos" w:eastAsia="Microsoft JhengHei"/>
-        </w:rPr>
-        <w:t>免費無活動帳號自動清理涉及跨表刪除，正式排程前需在 staging 驗證 FK、稽核紀錄與可恢復流程。</w:t>
+        <w:t>建議後續依量測處理縮圖傳輸、本機大資料索引、長匯出記憶體與伺服器分頁契約。每項改善先記現況、加入回歸案例，再比較同條件實測，不承諾沒有證據的百分比或秒數提升。</w:t>
       </w:r>
     </w:p>
     <w:sectPr>
@@ -3403,7 +5925,7 @@
     <w:r>
       <w:rPr>
         <w:rFonts w:ascii="Aptos" w:hAnsi="Aptos" w:eastAsia="Microsoft JhengHei"/>
-        <w:color w:val="595959"/>
+        <w:color w:val="000000"/>
         <w:sz w:val="17"/>
       </w:rPr>
       <w:t>Life Pilot 開發者技術文件</w:t>
@@ -3776,12 +6298,12 @@
     <w:qFormat/>
     <w:rsid w:val="00FC693F"/>
     <w:pPr>
-      <w:spacing w:after="100" w:line="269" w:lineRule="auto"/>
+      <w:spacing w:after="100" w:line="278" w:lineRule="auto"/>
     </w:pPr>
     <w:rPr>
       <w:rFonts w:ascii="Aptos" w:hAnsi="Aptos" w:eastAsia="Microsoft JhengHei"/>
-      <w:color w:val="1F1F1F"/>
-      <w:sz w:val="21"/>
+      <w:color w:val="000000"/>
+      <w:sz w:val="22"/>
     </w:rPr>
   </w:style>
   <w:style w:type="paragraph" w:styleId="Header">
@@ -4128,9 +6650,6 @@
     <w:rsid w:val="00FC693F"/>
     <w:pPr>
       <w:keepNext/>
-      <w:pBdr>
-        <w:bottom w:val="single" w:sz="8" w:space="4" w:color="4F81BD" w:themeColor="accent1"/>
-      </w:pBdr>
       <w:spacing w:after="200" w:line="240" w:lineRule="auto" w:before="0"/>
       <w:contextualSpacing/>
     </w:pPr>
@@ -4616,9 +7135,6 @@
     <w:qFormat/>
     <w:rsid w:val="00FC693F"/>
     <w:pPr>
-      <w:pBdr>
-        <w:bottom w:val="single" w:sz="4" w:space="4" w:color="4F81BD" w:themeColor="accent1"/>
-      </w:pBdr>
       <w:spacing w:before="200" w:after="280"/>
       <w:ind w:left="936" w:right="936"/>
     </w:pPr>
@@ -15479,7 +17995,7 @@
     </w:pPr>
     <w:rPr>
       <w:rFonts w:ascii="Cascadia Mono" w:hAnsi="Cascadia Mono"/>
-      <w:sz w:val="16"/>
+      <w:sz w:val="19"/>
     </w:rPr>
   </w:style>
 </w:styles>
